--- a/Dokumentációhoz/Dokumentumok/Dokumentáció.docx
+++ b/Dokumentációhoz/Dokumentumok/Dokumentáció.docx
@@ -1,6 +1,6 @@
 
 <file path=word/document.xml><?xml version="1.0" encoding="utf-8"?>
-<w:document xmlns:wpc="http://schemas.microsoft.com/office/word/2010/wordprocessingCanvas" xmlns:cx="http://schemas.microsoft.com/office/drawing/2014/chartex" xmlns:cx1="http://schemas.microsoft.com/office/drawing/2015/9/8/chartex" xmlns:cx2="http://schemas.microsoft.com/office/drawing/2015/10/21/chartex" xmlns:cx3="http://schemas.microsoft.com/office/drawing/2016/5/9/chartex" xmlns:cx4="http://schemas.microsoft.com/office/drawing/2016/5/10/chartex" xmlns:cx5="http://schemas.microsoft.com/office/drawing/2016/5/11/chartex" xmlns:cx6="http://schemas.microsoft.com/office/drawing/2016/5/12/chartex" xmlns:cx7="http://schemas.microsoft.com/office/drawing/2016/5/13/chartex" xmlns:cx8="http://schemas.microsoft.com/office/drawing/2016/5/14/chartex" xmlns:mc="http://schemas.openxmlformats.org/markup-compatibility/2006" xmlns:aink="http://schemas.microsoft.com/office/drawing/2016/ink" xmlns:am3d="http://schemas.microsoft.com/office/drawing/2017/model3d" xmlns:o="urn:schemas-microsoft-com:office:office" xmlns:r="http://schemas.openxmlformats.org/officeDocument/2006/relationships" xmlns:m="http://schemas.openxmlformats.org/officeDocument/2006/math" xmlns:v="urn:schemas-microsoft-com:vml" xmlns:wp14="http://schemas.microsoft.com/office/word/2010/wordprocessingDrawing" xmlns:wp="http://schemas.openxmlformats.org/drawingml/2006/wordprocessingDrawing" xmlns:w10="urn:schemas-microsoft-com:office:word" xmlns:w="http://schemas.openxmlformats.org/wordprocessingml/2006/main" xmlns:w14="http://schemas.microsoft.com/office/word/2010/wordml" xmlns:w15="http://schemas.microsoft.com/office/word/2012/wordml" xmlns:w16cex="http://schemas.microsoft.com/office/word/2018/wordml/cex" xmlns:w16cid="http://schemas.microsoft.com/office/word/2016/wordml/cid" xmlns:w16="http://schemas.microsoft.com/office/word/2018/wordml" xmlns:w16sdtdh="http://schemas.microsoft.com/office/word/2020/wordml/sdtdatahash" xmlns:w16se="http://schemas.microsoft.com/office/word/2015/wordml/symex" xmlns:wpg="http://schemas.microsoft.com/office/word/2010/wordprocessingGroup" xmlns:wpi="http://schemas.microsoft.com/office/word/2010/wordprocessingInk" xmlns:wne="http://schemas.microsoft.com/office/word/2006/wordml" xmlns:wps="http://schemas.microsoft.com/office/word/2010/wordprocessingShape" mc:Ignorable="w14 w15 w16se w16cid w16 w16cex w16sdtdh wp14">
+<w:document xmlns:wpc="http://schemas.microsoft.com/office/word/2010/wordprocessingCanvas" xmlns:cx="http://schemas.microsoft.com/office/drawing/2014/chartex" xmlns:mc="http://schemas.openxmlformats.org/markup-compatibility/2006" xmlns:o="urn:schemas-microsoft-com:office:office" xmlns:r="http://schemas.openxmlformats.org/officeDocument/2006/relationships" xmlns:m="http://schemas.openxmlformats.org/officeDocument/2006/math" xmlns:v="urn:schemas-microsoft-com:vml" xmlns:wp14="http://schemas.microsoft.com/office/word/2010/wordprocessingDrawing" xmlns:wp="http://schemas.openxmlformats.org/drawingml/2006/wordprocessingDrawing" xmlns:w10="urn:schemas-microsoft-com:office:word" xmlns:w="http://schemas.openxmlformats.org/wordprocessingml/2006/main" xmlns:w14="http://schemas.microsoft.com/office/word/2010/wordml" xmlns:w15="http://schemas.microsoft.com/office/word/2012/wordml" xmlns:w16se="http://schemas.microsoft.com/office/word/2015/wordml/symex" xmlns:wpg="http://schemas.microsoft.com/office/word/2010/wordprocessingGroup" xmlns:wpi="http://schemas.microsoft.com/office/word/2010/wordprocessingInk" xmlns:wne="http://schemas.microsoft.com/office/word/2006/wordml" xmlns:wps="http://schemas.microsoft.com/office/word/2010/wordprocessingShape" mc:Ignorable="w14 w15 w16se wp14">
   <w:body>
     <w:p>
       <w:pPr>
@@ -139,16 +139,13 @@
         <w:br w:type="page"/>
       </w:r>
     </w:p>
+    <w:bookmarkStart w:id="0" w:name="_Toc208994418" w:displacedByCustomXml="next"/>
+    <w:bookmarkEnd w:id="0" w:displacedByCustomXml="next"/>
+    <w:bookmarkStart w:id="1" w:name="_Toc208994419" w:displacedByCustomXml="next"/>
+    <w:bookmarkStart w:id="2" w:name="_Toc208994356" w:displacedByCustomXml="next"/>
     <w:sdt>
       <w:sdtPr>
-        <w:rPr>
-          <w:rFonts w:ascii="Times New Roman" w:eastAsiaTheme="minorHAnsi" w:hAnsi="Times New Roman" w:cstheme="minorBidi"/>
-          <w:color w:val="auto"/>
-          <w:sz w:val="28"/>
-          <w:szCs w:val="22"/>
-          <w:lang w:eastAsia="en-US"/>
-        </w:rPr>
-        <w:id w:val="1117802317"/>
+        <w:id w:val="1625818296"/>
         <w:docPartObj>
           <w:docPartGallery w:val="Table of Contents"/>
           <w:docPartUnique/>
@@ -156,8 +153,13 @@
       </w:sdtPr>
       <w:sdtEndPr>
         <w:rPr>
+          <w:rFonts w:ascii="Times New Roman" w:eastAsiaTheme="minorHAnsi" w:hAnsi="Times New Roman" w:cstheme="minorBidi"/>
           <w:b/>
           <w:bCs/>
+          <w:color w:val="auto"/>
+          <w:sz w:val="28"/>
+          <w:szCs w:val="22"/>
+          <w:lang w:eastAsia="en-US"/>
         </w:rPr>
       </w:sdtEndPr>
       <w:sdtContent>
@@ -165,24 +167,12 @@
           <w:pPr>
             <w:pStyle w:val="Tartalomjegyzkcmsora"/>
             <w:rPr>
-              <w:rFonts w:ascii="Times New Roman" w:hAnsi="Times New Roman" w:cs="Times New Roman"/>
-              <w:b/>
-              <w:bCs/>
-              <w:color w:val="ED7D31" w:themeColor="accent2"/>
-              <w:sz w:val="36"/>
-              <w:szCs w:val="36"/>
-              <w:u w:val="single"/>
+              <w:rStyle w:val="Cmsor2Char"/>
             </w:rPr>
           </w:pPr>
           <w:r>
             <w:rPr>
-              <w:rFonts w:ascii="Times New Roman" w:hAnsi="Times New Roman" w:cs="Times New Roman"/>
-              <w:b/>
-              <w:bCs/>
-              <w:color w:val="ED7D31" w:themeColor="accent2"/>
-              <w:sz w:val="36"/>
-              <w:szCs w:val="36"/>
-              <w:u w:val="single"/>
+              <w:rStyle w:val="Cmsor2Char"/>
             </w:rPr>
             <w:t>Tartalom</w:t>
           </w:r>
@@ -210,7 +200,7 @@
           <w:r>
             <w:fldChar w:fldCharType="separate"/>
           </w:r>
-          <w:hyperlink w:anchor="_Toc210651552" w:history="1">
+          <w:hyperlink w:anchor="_Toc226832399" w:history="1">
             <w:r>
               <w:rPr>
                 <w:rStyle w:val="Hiperhivatkozs"/>
@@ -253,7 +243,7 @@
                 <w:noProof/>
                 <w:webHidden/>
               </w:rPr>
-              <w:instrText xml:space="preserve"> PAGEREF _Toc210651552 \h </w:instrText>
+              <w:instrText xml:space="preserve"> PAGEREF _Toc226832399 \h </w:instrText>
             </w:r>
             <w:r>
               <w:rPr>
@@ -298,7 +288,7 @@
               <w:lang w:eastAsia="hu-HU"/>
             </w:rPr>
           </w:pPr>
-          <w:hyperlink w:anchor="_Toc210651553" w:history="1">
+          <w:hyperlink w:anchor="_Toc226832400" w:history="1">
             <w:r>
               <w:rPr>
                 <w:rStyle w:val="Hiperhivatkozs"/>
@@ -341,7 +331,7 @@
                 <w:noProof/>
                 <w:webHidden/>
               </w:rPr>
-              <w:instrText xml:space="preserve"> PAGEREF _Toc210651553 \h </w:instrText>
+              <w:instrText xml:space="preserve"> PAGEREF _Toc226832400 \h </w:instrText>
             </w:r>
             <w:r>
               <w:rPr>
@@ -386,7 +376,7 @@
               <w:lang w:eastAsia="hu-HU"/>
             </w:rPr>
           </w:pPr>
-          <w:hyperlink w:anchor="_Toc210651554" w:history="1">
+          <w:hyperlink w:anchor="_Toc226832401" w:history="1">
             <w:r>
               <w:rPr>
                 <w:rStyle w:val="Hiperhivatkozs"/>
@@ -429,7 +419,7 @@
                 <w:noProof/>
                 <w:webHidden/>
               </w:rPr>
-              <w:instrText xml:space="preserve"> PAGEREF _Toc210651554 \h </w:instrText>
+              <w:instrText xml:space="preserve"> PAGEREF _Toc226832401 \h </w:instrText>
             </w:r>
             <w:r>
               <w:rPr>
@@ -474,7 +464,7 @@
               <w:lang w:eastAsia="hu-HU"/>
             </w:rPr>
           </w:pPr>
-          <w:hyperlink w:anchor="_Toc210651555" w:history="1">
+          <w:hyperlink w:anchor="_Toc226832402" w:history="1">
             <w:r>
               <w:rPr>
                 <w:rStyle w:val="Hiperhivatkozs"/>
@@ -496,7 +486,7 @@
                 <w:rStyle w:val="Hiperhivatkozs"/>
                 <w:noProof/>
               </w:rPr>
-              <w:t>Elvárások a megoldással kapcsolatban</w:t>
+              <w:t>Felhasználói dokumentáció</w:t>
             </w:r>
             <w:r>
               <w:rPr>
@@ -517,7 +507,7 @@
                 <w:noProof/>
                 <w:webHidden/>
               </w:rPr>
-              <w:instrText xml:space="preserve"> PAGEREF _Toc210651555 \h </w:instrText>
+              <w:instrText xml:space="preserve"> PAGEREF _Toc226832402 \h </w:instrText>
             </w:r>
             <w:r>
               <w:rPr>
@@ -562,7 +552,7 @@
               <w:lang w:eastAsia="hu-HU"/>
             </w:rPr>
           </w:pPr>
-          <w:hyperlink w:anchor="_Toc210651556" w:history="1">
+          <w:hyperlink w:anchor="_Toc226832403" w:history="1">
             <w:r>
               <w:rPr>
                 <w:rStyle w:val="Hiperhivatkozs"/>
@@ -584,7 +574,7 @@
                 <w:rStyle w:val="Hiperhivatkozs"/>
                 <w:noProof/>
               </w:rPr>
-              <w:t>Operációs rendszer</w:t>
+              <w:t>A program általános specifikációja</w:t>
             </w:r>
             <w:r>
               <w:rPr>
@@ -605,7 +595,7 @@
                 <w:noProof/>
                 <w:webHidden/>
               </w:rPr>
-              <w:instrText xml:space="preserve"> PAGEREF _Toc210651556 \h </w:instrText>
+              <w:instrText xml:space="preserve"> PAGEREF _Toc226832403 \h </w:instrText>
             </w:r>
             <w:r>
               <w:rPr>
@@ -650,7 +640,7 @@
               <w:lang w:eastAsia="hu-HU"/>
             </w:rPr>
           </w:pPr>
-          <w:hyperlink w:anchor="_Toc210651557" w:history="1">
+          <w:hyperlink w:anchor="_Toc226832404" w:history="1">
             <w:r>
               <w:rPr>
                 <w:rStyle w:val="Hiperhivatkozs"/>
@@ -672,7 +662,7 @@
                 <w:rStyle w:val="Hiperhivatkozs"/>
                 <w:noProof/>
               </w:rPr>
-              <w:t>Fejlesztői környezet</w:t>
+              <w:t>Hardver követelmények</w:t>
             </w:r>
             <w:r>
               <w:rPr>
@@ -693,7 +683,7 @@
                 <w:noProof/>
                 <w:webHidden/>
               </w:rPr>
-              <w:instrText xml:space="preserve"> PAGEREF _Toc210651557 \h </w:instrText>
+              <w:instrText xml:space="preserve"> PAGEREF _Toc226832404 \h </w:instrText>
             </w:r>
             <w:r>
               <w:rPr>
@@ -738,7 +728,7 @@
               <w:lang w:eastAsia="hu-HU"/>
             </w:rPr>
           </w:pPr>
-          <w:hyperlink w:anchor="_Toc210651558" w:history="1">
+          <w:hyperlink w:anchor="_Toc226832405" w:history="1">
             <w:r>
               <w:rPr>
                 <w:rStyle w:val="Hiperhivatkozs"/>
@@ -760,7 +750,7 @@
                 <w:rStyle w:val="Hiperhivatkozs"/>
                 <w:noProof/>
               </w:rPr>
-              <w:t>Szoftverfejlesztés</w:t>
+              <w:t>Szoftver követelmények</w:t>
             </w:r>
             <w:r>
               <w:rPr>
@@ -781,7 +771,95 @@
                 <w:noProof/>
                 <w:webHidden/>
               </w:rPr>
-              <w:instrText xml:space="preserve"> PAGEREF _Toc210651558 \h </w:instrText>
+              <w:instrText xml:space="preserve"> PAGEREF _Toc226832405 \h </w:instrText>
+            </w:r>
+            <w:r>
+              <w:rPr>
+                <w:noProof/>
+                <w:webHidden/>
+              </w:rPr>
+            </w:r>
+            <w:r>
+              <w:rPr>
+                <w:noProof/>
+                <w:webHidden/>
+              </w:rPr>
+              <w:fldChar w:fldCharType="separate"/>
+            </w:r>
+            <w:r>
+              <w:rPr>
+                <w:noProof/>
+                <w:webHidden/>
+              </w:rPr>
+              <w:t>3</w:t>
+            </w:r>
+            <w:r>
+              <w:rPr>
+                <w:noProof/>
+                <w:webHidden/>
+              </w:rPr>
+              <w:fldChar w:fldCharType="end"/>
+            </w:r>
+          </w:hyperlink>
+        </w:p>
+        <w:p>
+          <w:pPr>
+            <w:pStyle w:val="TJ2"/>
+            <w:tabs>
+              <w:tab w:val="left" w:pos="880"/>
+              <w:tab w:val="right" w:leader="dot" w:pos="9062"/>
+            </w:tabs>
+            <w:rPr>
+              <w:rFonts w:asciiTheme="minorHAnsi" w:eastAsiaTheme="minorEastAsia" w:hAnsiTheme="minorHAnsi"/>
+              <w:noProof/>
+              <w:sz w:val="22"/>
+              <w:lang w:eastAsia="hu-HU"/>
+            </w:rPr>
+          </w:pPr>
+          <w:hyperlink w:anchor="_Toc226832406" w:history="1">
+            <w:r>
+              <w:rPr>
+                <w:rStyle w:val="Hiperhivatkozs"/>
+                <w:noProof/>
+              </w:rPr>
+              <w:t>2.4</w:t>
+            </w:r>
+            <w:r>
+              <w:rPr>
+                <w:rFonts w:asciiTheme="minorHAnsi" w:eastAsiaTheme="minorEastAsia" w:hAnsiTheme="minorHAnsi"/>
+                <w:noProof/>
+                <w:sz w:val="22"/>
+                <w:lang w:eastAsia="hu-HU"/>
+              </w:rPr>
+              <w:tab/>
+            </w:r>
+            <w:r>
+              <w:rPr>
+                <w:rStyle w:val="Hiperhivatkozs"/>
+                <w:noProof/>
+              </w:rPr>
+              <w:t>A program használatának részletes leírása</w:t>
+            </w:r>
+            <w:r>
+              <w:rPr>
+                <w:noProof/>
+                <w:webHidden/>
+              </w:rPr>
+              <w:tab/>
+            </w:r>
+            <w:r>
+              <w:rPr>
+                <w:noProof/>
+                <w:webHidden/>
+              </w:rPr>
+              <w:fldChar w:fldCharType="begin"/>
+            </w:r>
+            <w:r>
+              <w:rPr>
+                <w:noProof/>
+                <w:webHidden/>
+              </w:rPr>
+              <w:instrText xml:space="preserve"> PAGEREF _Toc226832406 \h </w:instrText>
             </w:r>
             <w:r>
               <w:rPr>
@@ -826,7 +904,7 @@
               <w:lang w:eastAsia="hu-HU"/>
             </w:rPr>
           </w:pPr>
-          <w:hyperlink w:anchor="_Toc210651559" w:history="1">
+          <w:hyperlink w:anchor="_Toc226832407" w:history="1">
             <w:r>
               <w:rPr>
                 <w:rStyle w:val="Hiperhivatkozs"/>
@@ -848,7 +926,7 @@
                 <w:rStyle w:val="Hiperhivatkozs"/>
                 <w:noProof/>
               </w:rPr>
-              <w:t>Szoftverspecifikáció</w:t>
+              <w:t>Fejlesztői dokumentáció</w:t>
             </w:r>
             <w:r>
               <w:rPr>
@@ -869,7 +947,7 @@
                 <w:noProof/>
                 <w:webHidden/>
               </w:rPr>
-              <w:instrText xml:space="preserve"> PAGEREF _Toc210651559 \h </w:instrText>
+              <w:instrText xml:space="preserve"> PAGEREF _Toc226832407 \h </w:instrText>
             </w:r>
             <w:r>
               <w:rPr>
@@ -914,7 +992,7 @@
               <w:lang w:eastAsia="hu-HU"/>
             </w:rPr>
           </w:pPr>
-          <w:hyperlink w:anchor="_Toc210651560" w:history="1">
+          <w:hyperlink w:anchor="_Toc226832408" w:history="1">
             <w:r>
               <w:rPr>
                 <w:rStyle w:val="Hiperhivatkozs"/>
@@ -936,7 +1014,7 @@
                 <w:rStyle w:val="Hiperhivatkozs"/>
                 <w:noProof/>
               </w:rPr>
-              <w:t>Modulok</w:t>
+              <w:t>Operációs rendszer</w:t>
             </w:r>
             <w:r>
               <w:rPr>
@@ -957,7 +1035,7 @@
                 <w:noProof/>
                 <w:webHidden/>
               </w:rPr>
-              <w:instrText xml:space="preserve"> PAGEREF _Toc210651560 \h </w:instrText>
+              <w:instrText xml:space="preserve"> PAGEREF _Toc226832408 \h </w:instrText>
             </w:r>
             <w:r>
               <w:rPr>
@@ -1002,7 +1080,7 @@
               <w:lang w:eastAsia="hu-HU"/>
             </w:rPr>
           </w:pPr>
-          <w:hyperlink w:anchor="_Toc210651561" w:history="1">
+          <w:hyperlink w:anchor="_Toc226832409" w:history="1">
             <w:r>
               <w:rPr>
                 <w:rStyle w:val="Hiperhivatkozs"/>
@@ -1024,7 +1102,7 @@
                 <w:rStyle w:val="Hiperhivatkozs"/>
                 <w:noProof/>
               </w:rPr>
-              <w:t>Felhasználói felület</w:t>
+              <w:t>Fejlesztői környezet</w:t>
             </w:r>
             <w:r>
               <w:rPr>
@@ -1045,7 +1123,7 @@
                 <w:noProof/>
                 <w:webHidden/>
               </w:rPr>
-              <w:instrText xml:space="preserve"> PAGEREF _Toc210651561 \h </w:instrText>
+              <w:instrText xml:space="preserve"> PAGEREF _Toc226832409 \h </w:instrText>
             </w:r>
             <w:r>
               <w:rPr>
@@ -1090,7 +1168,7 @@
               <w:lang w:eastAsia="hu-HU"/>
             </w:rPr>
           </w:pPr>
-          <w:hyperlink w:anchor="_Toc210651562" w:history="1">
+          <w:hyperlink w:anchor="_Toc226832410" w:history="1">
             <w:r>
               <w:rPr>
                 <w:rStyle w:val="Hiperhivatkozs"/>
@@ -1112,7 +1190,7 @@
                 <w:rStyle w:val="Hiperhivatkozs"/>
                 <w:noProof/>
               </w:rPr>
-              <w:t>Adminisztrációs felület</w:t>
+              <w:t>Adatmodell</w:t>
             </w:r>
             <w:r>
               <w:rPr>
@@ -1133,7 +1211,7 @@
                 <w:noProof/>
                 <w:webHidden/>
               </w:rPr>
-              <w:instrText xml:space="preserve"> PAGEREF _Toc210651562 \h </w:instrText>
+              <w:instrText xml:space="preserve"> PAGEREF _Toc226832410 \h </w:instrText>
             </w:r>
             <w:r>
               <w:rPr>
@@ -1178,7 +1256,7 @@
               <w:lang w:eastAsia="hu-HU"/>
             </w:rPr>
           </w:pPr>
-          <w:hyperlink w:anchor="_Toc210651563" w:history="1">
+          <w:hyperlink w:anchor="_Toc226832411" w:history="1">
             <w:r>
               <w:rPr>
                 <w:rStyle w:val="Hiperhivatkozs"/>
@@ -1200,7 +1278,7 @@
                 <w:rStyle w:val="Hiperhivatkozs"/>
                 <w:noProof/>
               </w:rPr>
-              <w:t>Étkeztetői felület</w:t>
+              <w:t>Algoritmusok</w:t>
             </w:r>
             <w:r>
               <w:rPr>
@@ -1221,7 +1299,7 @@
                 <w:noProof/>
                 <w:webHidden/>
               </w:rPr>
-              <w:instrText xml:space="preserve"> PAGEREF _Toc210651563 \h </w:instrText>
+              <w:instrText xml:space="preserve"> PAGEREF _Toc226832411 \h </w:instrText>
             </w:r>
             <w:r>
               <w:rPr>
@@ -1241,7 +1319,7 @@
                 <w:noProof/>
                 <w:webHidden/>
               </w:rPr>
-              <w:t>5</w:t>
+              <w:t>4</w:t>
             </w:r>
             <w:r>
               <w:rPr>
@@ -1266,7 +1344,7 @@
               <w:lang w:eastAsia="hu-HU"/>
             </w:rPr>
           </w:pPr>
-          <w:hyperlink w:anchor="_Toc210651564" w:history="1">
+          <w:hyperlink w:anchor="_Toc226832412" w:history="1">
             <w:r>
               <w:rPr>
                 <w:rStyle w:val="Hiperhivatkozs"/>
@@ -1288,7 +1366,7 @@
                 <w:rStyle w:val="Hiperhivatkozs"/>
                 <w:noProof/>
               </w:rPr>
-              <w:t>Megjelenés</w:t>
+              <w:t>Tesztelési dokumentáció</w:t>
             </w:r>
             <w:r>
               <w:rPr>
@@ -1309,7 +1387,95 @@
                 <w:noProof/>
                 <w:webHidden/>
               </w:rPr>
-              <w:instrText xml:space="preserve"> PAGEREF _Toc210651564 \h </w:instrText>
+              <w:instrText xml:space="preserve"> PAGEREF _Toc226832412 \h </w:instrText>
+            </w:r>
+            <w:r>
+              <w:rPr>
+                <w:noProof/>
+                <w:webHidden/>
+              </w:rPr>
+            </w:r>
+            <w:r>
+              <w:rPr>
+                <w:noProof/>
+                <w:webHidden/>
+              </w:rPr>
+              <w:fldChar w:fldCharType="separate"/>
+            </w:r>
+            <w:r>
+              <w:rPr>
+                <w:noProof/>
+                <w:webHidden/>
+              </w:rPr>
+              <w:t>4</w:t>
+            </w:r>
+            <w:r>
+              <w:rPr>
+                <w:noProof/>
+                <w:webHidden/>
+              </w:rPr>
+              <w:fldChar w:fldCharType="end"/>
+            </w:r>
+          </w:hyperlink>
+        </w:p>
+        <w:p>
+          <w:pPr>
+            <w:pStyle w:val="TJ1"/>
+            <w:tabs>
+              <w:tab w:val="left" w:pos="560"/>
+              <w:tab w:val="right" w:leader="dot" w:pos="9062"/>
+            </w:tabs>
+            <w:rPr>
+              <w:rFonts w:asciiTheme="minorHAnsi" w:eastAsiaTheme="minorEastAsia" w:hAnsiTheme="minorHAnsi"/>
+              <w:noProof/>
+              <w:sz w:val="22"/>
+              <w:lang w:eastAsia="hu-HU"/>
+            </w:rPr>
+          </w:pPr>
+          <w:hyperlink w:anchor="_Toc226832413" w:history="1">
+            <w:r>
+              <w:rPr>
+                <w:rStyle w:val="Hiperhivatkozs"/>
+                <w:noProof/>
+              </w:rPr>
+              <w:t>4.</w:t>
+            </w:r>
+            <w:r>
+              <w:rPr>
+                <w:rFonts w:asciiTheme="minorHAnsi" w:eastAsiaTheme="minorEastAsia" w:hAnsiTheme="minorHAnsi"/>
+                <w:noProof/>
+                <w:sz w:val="22"/>
+                <w:lang w:eastAsia="hu-HU"/>
+              </w:rPr>
+              <w:tab/>
+            </w:r>
+            <w:r>
+              <w:rPr>
+                <w:rStyle w:val="Hiperhivatkozs"/>
+                <w:noProof/>
+              </w:rPr>
+              <w:t>Összefoglalás</w:t>
+            </w:r>
+            <w:r>
+              <w:rPr>
+                <w:noProof/>
+                <w:webHidden/>
+              </w:rPr>
+              <w:tab/>
+            </w:r>
+            <w:r>
+              <w:rPr>
+                <w:noProof/>
+                <w:webHidden/>
+              </w:rPr>
+              <w:fldChar w:fldCharType="begin"/>
+            </w:r>
+            <w:r>
+              <w:rPr>
+                <w:noProof/>
+                <w:webHidden/>
+              </w:rPr>
+              <w:instrText xml:space="preserve"> PAGEREF _Toc226832413 \h </w:instrText>
             </w:r>
             <w:r>
               <w:rPr>
@@ -1354,13 +1520,13 @@
               <w:lang w:eastAsia="hu-HU"/>
             </w:rPr>
           </w:pPr>
-          <w:hyperlink w:anchor="_Toc210651565" w:history="1">
+          <w:hyperlink w:anchor="_Toc226832414" w:history="1">
             <w:r>
               <w:rPr>
                 <w:rStyle w:val="Hiperhivatkozs"/>
                 <w:noProof/>
               </w:rPr>
-              <w:t>3.6</w:t>
+              <w:t>4.1</w:t>
             </w:r>
             <w:r>
               <w:rPr>
@@ -1376,7 +1542,7 @@
                 <w:rStyle w:val="Hiperhivatkozs"/>
                 <w:noProof/>
               </w:rPr>
-              <w:t>Funkciók</w:t>
+              <w:t>Csapatmunka</w:t>
             </w:r>
             <w:r>
               <w:rPr>
@@ -1397,7 +1563,7 @@
                 <w:noProof/>
                 <w:webHidden/>
               </w:rPr>
-              <w:instrText xml:space="preserve"> PAGEREF _Toc210651565 \h </w:instrText>
+              <w:instrText xml:space="preserve"> PAGEREF _Toc226832414 \h </w:instrText>
             </w:r>
             <w:r>
               <w:rPr>
@@ -1442,13 +1608,13 @@
               <w:lang w:eastAsia="hu-HU"/>
             </w:rPr>
           </w:pPr>
-          <w:hyperlink w:anchor="_Toc210651566" w:history="1">
+          <w:hyperlink w:anchor="_Toc226832415" w:history="1">
             <w:r>
               <w:rPr>
                 <w:rStyle w:val="Hiperhivatkozs"/>
                 <w:noProof/>
               </w:rPr>
-              <w:t>3.7</w:t>
+              <w:t>4.2</w:t>
             </w:r>
             <w:r>
               <w:rPr>
@@ -1485,7 +1651,7 @@
                 <w:noProof/>
                 <w:webHidden/>
               </w:rPr>
-              <w:instrText xml:space="preserve"> PAGEREF _Toc210651566 \h </w:instrText>
+              <w:instrText xml:space="preserve"> PAGEREF _Toc226832415 \h </w:instrText>
             </w:r>
             <w:r>
               <w:rPr>
@@ -1505,7 +1671,7 @@
                 <w:noProof/>
                 <w:webHidden/>
               </w:rPr>
-              <w:t>6</w:t>
+              <w:t>5</w:t>
             </w:r>
             <w:r>
               <w:rPr>
@@ -1530,13 +1696,13 @@
               <w:lang w:eastAsia="hu-HU"/>
             </w:rPr>
           </w:pPr>
-          <w:hyperlink w:anchor="_Toc210651567" w:history="1">
+          <w:hyperlink w:anchor="_Toc226832416" w:history="1">
             <w:r>
               <w:rPr>
                 <w:rStyle w:val="Hiperhivatkozs"/>
                 <w:noProof/>
               </w:rPr>
-              <w:t>4.</w:t>
+              <w:t>5.</w:t>
             </w:r>
             <w:r>
               <w:rPr>
@@ -1573,7 +1739,7 @@
                 <w:noProof/>
                 <w:webHidden/>
               </w:rPr>
-              <w:instrText xml:space="preserve"> PAGEREF _Toc210651567 \h </w:instrText>
+              <w:instrText xml:space="preserve"> PAGEREF _Toc226832416 \h </w:instrText>
             </w:r>
             <w:r>
               <w:rPr>
@@ -1593,7 +1759,7 @@
                 <w:noProof/>
                 <w:webHidden/>
               </w:rPr>
-              <w:t>7</w:t>
+              <w:t>6</w:t>
             </w:r>
             <w:r>
               <w:rPr>
@@ -1605,14 +1771,6 @@
           </w:hyperlink>
         </w:p>
         <w:p>
-          <w:pPr>
-            <w:ind w:left="0"/>
-            <w:rPr>
-              <w:rStyle w:val="Kiemels"/>
-              <w:i w:val="0"/>
-              <w:iCs w:val="0"/>
-            </w:rPr>
-          </w:pPr>
           <w:r>
             <w:rPr>
               <w:b/>
@@ -1627,17 +1785,13 @@
       <w:pPr>
         <w:pStyle w:val="Cmsor1"/>
       </w:pPr>
-      <w:bookmarkStart w:id="0" w:name="_Toc208994418"/>
-      <w:bookmarkStart w:id="1" w:name="_Toc208994356"/>
-      <w:bookmarkStart w:id="2" w:name="_Toc208994419"/>
-      <w:bookmarkStart w:id="3" w:name="_Toc210651552"/>
-      <w:bookmarkEnd w:id="0"/>
+      <w:bookmarkStart w:id="3" w:name="_Toc226832399"/>
       <w:r>
         <w:lastRenderedPageBreak/>
         <w:t>Bevezetés</w:t>
       </w:r>
+      <w:bookmarkEnd w:id="2"/>
       <w:bookmarkEnd w:id="1"/>
-      <w:bookmarkEnd w:id="2"/>
       <w:bookmarkEnd w:id="3"/>
     </w:p>
     <w:p>
@@ -1646,13 +1800,15 @@
       </w:pPr>
       <w:bookmarkStart w:id="4" w:name="_Toc208994357"/>
       <w:bookmarkStart w:id="5" w:name="_Toc208994420"/>
-      <w:bookmarkStart w:id="6" w:name="_Toc210651553"/>
+      <w:bookmarkStart w:id="6" w:name="_Toc226832400"/>
       <w:r>
         <w:t>Cím</w:t>
       </w:r>
+      <w:bookmarkStart w:id="7" w:name="_GoBack"/>
       <w:bookmarkEnd w:id="4"/>
       <w:bookmarkEnd w:id="5"/>
       <w:bookmarkEnd w:id="6"/>
+      <w:bookmarkEnd w:id="7"/>
     </w:p>
     <w:p>
       <w:r>
@@ -1670,15 +1826,15 @@
       <w:pPr>
         <w:pStyle w:val="Cmsor2"/>
       </w:pPr>
-      <w:bookmarkStart w:id="7" w:name="_Toc208994358"/>
-      <w:bookmarkStart w:id="8" w:name="_Toc208994421"/>
-      <w:bookmarkStart w:id="9" w:name="_Toc210651554"/>
+      <w:bookmarkStart w:id="8" w:name="_Toc208994358"/>
+      <w:bookmarkStart w:id="9" w:name="_Toc208994421"/>
+      <w:bookmarkStart w:id="10" w:name="_Toc226832401"/>
       <w:r>
         <w:t>Rövid ismertető</w:t>
       </w:r>
-      <w:bookmarkEnd w:id="7"/>
       <w:bookmarkEnd w:id="8"/>
       <w:bookmarkEnd w:id="9"/>
+      <w:bookmarkEnd w:id="10"/>
     </w:p>
     <w:p>
       <w:pPr>
@@ -1781,7 +1937,25 @@
           <w:szCs w:val="28"/>
           <w:lang w:eastAsia="hu-HU"/>
         </w:rPr>
-        <w:t xml:space="preserve"> vagy manuálisan számítógépen</w:t>
+        <w:t xml:space="preserve"> vagy </w:t>
+      </w:r>
+      <w:proofErr w:type="gramStart"/>
+      <w:r>
+        <w:rPr>
+          <w:rFonts w:eastAsia="Times New Roman" w:cs="Times New Roman"/>
+          <w:szCs w:val="28"/>
+          <w:lang w:eastAsia="hu-HU"/>
+        </w:rPr>
+        <w:t>manuálisan</w:t>
+      </w:r>
+      <w:proofErr w:type="gramEnd"/>
+      <w:r>
+        <w:rPr>
+          <w:rFonts w:eastAsia="Times New Roman" w:cs="Times New Roman"/>
+          <w:szCs w:val="28"/>
+          <w:lang w:eastAsia="hu-HU"/>
+        </w:rPr>
+        <w:t xml:space="preserve"> számítógépen</w:t>
       </w:r>
       <w:r>
         <w:rPr>
@@ -1967,8 +2141,9 @@
           <w:szCs w:val="28"/>
           <w:lang w:eastAsia="hu-HU"/>
         </w:rPr>
-        <w:t>z adminisztrátorok a rendelések</w:t>
-      </w:r>
+        <w:t xml:space="preserve">z </w:t>
+      </w:r>
+      <w:proofErr w:type="gramStart"/>
       <w:r>
         <w:rPr>
           <w:rFonts w:eastAsia="Times New Roman" w:cs="Times New Roman"/>
@@ -1976,8 +2151,9 @@
           <w:szCs w:val="28"/>
           <w:lang w:eastAsia="hu-HU"/>
         </w:rPr>
-        <w:t xml:space="preserve"> és a felhasználók kezeléséhez férnek hozzá. Az </w:t>
-      </w:r>
+        <w:t>adminisztrátorok</w:t>
+      </w:r>
+      <w:proofErr w:type="gramEnd"/>
       <w:r>
         <w:rPr>
           <w:rFonts w:eastAsia="Times New Roman" w:cs="Times New Roman"/>
@@ -1985,7 +2161,7 @@
           <w:szCs w:val="28"/>
           <w:lang w:eastAsia="hu-HU"/>
         </w:rPr>
-        <w:t>ételek hozzáadás</w:t>
+        <w:t xml:space="preserve"> a rendelések</w:t>
       </w:r>
       <w:r>
         <w:rPr>
@@ -1994,7 +2170,7 @@
           <w:szCs w:val="28"/>
           <w:lang w:eastAsia="hu-HU"/>
         </w:rPr>
-        <w:t>a</w:t>
+        <w:t xml:space="preserve"> és a felhasználók kezeléséhez férnek hozzá. Az </w:t>
       </w:r>
       <w:r>
         <w:rPr>
@@ -2003,7 +2179,7 @@
           <w:szCs w:val="28"/>
           <w:lang w:eastAsia="hu-HU"/>
         </w:rPr>
-        <w:t xml:space="preserve"> és szerkesztés</w:t>
+        <w:t>ételek hozzáadás</w:t>
       </w:r>
       <w:r>
         <w:rPr>
@@ -2012,7 +2188,7 @@
           <w:szCs w:val="28"/>
           <w:lang w:eastAsia="hu-HU"/>
         </w:rPr>
-        <w:t xml:space="preserve">e </w:t>
+        <w:t>a</w:t>
       </w:r>
       <w:r>
         <w:rPr>
@@ -2021,7 +2197,7 @@
           <w:szCs w:val="28"/>
           <w:lang w:eastAsia="hu-HU"/>
         </w:rPr>
-        <w:t>a konyha</w:t>
+        <w:t xml:space="preserve"> és szerkesztés</w:t>
       </w:r>
       <w:r>
         <w:rPr>
@@ -2030,7 +2206,7 @@
           <w:szCs w:val="28"/>
           <w:lang w:eastAsia="hu-HU"/>
         </w:rPr>
-        <w:t xml:space="preserve"> ha</w:t>
+        <w:t xml:space="preserve">e </w:t>
       </w:r>
       <w:r>
         <w:rPr>
@@ -2039,7 +2215,7 @@
           <w:szCs w:val="28"/>
           <w:lang w:eastAsia="hu-HU"/>
         </w:rPr>
-        <w:t>táskör</w:t>
+        <w:t>a konyha</w:t>
       </w:r>
       <w:r>
         <w:rPr>
@@ -2048,7 +2224,7 @@
           <w:szCs w:val="28"/>
           <w:lang w:eastAsia="hu-HU"/>
         </w:rPr>
-        <w:t>e</w:t>
+        <w:t xml:space="preserve"> ha</w:t>
       </w:r>
       <w:r>
         <w:rPr>
@@ -2057,7 +2233,7 @@
           <w:szCs w:val="28"/>
           <w:lang w:eastAsia="hu-HU"/>
         </w:rPr>
-        <w:t xml:space="preserve"> közé tartozik</w:t>
+        <w:t>táskör</w:t>
       </w:r>
       <w:r>
         <w:rPr>
@@ -2066,6 +2242,24 @@
           <w:szCs w:val="28"/>
           <w:lang w:eastAsia="hu-HU"/>
         </w:rPr>
+        <w:t>e</w:t>
+      </w:r>
+      <w:r>
+        <w:rPr>
+          <w:rFonts w:eastAsia="Times New Roman" w:cs="Times New Roman"/>
+          <w:color w:val="000000" w:themeColor="text1"/>
+          <w:szCs w:val="28"/>
+          <w:lang w:eastAsia="hu-HU"/>
+        </w:rPr>
+        <w:t xml:space="preserve"> közé tartozik</w:t>
+      </w:r>
+      <w:r>
+        <w:rPr>
+          <w:rFonts w:eastAsia="Times New Roman" w:cs="Times New Roman"/>
+          <w:color w:val="000000" w:themeColor="text1"/>
+          <w:szCs w:val="28"/>
+          <w:lang w:eastAsia="hu-HU"/>
+        </w:rPr>
         <w:t>.</w:t>
       </w:r>
     </w:p>
@@ -2073,61 +2267,189 @@
       <w:pPr>
         <w:pStyle w:val="Cmsor1"/>
       </w:pPr>
-      <w:bookmarkStart w:id="10" w:name="_Toc208994359"/>
-      <w:bookmarkStart w:id="11" w:name="_Toc208994422"/>
-      <w:bookmarkStart w:id="12" w:name="_Toc210651555"/>
+      <w:bookmarkStart w:id="11" w:name="_Toc226832402"/>
       <w:r>
         <w:lastRenderedPageBreak/>
-        <w:t xml:space="preserve">Elvárások a </w:t>
-      </w:r>
-      <w:r>
-        <w:t>megoldással</w:t>
-      </w:r>
-      <w:r>
-        <w:t xml:space="preserve"> kapcsolatban</w:t>
-      </w:r>
-      <w:bookmarkEnd w:id="10"/>
+        <w:t>Felhasználói dokumentáció</w:t>
+      </w:r>
       <w:bookmarkEnd w:id="11"/>
-      <w:bookmarkEnd w:id="12"/>
     </w:p>
     <w:p>
       <w:pPr>
         <w:pStyle w:val="Cmsor2"/>
       </w:pPr>
-      <w:bookmarkStart w:id="13" w:name="_Toc208994360"/>
-      <w:bookmarkStart w:id="14" w:name="_Toc208994423"/>
-      <w:bookmarkStart w:id="15" w:name="_Toc210651556"/>
-      <w:r>
-        <w:t>Operációs rendszer</w:t>
+      <w:bookmarkStart w:id="12" w:name="_Toc226832403"/>
+      <w:r>
+        <w:t xml:space="preserve">A program általános </w:t>
+      </w:r>
+      <w:proofErr w:type="gramStart"/>
+      <w:r>
+        <w:t>specifikációja</w:t>
+      </w:r>
+      <w:bookmarkEnd w:id="12"/>
+      <w:proofErr w:type="gramEnd"/>
+    </w:p>
+    <w:p>
+      <w:pPr>
+        <w:rPr>
+          <w:lang w:eastAsia="hu-HU"/>
+        </w:rPr>
+      </w:pPr>
+      <w:r>
+        <w:rPr>
+          <w:lang w:eastAsia="hu-HU"/>
+        </w:rPr>
+        <w:t xml:space="preserve">A felhasználók lehetnek tanárok és tanulók, iskolai dolgozók. Először regisztrálnia kell a felhasználónak az iskolai email címével, hogy használni tudja a felületet. Ez a kérelem jóváhagyásra kerül az </w:t>
+      </w:r>
+      <w:proofErr w:type="spellStart"/>
+      <w:r>
+        <w:rPr>
+          <w:lang w:eastAsia="hu-HU"/>
+        </w:rPr>
+        <w:t>admin</w:t>
+      </w:r>
+      <w:proofErr w:type="spellEnd"/>
+      <w:r>
+        <w:rPr>
+          <w:lang w:eastAsia="hu-HU"/>
+        </w:rPr>
+        <w:t xml:space="preserve"> által, így nincs szükség két lépcsős regisztrációra. Bejelentkezés után előre meg </w:t>
+      </w:r>
+      <w:proofErr w:type="gramStart"/>
+      <w:r>
+        <w:rPr>
+          <w:lang w:eastAsia="hu-HU"/>
+        </w:rPr>
+        <w:t>tudja</w:t>
+      </w:r>
+      <w:proofErr w:type="gramEnd"/>
+      <w:r>
+        <w:rPr>
+          <w:lang w:eastAsia="hu-HU"/>
+        </w:rPr>
+        <w:t xml:space="preserve"> rendelni vagy le tudja mondani a következő időszakra az étkezéseit. Van lehetősége megtekinteni a heti és napi menüket a tájékozottság érdekében. Az egészségügyi szempontokat figyelembe véve, a felhasználónak van lehetősége, hogy bejelölje saját magának, hogy milyen étel allergiái vannak. Ez azért lényeges, mert a rendszer figyelmezteti a felhasználót rendelés közben, hogy mely ételekben találhatóak meg a választott allergének.</w:t>
+      </w:r>
+    </w:p>
+    <w:p>
+      <w:pPr>
+        <w:rPr>
+          <w:lang w:eastAsia="hu-HU"/>
+        </w:rPr>
+      </w:pPr>
+      <w:r>
+        <w:rPr>
+          <w:lang w:eastAsia="hu-HU"/>
+        </w:rPr>
+        <w:t xml:space="preserve">A weboldalon az </w:t>
+      </w:r>
+      <w:proofErr w:type="gramStart"/>
+      <w:r>
+        <w:rPr>
+          <w:lang w:eastAsia="hu-HU"/>
+        </w:rPr>
+        <w:t>adminisztrátor</w:t>
+      </w:r>
+      <w:proofErr w:type="gramEnd"/>
+      <w:r>
+        <w:rPr>
+          <w:lang w:eastAsia="hu-HU"/>
+        </w:rPr>
+        <w:t xml:space="preserve"> számára szerkeszthető a felhasználók adatai, jóvá tudják hagyni a felhasználó kérelmeit, ha feltöltik a megfelelő dokumentumokat: kedvezményre feljogosító vagy cukorbetegséget igazoló dokumentum.</w:t>
+      </w:r>
+    </w:p>
+    <w:p/>
+    <w:p>
+      <w:pPr>
+        <w:pStyle w:val="Cmsor2"/>
+      </w:pPr>
+      <w:bookmarkStart w:id="13" w:name="_Toc226832404"/>
+      <w:r>
+        <w:t>Hardver követelmények</w:t>
       </w:r>
       <w:bookmarkEnd w:id="13"/>
+    </w:p>
+    <w:p>
+      <w:pPr>
+        <w:pStyle w:val="Cmsor2"/>
+      </w:pPr>
+      <w:bookmarkStart w:id="14" w:name="_Toc226832405"/>
+      <w:r>
+        <w:t>Szoftver követelmények</w:t>
+      </w:r>
       <w:bookmarkEnd w:id="14"/>
+    </w:p>
+    <w:p>
+      <w:pPr>
+        <w:pStyle w:val="Cmsor2"/>
+      </w:pPr>
+      <w:bookmarkStart w:id="15" w:name="_Toc226832406"/>
+      <w:r>
+        <w:t>A program használatának részletes leírása</w:t>
+      </w:r>
       <w:bookmarkEnd w:id="15"/>
     </w:p>
     <w:p>
       <w:pPr>
-        <w:pStyle w:val="Nincstrkz"/>
-      </w:pPr>
-      <w:r>
-        <w:t>Webes környezet (Chrome, Firefox, Edge)</w:t>
-      </w:r>
-    </w:p>
-    <w:p>
-      <w:pPr>
-        <w:pStyle w:val="Cmsor2"/>
-      </w:pPr>
-      <w:bookmarkStart w:id="16" w:name="_Toc208994361"/>
-      <w:bookmarkStart w:id="17" w:name="_Toc208994424"/>
-      <w:bookmarkStart w:id="18" w:name="_Toc210651557"/>
-      <w:r>
-        <w:t>Fejlesztői környezet</w:t>
-      </w:r>
-      <w:bookmarkEnd w:id="16"/>
-      <w:bookmarkEnd w:id="17"/>
+        <w:pStyle w:val="Cmsor1"/>
+      </w:pPr>
+      <w:bookmarkStart w:id="16" w:name="_Toc208994367"/>
+      <w:bookmarkStart w:id="17" w:name="_Toc208994430"/>
+      <w:bookmarkStart w:id="18" w:name="_Toc226832407"/>
+      <w:r>
+        <w:lastRenderedPageBreak/>
+        <w:t>Fejlesztői dokumentáció</w:t>
+      </w:r>
       <w:bookmarkEnd w:id="18"/>
     </w:p>
     <w:p>
       <w:pPr>
+        <w:pStyle w:val="Cmsor2"/>
+      </w:pPr>
+      <w:bookmarkStart w:id="19" w:name="_Toc226832408"/>
+      <w:r>
+        <w:t>Operációs rendszer</w:t>
+      </w:r>
+      <w:bookmarkEnd w:id="19"/>
+    </w:p>
+    <w:p>
+      <w:pPr>
+        <w:pStyle w:val="Nincstrkz"/>
+      </w:pPr>
+      <w:r>
+        <w:t>Webes környezet (</w:t>
+      </w:r>
+      <w:proofErr w:type="spellStart"/>
+      <w:r>
+        <w:t>Chrome</w:t>
+      </w:r>
+      <w:proofErr w:type="spellEnd"/>
+      <w:r>
+        <w:t xml:space="preserve">, </w:t>
+      </w:r>
+      <w:r>
+        <w:t xml:space="preserve">Microsoft </w:t>
+      </w:r>
+      <w:proofErr w:type="spellStart"/>
+      <w:r>
+        <w:t>Edge</w:t>
+      </w:r>
+      <w:proofErr w:type="spellEnd"/>
+      <w:r>
+        <w:t>)</w:t>
+      </w:r>
+    </w:p>
+    <w:p>
+      <w:pPr>
+        <w:pStyle w:val="Cmsor2"/>
+      </w:pPr>
+      <w:bookmarkStart w:id="20" w:name="_Toc226832409"/>
+      <w:r>
+        <w:t>Fejlesztői környezet</w:t>
+      </w:r>
+      <w:bookmarkEnd w:id="20"/>
+    </w:p>
+    <w:p>
+      <w:pPr>
         <w:pStyle w:val="Nincstrkz"/>
       </w:pPr>
       <w:r>
@@ -2151,13 +2473,21 @@
       <w:r>
         <w:t>Vue.js</w:t>
       </w:r>
+      <w:r>
+        <w:t xml:space="preserve"> v3</w:t>
+      </w:r>
     </w:p>
     <w:p>
       <w:pPr>
         <w:pStyle w:val="Nincstrkz"/>
       </w:pPr>
-      <w:r>
-        <w:t xml:space="preserve">Relációs adatbázis – </w:t>
+      <w:proofErr w:type="gramStart"/>
+      <w:r>
+        <w:t>Relációs</w:t>
+      </w:r>
+      <w:proofErr w:type="gramEnd"/>
+      <w:r>
+        <w:t xml:space="preserve"> adatbázis – </w:t>
       </w:r>
       <w:proofErr w:type="spellStart"/>
       <w:r>
@@ -2169,243 +2499,80 @@
       <w:pPr>
         <w:pStyle w:val="Cmsor2"/>
       </w:pPr>
-      <w:bookmarkStart w:id="19" w:name="_Toc208994362"/>
-      <w:bookmarkStart w:id="20" w:name="_Toc208994425"/>
-      <w:bookmarkStart w:id="21" w:name="_Toc210651558"/>
-      <w:r>
-        <w:t>Szoftverfejlesztés</w:t>
-      </w:r>
-      <w:bookmarkEnd w:id="19"/>
-      <w:bookmarkEnd w:id="20"/>
+      <w:bookmarkStart w:id="21" w:name="_Toc226832410"/>
+      <w:r>
+        <w:t>Adatmodell</w:t>
+      </w:r>
       <w:bookmarkEnd w:id="21"/>
     </w:p>
     <w:p>
       <w:pPr>
-        <w:rPr>
-          <w:color w:val="000000" w:themeColor="text1"/>
-          <w:lang w:eastAsia="hu-HU"/>
-        </w:rPr>
-      </w:pPr>
-      <w:r>
-        <w:rPr>
-          <w:lang w:eastAsia="hu-HU"/>
-        </w:rPr>
-        <w:t>A fejlesztés során be kell tartani a modern webes fejlesztési elveket, a reszponzív design elvét és a biztonsági irányelveket. A kódnak könnyen olvashatónak és karbantarthatónak kell lennie</w:t>
-      </w:r>
-      <w:r>
-        <w:rPr>
-          <w:lang w:eastAsia="hu-HU"/>
-        </w:rPr>
-        <w:t>, e</w:t>
-      </w:r>
-      <w:r>
-        <w:rPr>
-          <w:lang w:eastAsia="hu-HU"/>
-        </w:rPr>
-        <w:t>nnek következtében be kell tartani a tiszta kód elvét.</w:t>
-      </w:r>
+        <w:pStyle w:val="Cmsor2"/>
+      </w:pPr>
+      <w:bookmarkStart w:id="22" w:name="_Toc226832411"/>
+      <w:r>
+        <w:t>Algoritmusok</w:t>
+      </w:r>
+      <w:bookmarkEnd w:id="22"/>
     </w:p>
     <w:p>
       <w:pPr>
-        <w:rPr>
-          <w:lang w:eastAsia="hu-HU"/>
-        </w:rPr>
-      </w:pPr>
-      <w:r>
-        <w:rPr>
-          <w:lang w:eastAsia="hu-HU"/>
-        </w:rPr>
-        <w:t>A weboldalon az adminisztrátor számára szerkeszthető a felhasználók adatai</w:t>
-      </w:r>
-      <w:r>
-        <w:rPr>
-          <w:lang w:eastAsia="hu-HU"/>
-        </w:rPr>
-        <w:t xml:space="preserve">, jóvá tudják hagyni a felhasználó kérelmeit, ha feltöltik a megfelelő dokumentumokat: kedvezményre feljogosító vagy cukorbetegséget igazoló </w:t>
-      </w:r>
-      <w:r>
-        <w:rPr>
-          <w:lang w:eastAsia="hu-HU"/>
-        </w:rPr>
-        <w:t>dokumentum</w:t>
-      </w:r>
-      <w:r>
-        <w:rPr>
-          <w:lang w:eastAsia="hu-HU"/>
-        </w:rPr>
-        <w:t>.</w:t>
-      </w:r>
+        <w:pStyle w:val="Cmsor2"/>
+      </w:pPr>
+      <w:bookmarkStart w:id="23" w:name="_Toc226832412"/>
+      <w:r>
+        <w:t>Tesztelési dokumentáció</w:t>
+      </w:r>
+      <w:bookmarkEnd w:id="23"/>
     </w:p>
     <w:p>
       <w:pPr>
-        <w:rPr>
-          <w:lang w:eastAsia="hu-HU"/>
-        </w:rPr>
-      </w:pPr>
-      <w:r>
-        <w:rPr>
-          <w:lang w:eastAsia="hu-HU"/>
-        </w:rPr>
-        <w:t xml:space="preserve">A felhasználók lehetnek tanárok és </w:t>
-      </w:r>
-      <w:r>
-        <w:rPr>
-          <w:lang w:eastAsia="hu-HU"/>
-        </w:rPr>
-        <w:t xml:space="preserve">tanulók, iskolai dolgozók. </w:t>
-      </w:r>
-      <w:r>
-        <w:rPr>
-          <w:lang w:eastAsia="hu-HU"/>
-        </w:rPr>
-        <w:t>Először regisztrálnia kell a felhasználónak</w:t>
-      </w:r>
-      <w:r>
-        <w:rPr>
-          <w:lang w:eastAsia="hu-HU"/>
-        </w:rPr>
-        <w:t xml:space="preserve"> az iskolai email </w:t>
-      </w:r>
-      <w:r>
-        <w:rPr>
-          <w:lang w:eastAsia="hu-HU"/>
-        </w:rPr>
-        <w:t>címével,</w:t>
-      </w:r>
-      <w:r>
-        <w:rPr>
-          <w:lang w:eastAsia="hu-HU"/>
-        </w:rPr>
-        <w:t xml:space="preserve"> hogy használni tudja a felületet. Ez a kérelem </w:t>
-      </w:r>
-      <w:r>
-        <w:rPr>
-          <w:lang w:eastAsia="hu-HU"/>
-        </w:rPr>
-        <w:t>jóváhagyásra kerül</w:t>
-      </w:r>
-      <w:r>
-        <w:rPr>
-          <w:lang w:eastAsia="hu-HU"/>
-        </w:rPr>
-        <w:t xml:space="preserve"> az </w:t>
-      </w:r>
-      <w:proofErr w:type="spellStart"/>
-      <w:r>
-        <w:rPr>
-          <w:lang w:eastAsia="hu-HU"/>
-        </w:rPr>
-        <w:t>admin</w:t>
-      </w:r>
-      <w:proofErr w:type="spellEnd"/>
-      <w:r>
-        <w:rPr>
-          <w:lang w:eastAsia="hu-HU"/>
-        </w:rPr>
-        <w:t xml:space="preserve"> által, így nincs szükség két lépcsős regisztrációra.</w:t>
-      </w:r>
-      <w:r>
-        <w:rPr>
-          <w:lang w:eastAsia="hu-HU"/>
-        </w:rPr>
-        <w:t xml:space="preserve"> </w:t>
-      </w:r>
-      <w:r>
-        <w:rPr>
-          <w:lang w:eastAsia="hu-HU"/>
-        </w:rPr>
-        <w:t>Bejelentkezés után</w:t>
-      </w:r>
-      <w:r>
-        <w:rPr>
-          <w:lang w:eastAsia="hu-HU"/>
-        </w:rPr>
-        <w:t xml:space="preserve"> </w:t>
-      </w:r>
-      <w:r>
-        <w:rPr>
-          <w:lang w:eastAsia="hu-HU"/>
-        </w:rPr>
-        <w:t xml:space="preserve">előre meg tudja rendelni </w:t>
-      </w:r>
-      <w:r>
-        <w:rPr>
-          <w:lang w:eastAsia="hu-HU"/>
-        </w:rPr>
-        <w:t xml:space="preserve">vagy le tudja mondani </w:t>
-      </w:r>
-      <w:r>
-        <w:rPr>
-          <w:lang w:eastAsia="hu-HU"/>
-        </w:rPr>
-        <w:t>a következő időszakra az étkezéseit.</w:t>
-      </w:r>
-      <w:r>
-        <w:rPr>
-          <w:lang w:eastAsia="hu-HU"/>
-        </w:rPr>
-        <w:t xml:space="preserve"> </w:t>
-      </w:r>
-      <w:r>
-        <w:rPr>
-          <w:lang w:eastAsia="hu-HU"/>
-        </w:rPr>
-        <w:t>Van lehetősége megtekinteni a heti és napi menüket a tájékozottság érdekében. Az egészségügyi szempontokat figyelembe véve, a felhasználónak van lehetősége, hogy bejelölje saját magának, hogy milyen étel allergiái vannak. Ez azért lényeges, mert a rendszer figyelmezteti a felhasználót</w:t>
-      </w:r>
-      <w:r>
-        <w:rPr>
-          <w:lang w:eastAsia="hu-HU"/>
-        </w:rPr>
-        <w:t xml:space="preserve"> rendelés közben, hogy mely ételekben találhatóak meg a választott allergének.</w:t>
-      </w:r>
-    </w:p>
-    <w:p>
-      <w:pPr>
         <w:pStyle w:val="Cmsor1"/>
-        <w:ind w:left="0"/>
-      </w:pPr>
-      <w:bookmarkStart w:id="22" w:name="_Toc208994364"/>
-      <w:bookmarkStart w:id="23" w:name="_Toc208994427"/>
-      <w:bookmarkStart w:id="24" w:name="_Toc210651559"/>
+      </w:pPr>
+      <w:bookmarkStart w:id="24" w:name="_Toc226832413"/>
       <w:r>
         <w:lastRenderedPageBreak/>
-        <w:t>Szoftverspecifikáció</w:t>
-      </w:r>
-      <w:bookmarkEnd w:id="22"/>
-      <w:bookmarkEnd w:id="23"/>
+        <w:t>Összefoglalás</w:t>
+      </w:r>
       <w:bookmarkEnd w:id="24"/>
     </w:p>
     <w:p>
       <w:pPr>
         <w:pStyle w:val="Cmsor2"/>
       </w:pPr>
-      <w:bookmarkStart w:id="25" w:name="_Toc208994363"/>
-      <w:bookmarkStart w:id="26" w:name="_Toc208994426"/>
-      <w:bookmarkStart w:id="27" w:name="_Toc210651560"/>
-      <w:r>
-        <w:t>Modulok</w:t>
+      <w:bookmarkStart w:id="25" w:name="_Toc226832414"/>
+      <w:r>
+        <w:t>Csapatmunka</w:t>
       </w:r>
       <w:bookmarkEnd w:id="25"/>
-      <w:bookmarkEnd w:id="26"/>
-      <w:bookmarkEnd w:id="27"/>
     </w:p>
     <w:p>
       <w:pPr>
-        <w:pStyle w:val="Nincstrkz"/>
-      </w:pPr>
-      <w:r>
-        <w:t>Regisztráció és bejelentkezés</w:t>
-      </w:r>
+        <w:pStyle w:val="Cmsor2"/>
+      </w:pPr>
+      <w:bookmarkStart w:id="26" w:name="_Toc226832415"/>
+      <w:r>
+        <w:t xml:space="preserve">Jövőbeli fejlesztési </w:t>
+      </w:r>
+      <w:bookmarkEnd w:id="16"/>
+      <w:bookmarkEnd w:id="17"/>
+      <w:r>
+        <w:t>lehetőségek</w:t>
+      </w:r>
+      <w:bookmarkEnd w:id="26"/>
     </w:p>
     <w:p>
-      <w:pPr>
-        <w:pStyle w:val="Nincstrkz"/>
-        <w:rPr>
-          <w:lang w:eastAsia="en-US"/>
-        </w:rPr>
-      </w:pPr>
-      <w:r>
-        <w:t>Étlapkezelés (menü opciók, allergének)</w:t>
+      <w:r>
+        <w:t>A jövőre nézve a projekt</w:t>
+      </w:r>
+      <w:r>
+        <w:t xml:space="preserve"> rengeteg fejlesztési lehetőséggel rendelkezik, amik még gördülékenyebbé, kényelm</w:t>
+      </w:r>
+      <w:r>
+        <w:t xml:space="preserve">esebbé és egyszerűbbé tennék a rendszer </w:t>
+      </w:r>
+      <w:r>
+        <w:t>használatát. A jövőbéli fejlesztési lehetőségek az alábbiak:</w:t>
       </w:r>
     </w:p>
     <w:p>
@@ -2413,545 +2580,75 @@
         <w:pStyle w:val="Nincstrkz"/>
       </w:pPr>
       <w:r>
-        <w:t>Rendelési és lemondási rendszer</w:t>
+        <w:t>Értesítések (fizetésről)</w:t>
       </w:r>
     </w:p>
     <w:p>
       <w:pPr>
         <w:pStyle w:val="Nincstrkz"/>
-        <w:rPr>
-          <w:lang w:eastAsia="en-US"/>
-        </w:rPr>
-      </w:pPr>
-      <w:r>
-        <w:t xml:space="preserve">Ebédkártya vagy telefon </w:t>
-      </w:r>
-      <w:r>
-        <w:t>leolvasás</w:t>
+      </w:pPr>
+      <w:r>
+        <w:t>Mobilalkalmazás</w:t>
       </w:r>
     </w:p>
     <w:p>
       <w:pPr>
-        <w:pStyle w:val="Cmsor2"/>
-      </w:pPr>
-      <w:bookmarkStart w:id="28" w:name="_Toc210651561"/>
-      <w:r>
-        <w:t>Felhasználói felület</w:t>
-      </w:r>
-      <w:bookmarkEnd w:id="28"/>
+        <w:pStyle w:val="Nincstrkz"/>
+      </w:pPr>
+      <w:r>
+        <w:t>Több iskolára bontható rendszer</w:t>
+      </w:r>
     </w:p>
     <w:p>
-      <w:r>
-        <w:t xml:space="preserve">A felhasználói felület a felhasználók, azaz a </w:t>
-      </w:r>
-      <w:r>
-        <w:rPr>
-          <w:b/>
-          <w:bCs/>
-        </w:rPr>
-        <w:t>tanulók</w:t>
-      </w:r>
-      <w:r>
-        <w:t xml:space="preserve"> és a </w:t>
-      </w:r>
-      <w:r>
-        <w:rPr>
-          <w:b/>
-          <w:bCs/>
-        </w:rPr>
-        <w:t>tanárok</w:t>
-      </w:r>
-      <w:r>
-        <w:rPr>
-          <w:b/>
-          <w:bCs/>
-        </w:rPr>
-        <w:t>/iskolai dolgozók</w:t>
-      </w:r>
-      <w:r>
-        <w:t xml:space="preserve"> számára lesz elérhető, egyszeri regisztráció,</w:t>
-      </w:r>
-      <w:r>
-        <w:t xml:space="preserve"> </w:t>
-      </w:r>
-      <w:r>
-        <w:t>majd pedig bejelentkezés után. A felhasználó látja az étlapot, egészen addig, amíg az</w:t>
-      </w:r>
-      <w:r>
-        <w:t>t az</w:t>
-      </w:r>
-      <w:r>
-        <w:t xml:space="preserve"> </w:t>
-      </w:r>
-      <w:r>
-        <w:t>étkeztető fél</w:t>
-      </w:r>
-      <w:r>
-        <w:t xml:space="preserve"> feltöltötte. </w:t>
-      </w:r>
-      <w:r>
-        <w:t xml:space="preserve">Le tudja adni </w:t>
-      </w:r>
-      <w:r>
-        <w:t>vagy</w:t>
-      </w:r>
-      <w:r>
-        <w:t xml:space="preserve"> mondani a rendelést előre, egészen </w:t>
-      </w:r>
-      <w:r>
-        <w:rPr>
-          <w:b/>
-          <w:bCs/>
-        </w:rPr>
-        <w:t>10 óráig</w:t>
-      </w:r>
-      <w:r>
-        <w:t>, amikor a konyha lekéri a rendelések számát</w:t>
-      </w:r>
-      <w:r>
-        <w:t xml:space="preserve"> a </w:t>
-      </w:r>
-      <w:r>
-        <w:rPr>
-          <w:b/>
-          <w:bCs/>
-        </w:rPr>
-        <w:t>következő napra</w:t>
-      </w:r>
-      <w:r>
-        <w:t xml:space="preserve">. </w:t>
-      </w:r>
-      <w:r>
-        <w:t xml:space="preserve">A </w:t>
-      </w:r>
-      <w:r>
-        <w:t>felületen a felhasználó látja az adott menühöz tartozó allergének információit, illetve egy ada</w:t>
-      </w:r>
-      <w:r>
-        <w:t>g</w:t>
-      </w:r>
-      <w:r>
-        <w:t xml:space="preserve"> átlagos tápérték tartalmát (kj/kcal, szénhidrátok, </w:t>
-      </w:r>
-      <w:r>
-        <w:t>fehérjék</w:t>
-      </w:r>
-      <w:r>
-        <w:t xml:space="preserve"> stb.). </w:t>
-      </w:r>
-      <w:r>
-        <w:t>A</w:t>
-      </w:r>
-      <w:r>
-        <w:t xml:space="preserve">z adott hónapban </w:t>
-      </w:r>
-      <w:r>
-        <w:t>kiállított számlát meg tudja tekinteni, le tudja tölteni</w:t>
-      </w:r>
-      <w:r>
-        <w:t>.</w:t>
-      </w:r>
-      <w:r>
-        <w:t xml:space="preserve"> A cukorbetegek számára a megoldás az, hogy az A menüt kapják cukormentes változatban</w:t>
+      <w:pPr>
+        <w:pStyle w:val="Nincstrkz"/>
+      </w:pPr>
+      <w:r>
+        <w:t>Több szolgáltatóra bontható rendszer</w:t>
       </w:r>
     </w:p>
     <w:p>
       <w:pPr>
-        <w:pStyle w:val="Cmsor2"/>
-      </w:pPr>
-      <w:bookmarkStart w:id="29" w:name="_Toc210651562"/>
-      <w:r>
-        <w:t>Adminisztrációs felület</w:t>
-      </w:r>
-      <w:bookmarkEnd w:id="29"/>
+        <w:pStyle w:val="Nincstrkz"/>
+      </w:pPr>
+      <w:r>
+        <w:t xml:space="preserve">Statisztikák az </w:t>
+      </w:r>
+      <w:proofErr w:type="gramStart"/>
+      <w:r>
+        <w:t>adminisztrátornak</w:t>
+      </w:r>
+      <w:proofErr w:type="gramEnd"/>
     </w:p>
     <w:p>
-      <w:r>
-        <w:t xml:space="preserve">Az adminisztrátor felelős az oldallal kapcsolatos </w:t>
-      </w:r>
-      <w:r>
-        <w:rPr>
-          <w:b/>
-          <w:bCs/>
-        </w:rPr>
-        <w:t>minden adminisztratív feladat ellátásáért</w:t>
-      </w:r>
-      <w:r>
-        <w:t>. Adminisztrátori hozzáféréssel ren</w:t>
-      </w:r>
-      <w:r>
-        <w:t xml:space="preserve">delkező személy alkalmas arra, hogy jóváhagyja a felhasználói regisztrációkat, </w:t>
-      </w:r>
-      <w:r>
-        <w:t xml:space="preserve">illetve elfogadja vagy elutasítja a diákok által érkezett </w:t>
-      </w:r>
-      <w:r>
-        <w:t>dokumentumokat. Van jogosultsága szerkeszteni a felhasználók adatait változás esetén. A számlák legenerálása is az Ő hatásköre, amiket automatikusan kiküld a rendszer a felhasználók számára az oldalon belül.</w:t>
+      <w:pPr>
+        <w:pStyle w:val="Nincstrkz"/>
+      </w:pPr>
+      <w:r>
+        <w:t>Legjobban értékelt</w:t>
+      </w:r>
+      <w:r>
+        <w:t xml:space="preserve"> ételek kijelzése a diákoknak</w:t>
       </w:r>
     </w:p>
     <w:p>
       <w:pPr>
-        <w:pStyle w:val="Cmsor2"/>
-      </w:pPr>
-      <w:bookmarkStart w:id="30" w:name="_Toc210651563"/>
-      <w:r>
-        <w:t xml:space="preserve">Étkeztetői </w:t>
-      </w:r>
-      <w:r>
-        <w:t>felület</w:t>
-      </w:r>
-      <w:bookmarkEnd w:id="30"/>
+        <w:pStyle w:val="Nincstrkz"/>
+      </w:pPr>
+      <w:r>
+        <w:t>Pénz feltöltése</w:t>
+      </w:r>
     </w:p>
     <w:p>
-      <w:r>
-        <w:t>Kezeli az ételeket és az összetevőket. Ennek következtében f</w:t>
-      </w:r>
-      <w:r>
-        <w:t xml:space="preserve">el </w:t>
-      </w:r>
-      <w:r>
-        <w:t xml:space="preserve">is </w:t>
-      </w:r>
-      <w:r>
-        <w:t>tudja tölteni az étlapot, amit szerkeszteni is tud</w:t>
-      </w:r>
-      <w:r>
-        <w:t xml:space="preserve">. Minden nap le </w:t>
-      </w:r>
-      <w:r>
-        <w:t>tudja kérni az addig leadott rendelés</w:t>
-      </w:r>
-      <w:r>
-        <w:t xml:space="preserve"> számát</w:t>
-      </w:r>
-      <w:r>
-        <w:t xml:space="preserve"> (10:00)</w:t>
-      </w:r>
-      <w:r>
-        <w:t>, hogy tudja</w:t>
-      </w:r>
-      <w:r>
-        <w:t xml:space="preserve">, miből mennyit kell </w:t>
-      </w:r>
-      <w:r>
-        <w:t>készítenie</w:t>
-      </w:r>
-      <w:r>
-        <w:t xml:space="preserve">. </w:t>
-      </w:r>
-      <w:r>
-        <w:t xml:space="preserve">Számításba van véve, hogy a cukorbetegek számára cukormentes </w:t>
-      </w:r>
-      <w:r>
-        <w:t>étkezést kell biztosítani, ezért minden alkalommal az A menüből lesz készítve cukormentes verzió.</w:t>
-      </w:r>
-    </w:p>
-    <w:p>
-      <w:pPr>
-        <w:pStyle w:val="Cmsor2"/>
-      </w:pPr>
-      <w:bookmarkStart w:id="31" w:name="_Toc208994365"/>
-      <w:bookmarkStart w:id="32" w:name="_Toc208994428"/>
-      <w:bookmarkStart w:id="33" w:name="_Toc210651564"/>
-      <w:r>
-        <w:lastRenderedPageBreak/>
-        <w:t>Megjelenés</w:t>
-      </w:r>
-      <w:bookmarkEnd w:id="31"/>
-      <w:bookmarkEnd w:id="32"/>
-      <w:bookmarkEnd w:id="33"/>
-    </w:p>
-    <w:p>
-      <w:r>
-        <w:t>A weboldal felhasználói felületének megtervezés</w:t>
-      </w:r>
-      <w:r>
-        <w:t>éhez</w:t>
-      </w:r>
-      <w:r>
-        <w:t xml:space="preserve"> a Canva és a </w:t>
-      </w:r>
-      <w:proofErr w:type="spellStart"/>
-      <w:r>
-        <w:t>Figma</w:t>
-      </w:r>
-      <w:proofErr w:type="spellEnd"/>
-      <w:r>
-        <w:t xml:space="preserve"> nevű eszközöket alkalmaz</w:t>
-      </w:r>
-      <w:r>
-        <w:t>tuk</w:t>
-      </w:r>
-      <w:r>
-        <w:t>. Ennek köszönhetően átgondolt vizuális tervekkel tud</w:t>
-      </w:r>
-      <w:r>
-        <w:t>t</w:t>
-      </w:r>
-      <w:r>
-        <w:t>unk dolgozni.</w:t>
-      </w:r>
-    </w:p>
-    <w:p>
-      <w:pPr>
-        <w:pStyle w:val="Nincstrkz"/>
-        <w:numPr>
-          <w:ilvl w:val="0"/>
-          <w:numId w:val="0"/>
-        </w:numPr>
-        <w:ind w:left="714"/>
-      </w:pPr>
-      <w:r>
-        <w:t>A cél, hogy egy olyan weboldalt hozzunk létre, ami könnyen kezelhető és átlátható mind a felhasználóknak, az adminisztrátornak és az étkeztetést kezelő</w:t>
-      </w:r>
-      <w:r>
-        <w:t xml:space="preserve"> félnek</w:t>
-      </w:r>
-      <w:r>
-        <w:t>.</w:t>
-      </w:r>
-    </w:p>
-    <w:p>
-      <w:pPr>
-        <w:pStyle w:val="Nincstrkz"/>
-      </w:pPr>
-      <w:r>
-        <w:t>Könnyen navigálható menürendszer minden oldalon</w:t>
-      </w:r>
-    </w:p>
-    <w:p>
-      <w:pPr>
-        <w:pStyle w:val="Nincstrkz"/>
-      </w:pPr>
-      <w:r>
-        <w:t xml:space="preserve">Bejelentkezés </w:t>
-      </w:r>
-      <w:r>
-        <w:t>és regisztrációs felület</w:t>
-      </w:r>
-    </w:p>
-    <w:p>
-      <w:pPr>
-        <w:pStyle w:val="Nincstrkz"/>
-      </w:pPr>
-      <w:r>
-        <w:t xml:space="preserve">Egyszerű </w:t>
-      </w:r>
-      <w:r>
-        <w:t>rendeléskezelés</w:t>
-      </w:r>
-    </w:p>
-    <w:p>
-      <w:pPr>
-        <w:pStyle w:val="Nincstrkz"/>
-      </w:pPr>
-      <w:r>
-        <w:t>Adminisztrátor számára letisztult felhasználó kezelés: keresés szűrővel, adatok módosítása</w:t>
-      </w:r>
-    </w:p>
-    <w:p>
-      <w:pPr>
-        <w:pStyle w:val="Cmsor2"/>
-      </w:pPr>
-      <w:bookmarkStart w:id="34" w:name="_Toc208994366"/>
-      <w:bookmarkStart w:id="35" w:name="_Toc208994429"/>
-      <w:bookmarkStart w:id="36" w:name="_Toc210651565"/>
-      <w:r>
-        <w:t>Funkciók</w:t>
-      </w:r>
-      <w:bookmarkEnd w:id="34"/>
-      <w:bookmarkEnd w:id="35"/>
-      <w:bookmarkEnd w:id="36"/>
-    </w:p>
-    <w:p>
-      <w:pPr>
-        <w:pStyle w:val="Nincstrkz"/>
-      </w:pPr>
-      <w:r>
-        <w:t xml:space="preserve">Regisztráció és bejelentkezés több szerepkörrel (adminisztrátor, </w:t>
-      </w:r>
-      <w:r>
-        <w:t>konyha, felhasz</w:t>
-      </w:r>
-      <w:r>
-        <w:t>n</w:t>
-      </w:r>
-      <w:r>
-        <w:t>álók</w:t>
-      </w:r>
-      <w:r>
-        <w:t>)</w:t>
-      </w:r>
-    </w:p>
-    <w:p>
-      <w:pPr>
-        <w:pStyle w:val="Nincstrkz"/>
-      </w:pPr>
-      <w:r>
-        <w:t>Heti menü megtekintése napokra bontva</w:t>
-      </w:r>
-    </w:p>
-    <w:p>
-      <w:pPr>
-        <w:pStyle w:val="Nincstrkz"/>
-      </w:pPr>
-      <w:r>
-        <w:t>Ebédátvétel előzetesen választott menü szerint</w:t>
-      </w:r>
-    </w:p>
-    <w:p>
-      <w:pPr>
-        <w:pStyle w:val="Nincstrkz"/>
-      </w:pPr>
-      <w:r>
-        <w:t>Rendelés</w:t>
-      </w:r>
-      <w:r>
-        <w:t xml:space="preserve"> és lemondás </w:t>
-      </w:r>
-      <w:r>
-        <w:t>határidőn belül</w:t>
-      </w:r>
-    </w:p>
-    <w:p>
-      <w:pPr>
-        <w:pStyle w:val="Nincstrkz"/>
-      </w:pPr>
-      <w:r>
-        <w:t xml:space="preserve">Allergén és diétás információk </w:t>
-      </w:r>
-      <w:r>
-        <w:t>megjelenítése</w:t>
-      </w:r>
-    </w:p>
-    <w:p>
-      <w:pPr>
-        <w:pStyle w:val="Nincstrkz"/>
-      </w:pPr>
-      <w:r>
-        <w:t>Kódleolvasás ebédátvételkor hardver használatával (RFID-olvasó)</w:t>
-      </w:r>
-    </w:p>
-    <w:p>
-      <w:pPr>
-        <w:pStyle w:val="Nincstrkz"/>
-      </w:pPr>
-      <w:r>
-        <w:t>Fizetendő számla kiállítása</w:t>
-      </w:r>
-    </w:p>
-    <w:p>
-      <w:pPr>
-        <w:spacing w:line="259" w:lineRule="auto"/>
-        <w:ind w:left="0"/>
-        <w:jc w:val="left"/>
-        <w:rPr>
-          <w:color w:val="000000" w:themeColor="text1"/>
-          <w:lang w:eastAsia="hu-HU"/>
-        </w:rPr>
-      </w:pPr>
-      <w:r>
-        <w:br w:type="page"/>
-      </w:r>
-    </w:p>
-    <w:p>
-      <w:pPr>
-        <w:pStyle w:val="Cmsor2"/>
-      </w:pPr>
-      <w:bookmarkStart w:id="37" w:name="_Toc208994367"/>
-      <w:bookmarkStart w:id="38" w:name="_Toc208994430"/>
-      <w:bookmarkStart w:id="39" w:name="_Toc210651566"/>
-      <w:r>
-        <w:lastRenderedPageBreak/>
-        <w:t xml:space="preserve">Jövőbeli fejlesztési </w:t>
-      </w:r>
-      <w:bookmarkEnd w:id="37"/>
-      <w:bookmarkEnd w:id="38"/>
-      <w:r>
-        <w:t>lehetőségek</w:t>
-      </w:r>
-      <w:bookmarkEnd w:id="39"/>
-    </w:p>
-    <w:p>
-      <w:r>
-        <w:t>A jövőre nézve a projekt</w:t>
-      </w:r>
-      <w:r>
-        <w:t xml:space="preserve"> rengeteg fejlesztési lehetőséggel rendelkezik, amik még gördülékenyebbé, kényelmesebbé és egyszerűbbé tennék az alkalmazás használatát. A jövőbéli fejlesztési lehetőségek az alábbiak:</w:t>
-      </w:r>
-    </w:p>
-    <w:p>
-      <w:pPr>
-        <w:pStyle w:val="Nincstrkz"/>
-      </w:pPr>
-      <w:r>
-        <w:t>Értesítések (fizetésről)</w:t>
-      </w:r>
-    </w:p>
-    <w:p>
-      <w:pPr>
-        <w:pStyle w:val="Nincstrkz"/>
-      </w:pPr>
-      <w:r>
-        <w:t>Mobilalkalmazás</w:t>
-      </w:r>
-    </w:p>
-    <w:p>
-      <w:pPr>
-        <w:pStyle w:val="Nincstrkz"/>
-      </w:pPr>
-      <w:r>
-        <w:t>Több iskolára bontható rendszer</w:t>
-      </w:r>
-    </w:p>
-    <w:p>
-      <w:pPr>
-        <w:pStyle w:val="Nincstrkz"/>
-      </w:pPr>
-      <w:r>
-        <w:t>Több szolgáltatóra bontható rendszer</w:t>
-      </w:r>
-    </w:p>
-    <w:p>
-      <w:pPr>
-        <w:pStyle w:val="Nincstrkz"/>
-      </w:pPr>
-      <w:r>
-        <w:t xml:space="preserve">Statisztikák az </w:t>
-      </w:r>
-      <w:r>
-        <w:t>adminisztrátornak</w:t>
-      </w:r>
-    </w:p>
-    <w:p>
-      <w:pPr>
-        <w:pStyle w:val="Nincstrkz"/>
-      </w:pPr>
-      <w:r>
-        <w:t>Legjobban értékelt</w:t>
-      </w:r>
-      <w:r>
-        <w:t xml:space="preserve"> ételek kijelzése a diákoknak</w:t>
-      </w:r>
-    </w:p>
-    <w:p>
-      <w:pPr>
-        <w:pStyle w:val="Nincstrkz"/>
-      </w:pPr>
-      <w:r>
-        <w:t>Pénz feltöltése</w:t>
-      </w:r>
-    </w:p>
-    <w:p>
       <w:pPr>
         <w:pStyle w:val="Cmsor1"/>
       </w:pPr>
-      <w:bookmarkStart w:id="40" w:name="_Toc210651567"/>
+      <w:bookmarkStart w:id="27" w:name="_Toc226832416"/>
       <w:r>
         <w:lastRenderedPageBreak/>
         <w:t>Projekt adatlap</w:t>
       </w:r>
-      <w:bookmarkEnd w:id="40"/>
+      <w:bookmarkEnd w:id="27"/>
     </w:p>
     <w:p>
       <w:r>
@@ -3070,7 +2767,7 @@
 </file>
 
 <file path=word/endnotes.xml><?xml version="1.0" encoding="utf-8"?>
-<w:endnotes xmlns:wpc="http://schemas.microsoft.com/office/word/2010/wordprocessingCanvas" xmlns:cx="http://schemas.microsoft.com/office/drawing/2014/chartex" xmlns:cx1="http://schemas.microsoft.com/office/drawing/2015/9/8/chartex" xmlns:cx2="http://schemas.microsoft.com/office/drawing/2015/10/21/chartex" xmlns:cx3="http://schemas.microsoft.com/office/drawing/2016/5/9/chartex" xmlns:cx4="http://schemas.microsoft.com/office/drawing/2016/5/10/chartex" xmlns:cx5="http://schemas.microsoft.com/office/drawing/2016/5/11/chartex" xmlns:cx6="http://schemas.microsoft.com/office/drawing/2016/5/12/chartex" xmlns:cx7="http://schemas.microsoft.com/office/drawing/2016/5/13/chartex" xmlns:cx8="http://schemas.microsoft.com/office/drawing/2016/5/14/chartex" xmlns:mc="http://schemas.openxmlformats.org/markup-compatibility/2006" xmlns:aink="http://schemas.microsoft.com/office/drawing/2016/ink" xmlns:am3d="http://schemas.microsoft.com/office/drawing/2017/model3d" xmlns:o="urn:schemas-microsoft-com:office:office" xmlns:r="http://schemas.openxmlformats.org/officeDocument/2006/relationships" xmlns:m="http://schemas.openxmlformats.org/officeDocument/2006/math" xmlns:v="urn:schemas-microsoft-com:vml" xmlns:wp14="http://schemas.microsoft.com/office/word/2010/wordprocessingDrawing" xmlns:wp="http://schemas.openxmlformats.org/drawingml/2006/wordprocessingDrawing" xmlns:w10="urn:schemas-microsoft-com:office:word" xmlns:w="http://schemas.openxmlformats.org/wordprocessingml/2006/main" xmlns:w14="http://schemas.microsoft.com/office/word/2010/wordml" xmlns:w15="http://schemas.microsoft.com/office/word/2012/wordml" xmlns:w16cex="http://schemas.microsoft.com/office/word/2018/wordml/cex" xmlns:w16cid="http://schemas.microsoft.com/office/word/2016/wordml/cid" xmlns:w16="http://schemas.microsoft.com/office/word/2018/wordml" xmlns:w16sdtdh="http://schemas.microsoft.com/office/word/2020/wordml/sdtdatahash" xmlns:w16se="http://schemas.microsoft.com/office/word/2015/wordml/symex" xmlns:wpg="http://schemas.microsoft.com/office/word/2010/wordprocessingGroup" xmlns:wpi="http://schemas.microsoft.com/office/word/2010/wordprocessingInk" xmlns:wne="http://schemas.microsoft.com/office/word/2006/wordml" xmlns:wps="http://schemas.microsoft.com/office/word/2010/wordprocessingShape" mc:Ignorable="w14 w15 w16se w16cid w16 w16cex w16sdtdh wp14">
+<w:endnotes xmlns:wpc="http://schemas.microsoft.com/office/word/2010/wordprocessingCanvas" xmlns:cx="http://schemas.microsoft.com/office/drawing/2014/chartex" xmlns:mc="http://schemas.openxmlformats.org/markup-compatibility/2006" xmlns:o="urn:schemas-microsoft-com:office:office" xmlns:r="http://schemas.openxmlformats.org/officeDocument/2006/relationships" xmlns:m="http://schemas.openxmlformats.org/officeDocument/2006/math" xmlns:v="urn:schemas-microsoft-com:vml" xmlns:wp14="http://schemas.microsoft.com/office/word/2010/wordprocessingDrawing" xmlns:wp="http://schemas.openxmlformats.org/drawingml/2006/wordprocessingDrawing" xmlns:w10="urn:schemas-microsoft-com:office:word" xmlns:w="http://schemas.openxmlformats.org/wordprocessingml/2006/main" xmlns:w14="http://schemas.microsoft.com/office/word/2010/wordml" xmlns:w15="http://schemas.microsoft.com/office/word/2012/wordml" xmlns:w16se="http://schemas.microsoft.com/office/word/2015/wordml/symex" xmlns:wpg="http://schemas.microsoft.com/office/word/2010/wordprocessingGroup" xmlns:wpi="http://schemas.microsoft.com/office/word/2010/wordprocessingInk" xmlns:wne="http://schemas.microsoft.com/office/word/2006/wordml" xmlns:wps="http://schemas.microsoft.com/office/word/2010/wordprocessingShape" mc:Ignorable="w14 w15 w16se wp14">
   <w:endnote w:type="separator" w:id="-1">
     <w:p>
       <w:pPr>
@@ -3095,7 +2792,7 @@
 </file>
 
 <file path=word/footer1.xml><?xml version="1.0" encoding="utf-8"?>
-<w:ftr xmlns:wpc="http://schemas.microsoft.com/office/word/2010/wordprocessingCanvas" xmlns:cx="http://schemas.microsoft.com/office/drawing/2014/chartex" xmlns:cx1="http://schemas.microsoft.com/office/drawing/2015/9/8/chartex" xmlns:cx2="http://schemas.microsoft.com/office/drawing/2015/10/21/chartex" xmlns:cx3="http://schemas.microsoft.com/office/drawing/2016/5/9/chartex" xmlns:cx4="http://schemas.microsoft.com/office/drawing/2016/5/10/chartex" xmlns:cx5="http://schemas.microsoft.com/office/drawing/2016/5/11/chartex" xmlns:cx6="http://schemas.microsoft.com/office/drawing/2016/5/12/chartex" xmlns:cx7="http://schemas.microsoft.com/office/drawing/2016/5/13/chartex" xmlns:cx8="http://schemas.microsoft.com/office/drawing/2016/5/14/chartex" xmlns:mc="http://schemas.openxmlformats.org/markup-compatibility/2006" xmlns:aink="http://schemas.microsoft.com/office/drawing/2016/ink" xmlns:am3d="http://schemas.microsoft.com/office/drawing/2017/model3d" xmlns:o="urn:schemas-microsoft-com:office:office" xmlns:r="http://schemas.openxmlformats.org/officeDocument/2006/relationships" xmlns:m="http://schemas.openxmlformats.org/officeDocument/2006/math" xmlns:v="urn:schemas-microsoft-com:vml" xmlns:wp14="http://schemas.microsoft.com/office/word/2010/wordprocessingDrawing" xmlns:wp="http://schemas.openxmlformats.org/drawingml/2006/wordprocessingDrawing" xmlns:w10="urn:schemas-microsoft-com:office:word" xmlns:w="http://schemas.openxmlformats.org/wordprocessingml/2006/main" xmlns:w14="http://schemas.microsoft.com/office/word/2010/wordml" xmlns:w15="http://schemas.microsoft.com/office/word/2012/wordml" xmlns:w16cex="http://schemas.microsoft.com/office/word/2018/wordml/cex" xmlns:w16cid="http://schemas.microsoft.com/office/word/2016/wordml/cid" xmlns:w16="http://schemas.microsoft.com/office/word/2018/wordml" xmlns:w16sdtdh="http://schemas.microsoft.com/office/word/2020/wordml/sdtdatahash" xmlns:w16se="http://schemas.microsoft.com/office/word/2015/wordml/symex" xmlns:wpg="http://schemas.microsoft.com/office/word/2010/wordprocessingGroup" xmlns:wpi="http://schemas.microsoft.com/office/word/2010/wordprocessingInk" xmlns:wne="http://schemas.microsoft.com/office/word/2006/wordml" xmlns:wps="http://schemas.microsoft.com/office/word/2010/wordprocessingShape" mc:Ignorable="w14 w15 w16se w16cid w16 w16cex w16sdtdh wp14">
+<w:ftr xmlns:wpc="http://schemas.microsoft.com/office/word/2010/wordprocessingCanvas" xmlns:cx="http://schemas.microsoft.com/office/drawing/2014/chartex" xmlns:mc="http://schemas.openxmlformats.org/markup-compatibility/2006" xmlns:o="urn:schemas-microsoft-com:office:office" xmlns:r="http://schemas.openxmlformats.org/officeDocument/2006/relationships" xmlns:m="http://schemas.openxmlformats.org/officeDocument/2006/math" xmlns:v="urn:schemas-microsoft-com:vml" xmlns:wp14="http://schemas.microsoft.com/office/word/2010/wordprocessingDrawing" xmlns:wp="http://schemas.openxmlformats.org/drawingml/2006/wordprocessingDrawing" xmlns:w10="urn:schemas-microsoft-com:office:word" xmlns:w="http://schemas.openxmlformats.org/wordprocessingml/2006/main" xmlns:w14="http://schemas.microsoft.com/office/word/2010/wordml" xmlns:w15="http://schemas.microsoft.com/office/word/2012/wordml" xmlns:w16se="http://schemas.microsoft.com/office/word/2015/wordml/symex" xmlns:wpg="http://schemas.microsoft.com/office/word/2010/wordprocessingGroup" xmlns:wpi="http://schemas.microsoft.com/office/word/2010/wordprocessingInk" xmlns:wne="http://schemas.microsoft.com/office/word/2006/wordml" xmlns:wps="http://schemas.microsoft.com/office/word/2010/wordprocessingShape" mc:Ignorable="w14 w15 w16se wp14">
   <w:sdt>
     <w:sdtPr>
       <w:id w:val="1030842180"/>
@@ -3174,7 +2871,7 @@
                 </wp:inline>
               </w:drawing>
             </mc:Choice>
-            <mc:Fallback>
+            <mc:Fallback xmlns:w16sdtdh="http://schemas.microsoft.com/office/word/2020/wordml/sdtdatahash" xmlns:w16="http://schemas.microsoft.com/office/word/2018/wordml" xmlns:w16cid="http://schemas.microsoft.com/office/word/2016/wordml/cid" xmlns:w16cex="http://schemas.microsoft.com/office/word/2018/wordml/cex" xmlns:am3d="http://schemas.microsoft.com/office/drawing/2017/model3d" xmlns:aink="http://schemas.microsoft.com/office/drawing/2016/ink" xmlns:cx8="http://schemas.microsoft.com/office/drawing/2016/5/14/chartex" xmlns:cx7="http://schemas.microsoft.com/office/drawing/2016/5/13/chartex" xmlns:cx6="http://schemas.microsoft.com/office/drawing/2016/5/12/chartex" xmlns:cx5="http://schemas.microsoft.com/office/drawing/2016/5/11/chartex" xmlns:cx4="http://schemas.microsoft.com/office/drawing/2016/5/10/chartex" xmlns:cx3="http://schemas.microsoft.com/office/drawing/2016/5/9/chartex" xmlns:cx2="http://schemas.microsoft.com/office/drawing/2015/10/21/chartex" xmlns:cx1="http://schemas.microsoft.com/office/drawing/2015/9/8/chartex">
               <w:pict>
                 <v:shapetype w14:anchorId="45C36318" id="_x0000_t110" coordsize="21600,21600" o:spt="110" path="m10800,l,10800,10800,21600,21600,10800xe">
                   <v:stroke joinstyle="miter"/>
@@ -3208,7 +2905,7 @@
           <w:rPr>
             <w:noProof/>
           </w:rPr>
-          <w:t>5</w:t>
+          <w:t>6</w:t>
         </w:r>
         <w:r>
           <w:fldChar w:fldCharType="end"/>
@@ -3220,7 +2917,7 @@
 </file>
 
 <file path=word/footnotes.xml><?xml version="1.0" encoding="utf-8"?>
-<w:footnotes xmlns:wpc="http://schemas.microsoft.com/office/word/2010/wordprocessingCanvas" xmlns:cx="http://schemas.microsoft.com/office/drawing/2014/chartex" xmlns:cx1="http://schemas.microsoft.com/office/drawing/2015/9/8/chartex" xmlns:cx2="http://schemas.microsoft.com/office/drawing/2015/10/21/chartex" xmlns:cx3="http://schemas.microsoft.com/office/drawing/2016/5/9/chartex" xmlns:cx4="http://schemas.microsoft.com/office/drawing/2016/5/10/chartex" xmlns:cx5="http://schemas.microsoft.com/office/drawing/2016/5/11/chartex" xmlns:cx6="http://schemas.microsoft.com/office/drawing/2016/5/12/chartex" xmlns:cx7="http://schemas.microsoft.com/office/drawing/2016/5/13/chartex" xmlns:cx8="http://schemas.microsoft.com/office/drawing/2016/5/14/chartex" xmlns:mc="http://schemas.openxmlformats.org/markup-compatibility/2006" xmlns:aink="http://schemas.microsoft.com/office/drawing/2016/ink" xmlns:am3d="http://schemas.microsoft.com/office/drawing/2017/model3d" xmlns:o="urn:schemas-microsoft-com:office:office" xmlns:r="http://schemas.openxmlformats.org/officeDocument/2006/relationships" xmlns:m="http://schemas.openxmlformats.org/officeDocument/2006/math" xmlns:v="urn:schemas-microsoft-com:vml" xmlns:wp14="http://schemas.microsoft.com/office/word/2010/wordprocessingDrawing" xmlns:wp="http://schemas.openxmlformats.org/drawingml/2006/wordprocessingDrawing" xmlns:w10="urn:schemas-microsoft-com:office:word" xmlns:w="http://schemas.openxmlformats.org/wordprocessingml/2006/main" xmlns:w14="http://schemas.microsoft.com/office/word/2010/wordml" xmlns:w15="http://schemas.microsoft.com/office/word/2012/wordml" xmlns:w16cex="http://schemas.microsoft.com/office/word/2018/wordml/cex" xmlns:w16cid="http://schemas.microsoft.com/office/word/2016/wordml/cid" xmlns:w16="http://schemas.microsoft.com/office/word/2018/wordml" xmlns:w16sdtdh="http://schemas.microsoft.com/office/word/2020/wordml/sdtdatahash" xmlns:w16se="http://schemas.microsoft.com/office/word/2015/wordml/symex" xmlns:wpg="http://schemas.microsoft.com/office/word/2010/wordprocessingGroup" xmlns:wpi="http://schemas.microsoft.com/office/word/2010/wordprocessingInk" xmlns:wne="http://schemas.microsoft.com/office/word/2006/wordml" xmlns:wps="http://schemas.microsoft.com/office/word/2010/wordprocessingShape" mc:Ignorable="w14 w15 w16se w16cid w16 w16cex w16sdtdh wp14">
+<w:footnotes xmlns:wpc="http://schemas.microsoft.com/office/word/2010/wordprocessingCanvas" xmlns:cx="http://schemas.microsoft.com/office/drawing/2014/chartex" xmlns:mc="http://schemas.openxmlformats.org/markup-compatibility/2006" xmlns:o="urn:schemas-microsoft-com:office:office" xmlns:r="http://schemas.openxmlformats.org/officeDocument/2006/relationships" xmlns:m="http://schemas.openxmlformats.org/officeDocument/2006/math" xmlns:v="urn:schemas-microsoft-com:vml" xmlns:wp14="http://schemas.microsoft.com/office/word/2010/wordprocessingDrawing" xmlns:wp="http://schemas.openxmlformats.org/drawingml/2006/wordprocessingDrawing" xmlns:w10="urn:schemas-microsoft-com:office:word" xmlns:w="http://schemas.openxmlformats.org/wordprocessingml/2006/main" xmlns:w14="http://schemas.microsoft.com/office/word/2010/wordml" xmlns:w15="http://schemas.microsoft.com/office/word/2012/wordml" xmlns:w16se="http://schemas.microsoft.com/office/word/2015/wordml/symex" xmlns:wpg="http://schemas.microsoft.com/office/word/2010/wordprocessingGroup" xmlns:wpi="http://schemas.microsoft.com/office/word/2010/wordprocessingInk" xmlns:wne="http://schemas.microsoft.com/office/word/2006/wordml" xmlns:wps="http://schemas.microsoft.com/office/word/2010/wordprocessingShape" mc:Ignorable="w14 w15 w16se wp14">
   <w:footnote w:type="separator" w:id="-1">
     <w:p>
       <w:pPr>
@@ -3245,7 +2942,7 @@
 </file>
 
 <file path=word/header1.xml><?xml version="1.0" encoding="utf-8"?>
-<w:hdr xmlns:wpc="http://schemas.microsoft.com/office/word/2010/wordprocessingCanvas" xmlns:cx="http://schemas.microsoft.com/office/drawing/2014/chartex" xmlns:cx1="http://schemas.microsoft.com/office/drawing/2015/9/8/chartex" xmlns:cx2="http://schemas.microsoft.com/office/drawing/2015/10/21/chartex" xmlns:cx3="http://schemas.microsoft.com/office/drawing/2016/5/9/chartex" xmlns:cx4="http://schemas.microsoft.com/office/drawing/2016/5/10/chartex" xmlns:cx5="http://schemas.microsoft.com/office/drawing/2016/5/11/chartex" xmlns:cx6="http://schemas.microsoft.com/office/drawing/2016/5/12/chartex" xmlns:cx7="http://schemas.microsoft.com/office/drawing/2016/5/13/chartex" xmlns:cx8="http://schemas.microsoft.com/office/drawing/2016/5/14/chartex" xmlns:mc="http://schemas.openxmlformats.org/markup-compatibility/2006" xmlns:aink="http://schemas.microsoft.com/office/drawing/2016/ink" xmlns:am3d="http://schemas.microsoft.com/office/drawing/2017/model3d" xmlns:o="urn:schemas-microsoft-com:office:office" xmlns:r="http://schemas.openxmlformats.org/officeDocument/2006/relationships" xmlns:m="http://schemas.openxmlformats.org/officeDocument/2006/math" xmlns:v="urn:schemas-microsoft-com:vml" xmlns:wp14="http://schemas.microsoft.com/office/word/2010/wordprocessingDrawing" xmlns:wp="http://schemas.openxmlformats.org/drawingml/2006/wordprocessingDrawing" xmlns:w10="urn:schemas-microsoft-com:office:word" xmlns:w="http://schemas.openxmlformats.org/wordprocessingml/2006/main" xmlns:w14="http://schemas.microsoft.com/office/word/2010/wordml" xmlns:w15="http://schemas.microsoft.com/office/word/2012/wordml" xmlns:w16cex="http://schemas.microsoft.com/office/word/2018/wordml/cex" xmlns:w16cid="http://schemas.microsoft.com/office/word/2016/wordml/cid" xmlns:w16="http://schemas.microsoft.com/office/word/2018/wordml" xmlns:w16sdtdh="http://schemas.microsoft.com/office/word/2020/wordml/sdtdatahash" xmlns:w16se="http://schemas.microsoft.com/office/word/2015/wordml/symex" xmlns:wpg="http://schemas.microsoft.com/office/word/2010/wordprocessingGroup" xmlns:wpi="http://schemas.microsoft.com/office/word/2010/wordprocessingInk" xmlns:wne="http://schemas.microsoft.com/office/word/2006/wordml" xmlns:wps="http://schemas.microsoft.com/office/word/2010/wordprocessingShape" mc:Ignorable="w14 w15 w16se w16cid w16 w16cex w16sdtdh wp14">
+<w:hdr xmlns:wpc="http://schemas.microsoft.com/office/word/2010/wordprocessingCanvas" xmlns:cx="http://schemas.microsoft.com/office/drawing/2014/chartex" xmlns:mc="http://schemas.openxmlformats.org/markup-compatibility/2006" xmlns:o="urn:schemas-microsoft-com:office:office" xmlns:r="http://schemas.openxmlformats.org/officeDocument/2006/relationships" xmlns:m="http://schemas.openxmlformats.org/officeDocument/2006/math" xmlns:v="urn:schemas-microsoft-com:vml" xmlns:wp14="http://schemas.microsoft.com/office/word/2010/wordprocessingDrawing" xmlns:wp="http://schemas.openxmlformats.org/drawingml/2006/wordprocessingDrawing" xmlns:w10="urn:schemas-microsoft-com:office:word" xmlns:w="http://schemas.openxmlformats.org/wordprocessingml/2006/main" xmlns:w14="http://schemas.microsoft.com/office/word/2010/wordml" xmlns:w15="http://schemas.microsoft.com/office/word/2012/wordml" xmlns:w16se="http://schemas.microsoft.com/office/word/2015/wordml/symex" xmlns:wpg="http://schemas.microsoft.com/office/word/2010/wordprocessingGroup" xmlns:wpi="http://schemas.microsoft.com/office/word/2010/wordprocessingInk" xmlns:wne="http://schemas.microsoft.com/office/word/2006/wordml" xmlns:wps="http://schemas.microsoft.com/office/word/2010/wordprocessingShape" mc:Ignorable="w14 w15 w16se wp14">
   <w:p>
     <w:pPr>
       <w:pStyle w:val="lfej"/>
@@ -3346,7 +3043,7 @@
         <w:szCs w:val="20"/>
         <w:u w:val="single"/>
       </w:rPr>
-      <w:t>Projektspecifikáció</w:t>
+      <w:t>Dokumentáció</w:t>
     </w:r>
     <w:r>
       <w:rPr>
@@ -3360,7 +3057,7 @@
 </file>
 
 <file path=word/numbering.xml><?xml version="1.0" encoding="utf-8"?>
-<w:numbering xmlns:wpc="http://schemas.microsoft.com/office/word/2010/wordprocessingCanvas" xmlns:cx="http://schemas.microsoft.com/office/drawing/2014/chartex" xmlns:cx1="http://schemas.microsoft.com/office/drawing/2015/9/8/chartex" xmlns:cx2="http://schemas.microsoft.com/office/drawing/2015/10/21/chartex" xmlns:cx3="http://schemas.microsoft.com/office/drawing/2016/5/9/chartex" xmlns:cx4="http://schemas.microsoft.com/office/drawing/2016/5/10/chartex" xmlns:cx5="http://schemas.microsoft.com/office/drawing/2016/5/11/chartex" xmlns:cx6="http://schemas.microsoft.com/office/drawing/2016/5/12/chartex" xmlns:cx7="http://schemas.microsoft.com/office/drawing/2016/5/13/chartex" xmlns:cx8="http://schemas.microsoft.com/office/drawing/2016/5/14/chartex" xmlns:mc="http://schemas.openxmlformats.org/markup-compatibility/2006" xmlns:aink="http://schemas.microsoft.com/office/drawing/2016/ink" xmlns:am3d="http://schemas.microsoft.com/office/drawing/2017/model3d" xmlns:o="urn:schemas-microsoft-com:office:office" xmlns:r="http://schemas.openxmlformats.org/officeDocument/2006/relationships" xmlns:m="http://schemas.openxmlformats.org/officeDocument/2006/math" xmlns:v="urn:schemas-microsoft-com:vml" xmlns:wp14="http://schemas.microsoft.com/office/word/2010/wordprocessingDrawing" xmlns:wp="http://schemas.openxmlformats.org/drawingml/2006/wordprocessingDrawing" xmlns:w10="urn:schemas-microsoft-com:office:word" xmlns:w="http://schemas.openxmlformats.org/wordprocessingml/2006/main" xmlns:w14="http://schemas.microsoft.com/office/word/2010/wordml" xmlns:w15="http://schemas.microsoft.com/office/word/2012/wordml" xmlns:w16cex="http://schemas.microsoft.com/office/word/2018/wordml/cex" xmlns:w16cid="http://schemas.microsoft.com/office/word/2016/wordml/cid" xmlns:w16="http://schemas.microsoft.com/office/word/2018/wordml" xmlns:w16sdtdh="http://schemas.microsoft.com/office/word/2020/wordml/sdtdatahash" xmlns:w16se="http://schemas.microsoft.com/office/word/2015/wordml/symex" xmlns:wpg="http://schemas.microsoft.com/office/word/2010/wordprocessingGroup" xmlns:wpi="http://schemas.microsoft.com/office/word/2010/wordprocessingInk" xmlns:wne="http://schemas.microsoft.com/office/word/2006/wordml" xmlns:wps="http://schemas.microsoft.com/office/word/2010/wordprocessingShape" mc:Ignorable="w14 w15 w16se w16cid w16 w16cex w16sdtdh wp14">
+<w:numbering xmlns:wpc="http://schemas.microsoft.com/office/word/2010/wordprocessingCanvas" xmlns:cx="http://schemas.microsoft.com/office/drawing/2014/chartex" xmlns:mc="http://schemas.openxmlformats.org/markup-compatibility/2006" xmlns:o="urn:schemas-microsoft-com:office:office" xmlns:r="http://schemas.openxmlformats.org/officeDocument/2006/relationships" xmlns:m="http://schemas.openxmlformats.org/officeDocument/2006/math" xmlns:v="urn:schemas-microsoft-com:vml" xmlns:wp14="http://schemas.microsoft.com/office/word/2010/wordprocessingDrawing" xmlns:wp="http://schemas.openxmlformats.org/drawingml/2006/wordprocessingDrawing" xmlns:w10="urn:schemas-microsoft-com:office:word" xmlns:w="http://schemas.openxmlformats.org/wordprocessingml/2006/main" xmlns:w14="http://schemas.microsoft.com/office/word/2010/wordml" xmlns:w15="http://schemas.microsoft.com/office/word/2012/wordml" xmlns:w16se="http://schemas.microsoft.com/office/word/2015/wordml/symex" xmlns:wpg="http://schemas.microsoft.com/office/word/2010/wordprocessingGroup" xmlns:wpi="http://schemas.microsoft.com/office/word/2010/wordprocessingInk" xmlns:wne="http://schemas.microsoft.com/office/word/2006/wordml" xmlns:wps="http://schemas.microsoft.com/office/word/2010/wordprocessingShape" mc:Ignorable="w14 w15 w16se wp14">
   <w:abstractNum w:abstractNumId="0" w15:restartNumberingAfterBreak="0">
     <w:nsid w:val="0F770A47"/>
     <w:multiLevelType w:val="hybridMultilevel"/>
@@ -3477,7 +3174,7 @@
   <w:abstractNum w:abstractNumId="1" w15:restartNumberingAfterBreak="0">
     <w:nsid w:val="20076611"/>
     <w:multiLevelType w:val="multilevel"/>
-    <w:tmpl w:val="5F9C7268"/>
+    <w:tmpl w:val="F762157A"/>
     <w:lvl w:ilvl="0">
       <w:start w:val="1"/>
       <w:numFmt w:val="decimal"/>
@@ -4303,7 +4000,7 @@
 </file>
 
 <file path=word/styles.xml><?xml version="1.0" encoding="utf-8"?>
-<w:styles xmlns:mc="http://schemas.openxmlformats.org/markup-compatibility/2006" xmlns:r="http://schemas.openxmlformats.org/officeDocument/2006/relationships" xmlns:w="http://schemas.openxmlformats.org/wordprocessingml/2006/main" xmlns:w14="http://schemas.microsoft.com/office/word/2010/wordml" xmlns:w15="http://schemas.microsoft.com/office/word/2012/wordml" xmlns:w16cex="http://schemas.microsoft.com/office/word/2018/wordml/cex" xmlns:w16cid="http://schemas.microsoft.com/office/word/2016/wordml/cid" xmlns:w16="http://schemas.microsoft.com/office/word/2018/wordml" xmlns:w16sdtdh="http://schemas.microsoft.com/office/word/2020/wordml/sdtdatahash" xmlns:w16se="http://schemas.microsoft.com/office/word/2015/wordml/symex" mc:Ignorable="w14 w15 w16se w16cid w16 w16cex w16sdtdh">
+<w:styles xmlns:mc="http://schemas.openxmlformats.org/markup-compatibility/2006" xmlns:r="http://schemas.openxmlformats.org/officeDocument/2006/relationships" xmlns:w="http://schemas.openxmlformats.org/wordprocessingml/2006/main" xmlns:w14="http://schemas.microsoft.com/office/word/2010/wordml" xmlns:w15="http://schemas.microsoft.com/office/word/2012/wordml" xmlns:w16se="http://schemas.microsoft.com/office/word/2015/wordml/symex" mc:Ignorable="w14 w15 w16se">
   <w:docDefaults>
     <w:rPrDefault>
       <w:rPr>
@@ -4319,7 +4016,7 @@
       </w:pPr>
     </w:pPrDefault>
   </w:docDefaults>
-  <w:latentStyles w:defLockedState="0" w:defUIPriority="99" w:defSemiHidden="0" w:defUnhideWhenUsed="0" w:defQFormat="0" w:count="376">
+  <w:latentStyles w:defLockedState="0" w:defUIPriority="99" w:defSemiHidden="0" w:defUnhideWhenUsed="0" w:defQFormat="0" w:count="371">
     <w:lsdException w:name="Normal" w:uiPriority="0" w:qFormat="1"/>
     <w:lsdException w:name="heading 1" w:uiPriority="9" w:qFormat="1"/>
     <w:lsdException w:name="heading 2" w:semiHidden="1" w:uiPriority="9" w:unhideWhenUsed="1" w:qFormat="1"/>
@@ -4425,6 +4122,7 @@
     <w:lsdException w:name="HTML Sample" w:semiHidden="1" w:unhideWhenUsed="1"/>
     <w:lsdException w:name="HTML Typewriter" w:semiHidden="1" w:unhideWhenUsed="1"/>
     <w:lsdException w:name="HTML Variable" w:semiHidden="1" w:unhideWhenUsed="1"/>
+    <w:lsdException w:name="Normal Table" w:semiHidden="1" w:unhideWhenUsed="1"/>
     <w:lsdException w:name="annotation subject" w:semiHidden="1" w:unhideWhenUsed="1"/>
     <w:lsdException w:name="No List" w:semiHidden="1" w:unhideWhenUsed="1"/>
     <w:lsdException w:name="Outline List 1" w:semiHidden="1" w:unhideWhenUsed="1"/>
@@ -4471,8 +4169,10 @@
     <w:lsdException w:name="Table Subtle 2" w:semiHidden="1" w:unhideWhenUsed="1"/>
     <w:lsdException w:name="Table Web 1" w:semiHidden="1" w:unhideWhenUsed="1"/>
     <w:lsdException w:name="Table Web 2" w:semiHidden="1" w:unhideWhenUsed="1"/>
+    <w:lsdException w:name="Table Web 3" w:semiHidden="1" w:unhideWhenUsed="1"/>
     <w:lsdException w:name="Balloon Text" w:semiHidden="1" w:unhideWhenUsed="1"/>
     <w:lsdException w:name="Table Grid" w:uiPriority="39"/>
+    <w:lsdException w:name="Table Theme" w:semiHidden="1" w:unhideWhenUsed="1"/>
     <w:lsdException w:name="Placeholder Text" w:semiHidden="1"/>
     <w:lsdException w:name="No Spacing" w:uiPriority="1" w:qFormat="1"/>
     <w:lsdException w:name="Light Shading" w:uiPriority="60"/>
@@ -4688,11 +4388,6 @@
     <w:lsdException w:name="List Table 5 Dark Accent 6" w:uiPriority="50"/>
     <w:lsdException w:name="List Table 6 Colorful Accent 6" w:uiPriority="51"/>
     <w:lsdException w:name="List Table 7 Colorful Accent 6" w:uiPriority="52"/>
-    <w:lsdException w:name="Mention" w:semiHidden="1" w:unhideWhenUsed="1"/>
-    <w:lsdException w:name="Smart Hyperlink" w:semiHidden="1" w:unhideWhenUsed="1"/>
-    <w:lsdException w:name="Hashtag" w:semiHidden="1" w:unhideWhenUsed="1"/>
-    <w:lsdException w:name="Unresolved Mention" w:semiHidden="1" w:unhideWhenUsed="1"/>
-    <w:lsdException w:name="Smart Link" w:semiHidden="1" w:unhideWhenUsed="1"/>
   </w:latentStyles>
   <w:style w:type="paragraph" w:default="1" w:styleId="Norml">
     <w:name w:val="Normal"/>
@@ -4716,7 +4411,7 @@
     <w:autoRedefine/>
     <w:uiPriority w:val="9"/>
     <w:qFormat/>
-    <w:rsid w:val="00CA7F9D"/>
+    <w:rsid w:val="00380EA1"/>
     <w:pPr>
       <w:pageBreakBefore/>
       <w:widowControl w:val="0"/>
@@ -4724,7 +4419,7 @@
         <w:numId w:val="1"/>
       </w:numPr>
       <w:spacing w:before="240" w:after="240"/>
-      <w:ind w:left="431" w:hanging="431"/>
+      <w:ind w:left="284" w:hanging="431"/>
       <w:outlineLvl w:val="0"/>
     </w:pPr>
     <w:rPr>
@@ -4971,7 +4666,7 @@
     <w:basedOn w:val="Bekezdsalapbettpusa"/>
     <w:link w:val="Cmsor1"/>
     <w:uiPriority w:val="9"/>
-    <w:rsid w:val="00CA7F9D"/>
+    <w:rsid w:val="00380EA1"/>
     <w:rPr>
       <w:rFonts w:ascii="Times New Roman" w:eastAsiaTheme="majorEastAsia" w:hAnsi="Times New Roman" w:cstheme="majorBidi"/>
       <w:b/>
@@ -5671,7 +5366,7 @@
 </file>
 
 <file path=customXml/itemProps1.xml><?xml version="1.0" encoding="utf-8"?>
-<ds:datastoreItem xmlns:ds="http://schemas.openxmlformats.org/officeDocument/2006/customXml" ds:itemID="{CF092DF0-0DD9-42FE-9498-58CB877E64A1}">
+<ds:datastoreItem xmlns:ds="http://schemas.openxmlformats.org/officeDocument/2006/customXml" ds:itemID="{858DC3E2-5B22-4CB7-8ED5-E4D45D46292C}">
   <ds:schemaRefs>
     <ds:schemaRef ds:uri="http://schemas.openxmlformats.org/officeDocument/2006/bibliography"/>
   </ds:schemaRefs>

--- a/Dokumentációhoz/Dokumentumok/Dokumentáció.docx
+++ b/Dokumentációhoz/Dokumentumok/Dokumentáció.docx
@@ -84,7 +84,10 @@
         </w:drawing>
       </w:r>
       <w:r>
-        <w:t>Dokumentáció</w:t>
+        <w:t>Vizsgaremek d</w:t>
+      </w:r>
+      <w:r>
+        <w:t>okumentáció</w:t>
       </w:r>
     </w:p>
     <w:p>
@@ -141,10 +144,17 @@
     </w:p>
     <w:bookmarkStart w:id="0" w:name="_Toc208994418" w:displacedByCustomXml="next"/>
     <w:bookmarkEnd w:id="0" w:displacedByCustomXml="next"/>
-    <w:bookmarkStart w:id="1" w:name="_Toc208994419" w:displacedByCustomXml="next"/>
-    <w:bookmarkStart w:id="2" w:name="_Toc208994356" w:displacedByCustomXml="next"/>
+    <w:bookmarkStart w:id="1" w:name="_Toc208994356" w:displacedByCustomXml="next"/>
+    <w:bookmarkStart w:id="2" w:name="_Toc208994419" w:displacedByCustomXml="next"/>
     <w:sdt>
       <w:sdtPr>
+        <w:rPr>
+          <w:rFonts w:ascii="Times New Roman" w:eastAsiaTheme="minorHAnsi" w:hAnsi="Times New Roman" w:cstheme="minorBidi"/>
+          <w:color w:val="auto"/>
+          <w:sz w:val="28"/>
+          <w:szCs w:val="22"/>
+          <w:lang w:eastAsia="en-US"/>
+        </w:rPr>
         <w:id w:val="1625818296"/>
         <w:docPartObj>
           <w:docPartGallery w:val="Table of Contents"/>
@@ -153,13 +163,8 @@
       </w:sdtPr>
       <w:sdtEndPr>
         <w:rPr>
-          <w:rFonts w:ascii="Times New Roman" w:eastAsiaTheme="minorHAnsi" w:hAnsi="Times New Roman" w:cstheme="minorBidi"/>
           <w:b/>
           <w:bCs/>
-          <w:color w:val="auto"/>
-          <w:sz w:val="28"/>
-          <w:szCs w:val="22"/>
-          <w:lang w:eastAsia="en-US"/>
         </w:rPr>
       </w:sdtEndPr>
       <w:sdtContent>
@@ -200,7 +205,7 @@
           <w:r>
             <w:fldChar w:fldCharType="separate"/>
           </w:r>
-          <w:hyperlink w:anchor="_Toc226832399" w:history="1">
+          <w:hyperlink w:anchor="_Toc226995440" w:history="1">
             <w:r>
               <w:rPr>
                 <w:rStyle w:val="Hiperhivatkozs"/>
@@ -243,7 +248,7 @@
                 <w:noProof/>
                 <w:webHidden/>
               </w:rPr>
-              <w:instrText xml:space="preserve"> PAGEREF _Toc226832399 \h </w:instrText>
+              <w:instrText xml:space="preserve"> PAGEREF _Toc226995440 \h </w:instrText>
             </w:r>
             <w:r>
               <w:rPr>
@@ -263,7 +268,7 @@
                 <w:noProof/>
                 <w:webHidden/>
               </w:rPr>
-              <w:t>2</w:t>
+              <w:t>3</w:t>
             </w:r>
             <w:r>
               <w:rPr>
@@ -288,7 +293,7 @@
               <w:lang w:eastAsia="hu-HU"/>
             </w:rPr>
           </w:pPr>
-          <w:hyperlink w:anchor="_Toc226832400" w:history="1">
+          <w:hyperlink w:anchor="_Toc226995441" w:history="1">
             <w:r>
               <w:rPr>
                 <w:rStyle w:val="Hiperhivatkozs"/>
@@ -331,7 +336,7 @@
                 <w:noProof/>
                 <w:webHidden/>
               </w:rPr>
-              <w:instrText xml:space="preserve"> PAGEREF _Toc226832400 \h </w:instrText>
+              <w:instrText xml:space="preserve"> PAGEREF _Toc226995441 \h </w:instrText>
             </w:r>
             <w:r>
               <w:rPr>
@@ -351,7 +356,7 @@
                 <w:noProof/>
                 <w:webHidden/>
               </w:rPr>
-              <w:t>2</w:t>
+              <w:t>3</w:t>
             </w:r>
             <w:r>
               <w:rPr>
@@ -376,7 +381,7 @@
               <w:lang w:eastAsia="hu-HU"/>
             </w:rPr>
           </w:pPr>
-          <w:hyperlink w:anchor="_Toc226832401" w:history="1">
+          <w:hyperlink w:anchor="_Toc226995442" w:history="1">
             <w:r>
               <w:rPr>
                 <w:rStyle w:val="Hiperhivatkozs"/>
@@ -419,7 +424,7 @@
                 <w:noProof/>
                 <w:webHidden/>
               </w:rPr>
-              <w:instrText xml:space="preserve"> PAGEREF _Toc226832401 \h </w:instrText>
+              <w:instrText xml:space="preserve"> PAGEREF _Toc226995442 \h </w:instrText>
             </w:r>
             <w:r>
               <w:rPr>
@@ -439,7 +444,7 @@
                 <w:noProof/>
                 <w:webHidden/>
               </w:rPr>
-              <w:t>2</w:t>
+              <w:t>3</w:t>
             </w:r>
             <w:r>
               <w:rPr>
@@ -464,7 +469,7 @@
               <w:lang w:eastAsia="hu-HU"/>
             </w:rPr>
           </w:pPr>
-          <w:hyperlink w:anchor="_Toc226832402" w:history="1">
+          <w:hyperlink w:anchor="_Toc226995443" w:history="1">
             <w:r>
               <w:rPr>
                 <w:rStyle w:val="Hiperhivatkozs"/>
@@ -507,7 +512,7 @@
                 <w:noProof/>
                 <w:webHidden/>
               </w:rPr>
-              <w:instrText xml:space="preserve"> PAGEREF _Toc226832402 \h </w:instrText>
+              <w:instrText xml:space="preserve"> PAGEREF _Toc226995443 \h </w:instrText>
             </w:r>
             <w:r>
               <w:rPr>
@@ -527,7 +532,7 @@
                 <w:noProof/>
                 <w:webHidden/>
               </w:rPr>
-              <w:t>3</w:t>
+              <w:t>4</w:t>
             </w:r>
             <w:r>
               <w:rPr>
@@ -552,7 +557,7 @@
               <w:lang w:eastAsia="hu-HU"/>
             </w:rPr>
           </w:pPr>
-          <w:hyperlink w:anchor="_Toc226832403" w:history="1">
+          <w:hyperlink w:anchor="_Toc226995444" w:history="1">
             <w:r>
               <w:rPr>
                 <w:rStyle w:val="Hiperhivatkozs"/>
@@ -595,7 +600,7 @@
                 <w:noProof/>
                 <w:webHidden/>
               </w:rPr>
-              <w:instrText xml:space="preserve"> PAGEREF _Toc226832403 \h </w:instrText>
+              <w:instrText xml:space="preserve"> PAGEREF _Toc226995444 \h </w:instrText>
             </w:r>
             <w:r>
               <w:rPr>
@@ -615,7 +620,7 @@
                 <w:noProof/>
                 <w:webHidden/>
               </w:rPr>
-              <w:t>3</w:t>
+              <w:t>4</w:t>
             </w:r>
             <w:r>
               <w:rPr>
@@ -640,7 +645,7 @@
               <w:lang w:eastAsia="hu-HU"/>
             </w:rPr>
           </w:pPr>
-          <w:hyperlink w:anchor="_Toc226832404" w:history="1">
+          <w:hyperlink w:anchor="_Toc226995445" w:history="1">
             <w:r>
               <w:rPr>
                 <w:rStyle w:val="Hiperhivatkozs"/>
@@ -662,7 +667,7 @@
                 <w:rStyle w:val="Hiperhivatkozs"/>
                 <w:noProof/>
               </w:rPr>
-              <w:t>Hardver követelmények</w:t>
+              <w:t>Rendszerkövetelmények</w:t>
             </w:r>
             <w:r>
               <w:rPr>
@@ -683,7 +688,7 @@
                 <w:noProof/>
                 <w:webHidden/>
               </w:rPr>
-              <w:instrText xml:space="preserve"> PAGEREF _Toc226832404 \h </w:instrText>
+              <w:instrText xml:space="preserve"> PAGEREF _Toc226995445 \h </w:instrText>
             </w:r>
             <w:r>
               <w:rPr>
@@ -703,7 +708,7 @@
                 <w:noProof/>
                 <w:webHidden/>
               </w:rPr>
-              <w:t>3</w:t>
+              <w:t>4</w:t>
             </w:r>
             <w:r>
               <w:rPr>
@@ -728,7 +733,7 @@
               <w:lang w:eastAsia="hu-HU"/>
             </w:rPr>
           </w:pPr>
-          <w:hyperlink w:anchor="_Toc226832405" w:history="1">
+          <w:hyperlink w:anchor="_Toc226995446" w:history="1">
             <w:r>
               <w:rPr>
                 <w:rStyle w:val="Hiperhivatkozs"/>
@@ -750,7 +755,7 @@
                 <w:rStyle w:val="Hiperhivatkozs"/>
                 <w:noProof/>
               </w:rPr>
-              <w:t>Szoftver követelmények</w:t>
+              <w:t>A program használatának részletes leírása</w:t>
             </w:r>
             <w:r>
               <w:rPr>
@@ -771,7 +776,7 @@
                 <w:noProof/>
                 <w:webHidden/>
               </w:rPr>
-              <w:instrText xml:space="preserve"> PAGEREF _Toc226832405 \h </w:instrText>
+              <w:instrText xml:space="preserve"> PAGEREF _Toc226995446 \h </w:instrText>
             </w:r>
             <w:r>
               <w:rPr>
@@ -791,7 +796,95 @@
                 <w:noProof/>
                 <w:webHidden/>
               </w:rPr>
-              <w:t>3</w:t>
+              <w:t>4</w:t>
+            </w:r>
+            <w:r>
+              <w:rPr>
+                <w:noProof/>
+                <w:webHidden/>
+              </w:rPr>
+              <w:fldChar w:fldCharType="end"/>
+            </w:r>
+          </w:hyperlink>
+        </w:p>
+        <w:p>
+          <w:pPr>
+            <w:pStyle w:val="TJ1"/>
+            <w:tabs>
+              <w:tab w:val="left" w:pos="560"/>
+              <w:tab w:val="right" w:leader="dot" w:pos="9062"/>
+            </w:tabs>
+            <w:rPr>
+              <w:rFonts w:asciiTheme="minorHAnsi" w:eastAsiaTheme="minorEastAsia" w:hAnsiTheme="minorHAnsi"/>
+              <w:noProof/>
+              <w:sz w:val="22"/>
+              <w:lang w:eastAsia="hu-HU"/>
+            </w:rPr>
+          </w:pPr>
+          <w:hyperlink w:anchor="_Toc226995447" w:history="1">
+            <w:r>
+              <w:rPr>
+                <w:rStyle w:val="Hiperhivatkozs"/>
+                <w:noProof/>
+              </w:rPr>
+              <w:t>3.</w:t>
+            </w:r>
+            <w:r>
+              <w:rPr>
+                <w:rFonts w:asciiTheme="minorHAnsi" w:eastAsiaTheme="minorEastAsia" w:hAnsiTheme="minorHAnsi"/>
+                <w:noProof/>
+                <w:sz w:val="22"/>
+                <w:lang w:eastAsia="hu-HU"/>
+              </w:rPr>
+              <w:tab/>
+            </w:r>
+            <w:r>
+              <w:rPr>
+                <w:rStyle w:val="Hiperhivatkozs"/>
+                <w:noProof/>
+              </w:rPr>
+              <w:t>Fejlesztői dokumentáció</w:t>
+            </w:r>
+            <w:r>
+              <w:rPr>
+                <w:noProof/>
+                <w:webHidden/>
+              </w:rPr>
+              <w:tab/>
+            </w:r>
+            <w:r>
+              <w:rPr>
+                <w:noProof/>
+                <w:webHidden/>
+              </w:rPr>
+              <w:fldChar w:fldCharType="begin"/>
+            </w:r>
+            <w:r>
+              <w:rPr>
+                <w:noProof/>
+                <w:webHidden/>
+              </w:rPr>
+              <w:instrText xml:space="preserve"> PAGEREF _Toc226995447 \h </w:instrText>
+            </w:r>
+            <w:r>
+              <w:rPr>
+                <w:noProof/>
+                <w:webHidden/>
+              </w:rPr>
+            </w:r>
+            <w:r>
+              <w:rPr>
+                <w:noProof/>
+                <w:webHidden/>
+              </w:rPr>
+              <w:fldChar w:fldCharType="separate"/>
+            </w:r>
+            <w:r>
+              <w:rPr>
+                <w:noProof/>
+                <w:webHidden/>
+              </w:rPr>
+              <w:t>5</w:t>
             </w:r>
             <w:r>
               <w:rPr>
@@ -816,13 +909,13 @@
               <w:lang w:eastAsia="hu-HU"/>
             </w:rPr>
           </w:pPr>
-          <w:hyperlink w:anchor="_Toc226832406" w:history="1">
+          <w:hyperlink w:anchor="_Toc226995448" w:history="1">
             <w:r>
               <w:rPr>
                 <w:rStyle w:val="Hiperhivatkozs"/>
                 <w:noProof/>
               </w:rPr>
-              <w:t>2.4</w:t>
+              <w:t>3.1</w:t>
             </w:r>
             <w:r>
               <w:rPr>
@@ -838,7 +931,7 @@
                 <w:rStyle w:val="Hiperhivatkozs"/>
                 <w:noProof/>
               </w:rPr>
-              <w:t>A program használatának részletes leírása</w:t>
+              <w:t>Részletes feladatspecifikáció</w:t>
             </w:r>
             <w:r>
               <w:rPr>
@@ -859,7 +952,7 @@
                 <w:noProof/>
                 <w:webHidden/>
               </w:rPr>
-              <w:instrText xml:space="preserve"> PAGEREF _Toc226832406 \h </w:instrText>
+              <w:instrText xml:space="preserve"> PAGEREF _Toc226995448 \h </w:instrText>
             </w:r>
             <w:r>
               <w:rPr>
@@ -879,7 +972,1239 @@
                 <w:noProof/>
                 <w:webHidden/>
               </w:rPr>
-              <w:t>3</w:t>
+              <w:t>5</w:t>
+            </w:r>
+            <w:r>
+              <w:rPr>
+                <w:noProof/>
+                <w:webHidden/>
+              </w:rPr>
+              <w:fldChar w:fldCharType="end"/>
+            </w:r>
+          </w:hyperlink>
+        </w:p>
+        <w:p>
+          <w:pPr>
+            <w:pStyle w:val="TJ2"/>
+            <w:tabs>
+              <w:tab w:val="left" w:pos="880"/>
+              <w:tab w:val="right" w:leader="dot" w:pos="9062"/>
+            </w:tabs>
+            <w:rPr>
+              <w:rFonts w:asciiTheme="minorHAnsi" w:eastAsiaTheme="minorEastAsia" w:hAnsiTheme="minorHAnsi"/>
+              <w:noProof/>
+              <w:sz w:val="22"/>
+              <w:lang w:eastAsia="hu-HU"/>
+            </w:rPr>
+          </w:pPr>
+          <w:hyperlink w:anchor="_Toc226995449" w:history="1">
+            <w:r>
+              <w:rPr>
+                <w:rStyle w:val="Hiperhivatkozs"/>
+                <w:noProof/>
+              </w:rPr>
+              <w:t>3.2</w:t>
+            </w:r>
+            <w:r>
+              <w:rPr>
+                <w:rFonts w:asciiTheme="minorHAnsi" w:eastAsiaTheme="minorEastAsia" w:hAnsiTheme="minorHAnsi"/>
+                <w:noProof/>
+                <w:sz w:val="22"/>
+                <w:lang w:eastAsia="hu-HU"/>
+              </w:rPr>
+              <w:tab/>
+            </w:r>
+            <w:r>
+              <w:rPr>
+                <w:rStyle w:val="Hiperhivatkozs"/>
+                <w:noProof/>
+              </w:rPr>
+              <w:t>Funkciók</w:t>
+            </w:r>
+            <w:r>
+              <w:rPr>
+                <w:noProof/>
+                <w:webHidden/>
+              </w:rPr>
+              <w:tab/>
+            </w:r>
+            <w:r>
+              <w:rPr>
+                <w:noProof/>
+                <w:webHidden/>
+              </w:rPr>
+              <w:fldChar w:fldCharType="begin"/>
+            </w:r>
+            <w:r>
+              <w:rPr>
+                <w:noProof/>
+                <w:webHidden/>
+              </w:rPr>
+              <w:instrText xml:space="preserve"> PAGEREF _Toc226995449 \h </w:instrText>
+            </w:r>
+            <w:r>
+              <w:rPr>
+                <w:noProof/>
+                <w:webHidden/>
+              </w:rPr>
+            </w:r>
+            <w:r>
+              <w:rPr>
+                <w:noProof/>
+                <w:webHidden/>
+              </w:rPr>
+              <w:fldChar w:fldCharType="separate"/>
+            </w:r>
+            <w:r>
+              <w:rPr>
+                <w:noProof/>
+                <w:webHidden/>
+              </w:rPr>
+              <w:t>5</w:t>
+            </w:r>
+            <w:r>
+              <w:rPr>
+                <w:noProof/>
+                <w:webHidden/>
+              </w:rPr>
+              <w:fldChar w:fldCharType="end"/>
+            </w:r>
+          </w:hyperlink>
+        </w:p>
+        <w:p>
+          <w:pPr>
+            <w:pStyle w:val="TJ2"/>
+            <w:tabs>
+              <w:tab w:val="left" w:pos="880"/>
+              <w:tab w:val="right" w:leader="dot" w:pos="9062"/>
+            </w:tabs>
+            <w:rPr>
+              <w:rFonts w:asciiTheme="minorHAnsi" w:eastAsiaTheme="minorEastAsia" w:hAnsiTheme="minorHAnsi"/>
+              <w:noProof/>
+              <w:sz w:val="22"/>
+              <w:lang w:eastAsia="hu-HU"/>
+            </w:rPr>
+          </w:pPr>
+          <w:hyperlink w:anchor="_Toc226995450" w:history="1">
+            <w:r>
+              <w:rPr>
+                <w:rStyle w:val="Hiperhivatkozs"/>
+                <w:noProof/>
+              </w:rPr>
+              <w:t>3.3</w:t>
+            </w:r>
+            <w:r>
+              <w:rPr>
+                <w:rFonts w:asciiTheme="minorHAnsi" w:eastAsiaTheme="minorEastAsia" w:hAnsiTheme="minorHAnsi"/>
+                <w:noProof/>
+                <w:sz w:val="22"/>
+                <w:lang w:eastAsia="hu-HU"/>
+              </w:rPr>
+              <w:tab/>
+            </w:r>
+            <w:r>
+              <w:rPr>
+                <w:rStyle w:val="Hiperhivatkozs"/>
+                <w:noProof/>
+              </w:rPr>
+              <w:t>Szerepkörök</w:t>
+            </w:r>
+            <w:r>
+              <w:rPr>
+                <w:noProof/>
+                <w:webHidden/>
+              </w:rPr>
+              <w:tab/>
+            </w:r>
+            <w:r>
+              <w:rPr>
+                <w:noProof/>
+                <w:webHidden/>
+              </w:rPr>
+              <w:fldChar w:fldCharType="begin"/>
+            </w:r>
+            <w:r>
+              <w:rPr>
+                <w:noProof/>
+                <w:webHidden/>
+              </w:rPr>
+              <w:instrText xml:space="preserve"> PAGEREF _Toc226995450 \h </w:instrText>
+            </w:r>
+            <w:r>
+              <w:rPr>
+                <w:noProof/>
+                <w:webHidden/>
+              </w:rPr>
+            </w:r>
+            <w:r>
+              <w:rPr>
+                <w:noProof/>
+                <w:webHidden/>
+              </w:rPr>
+              <w:fldChar w:fldCharType="separate"/>
+            </w:r>
+            <w:r>
+              <w:rPr>
+                <w:noProof/>
+                <w:webHidden/>
+              </w:rPr>
+              <w:t>5</w:t>
+            </w:r>
+            <w:r>
+              <w:rPr>
+                <w:noProof/>
+                <w:webHidden/>
+              </w:rPr>
+              <w:fldChar w:fldCharType="end"/>
+            </w:r>
+          </w:hyperlink>
+        </w:p>
+        <w:p>
+          <w:pPr>
+            <w:pStyle w:val="TJ3"/>
+            <w:tabs>
+              <w:tab w:val="left" w:pos="1540"/>
+              <w:tab w:val="right" w:leader="dot" w:pos="9062"/>
+            </w:tabs>
+            <w:rPr>
+              <w:rFonts w:asciiTheme="minorHAnsi" w:eastAsiaTheme="minorEastAsia" w:hAnsiTheme="minorHAnsi"/>
+              <w:noProof/>
+              <w:sz w:val="22"/>
+              <w:lang w:eastAsia="hu-HU"/>
+            </w:rPr>
+          </w:pPr>
+          <w:hyperlink w:anchor="_Toc226995451" w:history="1">
+            <w:r>
+              <w:rPr>
+                <w:rStyle w:val="Hiperhivatkozs"/>
+                <w:noProof/>
+              </w:rPr>
+              <w:t>3.3.1</w:t>
+            </w:r>
+            <w:r>
+              <w:rPr>
+                <w:rFonts w:asciiTheme="minorHAnsi" w:eastAsiaTheme="minorEastAsia" w:hAnsiTheme="minorHAnsi"/>
+                <w:noProof/>
+                <w:sz w:val="22"/>
+                <w:lang w:eastAsia="hu-HU"/>
+              </w:rPr>
+              <w:tab/>
+            </w:r>
+            <w:r>
+              <w:rPr>
+                <w:rStyle w:val="Hiperhivatkozs"/>
+                <w:noProof/>
+              </w:rPr>
+              <w:t>Általános felhasználó</w:t>
+            </w:r>
+            <w:r>
+              <w:rPr>
+                <w:noProof/>
+                <w:webHidden/>
+              </w:rPr>
+              <w:tab/>
+            </w:r>
+            <w:r>
+              <w:rPr>
+                <w:noProof/>
+                <w:webHidden/>
+              </w:rPr>
+              <w:fldChar w:fldCharType="begin"/>
+            </w:r>
+            <w:r>
+              <w:rPr>
+                <w:noProof/>
+                <w:webHidden/>
+              </w:rPr>
+              <w:instrText xml:space="preserve"> PAGEREF _Toc226995451 \h </w:instrText>
+            </w:r>
+            <w:r>
+              <w:rPr>
+                <w:noProof/>
+                <w:webHidden/>
+              </w:rPr>
+            </w:r>
+            <w:r>
+              <w:rPr>
+                <w:noProof/>
+                <w:webHidden/>
+              </w:rPr>
+              <w:fldChar w:fldCharType="separate"/>
+            </w:r>
+            <w:r>
+              <w:rPr>
+                <w:noProof/>
+                <w:webHidden/>
+              </w:rPr>
+              <w:t>5</w:t>
+            </w:r>
+            <w:r>
+              <w:rPr>
+                <w:noProof/>
+                <w:webHidden/>
+              </w:rPr>
+              <w:fldChar w:fldCharType="end"/>
+            </w:r>
+          </w:hyperlink>
+        </w:p>
+        <w:p>
+          <w:pPr>
+            <w:pStyle w:val="TJ3"/>
+            <w:tabs>
+              <w:tab w:val="left" w:pos="1540"/>
+              <w:tab w:val="right" w:leader="dot" w:pos="9062"/>
+            </w:tabs>
+            <w:rPr>
+              <w:rFonts w:asciiTheme="minorHAnsi" w:eastAsiaTheme="minorEastAsia" w:hAnsiTheme="minorHAnsi"/>
+              <w:noProof/>
+              <w:sz w:val="22"/>
+              <w:lang w:eastAsia="hu-HU"/>
+            </w:rPr>
+          </w:pPr>
+          <w:hyperlink w:anchor="_Toc226995452" w:history="1">
+            <w:r>
+              <w:rPr>
+                <w:rStyle w:val="Hiperhivatkozs"/>
+                <w:noProof/>
+              </w:rPr>
+              <w:t>3.3.2</w:t>
+            </w:r>
+            <w:r>
+              <w:rPr>
+                <w:rFonts w:asciiTheme="minorHAnsi" w:eastAsiaTheme="minorEastAsia" w:hAnsiTheme="minorHAnsi"/>
+                <w:noProof/>
+                <w:sz w:val="22"/>
+                <w:lang w:eastAsia="hu-HU"/>
+              </w:rPr>
+              <w:tab/>
+            </w:r>
+            <w:r>
+              <w:rPr>
+                <w:rStyle w:val="Hiperhivatkozs"/>
+                <w:noProof/>
+              </w:rPr>
+              <w:t>Iskolai adminisztrátor</w:t>
+            </w:r>
+            <w:r>
+              <w:rPr>
+                <w:noProof/>
+                <w:webHidden/>
+              </w:rPr>
+              <w:tab/>
+            </w:r>
+            <w:r>
+              <w:rPr>
+                <w:noProof/>
+                <w:webHidden/>
+              </w:rPr>
+              <w:fldChar w:fldCharType="begin"/>
+            </w:r>
+            <w:r>
+              <w:rPr>
+                <w:noProof/>
+                <w:webHidden/>
+              </w:rPr>
+              <w:instrText xml:space="preserve"> PAGEREF _Toc226995452 \h </w:instrText>
+            </w:r>
+            <w:r>
+              <w:rPr>
+                <w:noProof/>
+                <w:webHidden/>
+              </w:rPr>
+            </w:r>
+            <w:r>
+              <w:rPr>
+                <w:noProof/>
+                <w:webHidden/>
+              </w:rPr>
+              <w:fldChar w:fldCharType="separate"/>
+            </w:r>
+            <w:r>
+              <w:rPr>
+                <w:noProof/>
+                <w:webHidden/>
+              </w:rPr>
+              <w:t>5</w:t>
+            </w:r>
+            <w:r>
+              <w:rPr>
+                <w:noProof/>
+                <w:webHidden/>
+              </w:rPr>
+              <w:fldChar w:fldCharType="end"/>
+            </w:r>
+          </w:hyperlink>
+        </w:p>
+        <w:p>
+          <w:pPr>
+            <w:pStyle w:val="TJ3"/>
+            <w:tabs>
+              <w:tab w:val="left" w:pos="1540"/>
+              <w:tab w:val="right" w:leader="dot" w:pos="9062"/>
+            </w:tabs>
+            <w:rPr>
+              <w:rFonts w:asciiTheme="minorHAnsi" w:eastAsiaTheme="minorEastAsia" w:hAnsiTheme="minorHAnsi"/>
+              <w:noProof/>
+              <w:sz w:val="22"/>
+              <w:lang w:eastAsia="hu-HU"/>
+            </w:rPr>
+          </w:pPr>
+          <w:hyperlink w:anchor="_Toc226995453" w:history="1">
+            <w:r>
+              <w:rPr>
+                <w:rStyle w:val="Hiperhivatkozs"/>
+                <w:noProof/>
+              </w:rPr>
+              <w:t>3.3.3</w:t>
+            </w:r>
+            <w:r>
+              <w:rPr>
+                <w:rFonts w:asciiTheme="minorHAnsi" w:eastAsiaTheme="minorEastAsia" w:hAnsiTheme="minorHAnsi"/>
+                <w:noProof/>
+                <w:sz w:val="22"/>
+                <w:lang w:eastAsia="hu-HU"/>
+              </w:rPr>
+              <w:tab/>
+            </w:r>
+            <w:r>
+              <w:rPr>
+                <w:rStyle w:val="Hiperhivatkozs"/>
+                <w:noProof/>
+              </w:rPr>
+              <w:t>Étkeztetői szolgáltató (konyha)</w:t>
+            </w:r>
+            <w:r>
+              <w:rPr>
+                <w:noProof/>
+                <w:webHidden/>
+              </w:rPr>
+              <w:tab/>
+            </w:r>
+            <w:r>
+              <w:rPr>
+                <w:noProof/>
+                <w:webHidden/>
+              </w:rPr>
+              <w:fldChar w:fldCharType="begin"/>
+            </w:r>
+            <w:r>
+              <w:rPr>
+                <w:noProof/>
+                <w:webHidden/>
+              </w:rPr>
+              <w:instrText xml:space="preserve"> PAGEREF _Toc226995453 \h </w:instrText>
+            </w:r>
+            <w:r>
+              <w:rPr>
+                <w:noProof/>
+                <w:webHidden/>
+              </w:rPr>
+            </w:r>
+            <w:r>
+              <w:rPr>
+                <w:noProof/>
+                <w:webHidden/>
+              </w:rPr>
+              <w:fldChar w:fldCharType="separate"/>
+            </w:r>
+            <w:r>
+              <w:rPr>
+                <w:noProof/>
+                <w:webHidden/>
+              </w:rPr>
+              <w:t>5</w:t>
+            </w:r>
+            <w:r>
+              <w:rPr>
+                <w:noProof/>
+                <w:webHidden/>
+              </w:rPr>
+              <w:fldChar w:fldCharType="end"/>
+            </w:r>
+          </w:hyperlink>
+        </w:p>
+        <w:p>
+          <w:pPr>
+            <w:pStyle w:val="TJ2"/>
+            <w:tabs>
+              <w:tab w:val="left" w:pos="880"/>
+              <w:tab w:val="right" w:leader="dot" w:pos="9062"/>
+            </w:tabs>
+            <w:rPr>
+              <w:rFonts w:asciiTheme="minorHAnsi" w:eastAsiaTheme="minorEastAsia" w:hAnsiTheme="minorHAnsi"/>
+              <w:noProof/>
+              <w:sz w:val="22"/>
+              <w:lang w:eastAsia="hu-HU"/>
+            </w:rPr>
+          </w:pPr>
+          <w:hyperlink w:anchor="_Toc226995454" w:history="1">
+            <w:r>
+              <w:rPr>
+                <w:rStyle w:val="Hiperhivatkozs"/>
+                <w:noProof/>
+              </w:rPr>
+              <w:t>3.4</w:t>
+            </w:r>
+            <w:r>
+              <w:rPr>
+                <w:rFonts w:asciiTheme="minorHAnsi" w:eastAsiaTheme="minorEastAsia" w:hAnsiTheme="minorHAnsi"/>
+                <w:noProof/>
+                <w:sz w:val="22"/>
+                <w:lang w:eastAsia="hu-HU"/>
+              </w:rPr>
+              <w:tab/>
+            </w:r>
+            <w:r>
+              <w:rPr>
+                <w:rStyle w:val="Hiperhivatkozs"/>
+                <w:noProof/>
+              </w:rPr>
+              <w:t>Megjelenés</w:t>
+            </w:r>
+            <w:r>
+              <w:rPr>
+                <w:noProof/>
+                <w:webHidden/>
+              </w:rPr>
+              <w:tab/>
+            </w:r>
+            <w:r>
+              <w:rPr>
+                <w:noProof/>
+                <w:webHidden/>
+              </w:rPr>
+              <w:fldChar w:fldCharType="begin"/>
+            </w:r>
+            <w:r>
+              <w:rPr>
+                <w:noProof/>
+                <w:webHidden/>
+              </w:rPr>
+              <w:instrText xml:space="preserve"> PAGEREF _Toc226995454 \h </w:instrText>
+            </w:r>
+            <w:r>
+              <w:rPr>
+                <w:noProof/>
+                <w:webHidden/>
+              </w:rPr>
+            </w:r>
+            <w:r>
+              <w:rPr>
+                <w:noProof/>
+                <w:webHidden/>
+              </w:rPr>
+              <w:fldChar w:fldCharType="separate"/>
+            </w:r>
+            <w:r>
+              <w:rPr>
+                <w:noProof/>
+                <w:webHidden/>
+              </w:rPr>
+              <w:t>6</w:t>
+            </w:r>
+            <w:r>
+              <w:rPr>
+                <w:noProof/>
+                <w:webHidden/>
+              </w:rPr>
+              <w:fldChar w:fldCharType="end"/>
+            </w:r>
+          </w:hyperlink>
+        </w:p>
+        <w:p>
+          <w:pPr>
+            <w:pStyle w:val="TJ2"/>
+            <w:tabs>
+              <w:tab w:val="left" w:pos="880"/>
+              <w:tab w:val="right" w:leader="dot" w:pos="9062"/>
+            </w:tabs>
+            <w:rPr>
+              <w:rFonts w:asciiTheme="minorHAnsi" w:eastAsiaTheme="minorEastAsia" w:hAnsiTheme="minorHAnsi"/>
+              <w:noProof/>
+              <w:sz w:val="22"/>
+              <w:lang w:eastAsia="hu-HU"/>
+            </w:rPr>
+          </w:pPr>
+          <w:hyperlink w:anchor="_Toc226995455" w:history="1">
+            <w:r>
+              <w:rPr>
+                <w:rStyle w:val="Hiperhivatkozs"/>
+                <w:noProof/>
+              </w:rPr>
+              <w:t>3.5</w:t>
+            </w:r>
+            <w:r>
+              <w:rPr>
+                <w:rFonts w:asciiTheme="minorHAnsi" w:eastAsiaTheme="minorEastAsia" w:hAnsiTheme="minorHAnsi"/>
+                <w:noProof/>
+                <w:sz w:val="22"/>
+                <w:lang w:eastAsia="hu-HU"/>
+              </w:rPr>
+              <w:tab/>
+            </w:r>
+            <w:r>
+              <w:rPr>
+                <w:rStyle w:val="Hiperhivatkozs"/>
+                <w:noProof/>
+              </w:rPr>
+              <w:t>Operációs rendszer</w:t>
+            </w:r>
+            <w:r>
+              <w:rPr>
+                <w:noProof/>
+                <w:webHidden/>
+              </w:rPr>
+              <w:tab/>
+            </w:r>
+            <w:r>
+              <w:rPr>
+                <w:noProof/>
+                <w:webHidden/>
+              </w:rPr>
+              <w:fldChar w:fldCharType="begin"/>
+            </w:r>
+            <w:r>
+              <w:rPr>
+                <w:noProof/>
+                <w:webHidden/>
+              </w:rPr>
+              <w:instrText xml:space="preserve"> PAGEREF _Toc226995455 \h </w:instrText>
+            </w:r>
+            <w:r>
+              <w:rPr>
+                <w:noProof/>
+                <w:webHidden/>
+              </w:rPr>
+            </w:r>
+            <w:r>
+              <w:rPr>
+                <w:noProof/>
+                <w:webHidden/>
+              </w:rPr>
+              <w:fldChar w:fldCharType="separate"/>
+            </w:r>
+            <w:r>
+              <w:rPr>
+                <w:noProof/>
+                <w:webHidden/>
+              </w:rPr>
+              <w:t>6</w:t>
+            </w:r>
+            <w:r>
+              <w:rPr>
+                <w:noProof/>
+                <w:webHidden/>
+              </w:rPr>
+              <w:fldChar w:fldCharType="end"/>
+            </w:r>
+          </w:hyperlink>
+        </w:p>
+        <w:p>
+          <w:pPr>
+            <w:pStyle w:val="TJ2"/>
+            <w:tabs>
+              <w:tab w:val="left" w:pos="880"/>
+              <w:tab w:val="right" w:leader="dot" w:pos="9062"/>
+            </w:tabs>
+            <w:rPr>
+              <w:rFonts w:asciiTheme="minorHAnsi" w:eastAsiaTheme="minorEastAsia" w:hAnsiTheme="minorHAnsi"/>
+              <w:noProof/>
+              <w:sz w:val="22"/>
+              <w:lang w:eastAsia="hu-HU"/>
+            </w:rPr>
+          </w:pPr>
+          <w:hyperlink w:anchor="_Toc226995456" w:history="1">
+            <w:r>
+              <w:rPr>
+                <w:rStyle w:val="Hiperhivatkozs"/>
+                <w:noProof/>
+              </w:rPr>
+              <w:t>3.6</w:t>
+            </w:r>
+            <w:r>
+              <w:rPr>
+                <w:rFonts w:asciiTheme="minorHAnsi" w:eastAsiaTheme="minorEastAsia" w:hAnsiTheme="minorHAnsi"/>
+                <w:noProof/>
+                <w:sz w:val="22"/>
+                <w:lang w:eastAsia="hu-HU"/>
+              </w:rPr>
+              <w:tab/>
+            </w:r>
+            <w:r>
+              <w:rPr>
+                <w:rStyle w:val="Hiperhivatkozs"/>
+                <w:noProof/>
+              </w:rPr>
+              <w:t>Fejlesztői környezet</w:t>
+            </w:r>
+            <w:r>
+              <w:rPr>
+                <w:noProof/>
+                <w:webHidden/>
+              </w:rPr>
+              <w:tab/>
+            </w:r>
+            <w:r>
+              <w:rPr>
+                <w:noProof/>
+                <w:webHidden/>
+              </w:rPr>
+              <w:fldChar w:fldCharType="begin"/>
+            </w:r>
+            <w:r>
+              <w:rPr>
+                <w:noProof/>
+                <w:webHidden/>
+              </w:rPr>
+              <w:instrText xml:space="preserve"> PAGEREF _Toc226995456 \h </w:instrText>
+            </w:r>
+            <w:r>
+              <w:rPr>
+                <w:noProof/>
+                <w:webHidden/>
+              </w:rPr>
+            </w:r>
+            <w:r>
+              <w:rPr>
+                <w:noProof/>
+                <w:webHidden/>
+              </w:rPr>
+              <w:fldChar w:fldCharType="separate"/>
+            </w:r>
+            <w:r>
+              <w:rPr>
+                <w:noProof/>
+                <w:webHidden/>
+              </w:rPr>
+              <w:t>6</w:t>
+            </w:r>
+            <w:r>
+              <w:rPr>
+                <w:noProof/>
+                <w:webHidden/>
+              </w:rPr>
+              <w:fldChar w:fldCharType="end"/>
+            </w:r>
+          </w:hyperlink>
+        </w:p>
+        <w:p>
+          <w:pPr>
+            <w:pStyle w:val="TJ2"/>
+            <w:tabs>
+              <w:tab w:val="left" w:pos="880"/>
+              <w:tab w:val="right" w:leader="dot" w:pos="9062"/>
+            </w:tabs>
+            <w:rPr>
+              <w:rFonts w:asciiTheme="minorHAnsi" w:eastAsiaTheme="minorEastAsia" w:hAnsiTheme="minorHAnsi"/>
+              <w:noProof/>
+              <w:sz w:val="22"/>
+              <w:lang w:eastAsia="hu-HU"/>
+            </w:rPr>
+          </w:pPr>
+          <w:hyperlink w:anchor="_Toc226995457" w:history="1">
+            <w:r>
+              <w:rPr>
+                <w:rStyle w:val="Hiperhivatkozs"/>
+                <w:noProof/>
+              </w:rPr>
+              <w:t>3.7</w:t>
+            </w:r>
+            <w:r>
+              <w:rPr>
+                <w:rFonts w:asciiTheme="minorHAnsi" w:eastAsiaTheme="minorEastAsia" w:hAnsiTheme="minorHAnsi"/>
+                <w:noProof/>
+                <w:sz w:val="22"/>
+                <w:lang w:eastAsia="hu-HU"/>
+              </w:rPr>
+              <w:tab/>
+            </w:r>
+            <w:r>
+              <w:rPr>
+                <w:rStyle w:val="Hiperhivatkozs"/>
+                <w:noProof/>
+              </w:rPr>
+              <w:t>Felhasznált szoftverek</w:t>
+            </w:r>
+            <w:r>
+              <w:rPr>
+                <w:noProof/>
+                <w:webHidden/>
+              </w:rPr>
+              <w:tab/>
+            </w:r>
+            <w:r>
+              <w:rPr>
+                <w:noProof/>
+                <w:webHidden/>
+              </w:rPr>
+              <w:fldChar w:fldCharType="begin"/>
+            </w:r>
+            <w:r>
+              <w:rPr>
+                <w:noProof/>
+                <w:webHidden/>
+              </w:rPr>
+              <w:instrText xml:space="preserve"> PAGEREF _Toc226995457 \h </w:instrText>
+            </w:r>
+            <w:r>
+              <w:rPr>
+                <w:noProof/>
+                <w:webHidden/>
+              </w:rPr>
+            </w:r>
+            <w:r>
+              <w:rPr>
+                <w:noProof/>
+                <w:webHidden/>
+              </w:rPr>
+              <w:fldChar w:fldCharType="separate"/>
+            </w:r>
+            <w:r>
+              <w:rPr>
+                <w:noProof/>
+                <w:webHidden/>
+              </w:rPr>
+              <w:t>6</w:t>
+            </w:r>
+            <w:r>
+              <w:rPr>
+                <w:noProof/>
+                <w:webHidden/>
+              </w:rPr>
+              <w:fldChar w:fldCharType="end"/>
+            </w:r>
+          </w:hyperlink>
+        </w:p>
+        <w:p>
+          <w:pPr>
+            <w:pStyle w:val="TJ2"/>
+            <w:tabs>
+              <w:tab w:val="left" w:pos="880"/>
+              <w:tab w:val="right" w:leader="dot" w:pos="9062"/>
+            </w:tabs>
+            <w:rPr>
+              <w:rFonts w:asciiTheme="minorHAnsi" w:eastAsiaTheme="minorEastAsia" w:hAnsiTheme="minorHAnsi"/>
+              <w:noProof/>
+              <w:sz w:val="22"/>
+              <w:lang w:eastAsia="hu-HU"/>
+            </w:rPr>
+          </w:pPr>
+          <w:hyperlink w:anchor="_Toc226995458" w:history="1">
+            <w:r>
+              <w:rPr>
+                <w:rStyle w:val="Hiperhivatkozs"/>
+                <w:noProof/>
+              </w:rPr>
+              <w:t>3.8</w:t>
+            </w:r>
+            <w:r>
+              <w:rPr>
+                <w:rFonts w:asciiTheme="minorHAnsi" w:eastAsiaTheme="minorEastAsia" w:hAnsiTheme="minorHAnsi"/>
+                <w:noProof/>
+                <w:sz w:val="22"/>
+                <w:lang w:eastAsia="hu-HU"/>
+              </w:rPr>
+              <w:tab/>
+            </w:r>
+            <w:r>
+              <w:rPr>
+                <w:rStyle w:val="Hiperhivatkozs"/>
+                <w:noProof/>
+              </w:rPr>
+              <w:t>Adatmodell/ Adatbázisterv</w:t>
+            </w:r>
+            <w:r>
+              <w:rPr>
+                <w:noProof/>
+                <w:webHidden/>
+              </w:rPr>
+              <w:tab/>
+            </w:r>
+            <w:r>
+              <w:rPr>
+                <w:noProof/>
+                <w:webHidden/>
+              </w:rPr>
+              <w:fldChar w:fldCharType="begin"/>
+            </w:r>
+            <w:r>
+              <w:rPr>
+                <w:noProof/>
+                <w:webHidden/>
+              </w:rPr>
+              <w:instrText xml:space="preserve"> PAGEREF _Toc226995458 \h </w:instrText>
+            </w:r>
+            <w:r>
+              <w:rPr>
+                <w:noProof/>
+                <w:webHidden/>
+              </w:rPr>
+            </w:r>
+            <w:r>
+              <w:rPr>
+                <w:noProof/>
+                <w:webHidden/>
+              </w:rPr>
+              <w:fldChar w:fldCharType="separate"/>
+            </w:r>
+            <w:r>
+              <w:rPr>
+                <w:noProof/>
+                <w:webHidden/>
+              </w:rPr>
+              <w:t>7</w:t>
+            </w:r>
+            <w:r>
+              <w:rPr>
+                <w:noProof/>
+                <w:webHidden/>
+              </w:rPr>
+              <w:fldChar w:fldCharType="end"/>
+            </w:r>
+          </w:hyperlink>
+        </w:p>
+        <w:p>
+          <w:pPr>
+            <w:pStyle w:val="TJ2"/>
+            <w:tabs>
+              <w:tab w:val="left" w:pos="880"/>
+              <w:tab w:val="right" w:leader="dot" w:pos="9062"/>
+            </w:tabs>
+            <w:rPr>
+              <w:rFonts w:asciiTheme="minorHAnsi" w:eastAsiaTheme="minorEastAsia" w:hAnsiTheme="minorHAnsi"/>
+              <w:noProof/>
+              <w:sz w:val="22"/>
+              <w:lang w:eastAsia="hu-HU"/>
+            </w:rPr>
+          </w:pPr>
+          <w:hyperlink w:anchor="_Toc226995459" w:history="1">
+            <w:r>
+              <w:rPr>
+                <w:rStyle w:val="Hiperhivatkozs"/>
+                <w:noProof/>
+              </w:rPr>
+              <w:t>3.9</w:t>
+            </w:r>
+            <w:r>
+              <w:rPr>
+                <w:rFonts w:asciiTheme="minorHAnsi" w:eastAsiaTheme="minorEastAsia" w:hAnsiTheme="minorHAnsi"/>
+                <w:noProof/>
+                <w:sz w:val="22"/>
+                <w:lang w:eastAsia="hu-HU"/>
+              </w:rPr>
+              <w:tab/>
+            </w:r>
+            <w:r>
+              <w:rPr>
+                <w:rStyle w:val="Hiperhivatkozs"/>
+                <w:noProof/>
+              </w:rPr>
+              <w:t>Backend fejlesztés</w:t>
+            </w:r>
+            <w:r>
+              <w:rPr>
+                <w:noProof/>
+                <w:webHidden/>
+              </w:rPr>
+              <w:tab/>
+            </w:r>
+            <w:r>
+              <w:rPr>
+                <w:noProof/>
+                <w:webHidden/>
+              </w:rPr>
+              <w:fldChar w:fldCharType="begin"/>
+            </w:r>
+            <w:r>
+              <w:rPr>
+                <w:noProof/>
+                <w:webHidden/>
+              </w:rPr>
+              <w:instrText xml:space="preserve"> PAGEREF _Toc226995459 \h </w:instrText>
+            </w:r>
+            <w:r>
+              <w:rPr>
+                <w:noProof/>
+                <w:webHidden/>
+              </w:rPr>
+            </w:r>
+            <w:r>
+              <w:rPr>
+                <w:noProof/>
+                <w:webHidden/>
+              </w:rPr>
+              <w:fldChar w:fldCharType="separate"/>
+            </w:r>
+            <w:r>
+              <w:rPr>
+                <w:noProof/>
+                <w:webHidden/>
+              </w:rPr>
+              <w:t>7</w:t>
+            </w:r>
+            <w:r>
+              <w:rPr>
+                <w:noProof/>
+                <w:webHidden/>
+              </w:rPr>
+              <w:fldChar w:fldCharType="end"/>
+            </w:r>
+          </w:hyperlink>
+        </w:p>
+        <w:p>
+          <w:pPr>
+            <w:pStyle w:val="TJ2"/>
+            <w:tabs>
+              <w:tab w:val="left" w:pos="1100"/>
+              <w:tab w:val="right" w:leader="dot" w:pos="9062"/>
+            </w:tabs>
+            <w:rPr>
+              <w:rFonts w:asciiTheme="minorHAnsi" w:eastAsiaTheme="minorEastAsia" w:hAnsiTheme="minorHAnsi"/>
+              <w:noProof/>
+              <w:sz w:val="22"/>
+              <w:lang w:eastAsia="hu-HU"/>
+            </w:rPr>
+          </w:pPr>
+          <w:hyperlink w:anchor="_Toc226995460" w:history="1">
+            <w:r>
+              <w:rPr>
+                <w:rStyle w:val="Hiperhivatkozs"/>
+                <w:noProof/>
+              </w:rPr>
+              <w:t>3.10</w:t>
+            </w:r>
+            <w:r>
+              <w:rPr>
+                <w:rFonts w:asciiTheme="minorHAnsi" w:eastAsiaTheme="minorEastAsia" w:hAnsiTheme="minorHAnsi"/>
+                <w:noProof/>
+                <w:sz w:val="22"/>
+                <w:lang w:eastAsia="hu-HU"/>
+              </w:rPr>
+              <w:tab/>
+            </w:r>
+            <w:r>
+              <w:rPr>
+                <w:rStyle w:val="Hiperhivatkozs"/>
+                <w:noProof/>
+              </w:rPr>
+              <w:t>Frontend fejlesztés</w:t>
+            </w:r>
+            <w:r>
+              <w:rPr>
+                <w:noProof/>
+                <w:webHidden/>
+              </w:rPr>
+              <w:tab/>
+            </w:r>
+            <w:r>
+              <w:rPr>
+                <w:noProof/>
+                <w:webHidden/>
+              </w:rPr>
+              <w:fldChar w:fldCharType="begin"/>
+            </w:r>
+            <w:r>
+              <w:rPr>
+                <w:noProof/>
+                <w:webHidden/>
+              </w:rPr>
+              <w:instrText xml:space="preserve"> PAGEREF _Toc226995460 \h </w:instrText>
+            </w:r>
+            <w:r>
+              <w:rPr>
+                <w:noProof/>
+                <w:webHidden/>
+              </w:rPr>
+            </w:r>
+            <w:r>
+              <w:rPr>
+                <w:noProof/>
+                <w:webHidden/>
+              </w:rPr>
+              <w:fldChar w:fldCharType="separate"/>
+            </w:r>
+            <w:r>
+              <w:rPr>
+                <w:noProof/>
+                <w:webHidden/>
+              </w:rPr>
+              <w:t>7</w:t>
+            </w:r>
+            <w:r>
+              <w:rPr>
+                <w:noProof/>
+                <w:webHidden/>
+              </w:rPr>
+              <w:fldChar w:fldCharType="end"/>
+            </w:r>
+          </w:hyperlink>
+        </w:p>
+        <w:p>
+          <w:pPr>
+            <w:pStyle w:val="TJ2"/>
+            <w:tabs>
+              <w:tab w:val="left" w:pos="1100"/>
+              <w:tab w:val="right" w:leader="dot" w:pos="9062"/>
+            </w:tabs>
+            <w:rPr>
+              <w:rFonts w:asciiTheme="minorHAnsi" w:eastAsiaTheme="minorEastAsia" w:hAnsiTheme="minorHAnsi"/>
+              <w:noProof/>
+              <w:sz w:val="22"/>
+              <w:lang w:eastAsia="hu-HU"/>
+            </w:rPr>
+          </w:pPr>
+          <w:hyperlink w:anchor="_Toc226995461" w:history="1">
+            <w:r>
+              <w:rPr>
+                <w:rStyle w:val="Hiperhivatkozs"/>
+                <w:noProof/>
+              </w:rPr>
+              <w:t>3.11</w:t>
+            </w:r>
+            <w:r>
+              <w:rPr>
+                <w:rFonts w:asciiTheme="minorHAnsi" w:eastAsiaTheme="minorEastAsia" w:hAnsiTheme="minorHAnsi"/>
+                <w:noProof/>
+                <w:sz w:val="22"/>
+                <w:lang w:eastAsia="hu-HU"/>
+              </w:rPr>
+              <w:tab/>
+            </w:r>
+            <w:r>
+              <w:rPr>
+                <w:rStyle w:val="Hiperhivatkozs"/>
+                <w:noProof/>
+              </w:rPr>
+              <w:t>Algoritmusok</w:t>
+            </w:r>
+            <w:r>
+              <w:rPr>
+                <w:noProof/>
+                <w:webHidden/>
+              </w:rPr>
+              <w:tab/>
+            </w:r>
+            <w:r>
+              <w:rPr>
+                <w:noProof/>
+                <w:webHidden/>
+              </w:rPr>
+              <w:fldChar w:fldCharType="begin"/>
+            </w:r>
+            <w:r>
+              <w:rPr>
+                <w:noProof/>
+                <w:webHidden/>
+              </w:rPr>
+              <w:instrText xml:space="preserve"> PAGEREF _Toc226995461 \h </w:instrText>
+            </w:r>
+            <w:r>
+              <w:rPr>
+                <w:noProof/>
+                <w:webHidden/>
+              </w:rPr>
+            </w:r>
+            <w:r>
+              <w:rPr>
+                <w:noProof/>
+                <w:webHidden/>
+              </w:rPr>
+              <w:fldChar w:fldCharType="separate"/>
+            </w:r>
+            <w:r>
+              <w:rPr>
+                <w:noProof/>
+                <w:webHidden/>
+              </w:rPr>
+              <w:t>7</w:t>
+            </w:r>
+            <w:r>
+              <w:rPr>
+                <w:noProof/>
+                <w:webHidden/>
+              </w:rPr>
+              <w:fldChar w:fldCharType="end"/>
+            </w:r>
+          </w:hyperlink>
+        </w:p>
+        <w:p>
+          <w:pPr>
+            <w:pStyle w:val="TJ2"/>
+            <w:tabs>
+              <w:tab w:val="left" w:pos="1100"/>
+              <w:tab w:val="right" w:leader="dot" w:pos="9062"/>
+            </w:tabs>
+            <w:rPr>
+              <w:rFonts w:asciiTheme="minorHAnsi" w:eastAsiaTheme="minorEastAsia" w:hAnsiTheme="minorHAnsi"/>
+              <w:noProof/>
+              <w:sz w:val="22"/>
+              <w:lang w:eastAsia="hu-HU"/>
+            </w:rPr>
+          </w:pPr>
+          <w:hyperlink w:anchor="_Toc226995462" w:history="1">
+            <w:r>
+              <w:rPr>
+                <w:rStyle w:val="Hiperhivatkozs"/>
+                <w:noProof/>
+              </w:rPr>
+              <w:t>3.12</w:t>
+            </w:r>
+            <w:r>
+              <w:rPr>
+                <w:rFonts w:asciiTheme="minorHAnsi" w:eastAsiaTheme="minorEastAsia" w:hAnsiTheme="minorHAnsi"/>
+                <w:noProof/>
+                <w:sz w:val="22"/>
+                <w:lang w:eastAsia="hu-HU"/>
+              </w:rPr>
+              <w:tab/>
+            </w:r>
+            <w:r>
+              <w:rPr>
+                <w:rStyle w:val="Hiperhivatkozs"/>
+                <w:noProof/>
+              </w:rPr>
+              <w:t>Jövőbeli fejlesztési lehetőségek</w:t>
+            </w:r>
+            <w:r>
+              <w:rPr>
+                <w:noProof/>
+                <w:webHidden/>
+              </w:rPr>
+              <w:tab/>
+            </w:r>
+            <w:r>
+              <w:rPr>
+                <w:noProof/>
+                <w:webHidden/>
+              </w:rPr>
+              <w:fldChar w:fldCharType="begin"/>
+            </w:r>
+            <w:r>
+              <w:rPr>
+                <w:noProof/>
+                <w:webHidden/>
+              </w:rPr>
+              <w:instrText xml:space="preserve"> PAGEREF _Toc226995462 \h </w:instrText>
+            </w:r>
+            <w:r>
+              <w:rPr>
+                <w:noProof/>
+                <w:webHidden/>
+              </w:rPr>
+            </w:r>
+            <w:r>
+              <w:rPr>
+                <w:noProof/>
+                <w:webHidden/>
+              </w:rPr>
+              <w:fldChar w:fldCharType="separate"/>
+            </w:r>
+            <w:r>
+              <w:rPr>
+                <w:noProof/>
+                <w:webHidden/>
+              </w:rPr>
+              <w:t>7</w:t>
             </w:r>
             <w:r>
               <w:rPr>
@@ -904,13 +2229,13 @@
               <w:lang w:eastAsia="hu-HU"/>
             </w:rPr>
           </w:pPr>
-          <w:hyperlink w:anchor="_Toc226832407" w:history="1">
+          <w:hyperlink w:anchor="_Toc226995463" w:history="1">
             <w:r>
               <w:rPr>
                 <w:rStyle w:val="Hiperhivatkozs"/>
                 <w:noProof/>
               </w:rPr>
-              <w:t>3.</w:t>
+              <w:t>4.</w:t>
             </w:r>
             <w:r>
               <w:rPr>
@@ -926,7 +2251,7 @@
                 <w:rStyle w:val="Hiperhivatkozs"/>
                 <w:noProof/>
               </w:rPr>
-              <w:t>Fejlesztői dokumentáció</w:t>
+              <w:t>Tesztelési dokumentáció</w:t>
             </w:r>
             <w:r>
               <w:rPr>
@@ -947,7 +2272,7 @@
                 <w:noProof/>
                 <w:webHidden/>
               </w:rPr>
-              <w:instrText xml:space="preserve"> PAGEREF _Toc226832407 \h </w:instrText>
+              <w:instrText xml:space="preserve"> PAGEREF _Toc226995463 \h </w:instrText>
             </w:r>
             <w:r>
               <w:rPr>
@@ -967,7 +2292,7 @@
                 <w:noProof/>
                 <w:webHidden/>
               </w:rPr>
-              <w:t>4</w:t>
+              <w:t>8</w:t>
             </w:r>
             <w:r>
               <w:rPr>
@@ -992,13 +2317,13 @@
               <w:lang w:eastAsia="hu-HU"/>
             </w:rPr>
           </w:pPr>
-          <w:hyperlink w:anchor="_Toc226832408" w:history="1">
+          <w:hyperlink w:anchor="_Toc226995464" w:history="1">
             <w:r>
               <w:rPr>
                 <w:rStyle w:val="Hiperhivatkozs"/>
                 <w:noProof/>
               </w:rPr>
-              <w:t>3.1</w:t>
+              <w:t>4.1</w:t>
             </w:r>
             <w:r>
               <w:rPr>
@@ -1014,7 +2339,7 @@
                 <w:rStyle w:val="Hiperhivatkozs"/>
                 <w:noProof/>
               </w:rPr>
-              <w:t>Operációs rendszer</w:t>
+              <w:t>Frontend</w:t>
             </w:r>
             <w:r>
               <w:rPr>
@@ -1035,7 +2360,7 @@
                 <w:noProof/>
                 <w:webHidden/>
               </w:rPr>
-              <w:instrText xml:space="preserve"> PAGEREF _Toc226832408 \h </w:instrText>
+              <w:instrText xml:space="preserve"> PAGEREF _Toc226995464 \h </w:instrText>
             </w:r>
             <w:r>
               <w:rPr>
@@ -1055,7 +2380,95 @@
                 <w:noProof/>
                 <w:webHidden/>
               </w:rPr>
-              <w:t>4</w:t>
+              <w:t>8</w:t>
+            </w:r>
+            <w:r>
+              <w:rPr>
+                <w:noProof/>
+                <w:webHidden/>
+              </w:rPr>
+              <w:fldChar w:fldCharType="end"/>
+            </w:r>
+          </w:hyperlink>
+        </w:p>
+        <w:p>
+          <w:pPr>
+            <w:pStyle w:val="TJ3"/>
+            <w:tabs>
+              <w:tab w:val="left" w:pos="1540"/>
+              <w:tab w:val="right" w:leader="dot" w:pos="9062"/>
+            </w:tabs>
+            <w:rPr>
+              <w:rFonts w:asciiTheme="minorHAnsi" w:eastAsiaTheme="minorEastAsia" w:hAnsiTheme="minorHAnsi"/>
+              <w:noProof/>
+              <w:sz w:val="22"/>
+              <w:lang w:eastAsia="hu-HU"/>
+            </w:rPr>
+          </w:pPr>
+          <w:hyperlink w:anchor="_Toc226995465" w:history="1">
+            <w:r>
+              <w:rPr>
+                <w:rStyle w:val="Hiperhivatkozs"/>
+                <w:noProof/>
+              </w:rPr>
+              <w:t>4.1.1</w:t>
+            </w:r>
+            <w:r>
+              <w:rPr>
+                <w:rFonts w:asciiTheme="minorHAnsi" w:eastAsiaTheme="minorEastAsia" w:hAnsiTheme="minorHAnsi"/>
+                <w:noProof/>
+                <w:sz w:val="22"/>
+                <w:lang w:eastAsia="hu-HU"/>
+              </w:rPr>
+              <w:tab/>
+            </w:r>
+            <w:r>
+              <w:rPr>
+                <w:rStyle w:val="Hiperhivatkozs"/>
+                <w:noProof/>
+              </w:rPr>
+              <w:t>Bejelentkezés</w:t>
+            </w:r>
+            <w:r>
+              <w:rPr>
+                <w:noProof/>
+                <w:webHidden/>
+              </w:rPr>
+              <w:tab/>
+            </w:r>
+            <w:r>
+              <w:rPr>
+                <w:noProof/>
+                <w:webHidden/>
+              </w:rPr>
+              <w:fldChar w:fldCharType="begin"/>
+            </w:r>
+            <w:r>
+              <w:rPr>
+                <w:noProof/>
+                <w:webHidden/>
+              </w:rPr>
+              <w:instrText xml:space="preserve"> PAGEREF _Toc226995465 \h </w:instrText>
+            </w:r>
+            <w:r>
+              <w:rPr>
+                <w:noProof/>
+                <w:webHidden/>
+              </w:rPr>
+            </w:r>
+            <w:r>
+              <w:rPr>
+                <w:noProof/>
+                <w:webHidden/>
+              </w:rPr>
+              <w:fldChar w:fldCharType="separate"/>
+            </w:r>
+            <w:r>
+              <w:rPr>
+                <w:noProof/>
+                <w:webHidden/>
+              </w:rPr>
+              <w:t>8</w:t>
             </w:r>
             <w:r>
               <w:rPr>
@@ -1080,13 +2493,13 @@
               <w:lang w:eastAsia="hu-HU"/>
             </w:rPr>
           </w:pPr>
-          <w:hyperlink w:anchor="_Toc226832409" w:history="1">
+          <w:hyperlink w:anchor="_Toc226995466" w:history="1">
             <w:r>
               <w:rPr>
                 <w:rStyle w:val="Hiperhivatkozs"/>
                 <w:noProof/>
               </w:rPr>
-              <w:t>3.2</w:t>
+              <w:t>4.2</w:t>
             </w:r>
             <w:r>
               <w:rPr>
@@ -1102,7 +2515,7 @@
                 <w:rStyle w:val="Hiperhivatkozs"/>
                 <w:noProof/>
               </w:rPr>
-              <w:t>Fejlesztői környezet</w:t>
+              <w:t>Backend</w:t>
             </w:r>
             <w:r>
               <w:rPr>
@@ -1123,7 +2536,7 @@
                 <w:noProof/>
                 <w:webHidden/>
               </w:rPr>
-              <w:instrText xml:space="preserve"> PAGEREF _Toc226832409 \h </w:instrText>
+              <w:instrText xml:space="preserve"> PAGEREF _Toc226995466 \h </w:instrText>
             </w:r>
             <w:r>
               <w:rPr>
@@ -1143,7 +2556,183 @@
                 <w:noProof/>
                 <w:webHidden/>
               </w:rPr>
-              <w:t>4</w:t>
+              <w:t>8</w:t>
+            </w:r>
+            <w:r>
+              <w:rPr>
+                <w:noProof/>
+                <w:webHidden/>
+              </w:rPr>
+              <w:fldChar w:fldCharType="end"/>
+            </w:r>
+          </w:hyperlink>
+        </w:p>
+        <w:p>
+          <w:pPr>
+            <w:pStyle w:val="TJ3"/>
+            <w:tabs>
+              <w:tab w:val="left" w:pos="1540"/>
+              <w:tab w:val="right" w:leader="dot" w:pos="9062"/>
+            </w:tabs>
+            <w:rPr>
+              <w:rFonts w:asciiTheme="minorHAnsi" w:eastAsiaTheme="minorEastAsia" w:hAnsiTheme="minorHAnsi"/>
+              <w:noProof/>
+              <w:sz w:val="22"/>
+              <w:lang w:eastAsia="hu-HU"/>
+            </w:rPr>
+          </w:pPr>
+          <w:hyperlink w:anchor="_Toc226995467" w:history="1">
+            <w:r>
+              <w:rPr>
+                <w:rStyle w:val="Hiperhivatkozs"/>
+                <w:noProof/>
+              </w:rPr>
+              <w:t>4.2.1</w:t>
+            </w:r>
+            <w:r>
+              <w:rPr>
+                <w:rFonts w:asciiTheme="minorHAnsi" w:eastAsiaTheme="minorEastAsia" w:hAnsiTheme="minorHAnsi"/>
+                <w:noProof/>
+                <w:sz w:val="22"/>
+                <w:lang w:eastAsia="hu-HU"/>
+              </w:rPr>
+              <w:tab/>
+            </w:r>
+            <w:r>
+              <w:rPr>
+                <w:rStyle w:val="Hiperhivatkozs"/>
+                <w:noProof/>
+              </w:rPr>
+              <w:t>Bejelentkezés</w:t>
+            </w:r>
+            <w:r>
+              <w:rPr>
+                <w:noProof/>
+                <w:webHidden/>
+              </w:rPr>
+              <w:tab/>
+            </w:r>
+            <w:r>
+              <w:rPr>
+                <w:noProof/>
+                <w:webHidden/>
+              </w:rPr>
+              <w:fldChar w:fldCharType="begin"/>
+            </w:r>
+            <w:r>
+              <w:rPr>
+                <w:noProof/>
+                <w:webHidden/>
+              </w:rPr>
+              <w:instrText xml:space="preserve"> PAGEREF _Toc226995467 \h </w:instrText>
+            </w:r>
+            <w:r>
+              <w:rPr>
+                <w:noProof/>
+                <w:webHidden/>
+              </w:rPr>
+            </w:r>
+            <w:r>
+              <w:rPr>
+                <w:noProof/>
+                <w:webHidden/>
+              </w:rPr>
+              <w:fldChar w:fldCharType="separate"/>
+            </w:r>
+            <w:r>
+              <w:rPr>
+                <w:noProof/>
+                <w:webHidden/>
+              </w:rPr>
+              <w:t>8</w:t>
+            </w:r>
+            <w:r>
+              <w:rPr>
+                <w:noProof/>
+                <w:webHidden/>
+              </w:rPr>
+              <w:fldChar w:fldCharType="end"/>
+            </w:r>
+          </w:hyperlink>
+        </w:p>
+        <w:p>
+          <w:pPr>
+            <w:pStyle w:val="TJ1"/>
+            <w:tabs>
+              <w:tab w:val="left" w:pos="560"/>
+              <w:tab w:val="right" w:leader="dot" w:pos="9062"/>
+            </w:tabs>
+            <w:rPr>
+              <w:rFonts w:asciiTheme="minorHAnsi" w:eastAsiaTheme="minorEastAsia" w:hAnsiTheme="minorHAnsi"/>
+              <w:noProof/>
+              <w:sz w:val="22"/>
+              <w:lang w:eastAsia="hu-HU"/>
+            </w:rPr>
+          </w:pPr>
+          <w:hyperlink w:anchor="_Toc226995468" w:history="1">
+            <w:r>
+              <w:rPr>
+                <w:rStyle w:val="Hiperhivatkozs"/>
+                <w:noProof/>
+              </w:rPr>
+              <w:t>5.</w:t>
+            </w:r>
+            <w:r>
+              <w:rPr>
+                <w:rFonts w:asciiTheme="minorHAnsi" w:eastAsiaTheme="minorEastAsia" w:hAnsiTheme="minorHAnsi"/>
+                <w:noProof/>
+                <w:sz w:val="22"/>
+                <w:lang w:eastAsia="hu-HU"/>
+              </w:rPr>
+              <w:tab/>
+            </w:r>
+            <w:r>
+              <w:rPr>
+                <w:rStyle w:val="Hiperhivatkozs"/>
+                <w:noProof/>
+              </w:rPr>
+              <w:t>Összefoglalás</w:t>
+            </w:r>
+            <w:r>
+              <w:rPr>
+                <w:noProof/>
+                <w:webHidden/>
+              </w:rPr>
+              <w:tab/>
+            </w:r>
+            <w:r>
+              <w:rPr>
+                <w:noProof/>
+                <w:webHidden/>
+              </w:rPr>
+              <w:fldChar w:fldCharType="begin"/>
+            </w:r>
+            <w:r>
+              <w:rPr>
+                <w:noProof/>
+                <w:webHidden/>
+              </w:rPr>
+              <w:instrText xml:space="preserve"> PAGEREF _Toc226995468 \h </w:instrText>
+            </w:r>
+            <w:r>
+              <w:rPr>
+                <w:noProof/>
+                <w:webHidden/>
+              </w:rPr>
+            </w:r>
+            <w:r>
+              <w:rPr>
+                <w:noProof/>
+                <w:webHidden/>
+              </w:rPr>
+              <w:fldChar w:fldCharType="separate"/>
+            </w:r>
+            <w:r>
+              <w:rPr>
+                <w:noProof/>
+                <w:webHidden/>
+              </w:rPr>
+              <w:t>9</w:t>
             </w:r>
             <w:r>
               <w:rPr>
@@ -1168,13 +2757,13 @@
               <w:lang w:eastAsia="hu-HU"/>
             </w:rPr>
           </w:pPr>
-          <w:hyperlink w:anchor="_Toc226832410" w:history="1">
+          <w:hyperlink w:anchor="_Toc226995469" w:history="1">
             <w:r>
               <w:rPr>
                 <w:rStyle w:val="Hiperhivatkozs"/>
                 <w:noProof/>
               </w:rPr>
-              <w:t>3.3</w:t>
+              <w:t>5.1</w:t>
             </w:r>
             <w:r>
               <w:rPr>
@@ -1190,7 +2779,7 @@
                 <w:rStyle w:val="Hiperhivatkozs"/>
                 <w:noProof/>
               </w:rPr>
-              <w:t>Adatmodell</w:t>
+              <w:t>Csapatmunka</w:t>
             </w:r>
             <w:r>
               <w:rPr>
@@ -1211,7 +2800,7 @@
                 <w:noProof/>
                 <w:webHidden/>
               </w:rPr>
-              <w:instrText xml:space="preserve"> PAGEREF _Toc226832410 \h </w:instrText>
+              <w:instrText xml:space="preserve"> PAGEREF _Toc226995469 \h </w:instrText>
             </w:r>
             <w:r>
               <w:rPr>
@@ -1231,7 +2820,7 @@
                 <w:noProof/>
                 <w:webHidden/>
               </w:rPr>
-              <w:t>4</w:t>
+              <w:t>9</w:t>
             </w:r>
             <w:r>
               <w:rPr>
@@ -1256,13 +2845,13 @@
               <w:lang w:eastAsia="hu-HU"/>
             </w:rPr>
           </w:pPr>
-          <w:hyperlink w:anchor="_Toc226832411" w:history="1">
+          <w:hyperlink w:anchor="_Toc226995470" w:history="1">
             <w:r>
               <w:rPr>
                 <w:rStyle w:val="Hiperhivatkozs"/>
                 <w:noProof/>
               </w:rPr>
-              <w:t>3.4</w:t>
+              <w:t>5.2</w:t>
             </w:r>
             <w:r>
               <w:rPr>
@@ -1278,7 +2867,7 @@
                 <w:rStyle w:val="Hiperhivatkozs"/>
                 <w:noProof/>
               </w:rPr>
-              <w:t>Algoritmusok</w:t>
+              <w:t>Önértékelés</w:t>
             </w:r>
             <w:r>
               <w:rPr>
@@ -1299,7 +2888,7 @@
                 <w:noProof/>
                 <w:webHidden/>
               </w:rPr>
-              <w:instrText xml:space="preserve"> PAGEREF _Toc226832411 \h </w:instrText>
+              <w:instrText xml:space="preserve"> PAGEREF _Toc226995470 \h </w:instrText>
             </w:r>
             <w:r>
               <w:rPr>
@@ -1319,7 +2908,7 @@
                 <w:noProof/>
                 <w:webHidden/>
               </w:rPr>
-              <w:t>4</w:t>
+              <w:t>9</w:t>
             </w:r>
             <w:r>
               <w:rPr>
@@ -1344,13 +2933,13 @@
               <w:lang w:eastAsia="hu-HU"/>
             </w:rPr>
           </w:pPr>
-          <w:hyperlink w:anchor="_Toc226832412" w:history="1">
+          <w:hyperlink w:anchor="_Toc226995471" w:history="1">
             <w:r>
               <w:rPr>
                 <w:rStyle w:val="Hiperhivatkozs"/>
                 <w:noProof/>
               </w:rPr>
-              <w:t>3.5</w:t>
+              <w:t>5.3</w:t>
             </w:r>
             <w:r>
               <w:rPr>
@@ -1366,7 +2955,7 @@
                 <w:rStyle w:val="Hiperhivatkozs"/>
                 <w:noProof/>
               </w:rPr>
-              <w:t>Tesztelési dokumentáció</w:t>
+              <w:t>Jövőbeli fejlesztési lehetőségek</w:t>
             </w:r>
             <w:r>
               <w:rPr>
@@ -1387,7 +2976,7 @@
                 <w:noProof/>
                 <w:webHidden/>
               </w:rPr>
-              <w:instrText xml:space="preserve"> PAGEREF _Toc226832412 \h </w:instrText>
+              <w:instrText xml:space="preserve"> PAGEREF _Toc226995471 \h </w:instrText>
             </w:r>
             <w:r>
               <w:rPr>
@@ -1407,7 +2996,7 @@
                 <w:noProof/>
                 <w:webHidden/>
               </w:rPr>
-              <w:t>4</w:t>
+              <w:t>9</w:t>
             </w:r>
             <w:r>
               <w:rPr>
@@ -1432,13 +3021,13 @@
               <w:lang w:eastAsia="hu-HU"/>
             </w:rPr>
           </w:pPr>
-          <w:hyperlink w:anchor="_Toc226832413" w:history="1">
+          <w:hyperlink w:anchor="_Toc226995472" w:history="1">
             <w:r>
               <w:rPr>
                 <w:rStyle w:val="Hiperhivatkozs"/>
                 <w:noProof/>
               </w:rPr>
-              <w:t>4.</w:t>
+              <w:t>6.</w:t>
             </w:r>
             <w:r>
               <w:rPr>
@@ -1454,7 +3043,7 @@
                 <w:rStyle w:val="Hiperhivatkozs"/>
                 <w:noProof/>
               </w:rPr>
-              <w:t>Összefoglalás</w:t>
+              <w:t>Források</w:t>
             </w:r>
             <w:r>
               <w:rPr>
@@ -1475,7 +3064,7 @@
                 <w:noProof/>
                 <w:webHidden/>
               </w:rPr>
-              <w:instrText xml:space="preserve"> PAGEREF _Toc226832413 \h </w:instrText>
+              <w:instrText xml:space="preserve"> PAGEREF _Toc226995472 \h </w:instrText>
             </w:r>
             <w:r>
               <w:rPr>
@@ -1495,183 +3084,7 @@
                 <w:noProof/>
                 <w:webHidden/>
               </w:rPr>
-              <w:t>5</w:t>
-            </w:r>
-            <w:r>
-              <w:rPr>
-                <w:noProof/>
-                <w:webHidden/>
-              </w:rPr>
-              <w:fldChar w:fldCharType="end"/>
-            </w:r>
-          </w:hyperlink>
-        </w:p>
-        <w:p>
-          <w:pPr>
-            <w:pStyle w:val="TJ2"/>
-            <w:tabs>
-              <w:tab w:val="left" w:pos="880"/>
-              <w:tab w:val="right" w:leader="dot" w:pos="9062"/>
-            </w:tabs>
-            <w:rPr>
-              <w:rFonts w:asciiTheme="minorHAnsi" w:eastAsiaTheme="minorEastAsia" w:hAnsiTheme="minorHAnsi"/>
-              <w:noProof/>
-              <w:sz w:val="22"/>
-              <w:lang w:eastAsia="hu-HU"/>
-            </w:rPr>
-          </w:pPr>
-          <w:hyperlink w:anchor="_Toc226832414" w:history="1">
-            <w:r>
-              <w:rPr>
-                <w:rStyle w:val="Hiperhivatkozs"/>
-                <w:noProof/>
-              </w:rPr>
-              <w:t>4.1</w:t>
-            </w:r>
-            <w:r>
-              <w:rPr>
-                <w:rFonts w:asciiTheme="minorHAnsi" w:eastAsiaTheme="minorEastAsia" w:hAnsiTheme="minorHAnsi"/>
-                <w:noProof/>
-                <w:sz w:val="22"/>
-                <w:lang w:eastAsia="hu-HU"/>
-              </w:rPr>
-              <w:tab/>
-            </w:r>
-            <w:r>
-              <w:rPr>
-                <w:rStyle w:val="Hiperhivatkozs"/>
-                <w:noProof/>
-              </w:rPr>
-              <w:t>Csapatmunka</w:t>
-            </w:r>
-            <w:r>
-              <w:rPr>
-                <w:noProof/>
-                <w:webHidden/>
-              </w:rPr>
-              <w:tab/>
-            </w:r>
-            <w:r>
-              <w:rPr>
-                <w:noProof/>
-                <w:webHidden/>
-              </w:rPr>
-              <w:fldChar w:fldCharType="begin"/>
-            </w:r>
-            <w:r>
-              <w:rPr>
-                <w:noProof/>
-                <w:webHidden/>
-              </w:rPr>
-              <w:instrText xml:space="preserve"> PAGEREF _Toc226832414 \h </w:instrText>
-            </w:r>
-            <w:r>
-              <w:rPr>
-                <w:noProof/>
-                <w:webHidden/>
-              </w:rPr>
-            </w:r>
-            <w:r>
-              <w:rPr>
-                <w:noProof/>
-                <w:webHidden/>
-              </w:rPr>
-              <w:fldChar w:fldCharType="separate"/>
-            </w:r>
-            <w:r>
-              <w:rPr>
-                <w:noProof/>
-                <w:webHidden/>
-              </w:rPr>
-              <w:t>5</w:t>
-            </w:r>
-            <w:r>
-              <w:rPr>
-                <w:noProof/>
-                <w:webHidden/>
-              </w:rPr>
-              <w:fldChar w:fldCharType="end"/>
-            </w:r>
-          </w:hyperlink>
-        </w:p>
-        <w:p>
-          <w:pPr>
-            <w:pStyle w:val="TJ2"/>
-            <w:tabs>
-              <w:tab w:val="left" w:pos="880"/>
-              <w:tab w:val="right" w:leader="dot" w:pos="9062"/>
-            </w:tabs>
-            <w:rPr>
-              <w:rFonts w:asciiTheme="minorHAnsi" w:eastAsiaTheme="minorEastAsia" w:hAnsiTheme="minorHAnsi"/>
-              <w:noProof/>
-              <w:sz w:val="22"/>
-              <w:lang w:eastAsia="hu-HU"/>
-            </w:rPr>
-          </w:pPr>
-          <w:hyperlink w:anchor="_Toc226832415" w:history="1">
-            <w:r>
-              <w:rPr>
-                <w:rStyle w:val="Hiperhivatkozs"/>
-                <w:noProof/>
-              </w:rPr>
-              <w:t>4.2</w:t>
-            </w:r>
-            <w:r>
-              <w:rPr>
-                <w:rFonts w:asciiTheme="minorHAnsi" w:eastAsiaTheme="minorEastAsia" w:hAnsiTheme="minorHAnsi"/>
-                <w:noProof/>
-                <w:sz w:val="22"/>
-                <w:lang w:eastAsia="hu-HU"/>
-              </w:rPr>
-              <w:tab/>
-            </w:r>
-            <w:r>
-              <w:rPr>
-                <w:rStyle w:val="Hiperhivatkozs"/>
-                <w:noProof/>
-              </w:rPr>
-              <w:t>Jövőbeli fejlesztési lehetőségek</w:t>
-            </w:r>
-            <w:r>
-              <w:rPr>
-                <w:noProof/>
-                <w:webHidden/>
-              </w:rPr>
-              <w:tab/>
-            </w:r>
-            <w:r>
-              <w:rPr>
-                <w:noProof/>
-                <w:webHidden/>
-              </w:rPr>
-              <w:fldChar w:fldCharType="begin"/>
-            </w:r>
-            <w:r>
-              <w:rPr>
-                <w:noProof/>
-                <w:webHidden/>
-              </w:rPr>
-              <w:instrText xml:space="preserve"> PAGEREF _Toc226832415 \h </w:instrText>
-            </w:r>
-            <w:r>
-              <w:rPr>
-                <w:noProof/>
-                <w:webHidden/>
-              </w:rPr>
-            </w:r>
-            <w:r>
-              <w:rPr>
-                <w:noProof/>
-                <w:webHidden/>
-              </w:rPr>
-              <w:fldChar w:fldCharType="separate"/>
-            </w:r>
-            <w:r>
-              <w:rPr>
-                <w:noProof/>
-                <w:webHidden/>
-              </w:rPr>
-              <w:t>5</w:t>
+              <w:t>10</w:t>
             </w:r>
             <w:r>
               <w:rPr>
@@ -1696,13 +3109,13 @@
               <w:lang w:eastAsia="hu-HU"/>
             </w:rPr>
           </w:pPr>
-          <w:hyperlink w:anchor="_Toc226832416" w:history="1">
+          <w:hyperlink w:anchor="_Toc226995473" w:history="1">
             <w:r>
               <w:rPr>
                 <w:rStyle w:val="Hiperhivatkozs"/>
                 <w:noProof/>
               </w:rPr>
-              <w:t>5.</w:t>
+              <w:t>7.</w:t>
             </w:r>
             <w:r>
               <w:rPr>
@@ -1739,7 +3152,7 @@
                 <w:noProof/>
                 <w:webHidden/>
               </w:rPr>
-              <w:instrText xml:space="preserve"> PAGEREF _Toc226832416 \h </w:instrText>
+              <w:instrText xml:space="preserve"> PAGEREF _Toc226995473 \h </w:instrText>
             </w:r>
             <w:r>
               <w:rPr>
@@ -1759,7 +3172,7 @@
                 <w:noProof/>
                 <w:webHidden/>
               </w:rPr>
-              <w:t>6</w:t>
+              <w:t>11</w:t>
             </w:r>
             <w:r>
               <w:rPr>
@@ -1785,7 +3198,7 @@
       <w:pPr>
         <w:pStyle w:val="Cmsor1"/>
       </w:pPr>
-      <w:bookmarkStart w:id="3" w:name="_Toc226832399"/>
+      <w:bookmarkStart w:id="3" w:name="_Toc226995440"/>
       <w:r>
         <w:lastRenderedPageBreak/>
         <w:t>Bevezetés</w:t>
@@ -1800,15 +3213,13 @@
       </w:pPr>
       <w:bookmarkStart w:id="4" w:name="_Toc208994357"/>
       <w:bookmarkStart w:id="5" w:name="_Toc208994420"/>
-      <w:bookmarkStart w:id="6" w:name="_Toc226832400"/>
+      <w:bookmarkStart w:id="6" w:name="_Toc226995441"/>
       <w:r>
         <w:t>Cím</w:t>
       </w:r>
-      <w:bookmarkStart w:id="7" w:name="_GoBack"/>
       <w:bookmarkEnd w:id="4"/>
       <w:bookmarkEnd w:id="5"/>
       <w:bookmarkEnd w:id="6"/>
-      <w:bookmarkEnd w:id="7"/>
     </w:p>
     <w:p>
       <w:r>
@@ -1826,15 +3237,15 @@
       <w:pPr>
         <w:pStyle w:val="Cmsor2"/>
       </w:pPr>
-      <w:bookmarkStart w:id="8" w:name="_Toc208994358"/>
-      <w:bookmarkStart w:id="9" w:name="_Toc208994421"/>
-      <w:bookmarkStart w:id="10" w:name="_Toc226832401"/>
+      <w:bookmarkStart w:id="7" w:name="_Toc208994358"/>
+      <w:bookmarkStart w:id="8" w:name="_Toc208994421"/>
+      <w:bookmarkStart w:id="9" w:name="_Toc226995442"/>
       <w:r>
         <w:t>Rövid ismertető</w:t>
       </w:r>
+      <w:bookmarkEnd w:id="7"/>
       <w:bookmarkEnd w:id="8"/>
       <w:bookmarkEnd w:id="9"/>
-      <w:bookmarkEnd w:id="10"/>
     </w:p>
     <w:p>
       <w:pPr>
@@ -2267,26 +3678,26 @@
       <w:pPr>
         <w:pStyle w:val="Cmsor1"/>
       </w:pPr>
-      <w:bookmarkStart w:id="11" w:name="_Toc226832402"/>
+      <w:bookmarkStart w:id="10" w:name="_Toc226995443"/>
       <w:r>
         <w:lastRenderedPageBreak/>
         <w:t>Felhasználói dokumentáció</w:t>
       </w:r>
+      <w:bookmarkEnd w:id="10"/>
+    </w:p>
+    <w:p>
+      <w:pPr>
+        <w:pStyle w:val="Cmsor2"/>
+      </w:pPr>
+      <w:bookmarkStart w:id="11" w:name="_Toc226995444"/>
+      <w:r>
+        <w:t xml:space="preserve">A program általános </w:t>
+      </w:r>
+      <w:proofErr w:type="gramStart"/>
+      <w:r>
+        <w:t>specifikációja</w:t>
+      </w:r>
       <w:bookmarkEnd w:id="11"/>
-    </w:p>
-    <w:p>
-      <w:pPr>
-        <w:pStyle w:val="Cmsor2"/>
-      </w:pPr>
-      <w:bookmarkStart w:id="12" w:name="_Toc226832403"/>
-      <w:r>
-        <w:t xml:space="preserve">A program általános </w:t>
-      </w:r>
-      <w:proofErr w:type="gramStart"/>
-      <w:r>
-        <w:t>specifikációja</w:t>
-      </w:r>
-      <w:bookmarkEnd w:id="12"/>
       <w:proofErr w:type="gramEnd"/>
     </w:p>
     <w:p>
@@ -2362,54 +3773,469 @@
       <w:pPr>
         <w:pStyle w:val="Cmsor2"/>
       </w:pPr>
-      <w:bookmarkStart w:id="13" w:name="_Toc226832404"/>
-      <w:r>
-        <w:t>Hardver követelmények</w:t>
+      <w:bookmarkStart w:id="12" w:name="_Toc226995445"/>
+      <w:r>
+        <w:t>Rendszerkövetelmények</w:t>
+      </w:r>
+      <w:bookmarkEnd w:id="12"/>
+    </w:p>
+    <w:p>
+      <w:proofErr w:type="gramStart"/>
+      <w:r>
+        <w:t>hardver</w:t>
+      </w:r>
+      <w:proofErr w:type="gramEnd"/>
+      <w:r>
+        <w:t xml:space="preserve">, </w:t>
+      </w:r>
+      <w:proofErr w:type="spellStart"/>
+      <w:r>
+        <w:t>stoftverkövetelmények</w:t>
+      </w:r>
+      <w:proofErr w:type="spellEnd"/>
+    </w:p>
+    <w:p>
+      <w:pPr>
+        <w:pStyle w:val="Cmsor2"/>
+      </w:pPr>
+      <w:bookmarkStart w:id="13" w:name="_Toc226995446"/>
+      <w:r>
+        <w:t>A program használatának részletes leírása</w:t>
       </w:r>
       <w:bookmarkEnd w:id="13"/>
     </w:p>
     <w:p>
       <w:pPr>
-        <w:pStyle w:val="Cmsor2"/>
-      </w:pPr>
-      <w:bookmarkStart w:id="14" w:name="_Toc226832405"/>
-      <w:r>
-        <w:t>Szoftver követelmények</w:t>
-      </w:r>
-      <w:bookmarkEnd w:id="14"/>
-    </w:p>
-    <w:p>
-      <w:pPr>
-        <w:pStyle w:val="Cmsor2"/>
-      </w:pPr>
-      <w:bookmarkStart w:id="15" w:name="_Toc226832406"/>
-      <w:r>
-        <w:t>A program használatának részletes leírása</w:t>
-      </w:r>
-      <w:bookmarkEnd w:id="15"/>
-    </w:p>
-    <w:p>
-      <w:pPr>
         <w:pStyle w:val="Cmsor1"/>
       </w:pPr>
-      <w:bookmarkStart w:id="16" w:name="_Toc208994367"/>
-      <w:bookmarkStart w:id="17" w:name="_Toc208994430"/>
-      <w:bookmarkStart w:id="18" w:name="_Toc226832407"/>
+      <w:bookmarkStart w:id="14" w:name="_Toc208994367"/>
+      <w:bookmarkStart w:id="15" w:name="_Toc208994430"/>
+      <w:bookmarkStart w:id="16" w:name="_Toc226995447"/>
       <w:r>
         <w:lastRenderedPageBreak/>
         <w:t>Fejlesztői dokumentáció</w:t>
       </w:r>
+      <w:bookmarkEnd w:id="16"/>
+    </w:p>
+    <w:p>
+      <w:pPr>
+        <w:pStyle w:val="Cmsor2"/>
+      </w:pPr>
+      <w:bookmarkStart w:id="17" w:name="_Toc226995448"/>
+      <w:r>
+        <w:t>A program r</w:t>
+      </w:r>
+      <w:r>
+        <w:t>észletes pecifikáció</w:t>
+      </w:r>
+      <w:bookmarkEnd w:id="17"/>
+      <w:r>
+        <w:t>ja</w:t>
+      </w:r>
+      <w:bookmarkStart w:id="18" w:name="_GoBack"/>
       <w:bookmarkEnd w:id="18"/>
     </w:p>
     <w:p>
       <w:pPr>
         <w:pStyle w:val="Cmsor2"/>
       </w:pPr>
-      <w:bookmarkStart w:id="19" w:name="_Toc226832408"/>
+      <w:bookmarkStart w:id="19" w:name="_Toc210651561"/>
+      <w:bookmarkStart w:id="20" w:name="_Toc208994366"/>
+      <w:bookmarkStart w:id="21" w:name="_Toc208994429"/>
+      <w:bookmarkStart w:id="22" w:name="_Toc210651565"/>
+      <w:bookmarkStart w:id="23" w:name="_Toc226995449"/>
+      <w:proofErr w:type="gramStart"/>
+      <w:r>
+        <w:t>Funkciók</w:t>
+      </w:r>
+      <w:bookmarkEnd w:id="20"/>
+      <w:bookmarkEnd w:id="21"/>
+      <w:bookmarkEnd w:id="22"/>
+      <w:bookmarkEnd w:id="23"/>
+      <w:proofErr w:type="gramEnd"/>
+    </w:p>
+    <w:p>
+      <w:pPr>
+        <w:pStyle w:val="Nincstrkz"/>
+      </w:pPr>
+      <w:r>
+        <w:t>Regisztráció és bejelentkezés több szerepkörrel (</w:t>
+      </w:r>
+      <w:proofErr w:type="gramStart"/>
+      <w:r>
+        <w:t>adminisztrátor</w:t>
+      </w:r>
+      <w:proofErr w:type="gramEnd"/>
+      <w:r>
+        <w:t>, konyha, felhasználók)</w:t>
+      </w:r>
+    </w:p>
+    <w:p>
+      <w:pPr>
+        <w:pStyle w:val="Nincstrkz"/>
+      </w:pPr>
+      <w:r>
+        <w:t>Heti menü megtekintése napokra bontva</w:t>
+      </w:r>
+    </w:p>
+    <w:p>
+      <w:pPr>
+        <w:pStyle w:val="Nincstrkz"/>
+      </w:pPr>
+      <w:r>
+        <w:t>Ebédátvétel előzetesen választott menü szerint</w:t>
+      </w:r>
+    </w:p>
+    <w:p>
+      <w:pPr>
+        <w:pStyle w:val="Nincstrkz"/>
+      </w:pPr>
+      <w:r>
+        <w:t>Rendelés</w:t>
+      </w:r>
+      <w:r>
+        <w:t xml:space="preserve"> és lemondás </w:t>
+      </w:r>
+      <w:r>
+        <w:t>határidőn belül</w:t>
+      </w:r>
+    </w:p>
+    <w:p>
+      <w:pPr>
+        <w:pStyle w:val="Nincstrkz"/>
+      </w:pPr>
+      <w:r>
+        <w:t xml:space="preserve">Allergén és diétás </w:t>
+      </w:r>
+      <w:proofErr w:type="gramStart"/>
+      <w:r>
+        <w:t>információk</w:t>
+      </w:r>
+      <w:proofErr w:type="gramEnd"/>
+      <w:r>
+        <w:t xml:space="preserve"> </w:t>
+      </w:r>
+      <w:r>
+        <w:t>megjelenítése</w:t>
+      </w:r>
+    </w:p>
+    <w:p>
+      <w:pPr>
+        <w:pStyle w:val="Nincstrkz"/>
+      </w:pPr>
+      <w:r>
+        <w:t>Kódleolvasás ebédátvételkor hardver használatával (RFID-olvasó)</w:t>
+      </w:r>
+    </w:p>
+    <w:p>
+      <w:pPr>
+        <w:pStyle w:val="Nincstrkz"/>
+      </w:pPr>
+      <w:r>
+        <w:t>Fizetendő számla kiállítása</w:t>
+      </w:r>
+    </w:p>
+    <w:p>
+      <w:pPr>
+        <w:pStyle w:val="Cmsor2"/>
+      </w:pPr>
+      <w:bookmarkStart w:id="24" w:name="_Toc226995450"/>
+      <w:bookmarkEnd w:id="19"/>
+      <w:r>
+        <w:t>Szerepkörök</w:t>
+      </w:r>
+      <w:bookmarkEnd w:id="24"/>
+    </w:p>
+    <w:p>
+      <w:pPr>
+        <w:pStyle w:val="Cmsor3"/>
+      </w:pPr>
+      <w:bookmarkStart w:id="25" w:name="_Toc226995451"/>
+      <w:r>
+        <w:t>Általános felhasználó</w:t>
+      </w:r>
+      <w:bookmarkEnd w:id="25"/>
+      <w:r>
+        <w:t xml:space="preserve"> </w:t>
+      </w:r>
+    </w:p>
+    <w:p>
+      <w:r>
+        <w:t xml:space="preserve">A felhasználói felület a felhasználók, azaz a </w:t>
+      </w:r>
+      <w:r>
+        <w:rPr>
+          <w:b/>
+          <w:bCs/>
+        </w:rPr>
+        <w:t>tanulók</w:t>
+      </w:r>
+      <w:r>
+        <w:t xml:space="preserve"> és a </w:t>
+      </w:r>
+      <w:r>
+        <w:rPr>
+          <w:b/>
+          <w:bCs/>
+        </w:rPr>
+        <w:t>tanárok/iskolai dolgozók</w:t>
+      </w:r>
+      <w:r>
+        <w:t xml:space="preserve"> számára lesz elérhető, egyszeri regisztráció, majd pedig bejelentkezés után. A felhasználó látja az étlapot, egészen addig, amíg azt az étkeztető fél feltöltötte. Le tudja adni vagy mondani a rendelést előre, egészen </w:t>
+      </w:r>
+      <w:r>
+        <w:rPr>
+          <w:b/>
+          <w:bCs/>
+        </w:rPr>
+        <w:t>10 óráig</w:t>
+      </w:r>
+      <w:r>
+        <w:t xml:space="preserve">, amikor a konyha lekéri a rendelések számát a </w:t>
+      </w:r>
+      <w:r>
+        <w:rPr>
+          <w:b/>
+          <w:bCs/>
+        </w:rPr>
+        <w:t>következő napra</w:t>
+      </w:r>
+      <w:r>
+        <w:t xml:space="preserve">. A felületen a felhasználó látja az adott menühöz tartozó allergének </w:t>
+      </w:r>
+      <w:proofErr w:type="gramStart"/>
+      <w:r>
+        <w:t>információit</w:t>
+      </w:r>
+      <w:proofErr w:type="gramEnd"/>
+      <w:r>
+        <w:t xml:space="preserve">, illetve egy adag átlagos tápérték tartalmát (kcal, szénhidrátok, fehérjék stb.). Az adott hónapban kiállított számlát meg tudja tekinteni, le tudja tölteni. A cukorbetegek számára a megoldás az, hogy az </w:t>
+      </w:r>
+      <w:proofErr w:type="gramStart"/>
+      <w:r>
+        <w:t>A</w:t>
+      </w:r>
+      <w:proofErr w:type="gramEnd"/>
+      <w:r>
+        <w:t xml:space="preserve"> menüt kapják cukormentes változatban</w:t>
+      </w:r>
+    </w:p>
+    <w:p>
+      <w:pPr>
+        <w:pStyle w:val="Cmsor3"/>
+      </w:pPr>
+      <w:bookmarkStart w:id="26" w:name="_Toc210651562"/>
+      <w:bookmarkStart w:id="27" w:name="_Toc226995452"/>
+      <w:r>
+        <w:t xml:space="preserve">Iskolai </w:t>
+      </w:r>
+      <w:proofErr w:type="gramStart"/>
+      <w:r>
+        <w:t>a</w:t>
+      </w:r>
+      <w:r>
+        <w:t>dminisztrá</w:t>
+      </w:r>
+      <w:bookmarkEnd w:id="26"/>
+      <w:r>
+        <w:t>tor</w:t>
+      </w:r>
+      <w:bookmarkEnd w:id="27"/>
+      <w:proofErr w:type="gramEnd"/>
+    </w:p>
+    <w:p>
+      <w:r>
+        <w:t xml:space="preserve">Az </w:t>
+      </w:r>
+      <w:proofErr w:type="gramStart"/>
+      <w:r>
+        <w:t>adminisztrátor felelős</w:t>
+      </w:r>
+      <w:proofErr w:type="gramEnd"/>
+      <w:r>
+        <w:t xml:space="preserve"> az oldallal kapcsolatos </w:t>
+      </w:r>
+      <w:r>
+        <w:rPr>
+          <w:b/>
+          <w:bCs/>
+        </w:rPr>
+        <w:t>minden adminisztratív feladat ellátásáért</w:t>
+      </w:r>
+      <w:r>
+        <w:t xml:space="preserve">. </w:t>
+      </w:r>
+      <w:proofErr w:type="gramStart"/>
+      <w:r>
+        <w:t>Adminisztrátori</w:t>
+      </w:r>
+      <w:proofErr w:type="gramEnd"/>
+      <w:r>
+        <w:t xml:space="preserve"> hozzáféréssel rendelkező személy alkalmas arra, hogy jóváhagyja a felhasználói regisztrációkat, illetve elfogadja vagy elutasítja a diákok által érkezett dokumentumokat. Van jogosultsága szerkeszteni a felhasználók adatait változás esetén. A számlák legenerálása is az Ő hatásköre, amiket </w:t>
+      </w:r>
+      <w:proofErr w:type="gramStart"/>
+      <w:r>
+        <w:t>automatikusan</w:t>
+      </w:r>
+      <w:proofErr w:type="gramEnd"/>
+      <w:r>
+        <w:t xml:space="preserve"> kiküld a rendszer a felhasználók számára az oldalon belül.</w:t>
+      </w:r>
+    </w:p>
+    <w:p>
+      <w:pPr>
+        <w:pStyle w:val="Cmsor3"/>
+      </w:pPr>
+      <w:bookmarkStart w:id="28" w:name="_Toc210651563"/>
+      <w:bookmarkStart w:id="29" w:name="_Toc226995453"/>
+      <w:proofErr w:type="spellStart"/>
+      <w:r>
+        <w:t>Étkeztető</w:t>
+      </w:r>
+      <w:bookmarkEnd w:id="28"/>
+      <w:r>
+        <w:t>i</w:t>
+      </w:r>
+      <w:proofErr w:type="spellEnd"/>
+      <w:r>
+        <w:t xml:space="preserve"> szolgáltató (konyha)</w:t>
+      </w:r>
+      <w:bookmarkEnd w:id="29"/>
+    </w:p>
+    <w:p>
+      <w:r>
+        <w:t xml:space="preserve">Kezeli az ételeket és az összetevőket. Ennek következtében fel is tudja tölteni az étlapot, amit szerkeszteni is tud. Minden nap le tudja kérni az addig leadott rendelés számát (10:00), hogy tudja, miből mennyit kell </w:t>
+      </w:r>
+      <w:r>
+        <w:lastRenderedPageBreak/>
+        <w:t xml:space="preserve">készítenie. Számításba van véve, hogy a cukorbetegek számára cukormentes étkezést kell biztosítani, ezért minden alkalommal az </w:t>
+      </w:r>
+      <w:proofErr w:type="gramStart"/>
+      <w:r>
+        <w:t>A</w:t>
+      </w:r>
+      <w:proofErr w:type="gramEnd"/>
+      <w:r>
+        <w:t xml:space="preserve"> menüből lesz készítve cukormentes verzió.</w:t>
+      </w:r>
+    </w:p>
+    <w:p>
+      <w:pPr>
+        <w:rPr>
+          <w:color w:val="FF0000"/>
+        </w:rPr>
+      </w:pPr>
+      <w:r>
+        <w:rPr>
+          <w:color w:val="FF0000"/>
+        </w:rPr>
+        <w:t>PÁLCIKA EMBER DIAGRAM</w:t>
+      </w:r>
+    </w:p>
+    <w:p>
+      <w:pPr>
+        <w:pStyle w:val="Cmsor2"/>
+      </w:pPr>
+      <w:bookmarkStart w:id="30" w:name="_Toc208994365"/>
+      <w:bookmarkStart w:id="31" w:name="_Toc208994428"/>
+      <w:bookmarkStart w:id="32" w:name="_Toc210651564"/>
+      <w:bookmarkStart w:id="33" w:name="_Toc226995454"/>
+      <w:r>
+        <w:t>Megjelenés</w:t>
+      </w:r>
+      <w:bookmarkEnd w:id="30"/>
+      <w:bookmarkEnd w:id="31"/>
+      <w:bookmarkEnd w:id="32"/>
+      <w:bookmarkEnd w:id="33"/>
+    </w:p>
+    <w:p>
+      <w:r>
+        <w:t xml:space="preserve">A weboldal felhasználói felületének megtervezéséhez a </w:t>
+      </w:r>
+      <w:proofErr w:type="spellStart"/>
+      <w:r>
+        <w:t>Canva</w:t>
+      </w:r>
+      <w:proofErr w:type="spellEnd"/>
+      <w:r>
+        <w:t xml:space="preserve"> nevű eszközt alkalmaztuk. Ennek köszönhetően átgondolt vizuális tervekkel tudtunk dolgozni.</w:t>
+      </w:r>
+    </w:p>
+    <w:p>
+      <w:pPr>
+        <w:pStyle w:val="Nincstrkz"/>
+        <w:numPr>
+          <w:ilvl w:val="0"/>
+          <w:numId w:val="0"/>
+        </w:numPr>
+        <w:ind w:left="714"/>
+      </w:pPr>
+      <w:r>
+        <w:t xml:space="preserve">A cél, hogy egy olyan weboldalt hozzunk létre, ami könnyen kezelhető és átlátható mind a felhasználóknak, az </w:t>
+      </w:r>
+      <w:proofErr w:type="gramStart"/>
+      <w:r>
+        <w:t>adminisztrátornak</w:t>
+      </w:r>
+      <w:proofErr w:type="gramEnd"/>
+      <w:r>
+        <w:t xml:space="preserve"> és az étkeztetést kezelő félnek.</w:t>
+      </w:r>
+    </w:p>
+    <w:p>
+      <w:pPr>
+        <w:pStyle w:val="Nincstrkz"/>
+      </w:pPr>
+      <w:r>
+        <w:t xml:space="preserve">Könnyen </w:t>
+      </w:r>
+      <w:proofErr w:type="gramStart"/>
+      <w:r>
+        <w:t>navigálható</w:t>
+      </w:r>
+      <w:proofErr w:type="gramEnd"/>
+      <w:r>
+        <w:t xml:space="preserve"> menürendszer minden oldalon</w:t>
+      </w:r>
+    </w:p>
+    <w:p>
+      <w:pPr>
+        <w:pStyle w:val="Nincstrkz"/>
+      </w:pPr>
+      <w:r>
+        <w:t>Bejelentkezés és regisztrációs felület</w:t>
+      </w:r>
+    </w:p>
+    <w:p>
+      <w:pPr>
+        <w:pStyle w:val="Nincstrkz"/>
+      </w:pPr>
+      <w:r>
+        <w:t>Egyszerű rendeléskezelés</w:t>
+      </w:r>
+    </w:p>
+    <w:p>
+      <w:pPr>
+        <w:pStyle w:val="Nincstrkz"/>
+      </w:pPr>
+      <w:proofErr w:type="gramStart"/>
+      <w:r>
+        <w:t>Adminisztrátor</w:t>
+      </w:r>
+      <w:proofErr w:type="gramEnd"/>
+      <w:r>
+        <w:t xml:space="preserve"> számára letisztult felhasználó kezelés: keresés szűrővel, adatok módosítása</w:t>
+      </w:r>
+    </w:p>
+    <w:p>
+      <w:pPr>
+        <w:pStyle w:val="Cmsor2"/>
+      </w:pPr>
+      <w:bookmarkStart w:id="34" w:name="_Toc226995455"/>
       <w:r>
         <w:t>Operációs rendszer</w:t>
       </w:r>
-      <w:bookmarkEnd w:id="19"/>
+      <w:bookmarkEnd w:id="34"/>
     </w:p>
     <w:p>
       <w:pPr>
@@ -2442,26 +4268,56 @@
       <w:pPr>
         <w:pStyle w:val="Cmsor2"/>
       </w:pPr>
-      <w:bookmarkStart w:id="20" w:name="_Toc226832409"/>
+      <w:bookmarkStart w:id="35" w:name="_Toc226995456"/>
       <w:r>
         <w:t>Fejlesztői környezet</w:t>
       </w:r>
-      <w:bookmarkEnd w:id="20"/>
+      <w:bookmarkEnd w:id="35"/>
     </w:p>
     <w:p>
       <w:pPr>
         <w:pStyle w:val="Nincstrkz"/>
       </w:pPr>
       <w:r>
-        <w:t>JavaScript, HTML, CSS</w:t>
+        <w:t>JavaScript</w:t>
       </w:r>
     </w:p>
     <w:p>
       <w:pPr>
         <w:pStyle w:val="Nincstrkz"/>
       </w:pPr>
+      <w:r>
+        <w:t>HTML</w:t>
+      </w:r>
+      <w:r>
+        <w:t>5</w:t>
+      </w:r>
+    </w:p>
+    <w:p>
+      <w:pPr>
+        <w:pStyle w:val="Nincstrkz"/>
+      </w:pPr>
+      <w:r>
+        <w:t>CSS</w:t>
+      </w:r>
+      <w:r>
+        <w:t>3 (</w:t>
+      </w:r>
       <w:proofErr w:type="spellStart"/>
       <w:r>
+        <w:t>Bootstrap</w:t>
+      </w:r>
+      <w:proofErr w:type="spellEnd"/>
+      <w:r>
+        <w:t xml:space="preserve"> keretrendszerrel)</w:t>
+      </w:r>
+    </w:p>
+    <w:p>
+      <w:pPr>
+        <w:pStyle w:val="Nincstrkz"/>
+      </w:pPr>
+      <w:proofErr w:type="spellStart"/>
+      <w:r>
         <w:t>Laravel</w:t>
       </w:r>
       <w:proofErr w:type="spellEnd"/>
@@ -2499,67 +4355,353 @@
       <w:pPr>
         <w:pStyle w:val="Cmsor2"/>
       </w:pPr>
-      <w:bookmarkStart w:id="21" w:name="_Toc226832410"/>
-      <w:r>
+      <w:bookmarkStart w:id="36" w:name="_Toc226995457"/>
+      <w:r>
+        <w:t>Felhasznált szoftverek</w:t>
+      </w:r>
+      <w:bookmarkEnd w:id="36"/>
+    </w:p>
+    <w:p>
+      <w:pPr>
+        <w:pStyle w:val="Nincstrkz"/>
+      </w:pPr>
+      <w:r>
+        <w:t>V</w:t>
+      </w:r>
+      <w:r>
+        <w:t xml:space="preserve">isual </w:t>
+      </w:r>
+      <w:proofErr w:type="spellStart"/>
+      <w:r>
+        <w:t>Studio</w:t>
+      </w:r>
+      <w:proofErr w:type="spellEnd"/>
+      <w:r>
+        <w:t xml:space="preserve"> </w:t>
+      </w:r>
+      <w:proofErr w:type="spellStart"/>
+      <w:r>
+        <w:t>Code</w:t>
+      </w:r>
+      <w:proofErr w:type="spellEnd"/>
+      <w:r>
+        <w:t>: a frontend és backend programok elkészítéséhez</w:t>
+      </w:r>
+    </w:p>
+    <w:p>
+      <w:pPr>
+        <w:pStyle w:val="Nincstrkz"/>
+      </w:pPr>
+      <w:proofErr w:type="spellStart"/>
+      <w:r>
+        <w:t>MySQL</w:t>
+      </w:r>
+      <w:proofErr w:type="spellEnd"/>
+    </w:p>
+    <w:p>
+      <w:pPr>
+        <w:pStyle w:val="Nincstrkz"/>
+      </w:pPr>
+      <w:proofErr w:type="spellStart"/>
+      <w:r>
+        <w:t>Canva</w:t>
+      </w:r>
+      <w:proofErr w:type="spellEnd"/>
+      <w:r>
+        <w:t>?</w:t>
+      </w:r>
+    </w:p>
+    <w:p>
+      <w:pPr>
+        <w:pStyle w:val="Cmsor2"/>
+      </w:pPr>
+      <w:bookmarkStart w:id="37" w:name="_Toc226995458"/>
+      <w:r>
+        <w:lastRenderedPageBreak/>
         <w:t>Adatmodell</w:t>
       </w:r>
-      <w:bookmarkEnd w:id="21"/>
+      <w:r>
+        <w:t>/ Adatbázisterv</w:t>
+      </w:r>
+      <w:bookmarkEnd w:id="37"/>
     </w:p>
     <w:p>
       <w:pPr>
         <w:pStyle w:val="Cmsor2"/>
       </w:pPr>
-      <w:bookmarkStart w:id="22" w:name="_Toc226832411"/>
+      <w:bookmarkStart w:id="38" w:name="_Toc226995459"/>
+      <w:r>
+        <w:t>Backend fejlesztés</w:t>
+      </w:r>
+      <w:bookmarkEnd w:id="38"/>
+    </w:p>
+    <w:p>
+      <w:r>
+        <w:t>REST API végpontok</w:t>
+      </w:r>
+    </w:p>
+    <w:p>
+      <w:pPr>
+        <w:pStyle w:val="Cmsor2"/>
+      </w:pPr>
+      <w:bookmarkStart w:id="39" w:name="_Toc226995460"/>
+      <w:r>
+        <w:t>Frontend fejlesztés</w:t>
+      </w:r>
+      <w:bookmarkEnd w:id="39"/>
+    </w:p>
+    <w:p>
+      <w:proofErr w:type="spellStart"/>
+      <w:r>
+        <w:t>Reszponzív</w:t>
+      </w:r>
+      <w:proofErr w:type="spellEnd"/>
+      <w:r>
+        <w:t xml:space="preserve"> design</w:t>
+      </w:r>
+    </w:p>
+    <w:p>
+      <w:pPr>
+        <w:pStyle w:val="Cmsor2"/>
+      </w:pPr>
+      <w:bookmarkStart w:id="40" w:name="_Toc226995461"/>
       <w:r>
         <w:t>Algoritmusok</w:t>
       </w:r>
-      <w:bookmarkEnd w:id="22"/>
+      <w:bookmarkEnd w:id="40"/>
     </w:p>
     <w:p>
       <w:pPr>
         <w:pStyle w:val="Cmsor2"/>
       </w:pPr>
-      <w:bookmarkStart w:id="23" w:name="_Toc226832412"/>
-      <w:r>
+      <w:bookmarkStart w:id="41" w:name="_Toc210651566"/>
+      <w:bookmarkStart w:id="42" w:name="_Toc226995462"/>
+      <w:r>
+        <w:t xml:space="preserve">Jövőbeli fejlesztési </w:t>
+      </w:r>
+      <w:r>
+        <w:t>lehetőségek</w:t>
+      </w:r>
+      <w:bookmarkEnd w:id="41"/>
+      <w:bookmarkEnd w:id="42"/>
+    </w:p>
+    <w:p>
+      <w:r>
+        <w:t>A jövőre nézve a projekt rengeteg fejlesztési lehetőséggel rendelkezik, amik még gördülékenyebbé, kényelmesebbé és egyszerűbbé tennék az alkalmazás használatát. A jövőbéli fejlesztési lehetőségek az alábbiak:</w:t>
+      </w:r>
+    </w:p>
+    <w:p>
+      <w:pPr>
+        <w:pStyle w:val="Nincstrkz"/>
+      </w:pPr>
+      <w:r>
+        <w:t xml:space="preserve">Értesítések </w:t>
+      </w:r>
+      <w:r>
+        <w:t>email-</w:t>
+      </w:r>
+      <w:proofErr w:type="spellStart"/>
+      <w:r>
+        <w:t>ben</w:t>
+      </w:r>
+      <w:proofErr w:type="spellEnd"/>
+      <w:r>
+        <w:t xml:space="preserve"> </w:t>
+      </w:r>
+      <w:r>
+        <w:t>(fizetésről)</w:t>
+      </w:r>
+    </w:p>
+    <w:p>
+      <w:pPr>
+        <w:pStyle w:val="Nincstrkz"/>
+      </w:pPr>
+      <w:r>
+        <w:t>Mobilalkalmazás</w:t>
+      </w:r>
+    </w:p>
+    <w:p>
+      <w:pPr>
+        <w:pStyle w:val="Nincstrkz"/>
+      </w:pPr>
+      <w:r>
+        <w:t>Több iskolára bontható rendszer</w:t>
+      </w:r>
+    </w:p>
+    <w:p>
+      <w:pPr>
+        <w:pStyle w:val="Nincstrkz"/>
+      </w:pPr>
+      <w:r>
+        <w:t>Több szolgáltatóra bontható rendszer</w:t>
+      </w:r>
+    </w:p>
+    <w:p>
+      <w:pPr>
+        <w:pStyle w:val="Nincstrkz"/>
+      </w:pPr>
+      <w:r>
+        <w:t xml:space="preserve">Statisztikák az </w:t>
+      </w:r>
+      <w:proofErr w:type="gramStart"/>
+      <w:r>
+        <w:t>adminisztrátornak</w:t>
+      </w:r>
+      <w:proofErr w:type="gramEnd"/>
+    </w:p>
+    <w:p>
+      <w:pPr>
+        <w:pStyle w:val="Nincstrkz"/>
+      </w:pPr>
+      <w:r>
+        <w:t>Legjobban értékelt ételek kijelzése a diákoknak</w:t>
+      </w:r>
+    </w:p>
+    <w:p>
+      <w:pPr>
+        <w:pStyle w:val="Nincstrkz"/>
+      </w:pPr>
+      <w:r>
+        <w:t>Pénz feltöltése</w:t>
+      </w:r>
+    </w:p>
+    <w:p/>
+    <w:p>
+      <w:pPr>
+        <w:pStyle w:val="Cmsor1"/>
+      </w:pPr>
+      <w:bookmarkStart w:id="43" w:name="_Toc226995463"/>
+      <w:r>
+        <w:lastRenderedPageBreak/>
         <w:t>Tesztelési dokumentáció</w:t>
       </w:r>
-      <w:bookmarkEnd w:id="23"/>
+      <w:bookmarkEnd w:id="43"/>
+    </w:p>
+    <w:p>
+      <w:proofErr w:type="gramStart"/>
+      <w:r>
+        <w:t>fekete</w:t>
+      </w:r>
+      <w:proofErr w:type="gramEnd"/>
+      <w:r>
+        <w:t xml:space="preserve"> doboz, fehér doboz módszer említése</w:t>
+      </w:r>
+    </w:p>
+    <w:p>
+      <w:pPr>
+        <w:pStyle w:val="Cmsor2"/>
+      </w:pPr>
+      <w:bookmarkStart w:id="44" w:name="_Toc226995464"/>
+      <w:r>
+        <w:t>Frontend</w:t>
+      </w:r>
+      <w:bookmarkEnd w:id="44"/>
+    </w:p>
+    <w:p>
+      <w:r>
+        <w:t xml:space="preserve">Robot Framework – </w:t>
+      </w:r>
+      <w:proofErr w:type="spellStart"/>
+      <w:r>
+        <w:t>Selenium</w:t>
+      </w:r>
+      <w:proofErr w:type="spellEnd"/>
+    </w:p>
+    <w:p>
+      <w:pPr>
+        <w:pStyle w:val="Cmsor3"/>
+      </w:pPr>
+      <w:bookmarkStart w:id="45" w:name="_Toc226995465"/>
+      <w:r>
+        <w:t>Bejelentkezés</w:t>
+      </w:r>
+      <w:bookmarkEnd w:id="45"/>
+    </w:p>
+    <w:p>
+      <w:r>
+        <w:t>Normál használat</w:t>
+      </w:r>
+    </w:p>
+    <w:p>
+      <w:proofErr w:type="gramStart"/>
+      <w:r>
+        <w:t>Extrém eset</w:t>
+      </w:r>
+      <w:proofErr w:type="gramEnd"/>
+      <w:r>
+        <w:t xml:space="preserve"> (hibás)</w:t>
+      </w:r>
+    </w:p>
+    <w:p>
+      <w:pPr>
+        <w:pStyle w:val="Cmsor2"/>
+      </w:pPr>
+      <w:bookmarkStart w:id="46" w:name="_Toc226995466"/>
+      <w:r>
+        <w:t>Backend</w:t>
+      </w:r>
+      <w:bookmarkEnd w:id="46"/>
+    </w:p>
+    <w:p>
+      <w:r>
+        <w:t>Postman</w:t>
+      </w:r>
+    </w:p>
+    <w:p>
+      <w:pPr>
+        <w:pStyle w:val="Cmsor3"/>
+      </w:pPr>
+      <w:bookmarkStart w:id="47" w:name="_Toc226995467"/>
+      <w:r>
+        <w:t>Bejelentkezés</w:t>
+      </w:r>
+      <w:bookmarkEnd w:id="47"/>
     </w:p>
     <w:p>
       <w:pPr>
         <w:pStyle w:val="Cmsor1"/>
       </w:pPr>
-      <w:bookmarkStart w:id="24" w:name="_Toc226832413"/>
+      <w:bookmarkStart w:id="48" w:name="_Toc226995468"/>
       <w:r>
         <w:lastRenderedPageBreak/>
         <w:t>Összefoglalás</w:t>
       </w:r>
-      <w:bookmarkEnd w:id="24"/>
+      <w:bookmarkEnd w:id="48"/>
     </w:p>
     <w:p>
       <w:pPr>
         <w:pStyle w:val="Cmsor2"/>
       </w:pPr>
-      <w:bookmarkStart w:id="25" w:name="_Toc226832414"/>
+      <w:bookmarkStart w:id="49" w:name="_Toc226995469"/>
       <w:r>
         <w:t>Csapatmunka</w:t>
       </w:r>
-      <w:bookmarkEnd w:id="25"/>
+      <w:bookmarkEnd w:id="49"/>
     </w:p>
     <w:p>
       <w:pPr>
         <w:pStyle w:val="Cmsor2"/>
       </w:pPr>
-      <w:bookmarkStart w:id="26" w:name="_Toc226832415"/>
+      <w:bookmarkStart w:id="50" w:name="_Toc226995470"/>
+      <w:r>
+        <w:t>Önértékelés</w:t>
+      </w:r>
+      <w:bookmarkEnd w:id="50"/>
+    </w:p>
+    <w:p>
+      <w:pPr>
+        <w:pStyle w:val="Cmsor2"/>
+      </w:pPr>
+      <w:bookmarkStart w:id="51" w:name="_Toc226995471"/>
       <w:r>
         <w:t xml:space="preserve">Jövőbeli fejlesztési </w:t>
       </w:r>
-      <w:bookmarkEnd w:id="16"/>
-      <w:bookmarkEnd w:id="17"/>
+      <w:bookmarkEnd w:id="14"/>
+      <w:bookmarkEnd w:id="15"/>
       <w:r>
         <w:t>lehetőségek</w:t>
       </w:r>
-      <w:bookmarkEnd w:id="26"/>
+      <w:bookmarkEnd w:id="51"/>
     </w:p>
     <w:p>
       <w:r>
@@ -2643,12 +4785,24 @@
       <w:pPr>
         <w:pStyle w:val="Cmsor1"/>
       </w:pPr>
-      <w:bookmarkStart w:id="27" w:name="_Toc226832416"/>
+      <w:bookmarkStart w:id="52" w:name="_Toc226995472"/>
+      <w:r>
+        <w:lastRenderedPageBreak/>
+        <w:t>Források</w:t>
+      </w:r>
+      <w:bookmarkEnd w:id="52"/>
+    </w:p>
+    <w:p/>
+    <w:p>
+      <w:pPr>
+        <w:pStyle w:val="Cmsor1"/>
+      </w:pPr>
+      <w:bookmarkStart w:id="53" w:name="_Toc226995473"/>
       <w:r>
         <w:lastRenderedPageBreak/>
         <w:t>Projekt adatlap</w:t>
       </w:r>
-      <w:bookmarkEnd w:id="27"/>
+      <w:bookmarkEnd w:id="53"/>
     </w:p>
     <w:p>
       <w:r>
@@ -2871,7 +5025,7 @@
                 </wp:inline>
               </w:drawing>
             </mc:Choice>
-            <mc:Fallback xmlns:w16sdtdh="http://schemas.microsoft.com/office/word/2020/wordml/sdtdatahash" xmlns:w16="http://schemas.microsoft.com/office/word/2018/wordml" xmlns:w16cid="http://schemas.microsoft.com/office/word/2016/wordml/cid" xmlns:w16cex="http://schemas.microsoft.com/office/word/2018/wordml/cex" xmlns:am3d="http://schemas.microsoft.com/office/drawing/2017/model3d" xmlns:aink="http://schemas.microsoft.com/office/drawing/2016/ink" xmlns:cx8="http://schemas.microsoft.com/office/drawing/2016/5/14/chartex" xmlns:cx7="http://schemas.microsoft.com/office/drawing/2016/5/13/chartex" xmlns:cx6="http://schemas.microsoft.com/office/drawing/2016/5/12/chartex" xmlns:cx5="http://schemas.microsoft.com/office/drawing/2016/5/11/chartex" xmlns:cx4="http://schemas.microsoft.com/office/drawing/2016/5/10/chartex" xmlns:cx3="http://schemas.microsoft.com/office/drawing/2016/5/9/chartex" xmlns:cx2="http://schemas.microsoft.com/office/drawing/2015/10/21/chartex" xmlns:cx1="http://schemas.microsoft.com/office/drawing/2015/9/8/chartex">
+            <mc:Fallback xmlns:cx1="http://schemas.microsoft.com/office/drawing/2015/9/8/chartex" xmlns:cx2="http://schemas.microsoft.com/office/drawing/2015/10/21/chartex" xmlns:cx3="http://schemas.microsoft.com/office/drawing/2016/5/9/chartex" xmlns:cx4="http://schemas.microsoft.com/office/drawing/2016/5/10/chartex" xmlns:cx5="http://schemas.microsoft.com/office/drawing/2016/5/11/chartex" xmlns:cx6="http://schemas.microsoft.com/office/drawing/2016/5/12/chartex" xmlns:cx7="http://schemas.microsoft.com/office/drawing/2016/5/13/chartex" xmlns:cx8="http://schemas.microsoft.com/office/drawing/2016/5/14/chartex" xmlns:aink="http://schemas.microsoft.com/office/drawing/2016/ink" xmlns:am3d="http://schemas.microsoft.com/office/drawing/2017/model3d" xmlns:w16cex="http://schemas.microsoft.com/office/word/2018/wordml/cex" xmlns:w16cid="http://schemas.microsoft.com/office/word/2016/wordml/cid" xmlns:w16="http://schemas.microsoft.com/office/word/2018/wordml" xmlns:w16sdtdh="http://schemas.microsoft.com/office/word/2020/wordml/sdtdatahash">
               <w:pict>
                 <v:shapetype w14:anchorId="45C36318" id="_x0000_t110" coordsize="21600,21600" o:spt="110" path="m10800,l,10800,10800,21600,21600,10800xe">
                   <v:stroke joinstyle="miter"/>
@@ -2905,7 +5059,7 @@
           <w:rPr>
             <w:noProof/>
           </w:rPr>
-          <w:t>6</w:t>
+          <w:t>11</w:t>
         </w:r>
         <w:r>
           <w:fldChar w:fldCharType="end"/>
@@ -3174,7 +5328,7 @@
   <w:abstractNum w:abstractNumId="1" w15:restartNumberingAfterBreak="0">
     <w:nsid w:val="20076611"/>
     <w:multiLevelType w:val="multilevel"/>
-    <w:tmpl w:val="F762157A"/>
+    <w:tmpl w:val="9E1C1D5E"/>
     <w:lvl w:ilvl="0">
       <w:start w:val="1"/>
       <w:numFmt w:val="decimal"/>
@@ -4440,7 +6594,7 @@
     <w:uiPriority w:val="9"/>
     <w:unhideWhenUsed/>
     <w:qFormat/>
-    <w:rsid w:val="00495EB7"/>
+    <w:rsid w:val="00DE7F79"/>
     <w:pPr>
       <w:keepNext/>
       <w:widowControl w:val="0"/>
@@ -4681,7 +6835,7 @@
     <w:basedOn w:val="Bekezdsalapbettpusa"/>
     <w:link w:val="Cmsor2"/>
     <w:uiPriority w:val="9"/>
-    <w:rsid w:val="00495EB7"/>
+    <w:rsid w:val="00DE7F79"/>
     <w:rPr>
       <w:rFonts w:ascii="Times New Roman" w:eastAsiaTheme="majorEastAsia" w:hAnsi="Times New Roman" w:cstheme="majorBidi"/>
       <w:b/>
@@ -5366,7 +7520,7 @@
 </file>
 
 <file path=customXml/itemProps1.xml><?xml version="1.0" encoding="utf-8"?>
-<ds:datastoreItem xmlns:ds="http://schemas.openxmlformats.org/officeDocument/2006/customXml" ds:itemID="{858DC3E2-5B22-4CB7-8ED5-E4D45D46292C}">
+<ds:datastoreItem xmlns:ds="http://schemas.openxmlformats.org/officeDocument/2006/customXml" ds:itemID="{BEDF844A-698F-4975-BE12-885CBE4989D3}">
   <ds:schemaRefs>
     <ds:schemaRef ds:uri="http://schemas.openxmlformats.org/officeDocument/2006/bibliography"/>
   </ds:schemaRefs>

--- a/Dokumentációhoz/Dokumentumok/Dokumentáció.docx
+++ b/Dokumentációhoz/Dokumentumok/Dokumentáció.docx
@@ -144,8 +144,8 @@
     </w:p>
     <w:bookmarkStart w:id="0" w:name="_Toc208994418" w:displacedByCustomXml="next"/>
     <w:bookmarkEnd w:id="0" w:displacedByCustomXml="next"/>
-    <w:bookmarkStart w:id="1" w:name="_Toc208994419" w:displacedByCustomXml="next"/>
-    <w:bookmarkStart w:id="2" w:name="_Toc208994356" w:displacedByCustomXml="next"/>
+    <w:bookmarkStart w:id="1" w:name="_Toc208994356" w:displacedByCustomXml="next"/>
+    <w:bookmarkStart w:id="2" w:name="_Toc208994419" w:displacedByCustomXml="next"/>
     <w:sdt>
       <w:sdtPr>
         <w:rPr>
@@ -5062,6 +5062,7 @@
       <w:bookmarkEnd w:id="6"/>
     </w:p>
     <w:p>
+      <w:proofErr w:type="spellStart"/>
       <w:r>
         <w:rPr>
           <w:b/>
@@ -5069,6 +5070,7 @@
         </w:rPr>
         <w:t>eMenza</w:t>
       </w:r>
+      <w:proofErr w:type="spellEnd"/>
       <w:r>
         <w:t xml:space="preserve"> – Iskolai étkezéskezelő rendszer</w:t>
       </w:r>
@@ -5507,19 +5509,33 @@
         <w:rPr>
           <w:lang w:eastAsia="hu-HU"/>
         </w:rPr>
-        <w:t>A felhasználók lehetnek tanárok és tanulók, iskolai dolgozók. Először regisztrálnia kell a felhasználónak az iskolai email címével, hogy használni tudja a felületet. Ez a kérelem jóváhagyásra kerül az admin által, így nincs szükség két lépcsős regisztrációra. Bejelentkezés után előre meg tudja rendelni vagy le tudja mondani a következő időszakra az étkezéseit. Van lehetősége megtekinteni a heti és napi menüket a tájékozottság érdekében. Az egészségügyi szempontokat figyelembe véve, a felhasználónak van lehetősége, hogy bejelölje saját magának, hogy milyen étel allergiái vannak. Ez azért lényeges, mert a rendszer figyelmezteti a felhasználót rendelés közben, hogy mely ételekben találhatóak meg a választott allergének.</w:t>
-      </w:r>
-    </w:p>
-    <w:p>
-      <w:pPr>
+        <w:t xml:space="preserve">A felhasználók lehetnek tanárok és tanulók, iskolai dolgozók. Először regisztrálnia kell a felhasználónak az iskolai email címével, hogy használni tudja a felületet. Ez a kérelem jóváhagyásra kerül az </w:t>
+      </w:r>
+      <w:proofErr w:type="spellStart"/>
+      <w:r>
         <w:rPr>
           <w:lang w:eastAsia="hu-HU"/>
         </w:rPr>
-      </w:pPr>
+        <w:t>admin</w:t>
+      </w:r>
+      <w:proofErr w:type="spellEnd"/>
       <w:r>
         <w:rPr>
           <w:lang w:eastAsia="hu-HU"/>
         </w:rPr>
+        <w:t xml:space="preserve"> által, így nincs szükség két lépcsős regisztrációra. Bejelentkezés után előre meg tudja rendelni vagy le tudja mondani a következő időszakra az étkezéseit. Van lehetősége megtekinteni a heti és napi menüket a tájékozottság érdekében. Az egészségügyi szempontokat figyelembe véve, a felhasználónak van lehetősége, hogy bejelölje saját magának, hogy milyen étel allergiái vannak. Ez azért lényeges, mert a rendszer figyelmezteti a felhasználót rendelés közben, hogy mely ételekben találhatóak meg a választott allergének.</w:t>
+      </w:r>
+    </w:p>
+    <w:p>
+      <w:pPr>
+        <w:rPr>
+          <w:lang w:eastAsia="hu-HU"/>
+        </w:rPr>
+      </w:pPr>
+      <w:r>
+        <w:rPr>
+          <w:lang w:eastAsia="hu-HU"/>
+        </w:rPr>
         <w:t>A weboldalon az adminisztrátor számára szerkeszthető a felhasználók adatai, jóvá tudják hagyni a felhasználó kérelmeit, ha feltöltik a megfelelő dokumentumokat: kedvezményre feljogosító vagy cukorbetegséget igazoló dokumentum.</w:t>
       </w:r>
     </w:p>
@@ -5535,8 +5551,68 @@
       <w:bookmarkEnd w:id="12"/>
     </w:p>
     <w:p>
-      <w:r>
-        <w:t>hardver, stoftverkövetelmények</w:t>
+      <w:pPr>
+        <w:pStyle w:val="Cmsor3"/>
+      </w:pPr>
+      <w:r>
+        <w:t>H</w:t>
+      </w:r>
+      <w:r>
+        <w:t xml:space="preserve">ardver </w:t>
+      </w:r>
+    </w:p>
+    <w:p>
+      <w:pPr>
+        <w:pStyle w:val="Nincstrkz"/>
+      </w:pPr>
+      <w:r>
+        <w:t>Internet elérésre alkalmas mobileszköz, táblagép, tablet, laptop vagy PC</w:t>
+      </w:r>
+    </w:p>
+    <w:p>
+      <w:pPr>
+        <w:pStyle w:val="Nincstrkz"/>
+      </w:pPr>
+      <w:r>
+        <w:t>RFID kártya</w:t>
+      </w:r>
+    </w:p>
+    <w:p>
+      <w:pPr>
+        <w:pStyle w:val="Nincstrkz"/>
+      </w:pPr>
+      <w:r>
+        <w:t>RFID kártya olvasására alkalmas kártyaolvasó</w:t>
+      </w:r>
+    </w:p>
+    <w:p>
+      <w:pPr>
+        <w:pStyle w:val="Cmsor3"/>
+      </w:pPr>
+      <w:r>
+        <w:t>Szoftve</w:t>
+      </w:r>
+      <w:r>
+        <w:t>rkövetelmények</w:t>
+      </w:r>
+    </w:p>
+    <w:p>
+      <w:pPr>
+        <w:pStyle w:val="Nincstrkz"/>
+      </w:pPr>
+      <w:r>
+        <w:t>Operációs rendszer: Windows</w:t>
+      </w:r>
+      <w:r>
+        <w:t xml:space="preserve"> 11, Android</w:t>
+      </w:r>
+    </w:p>
+    <w:p>
+      <w:pPr>
+        <w:pStyle w:val="Nincstrkz"/>
+      </w:pPr>
+      <w:r>
+        <w:t>Internetkapcsolat: szükséges</w:t>
       </w:r>
     </w:p>
     <w:p>
@@ -5553,184 +5629,261 @@
       <w:pPr>
         <w:pStyle w:val="Cmsor3"/>
       </w:pPr>
-      <w:bookmarkStart w:id="14" w:name="_Toc227309707"/>
-      <w:r>
-        <w:t>Lehetőségek az oldalon</w:t>
+      <w:r>
+        <w:t>Általános felhasználás</w:t>
+      </w:r>
+    </w:p>
+    <w:p>
+      <w:pPr>
+        <w:pStyle w:val="Cmsor4"/>
+      </w:pPr>
+      <w:bookmarkStart w:id="14" w:name="_Toc227309708"/>
+      <w:r>
+        <w:t>Regisztráció</w:t>
       </w:r>
       <w:bookmarkEnd w:id="14"/>
     </w:p>
     <w:p>
+      <w:r>
+        <w:t xml:space="preserve">A felhasználó csak regisztráció után tud hozzáférni az oldalhoz és annak funkcióihoz. A regisztrációs felületen a felhasználó saját adataival kell kitöltenie a mezőket(fentről lefelé, balról jobbra haladva). Minden mezőt ki kell tölteni, különben a regisztráció nem fog </w:t>
+      </w:r>
+      <w:proofErr w:type="spellStart"/>
+      <w:r>
+        <w:t>végbemenni</w:t>
+      </w:r>
+      <w:proofErr w:type="spellEnd"/>
+      <w:r>
+        <w:t xml:space="preserve">, és az </w:t>
+      </w:r>
+      <w:proofErr w:type="spellStart"/>
+      <w:r>
+        <w:t>admin</w:t>
+      </w:r>
+      <w:proofErr w:type="spellEnd"/>
+      <w:r>
+        <w:t xml:space="preserve"> </w:t>
+      </w:r>
+      <w:r>
+        <w:lastRenderedPageBreak/>
+        <w:t>felületén nem fog megjelenni a regisztrált profil. Regisztráció csak az iskola email címmel (</w:t>
+      </w:r>
+      <w:r>
+        <w:t>vezeteknev.keresztnev@iskola.hu</w:t>
+      </w:r>
+      <w:r>
+        <w:t xml:space="preserve">) lehetséges, más email címet a rendszer nem fogad el. A jelszónak legalább 8 karakterből kell állnia, ami tartalmazhat ékezetes betűket, számokat vagy speciális karaktereket. Sikeres regisztráció után az </w:t>
+      </w:r>
+      <w:proofErr w:type="spellStart"/>
+      <w:r>
+        <w:t>admin</w:t>
+      </w:r>
+      <w:proofErr w:type="spellEnd"/>
+      <w:r>
+        <w:t xml:space="preserve"> hagyja jóvá a regisztrációt, az oldalt csak ezután tudja használatba venni.</w:t>
+      </w:r>
+    </w:p>
+    <w:p>
       <w:pPr>
         <w:pStyle w:val="Cmsor4"/>
       </w:pPr>
-      <w:bookmarkStart w:id="15" w:name="_Toc227309708"/>
-      <w:r>
-        <w:t>Regisztráció</w:t>
+      <w:bookmarkStart w:id="15" w:name="_Toc227309709"/>
+      <w:r>
+        <w:t>Bejelentkezés</w:t>
       </w:r>
       <w:bookmarkEnd w:id="15"/>
     </w:p>
     <w:p>
+      <w:r>
+        <w:t xml:space="preserve">A felhasználó sikeres regisztráció és az </w:t>
+      </w:r>
+      <w:proofErr w:type="spellStart"/>
+      <w:r>
+        <w:t>admin</w:t>
+      </w:r>
+      <w:proofErr w:type="spellEnd"/>
+      <w:r>
+        <w:t xml:space="preserve"> jóváhagyása után tud bejelentkezni az oldalra. Itt mindössze az iskolai email címét </w:t>
+      </w:r>
+      <w:r>
+        <w:t>(</w:t>
+      </w:r>
+      <w:r>
+        <w:t>vezeteknev.keresztnev@iskola.hu</w:t>
+      </w:r>
+      <w:r>
+        <w:t>)</w:t>
+      </w:r>
+      <w:r>
+        <w:t xml:space="preserve"> és az általa megadott jelszót kell megadnia. Sikeres belépést követően hozzáfér a felhasználó az oldalhoz és annak funkcióihoz.</w:t>
+      </w:r>
+    </w:p>
+    <w:p>
       <w:pPr>
         <w:pStyle w:val="Cmsor4"/>
       </w:pPr>
-      <w:bookmarkStart w:id="16" w:name="_Toc227309709"/>
-      <w:r>
-        <w:t>Bejelentkezés</w:t>
-      </w:r>
+      <w:r>
+        <w:t>Elfelejtett jelszó</w:t>
+      </w:r>
+    </w:p>
+    <w:p>
+      <w:r>
+        <w:t xml:space="preserve">Ha a felhasználó elfejeltette a jelszavát, újra be tudja </w:t>
+      </w:r>
+      <w:r>
+        <w:t>állítani azt. Az elfelejtett jelszó hivatkozásra kattintva a mezőbe beírja az iskolai email címét, ahová a jelszó helyreállításával kapcsolatos email jönni fog. Ebben az emailben találja a felhasználó azt a linket, aminek segítségével vissza tudja állítani a saját jelszavát. Ezután az új jelszóval a felhasználó be tud jelentkezni az oldalra.</w:t>
+      </w:r>
+    </w:p>
+    <w:p>
+      <w:pPr>
+        <w:pStyle w:val="Cmsor3"/>
+      </w:pPr>
+      <w:bookmarkStart w:id="16" w:name="_Toc227309710"/>
       <w:bookmarkEnd w:id="16"/>
+      <w:r>
+        <w:t>Felhasználói fiók</w:t>
+      </w:r>
     </w:p>
     <w:p>
       <w:pPr>
         <w:pStyle w:val="Cmsor4"/>
       </w:pPr>
-      <w:bookmarkStart w:id="17" w:name="_Toc227309710"/>
-      <w:bookmarkEnd w:id="17"/>
-    </w:p>
-    <w:p>
-      <w:pPr>
-        <w:rPr>
-          <w:color w:val="FF0000"/>
-        </w:rPr>
-      </w:pPr>
-      <w:r>
-        <w:rPr>
-          <w:color w:val="FF0000"/>
-        </w:rPr>
-        <w:t>PÁLCIKA EMBER DIAGRAM</w:t>
-      </w:r>
-    </w:p>
-    <w:p/>
+    </w:p>
     <w:p>
       <w:pPr>
         <w:pStyle w:val="Cmsor1"/>
       </w:pPr>
+      <w:bookmarkStart w:id="17" w:name="_Toc227309711"/>
       <w:bookmarkStart w:id="18" w:name="_Toc208994367"/>
       <w:bookmarkStart w:id="19" w:name="_Toc208994430"/>
-      <w:bookmarkStart w:id="20" w:name="_Toc227309711"/>
       <w:r>
         <w:lastRenderedPageBreak/>
         <w:t>Fejlesztői dokumentáció</w:t>
       </w:r>
+      <w:bookmarkEnd w:id="17"/>
+    </w:p>
+    <w:p>
+      <w:pPr>
+        <w:pStyle w:val="Cmsor2"/>
+      </w:pPr>
+      <w:bookmarkStart w:id="20" w:name="_Toc227309712"/>
+      <w:r>
+        <w:t>A program r</w:t>
+      </w:r>
+      <w:r>
+        <w:t xml:space="preserve">észletes </w:t>
+      </w:r>
+      <w:proofErr w:type="spellStart"/>
+      <w:r>
+        <w:t>pecifikáció</w:t>
+      </w:r>
+      <w:r>
+        <w:t>ja</w:t>
+      </w:r>
       <w:bookmarkEnd w:id="20"/>
+      <w:proofErr w:type="spellEnd"/>
     </w:p>
     <w:p>
       <w:pPr>
         <w:pStyle w:val="Cmsor2"/>
       </w:pPr>
-      <w:bookmarkStart w:id="21" w:name="_Toc227309712"/>
-      <w:r>
-        <w:t>A program r</w:t>
-      </w:r>
-      <w:r>
-        <w:t>észletes pecifikáció</w:t>
-      </w:r>
-      <w:r>
-        <w:t>ja</w:t>
+      <w:bookmarkStart w:id="21" w:name="_Toc208994366"/>
+      <w:bookmarkStart w:id="22" w:name="_Toc208994429"/>
+      <w:bookmarkStart w:id="23" w:name="_Toc210651565"/>
+      <w:bookmarkStart w:id="24" w:name="_Toc227309713"/>
+      <w:bookmarkStart w:id="25" w:name="_Toc210651561"/>
+      <w:r>
+        <w:t>Funkciók</w:t>
       </w:r>
       <w:bookmarkEnd w:id="21"/>
-    </w:p>
-    <w:p>
-      <w:pPr>
-        <w:pStyle w:val="Cmsor2"/>
-      </w:pPr>
-      <w:bookmarkStart w:id="22" w:name="_Toc208994366"/>
-      <w:bookmarkStart w:id="23" w:name="_Toc208994429"/>
-      <w:bookmarkStart w:id="24" w:name="_Toc210651565"/>
-      <w:bookmarkStart w:id="25" w:name="_Toc210651561"/>
-      <w:bookmarkStart w:id="26" w:name="_Toc227309713"/>
-      <w:r>
-        <w:t>Funkciók</w:t>
-      </w:r>
       <w:bookmarkEnd w:id="22"/>
       <w:bookmarkEnd w:id="23"/>
       <w:bookmarkEnd w:id="24"/>
+    </w:p>
+    <w:p>
+      <w:pPr>
+        <w:pStyle w:val="Nincstrkz"/>
+      </w:pPr>
+      <w:r>
+        <w:t>Regisztráció és bejelentkezés több szerepkörrel (adminisztrátor, konyha, felhasználók)</w:t>
+      </w:r>
+    </w:p>
+    <w:p>
+      <w:pPr>
+        <w:pStyle w:val="Nincstrkz"/>
+      </w:pPr>
+      <w:r>
+        <w:t>Heti menü megtekintése napokra bontva</w:t>
+      </w:r>
+    </w:p>
+    <w:p>
+      <w:pPr>
+        <w:pStyle w:val="Nincstrkz"/>
+      </w:pPr>
+      <w:r>
+        <w:t>Ebédátvétel előzetesen választott menü szerint</w:t>
+      </w:r>
+    </w:p>
+    <w:p>
+      <w:pPr>
+        <w:pStyle w:val="Nincstrkz"/>
+      </w:pPr>
+      <w:r>
+        <w:t>Rendelés</w:t>
+      </w:r>
+      <w:r>
+        <w:t xml:space="preserve"> és lemondás </w:t>
+      </w:r>
+      <w:r>
+        <w:t>határidőn belül</w:t>
+      </w:r>
+    </w:p>
+    <w:p>
+      <w:pPr>
+        <w:pStyle w:val="Nincstrkz"/>
+      </w:pPr>
+      <w:r>
+        <w:t xml:space="preserve">Allergén és diétás információk </w:t>
+      </w:r>
+      <w:r>
+        <w:t>megjelenítése</w:t>
+      </w:r>
+    </w:p>
+    <w:p>
+      <w:pPr>
+        <w:pStyle w:val="Nincstrkz"/>
+      </w:pPr>
+      <w:r>
+        <w:t>Kódleolvasás ebédátvételkor hardver használatával (RFID-olvasó)</w:t>
+      </w:r>
+    </w:p>
+    <w:p>
+      <w:pPr>
+        <w:pStyle w:val="Nincstrkz"/>
+      </w:pPr>
+      <w:r>
+        <w:t>Fizetendő számla kiállítása</w:t>
+      </w:r>
+    </w:p>
+    <w:p>
+      <w:pPr>
+        <w:pStyle w:val="Cmsor2"/>
+      </w:pPr>
+      <w:bookmarkStart w:id="26" w:name="_Toc227309714"/>
+      <w:bookmarkEnd w:id="25"/>
+      <w:r>
+        <w:t>Szerepkörök</w:t>
+      </w:r>
       <w:bookmarkEnd w:id="26"/>
     </w:p>
     <w:p>
       <w:pPr>
-        <w:pStyle w:val="Nincstrkz"/>
-      </w:pPr>
-      <w:r>
-        <w:t>Regisztráció és bejelentkezés több szerepkörrel (adminisztrátor, konyha, felhasználók)</w:t>
-      </w:r>
-    </w:p>
-    <w:p>
-      <w:pPr>
-        <w:pStyle w:val="Nincstrkz"/>
-      </w:pPr>
-      <w:r>
-        <w:t>Heti menü megtekintése napokra bontva</w:t>
-      </w:r>
-    </w:p>
-    <w:p>
-      <w:pPr>
-        <w:pStyle w:val="Nincstrkz"/>
-      </w:pPr>
-      <w:r>
-        <w:t>Ebédátvétel előzetesen választott menü szerint</w:t>
-      </w:r>
-    </w:p>
-    <w:p>
-      <w:pPr>
-        <w:pStyle w:val="Nincstrkz"/>
-      </w:pPr>
-      <w:r>
-        <w:t>Rendelés</w:t>
-      </w:r>
-      <w:r>
-        <w:t xml:space="preserve"> és lemondás </w:t>
-      </w:r>
-      <w:r>
-        <w:t>határidőn belül</w:t>
-      </w:r>
-    </w:p>
-    <w:p>
-      <w:pPr>
-        <w:pStyle w:val="Nincstrkz"/>
-      </w:pPr>
-      <w:r>
-        <w:t xml:space="preserve">Allergén és diétás információk </w:t>
-      </w:r>
-      <w:r>
-        <w:t>megjelenítése</w:t>
-      </w:r>
-    </w:p>
-    <w:p>
-      <w:pPr>
-        <w:pStyle w:val="Nincstrkz"/>
-      </w:pPr>
-      <w:r>
-        <w:t>Kódleolvasás ebédátvételkor hardver használatával (RFID-olvasó)</w:t>
-      </w:r>
-    </w:p>
-    <w:p>
-      <w:pPr>
-        <w:pStyle w:val="Nincstrkz"/>
-      </w:pPr>
-      <w:r>
-        <w:t>Fizetendő számla kiállítása</w:t>
-      </w:r>
-    </w:p>
-    <w:p>
-      <w:pPr>
-        <w:pStyle w:val="Cmsor2"/>
-      </w:pPr>
-      <w:bookmarkStart w:id="27" w:name="_Toc227309714"/>
-      <w:bookmarkEnd w:id="25"/>
-      <w:r>
-        <w:t>Szerepkörök</w:t>
+        <w:pStyle w:val="Cmsor3"/>
+      </w:pPr>
+      <w:bookmarkStart w:id="27" w:name="_Toc227309715"/>
+      <w:r>
+        <w:t>Általános felhasználó</w:t>
       </w:r>
       <w:bookmarkEnd w:id="27"/>
-    </w:p>
-    <w:p>
-      <w:pPr>
-        <w:pStyle w:val="Cmsor3"/>
-      </w:pPr>
-      <w:bookmarkStart w:id="28" w:name="_Toc227309715"/>
-      <w:r>
-        <w:t>Általános felhasználó</w:t>
-      </w:r>
-      <w:bookmarkEnd w:id="28"/>
       <w:r>
         <w:t xml:space="preserve"> </w:t>
       </w:r>
@@ -5784,19 +5937,19 @@
       <w:pPr>
         <w:pStyle w:val="Cmsor3"/>
       </w:pPr>
-      <w:bookmarkStart w:id="29" w:name="_Toc210651562"/>
-      <w:bookmarkStart w:id="30" w:name="_Toc227309716"/>
+      <w:bookmarkStart w:id="28" w:name="_Toc210651562"/>
+      <w:bookmarkStart w:id="29" w:name="_Toc227309716"/>
       <w:r>
         <w:t>Iskolai a</w:t>
       </w:r>
       <w:r>
         <w:t>dminisztrá</w:t>
       </w:r>
+      <w:bookmarkEnd w:id="28"/>
+      <w:r>
+        <w:t>tor</w:t>
+      </w:r>
       <w:bookmarkEnd w:id="29"/>
-      <w:r>
-        <w:t>tor</w:t>
-      </w:r>
-      <w:bookmarkEnd w:id="30"/>
     </w:p>
     <w:p>
       <w:r>
@@ -5817,16 +5970,16 @@
       <w:pPr>
         <w:pStyle w:val="Cmsor3"/>
       </w:pPr>
-      <w:bookmarkStart w:id="31" w:name="_Toc210651563"/>
-      <w:bookmarkStart w:id="32" w:name="_Toc227309717"/>
+      <w:bookmarkStart w:id="30" w:name="_Toc210651563"/>
+      <w:bookmarkStart w:id="31" w:name="_Toc227309717"/>
       <w:r>
         <w:t>Étkeztető</w:t>
       </w:r>
+      <w:bookmarkEnd w:id="30"/>
+      <w:r>
+        <w:t>i szolgáltató (konyha)</w:t>
+      </w:r>
       <w:bookmarkEnd w:id="31"/>
-      <w:r>
-        <w:t>i szolgáltató (konyha)</w:t>
-      </w:r>
-      <w:bookmarkEnd w:id="32"/>
     </w:p>
     <w:p>
       <w:r>
@@ -5861,21 +6014,29 @@
       <w:pPr>
         <w:pStyle w:val="Cmsor2"/>
       </w:pPr>
-      <w:bookmarkStart w:id="33" w:name="_Toc208994365"/>
-      <w:bookmarkStart w:id="34" w:name="_Toc208994428"/>
-      <w:bookmarkStart w:id="35" w:name="_Toc210651564"/>
-      <w:bookmarkStart w:id="36" w:name="_Toc227309718"/>
+      <w:bookmarkStart w:id="32" w:name="_Toc208994365"/>
+      <w:bookmarkStart w:id="33" w:name="_Toc208994428"/>
+      <w:bookmarkStart w:id="34" w:name="_Toc210651564"/>
+      <w:bookmarkStart w:id="35" w:name="_Toc227309718"/>
       <w:r>
         <w:t>Megjelenés</w:t>
       </w:r>
+      <w:bookmarkEnd w:id="32"/>
       <w:bookmarkEnd w:id="33"/>
       <w:bookmarkEnd w:id="34"/>
       <w:bookmarkEnd w:id="35"/>
-      <w:bookmarkEnd w:id="36"/>
-    </w:p>
-    <w:p>
-      <w:r>
-        <w:t>A weboldal felhasználói felületének megtervezéséhez a Canva nevű eszközt alkalmaztuk. Ennek köszönhetően átgondolt vizuális tervekkel tudtunk dolgozni.</w:t>
+    </w:p>
+    <w:p>
+      <w:r>
+        <w:t xml:space="preserve">A weboldal felhasználói felületének megtervezéséhez a </w:t>
+      </w:r>
+      <w:proofErr w:type="spellStart"/>
+      <w:r>
+        <w:t>Canva</w:t>
+      </w:r>
+      <w:proofErr w:type="spellEnd"/>
+      <w:r>
+        <w:t xml:space="preserve"> nevű eszközt alkalmaztuk. Ennek köszönhetően átgondolt vizuális tervekkel tudtunk dolgozni.</w:t>
       </w:r>
     </w:p>
     <w:p>
@@ -5927,10 +6088,34 @@
       <w:pPr>
         <w:pStyle w:val="Cmsor2"/>
       </w:pPr>
-      <w:bookmarkStart w:id="37" w:name="_Toc227309719"/>
+      <w:bookmarkStart w:id="36" w:name="_Toc227309719"/>
       <w:r>
         <w:t>Operációs rendszer</w:t>
       </w:r>
+      <w:bookmarkEnd w:id="36"/>
+    </w:p>
+    <w:p>
+      <w:pPr>
+        <w:pStyle w:val="Nincstrkz"/>
+      </w:pPr>
+      <w:r>
+        <w:t xml:space="preserve">Webes környezet (Chrome, </w:t>
+      </w:r>
+      <w:r>
+        <w:t xml:space="preserve">Microsoft </w:t>
+      </w:r>
+      <w:r>
+        <w:t>Edge)</w:t>
+      </w:r>
+    </w:p>
+    <w:p>
+      <w:pPr>
+        <w:pStyle w:val="Cmsor2"/>
+      </w:pPr>
+      <w:bookmarkStart w:id="37" w:name="_Toc227309720"/>
+      <w:r>
+        <w:t>Fejlesztői környezet</w:t>
+      </w:r>
       <w:bookmarkEnd w:id="37"/>
     </w:p>
     <w:p>
@@ -5938,155 +6123,174 @@
         <w:pStyle w:val="Nincstrkz"/>
       </w:pPr>
       <w:r>
-        <w:t xml:space="preserve">Webes környezet (Chrome, </w:t>
-      </w:r>
-      <w:r>
-        <w:t xml:space="preserve">Microsoft </w:t>
-      </w:r>
-      <w:r>
-        <w:t>Edge)</w:t>
-      </w:r>
+        <w:t>JavaScript</w:t>
+      </w:r>
+    </w:p>
+    <w:p>
+      <w:pPr>
+        <w:pStyle w:val="Nincstrkz"/>
+      </w:pPr>
+      <w:r>
+        <w:t>HTML</w:t>
+      </w:r>
+      <w:r>
+        <w:t>5</w:t>
+      </w:r>
+    </w:p>
+    <w:p>
+      <w:pPr>
+        <w:pStyle w:val="Nincstrkz"/>
+      </w:pPr>
+      <w:r>
+        <w:t>CSS</w:t>
+      </w:r>
+      <w:r>
+        <w:t>3 (</w:t>
+      </w:r>
+      <w:proofErr w:type="spellStart"/>
+      <w:r>
+        <w:t>Bootstrap</w:t>
+      </w:r>
+      <w:proofErr w:type="spellEnd"/>
+      <w:r>
+        <w:t xml:space="preserve"> keretrendszerrel)</w:t>
+      </w:r>
+    </w:p>
+    <w:p>
+      <w:pPr>
+        <w:pStyle w:val="Nincstrkz"/>
+      </w:pPr>
+      <w:proofErr w:type="spellStart"/>
+      <w:r>
+        <w:t>Laravel</w:t>
+      </w:r>
+      <w:proofErr w:type="spellEnd"/>
+    </w:p>
+    <w:p>
+      <w:pPr>
+        <w:pStyle w:val="Nincstrkz"/>
+      </w:pPr>
+      <w:r>
+        <w:t>Vue.js</w:t>
+      </w:r>
+      <w:r>
+        <w:t xml:space="preserve"> v3</w:t>
+      </w:r>
+    </w:p>
+    <w:p>
+      <w:pPr>
+        <w:pStyle w:val="Nincstrkz"/>
+      </w:pPr>
+      <w:r>
+        <w:t xml:space="preserve">Relációs adatbázis – </w:t>
+      </w:r>
+      <w:proofErr w:type="spellStart"/>
+      <w:r>
+        <w:t>MySQL</w:t>
+      </w:r>
+      <w:proofErr w:type="spellEnd"/>
     </w:p>
     <w:p>
       <w:pPr>
         <w:pStyle w:val="Cmsor2"/>
       </w:pPr>
-      <w:bookmarkStart w:id="38" w:name="_Toc227309720"/>
-      <w:r>
-        <w:t>Fejlesztői környezet</w:t>
+      <w:bookmarkStart w:id="38" w:name="_Toc227309721"/>
+      <w:r>
+        <w:t>Fejlesztői eszközök</w:t>
       </w:r>
       <w:bookmarkEnd w:id="38"/>
+      <w:r>
+        <w:tab/>
+      </w:r>
     </w:p>
     <w:p>
       <w:pPr>
         <w:pStyle w:val="Nincstrkz"/>
       </w:pPr>
       <w:r>
-        <w:t>JavaScript</w:t>
+        <w:t>V</w:t>
+      </w:r>
+      <w:r>
+        <w:t xml:space="preserve">isual </w:t>
+      </w:r>
+      <w:proofErr w:type="spellStart"/>
+      <w:r>
+        <w:t>Studio</w:t>
+      </w:r>
+      <w:proofErr w:type="spellEnd"/>
+      <w:r>
+        <w:t xml:space="preserve"> </w:t>
+      </w:r>
+      <w:proofErr w:type="spellStart"/>
+      <w:r>
+        <w:t>Code</w:t>
+      </w:r>
+      <w:proofErr w:type="spellEnd"/>
+      <w:r>
+        <w:t>: a frontend és backend programok elkészítéséhez</w:t>
       </w:r>
     </w:p>
     <w:p>
       <w:pPr>
         <w:pStyle w:val="Nincstrkz"/>
       </w:pPr>
-      <w:r>
-        <w:t>HTML</w:t>
-      </w:r>
-      <w:r>
-        <w:t>5</w:t>
-      </w:r>
+      <w:proofErr w:type="spellStart"/>
+      <w:r>
+        <w:t>MySQL</w:t>
+      </w:r>
+      <w:proofErr w:type="spellEnd"/>
     </w:p>
     <w:p>
       <w:pPr>
         <w:pStyle w:val="Nincstrkz"/>
       </w:pPr>
-      <w:r>
-        <w:t>CSS</w:t>
-      </w:r>
-      <w:r>
-        <w:t>3 (Bootstrap keretrendszerrel)</w:t>
+      <w:proofErr w:type="spellStart"/>
+      <w:r>
+        <w:t>Github</w:t>
+      </w:r>
+      <w:proofErr w:type="spellEnd"/>
+      <w:r>
+        <w:t>: verziókezelés</w:t>
       </w:r>
     </w:p>
     <w:p>
       <w:pPr>
         <w:pStyle w:val="Nincstrkz"/>
       </w:pPr>
-      <w:r>
-        <w:t>Laravel</w:t>
-      </w:r>
-    </w:p>
-    <w:p>
-      <w:pPr>
-        <w:pStyle w:val="Nincstrkz"/>
-      </w:pPr>
-      <w:r>
-        <w:t>Vue.js</w:t>
-      </w:r>
-      <w:r>
-        <w:t xml:space="preserve"> v3</w:t>
-      </w:r>
-    </w:p>
-    <w:p>
-      <w:pPr>
-        <w:pStyle w:val="Nincstrkz"/>
-      </w:pPr>
-      <w:r>
-        <w:t>Relációs adatbázis – MySQL</w:t>
+      <w:proofErr w:type="spellStart"/>
+      <w:r>
+        <w:lastRenderedPageBreak/>
+        <w:t>Canva</w:t>
+      </w:r>
+      <w:proofErr w:type="spellEnd"/>
+      <w:r>
+        <w:t>?</w:t>
       </w:r>
     </w:p>
     <w:p>
       <w:pPr>
         <w:pStyle w:val="Cmsor2"/>
       </w:pPr>
-      <w:bookmarkStart w:id="39" w:name="_Toc227309721"/>
-      <w:r>
-        <w:t>Fejlesztői eszközök</w:t>
+      <w:bookmarkStart w:id="39" w:name="_Toc227309722"/>
+      <w:r>
+        <w:t>Backend fejlesztés</w:t>
       </w:r>
       <w:bookmarkEnd w:id="39"/>
-      <w:r>
-        <w:tab/>
-      </w:r>
-    </w:p>
-    <w:p>
-      <w:pPr>
-        <w:pStyle w:val="Nincstrkz"/>
-      </w:pPr>
-      <w:r>
-        <w:t>V</w:t>
-      </w:r>
-      <w:r>
-        <w:t>isual Studio Code: a frontend és backend programok elkészítéséhez</w:t>
-      </w:r>
-    </w:p>
-    <w:p>
-      <w:pPr>
-        <w:pStyle w:val="Nincstrkz"/>
-      </w:pPr>
-      <w:r>
-        <w:t>MySQL</w:t>
-      </w:r>
-    </w:p>
-    <w:p>
-      <w:pPr>
-        <w:pStyle w:val="Nincstrkz"/>
-      </w:pPr>
-      <w:r>
-        <w:t>Github: verziókezelés</w:t>
-      </w:r>
-    </w:p>
-    <w:p>
-      <w:pPr>
-        <w:pStyle w:val="Nincstrkz"/>
-      </w:pPr>
-      <w:r>
-        <w:lastRenderedPageBreak/>
-        <w:t>Canva?</w:t>
+    </w:p>
+    <w:p>
+      <w:r>
+        <w:t>REST API végpontok</w:t>
       </w:r>
     </w:p>
     <w:p>
       <w:pPr>
         <w:pStyle w:val="Cmsor2"/>
       </w:pPr>
-      <w:bookmarkStart w:id="40" w:name="_Toc227309722"/>
-      <w:r>
-        <w:t>Backend fejlesztés</w:t>
+      <w:bookmarkStart w:id="40" w:name="_Toc227309723"/>
+      <w:r>
+        <w:t>Frontend fejlesztés</w:t>
       </w:r>
       <w:bookmarkEnd w:id="40"/>
-    </w:p>
-    <w:p>
-      <w:r>
-        <w:t>REST API végpontok</w:t>
-      </w:r>
-    </w:p>
-    <w:p>
-      <w:pPr>
-        <w:pStyle w:val="Cmsor2"/>
-      </w:pPr>
-      <w:bookmarkStart w:id="41" w:name="_Toc227309723"/>
-      <w:r>
-        <w:t>Frontend fejlesztés</w:t>
-      </w:r>
-      <w:bookmarkEnd w:id="41"/>
     </w:p>
     <w:p>
       <w:r>
@@ -6111,11 +6315,11 @@
         <w:lastRenderedPageBreak/>
         <w:t xml:space="preserve"> </w:t>
       </w:r>
-      <w:bookmarkStart w:id="42" w:name="_Toc227309724"/>
+      <w:bookmarkStart w:id="41" w:name="_Toc227309724"/>
       <w:r>
         <w:t>Adatbázis</w:t>
       </w:r>
-      <w:bookmarkEnd w:id="42"/>
+      <w:bookmarkEnd w:id="41"/>
     </w:p>
     <w:p>
       <w:pPr>
@@ -6126,7 +6330,7 @@
         </w:numPr>
         <w:ind w:left="691"/>
       </w:pPr>
-      <w:bookmarkStart w:id="43" w:name="_Toc227309725"/>
+      <w:bookmarkStart w:id="42" w:name="_Toc227309725"/>
       <w:r>
         <w:rPr>
           <w:noProof/>
@@ -6188,7 +6392,7 @@
           </wp:anchor>
         </w:drawing>
       </w:r>
-      <w:bookmarkEnd w:id="43"/>
+      <w:bookmarkEnd w:id="42"/>
     </w:p>
     <w:p>
       <w:pPr>
@@ -6202,7 +6406,7 @@
           <w:szCs w:val="24"/>
         </w:rPr>
       </w:pPr>
-      <w:bookmarkStart w:id="44" w:name="_Toc213329355"/>
+      <w:bookmarkStart w:id="43" w:name="_Toc213329355"/>
       <w:r>
         <w:br w:type="page"/>
       </w:r>
@@ -6211,20 +6415,20 @@
       <w:pPr>
         <w:pStyle w:val="Cmsor3"/>
       </w:pPr>
-      <w:bookmarkStart w:id="45" w:name="_Toc227309726"/>
+      <w:bookmarkStart w:id="44" w:name="_Toc227309726"/>
       <w:r>
         <w:lastRenderedPageBreak/>
         <w:t>Fő táblák részletes ismertetése</w:t>
       </w:r>
+      <w:bookmarkEnd w:id="43"/>
       <w:bookmarkEnd w:id="44"/>
-      <w:bookmarkEnd w:id="45"/>
     </w:p>
     <w:p>
       <w:pPr>
         <w:pStyle w:val="Cmsor4"/>
       </w:pPr>
-      <w:bookmarkStart w:id="46" w:name="_Toc213329356"/>
-      <w:bookmarkStart w:id="47" w:name="_Toc227309727"/>
+      <w:bookmarkStart w:id="45" w:name="_Toc213329356"/>
+      <w:bookmarkStart w:id="46" w:name="_Toc227309727"/>
       <w:r>
         <w:rPr>
           <w:noProof/>
@@ -6286,17 +6490,19 @@
           </wp:anchor>
         </w:drawing>
       </w:r>
+      <w:proofErr w:type="spellStart"/>
       <w:r>
         <w:t>User</w:t>
       </w:r>
       <w:r>
         <w:t>s</w:t>
       </w:r>
+      <w:proofErr w:type="spellEnd"/>
       <w:r>
         <w:t xml:space="preserve"> tábla (Felhasználók)</w:t>
       </w:r>
+      <w:bookmarkEnd w:id="45"/>
       <w:bookmarkEnd w:id="46"/>
-      <w:bookmarkEnd w:id="47"/>
     </w:p>
     <w:p>
       <w:r>
@@ -6306,7 +6512,15 @@
         <w:t xml:space="preserve"> a célja</w:t>
       </w:r>
       <w:r>
-        <w:t xml:space="preserve">. Ez a tábla szolgál a hitelesítés, autorizáció és </w:t>
+        <w:t xml:space="preserve">. Ez a tábla szolgál a hitelesítés, </w:t>
+      </w:r>
+      <w:proofErr w:type="spellStart"/>
+      <w:r>
+        <w:t>autorizáció</w:t>
+      </w:r>
+      <w:proofErr w:type="spellEnd"/>
+      <w:r>
+        <w:t xml:space="preserve"> és </w:t>
       </w:r>
       <w:r>
         <w:t xml:space="preserve">a </w:t>
@@ -6317,44 +6531,9 @@
     </w:p>
     <w:p>
       <w:r>
-        <w:t>Regisztrálás kizárólag az iskolai email</w:t>
-      </w:r>
-      <w:r>
-        <w:t xml:space="preserve"> címmel lehetséges. Kötelezően meg kell adnia a felhasználónak</w:t>
-      </w:r>
-      <w:r>
-        <w:t xml:space="preserve"> vezetékn</w:t>
-      </w:r>
-      <w:r>
-        <w:t>e</w:t>
-      </w:r>
-      <w:r>
-        <w:t>v</w:t>
-      </w:r>
-      <w:r>
-        <w:t>ét</w:t>
-      </w:r>
-      <w:r>
-        <w:t>, keresztn</w:t>
-      </w:r>
-      <w:r>
-        <w:t>evét</w:t>
-      </w:r>
-      <w:r>
-        <w:t>, harmadik n</w:t>
-      </w:r>
-      <w:r>
-        <w:t xml:space="preserve">evét – ha van </w:t>
-      </w:r>
-      <w:r>
-        <w:t>–</w:t>
-      </w:r>
-      <w:r>
-        <w:t xml:space="preserve">  </w:t>
-      </w:r>
-      <w:r>
-        <w:t xml:space="preserve"> (</w:t>
-      </w:r>
+        <w:t>Regisztrálás kizárólag az iskolai email címmel lehetséges. Kötelezően meg kell adnia a felhasználónak vezetéknevét, keresztnevét, harmadik nevét – ha van –   (</w:t>
+      </w:r>
+      <w:proofErr w:type="spellStart"/>
       <w:r>
         <w:rPr>
           <w:b/>
@@ -6374,21 +6553,23 @@
           <w:b/>
           <w:bCs/>
         </w:rPr>
-        <w:t>ame, last</w:t>
-      </w:r>
+        <w:t>ame</w:t>
+      </w:r>
+      <w:proofErr w:type="spellEnd"/>
       <w:r>
         <w:rPr>
           <w:b/>
           <w:bCs/>
         </w:rPr>
-        <w:t>N</w:t>
-      </w:r>
+        <w:t xml:space="preserve">, </w:t>
+      </w:r>
+      <w:proofErr w:type="spellStart"/>
       <w:r>
         <w:rPr>
           <w:b/>
           <w:bCs/>
         </w:rPr>
-        <w:t>ame, third</w:t>
+        <w:t>last</w:t>
       </w:r>
       <w:r>
         <w:rPr>
@@ -6404,264 +6585,290 @@
         </w:rPr>
         <w:t>ame</w:t>
       </w:r>
-      <w:r>
-        <w:t>), és lakcím adat</w:t>
-      </w:r>
-      <w:r>
-        <w:t>ait</w:t>
-      </w:r>
-      <w:r>
-        <w:t>: vármegye (</w:t>
-      </w:r>
+      <w:proofErr w:type="spellEnd"/>
       <w:r>
         <w:rPr>
           <w:b/>
           <w:bCs/>
         </w:rPr>
-        <w:t>county_id</w:t>
-      </w:r>
-      <w:r>
-        <w:t>), város (</w:t>
-      </w:r>
+        <w:t xml:space="preserve">, </w:t>
+      </w:r>
+      <w:proofErr w:type="spellStart"/>
       <w:r>
         <w:rPr>
           <w:b/>
           <w:bCs/>
         </w:rPr>
-        <w:t>city_id</w:t>
-      </w:r>
-      <w:r>
-        <w:t>), cím (</w:t>
+        <w:t>third</w:t>
       </w:r>
       <w:r>
         <w:rPr>
           <w:b/>
           <w:bCs/>
         </w:rPr>
-        <w:t>address</w:t>
-      </w:r>
-      <w:r>
-        <w:t>).</w:t>
-      </w:r>
-    </w:p>
-    <w:p>
-      <w:r>
-        <w:t xml:space="preserve">A </w:t>
+        <w:t>N</w:t>
       </w:r>
       <w:r>
         <w:rPr>
           <w:b/>
           <w:bCs/>
         </w:rPr>
-        <w:t>user</w:t>
-      </w:r>
+        <w:t>ame</w:t>
+      </w:r>
+      <w:proofErr w:type="spellEnd"/>
+      <w:r>
+        <w:t>), és lakcím adatait: vármegye (</w:t>
+      </w:r>
+      <w:proofErr w:type="spellStart"/>
       <w:r>
         <w:rPr>
           <w:b/>
           <w:bCs/>
         </w:rPr>
-        <w:t>T</w:t>
-      </w:r>
+        <w:t>county_id</w:t>
+      </w:r>
+      <w:proofErr w:type="spellEnd"/>
+      <w:r>
+        <w:t>), város (</w:t>
+      </w:r>
+      <w:proofErr w:type="spellStart"/>
       <w:r>
         <w:rPr>
           <w:b/>
           <w:bCs/>
         </w:rPr>
-        <w:t>ype</w:t>
-      </w:r>
-      <w:r>
-        <w:t xml:space="preserve"> megmutatja, hogy mi a szerepköre az adott felhasználónak. Lehet </w:t>
-      </w:r>
-      <w:r>
-        <w:t>tanuló</w:t>
-      </w:r>
-      <w:r>
-        <w:t xml:space="preserve">, tanár vagy dolgozó, </w:t>
-      </w:r>
-      <w:r>
-        <w:t>ők azok, akik</w:t>
-      </w:r>
-      <w:r>
-        <w:t xml:space="preserve"> rendelhet</w:t>
-      </w:r>
-      <w:r>
-        <w:t>nek</w:t>
-      </w:r>
-      <w:r>
-        <w:t xml:space="preserve"> étkezést. Ezen kívül még két típus van, az admin aki kezeli az </w:t>
-      </w:r>
-      <w:r>
-        <w:t>iskolai adminisztrációt</w:t>
-      </w:r>
-      <w:r>
-        <w:t xml:space="preserve">, és a konyha, aki az étkeztető fél. </w:t>
-      </w:r>
-    </w:p>
-    <w:p>
-      <w:r>
-        <w:t xml:space="preserve">Az </w:t>
-      </w:r>
-      <w:r>
-        <w:rPr>
-          <w:b/>
-        </w:rPr>
-        <w:t>rfidCard_id</w:t>
-      </w:r>
-      <w:r>
-        <w:t xml:space="preserve"> használatával tudjuk kideríteni, hogy melyik felhasználó melyik kártyát kapta meg.</w:t>
-      </w:r>
-    </w:p>
-    <w:p>
-      <w:r>
-        <w:t>Alapból egy regisztrált fiók állapota (</w:t>
-      </w:r>
+        <w:t>city_id</w:t>
+      </w:r>
+      <w:proofErr w:type="spellEnd"/>
+      <w:r>
+        <w:t>), cím (</w:t>
+      </w:r>
+      <w:proofErr w:type="spellStart"/>
       <w:r>
         <w:rPr>
           <w:b/>
           <w:bCs/>
         </w:rPr>
-        <w:t>userS</w:t>
-      </w:r>
+        <w:t>address</w:t>
+      </w:r>
+      <w:proofErr w:type="spellEnd"/>
+      <w:r>
+        <w:t>).</w:t>
+      </w:r>
+    </w:p>
+    <w:p>
+      <w:r>
+        <w:t xml:space="preserve">A </w:t>
+      </w:r>
+      <w:proofErr w:type="spellStart"/>
       <w:r>
         <w:rPr>
           <w:b/>
           <w:bCs/>
         </w:rPr>
-        <w:t>tatus</w:t>
-      </w:r>
-      <w:r>
-        <w:t>) inaktív. Akkor lesz aktív, ha az admin elfogadja a regisztrációs kérelmet</w:t>
-      </w:r>
-      <w:r>
-        <w:t xml:space="preserve"> az oldalon belül</w:t>
-      </w:r>
-      <w:r>
-        <w:t>. Ezeken kívül az állapot lehet még felfüggesztett (suspended), ami akkor használatos, amikor egy felhasználó elhagyja az iskolát (elballag</w:t>
-      </w:r>
-      <w:r>
-        <w:t>, iskolát vált</w:t>
-      </w:r>
-      <w:r>
-        <w:t>), és már nem innen fog rendelni</w:t>
-      </w:r>
-      <w:r>
-        <w:t>, de az adatait nem szabad egyszerűen kitörölni.</w:t>
-      </w:r>
-      <w:r>
-        <w:t>.</w:t>
-      </w:r>
-    </w:p>
-    <w:p>
-      <w:r>
-        <w:t xml:space="preserve">Fontos lekezelni azt, hogy ha a felhasználó kedvezményesen étkezik. Ezt az admin tudja beállítani a </w:t>
+        <w:t>user</w:t>
       </w:r>
       <w:r>
         <w:rPr>
           <w:b/>
           <w:bCs/>
         </w:rPr>
-        <w:t>has</w:t>
+        <w:t>T</w:t>
       </w:r>
       <w:r>
         <w:rPr>
           <w:b/>
           <w:bCs/>
         </w:rPr>
-        <w:t>D</w:t>
-      </w:r>
+        <w:t>ype</w:t>
+      </w:r>
+      <w:proofErr w:type="spellEnd"/>
+      <w:r>
+        <w:t xml:space="preserve"> megmutatja, hogy mi a szerepköre az adott felhasználónak. Lehet tanuló, tanár vagy dolgozó, ők azok, akik rendelhetnek étkezést. Ezen kívül még két típus van, az </w:t>
+      </w:r>
+      <w:proofErr w:type="spellStart"/>
+      <w:r>
+        <w:t>admin</w:t>
+      </w:r>
+      <w:proofErr w:type="spellEnd"/>
+      <w:r>
+        <w:t xml:space="preserve"> aki kezeli az iskolai adminisztrációt, és a konyha, aki az étkeztető fél. </w:t>
+      </w:r>
+    </w:p>
+    <w:p>
+      <w:r>
+        <w:t xml:space="preserve">Az </w:t>
+      </w:r>
+      <w:proofErr w:type="spellStart"/>
+      <w:r>
+        <w:rPr>
+          <w:b/>
+        </w:rPr>
+        <w:t>rfidCard_id</w:t>
+      </w:r>
+      <w:proofErr w:type="spellEnd"/>
+      <w:r>
+        <w:t xml:space="preserve"> használatával tudjuk kideríteni, hogy melyik felhasználó melyik kártyát kapta meg.</w:t>
+      </w:r>
+    </w:p>
+    <w:p>
+      <w:r>
+        <w:t>Alapból egy regisztrált fiók állapota (</w:t>
+      </w:r>
+      <w:proofErr w:type="spellStart"/>
       <w:r>
         <w:rPr>
           <w:b/>
           <w:bCs/>
         </w:rPr>
-        <w:t>iscount</w:t>
-      </w:r>
-      <w:r>
-        <w:t xml:space="preserve"> résznél, ha a felhasználó </w:t>
-      </w:r>
-      <w:r>
-        <w:t xml:space="preserve">vagy feltölti, vagy pedig </w:t>
-      </w:r>
-      <w:r>
-        <w:t>benyújtja a megfelelő dokumentumokat személyesen</w:t>
-      </w:r>
-      <w:r>
-        <w:t>.</w:t>
-      </w:r>
-    </w:p>
-    <w:p>
-      <w:r>
-        <w:t xml:space="preserve">Az </w:t>
-      </w:r>
-      <w:r>
-        <w:t>előzőhez</w:t>
-      </w:r>
-      <w:r>
-        <w:t xml:space="preserve"> hasonlóan</w:t>
-      </w:r>
-      <w:r>
-        <w:t xml:space="preserve"> történik a cukorbetegség leigazolása, ami  </w:t>
+        <w:t>userS</w:t>
       </w:r>
       <w:r>
         <w:rPr>
           <w:b/>
           <w:bCs/>
         </w:rPr>
-        <w:t>hasDiabetes</w:t>
-      </w:r>
-      <w:r>
-        <w:t xml:space="preserve">  néven van eltárolva.</w:t>
-      </w:r>
-    </w:p>
-    <w:p>
-      <w:r>
-        <w:t xml:space="preserve">A létrehozás időpontja a </w:t>
-      </w:r>
+        <w:t>tatus</w:t>
+      </w:r>
+      <w:proofErr w:type="spellEnd"/>
+      <w:r>
+        <w:t xml:space="preserve">) inaktív. Akkor lesz aktív, ha az </w:t>
+      </w:r>
+      <w:proofErr w:type="spellStart"/>
+      <w:r>
+        <w:t>admin</w:t>
+      </w:r>
+      <w:proofErr w:type="spellEnd"/>
+      <w:r>
+        <w:t xml:space="preserve"> elfogadja a regisztrációs kérelmet az oldalon belül. Ezeken kívül az állapot lehet még felfüggesztett (</w:t>
+      </w:r>
+      <w:proofErr w:type="spellStart"/>
+      <w:r>
+        <w:t>suspended</w:t>
+      </w:r>
+      <w:proofErr w:type="spellEnd"/>
+      <w:r>
+        <w:t>), ami akkor használatos, amikor egy felhasználó elhagyja az iskolát (elballag, iskolát vált), és már nem innen fog rendelni, de az adatait nem szabad egyszerűen kitörölni..</w:t>
+      </w:r>
+    </w:p>
+    <w:p>
+      <w:r>
+        <w:t xml:space="preserve">Fontos lekezelni azt, hogy ha a felhasználó kedvezményesen étkezik. Ezt az </w:t>
+      </w:r>
+      <w:proofErr w:type="spellStart"/>
+      <w:r>
+        <w:t>admin</w:t>
+      </w:r>
+      <w:proofErr w:type="spellEnd"/>
+      <w:r>
+        <w:t xml:space="preserve"> tudja beállítani a </w:t>
+      </w:r>
+      <w:proofErr w:type="spellStart"/>
       <w:r>
         <w:rPr>
           <w:b/>
           <w:bCs/>
         </w:rPr>
-        <w:t>created</w:t>
+        <w:t>has</w:t>
       </w:r>
       <w:r>
         <w:rPr>
           <w:b/>
           <w:bCs/>
         </w:rPr>
-        <w:t>A</w:t>
+        <w:t>D</w:t>
       </w:r>
       <w:r>
         <w:rPr>
           <w:b/>
           <w:bCs/>
         </w:rPr>
-        <w:t>t</w:t>
-      </w:r>
-      <w:r>
-        <w:t xml:space="preserve">, a legutolsó módosításé pedig a </w:t>
-      </w:r>
+        <w:t>iscount</w:t>
+      </w:r>
+      <w:proofErr w:type="spellEnd"/>
+      <w:r>
+        <w:t xml:space="preserve"> résznél, ha a felhasználó vagy feltölti, vagy pedig benyújtja a megfelelő dokumentumokat személyesen.</w:t>
+      </w:r>
+    </w:p>
+    <w:p>
+      <w:r>
+        <w:t xml:space="preserve">Az </w:t>
+      </w:r>
+      <w:r>
+        <w:t>előzőhez</w:t>
+      </w:r>
+      <w:r>
+        <w:t xml:space="preserve"> hasonlóan</w:t>
+      </w:r>
+      <w:r>
+        <w:t xml:space="preserve"> történik a cukorbetegség leigazolása, ami  </w:t>
+      </w:r>
+      <w:proofErr w:type="spellStart"/>
       <w:r>
         <w:rPr>
           <w:b/>
           <w:bCs/>
         </w:rPr>
-        <w:t>updated</w:t>
-      </w:r>
+        <w:t>hasDiabetes</w:t>
+      </w:r>
+      <w:proofErr w:type="spellEnd"/>
+      <w:r>
+        <w:t xml:space="preserve">  néven van eltárolva.</w:t>
+      </w:r>
+    </w:p>
+    <w:p>
+      <w:r>
+        <w:t xml:space="preserve">A létrehozás időpontja a </w:t>
+      </w:r>
+      <w:proofErr w:type="spellStart"/>
       <w:r>
         <w:rPr>
           <w:b/>
           <w:bCs/>
         </w:rPr>
-        <w:t>A</w:t>
+        <w:t>created</w:t>
       </w:r>
       <w:r>
         <w:rPr>
           <w:b/>
           <w:bCs/>
         </w:rPr>
+        <w:t>A</w:t>
+      </w:r>
+      <w:r>
+        <w:rPr>
+          <w:b/>
+          <w:bCs/>
+        </w:rPr>
         <w:t>t</w:t>
       </w:r>
+      <w:proofErr w:type="spellEnd"/>
+      <w:r>
+        <w:t xml:space="preserve">, a legutolsó módosításé pedig a </w:t>
+      </w:r>
+      <w:proofErr w:type="spellStart"/>
+      <w:r>
+        <w:rPr>
+          <w:b/>
+          <w:bCs/>
+        </w:rPr>
+        <w:t>updated</w:t>
+      </w:r>
+      <w:r>
+        <w:rPr>
+          <w:b/>
+          <w:bCs/>
+        </w:rPr>
+        <w:t>A</w:t>
+      </w:r>
+      <w:r>
+        <w:rPr>
+          <w:b/>
+          <w:bCs/>
+        </w:rPr>
+        <w:t>t</w:t>
+      </w:r>
+      <w:proofErr w:type="spellEnd"/>
       <w:r>
         <w:t xml:space="preserve">. </w:t>
       </w:r>
@@ -6670,8 +6877,8 @@
       <w:pPr>
         <w:pStyle w:val="Cmsor4"/>
       </w:pPr>
-      <w:bookmarkStart w:id="48" w:name="_Toc213329357"/>
-      <w:bookmarkStart w:id="49" w:name="_Toc227309728"/>
+      <w:bookmarkStart w:id="47" w:name="_Toc213329357"/>
+      <w:bookmarkStart w:id="48" w:name="_Toc227309728"/>
       <w:r>
         <w:rPr>
           <w:noProof/>
@@ -6741,17 +6948,19 @@
           </wp:anchor>
         </w:drawing>
       </w:r>
+      <w:proofErr w:type="spellStart"/>
       <w:r>
         <w:t>Order</w:t>
       </w:r>
       <w:r>
         <w:t>s</w:t>
       </w:r>
+      <w:proofErr w:type="spellEnd"/>
       <w:r>
         <w:t xml:space="preserve"> tábla (Rendelések)</w:t>
       </w:r>
+      <w:bookmarkEnd w:id="47"/>
       <w:bookmarkEnd w:id="48"/>
-      <w:bookmarkEnd w:id="49"/>
     </w:p>
     <w:p>
       <w:r>
@@ -6771,6 +6980,7 @@
       <w:r>
         <w:t xml:space="preserve">A rendelésekhez kell a </w:t>
       </w:r>
+      <w:proofErr w:type="spellStart"/>
       <w:r>
         <w:rPr>
           <w:b/>
@@ -6778,9 +6988,11 @@
         </w:rPr>
         <w:t>user_id</w:t>
       </w:r>
+      <w:proofErr w:type="spellEnd"/>
       <w:r>
         <w:t xml:space="preserve"> és a </w:t>
       </w:r>
+      <w:proofErr w:type="spellStart"/>
       <w:r>
         <w:rPr>
           <w:b/>
@@ -6788,6 +7000,7 @@
         </w:rPr>
         <w:t>menuItems_id</w:t>
       </w:r>
+      <w:proofErr w:type="spellEnd"/>
       <w:r>
         <w:t xml:space="preserve"> annak érdekében, hogy tudjuk melyik felhasználó melyik napra/napokra rendelt ebédet. </w:t>
       </w:r>
@@ -6796,6 +7009,7 @@
       <w:r>
         <w:t>Eltárolja a rendelés dátumát (</w:t>
       </w:r>
+      <w:proofErr w:type="spellStart"/>
       <w:r>
         <w:rPr>
           <w:b/>
@@ -6803,109 +7017,130 @@
         </w:rPr>
         <w:t>orderDate</w:t>
       </w:r>
+      <w:proofErr w:type="spellEnd"/>
       <w:r>
         <w:t xml:space="preserve">) és a felhasználó által választott opciót. A </w:t>
       </w:r>
+      <w:proofErr w:type="spellStart"/>
       <w:r>
         <w:rPr>
           <w:b/>
           <w:bCs/>
         </w:rPr>
-        <w:t xml:space="preserve">selectedOption </w:t>
-      </w:r>
-      <w:r>
-        <w:t>résznél van letárolva, hogy „A” vagy „B” főételből kér a felhasználó.</w:t>
-      </w:r>
-    </w:p>
-    <w:p>
-      <w:r>
-        <w:t>A rendelésnek is van egy státusza (</w:t>
-      </w:r>
+        <w:t>selectedOption</w:t>
+      </w:r>
+      <w:proofErr w:type="spellEnd"/>
       <w:r>
         <w:rPr>
           <w:b/>
           <w:bCs/>
         </w:rPr>
-        <w:t>orderS</w:t>
-      </w:r>
+        <w:t xml:space="preserve"> </w:t>
+      </w:r>
+      <w:r>
+        <w:t>résznél van letárolva, hogy „A” vagy „B” főételből kér a felhasználó.</w:t>
+      </w:r>
+    </w:p>
+    <w:p>
+      <w:r>
+        <w:t>A rendelésnek is van egy státusza (</w:t>
+      </w:r>
+      <w:proofErr w:type="spellStart"/>
       <w:r>
         <w:rPr>
           <w:b/>
           <w:bCs/>
         </w:rPr>
-        <w:t>tat</w:t>
+        <w:t>orderS</w:t>
       </w:r>
       <w:r>
         <w:rPr>
           <w:b/>
           <w:bCs/>
         </w:rPr>
-        <w:t>us</w:t>
-      </w:r>
-      <w:r>
-        <w:t xml:space="preserve">), mely megmutatja, hogy az állapota rendelt, lemondott vagy fizetett. Ha le lett mondva, akkor a pontos ideje a </w:t>
-      </w:r>
-      <w:r>
-        <w:rPr>
-          <w:b/>
-        </w:rPr>
-        <w:t>cancelledAt</w:t>
-      </w:r>
-      <w:r>
-        <w:rPr>
-          <w:b/>
-        </w:rPr>
-        <w:t xml:space="preserve"> </w:t>
-      </w:r>
-      <w:r>
-        <w:t>lesz letárolva</w:t>
-      </w:r>
-    </w:p>
-    <w:p>
-      <w:r>
-        <w:t xml:space="preserve">Az </w:t>
+        <w:t>tat</w:t>
       </w:r>
       <w:r>
         <w:rPr>
           <w:b/>
           <w:bCs/>
         </w:rPr>
-        <w:t>invoice_id</w:t>
-      </w:r>
-      <w:r>
-        <w:t xml:space="preserve"> rámutat, melyik számlához tartozik a rendelés. A megfelelő végösszeg számításához ki kell választani az árazást a </w:t>
-      </w:r>
+        <w:t>us</w:t>
+      </w:r>
+      <w:proofErr w:type="spellEnd"/>
+      <w:r>
+        <w:t xml:space="preserve">), mely megmutatja, hogy az állapota rendelt, lemondott vagy fizetett. Ha le lett mondva, akkor a pontos ideje a </w:t>
+      </w:r>
+      <w:proofErr w:type="spellStart"/>
+      <w:r>
+        <w:rPr>
+          <w:b/>
+        </w:rPr>
+        <w:t>cancelledAt</w:t>
+      </w:r>
+      <w:proofErr w:type="spellEnd"/>
+      <w:r>
+        <w:rPr>
+          <w:b/>
+        </w:rPr>
+        <w:t xml:space="preserve"> </w:t>
+      </w:r>
+      <w:r>
+        <w:t>lesz letárolva</w:t>
+      </w:r>
+    </w:p>
+    <w:p>
+      <w:r>
+        <w:t xml:space="preserve">Az </w:t>
+      </w:r>
+      <w:proofErr w:type="spellStart"/>
       <w:r>
         <w:rPr>
           <w:b/>
           <w:bCs/>
         </w:rPr>
-        <w:t>prices</w:t>
-      </w:r>
+        <w:t>invoice_id</w:t>
+      </w:r>
+      <w:proofErr w:type="spellEnd"/>
+      <w:r>
+        <w:t xml:space="preserve"> rámutat, melyik számlához tartozik a rendelés. A megfelelő végösszeg számításához ki kell választani az árazást a </w:t>
+      </w:r>
+      <w:proofErr w:type="spellStart"/>
       <w:r>
         <w:rPr>
           <w:b/>
           <w:bCs/>
         </w:rPr>
-        <w:t>_i</w:t>
+        <w:t>prices</w:t>
       </w:r>
       <w:r>
         <w:rPr>
           <w:b/>
           <w:bCs/>
         </w:rPr>
+        <w:t>_i</w:t>
+      </w:r>
+      <w:r>
+        <w:rPr>
+          <w:b/>
+          <w:bCs/>
+        </w:rPr>
         <w:t>d</w:t>
       </w:r>
       <w:r>
-        <w:t>-val.</w:t>
+        <w:t>-val</w:t>
+      </w:r>
+      <w:proofErr w:type="spellEnd"/>
+      <w:r>
+        <w:t>.</w:t>
       </w:r>
     </w:p>
     <w:p>
       <w:pPr>
         <w:pStyle w:val="Cmsor4"/>
       </w:pPr>
-      <w:bookmarkStart w:id="50" w:name="_Toc213329358"/>
-      <w:bookmarkStart w:id="51" w:name="_Toc227309729"/>
+      <w:bookmarkStart w:id="49" w:name="_Toc213329358"/>
+      <w:bookmarkStart w:id="50" w:name="_Toc227309729"/>
       <w:r>
         <w:rPr>
           <w:noProof/>
@@ -6961,16 +7196,22 @@
           </wp:anchor>
         </w:drawing>
       </w:r>
-      <w:r>
-        <w:t>MenuItems tábla (Napi menük)</w:t>
-      </w:r>
+      <w:proofErr w:type="spellStart"/>
+      <w:r>
+        <w:t>MenuItems</w:t>
+      </w:r>
+      <w:proofErr w:type="spellEnd"/>
+      <w:r>
+        <w:t xml:space="preserve"> tábla (Napi menük)</w:t>
+      </w:r>
+      <w:bookmarkEnd w:id="49"/>
       <w:bookmarkEnd w:id="50"/>
-      <w:bookmarkEnd w:id="51"/>
     </w:p>
     <w:p>
       <w:r>
         <w:t>Minden nap más-más ebédet készít a szolgáltató, így le kell tárolni előre, hogy az elkövetkezendő napokban (</w:t>
       </w:r>
+      <w:proofErr w:type="spellStart"/>
       <w:r>
         <w:rPr>
           <w:b/>
@@ -6978,9 +7219,11 @@
         </w:rPr>
         <w:t>day</w:t>
       </w:r>
+      <w:proofErr w:type="spellEnd"/>
       <w:r>
         <w:t>) mik várhatóak. Mind a leves (</w:t>
       </w:r>
+      <w:proofErr w:type="spellStart"/>
       <w:r>
         <w:rPr>
           <w:b/>
@@ -6988,53 +7231,84 @@
         </w:rPr>
         <w:t>soup</w:t>
       </w:r>
+      <w:proofErr w:type="spellEnd"/>
       <w:r>
         <w:t>) és a két főétel opció (</w:t>
       </w:r>
+      <w:proofErr w:type="spellStart"/>
       <w:r>
         <w:rPr>
           <w:b/>
           <w:bCs/>
         </w:rPr>
-        <w:t>optionA, optionB</w:t>
-      </w:r>
-      <w:r>
-        <w:t>)</w:t>
-      </w:r>
-      <w:r>
-        <w:t>, plusz ha van valami egyéb (</w:t>
-      </w:r>
+        <w:t>optionA</w:t>
+      </w:r>
+      <w:proofErr w:type="spellEnd"/>
       <w:r>
         <w:rPr>
           <w:b/>
           <w:bCs/>
         </w:rPr>
+        <w:t xml:space="preserve">, </w:t>
+      </w:r>
+      <w:proofErr w:type="spellStart"/>
+      <w:r>
+        <w:rPr>
+          <w:b/>
+          <w:bCs/>
+        </w:rPr>
+        <w:t>optionB</w:t>
+      </w:r>
+      <w:proofErr w:type="spellEnd"/>
+      <w:r>
+        <w:t>)</w:t>
+      </w:r>
+      <w:r>
+        <w:t>, plusz ha van valami egyéb (</w:t>
+      </w:r>
+      <w:proofErr w:type="spellStart"/>
+      <w:r>
+        <w:rPr>
+          <w:b/>
+          <w:bCs/>
+        </w:rPr>
         <w:t>other</w:t>
       </w:r>
+      <w:proofErr w:type="spellEnd"/>
       <w:r>
         <w:t>), akkor az</w:t>
       </w:r>
       <w:r>
-        <w:t xml:space="preserve"> is rámutat a meal tábla egy rekordjára, így kiválasztva a menü opciókat. </w:t>
+        <w:t xml:space="preserve"> is rámutat a </w:t>
+      </w:r>
+      <w:proofErr w:type="spellStart"/>
+      <w:r>
+        <w:t>meal</w:t>
+      </w:r>
+      <w:proofErr w:type="spellEnd"/>
+      <w:r>
+        <w:t xml:space="preserve"> tábla egy rekordjára, így kiválasztva a menü opciókat. </w:t>
       </w:r>
     </w:p>
     <w:p>
       <w:pPr>
         <w:pStyle w:val="Cmsor4"/>
       </w:pPr>
-      <w:bookmarkStart w:id="52" w:name="_Toc213329359"/>
-      <w:bookmarkStart w:id="53" w:name="_Toc227309730"/>
+      <w:bookmarkStart w:id="51" w:name="_Toc213329359"/>
+      <w:bookmarkStart w:id="52" w:name="_Toc227309730"/>
+      <w:proofErr w:type="spellStart"/>
       <w:r>
         <w:t>Meal</w:t>
       </w:r>
       <w:r>
         <w:t>s</w:t>
       </w:r>
+      <w:proofErr w:type="spellEnd"/>
       <w:r>
         <w:t xml:space="preserve"> tábla (Ételek)</w:t>
       </w:r>
+      <w:bookmarkEnd w:id="51"/>
       <w:bookmarkEnd w:id="52"/>
-      <w:bookmarkEnd w:id="53"/>
     </w:p>
     <w:p>
       <w:r>
@@ -7104,6 +7378,7 @@
       <w:r>
         <w:t>t (</w:t>
       </w:r>
+      <w:proofErr w:type="spellStart"/>
       <w:r>
         <w:rPr>
           <w:b/>
@@ -7125,6 +7400,7 @@
         </w:rPr>
         <w:t>ame</w:t>
       </w:r>
+      <w:proofErr w:type="spellEnd"/>
       <w:r>
         <w:t xml:space="preserve">) </w:t>
       </w:r>
@@ -7134,6 +7410,7 @@
       <w:r>
         <w:t xml:space="preserve"> (</w:t>
       </w:r>
+      <w:proofErr w:type="spellStart"/>
       <w:r>
         <w:rPr>
           <w:b/>
@@ -7155,6 +7432,7 @@
         </w:rPr>
         <w:t>ype</w:t>
       </w:r>
+      <w:proofErr w:type="spellEnd"/>
       <w:r>
         <w:t>), ami leves vagy főétel.</w:t>
       </w:r>
@@ -7172,6 +7450,7 @@
       <w:r>
         <w:t xml:space="preserve">A megfelelő tájékozódás érdekében a </w:t>
       </w:r>
+      <w:proofErr w:type="spellStart"/>
       <w:r>
         <w:rPr>
           <w:b/>
@@ -7179,6 +7458,7 @@
         </w:rPr>
         <w:t>description</w:t>
       </w:r>
+      <w:proofErr w:type="spellEnd"/>
       <w:r>
         <w:t>-nél lehet részletesebben leírni, hogy pontosan miből is áll az étel..</w:t>
       </w:r>
@@ -7190,24 +7470,24 @@
       <w:pPr>
         <w:pStyle w:val="Cmsor3"/>
       </w:pPr>
-      <w:bookmarkStart w:id="54" w:name="_Toc213329360"/>
+      <w:bookmarkStart w:id="53" w:name="_Toc213329360"/>
       <w:r>
         <w:lastRenderedPageBreak/>
         <w:t xml:space="preserve"> </w:t>
       </w:r>
-      <w:bookmarkStart w:id="55" w:name="_Toc227309731"/>
+      <w:bookmarkStart w:id="54" w:name="_Toc227309731"/>
       <w:r>
         <w:t>Allergén és táplálkozási információk</w:t>
       </w:r>
+      <w:bookmarkEnd w:id="53"/>
       <w:bookmarkEnd w:id="54"/>
-      <w:bookmarkEnd w:id="55"/>
     </w:p>
     <w:p>
       <w:pPr>
         <w:pStyle w:val="Cmsor4"/>
       </w:pPr>
-      <w:bookmarkStart w:id="56" w:name="_Toc213329361"/>
-      <w:bookmarkStart w:id="57" w:name="_Toc227309732"/>
+      <w:bookmarkStart w:id="55" w:name="_Toc213329361"/>
+      <w:bookmarkStart w:id="56" w:name="_Toc227309732"/>
       <w:r>
         <w:rPr>
           <w:noProof/>
@@ -7263,22 +7543,25 @@
           </wp:anchor>
         </w:drawing>
       </w:r>
+      <w:proofErr w:type="spellStart"/>
       <w:r>
         <w:t>Ingredient</w:t>
       </w:r>
       <w:r>
         <w:t>s</w:t>
       </w:r>
+      <w:proofErr w:type="spellEnd"/>
       <w:r>
         <w:t xml:space="preserve"> tábla (Hozzávalók)</w:t>
       </w:r>
+      <w:bookmarkEnd w:id="55"/>
       <w:bookmarkEnd w:id="56"/>
-      <w:bookmarkEnd w:id="57"/>
     </w:p>
     <w:p>
       <w:r>
         <w:t>A különböző ételek számos hozzávalóból készülnek el, így ezeket hasznos letárolni. Egy hozzávalónak van neve (</w:t>
       </w:r>
+      <w:proofErr w:type="spellStart"/>
       <w:r>
         <w:rPr>
           <w:b/>
@@ -7300,9 +7583,11 @@
         </w:rPr>
         <w:t>me</w:t>
       </w:r>
+      <w:proofErr w:type="spellEnd"/>
       <w:r>
         <w:t>), és egy típusa (</w:t>
       </w:r>
+      <w:proofErr w:type="spellStart"/>
       <w:r>
         <w:rPr>
           <w:b/>
@@ -7317,6 +7602,7 @@
         </w:rPr>
         <w:t>ype</w:t>
       </w:r>
+      <w:proofErr w:type="spellEnd"/>
       <w:r>
         <w:t xml:space="preserve">), ami megmutatja hogy hús, tejtermék, gabona, stb. </w:t>
       </w:r>
@@ -7333,6 +7619,7 @@
       <w:r>
         <w:t>energia kilokalóriában megadva (</w:t>
       </w:r>
+      <w:proofErr w:type="spellStart"/>
       <w:r>
         <w:rPr>
           <w:b/>
@@ -7340,6 +7627,7 @@
         </w:rPr>
         <w:t>energy</w:t>
       </w:r>
+      <w:proofErr w:type="spellEnd"/>
       <w:r>
         <w:t>),</w:t>
       </w:r>
@@ -7369,6 +7657,7 @@
       <w:r>
         <w:t>szénhidrát (</w:t>
       </w:r>
+      <w:proofErr w:type="spellStart"/>
       <w:r>
         <w:rPr>
           <w:b/>
@@ -7376,6 +7665,7 @@
         </w:rPr>
         <w:t>carbohydrate</w:t>
       </w:r>
+      <w:proofErr w:type="spellEnd"/>
       <w:r>
         <w:t>),</w:t>
       </w:r>
@@ -7387,6 +7677,7 @@
       <w:r>
         <w:t>zsír (</w:t>
       </w:r>
+      <w:proofErr w:type="spellStart"/>
       <w:r>
         <w:rPr>
           <w:b/>
@@ -7394,6 +7685,7 @@
         </w:rPr>
         <w:t>fat</w:t>
       </w:r>
+      <w:proofErr w:type="spellEnd"/>
       <w:r>
         <w:t>),</w:t>
       </w:r>
@@ -7405,6 +7697,7 @@
       <w:r>
         <w:t>sótartalom (</w:t>
       </w:r>
+      <w:proofErr w:type="spellStart"/>
       <w:r>
         <w:rPr>
           <w:b/>
@@ -7412,6 +7705,7 @@
         </w:rPr>
         <w:t>sodium</w:t>
       </w:r>
+      <w:proofErr w:type="spellEnd"/>
       <w:r>
         <w:t>),</w:t>
       </w:r>
@@ -7423,6 +7717,7 @@
       <w:r>
         <w:t>cukor (</w:t>
       </w:r>
+      <w:proofErr w:type="spellStart"/>
       <w:r>
         <w:rPr>
           <w:b/>
@@ -7430,6 +7725,7 @@
         </w:rPr>
         <w:t>sugar</w:t>
       </w:r>
+      <w:proofErr w:type="spellEnd"/>
       <w:r>
         <w:t>),</w:t>
       </w:r>
@@ -7442,6 +7738,7 @@
       <w:r>
         <w:t>rost (</w:t>
       </w:r>
+      <w:proofErr w:type="spellStart"/>
       <w:r>
         <w:rPr>
           <w:b/>
@@ -7449,6 +7746,7 @@
         </w:rPr>
         <w:t>fiber</w:t>
       </w:r>
+      <w:proofErr w:type="spellEnd"/>
       <w:r>
         <w:t>)</w:t>
       </w:r>
@@ -7457,6 +7755,7 @@
       <w:r>
         <w:t xml:space="preserve">Előfordulhat, hogy egy hozzávaló nem elérhető. Ez az </w:t>
       </w:r>
+      <w:proofErr w:type="spellStart"/>
       <w:r>
         <w:rPr>
           <w:b/>
@@ -7478,6 +7777,7 @@
         </w:rPr>
         <w:t>vailable</w:t>
       </w:r>
+      <w:proofErr w:type="spellEnd"/>
       <w:r>
         <w:t xml:space="preserve"> mezőnél kap helyet.</w:t>
       </w:r>
@@ -7486,19 +7786,21 @@
       <w:pPr>
         <w:pStyle w:val="Cmsor4"/>
       </w:pPr>
-      <w:bookmarkStart w:id="58" w:name="_Toc213329362"/>
-      <w:bookmarkStart w:id="59" w:name="_Toc227309733"/>
+      <w:bookmarkStart w:id="57" w:name="_Toc213329362"/>
+      <w:bookmarkStart w:id="58" w:name="_Toc227309733"/>
+      <w:proofErr w:type="spellStart"/>
       <w:r>
         <w:t>Allergen</w:t>
       </w:r>
       <w:r>
         <w:t>s</w:t>
       </w:r>
+      <w:proofErr w:type="spellEnd"/>
       <w:r>
         <w:t xml:space="preserve"> tábla (Allergének)</w:t>
       </w:r>
+      <w:bookmarkEnd w:id="57"/>
       <w:bookmarkEnd w:id="58"/>
-      <w:bookmarkEnd w:id="59"/>
     </w:p>
     <w:p>
       <w:r>
@@ -7627,6 +7929,7 @@
       <w:r>
         <w:t>Egy étkezéssel foglalkozó szolgáltatásnak kötelessége az allergénekre felhívni a figyelmet. Ennek következtében el kell tárolnunk az előforduló allergének neveit (</w:t>
       </w:r>
+      <w:proofErr w:type="spellStart"/>
       <w:r>
         <w:rPr>
           <w:b/>
@@ -7634,9 +7937,11 @@
         </w:rPr>
         <w:t>name</w:t>
       </w:r>
+      <w:proofErr w:type="spellEnd"/>
       <w:r>
         <w:t>) és ikonjait (</w:t>
       </w:r>
+      <w:proofErr w:type="spellStart"/>
       <w:r>
         <w:rPr>
           <w:b/>
@@ -7644,9 +7949,11 @@
         </w:rPr>
         <w:t>icon</w:t>
       </w:r>
+      <w:proofErr w:type="spellEnd"/>
       <w:r>
         <w:t xml:space="preserve">). Emellett az allergének egyszerű azonosításához használt </w:t>
       </w:r>
+      <w:proofErr w:type="spellStart"/>
       <w:r>
         <w:rPr>
           <w:b/>
@@ -7654,6 +7961,7 @@
         </w:rPr>
         <w:t>id</w:t>
       </w:r>
+      <w:proofErr w:type="spellEnd"/>
       <w:r>
         <w:t>-t.</w:t>
       </w:r>
@@ -7663,8 +7971,8 @@
       <w:pPr>
         <w:pStyle w:val="Cmsor3"/>
       </w:pPr>
-      <w:bookmarkStart w:id="60" w:name="_Toc213329363"/>
-      <w:bookmarkStart w:id="61" w:name="_Toc227309734"/>
+      <w:bookmarkStart w:id="59" w:name="_Toc213329363"/>
+      <w:bookmarkStart w:id="60" w:name="_Toc227309734"/>
       <w:r>
         <w:rPr>
           <w:noProof/>
@@ -7731,46 +8039,65 @@
       <w:r>
         <w:t>Kapcsolótáblák</w:t>
       </w:r>
+      <w:bookmarkEnd w:id="59"/>
       <w:bookmarkEnd w:id="60"/>
+    </w:p>
+    <w:p>
+      <w:pPr>
+        <w:pStyle w:val="Cmsor4"/>
+      </w:pPr>
+      <w:bookmarkStart w:id="61" w:name="_Toc213329364"/>
+      <w:bookmarkStart w:id="62" w:name="_Toc227309735"/>
+      <w:proofErr w:type="spellStart"/>
+      <w:r>
+        <w:t>Meal</w:t>
+      </w:r>
+      <w:r>
+        <w:t>_</w:t>
+      </w:r>
+      <w:r>
+        <w:t>i</w:t>
+      </w:r>
+      <w:r>
+        <w:t>ngredient</w:t>
+      </w:r>
+      <w:r>
+        <w:t>s</w:t>
+      </w:r>
+      <w:proofErr w:type="spellEnd"/>
+      <w:r>
+        <w:t xml:space="preserve"> tábla</w:t>
+      </w:r>
       <w:bookmarkEnd w:id="61"/>
-    </w:p>
-    <w:p>
-      <w:pPr>
-        <w:pStyle w:val="Cmsor4"/>
-      </w:pPr>
-      <w:bookmarkStart w:id="62" w:name="_Toc213329364"/>
-      <w:bookmarkStart w:id="63" w:name="_Toc227309735"/>
-      <w:r>
-        <w:t>Meal</w:t>
-      </w:r>
-      <w:r>
-        <w:t>_</w:t>
-      </w:r>
-      <w:r>
-        <w:t>i</w:t>
-      </w:r>
-      <w:r>
-        <w:t>ngredient</w:t>
-      </w:r>
-      <w:r>
-        <w:t>s</w:t>
-      </w:r>
-      <w:r>
-        <w:t xml:space="preserve"> tábla</w:t>
-      </w:r>
       <w:bookmarkEnd w:id="62"/>
-      <w:bookmarkEnd w:id="63"/>
-    </w:p>
-    <w:p>
-      <w:r>
-        <w:t>A mealIngrident kapcsolótábla köti össze, hogy melyik ételhez milyen összetevők kellenek és pontos mennyiség (</w:t>
-      </w:r>
+    </w:p>
+    <w:p>
+      <w:r>
+        <w:t xml:space="preserve">A </w:t>
+      </w:r>
+      <w:proofErr w:type="spellStart"/>
+      <w:r>
+        <w:t>mealIngrident</w:t>
+      </w:r>
+      <w:proofErr w:type="spellEnd"/>
+      <w:r>
+        <w:t xml:space="preserve"> kapcsolótábla köti össze, hogy melyik ételhez milyen összetevők kellenek és pontos mennyiség (</w:t>
+      </w:r>
+      <w:proofErr w:type="spellStart"/>
       <w:r>
         <w:rPr>
           <w:b/>
           <w:bCs/>
         </w:rPr>
-        <w:t>amount, unit</w:t>
+        <w:t>amount</w:t>
+      </w:r>
+      <w:proofErr w:type="spellEnd"/>
+      <w:r>
+        <w:rPr>
+          <w:b/>
+          <w:bCs/>
+        </w:rPr>
+        <w:t>, unit</w:t>
       </w:r>
       <w:r>
         <w:t>).</w:t>
@@ -7781,8 +8108,8 @@
       <w:pPr>
         <w:pStyle w:val="Cmsor4"/>
       </w:pPr>
-      <w:bookmarkStart w:id="64" w:name="_Toc213329365"/>
-      <w:bookmarkStart w:id="65" w:name="_Toc227309736"/>
+      <w:bookmarkStart w:id="63" w:name="_Toc213329365"/>
+      <w:bookmarkStart w:id="64" w:name="_Toc227309736"/>
       <w:r>
         <w:rPr>
           <w:noProof/>
@@ -7838,6 +8165,7 @@
           </wp:anchor>
         </w:drawing>
       </w:r>
+      <w:proofErr w:type="spellStart"/>
       <w:r>
         <w:t>Ingredient</w:t>
       </w:r>
@@ -7850,71 +8178,74 @@
       <w:r>
         <w:t>s</w:t>
       </w:r>
+      <w:proofErr w:type="spellEnd"/>
       <w:r>
         <w:t xml:space="preserve"> tábla</w:t>
       </w:r>
+      <w:bookmarkEnd w:id="63"/>
       <w:bookmarkEnd w:id="64"/>
+    </w:p>
+    <w:p>
+      <w:r>
+        <w:t xml:space="preserve">A </w:t>
+      </w:r>
+      <w:r>
+        <w:t>hozzávalók és allergének kapcsolatának nyilvántartása, hogy automatikusan lehessen észlelni az allergén veszélyeket.</w:t>
+      </w:r>
+    </w:p>
+    <w:p/>
+    <w:p>
+      <w:pPr>
+        <w:pStyle w:val="Cmsor4"/>
+      </w:pPr>
+      <w:bookmarkStart w:id="65" w:name="_Toc213329366"/>
+      <w:bookmarkStart w:id="66" w:name="_Toc227309737"/>
+      <w:proofErr w:type="spellStart"/>
+      <w:r>
+        <w:t>UserHealthRestriction</w:t>
+      </w:r>
+      <w:r>
+        <w:t>s</w:t>
+      </w:r>
+      <w:proofErr w:type="spellEnd"/>
+      <w:r>
+        <w:t xml:space="preserve"> </w:t>
+      </w:r>
+      <w:r>
+        <w:t>t</w:t>
+      </w:r>
+      <w:r>
+        <w:t>ábla</w:t>
+      </w:r>
+      <w:r>
+        <w:t xml:space="preserve"> </w:t>
+      </w:r>
+      <w:r>
+        <w:br/>
+      </w:r>
+      <w:r>
+        <w:t>(Felhasználó</w:t>
+      </w:r>
+      <w:r>
+        <w:t>k</w:t>
+      </w:r>
+      <w:r>
+        <w:t xml:space="preserve"> </w:t>
+      </w:r>
+      <w:r>
+        <w:t>étkezési</w:t>
+      </w:r>
+      <w:r>
+        <w:t xml:space="preserve"> </w:t>
+      </w:r>
+      <w:r>
+        <w:t>korlátozásai</w:t>
+      </w:r>
+      <w:r>
+        <w:t>)</w:t>
+      </w:r>
       <w:bookmarkEnd w:id="65"/>
-    </w:p>
-    <w:p>
-      <w:r>
-        <w:t xml:space="preserve">A </w:t>
-      </w:r>
-      <w:r>
-        <w:t>hozzávalók és allergének kapcsolatának nyilvántartása, hogy automatikusan lehessen észlelni az allergén veszélyeket.</w:t>
-      </w:r>
-    </w:p>
-    <w:p/>
-    <w:p>
-      <w:pPr>
-        <w:pStyle w:val="Cmsor4"/>
-      </w:pPr>
-      <w:bookmarkStart w:id="66" w:name="_Toc213329366"/>
-      <w:bookmarkStart w:id="67" w:name="_Toc227309737"/>
-      <w:r>
-        <w:t>UserHealthRestriction</w:t>
-      </w:r>
-      <w:r>
-        <w:t>s</w:t>
-      </w:r>
-      <w:r>
-        <w:t xml:space="preserve"> </w:t>
-      </w:r>
-      <w:r>
-        <w:t>t</w:t>
-      </w:r>
-      <w:r>
-        <w:t>ábla</w:t>
-      </w:r>
-      <w:r>
-        <w:t xml:space="preserve"> </w:t>
-      </w:r>
-      <w:r>
-        <w:br/>
-      </w:r>
-      <w:r>
-        <w:t>(Felhasználó</w:t>
-      </w:r>
-      <w:r>
-        <w:t>k</w:t>
-      </w:r>
-      <w:r>
-        <w:t xml:space="preserve"> </w:t>
-      </w:r>
-      <w:r>
-        <w:t>étkezési</w:t>
-      </w:r>
-      <w:r>
-        <w:t xml:space="preserve"> </w:t>
-      </w:r>
-      <w:r>
-        <w:t>korlátozásai</w:t>
-      </w:r>
-      <w:r>
-        <w:t>)</w:t>
-      </w:r>
       <w:bookmarkEnd w:id="66"/>
-      <w:bookmarkEnd w:id="67"/>
     </w:p>
     <w:p>
       <w:r>
@@ -7999,6 +8330,7 @@
       <w:r>
         <w:t xml:space="preserve">Az </w:t>
       </w:r>
+      <w:proofErr w:type="spellStart"/>
       <w:r>
         <w:rPr>
           <w:b/>
@@ -8006,6 +8338,7 @@
         </w:rPr>
         <w:t>user_id</w:t>
       </w:r>
+      <w:proofErr w:type="spellEnd"/>
       <w:r>
         <w:t xml:space="preserve"> mutat rá, hogy melyik felhasználónak milyen étkezési korlátozásai vannak.</w:t>
       </w:r>
@@ -8014,6 +8347,7 @@
       <w:r>
         <w:t xml:space="preserve">Az </w:t>
       </w:r>
+      <w:proofErr w:type="spellStart"/>
       <w:r>
         <w:rPr>
           <w:b/>
@@ -8022,11 +8356,15 @@
         <w:t>allergen_id</w:t>
       </w:r>
       <w:r>
-        <w:t>-val lehet a felhasználóhoz kötni, hogy pontosan mire allergiás.</w:t>
-      </w:r>
-    </w:p>
-    <w:p>
-      <w:bookmarkStart w:id="68" w:name="_Toc213329367"/>
+        <w:t>-val</w:t>
+      </w:r>
+      <w:proofErr w:type="spellEnd"/>
+      <w:r>
+        <w:t xml:space="preserve"> lehet a felhasználóhoz kötni, hogy pontosan mire allergiás.</w:t>
+      </w:r>
+    </w:p>
+    <w:p>
+      <w:bookmarkStart w:id="67" w:name="_Toc213329367"/>
     </w:p>
     <w:p/>
     <w:p/>
@@ -8043,20 +8381,20 @@
       <w:pPr>
         <w:pStyle w:val="Cmsor3"/>
       </w:pPr>
-      <w:bookmarkStart w:id="69" w:name="_Toc227309738"/>
+      <w:bookmarkStart w:id="68" w:name="_Toc227309738"/>
       <w:r>
         <w:lastRenderedPageBreak/>
         <w:t>Pénzügyi táblák</w:t>
       </w:r>
+      <w:bookmarkEnd w:id="67"/>
       <w:bookmarkEnd w:id="68"/>
-      <w:bookmarkEnd w:id="69"/>
     </w:p>
     <w:p>
       <w:pPr>
         <w:pStyle w:val="Cmsor4"/>
       </w:pPr>
-      <w:bookmarkStart w:id="70" w:name="_Toc213329368"/>
-      <w:bookmarkStart w:id="71" w:name="_Toc227309739"/>
+      <w:bookmarkStart w:id="69" w:name="_Toc213329368"/>
+      <w:bookmarkStart w:id="70" w:name="_Toc227309739"/>
       <w:r>
         <w:rPr>
           <w:noProof/>
@@ -8125,17 +8463,19 @@
           </wp:anchor>
         </w:drawing>
       </w:r>
+      <w:proofErr w:type="spellStart"/>
       <w:r>
         <w:t>Invoice</w:t>
       </w:r>
       <w:r>
         <w:t>s</w:t>
       </w:r>
+      <w:proofErr w:type="spellEnd"/>
       <w:r>
         <w:t xml:space="preserve"> tábla (Számlák)</w:t>
       </w:r>
+      <w:bookmarkEnd w:id="69"/>
       <w:bookmarkEnd w:id="70"/>
-      <w:bookmarkEnd w:id="71"/>
     </w:p>
     <w:p>
       <w:r>
@@ -8149,6 +8489,7 @@
       <w:r>
         <w:t>A rendszer a számláknak a számát (</w:t>
       </w:r>
+      <w:proofErr w:type="spellStart"/>
       <w:r>
         <w:rPr>
           <w:b/>
@@ -8170,8 +8511,17 @@
         </w:rPr>
         <w:t>umber</w:t>
       </w:r>
-      <w:r>
-        <w:t>) automatikusan generálja. Emellett fontos tudni,hogy:</w:t>
+      <w:proofErr w:type="spellEnd"/>
+      <w:r>
+        <w:t xml:space="preserve">) automatikusan generálja. Emellett fontos </w:t>
+      </w:r>
+      <w:proofErr w:type="spellStart"/>
+      <w:r>
+        <w:t>tudni,hogy</w:t>
+      </w:r>
+      <w:proofErr w:type="spellEnd"/>
+      <w:r>
+        <w:t>:</w:t>
       </w:r>
     </w:p>
     <w:p>
@@ -8181,6 +8531,7 @@
       <w:r>
         <w:t xml:space="preserve"> kihez tartozik a számla (</w:t>
       </w:r>
+      <w:proofErr w:type="spellStart"/>
       <w:r>
         <w:rPr>
           <w:b/>
@@ -8188,6 +8539,7 @@
         </w:rPr>
         <w:t>user_id</w:t>
       </w:r>
+      <w:proofErr w:type="spellEnd"/>
       <w:r>
         <w:t>),</w:t>
       </w:r>
@@ -8199,6 +8551,7 @@
       <w:r>
         <w:t>melyik hónapra szól (</w:t>
       </w:r>
+      <w:proofErr w:type="spellStart"/>
       <w:r>
         <w:rPr>
           <w:b/>
@@ -8206,6 +8559,7 @@
         </w:rPr>
         <w:t>billingMonth</w:t>
       </w:r>
+      <w:proofErr w:type="spellEnd"/>
       <w:r>
         <w:t>),</w:t>
       </w:r>
@@ -8217,6 +8571,7 @@
       <w:r>
         <w:t>mikor adták ki (</w:t>
       </w:r>
+      <w:proofErr w:type="spellStart"/>
       <w:r>
         <w:rPr>
           <w:b/>
@@ -8224,6 +8579,7 @@
         </w:rPr>
         <w:t>createdAt</w:t>
       </w:r>
+      <w:proofErr w:type="spellEnd"/>
       <w:r>
         <w:t>),</w:t>
       </w:r>
@@ -8235,6 +8591,7 @@
       <w:r>
         <w:t>kiadás dátuma (</w:t>
       </w:r>
+      <w:proofErr w:type="spellStart"/>
       <w:r>
         <w:rPr>
           <w:b/>
@@ -8242,6 +8599,7 @@
         </w:rPr>
         <w:t>issueDate</w:t>
       </w:r>
+      <w:proofErr w:type="spellEnd"/>
       <w:r>
         <w:t>)</w:t>
       </w:r>
@@ -8253,6 +8611,7 @@
       <w:r>
         <w:t>befizetési határidő (</w:t>
       </w:r>
+      <w:proofErr w:type="spellStart"/>
       <w:r>
         <w:rPr>
           <w:b/>
@@ -8260,6 +8619,7 @@
         </w:rPr>
         <w:t>dueDate</w:t>
       </w:r>
+      <w:proofErr w:type="spellEnd"/>
       <w:r>
         <w:t>),</w:t>
       </w:r>
@@ -8271,6 +8631,7 @@
       <w:r>
         <w:t>befizetendő összeg (</w:t>
       </w:r>
+      <w:proofErr w:type="spellStart"/>
       <w:r>
         <w:rPr>
           <w:b/>
@@ -8278,6 +8639,7 @@
         </w:rPr>
         <w:t>totalAmount</w:t>
       </w:r>
+      <w:proofErr w:type="spellEnd"/>
       <w:r>
         <w:t>)</w:t>
       </w:r>
@@ -8292,6 +8654,7 @@
       <w:r>
         <w:t>státusza (</w:t>
       </w:r>
+      <w:proofErr w:type="spellStart"/>
       <w:r>
         <w:rPr>
           <w:b/>
@@ -8313,6 +8676,7 @@
         </w:rPr>
         <w:t>atus</w:t>
       </w:r>
+      <w:proofErr w:type="spellEnd"/>
       <w:r>
         <w:t xml:space="preserve">), ami lehet: </w:t>
       </w:r>
@@ -8327,6 +8691,7 @@
       <w:r>
         <w:t>mikor lett kifizetve (</w:t>
       </w:r>
+      <w:proofErr w:type="spellStart"/>
       <w:r>
         <w:rPr>
           <w:b/>
@@ -8334,6 +8699,7 @@
         </w:rPr>
         <w:t>paidAt</w:t>
       </w:r>
+      <w:proofErr w:type="spellEnd"/>
       <w:r>
         <w:t>)</w:t>
       </w:r>
@@ -8352,8 +8718,8 @@
       <w:pPr>
         <w:pStyle w:val="Cmsor4"/>
       </w:pPr>
-      <w:bookmarkStart w:id="72" w:name="_Toc213329369"/>
-      <w:bookmarkStart w:id="73" w:name="_Toc227309740"/>
+      <w:bookmarkStart w:id="71" w:name="_Toc213329369"/>
+      <w:bookmarkStart w:id="72" w:name="_Toc227309740"/>
       <w:r>
         <w:rPr>
           <w:noProof/>
@@ -8415,17 +8781,19 @@
           </wp:anchor>
         </w:drawing>
       </w:r>
+      <w:proofErr w:type="spellStart"/>
       <w:r>
         <w:t>Price</w:t>
       </w:r>
       <w:r>
         <w:t>s</w:t>
       </w:r>
+      <w:proofErr w:type="spellEnd"/>
       <w:r>
         <w:t xml:space="preserve"> tábla (Árak)</w:t>
       </w:r>
+      <w:bookmarkEnd w:id="71"/>
       <w:bookmarkEnd w:id="72"/>
-      <w:bookmarkEnd w:id="73"/>
     </w:p>
     <w:p>
       <w:r>
@@ -8439,6 +8807,7 @@
       <w:r>
         <w:t xml:space="preserve">Figyelembe kell venni, hogy a diákok és a felnőttek két külön árkategóriában rendelhetnek. Ez a </w:t>
       </w:r>
+      <w:proofErr w:type="spellStart"/>
       <w:r>
         <w:rPr>
           <w:b/>
@@ -8460,9 +8829,11 @@
         </w:rPr>
         <w:t>ype</w:t>
       </w:r>
+      <w:proofErr w:type="spellEnd"/>
       <w:r>
         <w:t xml:space="preserve"> mezőből derül ki. Emellett ezeknek az áraknak megvan a kedvezményes verziójuk is (</w:t>
       </w:r>
+      <w:proofErr w:type="spellStart"/>
       <w:r>
         <w:rPr>
           <w:b/>
@@ -8484,9 +8855,11 @@
         </w:rPr>
         <w:t>ategory</w:t>
       </w:r>
+      <w:proofErr w:type="spellEnd"/>
       <w:r>
         <w:t>). Ennek következtében legalább 4 különböző ár van kiszabva az étkezés összegére (</w:t>
       </w:r>
+      <w:proofErr w:type="spellStart"/>
       <w:r>
         <w:rPr>
           <w:b/>
@@ -8494,6 +8867,7 @@
         </w:rPr>
         <w:t>amount</w:t>
       </w:r>
+      <w:proofErr w:type="spellEnd"/>
       <w:r>
         <w:t>).</w:t>
       </w:r>
@@ -8502,6 +8876,7 @@
       <w:r>
         <w:t>Nem szabad elfelejteni azt sem, hogy ezek az árak mettől (</w:t>
       </w:r>
+      <w:proofErr w:type="spellStart"/>
       <w:r>
         <w:rPr>
           <w:b/>
@@ -8523,9 +8898,11 @@
         </w:rPr>
         <w:t>rom</w:t>
       </w:r>
+      <w:proofErr w:type="spellEnd"/>
       <w:r>
         <w:t>) meddig (</w:t>
       </w:r>
+      <w:proofErr w:type="spellStart"/>
       <w:r>
         <w:rPr>
           <w:b/>
@@ -8547,6 +8924,7 @@
         </w:rPr>
         <w:t>o</w:t>
       </w:r>
+      <w:proofErr w:type="spellEnd"/>
       <w:r>
         <w:t>) érvényesek. Az utóbbi lehet definiálatlan érték, hisz nem minden esetben lehet előre tudni.</w:t>
       </w:r>
@@ -8555,8 +8933,8 @@
       <w:pPr>
         <w:pStyle w:val="Cmsor3"/>
       </w:pPr>
-      <w:bookmarkStart w:id="74" w:name="_Toc213329370"/>
-      <w:bookmarkStart w:id="75" w:name="_Toc227309741"/>
+      <w:bookmarkStart w:id="73" w:name="_Toc213329370"/>
+      <w:bookmarkStart w:id="74" w:name="_Toc227309741"/>
       <w:r>
         <w:rPr>
           <w:noProof/>
@@ -8564,7 +8942,7 @@
         </w:rPr>
         <w:lastRenderedPageBreak/>
         <w:drawing>
-          <wp:anchor distT="71755" distB="71755" distL="252095" distR="252095" simplePos="0" relativeHeight="251674624" behindDoc="0" locked="0" layoutInCell="1" allowOverlap="1" wp14:anchorId="7AACD00E" wp14:editId="5D658790">
+          <wp:anchor distT="71755" distB="71755" distL="252095" distR="252095" simplePos="0" relativeHeight="251674624" behindDoc="0" locked="0" layoutInCell="1" allowOverlap="1" wp14:anchorId="7AACD00E" wp14:editId="5A2ED78E">
             <wp:simplePos x="0" y="0"/>
             <wp:positionH relativeFrom="margin">
               <wp:posOffset>3784895</wp:posOffset>
@@ -8626,79 +9004,88 @@
       <w:r>
         <w:t>Egyéb táblák</w:t>
       </w:r>
+      <w:bookmarkEnd w:id="73"/>
       <w:bookmarkEnd w:id="74"/>
+    </w:p>
+    <w:p>
+      <w:pPr>
+        <w:pStyle w:val="Cmsor4"/>
+      </w:pPr>
+      <w:bookmarkStart w:id="75" w:name="_Toc213329371"/>
+      <w:bookmarkStart w:id="76" w:name="_Toc227309742"/>
+      <w:proofErr w:type="spellStart"/>
+      <w:r>
+        <w:t>Documents</w:t>
+      </w:r>
+      <w:proofErr w:type="spellEnd"/>
+      <w:r>
+        <w:t xml:space="preserve"> tábla (</w:t>
+      </w:r>
+      <w:r>
+        <w:t>Dokumentumok</w:t>
+      </w:r>
+      <w:r>
+        <w:t>)</w:t>
+      </w:r>
       <w:bookmarkEnd w:id="75"/>
+      <w:bookmarkEnd w:id="76"/>
+    </w:p>
+    <w:p>
+      <w:r>
+        <w:t>Itt tároljuk azokat a dokumentumokat, amelyek igazolják egyes felhasználók</w:t>
+      </w:r>
+      <w:r>
+        <w:t xml:space="preserve"> jogosultságát</w:t>
+      </w:r>
+      <w:r>
+        <w:t xml:space="preserve"> kedvezményes étkezés</w:t>
+      </w:r>
+      <w:r>
+        <w:t>re</w:t>
+      </w:r>
+      <w:r>
+        <w:t xml:space="preserve"> vagy cukormentes</w:t>
+      </w:r>
+      <w:r>
+        <w:t xml:space="preserve"> étkezésre</w:t>
+      </w:r>
+      <w:r>
+        <w:t>.</w:t>
+      </w:r>
     </w:p>
     <w:p>
       <w:pPr>
         <w:pStyle w:val="Cmsor4"/>
       </w:pPr>
-      <w:bookmarkStart w:id="76" w:name="_Toc213329371"/>
-      <w:bookmarkStart w:id="77" w:name="_Toc227309742"/>
-      <w:r>
-        <w:t>Documents</w:t>
-      </w:r>
-      <w:r>
-        <w:t xml:space="preserve"> tábla (</w:t>
-      </w:r>
-      <w:r>
-        <w:t>Dokumentumok</w:t>
-      </w:r>
-      <w:r>
-        <w:t>)</w:t>
-      </w:r>
-      <w:bookmarkEnd w:id="76"/>
+      <w:bookmarkStart w:id="77" w:name="_Toc213329374"/>
+      <w:r>
+        <w:t xml:space="preserve"> </w:t>
+      </w:r>
+      <w:bookmarkStart w:id="78" w:name="_Toc227309743"/>
+      <w:proofErr w:type="spellStart"/>
+      <w:r>
+        <w:t>Count</w:t>
+      </w:r>
+      <w:r>
+        <w:t>ies</w:t>
+      </w:r>
+      <w:proofErr w:type="spellEnd"/>
+      <w:r>
+        <w:t xml:space="preserve"> és </w:t>
+      </w:r>
+      <w:proofErr w:type="spellStart"/>
+      <w:r>
+        <w:t>Cit</w:t>
+      </w:r>
+      <w:r>
+        <w:t>ies</w:t>
+      </w:r>
+      <w:proofErr w:type="spellEnd"/>
+      <w:r>
+        <w:t xml:space="preserve"> táblák (Vármegyék és városok)</w:t>
+      </w:r>
       <w:bookmarkEnd w:id="77"/>
-    </w:p>
-    <w:p>
-      <w:r>
-        <w:t>Itt tároljuk azokat a dokumentumokat, amelyek igazolják egyes felhasználók</w:t>
-      </w:r>
-      <w:r>
-        <w:t xml:space="preserve"> jogosultságát</w:t>
-      </w:r>
-      <w:r>
-        <w:t xml:space="preserve"> kedvezményes étkezés</w:t>
-      </w:r>
-      <w:r>
-        <w:t>re</w:t>
-      </w:r>
-      <w:r>
-        <w:t xml:space="preserve"> vagy cukormentes</w:t>
-      </w:r>
-      <w:r>
-        <w:t xml:space="preserve"> étkezésre</w:t>
-      </w:r>
-      <w:r>
-        <w:t>.</w:t>
-      </w:r>
-    </w:p>
-    <w:p>
-      <w:pPr>
-        <w:pStyle w:val="Cmsor4"/>
-      </w:pPr>
-      <w:bookmarkStart w:id="78" w:name="_Toc213329374"/>
-      <w:r>
-        <w:t xml:space="preserve"> </w:t>
-      </w:r>
-      <w:bookmarkStart w:id="79" w:name="_Toc227309743"/>
-      <w:r>
-        <w:t>Count</w:t>
-      </w:r>
-      <w:r>
-        <w:t>ies</w:t>
-      </w:r>
-      <w:r>
-        <w:t xml:space="preserve"> és Cit</w:t>
-      </w:r>
-      <w:r>
-        <w:t>ies</w:t>
-      </w:r>
-      <w:r>
-        <w:t xml:space="preserve"> táblák (Vármegyék és városok)</w:t>
-      </w:r>
       <w:bookmarkEnd w:id="78"/>
-      <w:bookmarkEnd w:id="79"/>
     </w:p>
     <w:p>
       <w:r>
@@ -8707,7 +9094,7 @@
           <w:lang w:eastAsia="hu-HU"/>
         </w:rPr>
         <w:drawing>
-          <wp:anchor distT="71755" distB="71755" distL="252095" distR="252095" simplePos="0" relativeHeight="251672576" behindDoc="0" locked="0" layoutInCell="1" allowOverlap="1" wp14:anchorId="643E23B4" wp14:editId="0F8B9694">
+          <wp:anchor distT="71755" distB="71755" distL="252095" distR="252095" simplePos="0" relativeHeight="251672576" behindDoc="0" locked="0" layoutInCell="1" allowOverlap="1" wp14:anchorId="643E23B4" wp14:editId="3FD2A203">
             <wp:simplePos x="0" y="0"/>
             <wp:positionH relativeFrom="margin">
               <wp:posOffset>4070586</wp:posOffset>
@@ -8826,6 +9213,7 @@
       <w:r>
         <w:t>Az lakcím megadásához biztosítunk egy város táblát benne Magyarország összes város nevével (</w:t>
       </w:r>
+      <w:proofErr w:type="spellStart"/>
       <w:r>
         <w:rPr>
           <w:b/>
@@ -8840,9 +9228,11 @@
         </w:rPr>
         <w:t>ame</w:t>
       </w:r>
+      <w:proofErr w:type="spellEnd"/>
       <w:r>
         <w:t>) és irányítószámával (</w:t>
       </w:r>
+      <w:proofErr w:type="spellStart"/>
       <w:r>
         <w:rPr>
           <w:b/>
@@ -8850,6 +9240,7 @@
         </w:rPr>
         <w:t>zipCode</w:t>
       </w:r>
+      <w:proofErr w:type="spellEnd"/>
       <w:r>
         <w:t>)</w:t>
       </w:r>
@@ -8868,6 +9259,7 @@
       <w:r>
         <w:t xml:space="preserve"> (</w:t>
       </w:r>
+      <w:proofErr w:type="spellStart"/>
       <w:r>
         <w:rPr>
           <w:b/>
@@ -8875,6 +9267,7 @@
         </w:rPr>
         <w:t>county_id</w:t>
       </w:r>
+      <w:proofErr w:type="spellEnd"/>
       <w:r>
         <w:t>)</w:t>
       </w:r>
@@ -8889,14 +9282,16 @@
       <w:pPr>
         <w:pStyle w:val="Cmsor4"/>
       </w:pPr>
-      <w:bookmarkStart w:id="80" w:name="_Toc213329375"/>
-      <w:bookmarkStart w:id="81" w:name="_Toc227309744"/>
+      <w:bookmarkStart w:id="79" w:name="_Toc213329375"/>
+      <w:bookmarkStart w:id="80" w:name="_Toc227309744"/>
+      <w:proofErr w:type="spellStart"/>
       <w:r>
         <w:t>RfidCard</w:t>
       </w:r>
       <w:r>
         <w:t>s</w:t>
       </w:r>
+      <w:proofErr w:type="spellEnd"/>
       <w:r>
         <w:t xml:space="preserve"> </w:t>
       </w:r>
@@ -8912,8 +9307,8 @@
       <w:r>
         <w:t>(RFID Kártyák)</w:t>
       </w:r>
+      <w:bookmarkEnd w:id="79"/>
       <w:bookmarkEnd w:id="80"/>
-      <w:bookmarkEnd w:id="81"/>
     </w:p>
     <w:p>
       <w:r>
@@ -8927,7 +9322,7 @@
           <w:lang w:eastAsia="hu-HU"/>
         </w:rPr>
         <w:drawing>
-          <wp:anchor distT="71755" distB="71755" distL="252095" distR="252095" simplePos="0" relativeHeight="251681792" behindDoc="0" locked="0" layoutInCell="1" allowOverlap="1" wp14:anchorId="13D3275C" wp14:editId="5EB90C63">
+          <wp:anchor distT="71755" distB="71755" distL="252095" distR="252095" simplePos="0" relativeHeight="251681792" behindDoc="0" locked="0" layoutInCell="1" allowOverlap="1" wp14:anchorId="13D3275C" wp14:editId="246031FD">
             <wp:simplePos x="0" y="0"/>
             <wp:positionH relativeFrom="margin">
               <wp:posOffset>4095263</wp:posOffset>
@@ -8985,12 +9380,14 @@
       <w:r>
         <w:t xml:space="preserve">A </w:t>
       </w:r>
+      <w:proofErr w:type="spellStart"/>
       <w:r>
         <w:rPr>
           <w:b/>
         </w:rPr>
         <w:t>cardNumber</w:t>
       </w:r>
+      <w:proofErr w:type="spellEnd"/>
       <w:r>
         <w:t xml:space="preserve"> mutatja meg a kártyának a pontos azonosító számát.</w:t>
       </w:r>
@@ -8999,26 +9396,38 @@
       <w:r>
         <w:t xml:space="preserve">Ahhoz, hogy követni lehessen, hogy melyik felhasználó étkezett aznap, fontos letárolni mikor használták utoljára. Ezt a </w:t>
       </w:r>
+      <w:proofErr w:type="spellStart"/>
       <w:r>
         <w:rPr>
           <w:b/>
         </w:rPr>
         <w:t>lastUsedAt</w:t>
       </w:r>
+      <w:proofErr w:type="spellEnd"/>
       <w:r>
         <w:t xml:space="preserve"> rész teszi lehetővé.</w:t>
       </w:r>
     </w:p>
     <w:p>
       <w:r>
-        <w:t>A kártya használatához aktívnak kell lennie, amit az admin be tud állítani, vagy inaktívvá kapcsolni (</w:t>
-      </w:r>
+        <w:t xml:space="preserve">A kártya használatához aktívnak kell lennie, amit az </w:t>
+      </w:r>
+      <w:proofErr w:type="spellStart"/>
+      <w:r>
+        <w:t>admin</w:t>
+      </w:r>
+      <w:proofErr w:type="spellEnd"/>
+      <w:r>
+        <w:t xml:space="preserve"> be tud állítani, vagy inaktívvá kapcsolni (</w:t>
+      </w:r>
+      <w:proofErr w:type="spellStart"/>
       <w:r>
         <w:rPr>
           <w:b/>
         </w:rPr>
         <w:t>isActive</w:t>
       </w:r>
+      <w:proofErr w:type="spellEnd"/>
       <w:r>
         <w:t>).</w:t>
       </w:r>
@@ -9028,19 +9437,158 @@
       <w:pPr>
         <w:pStyle w:val="Cmsor2"/>
       </w:pPr>
-      <w:bookmarkStart w:id="82" w:name="_Toc227309745"/>
-      <w:r>
+      <w:bookmarkStart w:id="81" w:name="_Toc227309745"/>
+      <w:r>
+        <w:lastRenderedPageBreak/>
         <w:t>Algoritmusok</w:t>
       </w:r>
+      <w:bookmarkStart w:id="82" w:name="_Toc227309746"/>
+      <w:bookmarkEnd w:id="81"/>
+    </w:p>
+    <w:p>
+      <w:pPr>
+        <w:pStyle w:val="Cmsor3"/>
+      </w:pPr>
+      <w:r>
+        <w:rPr>
+          <w:noProof/>
+        </w:rPr>
+        <w:drawing>
+          <wp:anchor distT="0" distB="0" distL="114300" distR="114300" simplePos="0" relativeHeight="251683840" behindDoc="0" locked="0" layoutInCell="1" allowOverlap="1" wp14:anchorId="57CAC77D" wp14:editId="549E23BC">
+            <wp:simplePos x="0" y="0"/>
+            <wp:positionH relativeFrom="margin">
+              <wp:align>center</wp:align>
+            </wp:positionH>
+            <wp:positionV relativeFrom="paragraph">
+              <wp:posOffset>247650</wp:posOffset>
+            </wp:positionV>
+            <wp:extent cx="4774565" cy="8096250"/>
+            <wp:effectExtent l="0" t="0" r="6985" b="0"/>
+            <wp:wrapTopAndBottom/>
+            <wp:docPr id="18" name="Kép 18"/>
+            <wp:cNvGraphicFramePr>
+              <a:graphicFrameLocks xmlns:a="http://schemas.openxmlformats.org/drawingml/2006/main" noChangeAspect="1"/>
+            </wp:cNvGraphicFramePr>
+            <a:graphic xmlns:a="http://schemas.openxmlformats.org/drawingml/2006/main">
+              <a:graphicData uri="http://schemas.openxmlformats.org/drawingml/2006/picture">
+                <pic:pic xmlns:pic="http://schemas.openxmlformats.org/drawingml/2006/picture">
+                  <pic:nvPicPr>
+                    <pic:cNvPr id="18" name="Kép 18"/>
+                    <pic:cNvPicPr/>
+                  </pic:nvPicPr>
+                  <pic:blipFill rotWithShape="1">
+                    <a:blip r:embed="rId27">
+                      <a:extLst>
+                        <a:ext uri="{28A0092B-C50C-407E-A947-70E740481C1C}">
+                          <a14:useLocalDpi xmlns:a14="http://schemas.microsoft.com/office/drawing/2010/main" val="0"/>
+                        </a:ext>
+                      </a:extLst>
+                    </a:blip>
+                    <a:srcRect l="4426" r="16167" b="18547"/>
+                    <a:stretch/>
+                  </pic:blipFill>
+                  <pic:spPr bwMode="auto">
+                    <a:xfrm>
+                      <a:off x="0" y="0"/>
+                      <a:ext cx="4774565" cy="8096250"/>
+                    </a:xfrm>
+                    <a:prstGeom prst="rect">
+                      <a:avLst/>
+                    </a:prstGeom>
+                    <a:ln>
+                      <a:noFill/>
+                    </a:ln>
+                    <a:extLst>
+                      <a:ext uri="{53640926-AAD7-44D8-BBD7-CCE9431645EC}">
+                        <a14:shadowObscured xmlns:a14="http://schemas.microsoft.com/office/drawing/2010/main"/>
+                      </a:ext>
+                    </a:extLst>
+                  </pic:spPr>
+                </pic:pic>
+              </a:graphicData>
+            </a:graphic>
+            <wp14:sizeRelH relativeFrom="margin">
+              <wp14:pctWidth>0</wp14:pctWidth>
+            </wp14:sizeRelH>
+            <wp14:sizeRelV relativeFrom="margin">
+              <wp14:pctHeight>0</wp14:pctHeight>
+            </wp14:sizeRelV>
+          </wp:anchor>
+        </w:drawing>
+      </w:r>
+      <w:r>
+        <w:t>Regisztráció</w:t>
+      </w:r>
       <w:bookmarkEnd w:id="82"/>
     </w:p>
+    <w:p/>
     <w:p>
       <w:pPr>
         <w:pStyle w:val="Cmsor3"/>
       </w:pPr>
-      <w:bookmarkStart w:id="83" w:name="_Toc227309746"/>
-      <w:r>
-        <w:t>Regisztráció</w:t>
+      <w:bookmarkStart w:id="83" w:name="_Toc227309747"/>
+      <w:r>
+        <w:rPr>
+          <w:noProof/>
+        </w:rPr>
+        <w:drawing>
+          <wp:anchor distT="0" distB="0" distL="114300" distR="114300" simplePos="0" relativeHeight="251685888" behindDoc="1" locked="0" layoutInCell="1" allowOverlap="1" wp14:anchorId="0ADB34AA" wp14:editId="1FFD146D">
+            <wp:simplePos x="0" y="0"/>
+            <wp:positionH relativeFrom="margin">
+              <wp:align>center</wp:align>
+            </wp:positionH>
+            <wp:positionV relativeFrom="paragraph">
+              <wp:posOffset>384810</wp:posOffset>
+            </wp:positionV>
+            <wp:extent cx="4777740" cy="8029575"/>
+            <wp:effectExtent l="0" t="0" r="3810" b="9525"/>
+            <wp:wrapTopAndBottom/>
+            <wp:docPr id="19" name="Kép 19"/>
+            <wp:cNvGraphicFramePr>
+              <a:graphicFrameLocks xmlns:a="http://schemas.openxmlformats.org/drawingml/2006/main" noChangeAspect="1"/>
+            </wp:cNvGraphicFramePr>
+            <a:graphic xmlns:a="http://schemas.openxmlformats.org/drawingml/2006/main">
+              <a:graphicData uri="http://schemas.openxmlformats.org/drawingml/2006/picture">
+                <pic:pic xmlns:pic="http://schemas.openxmlformats.org/drawingml/2006/picture">
+                  <pic:nvPicPr>
+                    <pic:cNvPr id="1" name=""/>
+                    <pic:cNvPicPr/>
+                  </pic:nvPicPr>
+                  <pic:blipFill>
+                    <a:blip r:embed="rId28">
+                      <a:extLst>
+                        <a:ext uri="{28A0092B-C50C-407E-A947-70E740481C1C}">
+                          <a14:useLocalDpi xmlns:a14="http://schemas.microsoft.com/office/drawing/2010/main" val="0"/>
+                        </a:ext>
+                      </a:extLst>
+                    </a:blip>
+                    <a:stretch>
+                      <a:fillRect/>
+                    </a:stretch>
+                  </pic:blipFill>
+                  <pic:spPr>
+                    <a:xfrm>
+                      <a:off x="0" y="0"/>
+                      <a:ext cx="4777740" cy="8029575"/>
+                    </a:xfrm>
+                    <a:prstGeom prst="rect">
+                      <a:avLst/>
+                    </a:prstGeom>
+                  </pic:spPr>
+                </pic:pic>
+              </a:graphicData>
+            </a:graphic>
+            <wp14:sizeRelH relativeFrom="margin">
+              <wp14:pctWidth>0</wp14:pctWidth>
+            </wp14:sizeRelH>
+            <wp14:sizeRelV relativeFrom="margin">
+              <wp14:pctHeight>0</wp14:pctHeight>
+            </wp14:sizeRelV>
+          </wp:anchor>
+        </w:drawing>
+      </w:r>
+      <w:r>
+        <w:t>Bejelentkezés</w:t>
       </w:r>
       <w:bookmarkEnd w:id="83"/>
     </w:p>
@@ -9048,58 +9596,159 @@
       <w:pPr>
         <w:pStyle w:val="Cmsor3"/>
       </w:pPr>
-      <w:bookmarkStart w:id="84" w:name="_Toc227309747"/>
-      <w:r>
-        <w:t>Bejelentkezés</w:t>
+      <w:bookmarkStart w:id="84" w:name="_Toc227309749"/>
+      <w:r>
+        <w:lastRenderedPageBreak/>
+        <w:t>Rendelés lezárása (határidő)</w:t>
       </w:r>
       <w:bookmarkEnd w:id="84"/>
     </w:p>
     <w:p>
+      <w:r>
+        <w:rPr>
+          <w:noProof/>
+        </w:rPr>
+        <w:drawing>
+          <wp:anchor distT="0" distB="0" distL="114300" distR="114300" simplePos="0" relativeHeight="251687936" behindDoc="1" locked="0" layoutInCell="1" allowOverlap="1" wp14:anchorId="3F52B2B2" wp14:editId="6D34AABE">
+            <wp:simplePos x="0" y="0"/>
+            <wp:positionH relativeFrom="margin">
+              <wp:align>center</wp:align>
+            </wp:positionH>
+            <wp:positionV relativeFrom="paragraph">
+              <wp:posOffset>386080</wp:posOffset>
+            </wp:positionV>
+            <wp:extent cx="2705100" cy="8275955"/>
+            <wp:effectExtent l="0" t="0" r="0" b="0"/>
+            <wp:wrapTopAndBottom/>
+            <wp:docPr id="12" name="Kép 12"/>
+            <wp:cNvGraphicFramePr>
+              <a:graphicFrameLocks xmlns:a="http://schemas.openxmlformats.org/drawingml/2006/main" noChangeAspect="1"/>
+            </wp:cNvGraphicFramePr>
+            <a:graphic xmlns:a="http://schemas.openxmlformats.org/drawingml/2006/main">
+              <a:graphicData uri="http://schemas.openxmlformats.org/drawingml/2006/picture">
+                <pic:pic xmlns:pic="http://schemas.openxmlformats.org/drawingml/2006/picture">
+                  <pic:nvPicPr>
+                    <pic:cNvPr id="1" name=""/>
+                    <pic:cNvPicPr/>
+                  </pic:nvPicPr>
+                  <pic:blipFill>
+                    <a:blip r:embed="rId29">
+                      <a:extLst>
+                        <a:ext uri="{28A0092B-C50C-407E-A947-70E740481C1C}">
+                          <a14:useLocalDpi xmlns:a14="http://schemas.microsoft.com/office/drawing/2010/main" val="0"/>
+                        </a:ext>
+                      </a:extLst>
+                    </a:blip>
+                    <a:stretch>
+                      <a:fillRect/>
+                    </a:stretch>
+                  </pic:blipFill>
+                  <pic:spPr>
+                    <a:xfrm>
+                      <a:off x="0" y="0"/>
+                      <a:ext cx="2705100" cy="8275955"/>
+                    </a:xfrm>
+                    <a:prstGeom prst="rect">
+                      <a:avLst/>
+                    </a:prstGeom>
+                  </pic:spPr>
+                </pic:pic>
+              </a:graphicData>
+            </a:graphic>
+            <wp14:sizeRelH relativeFrom="margin">
+              <wp14:pctWidth>0</wp14:pctWidth>
+            </wp14:sizeRelH>
+            <wp14:sizeRelV relativeFrom="margin">
+              <wp14:pctHeight>0</wp14:pctHeight>
+            </wp14:sizeRelV>
+          </wp:anchor>
+        </w:drawing>
+      </w:r>
+    </w:p>
+    <w:p>
       <w:pPr>
         <w:pStyle w:val="Cmsor3"/>
       </w:pPr>
-      <w:bookmarkStart w:id="85" w:name="_Toc227309748"/>
-      <w:r>
-        <w:t>Étkezés rendelés</w:t>
+      <w:bookmarkStart w:id="85" w:name="_Toc227309750"/>
+      <w:r>
+        <w:rPr>
+          <w:noProof/>
+        </w:rPr>
+        <w:lastRenderedPageBreak/>
+        <w:drawing>
+          <wp:anchor distT="0" distB="0" distL="114300" distR="114300" simplePos="0" relativeHeight="251688960" behindDoc="0" locked="0" layoutInCell="1" allowOverlap="1" wp14:anchorId="6CE29E24" wp14:editId="3819B31F">
+            <wp:simplePos x="0" y="0"/>
+            <wp:positionH relativeFrom="margin">
+              <wp:align>center</wp:align>
+            </wp:positionH>
+            <wp:positionV relativeFrom="paragraph">
+              <wp:posOffset>309880</wp:posOffset>
+            </wp:positionV>
+            <wp:extent cx="3067050" cy="8578850"/>
+            <wp:effectExtent l="0" t="0" r="0" b="0"/>
+            <wp:wrapTopAndBottom/>
+            <wp:docPr id="21" name="Kép 21"/>
+            <wp:cNvGraphicFramePr>
+              <a:graphicFrameLocks xmlns:a="http://schemas.openxmlformats.org/drawingml/2006/main" noChangeAspect="1"/>
+            </wp:cNvGraphicFramePr>
+            <a:graphic xmlns:a="http://schemas.openxmlformats.org/drawingml/2006/main">
+              <a:graphicData uri="http://schemas.openxmlformats.org/drawingml/2006/picture">
+                <pic:pic xmlns:pic="http://schemas.openxmlformats.org/drawingml/2006/picture">
+                  <pic:nvPicPr>
+                    <pic:cNvPr id="21" name="Kép 21"/>
+                    <pic:cNvPicPr/>
+                  </pic:nvPicPr>
+                  <pic:blipFill rotWithShape="1">
+                    <a:blip r:embed="rId30">
+                      <a:extLst>
+                        <a:ext uri="{28A0092B-C50C-407E-A947-70E740481C1C}">
+                          <a14:useLocalDpi xmlns:a14="http://schemas.microsoft.com/office/drawing/2010/main" val="0"/>
+                        </a:ext>
+                      </a:extLst>
+                    </a:blip>
+                    <a:srcRect t="8034" r="40070"/>
+                    <a:stretch/>
+                  </pic:blipFill>
+                  <pic:spPr bwMode="auto">
+                    <a:xfrm>
+                      <a:off x="0" y="0"/>
+                      <a:ext cx="3067050" cy="8578850"/>
+                    </a:xfrm>
+                    <a:prstGeom prst="rect">
+                      <a:avLst/>
+                    </a:prstGeom>
+                    <a:ln>
+                      <a:noFill/>
+                    </a:ln>
+                    <a:extLst>
+                      <a:ext uri="{53640926-AAD7-44D8-BBD7-CCE9431645EC}">
+                        <a14:shadowObscured xmlns:a14="http://schemas.microsoft.com/office/drawing/2010/main"/>
+                      </a:ext>
+                    </a:extLst>
+                  </pic:spPr>
+                </pic:pic>
+              </a:graphicData>
+            </a:graphic>
+            <wp14:sizeRelH relativeFrom="margin">
+              <wp14:pctWidth>0</wp14:pctWidth>
+            </wp14:sizeRelH>
+            <wp14:sizeRelV relativeFrom="margin">
+              <wp14:pctHeight>0</wp14:pctHeight>
+            </wp14:sizeRelV>
+          </wp:anchor>
+        </w:drawing>
+      </w:r>
+      <w:r>
+        <w:t>Számlázás</w:t>
       </w:r>
       <w:bookmarkEnd w:id="85"/>
     </w:p>
     <w:p>
       <w:pPr>
-        <w:pStyle w:val="Cmsor3"/>
-      </w:pPr>
-      <w:bookmarkStart w:id="86" w:name="_Toc227309749"/>
-      <w:r>
-        <w:t>Rendelés lezárása (határidő)</w:t>
-      </w:r>
-      <w:bookmarkEnd w:id="86"/>
-    </w:p>
-    <w:p>
-      <w:pPr>
-        <w:pStyle w:val="Cmsor3"/>
-      </w:pPr>
-      <w:bookmarkStart w:id="87" w:name="_Toc227309750"/>
-      <w:r>
-        <w:t>Számlázás</w:t>
-      </w:r>
-      <w:bookmarkEnd w:id="87"/>
-    </w:p>
-    <w:p>
-      <w:pPr>
-        <w:pStyle w:val="Cmsor3"/>
-      </w:pPr>
-      <w:bookmarkStart w:id="88" w:name="_Toc227309751"/>
-      <w:r>
-        <w:t>Automatikus adatfrissítés</w:t>
-      </w:r>
-      <w:bookmarkEnd w:id="88"/>
-    </w:p>
-    <w:p>
-      <w:pPr>
         <w:pStyle w:val="Cmsor2"/>
       </w:pPr>
-      <w:bookmarkStart w:id="89" w:name="_Toc210651566"/>
-      <w:bookmarkStart w:id="90" w:name="_Toc227309752"/>
+      <w:bookmarkStart w:id="86" w:name="_Toc210651566"/>
+      <w:bookmarkStart w:id="87" w:name="_Toc227309752"/>
       <w:r>
         <w:lastRenderedPageBreak/>
         <w:t xml:space="preserve">Jövőbeli fejlesztési </w:t>
@@ -9107,8 +9756,8 @@
       <w:r>
         <w:t>lehetőségek</w:t>
       </w:r>
-      <w:bookmarkEnd w:id="89"/>
-      <w:bookmarkEnd w:id="90"/>
+      <w:bookmarkEnd w:id="86"/>
+      <w:bookmarkEnd w:id="87"/>
     </w:p>
     <w:p>
       <w:r>
@@ -9185,162 +9834,175 @@
       <w:pPr>
         <w:pStyle w:val="Cmsor1"/>
       </w:pPr>
-      <w:bookmarkStart w:id="91" w:name="_Toc227309753"/>
+      <w:bookmarkStart w:id="88" w:name="_Toc227309753"/>
       <w:r>
         <w:lastRenderedPageBreak/>
         <w:t>Tesztelési dokumentáció</w:t>
       </w:r>
+      <w:bookmarkEnd w:id="88"/>
+    </w:p>
+    <w:p>
+      <w:r>
+        <w:t>fekete doboz, fehér doboz módszer említése</w:t>
+      </w:r>
+    </w:p>
+    <w:p/>
+    <w:p>
+      <w:r>
+        <w:t xml:space="preserve">Az oldalt </w:t>
+      </w:r>
+      <w:r>
+        <w:t>gyakran</w:t>
+      </w:r>
+      <w:r>
+        <w:t xml:space="preserve"> használt böngészőkben teszteltük, </w:t>
+      </w:r>
+      <w:r>
+        <w:t>köztük</w:t>
+      </w:r>
+      <w:r>
+        <w:t xml:space="preserve"> a Google Chrome</w:t>
+      </w:r>
+      <w:r>
+        <w:t xml:space="preserve"> és a</w:t>
+      </w:r>
+      <w:r>
+        <w:t xml:space="preserve"> Microsoft Edge. </w:t>
+      </w:r>
+      <w:r>
+        <w:t xml:space="preserve">A </w:t>
+      </w:r>
+      <w:r>
+        <w:t>funkció</w:t>
+      </w:r>
+      <w:r>
+        <w:t>k</w:t>
+      </w:r>
+      <w:r>
+        <w:t xml:space="preserve"> zavartalanul működ</w:t>
+      </w:r>
+      <w:r>
+        <w:t>tek</w:t>
+      </w:r>
+      <w:r>
+        <w:t xml:space="preserve"> ezekben a böngészőkben. </w:t>
+      </w:r>
+    </w:p>
+    <w:p>
+      <w:pPr>
+        <w:pStyle w:val="Cmsor2"/>
+      </w:pPr>
+      <w:bookmarkStart w:id="89" w:name="_Toc227309754"/>
+      <w:r>
+        <w:t>Frontend</w:t>
+      </w:r>
+      <w:bookmarkEnd w:id="89"/>
+    </w:p>
+    <w:p>
+      <w:r>
+        <w:t xml:space="preserve">Többféle </w:t>
+      </w:r>
+      <w:proofErr w:type="spellStart"/>
+      <w:r>
+        <w:t>kijelzőméreten</w:t>
+      </w:r>
+      <w:proofErr w:type="spellEnd"/>
+      <w:r>
+        <w:t xml:space="preserve"> ellenőriztük az oldal megjelenését (mobiltelefon, tablet és asztali nézet). A dizájn megfelelően alkalmazkodott a képernyőmérethez, azonban a táblázatok kényelmes megtekintéséhez a telefon vízszintes elfordítása javasolt.</w:t>
+      </w:r>
+    </w:p>
+    <w:p/>
+    <w:p>
+      <w:r>
+        <w:t xml:space="preserve">Robot Framework – </w:t>
+      </w:r>
+      <w:proofErr w:type="spellStart"/>
+      <w:r>
+        <w:t>Selenium</w:t>
+      </w:r>
+      <w:proofErr w:type="spellEnd"/>
+    </w:p>
+    <w:p>
+      <w:pPr>
+        <w:pStyle w:val="Cmsor3"/>
+      </w:pPr>
+      <w:bookmarkStart w:id="90" w:name="_Toc227309755"/>
+      <w:r>
+        <w:t>Bejelentkezés</w:t>
+      </w:r>
+      <w:bookmarkEnd w:id="90"/>
+    </w:p>
+    <w:p>
+      <w:r>
+        <w:t>Normál használat</w:t>
+      </w:r>
+    </w:p>
+    <w:p>
+      <w:r>
+        <w:t>Extrém eset (hibás)</w:t>
+      </w:r>
+    </w:p>
+    <w:p>
+      <w:pPr>
+        <w:pStyle w:val="Cmsor2"/>
+      </w:pPr>
+      <w:bookmarkStart w:id="91" w:name="_Toc227309756"/>
+      <w:r>
+        <w:t>Backend</w:t>
+      </w:r>
       <w:bookmarkEnd w:id="91"/>
     </w:p>
     <w:p>
       <w:r>
-        <w:t>fekete doboz, fehér doboz módszer említése</w:t>
-      </w:r>
-    </w:p>
-    <w:p/>
-    <w:p>
-      <w:r>
-        <w:t xml:space="preserve">Az oldalt </w:t>
-      </w:r>
-      <w:r>
-        <w:t>gyakran</w:t>
-      </w:r>
-      <w:r>
-        <w:t xml:space="preserve"> használt böngészőkben teszteltük, </w:t>
-      </w:r>
-      <w:r>
-        <w:t>köztük</w:t>
-      </w:r>
-      <w:r>
-        <w:t xml:space="preserve"> a Google Chrome</w:t>
-      </w:r>
-      <w:r>
-        <w:t xml:space="preserve"> és a</w:t>
-      </w:r>
-      <w:r>
-        <w:t xml:space="preserve"> Microsoft Edge. </w:t>
-      </w:r>
-      <w:r>
-        <w:t xml:space="preserve">A </w:t>
-      </w:r>
-      <w:r>
-        <w:t>funkció</w:t>
-      </w:r>
-      <w:r>
-        <w:t>k</w:t>
-      </w:r>
-      <w:r>
-        <w:t xml:space="preserve"> zavartalanul működ</w:t>
-      </w:r>
-      <w:r>
-        <w:t>tek</w:t>
-      </w:r>
-      <w:r>
-        <w:t xml:space="preserve"> ezekben a böngészőkben. </w:t>
-      </w:r>
-    </w:p>
-    <w:p>
-      <w:pPr>
-        <w:pStyle w:val="Cmsor2"/>
-      </w:pPr>
-      <w:bookmarkStart w:id="92" w:name="_Toc227309754"/>
-      <w:r>
-        <w:t>Frontend</w:t>
+        <w:t>Postman</w:t>
+      </w:r>
+    </w:p>
+    <w:p>
+      <w:pPr>
+        <w:pStyle w:val="Cmsor3"/>
+      </w:pPr>
+      <w:bookmarkStart w:id="92" w:name="_Toc227309757"/>
+      <w:r>
+        <w:t>Bejelentkezés</w:t>
       </w:r>
       <w:bookmarkEnd w:id="92"/>
     </w:p>
     <w:p>
-      <w:r>
-        <w:t>Többféle kijelzőméreten ellenőriztük az oldal megjelenését (mobiltelefon, tablet és asztali nézet). A dizájn megfelelően alkalmazkodott a képernyőmérethez, azonban a táblázatok kényelmes megtekintéséhez a telefon vízszintes elfordítása javasolt.</w:t>
-      </w:r>
-    </w:p>
-    <w:p/>
-    <w:p>
-      <w:r>
-        <w:t>Robot Framework – Selenium</w:t>
-      </w:r>
-    </w:p>
-    <w:p>
-      <w:pPr>
-        <w:pStyle w:val="Cmsor3"/>
-      </w:pPr>
-      <w:bookmarkStart w:id="93" w:name="_Toc227309755"/>
-      <w:r>
-        <w:t>Bejelentkezés</w:t>
-      </w:r>
-      <w:bookmarkEnd w:id="93"/>
-    </w:p>
-    <w:p>
-      <w:r>
-        <w:t>Normál használat</w:t>
-      </w:r>
-    </w:p>
-    <w:p>
-      <w:r>
-        <w:t>Extrém eset (hibás)</w:t>
-      </w:r>
-    </w:p>
-    <w:p>
-      <w:pPr>
-        <w:pStyle w:val="Cmsor2"/>
-      </w:pPr>
-      <w:bookmarkStart w:id="94" w:name="_Toc227309756"/>
-      <w:r>
-        <w:t>Backend</w:t>
-      </w:r>
-      <w:bookmarkEnd w:id="94"/>
-    </w:p>
-    <w:p>
-      <w:r>
-        <w:t>Postman</w:t>
-      </w:r>
-    </w:p>
-    <w:p>
-      <w:pPr>
-        <w:pStyle w:val="Cmsor3"/>
-      </w:pPr>
-      <w:bookmarkStart w:id="95" w:name="_Toc227309757"/>
-      <w:r>
-        <w:t>Bejelentkezés</w:t>
-      </w:r>
-      <w:bookmarkEnd w:id="95"/>
-    </w:p>
-    <w:p>
       <w:pPr>
         <w:pStyle w:val="Cmsor1"/>
       </w:pPr>
-      <w:bookmarkStart w:id="96" w:name="_Toc227309758"/>
+      <w:bookmarkStart w:id="93" w:name="_Toc227309758"/>
       <w:r>
         <w:lastRenderedPageBreak/>
         <w:t>Összefoglalás</w:t>
       </w:r>
-      <w:bookmarkEnd w:id="96"/>
+      <w:bookmarkEnd w:id="93"/>
     </w:p>
     <w:p>
       <w:pPr>
         <w:pStyle w:val="Cmsor2"/>
       </w:pPr>
-      <w:bookmarkStart w:id="97" w:name="_Toc227309759"/>
+      <w:bookmarkStart w:id="94" w:name="_Toc227309759"/>
       <w:r>
         <w:t>Csapatmunka</w:t>
       </w:r>
-      <w:bookmarkEnd w:id="97"/>
+      <w:bookmarkEnd w:id="94"/>
     </w:p>
     <w:p>
       <w:pPr>
         <w:pStyle w:val="Cmsor2"/>
       </w:pPr>
-      <w:bookmarkStart w:id="98" w:name="_Toc227309760"/>
+      <w:bookmarkStart w:id="95" w:name="_Toc227309760"/>
       <w:r>
         <w:t>Önértékelés</w:t>
       </w:r>
-      <w:bookmarkEnd w:id="98"/>
+      <w:bookmarkEnd w:id="95"/>
     </w:p>
     <w:p>
       <w:pPr>
         <w:pStyle w:val="Cmsor2"/>
       </w:pPr>
-      <w:bookmarkStart w:id="99" w:name="_Toc227309761"/>
+      <w:bookmarkStart w:id="96" w:name="_Toc227309761"/>
       <w:r>
         <w:t xml:space="preserve">Jövőbeli fejlesztési </w:t>
       </w:r>
@@ -9349,7 +10011,7 @@
       <w:r>
         <w:t>lehetőségek</w:t>
       </w:r>
-      <w:bookmarkEnd w:id="99"/>
+      <w:bookmarkEnd w:id="96"/>
     </w:p>
     <w:p>
       <w:r>
@@ -9431,7 +10093,7 @@
       <w:pPr>
         <w:pStyle w:val="Cmsor1"/>
       </w:pPr>
-      <w:bookmarkStart w:id="100" w:name="_Toc227309762"/>
+      <w:bookmarkStart w:id="97" w:name="_Toc227309762"/>
       <w:r>
         <w:lastRenderedPageBreak/>
         <w:t>Források</w:t>
@@ -9439,19 +10101,19 @@
       <w:r>
         <w:t>/Irodalomjegyzék</w:t>
       </w:r>
-      <w:bookmarkEnd w:id="100"/>
+      <w:bookmarkEnd w:id="97"/>
     </w:p>
     <w:p/>
     <w:p>
       <w:pPr>
         <w:pStyle w:val="Cmsor1"/>
       </w:pPr>
-      <w:bookmarkStart w:id="101" w:name="_Toc227309763"/>
+      <w:bookmarkStart w:id="98" w:name="_Toc227309763"/>
       <w:r>
         <w:lastRenderedPageBreak/>
         <w:t>Projekt adatlap</w:t>
       </w:r>
-      <w:bookmarkEnd w:id="101"/>
+      <w:bookmarkEnd w:id="98"/>
     </w:p>
     <w:p>
       <w:r>
@@ -9462,7 +10124,15 @@
         <w:t>Projekt neve:</w:t>
       </w:r>
       <w:r>
-        <w:t xml:space="preserve"> eMenza - Iskolai étkezéskeszelő rendszer</w:t>
+        <w:t xml:space="preserve"> </w:t>
+      </w:r>
+      <w:proofErr w:type="spellStart"/>
+      <w:r>
+        <w:t>eMenza</w:t>
+      </w:r>
+      <w:proofErr w:type="spellEnd"/>
+      <w:r>
+        <w:t xml:space="preserve"> - Iskolai étkezéskeszelő rendszer</w:t>
       </w:r>
     </w:p>
     <w:p>
@@ -9510,9 +10180,11 @@
       <w:pPr>
         <w:pStyle w:val="Nincstrkz"/>
       </w:pPr>
+      <w:proofErr w:type="spellStart"/>
       <w:r>
         <w:t>Laravel</w:t>
       </w:r>
+      <w:proofErr w:type="spellEnd"/>
     </w:p>
     <w:p>
       <w:pPr>
@@ -9526,9 +10198,11 @@
       <w:pPr>
         <w:pStyle w:val="Nincstrkz"/>
       </w:pPr>
+      <w:proofErr w:type="spellStart"/>
       <w:r>
         <w:t>MySQL</w:t>
       </w:r>
+      <w:proofErr w:type="spellEnd"/>
     </w:p>
     <w:p>
       <w:pPr>
@@ -9553,8 +10227,8 @@
       </w:r>
     </w:p>
     <w:sectPr>
-      <w:headerReference w:type="default" r:id="rId27"/>
-      <w:footerReference w:type="default" r:id="rId28"/>
+      <w:headerReference w:type="default" r:id="rId31"/>
+      <w:footerReference w:type="default" r:id="rId32"/>
       <w:type w:val="continuous"/>
       <w:pgSz w:w="11906" w:h="16838"/>
       <w:pgMar w:top="1417" w:right="1417" w:bottom="1417" w:left="1417" w:header="708" w:footer="708" w:gutter="0"/>
@@ -10444,7 +11118,7 @@
       <w:lvlText w:val=""/>
       <w:lvlJc w:val="left"/>
       <w:pPr>
-        <w:ind w:left="720" w:hanging="360"/>
+        <w:ind w:left="816" w:hanging="360"/>
       </w:pPr>
       <w:rPr>
         <w:rFonts w:ascii="Symbol" w:hAnsi="Symbol" w:hint="default"/>
@@ -10456,7 +11130,7 @@
       <w:lvlText w:val="o"/>
       <w:lvlJc w:val="left"/>
       <w:pPr>
-        <w:ind w:left="1440" w:hanging="360"/>
+        <w:ind w:left="1536" w:hanging="360"/>
       </w:pPr>
       <w:rPr>
         <w:rFonts w:ascii="Courier New" w:hAnsi="Courier New" w:cs="Courier New" w:hint="default"/>
@@ -10468,7 +11142,7 @@
       <w:lvlText w:val=""/>
       <w:lvlJc w:val="left"/>
       <w:pPr>
-        <w:ind w:left="2160" w:hanging="360"/>
+        <w:ind w:left="2256" w:hanging="360"/>
       </w:pPr>
       <w:rPr>
         <w:rFonts w:ascii="Wingdings" w:hAnsi="Wingdings" w:hint="default"/>
@@ -10480,7 +11154,7 @@
       <w:lvlText w:val=""/>
       <w:lvlJc w:val="left"/>
       <w:pPr>
-        <w:ind w:left="2880" w:hanging="360"/>
+        <w:ind w:left="2976" w:hanging="360"/>
       </w:pPr>
       <w:rPr>
         <w:rFonts w:ascii="Symbol" w:hAnsi="Symbol" w:hint="default"/>
@@ -10492,7 +11166,7 @@
       <w:lvlText w:val="o"/>
       <w:lvlJc w:val="left"/>
       <w:pPr>
-        <w:ind w:left="3600" w:hanging="360"/>
+        <w:ind w:left="3696" w:hanging="360"/>
       </w:pPr>
       <w:rPr>
         <w:rFonts w:ascii="Courier New" w:hAnsi="Courier New" w:cs="Courier New" w:hint="default"/>
@@ -10504,7 +11178,7 @@
       <w:lvlText w:val=""/>
       <w:lvlJc w:val="left"/>
       <w:pPr>
-        <w:ind w:left="4320" w:hanging="360"/>
+        <w:ind w:left="4416" w:hanging="360"/>
       </w:pPr>
       <w:rPr>
         <w:rFonts w:ascii="Wingdings" w:hAnsi="Wingdings" w:hint="default"/>
@@ -10516,7 +11190,7 @@
       <w:lvlText w:val=""/>
       <w:lvlJc w:val="left"/>
       <w:pPr>
-        <w:ind w:left="5040" w:hanging="360"/>
+        <w:ind w:left="5136" w:hanging="360"/>
       </w:pPr>
       <w:rPr>
         <w:rFonts w:ascii="Symbol" w:hAnsi="Symbol" w:hint="default"/>
@@ -10528,7 +11202,7 @@
       <w:lvlText w:val="o"/>
       <w:lvlJc w:val="left"/>
       <w:pPr>
-        <w:ind w:left="5760" w:hanging="360"/>
+        <w:ind w:left="5856" w:hanging="360"/>
       </w:pPr>
       <w:rPr>
         <w:rFonts w:ascii="Courier New" w:hAnsi="Courier New" w:cs="Courier New" w:hint="default"/>
@@ -10540,7 +11214,7 @@
       <w:lvlText w:val=""/>
       <w:lvlJc w:val="left"/>
       <w:pPr>
-        <w:ind w:left="6480" w:hanging="360"/>
+        <w:ind w:left="6576" w:hanging="360"/>
       </w:pPr>
       <w:rPr>
         <w:rFonts w:ascii="Wingdings" w:hAnsi="Wingdings" w:hint="default"/>
@@ -10923,6 +11597,7 @@
     <w:lsdException w:name="HTML Sample" w:semiHidden="1" w:unhideWhenUsed="1"/>
     <w:lsdException w:name="HTML Typewriter" w:semiHidden="1" w:unhideWhenUsed="1"/>
     <w:lsdException w:name="HTML Variable" w:semiHidden="1" w:unhideWhenUsed="1"/>
+    <w:lsdException w:name="Normal Table" w:semiHidden="1" w:unhideWhenUsed="1"/>
     <w:lsdException w:name="annotation subject" w:semiHidden="1" w:unhideWhenUsed="1"/>
     <w:lsdException w:name="No List" w:semiHidden="1" w:unhideWhenUsed="1"/>
     <w:lsdException w:name="Outline List 1" w:semiHidden="1" w:unhideWhenUsed="1"/>
@@ -10965,8 +11640,11 @@
     <w:lsdException w:name="Table Contemporary" w:semiHidden="1" w:unhideWhenUsed="1"/>
     <w:lsdException w:name="Table Elegant" w:semiHidden="1" w:unhideWhenUsed="1"/>
     <w:lsdException w:name="Table Professional" w:semiHidden="1" w:unhideWhenUsed="1"/>
+    <w:lsdException w:name="Table Subtle 1" w:semiHidden="1" w:unhideWhenUsed="1"/>
     <w:lsdException w:name="Table Subtle 2" w:semiHidden="1" w:unhideWhenUsed="1"/>
     <w:lsdException w:name="Table Web 1" w:semiHidden="1" w:unhideWhenUsed="1"/>
+    <w:lsdException w:name="Table Web 2" w:semiHidden="1" w:unhideWhenUsed="1"/>
+    <w:lsdException w:name="Table Web 3" w:semiHidden="1" w:unhideWhenUsed="1"/>
     <w:lsdException w:name="Balloon Text" w:semiHidden="1" w:unhideWhenUsed="1"/>
     <w:lsdException w:name="Table Grid" w:uiPriority="39"/>
     <w:lsdException w:name="Table Theme" w:semiHidden="1" w:unhideWhenUsed="1"/>
@@ -11877,6 +12555,18 @@
       <w:ind w:left="840"/>
     </w:pPr>
   </w:style>
+  <w:style w:type="character" w:styleId="Feloldatlanmegemlts">
+    <w:name w:val="Unresolved Mention"/>
+    <w:basedOn w:val="Bekezdsalapbettpusa"/>
+    <w:uiPriority w:val="99"/>
+    <w:semiHidden/>
+    <w:unhideWhenUsed/>
+    <w:rsid w:val="00EA0C8D"/>
+    <w:rPr>
+      <w:color w:val="605E5C"/>
+      <w:shd w:val="clear" w:color="auto" w:fill="E1DFDD"/>
+    </w:rPr>
+  </w:style>
 </w:styles>
 </file>
 

--- a/Dokumentációhoz/Dokumentumok/Dokumentáció.docx
+++ b/Dokumentációhoz/Dokumentumok/Dokumentáció.docx
@@ -144,8 +144,8 @@
     </w:p>
     <w:bookmarkStart w:id="0" w:name="_Toc208994418" w:displacedByCustomXml="next"/>
     <w:bookmarkEnd w:id="0" w:displacedByCustomXml="next"/>
-    <w:bookmarkStart w:id="1" w:name="_Toc208994356" w:displacedByCustomXml="next"/>
-    <w:bookmarkStart w:id="2" w:name="_Toc208994419" w:displacedByCustomXml="next"/>
+    <w:bookmarkStart w:id="1" w:name="_Toc208994419" w:displacedByCustomXml="next"/>
+    <w:bookmarkStart w:id="2" w:name="_Toc208994356" w:displacedByCustomXml="next"/>
     <w:sdt>
       <w:sdtPr>
         <w:rPr>
@@ -5062,7 +5062,6 @@
       <w:bookmarkEnd w:id="6"/>
     </w:p>
     <w:p>
-      <w:proofErr w:type="spellStart"/>
       <w:r>
         <w:rPr>
           <w:b/>
@@ -5070,7 +5069,6 @@
         </w:rPr>
         <w:t>eMenza</w:t>
       </w:r>
-      <w:proofErr w:type="spellEnd"/>
       <w:r>
         <w:t xml:space="preserve"> – Iskolai étkezéskezelő rendszer</w:t>
       </w:r>
@@ -5480,410 +5478,145 @@
     </w:p>
     <w:p>
       <w:pPr>
+        <w:pStyle w:val="Cmsor4"/>
+        <w:numPr>
+          <w:ilvl w:val="0"/>
+          <w:numId w:val="0"/>
+        </w:numPr>
+        <w:ind w:left="1202"/>
+      </w:pPr>
+    </w:p>
+    <w:p>
+      <w:pPr>
         <w:pStyle w:val="Cmsor1"/>
       </w:pPr>
-      <w:bookmarkStart w:id="10" w:name="_Toc227309703"/>
-      <w:r>
-        <w:lastRenderedPageBreak/>
-        <w:t>Felhasználói dokumentáció</w:t>
-      </w:r>
-      <w:bookmarkEnd w:id="10"/>
-    </w:p>
-    <w:p>
-      <w:pPr>
-        <w:pStyle w:val="Cmsor2"/>
-      </w:pPr>
-      <w:bookmarkStart w:id="11" w:name="_Toc227309704"/>
-      <w:r>
-        <w:t>A program általános specifikációja</w:t>
-      </w:r>
-      <w:bookmarkEnd w:id="11"/>
-    </w:p>
-    <w:p>
-      <w:pPr>
-        <w:rPr>
-          <w:lang w:eastAsia="hu-HU"/>
-        </w:rPr>
-      </w:pPr>
-      <w:r>
-        <w:rPr>
-          <w:lang w:eastAsia="hu-HU"/>
-        </w:rPr>
-        <w:t xml:space="preserve">A felhasználók lehetnek tanárok és tanulók, iskolai dolgozók. Először regisztrálnia kell a felhasználónak az iskolai email címével, hogy használni tudja a felületet. Ez a kérelem jóváhagyásra kerül az </w:t>
-      </w:r>
-      <w:proofErr w:type="spellStart"/>
-      <w:r>
-        <w:rPr>
-          <w:lang w:eastAsia="hu-HU"/>
-        </w:rPr>
-        <w:t>admin</w:t>
-      </w:r>
-      <w:proofErr w:type="spellEnd"/>
-      <w:r>
-        <w:rPr>
-          <w:lang w:eastAsia="hu-HU"/>
-        </w:rPr>
-        <w:t xml:space="preserve"> által, így nincs szükség két lépcsős regisztrációra. Bejelentkezés után előre meg tudja rendelni vagy le tudja mondani a következő időszakra az étkezéseit. Van lehetősége megtekinteni a heti és napi menüket a tájékozottság érdekében. Az egészségügyi szempontokat figyelembe véve, a felhasználónak van lehetősége, hogy bejelölje saját magának, hogy milyen étel allergiái vannak. Ez azért lényeges, mert a rendszer figyelmezteti a felhasználót rendelés közben, hogy mely ételekben találhatóak meg a választott allergének.</w:t>
-      </w:r>
-    </w:p>
-    <w:p>
-      <w:pPr>
-        <w:rPr>
-          <w:lang w:eastAsia="hu-HU"/>
-        </w:rPr>
-      </w:pPr>
-      <w:r>
-        <w:rPr>
-          <w:lang w:eastAsia="hu-HU"/>
-        </w:rPr>
-        <w:t>A weboldalon az adminisztrátor számára szerkeszthető a felhasználók adatai, jóvá tudják hagyni a felhasználó kérelmeit, ha feltöltik a megfelelő dokumentumokat: kedvezményre feljogosító vagy cukorbetegséget igazoló dokumentum.</w:t>
-      </w:r>
-    </w:p>
-    <w:p/>
-    <w:p>
-      <w:pPr>
-        <w:pStyle w:val="Cmsor2"/>
-      </w:pPr>
-      <w:bookmarkStart w:id="12" w:name="_Toc227309705"/>
-      <w:r>
-        <w:t>Rendszerkövetelmények</w:t>
-      </w:r>
-      <w:bookmarkEnd w:id="12"/>
-    </w:p>
-    <w:p>
-      <w:pPr>
-        <w:pStyle w:val="Cmsor3"/>
-      </w:pPr>
-      <w:r>
-        <w:t>H</w:t>
-      </w:r>
-      <w:r>
-        <w:t xml:space="preserve">ardver </w:t>
-      </w:r>
-    </w:p>
-    <w:p>
-      <w:pPr>
-        <w:pStyle w:val="Nincstrkz"/>
-      </w:pPr>
-      <w:r>
-        <w:t>Internet elérésre alkalmas mobileszköz, táblagép, tablet, laptop vagy PC</w:t>
-      </w:r>
-    </w:p>
-    <w:p>
-      <w:pPr>
-        <w:pStyle w:val="Nincstrkz"/>
-      </w:pPr>
-      <w:r>
-        <w:t>RFID kártya</w:t>
-      </w:r>
-    </w:p>
-    <w:p>
-      <w:pPr>
-        <w:pStyle w:val="Nincstrkz"/>
-      </w:pPr>
-      <w:r>
-        <w:t>RFID kártya olvasására alkalmas kártyaolvasó</w:t>
-      </w:r>
-    </w:p>
-    <w:p>
-      <w:pPr>
-        <w:pStyle w:val="Cmsor3"/>
-      </w:pPr>
-      <w:r>
-        <w:t>Szoftve</w:t>
-      </w:r>
-      <w:r>
-        <w:t>rkövetelmények</w:t>
-      </w:r>
-    </w:p>
-    <w:p>
-      <w:pPr>
-        <w:pStyle w:val="Nincstrkz"/>
-      </w:pPr>
-      <w:r>
-        <w:t>Operációs rendszer: Windows</w:t>
-      </w:r>
-      <w:r>
-        <w:t xml:space="preserve"> 11, Android</w:t>
-      </w:r>
-    </w:p>
-    <w:p>
-      <w:pPr>
-        <w:pStyle w:val="Nincstrkz"/>
-      </w:pPr>
-      <w:r>
-        <w:t>Internetkapcsolat: szükséges</w:t>
-      </w:r>
-    </w:p>
-    <w:p>
-      <w:pPr>
-        <w:pStyle w:val="Cmsor2"/>
-      </w:pPr>
-      <w:bookmarkStart w:id="13" w:name="_Toc227309706"/>
-      <w:r>
-        <w:t>A program használatának részletes leírása</w:t>
-      </w:r>
-      <w:bookmarkEnd w:id="13"/>
-    </w:p>
-    <w:p>
-      <w:pPr>
-        <w:pStyle w:val="Cmsor3"/>
-      </w:pPr>
-      <w:r>
-        <w:t>Általános felhasználás</w:t>
-      </w:r>
-    </w:p>
-    <w:p>
-      <w:pPr>
-        <w:pStyle w:val="Cmsor4"/>
-      </w:pPr>
-      <w:bookmarkStart w:id="14" w:name="_Toc227309708"/>
-      <w:r>
-        <w:t>Regisztráció</w:t>
-      </w:r>
-      <w:bookmarkEnd w:id="14"/>
-    </w:p>
-    <w:p>
-      <w:r>
-        <w:t xml:space="preserve">A felhasználó csak regisztráció után tud hozzáférni az oldalhoz és annak funkcióihoz. A regisztrációs felületen a felhasználó saját adataival kell kitöltenie a mezőket(fentről lefelé, balról jobbra haladva). Minden mezőt ki kell tölteni, különben a regisztráció nem fog </w:t>
-      </w:r>
-      <w:proofErr w:type="spellStart"/>
-      <w:r>
-        <w:t>végbemenni</w:t>
-      </w:r>
-      <w:proofErr w:type="spellEnd"/>
-      <w:r>
-        <w:t xml:space="preserve">, és az </w:t>
-      </w:r>
-      <w:proofErr w:type="spellStart"/>
-      <w:r>
-        <w:t>admin</w:t>
-      </w:r>
-      <w:proofErr w:type="spellEnd"/>
-      <w:r>
-        <w:t xml:space="preserve"> </w:t>
-      </w:r>
-      <w:r>
-        <w:lastRenderedPageBreak/>
-        <w:t>felületén nem fog megjelenni a regisztrált profil. Regisztráció csak az iskola email címmel (</w:t>
-      </w:r>
-      <w:r>
-        <w:t>vezeteknev.keresztnev@iskola.hu</w:t>
-      </w:r>
-      <w:r>
-        <w:t xml:space="preserve">) lehetséges, más email címet a rendszer nem fogad el. A jelszónak legalább 8 karakterből kell állnia, ami tartalmazhat ékezetes betűket, számokat vagy speciális karaktereket. Sikeres regisztráció után az </w:t>
-      </w:r>
-      <w:proofErr w:type="spellStart"/>
-      <w:r>
-        <w:t>admin</w:t>
-      </w:r>
-      <w:proofErr w:type="spellEnd"/>
-      <w:r>
-        <w:t xml:space="preserve"> hagyja jóvá a regisztrációt, az oldalt csak ezután tudja használatba venni.</w:t>
-      </w:r>
-    </w:p>
-    <w:p>
-      <w:pPr>
-        <w:pStyle w:val="Cmsor4"/>
-      </w:pPr>
-      <w:bookmarkStart w:id="15" w:name="_Toc227309709"/>
-      <w:r>
-        <w:t>Bejelentkezés</w:t>
-      </w:r>
-      <w:bookmarkEnd w:id="15"/>
-    </w:p>
-    <w:p>
-      <w:r>
-        <w:t xml:space="preserve">A felhasználó sikeres regisztráció és az </w:t>
-      </w:r>
-      <w:proofErr w:type="spellStart"/>
-      <w:r>
-        <w:t>admin</w:t>
-      </w:r>
-      <w:proofErr w:type="spellEnd"/>
-      <w:r>
-        <w:t xml:space="preserve"> jóváhagyása után tud bejelentkezni az oldalra. Itt mindössze az iskolai email címét </w:t>
-      </w:r>
-      <w:r>
-        <w:t>(</w:t>
-      </w:r>
-      <w:r>
-        <w:t>vezeteknev.keresztnev@iskola.hu</w:t>
-      </w:r>
-      <w:r>
-        <w:t>)</w:t>
-      </w:r>
-      <w:r>
-        <w:t xml:space="preserve"> és az általa megadott jelszót kell megadnia. Sikeres belépést követően hozzáfér a felhasználó az oldalhoz és annak funkcióihoz.</w:t>
-      </w:r>
-    </w:p>
-    <w:p>
-      <w:pPr>
-        <w:pStyle w:val="Cmsor4"/>
-      </w:pPr>
-      <w:r>
-        <w:t>Elfelejtett jelszó</w:t>
-      </w:r>
-    </w:p>
-    <w:p>
-      <w:r>
-        <w:t xml:space="preserve">Ha a felhasználó elfejeltette a jelszavát, újra be tudja </w:t>
-      </w:r>
-      <w:r>
-        <w:t>állítani azt. Az elfelejtett jelszó hivatkozásra kattintva a mezőbe beírja az iskolai email címét, ahová a jelszó helyreállításával kapcsolatos email jönni fog. Ebben az emailben találja a felhasználó azt a linket, aminek segítségével vissza tudja állítani a saját jelszavát. Ezután az új jelszóval a felhasználó be tud jelentkezni az oldalra.</w:t>
-      </w:r>
-    </w:p>
-    <w:p>
-      <w:pPr>
-        <w:pStyle w:val="Cmsor3"/>
-      </w:pPr>
-      <w:bookmarkStart w:id="16" w:name="_Toc227309710"/>
-      <w:bookmarkEnd w:id="16"/>
-      <w:r>
-        <w:t>Felhasználói fiók</w:t>
-      </w:r>
-    </w:p>
-    <w:p>
-      <w:pPr>
-        <w:pStyle w:val="Cmsor4"/>
-      </w:pPr>
-    </w:p>
-    <w:p>
-      <w:pPr>
-        <w:pStyle w:val="Cmsor1"/>
-      </w:pPr>
-      <w:bookmarkStart w:id="17" w:name="_Toc227309711"/>
-      <w:bookmarkStart w:id="18" w:name="_Toc208994367"/>
-      <w:bookmarkStart w:id="19" w:name="_Toc208994430"/>
+      <w:bookmarkStart w:id="10" w:name="_Toc227309711"/>
+      <w:bookmarkStart w:id="11" w:name="_Toc208994367"/>
+      <w:bookmarkStart w:id="12" w:name="_Toc208994430"/>
       <w:r>
         <w:lastRenderedPageBreak/>
         <w:t>Fejlesztői dokumentáció</w:t>
       </w:r>
+      <w:bookmarkEnd w:id="10"/>
+    </w:p>
+    <w:p>
+      <w:pPr>
+        <w:pStyle w:val="Cmsor2"/>
+      </w:pPr>
+      <w:bookmarkStart w:id="13" w:name="_Toc227309712"/>
+      <w:r>
+        <w:t>A program r</w:t>
+      </w:r>
+      <w:r>
+        <w:t>észletes pecifikáció</w:t>
+      </w:r>
+      <w:r>
+        <w:t>ja</w:t>
+      </w:r>
+      <w:bookmarkEnd w:id="13"/>
+    </w:p>
+    <w:p>
+      <w:pPr>
+        <w:pStyle w:val="Cmsor2"/>
+      </w:pPr>
+      <w:bookmarkStart w:id="14" w:name="_Toc208994366"/>
+      <w:bookmarkStart w:id="15" w:name="_Toc208994429"/>
+      <w:bookmarkStart w:id="16" w:name="_Toc210651565"/>
+      <w:bookmarkStart w:id="17" w:name="_Toc227309713"/>
+      <w:bookmarkStart w:id="18" w:name="_Toc210651561"/>
+      <w:r>
+        <w:t>Funkciók</w:t>
+      </w:r>
+      <w:bookmarkEnd w:id="14"/>
+      <w:bookmarkEnd w:id="15"/>
+      <w:bookmarkEnd w:id="16"/>
       <w:bookmarkEnd w:id="17"/>
     </w:p>
     <w:p>
       <w:pPr>
+        <w:pStyle w:val="Nincstrkz"/>
+      </w:pPr>
+      <w:r>
+        <w:t>Regisztráció és bejelentkezés több szerepkörrel (adminisztrátor, konyha, felhasználók)</w:t>
+      </w:r>
+    </w:p>
+    <w:p>
+      <w:pPr>
+        <w:pStyle w:val="Nincstrkz"/>
+      </w:pPr>
+      <w:r>
+        <w:t>Heti menü megtekintése napokra bontva</w:t>
+      </w:r>
+    </w:p>
+    <w:p>
+      <w:pPr>
+        <w:pStyle w:val="Nincstrkz"/>
+      </w:pPr>
+      <w:r>
+        <w:t>Ebédátvétel előzetesen választott menü szerint</w:t>
+      </w:r>
+    </w:p>
+    <w:p>
+      <w:pPr>
+        <w:pStyle w:val="Nincstrkz"/>
+      </w:pPr>
+      <w:r>
+        <w:t>Rendelés</w:t>
+      </w:r>
+      <w:r>
+        <w:t xml:space="preserve"> és lemondás </w:t>
+      </w:r>
+      <w:r>
+        <w:t>határidőn belül</w:t>
+      </w:r>
+    </w:p>
+    <w:p>
+      <w:pPr>
+        <w:pStyle w:val="Nincstrkz"/>
+      </w:pPr>
+      <w:r>
+        <w:t xml:space="preserve">Allergén és diétás információk </w:t>
+      </w:r>
+      <w:r>
+        <w:t>megjelenítése</w:t>
+      </w:r>
+    </w:p>
+    <w:p>
+      <w:pPr>
+        <w:pStyle w:val="Nincstrkz"/>
+      </w:pPr>
+      <w:r>
+        <w:t>Kódleolvasás ebédátvételkor hardver használatával (RFID-olvasó)</w:t>
+      </w:r>
+    </w:p>
+    <w:p>
+      <w:pPr>
+        <w:pStyle w:val="Nincstrkz"/>
+      </w:pPr>
+      <w:r>
+        <w:t>Fizetendő számla kiállítása</w:t>
+      </w:r>
+    </w:p>
+    <w:p>
+      <w:pPr>
         <w:pStyle w:val="Cmsor2"/>
       </w:pPr>
-      <w:bookmarkStart w:id="20" w:name="_Toc227309712"/>
-      <w:r>
-        <w:t>A program r</w:t>
-      </w:r>
-      <w:r>
-        <w:t xml:space="preserve">észletes </w:t>
-      </w:r>
-      <w:proofErr w:type="spellStart"/>
-      <w:r>
-        <w:t>pecifikáció</w:t>
-      </w:r>
-      <w:r>
-        <w:t>ja</w:t>
+      <w:bookmarkStart w:id="19" w:name="_Toc227309714"/>
+      <w:bookmarkEnd w:id="18"/>
+      <w:r>
+        <w:t>Szerepkörök</w:t>
+      </w:r>
+      <w:bookmarkEnd w:id="19"/>
+    </w:p>
+    <w:p>
+      <w:pPr>
+        <w:pStyle w:val="Cmsor3"/>
+      </w:pPr>
+      <w:bookmarkStart w:id="20" w:name="_Toc227309715"/>
+      <w:r>
+        <w:t>Általános felhasználó</w:t>
       </w:r>
       <w:bookmarkEnd w:id="20"/>
-      <w:proofErr w:type="spellEnd"/>
-    </w:p>
-    <w:p>
-      <w:pPr>
-        <w:pStyle w:val="Cmsor2"/>
-      </w:pPr>
-      <w:bookmarkStart w:id="21" w:name="_Toc208994366"/>
-      <w:bookmarkStart w:id="22" w:name="_Toc208994429"/>
-      <w:bookmarkStart w:id="23" w:name="_Toc210651565"/>
-      <w:bookmarkStart w:id="24" w:name="_Toc227309713"/>
-      <w:bookmarkStart w:id="25" w:name="_Toc210651561"/>
-      <w:r>
-        <w:t>Funkciók</w:t>
-      </w:r>
-      <w:bookmarkEnd w:id="21"/>
-      <w:bookmarkEnd w:id="22"/>
-      <w:bookmarkEnd w:id="23"/>
-      <w:bookmarkEnd w:id="24"/>
-    </w:p>
-    <w:p>
-      <w:pPr>
-        <w:pStyle w:val="Nincstrkz"/>
-      </w:pPr>
-      <w:r>
-        <w:t>Regisztráció és bejelentkezés több szerepkörrel (adminisztrátor, konyha, felhasználók)</w:t>
-      </w:r>
-    </w:p>
-    <w:p>
-      <w:pPr>
-        <w:pStyle w:val="Nincstrkz"/>
-      </w:pPr>
-      <w:r>
-        <w:t>Heti menü megtekintése napokra bontva</w:t>
-      </w:r>
-    </w:p>
-    <w:p>
-      <w:pPr>
-        <w:pStyle w:val="Nincstrkz"/>
-      </w:pPr>
-      <w:r>
-        <w:t>Ebédátvétel előzetesen választott menü szerint</w:t>
-      </w:r>
-    </w:p>
-    <w:p>
-      <w:pPr>
-        <w:pStyle w:val="Nincstrkz"/>
-      </w:pPr>
-      <w:r>
-        <w:t>Rendelés</w:t>
-      </w:r>
-      <w:r>
-        <w:t xml:space="preserve"> és lemondás </w:t>
-      </w:r>
-      <w:r>
-        <w:t>határidőn belül</w:t>
-      </w:r>
-    </w:p>
-    <w:p>
-      <w:pPr>
-        <w:pStyle w:val="Nincstrkz"/>
-      </w:pPr>
-      <w:r>
-        <w:t xml:space="preserve">Allergén és diétás információk </w:t>
-      </w:r>
-      <w:r>
-        <w:t>megjelenítése</w:t>
-      </w:r>
-    </w:p>
-    <w:p>
-      <w:pPr>
-        <w:pStyle w:val="Nincstrkz"/>
-      </w:pPr>
-      <w:r>
-        <w:t>Kódleolvasás ebédátvételkor hardver használatával (RFID-olvasó)</w:t>
-      </w:r>
-    </w:p>
-    <w:p>
-      <w:pPr>
-        <w:pStyle w:val="Nincstrkz"/>
-      </w:pPr>
-      <w:r>
-        <w:t>Fizetendő számla kiállítása</w:t>
-      </w:r>
-    </w:p>
-    <w:p>
-      <w:pPr>
-        <w:pStyle w:val="Cmsor2"/>
-      </w:pPr>
-      <w:bookmarkStart w:id="26" w:name="_Toc227309714"/>
-      <w:bookmarkEnd w:id="25"/>
-      <w:r>
-        <w:t>Szerepkörök</w:t>
-      </w:r>
-      <w:bookmarkEnd w:id="26"/>
-    </w:p>
-    <w:p>
-      <w:pPr>
-        <w:pStyle w:val="Cmsor3"/>
-      </w:pPr>
-      <w:bookmarkStart w:id="27" w:name="_Toc227309715"/>
-      <w:r>
-        <w:t>Általános felhasználó</w:t>
-      </w:r>
-      <w:bookmarkEnd w:id="27"/>
       <w:r>
         <w:t xml:space="preserve"> </w:t>
       </w:r>
@@ -5937,19 +5670,19 @@
       <w:pPr>
         <w:pStyle w:val="Cmsor3"/>
       </w:pPr>
-      <w:bookmarkStart w:id="28" w:name="_Toc210651562"/>
-      <w:bookmarkStart w:id="29" w:name="_Toc227309716"/>
+      <w:bookmarkStart w:id="21" w:name="_Toc210651562"/>
+      <w:bookmarkStart w:id="22" w:name="_Toc227309716"/>
       <w:r>
         <w:t>Iskolai a</w:t>
       </w:r>
       <w:r>
         <w:t>dminisztrá</w:t>
       </w:r>
-      <w:bookmarkEnd w:id="28"/>
+      <w:bookmarkEnd w:id="21"/>
       <w:r>
         <w:t>tor</w:t>
       </w:r>
-      <w:bookmarkEnd w:id="29"/>
+      <w:bookmarkEnd w:id="22"/>
     </w:p>
     <w:p>
       <w:r>
@@ -5970,16 +5703,16 @@
       <w:pPr>
         <w:pStyle w:val="Cmsor3"/>
       </w:pPr>
-      <w:bookmarkStart w:id="30" w:name="_Toc210651563"/>
-      <w:bookmarkStart w:id="31" w:name="_Toc227309717"/>
+      <w:bookmarkStart w:id="23" w:name="_Toc210651563"/>
+      <w:bookmarkStart w:id="24" w:name="_Toc227309717"/>
       <w:r>
         <w:t>Étkeztető</w:t>
       </w:r>
-      <w:bookmarkEnd w:id="30"/>
+      <w:bookmarkEnd w:id="23"/>
       <w:r>
         <w:t>i szolgáltató (konyha)</w:t>
       </w:r>
-      <w:bookmarkEnd w:id="31"/>
+      <w:bookmarkEnd w:id="24"/>
     </w:p>
     <w:p>
       <w:r>
@@ -6014,29 +5747,21 @@
       <w:pPr>
         <w:pStyle w:val="Cmsor2"/>
       </w:pPr>
-      <w:bookmarkStart w:id="32" w:name="_Toc208994365"/>
-      <w:bookmarkStart w:id="33" w:name="_Toc208994428"/>
-      <w:bookmarkStart w:id="34" w:name="_Toc210651564"/>
-      <w:bookmarkStart w:id="35" w:name="_Toc227309718"/>
+      <w:bookmarkStart w:id="25" w:name="_Toc208994365"/>
+      <w:bookmarkStart w:id="26" w:name="_Toc208994428"/>
+      <w:bookmarkStart w:id="27" w:name="_Toc210651564"/>
+      <w:bookmarkStart w:id="28" w:name="_Toc227309718"/>
       <w:r>
         <w:t>Megjelenés</w:t>
       </w:r>
-      <w:bookmarkEnd w:id="32"/>
-      <w:bookmarkEnd w:id="33"/>
-      <w:bookmarkEnd w:id="34"/>
-      <w:bookmarkEnd w:id="35"/>
-    </w:p>
-    <w:p>
-      <w:r>
-        <w:t xml:space="preserve">A weboldal felhasználói felületének megtervezéséhez a </w:t>
-      </w:r>
-      <w:proofErr w:type="spellStart"/>
-      <w:r>
-        <w:t>Canva</w:t>
-      </w:r>
-      <w:proofErr w:type="spellEnd"/>
-      <w:r>
-        <w:t xml:space="preserve"> nevű eszközt alkalmaztuk. Ennek köszönhetően átgondolt vizuális tervekkel tudtunk dolgozni.</w:t>
+      <w:bookmarkEnd w:id="25"/>
+      <w:bookmarkEnd w:id="26"/>
+      <w:bookmarkEnd w:id="27"/>
+      <w:bookmarkEnd w:id="28"/>
+    </w:p>
+    <w:p>
+      <w:r>
+        <w:t>A weboldal felhasználói felületének megtervezéséhez a Canva nevű eszközt alkalmaztuk. Ennek köszönhetően átgondolt vizuális tervekkel tudtunk dolgozni.</w:t>
       </w:r>
     </w:p>
     <w:p>
@@ -6088,11 +5813,11 @@
       <w:pPr>
         <w:pStyle w:val="Cmsor2"/>
       </w:pPr>
-      <w:bookmarkStart w:id="36" w:name="_Toc227309719"/>
+      <w:bookmarkStart w:id="29" w:name="_Toc227309719"/>
       <w:r>
         <w:t>Operációs rendszer</w:t>
       </w:r>
-      <w:bookmarkEnd w:id="36"/>
+      <w:bookmarkEnd w:id="29"/>
     </w:p>
     <w:p>
       <w:pPr>
@@ -6112,11 +5837,11 @@
       <w:pPr>
         <w:pStyle w:val="Cmsor2"/>
       </w:pPr>
-      <w:bookmarkStart w:id="37" w:name="_Toc227309720"/>
+      <w:bookmarkStart w:id="30" w:name="_Toc227309720"/>
       <w:r>
         <w:t>Fejlesztői környezet</w:t>
       </w:r>
-      <w:bookmarkEnd w:id="37"/>
+      <w:bookmarkEnd w:id="30"/>
     </w:p>
     <w:p>
       <w:pPr>
@@ -6145,26 +5870,16 @@
         <w:t>CSS</w:t>
       </w:r>
       <w:r>
-        <w:t>3 (</w:t>
-      </w:r>
-      <w:proofErr w:type="spellStart"/>
-      <w:r>
-        <w:t>Bootstrap</w:t>
-      </w:r>
-      <w:proofErr w:type="spellEnd"/>
-      <w:r>
-        <w:t xml:space="preserve"> keretrendszerrel)</w:t>
+        <w:t>3 (Bootstrap keretrendszerrel)</w:t>
       </w:r>
     </w:p>
     <w:p>
       <w:pPr>
         <w:pStyle w:val="Nincstrkz"/>
       </w:pPr>
-      <w:proofErr w:type="spellStart"/>
       <w:r>
         <w:t>Laravel</w:t>
       </w:r>
-      <w:proofErr w:type="spellEnd"/>
     </w:p>
     <w:p>
       <w:pPr>
@@ -6182,115 +5897,82 @@
         <w:pStyle w:val="Nincstrkz"/>
       </w:pPr>
       <w:r>
-        <w:t xml:space="preserve">Relációs adatbázis – </w:t>
-      </w:r>
-      <w:proofErr w:type="spellStart"/>
+        <w:t>Relációs adatbázis – MySQL</w:t>
+      </w:r>
+    </w:p>
+    <w:p>
+      <w:pPr>
+        <w:pStyle w:val="Cmsor2"/>
+      </w:pPr>
+      <w:bookmarkStart w:id="31" w:name="_Toc227309721"/>
+      <w:r>
+        <w:t>Fejlesztői eszközök</w:t>
+      </w:r>
+      <w:bookmarkEnd w:id="31"/>
+      <w:r>
+        <w:tab/>
+      </w:r>
+    </w:p>
+    <w:p>
+      <w:pPr>
+        <w:pStyle w:val="Nincstrkz"/>
+      </w:pPr>
+      <w:r>
+        <w:t>V</w:t>
+      </w:r>
+      <w:r>
+        <w:t>isual Studio Code: a frontend és backend programok elkészítéséhez</w:t>
+      </w:r>
+    </w:p>
+    <w:p>
+      <w:pPr>
+        <w:pStyle w:val="Nincstrkz"/>
+      </w:pPr>
       <w:r>
         <w:t>MySQL</w:t>
       </w:r>
-      <w:proofErr w:type="spellEnd"/>
+    </w:p>
+    <w:p>
+      <w:pPr>
+        <w:pStyle w:val="Nincstrkz"/>
+      </w:pPr>
+      <w:r>
+        <w:t>Github: verziókezelés</w:t>
+      </w:r>
+    </w:p>
+    <w:p>
+      <w:pPr>
+        <w:pStyle w:val="Nincstrkz"/>
+      </w:pPr>
+      <w:r>
+        <w:lastRenderedPageBreak/>
+        <w:t>Canva?</w:t>
+      </w:r>
     </w:p>
     <w:p>
       <w:pPr>
         <w:pStyle w:val="Cmsor2"/>
       </w:pPr>
-      <w:bookmarkStart w:id="38" w:name="_Toc227309721"/>
-      <w:r>
-        <w:t>Fejlesztői eszközök</w:t>
-      </w:r>
-      <w:bookmarkEnd w:id="38"/>
-      <w:r>
-        <w:tab/>
-      </w:r>
-    </w:p>
-    <w:p>
-      <w:pPr>
-        <w:pStyle w:val="Nincstrkz"/>
-      </w:pPr>
-      <w:r>
-        <w:t>V</w:t>
-      </w:r>
-      <w:r>
-        <w:t xml:space="preserve">isual </w:t>
-      </w:r>
-      <w:proofErr w:type="spellStart"/>
-      <w:r>
-        <w:t>Studio</w:t>
-      </w:r>
-      <w:proofErr w:type="spellEnd"/>
-      <w:r>
-        <w:t xml:space="preserve"> </w:t>
-      </w:r>
-      <w:proofErr w:type="spellStart"/>
-      <w:r>
-        <w:t>Code</w:t>
-      </w:r>
-      <w:proofErr w:type="spellEnd"/>
-      <w:r>
-        <w:t>: a frontend és backend programok elkészítéséhez</w:t>
-      </w:r>
-    </w:p>
-    <w:p>
-      <w:pPr>
-        <w:pStyle w:val="Nincstrkz"/>
-      </w:pPr>
-      <w:proofErr w:type="spellStart"/>
-      <w:r>
-        <w:t>MySQL</w:t>
-      </w:r>
-      <w:proofErr w:type="spellEnd"/>
-    </w:p>
-    <w:p>
-      <w:pPr>
-        <w:pStyle w:val="Nincstrkz"/>
-      </w:pPr>
-      <w:proofErr w:type="spellStart"/>
-      <w:r>
-        <w:t>Github</w:t>
-      </w:r>
-      <w:proofErr w:type="spellEnd"/>
-      <w:r>
-        <w:t>: verziókezelés</w:t>
-      </w:r>
-    </w:p>
-    <w:p>
-      <w:pPr>
-        <w:pStyle w:val="Nincstrkz"/>
-      </w:pPr>
-      <w:proofErr w:type="spellStart"/>
-      <w:r>
-        <w:lastRenderedPageBreak/>
-        <w:t>Canva</w:t>
-      </w:r>
-      <w:proofErr w:type="spellEnd"/>
-      <w:r>
-        <w:t>?</w:t>
+      <w:bookmarkStart w:id="32" w:name="_Toc227309722"/>
+      <w:r>
+        <w:t>Backend fejlesztés</w:t>
+      </w:r>
+      <w:bookmarkEnd w:id="32"/>
+    </w:p>
+    <w:p>
+      <w:r>
+        <w:t>REST API végpontok</w:t>
       </w:r>
     </w:p>
     <w:p>
       <w:pPr>
         <w:pStyle w:val="Cmsor2"/>
       </w:pPr>
-      <w:bookmarkStart w:id="39" w:name="_Toc227309722"/>
-      <w:r>
-        <w:t>Backend fejlesztés</w:t>
-      </w:r>
-      <w:bookmarkEnd w:id="39"/>
-    </w:p>
-    <w:p>
-      <w:r>
-        <w:t>REST API végpontok</w:t>
-      </w:r>
-    </w:p>
-    <w:p>
-      <w:pPr>
-        <w:pStyle w:val="Cmsor2"/>
-      </w:pPr>
-      <w:bookmarkStart w:id="40" w:name="_Toc227309723"/>
+      <w:bookmarkStart w:id="33" w:name="_Toc227309723"/>
       <w:r>
         <w:t>Frontend fejlesztés</w:t>
       </w:r>
-      <w:bookmarkEnd w:id="40"/>
+      <w:bookmarkEnd w:id="33"/>
     </w:p>
     <w:p>
       <w:r>
@@ -6315,11 +5997,11 @@
         <w:lastRenderedPageBreak/>
         <w:t xml:space="preserve"> </w:t>
       </w:r>
-      <w:bookmarkStart w:id="41" w:name="_Toc227309724"/>
+      <w:bookmarkStart w:id="34" w:name="_Toc227309724"/>
       <w:r>
         <w:t>Adatbázis</w:t>
       </w:r>
-      <w:bookmarkEnd w:id="41"/>
+      <w:bookmarkEnd w:id="34"/>
     </w:p>
     <w:p>
       <w:pPr>
@@ -6330,7 +6012,7 @@
         </w:numPr>
         <w:ind w:left="691"/>
       </w:pPr>
-      <w:bookmarkStart w:id="42" w:name="_Toc227309725"/>
+      <w:bookmarkStart w:id="35" w:name="_Toc227309725"/>
       <w:r>
         <w:rPr>
           <w:noProof/>
@@ -6392,7 +6074,7 @@
           </wp:anchor>
         </w:drawing>
       </w:r>
-      <w:bookmarkEnd w:id="42"/>
+      <w:bookmarkEnd w:id="35"/>
     </w:p>
     <w:p>
       <w:pPr>
@@ -6406,7 +6088,7 @@
           <w:szCs w:val="24"/>
         </w:rPr>
       </w:pPr>
-      <w:bookmarkStart w:id="43" w:name="_Toc213329355"/>
+      <w:bookmarkStart w:id="36" w:name="_Toc213329355"/>
       <w:r>
         <w:br w:type="page"/>
       </w:r>
@@ -6415,20 +6097,20 @@
       <w:pPr>
         <w:pStyle w:val="Cmsor3"/>
       </w:pPr>
-      <w:bookmarkStart w:id="44" w:name="_Toc227309726"/>
+      <w:bookmarkStart w:id="37" w:name="_Toc227309726"/>
       <w:r>
         <w:lastRenderedPageBreak/>
         <w:t>Fő táblák részletes ismertetése</w:t>
       </w:r>
-      <w:bookmarkEnd w:id="43"/>
-      <w:bookmarkEnd w:id="44"/>
+      <w:bookmarkEnd w:id="36"/>
+      <w:bookmarkEnd w:id="37"/>
     </w:p>
     <w:p>
       <w:pPr>
         <w:pStyle w:val="Cmsor4"/>
       </w:pPr>
-      <w:bookmarkStart w:id="45" w:name="_Toc213329356"/>
-      <w:bookmarkStart w:id="46" w:name="_Toc227309727"/>
+      <w:bookmarkStart w:id="38" w:name="_Toc213329356"/>
+      <w:bookmarkStart w:id="39" w:name="_Toc227309727"/>
       <w:r>
         <w:rPr>
           <w:noProof/>
@@ -6490,19 +6172,17 @@
           </wp:anchor>
         </w:drawing>
       </w:r>
-      <w:proofErr w:type="spellStart"/>
       <w:r>
         <w:t>User</w:t>
       </w:r>
       <w:r>
         <w:t>s</w:t>
       </w:r>
-      <w:proofErr w:type="spellEnd"/>
       <w:r>
         <w:t xml:space="preserve"> tábla (Felhasználók)</w:t>
       </w:r>
-      <w:bookmarkEnd w:id="45"/>
-      <w:bookmarkEnd w:id="46"/>
+      <w:bookmarkEnd w:id="38"/>
+      <w:bookmarkEnd w:id="39"/>
     </w:p>
     <w:p>
       <w:r>
@@ -6512,15 +6192,7 @@
         <w:t xml:space="preserve"> a célja</w:t>
       </w:r>
       <w:r>
-        <w:t xml:space="preserve">. Ez a tábla szolgál a hitelesítés, </w:t>
-      </w:r>
-      <w:proofErr w:type="spellStart"/>
-      <w:r>
-        <w:t>autorizáció</w:t>
-      </w:r>
-      <w:proofErr w:type="spellEnd"/>
-      <w:r>
-        <w:t xml:space="preserve"> és </w:t>
+        <w:t xml:space="preserve">. Ez a tábla szolgál a hitelesítés, autorizáció és </w:t>
       </w:r>
       <w:r>
         <w:t xml:space="preserve">a </w:t>
@@ -6533,7 +6205,6 @@
       <w:r>
         <w:t>Regisztrálás kizárólag az iskolai email címmel lehetséges. Kötelezően meg kell adnia a felhasználónak vezetéknevét, keresztnevét, harmadik nevét – ha van –   (</w:t>
       </w:r>
-      <w:proofErr w:type="spellStart"/>
       <w:r>
         <w:rPr>
           <w:b/>
@@ -6553,23 +6224,21 @@
           <w:b/>
           <w:bCs/>
         </w:rPr>
-        <w:t>ame</w:t>
-      </w:r>
-      <w:proofErr w:type="spellEnd"/>
+        <w:t>ame, last</w:t>
+      </w:r>
       <w:r>
         <w:rPr>
           <w:b/>
           <w:bCs/>
         </w:rPr>
-        <w:t xml:space="preserve">, </w:t>
-      </w:r>
-      <w:proofErr w:type="spellStart"/>
+        <w:t>N</w:t>
+      </w:r>
       <w:r>
         <w:rPr>
           <w:b/>
           <w:bCs/>
         </w:rPr>
-        <w:t>last</w:t>
+        <w:t>ame, third</w:t>
       </w:r>
       <w:r>
         <w:rPr>
@@ -6585,290 +6254,207 @@
         </w:rPr>
         <w:t>ame</w:t>
       </w:r>
-      <w:proofErr w:type="spellEnd"/>
+      <w:r>
+        <w:t>), és lakcím adatait: vármegye (</w:t>
+      </w:r>
       <w:r>
         <w:rPr>
           <w:b/>
           <w:bCs/>
         </w:rPr>
-        <w:t xml:space="preserve">, </w:t>
-      </w:r>
-      <w:proofErr w:type="spellStart"/>
+        <w:t>county_id</w:t>
+      </w:r>
+      <w:r>
+        <w:t>), város (</w:t>
+      </w:r>
       <w:r>
         <w:rPr>
           <w:b/>
           <w:bCs/>
         </w:rPr>
-        <w:t>third</w:t>
+        <w:t>city_id</w:t>
+      </w:r>
+      <w:r>
+        <w:t>), cím (</w:t>
       </w:r>
       <w:r>
         <w:rPr>
           <w:b/>
           <w:bCs/>
         </w:rPr>
-        <w:t>N</w:t>
+        <w:t>address</w:t>
+      </w:r>
+      <w:r>
+        <w:t>).</w:t>
+      </w:r>
+    </w:p>
+    <w:p>
+      <w:r>
+        <w:t xml:space="preserve">A </w:t>
       </w:r>
       <w:r>
         <w:rPr>
           <w:b/>
           <w:bCs/>
         </w:rPr>
-        <w:t>ame</w:t>
-      </w:r>
-      <w:proofErr w:type="spellEnd"/>
-      <w:r>
-        <w:t>), és lakcím adatait: vármegye (</w:t>
-      </w:r>
-      <w:proofErr w:type="spellStart"/>
+        <w:t>user</w:t>
+      </w:r>
       <w:r>
         <w:rPr>
           <w:b/>
           <w:bCs/>
         </w:rPr>
-        <w:t>county_id</w:t>
-      </w:r>
-      <w:proofErr w:type="spellEnd"/>
-      <w:r>
-        <w:t>), város (</w:t>
-      </w:r>
-      <w:proofErr w:type="spellStart"/>
+        <w:t>T</w:t>
+      </w:r>
       <w:r>
         <w:rPr>
           <w:b/>
           <w:bCs/>
         </w:rPr>
-        <w:t>city_id</w:t>
-      </w:r>
-      <w:proofErr w:type="spellEnd"/>
-      <w:r>
-        <w:t>), cím (</w:t>
-      </w:r>
-      <w:proofErr w:type="spellStart"/>
+        <w:t>ype</w:t>
+      </w:r>
+      <w:r>
+        <w:t xml:space="preserve"> megmutatja, hogy mi a szerepköre az adott felhasználónak. Lehet tanuló, tanár vagy dolgozó, ők azok, akik rendelhetnek étkezést. Ezen kívül még két típus van, az admin aki kezeli az iskolai adminisztrációt, és a konyha, aki az étkeztető fél. </w:t>
+      </w:r>
+    </w:p>
+    <w:p>
+      <w:r>
+        <w:t xml:space="preserve">Az </w:t>
+      </w:r>
+      <w:r>
+        <w:rPr>
+          <w:b/>
+        </w:rPr>
+        <w:t>rfidCard_id</w:t>
+      </w:r>
+      <w:r>
+        <w:t xml:space="preserve"> használatával tudjuk kideríteni, hogy melyik felhasználó melyik kártyát kapta meg.</w:t>
+      </w:r>
+    </w:p>
+    <w:p>
+      <w:r>
+        <w:t>Alapból egy regisztrált fiók állapota (</w:t>
+      </w:r>
       <w:r>
         <w:rPr>
           <w:b/>
           <w:bCs/>
         </w:rPr>
-        <w:t>address</w:t>
-      </w:r>
-      <w:proofErr w:type="spellEnd"/>
-      <w:r>
-        <w:t>).</w:t>
-      </w:r>
-    </w:p>
-    <w:p>
-      <w:r>
-        <w:t xml:space="preserve">A </w:t>
-      </w:r>
-      <w:proofErr w:type="spellStart"/>
+        <w:t>userS</w:t>
+      </w:r>
       <w:r>
         <w:rPr>
           <w:b/>
           <w:bCs/>
         </w:rPr>
-        <w:t>user</w:t>
+        <w:t>tatus</w:t>
+      </w:r>
+      <w:r>
+        <w:t>) inaktív. Akkor lesz aktív, ha az admin elfogadja a regisztrációs kérelmet az oldalon belül. Ezeken kívül az állapot lehet még felfüggesztett (suspended), ami akkor használatos, amikor egy felhasználó elhagyja az iskolát (elballag, iskolát vált), és már nem innen fog rendelni, de az adatait nem szabad egyszerűen kitörölni..</w:t>
+      </w:r>
+    </w:p>
+    <w:p>
+      <w:r>
+        <w:t xml:space="preserve">Fontos lekezelni azt, hogy ha a felhasználó kedvezményesen étkezik. Ezt az admin tudja beállítani a </w:t>
       </w:r>
       <w:r>
         <w:rPr>
           <w:b/>
           <w:bCs/>
         </w:rPr>
-        <w:t>T</w:t>
+        <w:t>has</w:t>
       </w:r>
       <w:r>
         <w:rPr>
           <w:b/>
           <w:bCs/>
         </w:rPr>
-        <w:t>ype</w:t>
-      </w:r>
-      <w:proofErr w:type="spellEnd"/>
-      <w:r>
-        <w:t xml:space="preserve"> megmutatja, hogy mi a szerepköre az adott felhasználónak. Lehet tanuló, tanár vagy dolgozó, ők azok, akik rendelhetnek étkezést. Ezen kívül még két típus van, az </w:t>
-      </w:r>
-      <w:proofErr w:type="spellStart"/>
-      <w:r>
-        <w:t>admin</w:t>
-      </w:r>
-      <w:proofErr w:type="spellEnd"/>
-      <w:r>
-        <w:t xml:space="preserve"> aki kezeli az iskolai adminisztrációt, és a konyha, aki az étkeztető fél. </w:t>
-      </w:r>
-    </w:p>
-    <w:p>
-      <w:r>
-        <w:t xml:space="preserve">Az </w:t>
-      </w:r>
-      <w:proofErr w:type="spellStart"/>
-      <w:r>
-        <w:rPr>
-          <w:b/>
-        </w:rPr>
-        <w:t>rfidCard_id</w:t>
-      </w:r>
-      <w:proofErr w:type="spellEnd"/>
-      <w:r>
-        <w:t xml:space="preserve"> használatával tudjuk kideríteni, hogy melyik felhasználó melyik kártyát kapta meg.</w:t>
-      </w:r>
-    </w:p>
-    <w:p>
-      <w:r>
-        <w:t>Alapból egy regisztrált fiók állapota (</w:t>
-      </w:r>
-      <w:proofErr w:type="spellStart"/>
+        <w:t>D</w:t>
+      </w:r>
       <w:r>
         <w:rPr>
           <w:b/>
           <w:bCs/>
         </w:rPr>
-        <w:t>userS</w:t>
+        <w:t>iscount</w:t>
+      </w:r>
+      <w:r>
+        <w:t xml:space="preserve"> résznél, ha a felhasználó vagy feltölti, vagy pedig benyújtja a megfelelő dokumentumokat személyesen.</w:t>
+      </w:r>
+    </w:p>
+    <w:p>
+      <w:r>
+        <w:t xml:space="preserve">Az </w:t>
+      </w:r>
+      <w:r>
+        <w:t>előzőhez</w:t>
+      </w:r>
+      <w:r>
+        <w:t xml:space="preserve"> hasonlóan</w:t>
+      </w:r>
+      <w:r>
+        <w:t xml:space="preserve"> történik a cukorbetegség leigazolása, ami  </w:t>
       </w:r>
       <w:r>
         <w:rPr>
           <w:b/>
           <w:bCs/>
         </w:rPr>
-        <w:t>tatus</w:t>
-      </w:r>
-      <w:proofErr w:type="spellEnd"/>
-      <w:r>
-        <w:t xml:space="preserve">) inaktív. Akkor lesz aktív, ha az </w:t>
-      </w:r>
-      <w:proofErr w:type="spellStart"/>
-      <w:r>
-        <w:t>admin</w:t>
-      </w:r>
-      <w:proofErr w:type="spellEnd"/>
-      <w:r>
-        <w:t xml:space="preserve"> elfogadja a regisztrációs kérelmet az oldalon belül. Ezeken kívül az állapot lehet még felfüggesztett (</w:t>
-      </w:r>
-      <w:proofErr w:type="spellStart"/>
-      <w:r>
-        <w:t>suspended</w:t>
-      </w:r>
-      <w:proofErr w:type="spellEnd"/>
-      <w:r>
-        <w:t>), ami akkor használatos, amikor egy felhasználó elhagyja az iskolát (elballag, iskolát vált), és már nem innen fog rendelni, de az adatait nem szabad egyszerűen kitörölni..</w:t>
-      </w:r>
-    </w:p>
-    <w:p>
-      <w:r>
-        <w:t xml:space="preserve">Fontos lekezelni azt, hogy ha a felhasználó kedvezményesen étkezik. Ezt az </w:t>
-      </w:r>
-      <w:proofErr w:type="spellStart"/>
-      <w:r>
-        <w:t>admin</w:t>
-      </w:r>
-      <w:proofErr w:type="spellEnd"/>
-      <w:r>
-        <w:t xml:space="preserve"> tudja beállítani a </w:t>
-      </w:r>
-      <w:proofErr w:type="spellStart"/>
+        <w:t>hasDiabetes</w:t>
+      </w:r>
+      <w:r>
+        <w:t xml:space="preserve">  néven van eltárolva.</w:t>
+      </w:r>
+    </w:p>
+    <w:p>
+      <w:r>
+        <w:t xml:space="preserve">A létrehozás időpontja a </w:t>
+      </w:r>
       <w:r>
         <w:rPr>
           <w:b/>
           <w:bCs/>
         </w:rPr>
-        <w:t>has</w:t>
+        <w:t>created</w:t>
       </w:r>
       <w:r>
         <w:rPr>
           <w:b/>
           <w:bCs/>
         </w:rPr>
-        <w:t>D</w:t>
+        <w:t>A</w:t>
       </w:r>
       <w:r>
         <w:rPr>
           <w:b/>
           <w:bCs/>
         </w:rPr>
-        <w:t>iscount</w:t>
-      </w:r>
-      <w:proofErr w:type="spellEnd"/>
-      <w:r>
-        <w:t xml:space="preserve"> résznél, ha a felhasználó vagy feltölti, vagy pedig benyújtja a megfelelő dokumentumokat személyesen.</w:t>
-      </w:r>
-    </w:p>
-    <w:p>
-      <w:r>
-        <w:t xml:space="preserve">Az </w:t>
-      </w:r>
-      <w:r>
-        <w:t>előzőhez</w:t>
-      </w:r>
-      <w:r>
-        <w:t xml:space="preserve"> hasonlóan</w:t>
-      </w:r>
-      <w:r>
-        <w:t xml:space="preserve"> történik a cukorbetegség leigazolása, ami  </w:t>
-      </w:r>
-      <w:proofErr w:type="spellStart"/>
+        <w:t>t</w:t>
+      </w:r>
+      <w:r>
+        <w:t xml:space="preserve">, a legutolsó módosításé pedig a </w:t>
+      </w:r>
       <w:r>
         <w:rPr>
           <w:b/>
           <w:bCs/>
         </w:rPr>
-        <w:t>hasDiabetes</w:t>
-      </w:r>
-      <w:proofErr w:type="spellEnd"/>
-      <w:r>
-        <w:t xml:space="preserve">  néven van eltárolva.</w:t>
-      </w:r>
-    </w:p>
-    <w:p>
-      <w:r>
-        <w:t xml:space="preserve">A létrehozás időpontja a </w:t>
-      </w:r>
-      <w:proofErr w:type="spellStart"/>
+        <w:t>updated</w:t>
+      </w:r>
       <w:r>
         <w:rPr>
           <w:b/>
           <w:bCs/>
         </w:rPr>
-        <w:t>created</w:t>
+        <w:t>A</w:t>
       </w:r>
       <w:r>
         <w:rPr>
           <w:b/>
           <w:bCs/>
         </w:rPr>
-        <w:t>A</w:t>
-      </w:r>
-      <w:r>
-        <w:rPr>
-          <w:b/>
-          <w:bCs/>
-        </w:rPr>
         <w:t>t</w:t>
       </w:r>
-      <w:proofErr w:type="spellEnd"/>
-      <w:r>
-        <w:t xml:space="preserve">, a legutolsó módosításé pedig a </w:t>
-      </w:r>
-      <w:proofErr w:type="spellStart"/>
-      <w:r>
-        <w:rPr>
-          <w:b/>
-          <w:bCs/>
-        </w:rPr>
-        <w:t>updated</w:t>
-      </w:r>
-      <w:r>
-        <w:rPr>
-          <w:b/>
-          <w:bCs/>
-        </w:rPr>
-        <w:t>A</w:t>
-      </w:r>
-      <w:r>
-        <w:rPr>
-          <w:b/>
-          <w:bCs/>
-        </w:rPr>
-        <w:t>t</w:t>
-      </w:r>
-      <w:proofErr w:type="spellEnd"/>
       <w:r>
         <w:t xml:space="preserve">. </w:t>
       </w:r>
@@ -6877,8 +6463,8 @@
       <w:pPr>
         <w:pStyle w:val="Cmsor4"/>
       </w:pPr>
-      <w:bookmarkStart w:id="47" w:name="_Toc213329357"/>
-      <w:bookmarkStart w:id="48" w:name="_Toc227309728"/>
+      <w:bookmarkStart w:id="40" w:name="_Toc213329357"/>
+      <w:bookmarkStart w:id="41" w:name="_Toc227309728"/>
       <w:r>
         <w:rPr>
           <w:noProof/>
@@ -6948,19 +6534,17 @@
           </wp:anchor>
         </w:drawing>
       </w:r>
-      <w:proofErr w:type="spellStart"/>
       <w:r>
         <w:t>Order</w:t>
       </w:r>
       <w:r>
         <w:t>s</w:t>
       </w:r>
-      <w:proofErr w:type="spellEnd"/>
       <w:r>
         <w:t xml:space="preserve"> tábla (Rendelések)</w:t>
       </w:r>
-      <w:bookmarkEnd w:id="47"/>
-      <w:bookmarkEnd w:id="48"/>
+      <w:bookmarkEnd w:id="40"/>
+      <w:bookmarkEnd w:id="41"/>
     </w:p>
     <w:p>
       <w:r>
@@ -6980,7 +6564,6 @@
       <w:r>
         <w:t xml:space="preserve">A rendelésekhez kell a </w:t>
       </w:r>
-      <w:proofErr w:type="spellStart"/>
       <w:r>
         <w:rPr>
           <w:b/>
@@ -6988,11 +6571,9 @@
         </w:rPr>
         <w:t>user_id</w:t>
       </w:r>
-      <w:proofErr w:type="spellEnd"/>
       <w:r>
         <w:t xml:space="preserve"> és a </w:t>
       </w:r>
-      <w:proofErr w:type="spellStart"/>
       <w:r>
         <w:rPr>
           <w:b/>
@@ -7000,7 +6581,6 @@
         </w:rPr>
         <w:t>menuItems_id</w:t>
       </w:r>
-      <w:proofErr w:type="spellEnd"/>
       <w:r>
         <w:t xml:space="preserve"> annak érdekében, hogy tudjuk melyik felhasználó melyik napra/napokra rendelt ebédet. </w:t>
       </w:r>
@@ -7009,7 +6589,6 @@
       <w:r>
         <w:t>Eltárolja a rendelés dátumát (</w:t>
       </w:r>
-      <w:proofErr w:type="spellStart"/>
       <w:r>
         <w:rPr>
           <w:b/>
@@ -7017,130 +6596,109 @@
         </w:rPr>
         <w:t>orderDate</w:t>
       </w:r>
-      <w:proofErr w:type="spellEnd"/>
       <w:r>
         <w:t xml:space="preserve">) és a felhasználó által választott opciót. A </w:t>
       </w:r>
-      <w:proofErr w:type="spellStart"/>
       <w:r>
         <w:rPr>
           <w:b/>
           <w:bCs/>
         </w:rPr>
-        <w:t>selectedOption</w:t>
-      </w:r>
-      <w:proofErr w:type="spellEnd"/>
+        <w:t xml:space="preserve">selectedOption </w:t>
+      </w:r>
+      <w:r>
+        <w:t>résznél van letárolva, hogy „A” vagy „B” főételből kér a felhasználó.</w:t>
+      </w:r>
+    </w:p>
+    <w:p>
+      <w:r>
+        <w:t>A rendelésnek is van egy státusza (</w:t>
+      </w:r>
       <w:r>
         <w:rPr>
           <w:b/>
           <w:bCs/>
         </w:rPr>
-        <w:t xml:space="preserve"> </w:t>
-      </w:r>
-      <w:r>
-        <w:t>résznél van letárolva, hogy „A” vagy „B” főételből kér a felhasználó.</w:t>
-      </w:r>
-    </w:p>
-    <w:p>
-      <w:r>
-        <w:t>A rendelésnek is van egy státusza (</w:t>
-      </w:r>
-      <w:proofErr w:type="spellStart"/>
+        <w:t>orderS</w:t>
+      </w:r>
       <w:r>
         <w:rPr>
           <w:b/>
           <w:bCs/>
         </w:rPr>
-        <w:t>orderS</w:t>
+        <w:t>tat</w:t>
       </w:r>
       <w:r>
         <w:rPr>
           <w:b/>
           <w:bCs/>
         </w:rPr>
-        <w:t>tat</w:t>
+        <w:t>us</w:t>
+      </w:r>
+      <w:r>
+        <w:t xml:space="preserve">), mely megmutatja, hogy az állapota rendelt, lemondott vagy fizetett. Ha le lett mondva, akkor a pontos ideje a </w:t>
+      </w:r>
+      <w:r>
+        <w:rPr>
+          <w:b/>
+        </w:rPr>
+        <w:t>cancelledAt</w:t>
+      </w:r>
+      <w:r>
+        <w:rPr>
+          <w:b/>
+        </w:rPr>
+        <w:t xml:space="preserve"> </w:t>
+      </w:r>
+      <w:r>
+        <w:t>lesz letárolva</w:t>
+      </w:r>
+    </w:p>
+    <w:p>
+      <w:r>
+        <w:t xml:space="preserve">Az </w:t>
       </w:r>
       <w:r>
         <w:rPr>
           <w:b/>
           <w:bCs/>
         </w:rPr>
-        <w:t>us</w:t>
-      </w:r>
-      <w:proofErr w:type="spellEnd"/>
-      <w:r>
-        <w:t xml:space="preserve">), mely megmutatja, hogy az állapota rendelt, lemondott vagy fizetett. Ha le lett mondva, akkor a pontos ideje a </w:t>
-      </w:r>
-      <w:proofErr w:type="spellStart"/>
-      <w:r>
-        <w:rPr>
-          <w:b/>
-        </w:rPr>
-        <w:t>cancelledAt</w:t>
-      </w:r>
-      <w:proofErr w:type="spellEnd"/>
-      <w:r>
-        <w:rPr>
-          <w:b/>
-        </w:rPr>
-        <w:t xml:space="preserve"> </w:t>
-      </w:r>
-      <w:r>
-        <w:t>lesz letárolva</w:t>
-      </w:r>
-    </w:p>
-    <w:p>
-      <w:r>
-        <w:t xml:space="preserve">Az </w:t>
-      </w:r>
-      <w:proofErr w:type="spellStart"/>
+        <w:t>invoice_id</w:t>
+      </w:r>
+      <w:r>
+        <w:t xml:space="preserve"> rámutat, melyik számlához tartozik a rendelés. A megfelelő végösszeg számításához ki kell választani az árazást a </w:t>
+      </w:r>
       <w:r>
         <w:rPr>
           <w:b/>
           <w:bCs/>
         </w:rPr>
-        <w:t>invoice_id</w:t>
-      </w:r>
-      <w:proofErr w:type="spellEnd"/>
-      <w:r>
-        <w:t xml:space="preserve"> rámutat, melyik számlához tartozik a rendelés. A megfelelő végösszeg számításához ki kell választani az árazást a </w:t>
-      </w:r>
-      <w:proofErr w:type="spellStart"/>
+        <w:t>prices</w:t>
+      </w:r>
       <w:r>
         <w:rPr>
           <w:b/>
           <w:bCs/>
         </w:rPr>
-        <w:t>prices</w:t>
+        <w:t>_i</w:t>
       </w:r>
       <w:r>
         <w:rPr>
           <w:b/>
           <w:bCs/>
         </w:rPr>
-        <w:t>_i</w:t>
-      </w:r>
-      <w:r>
-        <w:rPr>
-          <w:b/>
-          <w:bCs/>
-        </w:rPr>
         <w:t>d</w:t>
       </w:r>
       <w:r>
-        <w:t>-val</w:t>
-      </w:r>
-      <w:proofErr w:type="spellEnd"/>
-      <w:r>
-        <w:t>.</w:t>
+        <w:t>-val.</w:t>
       </w:r>
     </w:p>
     <w:p>
       <w:pPr>
         <w:pStyle w:val="Cmsor4"/>
       </w:pPr>
-      <w:bookmarkStart w:id="49" w:name="_Toc213329358"/>
-      <w:bookmarkStart w:id="50" w:name="_Toc227309729"/>
+      <w:bookmarkStart w:id="42" w:name="_Toc213329358"/>
+      <w:bookmarkStart w:id="43" w:name="_Toc227309729"/>
       <w:r>
         <w:rPr>
           <w:noProof/>
@@ -7196,22 +6754,16 @@
           </wp:anchor>
         </w:drawing>
       </w:r>
-      <w:proofErr w:type="spellStart"/>
-      <w:r>
-        <w:t>MenuItems</w:t>
-      </w:r>
-      <w:proofErr w:type="spellEnd"/>
-      <w:r>
-        <w:t xml:space="preserve"> tábla (Napi menük)</w:t>
-      </w:r>
-      <w:bookmarkEnd w:id="49"/>
-      <w:bookmarkEnd w:id="50"/>
+      <w:r>
+        <w:t>MenuItems tábla (Napi menük)</w:t>
+      </w:r>
+      <w:bookmarkEnd w:id="42"/>
+      <w:bookmarkEnd w:id="43"/>
     </w:p>
     <w:p>
       <w:r>
         <w:t>Minden nap más-más ebédet készít a szolgáltató, így le kell tárolni előre, hogy az elkövetkezendő napokban (</w:t>
       </w:r>
-      <w:proofErr w:type="spellStart"/>
       <w:r>
         <w:rPr>
           <w:b/>
@@ -7219,11 +6771,9 @@
         </w:rPr>
         <w:t>day</w:t>
       </w:r>
-      <w:proofErr w:type="spellEnd"/>
       <w:r>
         <w:t>) mik várhatóak. Mind a leves (</w:t>
       </w:r>
-      <w:proofErr w:type="spellStart"/>
       <w:r>
         <w:rPr>
           <w:b/>
@@ -7231,84 +6781,53 @@
         </w:rPr>
         <w:t>soup</w:t>
       </w:r>
-      <w:proofErr w:type="spellEnd"/>
       <w:r>
         <w:t>) és a két főétel opció (</w:t>
       </w:r>
-      <w:proofErr w:type="spellStart"/>
       <w:r>
         <w:rPr>
           <w:b/>
           <w:bCs/>
         </w:rPr>
-        <w:t>optionA</w:t>
-      </w:r>
-      <w:proofErr w:type="spellEnd"/>
+        <w:t>optionA, optionB</w:t>
+      </w:r>
+      <w:r>
+        <w:t>)</w:t>
+      </w:r>
+      <w:r>
+        <w:t>, plusz ha van valami egyéb (</w:t>
+      </w:r>
       <w:r>
         <w:rPr>
           <w:b/>
           <w:bCs/>
         </w:rPr>
-        <w:t xml:space="preserve">, </w:t>
-      </w:r>
-      <w:proofErr w:type="spellStart"/>
-      <w:r>
-        <w:rPr>
-          <w:b/>
-          <w:bCs/>
-        </w:rPr>
-        <w:t>optionB</w:t>
-      </w:r>
-      <w:proofErr w:type="spellEnd"/>
-      <w:r>
-        <w:t>)</w:t>
-      </w:r>
-      <w:r>
-        <w:t>, plusz ha van valami egyéb (</w:t>
-      </w:r>
-      <w:proofErr w:type="spellStart"/>
-      <w:r>
-        <w:rPr>
-          <w:b/>
-          <w:bCs/>
-        </w:rPr>
         <w:t>other</w:t>
       </w:r>
-      <w:proofErr w:type="spellEnd"/>
       <w:r>
         <w:t>), akkor az</w:t>
       </w:r>
       <w:r>
-        <w:t xml:space="preserve"> is rámutat a </w:t>
-      </w:r>
-      <w:proofErr w:type="spellStart"/>
-      <w:r>
-        <w:t>meal</w:t>
-      </w:r>
-      <w:proofErr w:type="spellEnd"/>
-      <w:r>
-        <w:t xml:space="preserve"> tábla egy rekordjára, így kiválasztva a menü opciókat. </w:t>
+        <w:t xml:space="preserve"> is rámutat a meal tábla egy rekordjára, így kiválasztva a menü opciókat. </w:t>
       </w:r>
     </w:p>
     <w:p>
       <w:pPr>
         <w:pStyle w:val="Cmsor4"/>
       </w:pPr>
-      <w:bookmarkStart w:id="51" w:name="_Toc213329359"/>
-      <w:bookmarkStart w:id="52" w:name="_Toc227309730"/>
-      <w:proofErr w:type="spellStart"/>
+      <w:bookmarkStart w:id="44" w:name="_Toc213329359"/>
+      <w:bookmarkStart w:id="45" w:name="_Toc227309730"/>
       <w:r>
         <w:t>Meal</w:t>
       </w:r>
       <w:r>
         <w:t>s</w:t>
       </w:r>
-      <w:proofErr w:type="spellEnd"/>
       <w:r>
         <w:t xml:space="preserve"> tábla (Ételek)</w:t>
       </w:r>
-      <w:bookmarkEnd w:id="51"/>
-      <w:bookmarkEnd w:id="52"/>
+      <w:bookmarkEnd w:id="44"/>
+      <w:bookmarkEnd w:id="45"/>
     </w:p>
     <w:p>
       <w:r>
@@ -7378,7 +6897,6 @@
       <w:r>
         <w:t>t (</w:t>
       </w:r>
-      <w:proofErr w:type="spellStart"/>
       <w:r>
         <w:rPr>
           <w:b/>
@@ -7400,7 +6918,6 @@
         </w:rPr>
         <w:t>ame</w:t>
       </w:r>
-      <w:proofErr w:type="spellEnd"/>
       <w:r>
         <w:t xml:space="preserve">) </w:t>
       </w:r>
@@ -7410,7 +6927,6 @@
       <w:r>
         <w:t xml:space="preserve"> (</w:t>
       </w:r>
-      <w:proofErr w:type="spellStart"/>
       <w:r>
         <w:rPr>
           <w:b/>
@@ -7432,7 +6948,6 @@
         </w:rPr>
         <w:t>ype</w:t>
       </w:r>
-      <w:proofErr w:type="spellEnd"/>
       <w:r>
         <w:t>), ami leves vagy főétel.</w:t>
       </w:r>
@@ -7450,7 +6965,6 @@
       <w:r>
         <w:t xml:space="preserve">A megfelelő tájékozódás érdekében a </w:t>
       </w:r>
-      <w:proofErr w:type="spellStart"/>
       <w:r>
         <w:rPr>
           <w:b/>
@@ -7458,7 +6972,6 @@
         </w:rPr>
         <w:t>description</w:t>
       </w:r>
-      <w:proofErr w:type="spellEnd"/>
       <w:r>
         <w:t>-nél lehet részletesebben leírni, hogy pontosan miből is áll az étel..</w:t>
       </w:r>
@@ -7470,24 +6983,24 @@
       <w:pPr>
         <w:pStyle w:val="Cmsor3"/>
       </w:pPr>
-      <w:bookmarkStart w:id="53" w:name="_Toc213329360"/>
+      <w:bookmarkStart w:id="46" w:name="_Toc213329360"/>
       <w:r>
         <w:lastRenderedPageBreak/>
         <w:t xml:space="preserve"> </w:t>
       </w:r>
-      <w:bookmarkStart w:id="54" w:name="_Toc227309731"/>
+      <w:bookmarkStart w:id="47" w:name="_Toc227309731"/>
       <w:r>
         <w:t>Allergén és táplálkozási információk</w:t>
       </w:r>
-      <w:bookmarkEnd w:id="53"/>
-      <w:bookmarkEnd w:id="54"/>
+      <w:bookmarkEnd w:id="46"/>
+      <w:bookmarkEnd w:id="47"/>
     </w:p>
     <w:p>
       <w:pPr>
         <w:pStyle w:val="Cmsor4"/>
       </w:pPr>
-      <w:bookmarkStart w:id="55" w:name="_Toc213329361"/>
-      <w:bookmarkStart w:id="56" w:name="_Toc227309732"/>
+      <w:bookmarkStart w:id="48" w:name="_Toc213329361"/>
+      <w:bookmarkStart w:id="49" w:name="_Toc227309732"/>
       <w:r>
         <w:rPr>
           <w:noProof/>
@@ -7543,25 +7056,22 @@
           </wp:anchor>
         </w:drawing>
       </w:r>
-      <w:proofErr w:type="spellStart"/>
       <w:r>
         <w:t>Ingredient</w:t>
       </w:r>
       <w:r>
         <w:t>s</w:t>
       </w:r>
-      <w:proofErr w:type="spellEnd"/>
       <w:r>
         <w:t xml:space="preserve"> tábla (Hozzávalók)</w:t>
       </w:r>
-      <w:bookmarkEnd w:id="55"/>
-      <w:bookmarkEnd w:id="56"/>
+      <w:bookmarkEnd w:id="48"/>
+      <w:bookmarkEnd w:id="49"/>
     </w:p>
     <w:p>
       <w:r>
         <w:t>A különböző ételek számos hozzávalóból készülnek el, így ezeket hasznos letárolni. Egy hozzávalónak van neve (</w:t>
       </w:r>
-      <w:proofErr w:type="spellStart"/>
       <w:r>
         <w:rPr>
           <w:b/>
@@ -7583,11 +7093,9 @@
         </w:rPr>
         <w:t>me</w:t>
       </w:r>
-      <w:proofErr w:type="spellEnd"/>
       <w:r>
         <w:t>), és egy típusa (</w:t>
       </w:r>
-      <w:proofErr w:type="spellStart"/>
       <w:r>
         <w:rPr>
           <w:b/>
@@ -7602,7 +7110,6 @@
         </w:rPr>
         <w:t>ype</w:t>
       </w:r>
-      <w:proofErr w:type="spellEnd"/>
       <w:r>
         <w:t xml:space="preserve">), ami megmutatja hogy hús, tejtermék, gabona, stb. </w:t>
       </w:r>
@@ -7619,7 +7126,6 @@
       <w:r>
         <w:t>energia kilokalóriában megadva (</w:t>
       </w:r>
-      <w:proofErr w:type="spellStart"/>
       <w:r>
         <w:rPr>
           <w:b/>
@@ -7627,7 +7133,6 @@
         </w:rPr>
         <w:t>energy</w:t>
       </w:r>
-      <w:proofErr w:type="spellEnd"/>
       <w:r>
         <w:t>),</w:t>
       </w:r>
@@ -7657,7 +7162,6 @@
       <w:r>
         <w:t>szénhidrát (</w:t>
       </w:r>
-      <w:proofErr w:type="spellStart"/>
       <w:r>
         <w:rPr>
           <w:b/>
@@ -7665,7 +7169,6 @@
         </w:rPr>
         <w:t>carbohydrate</w:t>
       </w:r>
-      <w:proofErr w:type="spellEnd"/>
       <w:r>
         <w:t>),</w:t>
       </w:r>
@@ -7677,7 +7180,6 @@
       <w:r>
         <w:t>zsír (</w:t>
       </w:r>
-      <w:proofErr w:type="spellStart"/>
       <w:r>
         <w:rPr>
           <w:b/>
@@ -7685,7 +7187,6 @@
         </w:rPr>
         <w:t>fat</w:t>
       </w:r>
-      <w:proofErr w:type="spellEnd"/>
       <w:r>
         <w:t>),</w:t>
       </w:r>
@@ -7697,7 +7198,6 @@
       <w:r>
         <w:t>sótartalom (</w:t>
       </w:r>
-      <w:proofErr w:type="spellStart"/>
       <w:r>
         <w:rPr>
           <w:b/>
@@ -7705,7 +7205,6 @@
         </w:rPr>
         <w:t>sodium</w:t>
       </w:r>
-      <w:proofErr w:type="spellEnd"/>
       <w:r>
         <w:t>),</w:t>
       </w:r>
@@ -7717,7 +7216,6 @@
       <w:r>
         <w:t>cukor (</w:t>
       </w:r>
-      <w:proofErr w:type="spellStart"/>
       <w:r>
         <w:rPr>
           <w:b/>
@@ -7725,7 +7223,6 @@
         </w:rPr>
         <w:t>sugar</w:t>
       </w:r>
-      <w:proofErr w:type="spellEnd"/>
       <w:r>
         <w:t>),</w:t>
       </w:r>
@@ -7738,7 +7235,6 @@
       <w:r>
         <w:t>rost (</w:t>
       </w:r>
-      <w:proofErr w:type="spellStart"/>
       <w:r>
         <w:rPr>
           <w:b/>
@@ -7746,7 +7242,6 @@
         </w:rPr>
         <w:t>fiber</w:t>
       </w:r>
-      <w:proofErr w:type="spellEnd"/>
       <w:r>
         <w:t>)</w:t>
       </w:r>
@@ -7755,7 +7250,6 @@
       <w:r>
         <w:t xml:space="preserve">Előfordulhat, hogy egy hozzávaló nem elérhető. Ez az </w:t>
       </w:r>
-      <w:proofErr w:type="spellStart"/>
       <w:r>
         <w:rPr>
           <w:b/>
@@ -7777,7 +7271,6 @@
         </w:rPr>
         <w:t>vailable</w:t>
       </w:r>
-      <w:proofErr w:type="spellEnd"/>
       <w:r>
         <w:t xml:space="preserve"> mezőnél kap helyet.</w:t>
       </w:r>
@@ -7786,21 +7279,19 @@
       <w:pPr>
         <w:pStyle w:val="Cmsor4"/>
       </w:pPr>
-      <w:bookmarkStart w:id="57" w:name="_Toc213329362"/>
-      <w:bookmarkStart w:id="58" w:name="_Toc227309733"/>
-      <w:proofErr w:type="spellStart"/>
+      <w:bookmarkStart w:id="50" w:name="_Toc213329362"/>
+      <w:bookmarkStart w:id="51" w:name="_Toc227309733"/>
       <w:r>
         <w:t>Allergen</w:t>
       </w:r>
       <w:r>
         <w:t>s</w:t>
       </w:r>
-      <w:proofErr w:type="spellEnd"/>
       <w:r>
         <w:t xml:space="preserve"> tábla (Allergének)</w:t>
       </w:r>
-      <w:bookmarkEnd w:id="57"/>
-      <w:bookmarkEnd w:id="58"/>
+      <w:bookmarkEnd w:id="50"/>
+      <w:bookmarkEnd w:id="51"/>
     </w:p>
     <w:p>
       <w:r>
@@ -7929,7 +7420,6 @@
       <w:r>
         <w:t>Egy étkezéssel foglalkozó szolgáltatásnak kötelessége az allergénekre felhívni a figyelmet. Ennek következtében el kell tárolnunk az előforduló allergének neveit (</w:t>
       </w:r>
-      <w:proofErr w:type="spellStart"/>
       <w:r>
         <w:rPr>
           <w:b/>
@@ -7937,11 +7427,9 @@
         </w:rPr>
         <w:t>name</w:t>
       </w:r>
-      <w:proofErr w:type="spellEnd"/>
       <w:r>
         <w:t>) és ikonjait (</w:t>
       </w:r>
-      <w:proofErr w:type="spellStart"/>
       <w:r>
         <w:rPr>
           <w:b/>
@@ -7949,11 +7437,9 @@
         </w:rPr>
         <w:t>icon</w:t>
       </w:r>
-      <w:proofErr w:type="spellEnd"/>
       <w:r>
         <w:t xml:space="preserve">). Emellett az allergének egyszerű azonosításához használt </w:t>
       </w:r>
-      <w:proofErr w:type="spellStart"/>
       <w:r>
         <w:rPr>
           <w:b/>
@@ -7961,7 +7447,6 @@
         </w:rPr>
         <w:t>id</w:t>
       </w:r>
-      <w:proofErr w:type="spellEnd"/>
       <w:r>
         <w:t>-t.</w:t>
       </w:r>
@@ -7971,8 +7456,8 @@
       <w:pPr>
         <w:pStyle w:val="Cmsor3"/>
       </w:pPr>
-      <w:bookmarkStart w:id="59" w:name="_Toc213329363"/>
-      <w:bookmarkStart w:id="60" w:name="_Toc227309734"/>
+      <w:bookmarkStart w:id="52" w:name="_Toc213329363"/>
+      <w:bookmarkStart w:id="53" w:name="_Toc227309734"/>
       <w:r>
         <w:rPr>
           <w:noProof/>
@@ -8039,16 +7524,15 @@
       <w:r>
         <w:t>Kapcsolótáblák</w:t>
       </w:r>
-      <w:bookmarkEnd w:id="59"/>
-      <w:bookmarkEnd w:id="60"/>
+      <w:bookmarkEnd w:id="52"/>
+      <w:bookmarkEnd w:id="53"/>
     </w:p>
     <w:p>
       <w:pPr>
         <w:pStyle w:val="Cmsor4"/>
       </w:pPr>
-      <w:bookmarkStart w:id="61" w:name="_Toc213329364"/>
-      <w:bookmarkStart w:id="62" w:name="_Toc227309735"/>
-      <w:proofErr w:type="spellStart"/>
+      <w:bookmarkStart w:id="54" w:name="_Toc213329364"/>
+      <w:bookmarkStart w:id="55" w:name="_Toc227309735"/>
       <w:r>
         <w:t>Meal</w:t>
       </w:r>
@@ -8064,40 +7548,22 @@
       <w:r>
         <w:t>s</w:t>
       </w:r>
-      <w:proofErr w:type="spellEnd"/>
       <w:r>
         <w:t xml:space="preserve"> tábla</w:t>
       </w:r>
-      <w:bookmarkEnd w:id="61"/>
-      <w:bookmarkEnd w:id="62"/>
-    </w:p>
-    <w:p>
-      <w:r>
-        <w:t xml:space="preserve">A </w:t>
-      </w:r>
-      <w:proofErr w:type="spellStart"/>
-      <w:r>
-        <w:t>mealIngrident</w:t>
-      </w:r>
-      <w:proofErr w:type="spellEnd"/>
-      <w:r>
-        <w:t xml:space="preserve"> kapcsolótábla köti össze, hogy melyik ételhez milyen összetevők kellenek és pontos mennyiség (</w:t>
-      </w:r>
-      <w:proofErr w:type="spellStart"/>
+      <w:bookmarkEnd w:id="54"/>
+      <w:bookmarkEnd w:id="55"/>
+    </w:p>
+    <w:p>
+      <w:r>
+        <w:t>A mealIngrident kapcsolótábla köti össze, hogy melyik ételhez milyen összetevők kellenek és pontos mennyiség (</w:t>
+      </w:r>
       <w:r>
         <w:rPr>
           <w:b/>
           <w:bCs/>
         </w:rPr>
-        <w:t>amount</w:t>
-      </w:r>
-      <w:proofErr w:type="spellEnd"/>
-      <w:r>
-        <w:rPr>
-          <w:b/>
-          <w:bCs/>
-        </w:rPr>
-        <w:t>, unit</w:t>
+        <w:t>amount, unit</w:t>
       </w:r>
       <w:r>
         <w:t>).</w:t>
@@ -8108,8 +7574,8 @@
       <w:pPr>
         <w:pStyle w:val="Cmsor4"/>
       </w:pPr>
-      <w:bookmarkStart w:id="63" w:name="_Toc213329365"/>
-      <w:bookmarkStart w:id="64" w:name="_Toc227309736"/>
+      <w:bookmarkStart w:id="56" w:name="_Toc213329365"/>
+      <w:bookmarkStart w:id="57" w:name="_Toc227309736"/>
       <w:r>
         <w:rPr>
           <w:noProof/>
@@ -8165,7 +7631,6 @@
           </wp:anchor>
         </w:drawing>
       </w:r>
-      <w:proofErr w:type="spellStart"/>
       <w:r>
         <w:t>Ingredient</w:t>
       </w:r>
@@ -8178,12 +7643,11 @@
       <w:r>
         <w:t>s</w:t>
       </w:r>
-      <w:proofErr w:type="spellEnd"/>
       <w:r>
         <w:t xml:space="preserve"> tábla</w:t>
       </w:r>
-      <w:bookmarkEnd w:id="63"/>
-      <w:bookmarkEnd w:id="64"/>
+      <w:bookmarkEnd w:id="56"/>
+      <w:bookmarkEnd w:id="57"/>
     </w:p>
     <w:p>
       <w:r>
@@ -8198,16 +7662,14 @@
       <w:pPr>
         <w:pStyle w:val="Cmsor4"/>
       </w:pPr>
-      <w:bookmarkStart w:id="65" w:name="_Toc213329366"/>
-      <w:bookmarkStart w:id="66" w:name="_Toc227309737"/>
-      <w:proofErr w:type="spellStart"/>
+      <w:bookmarkStart w:id="58" w:name="_Toc213329366"/>
+      <w:bookmarkStart w:id="59" w:name="_Toc227309737"/>
       <w:r>
         <w:t>UserHealthRestriction</w:t>
       </w:r>
       <w:r>
         <w:t>s</w:t>
       </w:r>
-      <w:proofErr w:type="spellEnd"/>
       <w:r>
         <w:t xml:space="preserve"> </w:t>
       </w:r>
@@ -8244,8 +7706,8 @@
       <w:r>
         <w:t>)</w:t>
       </w:r>
-      <w:bookmarkEnd w:id="65"/>
-      <w:bookmarkEnd w:id="66"/>
+      <w:bookmarkEnd w:id="58"/>
+      <w:bookmarkEnd w:id="59"/>
     </w:p>
     <w:p>
       <w:r>
@@ -8330,7 +7792,6 @@
       <w:r>
         <w:t xml:space="preserve">Az </w:t>
       </w:r>
-      <w:proofErr w:type="spellStart"/>
       <w:r>
         <w:rPr>
           <w:b/>
@@ -8338,7 +7799,6 @@
         </w:rPr>
         <w:t>user_id</w:t>
       </w:r>
-      <w:proofErr w:type="spellEnd"/>
       <w:r>
         <w:t xml:space="preserve"> mutat rá, hogy melyik felhasználónak milyen étkezési korlátozásai vannak.</w:t>
       </w:r>
@@ -8347,7 +7807,6 @@
       <w:r>
         <w:t xml:space="preserve">Az </w:t>
       </w:r>
-      <w:proofErr w:type="spellStart"/>
       <w:r>
         <w:rPr>
           <w:b/>
@@ -8356,15 +7815,11 @@
         <w:t>allergen_id</w:t>
       </w:r>
       <w:r>
-        <w:t>-val</w:t>
-      </w:r>
-      <w:proofErr w:type="spellEnd"/>
-      <w:r>
-        <w:t xml:space="preserve"> lehet a felhasználóhoz kötni, hogy pontosan mire allergiás.</w:t>
-      </w:r>
-    </w:p>
-    <w:p>
-      <w:bookmarkStart w:id="67" w:name="_Toc213329367"/>
+        <w:t>-val lehet a felhasználóhoz kötni, hogy pontosan mire allergiás.</w:t>
+      </w:r>
+    </w:p>
+    <w:p>
+      <w:bookmarkStart w:id="60" w:name="_Toc213329367"/>
     </w:p>
     <w:p/>
     <w:p/>
@@ -8381,20 +7836,20 @@
       <w:pPr>
         <w:pStyle w:val="Cmsor3"/>
       </w:pPr>
-      <w:bookmarkStart w:id="68" w:name="_Toc227309738"/>
+      <w:bookmarkStart w:id="61" w:name="_Toc227309738"/>
       <w:r>
         <w:lastRenderedPageBreak/>
         <w:t>Pénzügyi táblák</w:t>
       </w:r>
-      <w:bookmarkEnd w:id="67"/>
-      <w:bookmarkEnd w:id="68"/>
+      <w:bookmarkEnd w:id="60"/>
+      <w:bookmarkEnd w:id="61"/>
     </w:p>
     <w:p>
       <w:pPr>
         <w:pStyle w:val="Cmsor4"/>
       </w:pPr>
-      <w:bookmarkStart w:id="69" w:name="_Toc213329368"/>
-      <w:bookmarkStart w:id="70" w:name="_Toc227309739"/>
+      <w:bookmarkStart w:id="62" w:name="_Toc213329368"/>
+      <w:bookmarkStart w:id="63" w:name="_Toc227309739"/>
       <w:r>
         <w:rPr>
           <w:noProof/>
@@ -8463,19 +7918,17 @@
           </wp:anchor>
         </w:drawing>
       </w:r>
-      <w:proofErr w:type="spellStart"/>
       <w:r>
         <w:t>Invoice</w:t>
       </w:r>
       <w:r>
         <w:t>s</w:t>
       </w:r>
-      <w:proofErr w:type="spellEnd"/>
       <w:r>
         <w:t xml:space="preserve"> tábla (Számlák)</w:t>
       </w:r>
-      <w:bookmarkEnd w:id="69"/>
-      <w:bookmarkEnd w:id="70"/>
+      <w:bookmarkEnd w:id="62"/>
+      <w:bookmarkEnd w:id="63"/>
     </w:p>
     <w:p>
       <w:r>
@@ -8489,7 +7942,6 @@
       <w:r>
         <w:t>A rendszer a számláknak a számát (</w:t>
       </w:r>
-      <w:proofErr w:type="spellStart"/>
       <w:r>
         <w:rPr>
           <w:b/>
@@ -8511,17 +7963,8 @@
         </w:rPr>
         <w:t>umber</w:t>
       </w:r>
-      <w:proofErr w:type="spellEnd"/>
-      <w:r>
-        <w:t xml:space="preserve">) automatikusan generálja. Emellett fontos </w:t>
-      </w:r>
-      <w:proofErr w:type="spellStart"/>
-      <w:r>
-        <w:t>tudni,hogy</w:t>
-      </w:r>
-      <w:proofErr w:type="spellEnd"/>
-      <w:r>
-        <w:t>:</w:t>
+      <w:r>
+        <w:t>) automatikusan generálja. Emellett fontos tudni,hogy:</w:t>
       </w:r>
     </w:p>
     <w:p>
@@ -8531,7 +7974,6 @@
       <w:r>
         <w:t xml:space="preserve"> kihez tartozik a számla (</w:t>
       </w:r>
-      <w:proofErr w:type="spellStart"/>
       <w:r>
         <w:rPr>
           <w:b/>
@@ -8539,7 +7981,6 @@
         </w:rPr>
         <w:t>user_id</w:t>
       </w:r>
-      <w:proofErr w:type="spellEnd"/>
       <w:r>
         <w:t>),</w:t>
       </w:r>
@@ -8551,7 +7992,6 @@
       <w:r>
         <w:t>melyik hónapra szól (</w:t>
       </w:r>
-      <w:proofErr w:type="spellStart"/>
       <w:r>
         <w:rPr>
           <w:b/>
@@ -8559,7 +7999,6 @@
         </w:rPr>
         <w:t>billingMonth</w:t>
       </w:r>
-      <w:proofErr w:type="spellEnd"/>
       <w:r>
         <w:t>),</w:t>
       </w:r>
@@ -8571,7 +8010,6 @@
       <w:r>
         <w:t>mikor adták ki (</w:t>
       </w:r>
-      <w:proofErr w:type="spellStart"/>
       <w:r>
         <w:rPr>
           <w:b/>
@@ -8579,7 +8017,6 @@
         </w:rPr>
         <w:t>createdAt</w:t>
       </w:r>
-      <w:proofErr w:type="spellEnd"/>
       <w:r>
         <w:t>),</w:t>
       </w:r>
@@ -8591,7 +8028,6 @@
       <w:r>
         <w:t>kiadás dátuma (</w:t>
       </w:r>
-      <w:proofErr w:type="spellStart"/>
       <w:r>
         <w:rPr>
           <w:b/>
@@ -8599,7 +8035,6 @@
         </w:rPr>
         <w:t>issueDate</w:t>
       </w:r>
-      <w:proofErr w:type="spellEnd"/>
       <w:r>
         <w:t>)</w:t>
       </w:r>
@@ -8611,7 +8046,6 @@
       <w:r>
         <w:t>befizetési határidő (</w:t>
       </w:r>
-      <w:proofErr w:type="spellStart"/>
       <w:r>
         <w:rPr>
           <w:b/>
@@ -8619,7 +8053,6 @@
         </w:rPr>
         <w:t>dueDate</w:t>
       </w:r>
-      <w:proofErr w:type="spellEnd"/>
       <w:r>
         <w:t>),</w:t>
       </w:r>
@@ -8631,7 +8064,6 @@
       <w:r>
         <w:t>befizetendő összeg (</w:t>
       </w:r>
-      <w:proofErr w:type="spellStart"/>
       <w:r>
         <w:rPr>
           <w:b/>
@@ -8639,7 +8071,6 @@
         </w:rPr>
         <w:t>totalAmount</w:t>
       </w:r>
-      <w:proofErr w:type="spellEnd"/>
       <w:r>
         <w:t>)</w:t>
       </w:r>
@@ -8654,7 +8085,6 @@
       <w:r>
         <w:t>státusza (</w:t>
       </w:r>
-      <w:proofErr w:type="spellStart"/>
       <w:r>
         <w:rPr>
           <w:b/>
@@ -8676,7 +8106,6 @@
         </w:rPr>
         <w:t>atus</w:t>
       </w:r>
-      <w:proofErr w:type="spellEnd"/>
       <w:r>
         <w:t xml:space="preserve">), ami lehet: </w:t>
       </w:r>
@@ -8691,7 +8120,6 @@
       <w:r>
         <w:t>mikor lett kifizetve (</w:t>
       </w:r>
-      <w:proofErr w:type="spellStart"/>
       <w:r>
         <w:rPr>
           <w:b/>
@@ -8699,7 +8127,6 @@
         </w:rPr>
         <w:t>paidAt</w:t>
       </w:r>
-      <w:proofErr w:type="spellEnd"/>
       <w:r>
         <w:t>)</w:t>
       </w:r>
@@ -8718,8 +8145,8 @@
       <w:pPr>
         <w:pStyle w:val="Cmsor4"/>
       </w:pPr>
-      <w:bookmarkStart w:id="71" w:name="_Toc213329369"/>
-      <w:bookmarkStart w:id="72" w:name="_Toc227309740"/>
+      <w:bookmarkStart w:id="64" w:name="_Toc213329369"/>
+      <w:bookmarkStart w:id="65" w:name="_Toc227309740"/>
       <w:r>
         <w:rPr>
           <w:noProof/>
@@ -8781,19 +8208,17 @@
           </wp:anchor>
         </w:drawing>
       </w:r>
-      <w:proofErr w:type="spellStart"/>
       <w:r>
         <w:t>Price</w:t>
       </w:r>
       <w:r>
         <w:t>s</w:t>
       </w:r>
-      <w:proofErr w:type="spellEnd"/>
       <w:r>
         <w:t xml:space="preserve"> tábla (Árak)</w:t>
       </w:r>
-      <w:bookmarkEnd w:id="71"/>
-      <w:bookmarkEnd w:id="72"/>
+      <w:bookmarkEnd w:id="64"/>
+      <w:bookmarkEnd w:id="65"/>
     </w:p>
     <w:p>
       <w:r>
@@ -8807,7 +8232,6 @@
       <w:r>
         <w:t xml:space="preserve">Figyelembe kell venni, hogy a diákok és a felnőttek két külön árkategóriában rendelhetnek. Ez a </w:t>
       </w:r>
-      <w:proofErr w:type="spellStart"/>
       <w:r>
         <w:rPr>
           <w:b/>
@@ -8829,11 +8253,9 @@
         </w:rPr>
         <w:t>ype</w:t>
       </w:r>
-      <w:proofErr w:type="spellEnd"/>
       <w:r>
         <w:t xml:space="preserve"> mezőből derül ki. Emellett ezeknek az áraknak megvan a kedvezményes verziójuk is (</w:t>
       </w:r>
-      <w:proofErr w:type="spellStart"/>
       <w:r>
         <w:rPr>
           <w:b/>
@@ -8855,11 +8277,9 @@
         </w:rPr>
         <w:t>ategory</w:t>
       </w:r>
-      <w:proofErr w:type="spellEnd"/>
       <w:r>
         <w:t>). Ennek következtében legalább 4 különböző ár van kiszabva az étkezés összegére (</w:t>
       </w:r>
-      <w:proofErr w:type="spellStart"/>
       <w:r>
         <w:rPr>
           <w:b/>
@@ -8867,7 +8287,6 @@
         </w:rPr>
         <w:t>amount</w:t>
       </w:r>
-      <w:proofErr w:type="spellEnd"/>
       <w:r>
         <w:t>).</w:t>
       </w:r>
@@ -8876,7 +8295,6 @@
       <w:r>
         <w:t>Nem szabad elfelejteni azt sem, hogy ezek az árak mettől (</w:t>
       </w:r>
-      <w:proofErr w:type="spellStart"/>
       <w:r>
         <w:rPr>
           <w:b/>
@@ -8898,11 +8316,9 @@
         </w:rPr>
         <w:t>rom</w:t>
       </w:r>
-      <w:proofErr w:type="spellEnd"/>
       <w:r>
         <w:t>) meddig (</w:t>
       </w:r>
-      <w:proofErr w:type="spellStart"/>
       <w:r>
         <w:rPr>
           <w:b/>
@@ -8924,7 +8340,6 @@
         </w:rPr>
         <w:t>o</w:t>
       </w:r>
-      <w:proofErr w:type="spellEnd"/>
       <w:r>
         <w:t>) érvényesek. Az utóbbi lehet definiálatlan érték, hisz nem minden esetben lehet előre tudni.</w:t>
       </w:r>
@@ -8933,8 +8348,8 @@
       <w:pPr>
         <w:pStyle w:val="Cmsor3"/>
       </w:pPr>
-      <w:bookmarkStart w:id="73" w:name="_Toc213329370"/>
-      <w:bookmarkStart w:id="74" w:name="_Toc227309741"/>
+      <w:bookmarkStart w:id="66" w:name="_Toc213329370"/>
+      <w:bookmarkStart w:id="67" w:name="_Toc227309741"/>
       <w:r>
         <w:rPr>
           <w:noProof/>
@@ -9004,20 +8419,18 @@
       <w:r>
         <w:t>Egyéb táblák</w:t>
       </w:r>
-      <w:bookmarkEnd w:id="73"/>
-      <w:bookmarkEnd w:id="74"/>
+      <w:bookmarkEnd w:id="66"/>
+      <w:bookmarkEnd w:id="67"/>
     </w:p>
     <w:p>
       <w:pPr>
         <w:pStyle w:val="Cmsor4"/>
       </w:pPr>
-      <w:bookmarkStart w:id="75" w:name="_Toc213329371"/>
-      <w:bookmarkStart w:id="76" w:name="_Toc227309742"/>
-      <w:proofErr w:type="spellStart"/>
+      <w:bookmarkStart w:id="68" w:name="_Toc213329371"/>
+      <w:bookmarkStart w:id="69" w:name="_Toc227309742"/>
       <w:r>
         <w:t>Documents</w:t>
       </w:r>
-      <w:proofErr w:type="spellEnd"/>
       <w:r>
         <w:t xml:space="preserve"> tábla (</w:t>
       </w:r>
@@ -9027,8 +8440,8 @@
       <w:r>
         <w:t>)</w:t>
       </w:r>
-      <w:bookmarkEnd w:id="75"/>
-      <w:bookmarkEnd w:id="76"/>
+      <w:bookmarkEnd w:id="68"/>
+      <w:bookmarkEnd w:id="69"/>
     </w:p>
     <w:p>
       <w:r>
@@ -9057,35 +8470,28 @@
       <w:pPr>
         <w:pStyle w:val="Cmsor4"/>
       </w:pPr>
-      <w:bookmarkStart w:id="77" w:name="_Toc213329374"/>
+      <w:bookmarkStart w:id="70" w:name="_Toc213329374"/>
       <w:r>
         <w:t xml:space="preserve"> </w:t>
       </w:r>
-      <w:bookmarkStart w:id="78" w:name="_Toc227309743"/>
-      <w:proofErr w:type="spellStart"/>
+      <w:bookmarkStart w:id="71" w:name="_Toc227309743"/>
       <w:r>
         <w:t>Count</w:t>
       </w:r>
       <w:r>
         <w:t>ies</w:t>
       </w:r>
-      <w:proofErr w:type="spellEnd"/>
-      <w:r>
-        <w:t xml:space="preserve"> és </w:t>
-      </w:r>
-      <w:proofErr w:type="spellStart"/>
-      <w:r>
-        <w:t>Cit</w:t>
+      <w:r>
+        <w:t xml:space="preserve"> és Cit</w:t>
       </w:r>
       <w:r>
         <w:t>ies</w:t>
       </w:r>
-      <w:proofErr w:type="spellEnd"/>
       <w:r>
         <w:t xml:space="preserve"> táblák (Vármegyék és városok)</w:t>
       </w:r>
-      <w:bookmarkEnd w:id="77"/>
-      <w:bookmarkEnd w:id="78"/>
+      <w:bookmarkEnd w:id="70"/>
+      <w:bookmarkEnd w:id="71"/>
     </w:p>
     <w:p>
       <w:r>
@@ -9213,7 +8619,6 @@
       <w:r>
         <w:t>Az lakcím megadásához biztosítunk egy város táblát benne Magyarország összes város nevével (</w:t>
       </w:r>
-      <w:proofErr w:type="spellStart"/>
       <w:r>
         <w:rPr>
           <w:b/>
@@ -9228,11 +8633,9 @@
         </w:rPr>
         <w:t>ame</w:t>
       </w:r>
-      <w:proofErr w:type="spellEnd"/>
       <w:r>
         <w:t>) és irányítószámával (</w:t>
       </w:r>
-      <w:proofErr w:type="spellStart"/>
       <w:r>
         <w:rPr>
           <w:b/>
@@ -9240,7 +8643,6 @@
         </w:rPr>
         <w:t>zipCode</w:t>
       </w:r>
-      <w:proofErr w:type="spellEnd"/>
       <w:r>
         <w:t>)</w:t>
       </w:r>
@@ -9259,7 +8661,6 @@
       <w:r>
         <w:t xml:space="preserve"> (</w:t>
       </w:r>
-      <w:proofErr w:type="spellStart"/>
       <w:r>
         <w:rPr>
           <w:b/>
@@ -9267,7 +8668,6 @@
         </w:rPr>
         <w:t>county_id</w:t>
       </w:r>
-      <w:proofErr w:type="spellEnd"/>
       <w:r>
         <w:t>)</w:t>
       </w:r>
@@ -9282,16 +8682,14 @@
       <w:pPr>
         <w:pStyle w:val="Cmsor4"/>
       </w:pPr>
-      <w:bookmarkStart w:id="79" w:name="_Toc213329375"/>
-      <w:bookmarkStart w:id="80" w:name="_Toc227309744"/>
-      <w:proofErr w:type="spellStart"/>
+      <w:bookmarkStart w:id="72" w:name="_Toc213329375"/>
+      <w:bookmarkStart w:id="73" w:name="_Toc227309744"/>
       <w:r>
         <w:t>RfidCard</w:t>
       </w:r>
       <w:r>
         <w:t>s</w:t>
       </w:r>
-      <w:proofErr w:type="spellEnd"/>
       <w:r>
         <w:t xml:space="preserve"> </w:t>
       </w:r>
@@ -9307,8 +8705,8 @@
       <w:r>
         <w:t>(RFID Kártyák)</w:t>
       </w:r>
-      <w:bookmarkEnd w:id="79"/>
-      <w:bookmarkEnd w:id="80"/>
+      <w:bookmarkEnd w:id="72"/>
+      <w:bookmarkEnd w:id="73"/>
     </w:p>
     <w:p>
       <w:r>
@@ -9380,14 +8778,12 @@
       <w:r>
         <w:t xml:space="preserve">A </w:t>
       </w:r>
-      <w:proofErr w:type="spellStart"/>
       <w:r>
         <w:rPr>
           <w:b/>
         </w:rPr>
         <w:t>cardNumber</w:t>
       </w:r>
-      <w:proofErr w:type="spellEnd"/>
       <w:r>
         <w:t xml:space="preserve"> mutatja meg a kártyának a pontos azonosító számát.</w:t>
       </w:r>
@@ -9396,38 +8792,26 @@
       <w:r>
         <w:t xml:space="preserve">Ahhoz, hogy követni lehessen, hogy melyik felhasználó étkezett aznap, fontos letárolni mikor használták utoljára. Ezt a </w:t>
       </w:r>
-      <w:proofErr w:type="spellStart"/>
       <w:r>
         <w:rPr>
           <w:b/>
         </w:rPr>
         <w:t>lastUsedAt</w:t>
       </w:r>
-      <w:proofErr w:type="spellEnd"/>
       <w:r>
         <w:t xml:space="preserve"> rész teszi lehetővé.</w:t>
       </w:r>
     </w:p>
     <w:p>
       <w:r>
-        <w:t xml:space="preserve">A kártya használatához aktívnak kell lennie, amit az </w:t>
-      </w:r>
-      <w:proofErr w:type="spellStart"/>
-      <w:r>
-        <w:t>admin</w:t>
-      </w:r>
-      <w:proofErr w:type="spellEnd"/>
-      <w:r>
-        <w:t xml:space="preserve"> be tud állítani, vagy inaktívvá kapcsolni (</w:t>
-      </w:r>
-      <w:proofErr w:type="spellStart"/>
+        <w:t>A kártya használatához aktívnak kell lennie, amit az admin be tud állítani, vagy inaktívvá kapcsolni (</w:t>
+      </w:r>
       <w:r>
         <w:rPr>
           <w:b/>
         </w:rPr>
         <w:t>isActive</w:t>
       </w:r>
-      <w:proofErr w:type="spellEnd"/>
       <w:r>
         <w:t>).</w:t>
       </w:r>
@@ -9437,13 +8821,13 @@
       <w:pPr>
         <w:pStyle w:val="Cmsor2"/>
       </w:pPr>
-      <w:bookmarkStart w:id="81" w:name="_Toc227309745"/>
+      <w:bookmarkStart w:id="74" w:name="_Toc227309745"/>
       <w:r>
         <w:lastRenderedPageBreak/>
         <w:t>Algoritmusok</w:t>
       </w:r>
-      <w:bookmarkStart w:id="82" w:name="_Toc227309746"/>
-      <w:bookmarkEnd w:id="81"/>
+      <w:bookmarkStart w:id="75" w:name="_Toc227309746"/>
+      <w:bookmarkEnd w:id="74"/>
     </w:p>
     <w:p>
       <w:pPr>
@@ -9519,14 +8903,14 @@
       <w:r>
         <w:t>Regisztráció</w:t>
       </w:r>
-      <w:bookmarkEnd w:id="82"/>
+      <w:bookmarkEnd w:id="75"/>
     </w:p>
     <w:p/>
     <w:p>
       <w:pPr>
         <w:pStyle w:val="Cmsor3"/>
       </w:pPr>
-      <w:bookmarkStart w:id="83" w:name="_Toc227309747"/>
+      <w:bookmarkStart w:id="76" w:name="_Toc227309747"/>
       <w:r>
         <w:rPr>
           <w:noProof/>
@@ -9590,18 +8974,18 @@
       <w:r>
         <w:t>Bejelentkezés</w:t>
       </w:r>
-      <w:bookmarkEnd w:id="83"/>
+      <w:bookmarkEnd w:id="76"/>
     </w:p>
     <w:p>
       <w:pPr>
         <w:pStyle w:val="Cmsor3"/>
       </w:pPr>
-      <w:bookmarkStart w:id="84" w:name="_Toc227309749"/>
+      <w:bookmarkStart w:id="77" w:name="_Toc227309749"/>
       <w:r>
         <w:lastRenderedPageBreak/>
         <w:t>Rendelés lezárása (határidő)</w:t>
       </w:r>
-      <w:bookmarkEnd w:id="84"/>
+      <w:bookmarkEnd w:id="77"/>
     </w:p>
     <w:p>
       <w:r>
@@ -9669,7 +9053,7 @@
       <w:pPr>
         <w:pStyle w:val="Cmsor3"/>
       </w:pPr>
-      <w:bookmarkStart w:id="85" w:name="_Toc227309750"/>
+      <w:bookmarkStart w:id="78" w:name="_Toc227309750"/>
       <w:r>
         <w:rPr>
           <w:noProof/>
@@ -9741,14 +9125,14 @@
       <w:r>
         <w:t>Számlázás</w:t>
       </w:r>
-      <w:bookmarkEnd w:id="85"/>
+      <w:bookmarkEnd w:id="78"/>
     </w:p>
     <w:p>
       <w:pPr>
         <w:pStyle w:val="Cmsor2"/>
       </w:pPr>
-      <w:bookmarkStart w:id="86" w:name="_Toc210651566"/>
-      <w:bookmarkStart w:id="87" w:name="_Toc227309752"/>
+      <w:bookmarkStart w:id="79" w:name="_Toc210651566"/>
+      <w:bookmarkStart w:id="80" w:name="_Toc227309752"/>
       <w:r>
         <w:lastRenderedPageBreak/>
         <w:t xml:space="preserve">Jövőbeli fejlesztési </w:t>
@@ -9756,8 +9140,8 @@
       <w:r>
         <w:t>lehetőségek</w:t>
       </w:r>
-      <w:bookmarkEnd w:id="86"/>
-      <w:bookmarkEnd w:id="87"/>
+      <w:bookmarkEnd w:id="79"/>
+      <w:bookmarkEnd w:id="80"/>
     </w:p>
     <w:p>
       <w:r>
@@ -9834,149 +9218,521 @@
       <w:pPr>
         <w:pStyle w:val="Cmsor1"/>
       </w:pPr>
-      <w:bookmarkStart w:id="88" w:name="_Toc227309753"/>
+      <w:bookmarkStart w:id="81" w:name="_Toc227309753"/>
       <w:r>
         <w:lastRenderedPageBreak/>
         <w:t>Tesztelési dokumentáció</w:t>
       </w:r>
+      <w:bookmarkEnd w:id="81"/>
+    </w:p>
+    <w:p>
+      <w:r>
+        <w:t>fekete doboz, fehér doboz módszer említése</w:t>
+      </w:r>
+    </w:p>
+    <w:p/>
+    <w:p>
+      <w:r>
+        <w:t xml:space="preserve">Az oldalt </w:t>
+      </w:r>
+      <w:r>
+        <w:t>gyakran</w:t>
+      </w:r>
+      <w:r>
+        <w:t xml:space="preserve"> használt böngészőkben teszteltük, </w:t>
+      </w:r>
+      <w:r>
+        <w:t>köztük</w:t>
+      </w:r>
+      <w:r>
+        <w:t xml:space="preserve"> a Google Chrome</w:t>
+      </w:r>
+      <w:r>
+        <w:t xml:space="preserve"> és a</w:t>
+      </w:r>
+      <w:r>
+        <w:t xml:space="preserve"> Microsoft Edge. </w:t>
+      </w:r>
+      <w:r>
+        <w:t xml:space="preserve">A </w:t>
+      </w:r>
+      <w:r>
+        <w:t>funkció</w:t>
+      </w:r>
+      <w:r>
+        <w:t>k</w:t>
+      </w:r>
+      <w:r>
+        <w:t xml:space="preserve"> zavartalanul működ</w:t>
+      </w:r>
+      <w:r>
+        <w:t>tek</w:t>
+      </w:r>
+      <w:r>
+        <w:t xml:space="preserve"> ezekben a böngészőkben. </w:t>
+      </w:r>
+    </w:p>
+    <w:p>
+      <w:pPr>
+        <w:pStyle w:val="Cmsor2"/>
+      </w:pPr>
+      <w:bookmarkStart w:id="82" w:name="_Toc227309754"/>
+      <w:r>
+        <w:t>Frontend</w:t>
+      </w:r>
+      <w:bookmarkEnd w:id="82"/>
+    </w:p>
+    <w:p>
+      <w:r>
+        <w:t>Többféle kijelzőméreten ellenőriztük az oldal megjelenését (mobiltelefon, tablet és asztali nézet). A dizájn megfelelően alkalmazkodott a képernyőmérethez, azonban a táblázatok kényelmes megtekintéséhez a telefon vízszintes elfordítása javasolt.</w:t>
+      </w:r>
+    </w:p>
+    <w:p/>
+    <w:p>
+      <w:r>
+        <w:t>Robot Framework – Selenium</w:t>
+      </w:r>
+    </w:p>
+    <w:p>
+      <w:pPr>
+        <w:pStyle w:val="Cmsor3"/>
+      </w:pPr>
+      <w:bookmarkStart w:id="83" w:name="_Toc227309755"/>
+      <w:r>
+        <w:t>Bejelentkezés</w:t>
+      </w:r>
+      <w:bookmarkEnd w:id="83"/>
+    </w:p>
+    <w:p>
+      <w:r>
+        <w:t>Normál használat</w:t>
+      </w:r>
+    </w:p>
+    <w:p>
+      <w:r>
+        <w:t>Extrém eset (hibás)</w:t>
+      </w:r>
+    </w:p>
+    <w:p>
+      <w:pPr>
+        <w:pStyle w:val="Cmsor2"/>
+      </w:pPr>
+      <w:bookmarkStart w:id="84" w:name="_Toc227309756"/>
+      <w:r>
+        <w:t>Backend</w:t>
+      </w:r>
+      <w:bookmarkEnd w:id="84"/>
+    </w:p>
+    <w:p>
+      <w:r>
+        <w:t>Postman</w:t>
+      </w:r>
+    </w:p>
+    <w:p>
+      <w:pPr>
+        <w:pStyle w:val="Cmsor3"/>
+      </w:pPr>
+      <w:bookmarkStart w:id="85" w:name="_Toc227309757"/>
+      <w:r>
+        <w:t>Bejelentkezés</w:t>
+      </w:r>
+      <w:bookmarkEnd w:id="85"/>
+    </w:p>
+    <w:p>
+      <w:pPr>
+        <w:pStyle w:val="Cmsor1"/>
+      </w:pPr>
+      <w:bookmarkStart w:id="86" w:name="_Toc227309758"/>
+      <w:bookmarkStart w:id="87" w:name="_Toc227309703"/>
+      <w:r>
+        <w:lastRenderedPageBreak/>
+        <w:t>Felhasználói dokumentáció</w:t>
+      </w:r>
+      <w:bookmarkEnd w:id="87"/>
+    </w:p>
+    <w:p>
+      <w:pPr>
+        <w:pStyle w:val="Cmsor2"/>
+      </w:pPr>
+      <w:bookmarkStart w:id="88" w:name="_Toc227309704"/>
+      <w:r>
+        <w:t>A program általános specifikációja</w:t>
+      </w:r>
       <w:bookmarkEnd w:id="88"/>
     </w:p>
     <w:p>
-      <w:r>
-        <w:t>fekete doboz, fehér doboz módszer említése</w:t>
+      <w:pPr>
+        <w:rPr>
+          <w:lang w:eastAsia="hu-HU"/>
+        </w:rPr>
+      </w:pPr>
+      <w:r>
+        <w:rPr>
+          <w:lang w:eastAsia="hu-HU"/>
+        </w:rPr>
+        <w:t xml:space="preserve">A felhasználók lehetnek tanárok és tanulók, iskolai dolgozók. Először regisztrálnia kell a felhasználónak az iskolai email címével, hogy használni tudja a felületet. Ez a kérelem jóváhagyásra kerül az admin által, így nincs szükség két lépcsős regisztrációra. Bejelentkezés után előre meg tudja rendelni vagy le tudja mondani a következő időszakra az étkezéseit. Van lehetősége megtekinteni a heti és napi menüket a tájékozottság érdekében. </w:t>
+      </w:r>
+    </w:p>
+    <w:p>
+      <w:pPr>
+        <w:rPr>
+          <w:lang w:eastAsia="hu-HU"/>
+        </w:rPr>
+      </w:pPr>
+      <w:r>
+        <w:rPr>
+          <w:lang w:eastAsia="hu-HU"/>
+        </w:rPr>
+        <w:t xml:space="preserve">Az étkeztető fél készíti és szerkeszti a menüket, ételeket, összetevőket. A rendszer automatikusan összeszámolja az adott napra megrendelt ételek számát. </w:t>
+      </w:r>
+    </w:p>
+    <w:p>
+      <w:pPr>
+        <w:rPr>
+          <w:lang w:eastAsia="hu-HU"/>
+        </w:rPr>
+      </w:pPr>
+      <w:r>
+        <w:rPr>
+          <w:lang w:eastAsia="hu-HU"/>
+        </w:rPr>
+        <w:t>A weboldalon az adminisztrátor számára szerkeszthető a felhasználók adatai, jóvá tudják hagyni a felhasználó kérelmeit, ha feltöltik a megfelelő dokumentumokat: kedvezményre feljogosító vagy cukorbetegséget igazoló dokumentum.</w:t>
+      </w:r>
+    </w:p>
+    <w:p>
+      <w:pPr>
+        <w:rPr>
+          <w:lang w:eastAsia="hu-HU"/>
+        </w:rPr>
+      </w:pPr>
+    </w:p>
+    <w:p>
+      <w:pPr>
+        <w:pStyle w:val="Cmsor2"/>
+      </w:pPr>
+      <w:bookmarkStart w:id="89" w:name="_Toc227309705"/>
+      <w:r>
+        <w:t>Rendszerkövetelmények</w:t>
+      </w:r>
+      <w:bookmarkEnd w:id="89"/>
+    </w:p>
+    <w:p>
+      <w:pPr>
+        <w:pStyle w:val="Cmsor3"/>
+      </w:pPr>
+      <w:r>
+        <w:t xml:space="preserve">Hardver </w:t>
+      </w:r>
+    </w:p>
+    <w:p>
+      <w:pPr>
+        <w:pStyle w:val="Nincstrkz"/>
+      </w:pPr>
+      <w:r>
+        <w:t>Internet elérésre alkalmas mobileszköz, táblagép, tablet, laptop vagy PC</w:t>
+      </w:r>
+    </w:p>
+    <w:p>
+      <w:pPr>
+        <w:pStyle w:val="Nincstrkz"/>
+      </w:pPr>
+      <w:r>
+        <w:t>RFID kártya</w:t>
+      </w:r>
+    </w:p>
+    <w:p>
+      <w:pPr>
+        <w:pStyle w:val="Nincstrkz"/>
+      </w:pPr>
+      <w:r>
+        <w:t>RFID kártya olvasására alkalmas kártyaolvasó</w:t>
+      </w:r>
+    </w:p>
+    <w:p>
+      <w:pPr>
+        <w:pStyle w:val="Cmsor3"/>
+      </w:pPr>
+      <w:r>
+        <w:t>Szoftverkövetelmények</w:t>
+      </w:r>
+    </w:p>
+    <w:p>
+      <w:pPr>
+        <w:pStyle w:val="Nincstrkz"/>
+      </w:pPr>
+      <w:r>
+        <w:t>Operációs rendszer: Windows 11</w:t>
+      </w:r>
+      <w:r>
+        <w:t xml:space="preserve"> vagy</w:t>
+      </w:r>
+      <w:r>
+        <w:t xml:space="preserve"> Android</w:t>
+      </w:r>
+    </w:p>
+    <w:p>
+      <w:pPr>
+        <w:pStyle w:val="Nincstrkz"/>
+      </w:pPr>
+      <w:r>
+        <w:t>Internetkapcsolat: szükséges</w:t>
+      </w:r>
+    </w:p>
+    <w:p>
+      <w:pPr>
+        <w:pStyle w:val="Cmsor2"/>
+      </w:pPr>
+      <w:bookmarkStart w:id="90" w:name="_Toc227309706"/>
+      <w:r>
+        <w:t>A program használatának részletes leírása</w:t>
+      </w:r>
+      <w:bookmarkEnd w:id="90"/>
+    </w:p>
+    <w:p>
+      <w:pPr>
+        <w:pStyle w:val="Cmsor3"/>
+      </w:pPr>
+      <w:r>
+        <w:t>Általános felhasználás</w:t>
+      </w:r>
+    </w:p>
+    <w:p>
+      <w:pPr>
+        <w:pStyle w:val="Cmsor4"/>
+      </w:pPr>
+      <w:bookmarkStart w:id="91" w:name="_Toc227309708"/>
+      <w:r>
+        <w:t>Regisztráció</w:t>
+      </w:r>
+      <w:bookmarkEnd w:id="91"/>
+    </w:p>
+    <w:p>
+      <w:r>
+        <w:t>A felhasználó csak regisztráció után tud hozzáférni az oldalhoz és annak funkcióihoz. A regisztrációs felületen a felhasználó saját adataival kell kitöltenie a mezőket(fentről lefelé, balról jobbra haladva). Minden mezőt ki kell tölteni, különben a regisztráció nem fog végbemenni, és az admin felületén nem fog megjelenni a regisztrált profil. Regisztráció csak az iskola email címmel (</w:t>
+      </w:r>
+      <w:r>
+        <w:t>vezeteknev.keresztnev@iskola.hu</w:t>
+      </w:r>
+      <w:r>
+        <w:t xml:space="preserve">) lehetséges, más email </w:t>
+      </w:r>
+      <w:r>
+        <w:lastRenderedPageBreak/>
+        <w:t>címet a rendszer nem fogad el. A jelszónak legalább 8 karakterből kell állnia, ami tartalmazhat ékezetes betűket, számokat vagy speciális karaktereket. Sikeres regisztráció után az admin hagyja jóvá a regisztrációt, az oldalt csak ezután tudja használatba venni.</w:t>
+      </w:r>
+    </w:p>
+    <w:p>
+      <w:pPr>
+        <w:pStyle w:val="Cmsor4"/>
+      </w:pPr>
+      <w:bookmarkStart w:id="92" w:name="_Toc227309709"/>
+      <w:r>
+        <w:t>Bejelentkezés</w:t>
+      </w:r>
+      <w:bookmarkEnd w:id="92"/>
+    </w:p>
+    <w:p>
+      <w:r>
+        <w:t>A felhasználó sikeres regisztráció és az admin jóváhagyása után tud bejelentkezni az oldalra. Itt mindössze az iskolai email címét (</w:t>
+      </w:r>
+      <w:r>
+        <w:t>vezeteknev.keresztnev@iskola.hu</w:t>
+      </w:r>
+      <w:r>
+        <w:t>) és az általa megadott jelszót kell megadnia. Sikeres belépést követően hozzáfér a felhasználó az oldalhoz és annak funkcióihoz.</w:t>
+      </w:r>
+    </w:p>
+    <w:p>
+      <w:pPr>
+        <w:pStyle w:val="Cmsor4"/>
+      </w:pPr>
+      <w:r>
+        <w:t>Elfelejtett jelszó</w:t>
+      </w:r>
+    </w:p>
+    <w:p>
+      <w:r>
+        <w:t>Ha a felhasználó elfejeltette a jelszavát, újra be tudja állítani azt. Az elfelejtett jelszó hivatkozásra kattintva a mezőbe beírja az iskolai email címét, ahová a jelszó helyreállításával kapcsolatos email jönni fog. Ebben az emailben találja a felhasználó azt a linket, aminek segítségével vissza tudja állítani a saját jelszavát. Ezután az új jelszóval a felhasználó be tud jelentkezni az oldalra.</w:t>
+      </w:r>
+    </w:p>
+    <w:p>
+      <w:pPr>
+        <w:pStyle w:val="Cmsor3"/>
+      </w:pPr>
+      <w:bookmarkStart w:id="93" w:name="_Toc227309710"/>
+      <w:bookmarkEnd w:id="93"/>
+      <w:r>
+        <w:t>Felhasználói fiók</w:t>
+      </w:r>
+    </w:p>
+    <w:p>
+      <w:pPr>
+        <w:pStyle w:val="Cmsor4"/>
+      </w:pPr>
+      <w:r>
+        <w:t>Menük megtekintése</w:t>
+      </w:r>
+    </w:p>
+    <w:p>
+      <w:r>
+        <w:t xml:space="preserve">A felhasználónak van lehetősége napi és heti bontásban is megtekinteni a menüket. </w:t>
+      </w:r>
+    </w:p>
+    <w:p>
+      <w:pPr>
+        <w:pStyle w:val="Cmsor4"/>
+      </w:pPr>
+      <w:r>
+        <w:t>Ételek listája</w:t>
+      </w:r>
+    </w:p>
+    <w:p>
+      <w:r>
+        <w:t xml:space="preserve">A megfelelő tájékozottság érdekében a felhasználó megtekintheti az ételek listáját, akár kategóriákra bontva: főétel, leves, egyéb. Minden ételnél megtalálhatóak a tápérték információk, az allergén információk és az összetevők hozzávetőlegesen egy adagra lebontva. </w:t>
+      </w:r>
+    </w:p>
+    <w:p>
+      <w:pPr>
+        <w:pStyle w:val="Cmsor4"/>
+      </w:pPr>
+      <w:r>
+        <w:t>Saját rendelések</w:t>
+      </w:r>
+    </w:p>
+    <w:p>
+      <w:r>
+        <w:t>A rendelés fülre kattintva a navigációs sávban, az oldalon megjelenik egy táblázat amiben a következők szerepelnek: dátum, leves, A opció, B opció, a kiválasztott menü, rendelés státusza és a műveletek, ha vannak. Rendelni csak akkor tud a felhasználó, ha előtte kiválasztja az egyik opciót. Rendelés után van lehet</w:t>
+      </w:r>
+      <w:r>
+        <w:t>ősége ezt módosítani, akár lemondani. Ezek a műveletek csak akkor végezhetők el, ha a határidő még nem járt le. A határidő egy adott napra az előtte való munkanap 10 órakor jár le. Tehát ha egy hétfői napról van szó, akkor péntek délelőtt 10 óráig lehet leadni, módosítani, lemondani a rendelést.</w:t>
+      </w:r>
+    </w:p>
+    <w:p>
+      <w:r>
+        <w:t>Több napra egyszerre nem lehet rendelni</w:t>
+      </w:r>
+      <w:r>
+        <w:t>, mert minden napra külön ki kell választani hogy az illető melyik opciót szeretné később elfogyasztani.</w:t>
       </w:r>
     </w:p>
     <w:p/>
     <w:p>
-      <w:r>
-        <w:t xml:space="preserve">Az oldalt </w:t>
-      </w:r>
-      <w:r>
-        <w:t>gyakran</w:t>
-      </w:r>
-      <w:r>
-        <w:t xml:space="preserve"> használt böngészőkben teszteltük, </w:t>
-      </w:r>
-      <w:r>
-        <w:t>köztük</w:t>
-      </w:r>
-      <w:r>
-        <w:t xml:space="preserve"> a Google Chrome</w:t>
-      </w:r>
-      <w:r>
-        <w:t xml:space="preserve"> és a</w:t>
-      </w:r>
-      <w:r>
-        <w:t xml:space="preserve"> Microsoft Edge. </w:t>
-      </w:r>
-      <w:r>
-        <w:t xml:space="preserve">A </w:t>
-      </w:r>
-      <w:r>
-        <w:t>funkció</w:t>
-      </w:r>
-      <w:r>
-        <w:t>k</w:t>
-      </w:r>
-      <w:r>
-        <w:t xml:space="preserve"> zavartalanul működ</w:t>
-      </w:r>
-      <w:r>
-        <w:t>tek</w:t>
-      </w:r>
-      <w:r>
-        <w:t xml:space="preserve"> ezekben a böngészőkben. </w:t>
-      </w:r>
-    </w:p>
-    <w:p>
-      <w:pPr>
-        <w:pStyle w:val="Cmsor2"/>
-      </w:pPr>
-      <w:bookmarkStart w:id="89" w:name="_Toc227309754"/>
-      <w:r>
-        <w:t>Frontend</w:t>
-      </w:r>
-      <w:bookmarkEnd w:id="89"/>
-    </w:p>
-    <w:p>
-      <w:r>
-        <w:t xml:space="preserve">Többféle </w:t>
-      </w:r>
-      <w:proofErr w:type="spellStart"/>
-      <w:r>
-        <w:t>kijelzőméreten</w:t>
-      </w:r>
-      <w:proofErr w:type="spellEnd"/>
-      <w:r>
-        <w:t xml:space="preserve"> ellenőriztük az oldal megjelenését (mobiltelefon, tablet és asztali nézet). A dizájn megfelelően alkalmazkodott a képernyőmérethez, azonban a táblázatok kényelmes megtekintéséhez a telefon vízszintes elfordítása javasolt.</w:t>
+      <w:pPr>
+        <w:pStyle w:val="Cmsor4"/>
+      </w:pPr>
+      <w:r>
+        <w:lastRenderedPageBreak/>
+        <w:t>Saját számlák</w:t>
+      </w:r>
+    </w:p>
+    <w:p>
+      <w:r>
+        <w:t xml:space="preserve">A számlák csak akkor jelennek meg egy adott hónapban, ha az adminisztrátor legenerálja azokat. Generálás után a felhasználók automatikusan </w:t>
+      </w:r>
+      <w:r>
+        <w:t>megkapják a rájuk szabott számlát melyben szerepel a fizetendő összeg, a számla státusza és a befizetés határideje is (hónap vége). Az oldalon is meg lehet tekinteni, de akár PDF formátumban is letölthető.</w:t>
+      </w:r>
+    </w:p>
+    <w:p>
+      <w:r>
+        <w:t>Ha az admin fizetettre állítja a számla státuszát, akkor a felhasználó is látja ezt, így követni tudja mely számlákat fizette be, melyek várnak a be</w:t>
+      </w:r>
+      <w:r>
+        <w:t>f</w:t>
+      </w:r>
+      <w:r>
+        <w:t xml:space="preserve">izetésre. </w:t>
+      </w:r>
+    </w:p>
+    <w:p>
+      <w:pPr>
+        <w:pStyle w:val="Cmsor4"/>
+      </w:pPr>
+      <w:r>
+        <w:t>Profil megtekintése</w:t>
+      </w:r>
+    </w:p>
+    <w:p>
+      <w:r>
+        <w:t xml:space="preserve">Személyes adatok megtekintésére, szerkesztésére szolgáló felület. Név és email cím nem változtatható. </w:t>
+      </w:r>
+      <w:r>
+        <w:t xml:space="preserve">Lakcímet, jelszót lehet </w:t>
+      </w:r>
+      <w:r>
+        <w:t>szerkeszteni.</w:t>
+      </w:r>
+    </w:p>
+    <w:p>
+      <w:pPr>
+        <w:rPr>
+          <w:lang w:eastAsia="hu-HU"/>
+        </w:rPr>
+      </w:pPr>
+      <w:r>
+        <w:rPr>
+          <w:lang w:eastAsia="hu-HU"/>
+        </w:rPr>
+        <w:t>Az egészségügyi szempontokat figyelembe véve, a felhasználónak van lehetősége, hogy bejelölje saját magának, hogy milyen étel allergiái vannak. Ez azért lényeges, mert a rendszer figyelmezteti a felhasználót rendelés közben, hogy mely ételekben találhatóak meg a választott allergének.</w:t>
+      </w:r>
+      <w:r>
+        <w:rPr>
+          <w:lang w:eastAsia="hu-HU"/>
+        </w:rPr>
+        <w:t xml:space="preserve"> </w:t>
+      </w:r>
+    </w:p>
+    <w:p>
+      <w:pPr>
+        <w:rPr>
+          <w:lang w:eastAsia="hu-HU"/>
+        </w:rPr>
+      </w:pPr>
+      <w:r>
+        <w:rPr>
+          <w:lang w:eastAsia="hu-HU"/>
+        </w:rPr>
+        <w:t>Van egy dokumentum feltöltő rész, ahol a felhasználó elbírálásra küldheti a cukormentes érkezésre és a kedvezményes érkezésre feljogosító dokumentumait az adminnak.</w:t>
+      </w:r>
+    </w:p>
+    <w:p>
+      <w:pPr>
+        <w:pStyle w:val="Cmsor3"/>
+        <w:rPr>
+          <w:lang w:eastAsia="hu-HU"/>
+        </w:rPr>
+      </w:pPr>
+      <w:r>
+        <w:rPr>
+          <w:lang w:eastAsia="hu-HU"/>
+        </w:rPr>
+        <w:t>Konyhai fiók</w:t>
+      </w:r>
+    </w:p>
+    <w:p>
+      <w:pPr>
+        <w:pStyle w:val="Cmsor3"/>
+        <w:rPr>
+          <w:lang w:eastAsia="hu-HU"/>
+        </w:rPr>
+      </w:pPr>
+      <w:r>
+        <w:rPr>
+          <w:lang w:eastAsia="hu-HU"/>
+        </w:rPr>
+        <w:t>Adminisztrátori fiók</w:t>
       </w:r>
     </w:p>
     <w:p/>
     <w:p>
-      <w:r>
-        <w:t xml:space="preserve">Robot Framework – </w:t>
-      </w:r>
-      <w:proofErr w:type="spellStart"/>
-      <w:r>
-        <w:t>Selenium</w:t>
-      </w:r>
-      <w:proofErr w:type="spellEnd"/>
-    </w:p>
-    <w:p>
-      <w:pPr>
-        <w:pStyle w:val="Cmsor3"/>
-      </w:pPr>
-      <w:bookmarkStart w:id="90" w:name="_Toc227309755"/>
-      <w:r>
-        <w:t>Bejelentkezés</w:t>
-      </w:r>
-      <w:bookmarkEnd w:id="90"/>
-    </w:p>
-    <w:p>
-      <w:r>
-        <w:t>Normál használat</w:t>
-      </w:r>
-    </w:p>
-    <w:p>
-      <w:r>
-        <w:t>Extrém eset (hibás)</w:t>
-      </w:r>
-    </w:p>
-    <w:p>
-      <w:pPr>
-        <w:pStyle w:val="Cmsor2"/>
-      </w:pPr>
-      <w:bookmarkStart w:id="91" w:name="_Toc227309756"/>
-      <w:r>
-        <w:t>Backend</w:t>
-      </w:r>
-      <w:bookmarkEnd w:id="91"/>
-    </w:p>
-    <w:p>
-      <w:r>
-        <w:t>Postman</w:t>
-      </w:r>
-    </w:p>
-    <w:p>
-      <w:pPr>
-        <w:pStyle w:val="Cmsor3"/>
-      </w:pPr>
-      <w:bookmarkStart w:id="92" w:name="_Toc227309757"/>
-      <w:r>
-        <w:t>Bejelentkezés</w:t>
-      </w:r>
-      <w:bookmarkEnd w:id="92"/>
-    </w:p>
-    <w:p>
       <w:pPr>
         <w:pStyle w:val="Cmsor1"/>
       </w:pPr>
-      <w:bookmarkStart w:id="93" w:name="_Toc227309758"/>
       <w:r>
         <w:lastRenderedPageBreak/>
         <w:t>Összefoglalás</w:t>
       </w:r>
-      <w:bookmarkEnd w:id="93"/>
+      <w:bookmarkEnd w:id="86"/>
     </w:p>
     <w:p>
       <w:pPr>
@@ -10006,8 +9762,8 @@
       <w:r>
         <w:t xml:space="preserve">Jövőbeli fejlesztési </w:t>
       </w:r>
-      <w:bookmarkEnd w:id="18"/>
-      <w:bookmarkEnd w:id="19"/>
+      <w:bookmarkEnd w:id="11"/>
+      <w:bookmarkEnd w:id="12"/>
       <w:r>
         <w:t>lehetőségek</w:t>
       </w:r>
@@ -10124,15 +9880,7 @@
         <w:t>Projekt neve:</w:t>
       </w:r>
       <w:r>
-        <w:t xml:space="preserve"> </w:t>
-      </w:r>
-      <w:proofErr w:type="spellStart"/>
-      <w:r>
-        <w:t>eMenza</w:t>
-      </w:r>
-      <w:proofErr w:type="spellEnd"/>
-      <w:r>
-        <w:t xml:space="preserve"> - Iskolai étkezéskeszelő rendszer</w:t>
+        <w:t xml:space="preserve"> eMenza - Iskolai étkezéskeszelő rendszer</w:t>
       </w:r>
     </w:p>
     <w:p>
@@ -10180,11 +9928,9 @@
       <w:pPr>
         <w:pStyle w:val="Nincstrkz"/>
       </w:pPr>
-      <w:proofErr w:type="spellStart"/>
       <w:r>
         <w:t>Laravel</w:t>
       </w:r>
-      <w:proofErr w:type="spellEnd"/>
     </w:p>
     <w:p>
       <w:pPr>
@@ -10198,11 +9944,9 @@
       <w:pPr>
         <w:pStyle w:val="Nincstrkz"/>
       </w:pPr>
-      <w:proofErr w:type="spellStart"/>
       <w:r>
         <w:t>MySQL</w:t>
       </w:r>
-      <w:proofErr w:type="spellEnd"/>
     </w:p>
     <w:p>
       <w:pPr>

--- a/Dokumentációhoz/Dokumentumok/Dokumentáció.docx
+++ b/Dokumentációhoz/Dokumentumok/Dokumentáció.docx
@@ -144,8 +144,8 @@
     </w:p>
     <w:bookmarkStart w:id="0" w:name="_Toc208994418" w:displacedByCustomXml="next"/>
     <w:bookmarkEnd w:id="0" w:displacedByCustomXml="next"/>
-    <w:bookmarkStart w:id="1" w:name="_Toc208994356" w:displacedByCustomXml="next"/>
-    <w:bookmarkStart w:id="2" w:name="_Toc208994419" w:displacedByCustomXml="next"/>
+    <w:bookmarkStart w:id="1" w:name="_Toc208994419" w:displacedByCustomXml="next"/>
+    <w:bookmarkStart w:id="2" w:name="_Toc208994356" w:displacedByCustomXml="next"/>
     <w:sdt>
       <w:sdtPr>
         <w:rPr>
@@ -242,7 +242,7 @@
             <w:rPr>
               <w:noProof/>
             </w:rPr>
-            <w:instrText xml:space="preserve"> PAGEREF _Toc227745197 \h </w:instrText>
+            <w:instrText xml:space="preserve"> PAGEREF _Toc227748673 \h </w:instrText>
           </w:r>
           <w:r>
             <w:rPr>
@@ -319,7 +319,7 @@
             <w:rPr>
               <w:noProof/>
             </w:rPr>
-            <w:instrText xml:space="preserve"> PAGEREF _Toc227745198 \h </w:instrText>
+            <w:instrText xml:space="preserve"> PAGEREF _Toc227748674 \h </w:instrText>
           </w:r>
           <w:r>
             <w:rPr>
@@ -396,7 +396,7 @@
             <w:rPr>
               <w:noProof/>
             </w:rPr>
-            <w:instrText xml:space="preserve"> PAGEREF _Toc227745199 \h </w:instrText>
+            <w:instrText xml:space="preserve"> PAGEREF _Toc227748675 \h </w:instrText>
           </w:r>
           <w:r>
             <w:rPr>
@@ -473,7 +473,7 @@
             <w:rPr>
               <w:noProof/>
             </w:rPr>
-            <w:instrText xml:space="preserve"> PAGEREF _Toc227745200 \h </w:instrText>
+            <w:instrText xml:space="preserve"> PAGEREF _Toc227748676 \h </w:instrText>
           </w:r>
           <w:r>
             <w:rPr>
@@ -550,7 +550,7 @@
             <w:rPr>
               <w:noProof/>
             </w:rPr>
-            <w:instrText xml:space="preserve"> PAGEREF _Toc227745201 \h </w:instrText>
+            <w:instrText xml:space="preserve"> PAGEREF _Toc227748677 \h </w:instrText>
           </w:r>
           <w:r>
             <w:rPr>
@@ -627,7 +627,7 @@
             <w:rPr>
               <w:noProof/>
             </w:rPr>
-            <w:instrText xml:space="preserve"> PAGEREF _Toc227745202 \h </w:instrText>
+            <w:instrText xml:space="preserve"> PAGEREF _Toc227748678 \h </w:instrText>
           </w:r>
           <w:r>
             <w:rPr>
@@ -704,7 +704,7 @@
             <w:rPr>
               <w:noProof/>
             </w:rPr>
-            <w:instrText xml:space="preserve"> PAGEREF _Toc227745203 \h </w:instrText>
+            <w:instrText xml:space="preserve"> PAGEREF _Toc227748679 \h </w:instrText>
           </w:r>
           <w:r>
             <w:rPr>
@@ -781,7 +781,7 @@
             <w:rPr>
               <w:noProof/>
             </w:rPr>
-            <w:instrText xml:space="preserve"> PAGEREF _Toc227745204 \h </w:instrText>
+            <w:instrText xml:space="preserve"> PAGEREF _Toc227748680 \h </w:instrText>
           </w:r>
           <w:r>
             <w:rPr>
@@ -858,7 +858,7 @@
             <w:rPr>
               <w:noProof/>
             </w:rPr>
-            <w:instrText xml:space="preserve"> PAGEREF _Toc227745205 \h </w:instrText>
+            <w:instrText xml:space="preserve"> PAGEREF _Toc227748681 \h </w:instrText>
           </w:r>
           <w:r>
             <w:rPr>
@@ -935,7 +935,7 @@
             <w:rPr>
               <w:noProof/>
             </w:rPr>
-            <w:instrText xml:space="preserve"> PAGEREF _Toc227745206 \h </w:instrText>
+            <w:instrText xml:space="preserve"> PAGEREF _Toc227748682 \h </w:instrText>
           </w:r>
           <w:r>
             <w:rPr>
@@ -1012,7 +1012,7 @@
             <w:rPr>
               <w:noProof/>
             </w:rPr>
-            <w:instrText xml:space="preserve"> PAGEREF _Toc227745207 \h </w:instrText>
+            <w:instrText xml:space="preserve"> PAGEREF _Toc227748683 \h </w:instrText>
           </w:r>
           <w:r>
             <w:rPr>
@@ -1089,7 +1089,7 @@
             <w:rPr>
               <w:noProof/>
             </w:rPr>
-            <w:instrText xml:space="preserve"> PAGEREF _Toc227745208 \h </w:instrText>
+            <w:instrText xml:space="preserve"> PAGEREF _Toc227748684 \h </w:instrText>
           </w:r>
           <w:r>
             <w:rPr>
@@ -1166,7 +1166,7 @@
             <w:rPr>
               <w:noProof/>
             </w:rPr>
-            <w:instrText xml:space="preserve"> PAGEREF _Toc227745209 \h </w:instrText>
+            <w:instrText xml:space="preserve"> PAGEREF _Toc227748685 \h </w:instrText>
           </w:r>
           <w:r>
             <w:rPr>
@@ -1243,7 +1243,7 @@
             <w:rPr>
               <w:noProof/>
             </w:rPr>
-            <w:instrText xml:space="preserve"> PAGEREF _Toc227745210 \h </w:instrText>
+            <w:instrText xml:space="preserve"> PAGEREF _Toc227748686 \h </w:instrText>
           </w:r>
           <w:r>
             <w:rPr>
@@ -1320,7 +1320,7 @@
             <w:rPr>
               <w:noProof/>
             </w:rPr>
-            <w:instrText xml:space="preserve"> PAGEREF _Toc227745211 \h </w:instrText>
+            <w:instrText xml:space="preserve"> PAGEREF _Toc227748687 \h </w:instrText>
           </w:r>
           <w:r>
             <w:rPr>
@@ -1397,7 +1397,7 @@
             <w:rPr>
               <w:noProof/>
             </w:rPr>
-            <w:instrText xml:space="preserve"> PAGEREF _Toc227745212 \h </w:instrText>
+            <w:instrText xml:space="preserve"> PAGEREF _Toc227748688 \h </w:instrText>
           </w:r>
           <w:r>
             <w:rPr>
@@ -1474,62 +1474,7 @@
             <w:rPr>
               <w:noProof/>
             </w:rPr>
-            <w:instrText xml:space="preserve"> PAGEREF _Toc227745213 \h </w:instrText>
-          </w:r>
-          <w:r>
-            <w:rPr>
-              <w:noProof/>
-            </w:rPr>
-          </w:r>
-          <w:r>
-            <w:rPr>
-              <w:noProof/>
-            </w:rPr>
-            <w:fldChar w:fldCharType="separate"/>
-          </w:r>
-          <w:r>
-            <w:rPr>
-              <w:noProof/>
-            </w:rPr>
-            <w:t>8</w:t>
-          </w:r>
-          <w:r>
-            <w:rPr>
-              <w:noProof/>
-            </w:rPr>
-            <w:fldChar w:fldCharType="end"/>
-          </w:r>
-        </w:p>
-        <w:p>
-          <w:pPr>
-            <w:pStyle w:val="TJ2"/>
-            <w:tabs>
-              <w:tab w:val="right" w:leader="dot" w:pos="9062"/>
-            </w:tabs>
-            <w:rPr>
-              <w:rFonts w:asciiTheme="minorHAnsi" w:eastAsiaTheme="minorEastAsia" w:hAnsiTheme="minorHAnsi"/>
-              <w:noProof/>
-              <w:sz w:val="22"/>
-              <w:lang w:eastAsia="hu-HU"/>
-            </w:rPr>
-          </w:pPr>
-          <w:r>
-            <w:rPr>
-              <w:noProof/>
-            </w:rPr>
-            <w:tab/>
-          </w:r>
-          <w:r>
-            <w:rPr>
-              <w:noProof/>
-            </w:rPr>
-            <w:fldChar w:fldCharType="begin"/>
-          </w:r>
-          <w:r>
-            <w:rPr>
-              <w:noProof/>
-            </w:rPr>
-            <w:instrText xml:space="preserve"> PAGEREF _Toc227745214 \h </w:instrText>
+            <w:instrText xml:space="preserve"> PAGEREF _Toc227748689 \h </w:instrText>
           </w:r>
           <w:r>
             <w:rPr>
@@ -1606,7 +1551,7 @@
             <w:rPr>
               <w:noProof/>
             </w:rPr>
-            <w:instrText xml:space="preserve"> PAGEREF _Toc227745215 \h </w:instrText>
+            <w:instrText xml:space="preserve"> PAGEREF _Toc227748690 \h </w:instrText>
           </w:r>
           <w:r>
             <w:rPr>
@@ -1683,7 +1628,7 @@
             <w:rPr>
               <w:noProof/>
             </w:rPr>
-            <w:instrText xml:space="preserve"> PAGEREF _Toc227745216 \h </w:instrText>
+            <w:instrText xml:space="preserve"> PAGEREF _Toc227748691 \h </w:instrText>
           </w:r>
           <w:r>
             <w:rPr>
@@ -1760,7 +1705,7 @@
             <w:rPr>
               <w:noProof/>
             </w:rPr>
-            <w:instrText xml:space="preserve"> PAGEREF _Toc227745217 \h </w:instrText>
+            <w:instrText xml:space="preserve"> PAGEREF _Toc227748692 \h </w:instrText>
           </w:r>
           <w:r>
             <w:rPr>
@@ -1837,7 +1782,7 @@
             <w:rPr>
               <w:noProof/>
             </w:rPr>
-            <w:instrText xml:space="preserve"> PAGEREF _Toc227745218 \h </w:instrText>
+            <w:instrText xml:space="preserve"> PAGEREF _Toc227748693 \h </w:instrText>
           </w:r>
           <w:r>
             <w:rPr>
@@ -1914,7 +1859,7 @@
             <w:rPr>
               <w:noProof/>
             </w:rPr>
-            <w:instrText xml:space="preserve"> PAGEREF _Toc227745219 \h </w:instrText>
+            <w:instrText xml:space="preserve"> PAGEREF _Toc227748694 \h </w:instrText>
           </w:r>
           <w:r>
             <w:rPr>
@@ -1931,7 +1876,7 @@
             <w:rPr>
               <w:noProof/>
             </w:rPr>
-            <w:t>10</w:t>
+            <w:t>11</w:t>
           </w:r>
           <w:r>
             <w:rPr>
@@ -1991,7 +1936,7 @@
             <w:rPr>
               <w:noProof/>
             </w:rPr>
-            <w:instrText xml:space="preserve"> PAGEREF _Toc227745220 \h </w:instrText>
+            <w:instrText xml:space="preserve"> PAGEREF _Toc227748695 \h </w:instrText>
           </w:r>
           <w:r>
             <w:rPr>
@@ -2068,7 +2013,7 @@
             <w:rPr>
               <w:noProof/>
             </w:rPr>
-            <w:instrText xml:space="preserve"> PAGEREF _Toc227745221 \h </w:instrText>
+            <w:instrText xml:space="preserve"> PAGEREF _Toc227748696 \h </w:instrText>
           </w:r>
           <w:r>
             <w:rPr>
@@ -2145,7 +2090,7 @@
             <w:rPr>
               <w:noProof/>
             </w:rPr>
-            <w:instrText xml:space="preserve"> PAGEREF _Toc227745222 \h </w:instrText>
+            <w:instrText xml:space="preserve"> PAGEREF _Toc227748697 \h </w:instrText>
           </w:r>
           <w:r>
             <w:rPr>
@@ -2162,7 +2107,7 @@
             <w:rPr>
               <w:noProof/>
             </w:rPr>
-            <w:t>11</w:t>
+            <w:t>12</w:t>
           </w:r>
           <w:r>
             <w:rPr>
@@ -2222,7 +2167,7 @@
             <w:rPr>
               <w:noProof/>
             </w:rPr>
-            <w:instrText xml:space="preserve"> PAGEREF _Toc227745223 \h </w:instrText>
+            <w:instrText xml:space="preserve"> PAGEREF _Toc227748698 \h </w:instrText>
           </w:r>
           <w:r>
             <w:rPr>
@@ -2299,7 +2244,7 @@
             <w:rPr>
               <w:noProof/>
             </w:rPr>
-            <w:instrText xml:space="preserve"> PAGEREF _Toc227745224 \h </w:instrText>
+            <w:instrText xml:space="preserve"> PAGEREF _Toc227748699 \h </w:instrText>
           </w:r>
           <w:r>
             <w:rPr>
@@ -2376,7 +2321,7 @@
             <w:rPr>
               <w:noProof/>
             </w:rPr>
-            <w:instrText xml:space="preserve"> PAGEREF _Toc227745225 \h </w:instrText>
+            <w:instrText xml:space="preserve"> PAGEREF _Toc227748700 \h </w:instrText>
           </w:r>
           <w:r>
             <w:rPr>
@@ -2453,7 +2398,7 @@
             <w:rPr>
               <w:noProof/>
             </w:rPr>
-            <w:instrText xml:space="preserve"> PAGEREF _Toc227745226 \h </w:instrText>
+            <w:instrText xml:space="preserve"> PAGEREF _Toc227748701 \h </w:instrText>
           </w:r>
           <w:r>
             <w:rPr>
@@ -2530,7 +2475,7 @@
             <w:rPr>
               <w:noProof/>
             </w:rPr>
-            <w:instrText xml:space="preserve"> PAGEREF _Toc227745227 \h </w:instrText>
+            <w:instrText xml:space="preserve"> PAGEREF _Toc227748702 \h </w:instrText>
           </w:r>
           <w:r>
             <w:rPr>
@@ -2574,7 +2519,6 @@
             <w:rPr>
               <w:noProof/>
             </w:rPr>
-            <w:lastRenderedPageBreak/>
             <w:t>2.10.4.1</w:t>
           </w:r>
           <w:r>
@@ -2608,7 +2552,7 @@
             <w:rPr>
               <w:noProof/>
             </w:rPr>
-            <w:instrText xml:space="preserve"> PAGEREF _Toc227745228 \h </w:instrText>
+            <w:instrText xml:space="preserve"> PAGEREF _Toc227748703 \h </w:instrText>
           </w:r>
           <w:r>
             <w:rPr>
@@ -2652,6 +2596,7 @@
             <w:rPr>
               <w:noProof/>
             </w:rPr>
+            <w:lastRenderedPageBreak/>
             <w:t>2.10.4.2</w:t>
           </w:r>
           <w:r>
@@ -2685,7 +2630,7 @@
             <w:rPr>
               <w:noProof/>
             </w:rPr>
-            <w:instrText xml:space="preserve"> PAGEREF _Toc227745229 \h </w:instrText>
+            <w:instrText xml:space="preserve"> PAGEREF _Toc227748704 \h </w:instrText>
           </w:r>
           <w:r>
             <w:rPr>
@@ -2744,7 +2689,7 @@
             <w:rPr>
               <w:noProof/>
             </w:rPr>
-            <w:t xml:space="preserve"> Egyéb táblák</w:t>
+            <w:t>Egyéb táblák</w:t>
           </w:r>
           <w:r>
             <w:rPr>
@@ -2762,7 +2707,7 @@
             <w:rPr>
               <w:noProof/>
             </w:rPr>
-            <w:instrText xml:space="preserve"> PAGEREF _Toc227745230 \h </w:instrText>
+            <w:instrText xml:space="preserve"> PAGEREF _Toc227748705 \h </w:instrText>
           </w:r>
           <w:r>
             <w:rPr>
@@ -2839,7 +2784,7 @@
             <w:rPr>
               <w:noProof/>
             </w:rPr>
-            <w:instrText xml:space="preserve"> PAGEREF _Toc227745231 \h </w:instrText>
+            <w:instrText xml:space="preserve"> PAGEREF _Toc227748706 \h </w:instrText>
           </w:r>
           <w:r>
             <w:rPr>
@@ -2916,7 +2861,7 @@
             <w:rPr>
               <w:noProof/>
             </w:rPr>
-            <w:instrText xml:space="preserve"> PAGEREF _Toc227745232 \h </w:instrText>
+            <w:instrText xml:space="preserve"> PAGEREF _Toc227748707 \h </w:instrText>
           </w:r>
           <w:r>
             <w:rPr>
@@ -2993,7 +2938,7 @@
             <w:rPr>
               <w:noProof/>
             </w:rPr>
-            <w:instrText xml:space="preserve"> PAGEREF _Toc227745233 \h </w:instrText>
+            <w:instrText xml:space="preserve"> PAGEREF _Toc227748708 \h </w:instrText>
           </w:r>
           <w:r>
             <w:rPr>
@@ -3070,7 +3015,7 @@
             <w:rPr>
               <w:noProof/>
             </w:rPr>
-            <w:instrText xml:space="preserve"> PAGEREF _Toc227745234 \h </w:instrText>
+            <w:instrText xml:space="preserve"> PAGEREF _Toc227748709 \h </w:instrText>
           </w:r>
           <w:r>
             <w:rPr>
@@ -3147,7 +3092,7 @@
             <w:rPr>
               <w:noProof/>
             </w:rPr>
-            <w:instrText xml:space="preserve"> PAGEREF _Toc227745235 \h </w:instrText>
+            <w:instrText xml:space="preserve"> PAGEREF _Toc227748710 \h </w:instrText>
           </w:r>
           <w:r>
             <w:rPr>
@@ -3224,7 +3169,7 @@
             <w:rPr>
               <w:noProof/>
             </w:rPr>
-            <w:instrText xml:space="preserve"> PAGEREF _Toc227745236 \h </w:instrText>
+            <w:instrText xml:space="preserve"> PAGEREF _Toc227748711 \h </w:instrText>
           </w:r>
           <w:r>
             <w:rPr>
@@ -3301,7 +3246,7 @@
             <w:rPr>
               <w:noProof/>
             </w:rPr>
-            <w:instrText xml:space="preserve"> PAGEREF _Toc227745237 \h </w:instrText>
+            <w:instrText xml:space="preserve"> PAGEREF _Toc227748712 \h </w:instrText>
           </w:r>
           <w:r>
             <w:rPr>
@@ -3378,7 +3323,7 @@
             <w:rPr>
               <w:noProof/>
             </w:rPr>
-            <w:instrText xml:space="preserve"> PAGEREF _Toc227745238 \h </w:instrText>
+            <w:instrText xml:space="preserve"> PAGEREF _Toc227748713 \h </w:instrText>
           </w:r>
           <w:r>
             <w:rPr>
@@ -3455,7 +3400,7 @@
             <w:rPr>
               <w:noProof/>
             </w:rPr>
-            <w:instrText xml:space="preserve"> PAGEREF _Toc227745239 \h </w:instrText>
+            <w:instrText xml:space="preserve"> PAGEREF _Toc227748714 \h </w:instrText>
           </w:r>
           <w:r>
             <w:rPr>
@@ -3532,7 +3477,7 @@
             <w:rPr>
               <w:noProof/>
             </w:rPr>
-            <w:instrText xml:space="preserve"> PAGEREF _Toc227745240 \h </w:instrText>
+            <w:instrText xml:space="preserve"> PAGEREF _Toc227748715 \h </w:instrText>
           </w:r>
           <w:r>
             <w:rPr>
@@ -3591,7 +3536,7 @@
             <w:rPr>
               <w:noProof/>
             </w:rPr>
-            <w:t>Frontend</w:t>
+            <w:t>Frontend tesztelés</w:t>
           </w:r>
           <w:r>
             <w:rPr>
@@ -3609,7 +3554,7 @@
             <w:rPr>
               <w:noProof/>
             </w:rPr>
-            <w:instrText xml:space="preserve"> PAGEREF _Toc227745241 \h </w:instrText>
+            <w:instrText xml:space="preserve"> PAGEREF _Toc227748716 \h </w:instrText>
           </w:r>
           <w:r>
             <w:rPr>
@@ -3686,7 +3631,7 @@
             <w:rPr>
               <w:noProof/>
             </w:rPr>
-            <w:instrText xml:space="preserve"> PAGEREF _Toc227745242 \h </w:instrText>
+            <w:instrText xml:space="preserve"> PAGEREF _Toc227748717 \h </w:instrText>
           </w:r>
           <w:r>
             <w:rPr>
@@ -3745,7 +3690,7 @@
             <w:rPr>
               <w:noProof/>
             </w:rPr>
-            <w:t>Backend</w:t>
+            <w:t>Backend tesztelés</w:t>
           </w:r>
           <w:r>
             <w:rPr>
@@ -3763,7 +3708,7 @@
             <w:rPr>
               <w:noProof/>
             </w:rPr>
-            <w:instrText xml:space="preserve"> PAGEREF _Toc227745243 \h </w:instrText>
+            <w:instrText xml:space="preserve"> PAGEREF _Toc227748718 \h </w:instrText>
           </w:r>
           <w:r>
             <w:rPr>
@@ -3840,7 +3785,7 @@
             <w:rPr>
               <w:noProof/>
             </w:rPr>
-            <w:instrText xml:space="preserve"> PAGEREF _Toc227745244 \h </w:instrText>
+            <w:instrText xml:space="preserve"> PAGEREF _Toc227748719 \h </w:instrText>
           </w:r>
           <w:r>
             <w:rPr>
@@ -3917,7 +3862,7 @@
             <w:rPr>
               <w:noProof/>
             </w:rPr>
-            <w:instrText xml:space="preserve"> PAGEREF _Toc227745245 \h </w:instrText>
+            <w:instrText xml:space="preserve"> PAGEREF _Toc227748720 \h </w:instrText>
           </w:r>
           <w:r>
             <w:rPr>
@@ -3994,7 +3939,7 @@
             <w:rPr>
               <w:noProof/>
             </w:rPr>
-            <w:instrText xml:space="preserve"> PAGEREF _Toc227745246 \h </w:instrText>
+            <w:instrText xml:space="preserve"> PAGEREF _Toc227748721 \h </w:instrText>
           </w:r>
           <w:r>
             <w:rPr>
@@ -4071,7 +4016,7 @@
             <w:rPr>
               <w:noProof/>
             </w:rPr>
-            <w:instrText xml:space="preserve"> PAGEREF _Toc227745247 \h </w:instrText>
+            <w:instrText xml:space="preserve"> PAGEREF _Toc227748722 \h </w:instrText>
           </w:r>
           <w:r>
             <w:rPr>
@@ -4148,7 +4093,7 @@
             <w:rPr>
               <w:noProof/>
             </w:rPr>
-            <w:instrText xml:space="preserve"> PAGEREF _Toc227745248 \h </w:instrText>
+            <w:instrText xml:space="preserve"> PAGEREF _Toc227748723 \h </w:instrText>
           </w:r>
           <w:r>
             <w:rPr>
@@ -4225,7 +4170,7 @@
             <w:rPr>
               <w:noProof/>
             </w:rPr>
-            <w:instrText xml:space="preserve"> PAGEREF _Toc227745249 \h </w:instrText>
+            <w:instrText xml:space="preserve"> PAGEREF _Toc227748724 \h </w:instrText>
           </w:r>
           <w:r>
             <w:rPr>
@@ -4302,7 +4247,7 @@
             <w:rPr>
               <w:noProof/>
             </w:rPr>
-            <w:instrText xml:space="preserve"> PAGEREF _Toc227745250 \h </w:instrText>
+            <w:instrText xml:space="preserve"> PAGEREF _Toc227748725 \h </w:instrText>
           </w:r>
           <w:r>
             <w:rPr>
@@ -4379,7 +4324,7 @@
             <w:rPr>
               <w:noProof/>
             </w:rPr>
-            <w:instrText xml:space="preserve"> PAGEREF _Toc227745251 \h </w:instrText>
+            <w:instrText xml:space="preserve"> PAGEREF _Toc227748726 \h </w:instrText>
           </w:r>
           <w:r>
             <w:rPr>
@@ -4456,7 +4401,7 @@
             <w:rPr>
               <w:noProof/>
             </w:rPr>
-            <w:instrText xml:space="preserve"> PAGEREF _Toc227745252 \h </w:instrText>
+            <w:instrText xml:space="preserve"> PAGEREF _Toc227748727 \h </w:instrText>
           </w:r>
           <w:r>
             <w:rPr>
@@ -4533,7 +4478,7 @@
             <w:rPr>
               <w:noProof/>
             </w:rPr>
-            <w:instrText xml:space="preserve"> PAGEREF _Toc227745253 \h </w:instrText>
+            <w:instrText xml:space="preserve"> PAGEREF _Toc227748728 \h </w:instrText>
           </w:r>
           <w:r>
             <w:rPr>
@@ -4610,7 +4555,7 @@
             <w:rPr>
               <w:noProof/>
             </w:rPr>
-            <w:instrText xml:space="preserve"> PAGEREF _Toc227745254 \h </w:instrText>
+            <w:instrText xml:space="preserve"> PAGEREF _Toc227748729 \h </w:instrText>
           </w:r>
           <w:r>
             <w:rPr>
@@ -4687,7 +4632,7 @@
             <w:rPr>
               <w:noProof/>
             </w:rPr>
-            <w:instrText xml:space="preserve"> PAGEREF _Toc227745255 \h </w:instrText>
+            <w:instrText xml:space="preserve"> PAGEREF _Toc227748730 \h </w:instrText>
           </w:r>
           <w:r>
             <w:rPr>
@@ -4704,7 +4649,7 @@
             <w:rPr>
               <w:noProof/>
             </w:rPr>
-            <w:t>23</w:t>
+            <w:t>22</w:t>
           </w:r>
           <w:r>
             <w:rPr>
@@ -4764,7 +4709,7 @@
             <w:rPr>
               <w:noProof/>
             </w:rPr>
-            <w:instrText xml:space="preserve"> PAGEREF _Toc227745256 \h </w:instrText>
+            <w:instrText xml:space="preserve"> PAGEREF _Toc227748731 \h </w:instrText>
           </w:r>
           <w:r>
             <w:rPr>
@@ -4781,7 +4726,7 @@
             <w:rPr>
               <w:noProof/>
             </w:rPr>
-            <w:t>23</w:t>
+            <w:t>22</w:t>
           </w:r>
           <w:r>
             <w:rPr>
@@ -4841,7 +4786,7 @@
             <w:rPr>
               <w:noProof/>
             </w:rPr>
-            <w:instrText xml:space="preserve"> PAGEREF _Toc227745257 \h </w:instrText>
+            <w:instrText xml:space="preserve"> PAGEREF _Toc227748732 \h </w:instrText>
           </w:r>
           <w:r>
             <w:rPr>
@@ -4900,7 +4845,7 @@
             <w:rPr>
               <w:noProof/>
             </w:rPr>
-            <w:t>Saját rendelések</w:t>
+            <w:t>Személyes rendelések</w:t>
           </w:r>
           <w:r>
             <w:rPr>
@@ -4918,7 +4863,7 @@
             <w:rPr>
               <w:noProof/>
             </w:rPr>
-            <w:instrText xml:space="preserve"> PAGEREF _Toc227745258 \h </w:instrText>
+            <w:instrText xml:space="preserve"> PAGEREF _Toc227748733 \h </w:instrText>
           </w:r>
           <w:r>
             <w:rPr>
@@ -4977,7 +4922,7 @@
             <w:rPr>
               <w:noProof/>
             </w:rPr>
-            <w:t>Saját számlák</w:t>
+            <w:t>Személyes számlák</w:t>
           </w:r>
           <w:r>
             <w:rPr>
@@ -4995,7 +4940,7 @@
             <w:rPr>
               <w:noProof/>
             </w:rPr>
-            <w:instrText xml:space="preserve"> PAGEREF _Toc227745259 \h </w:instrText>
+            <w:instrText xml:space="preserve"> PAGEREF _Toc227748734 \h </w:instrText>
           </w:r>
           <w:r>
             <w:rPr>
@@ -5072,7 +5017,7 @@
             <w:rPr>
               <w:noProof/>
             </w:rPr>
-            <w:instrText xml:space="preserve"> PAGEREF _Toc227745260 \h </w:instrText>
+            <w:instrText xml:space="preserve"> PAGEREF _Toc227748735 \h </w:instrText>
           </w:r>
           <w:r>
             <w:rPr>
@@ -5117,7 +5062,6 @@
               <w:noProof/>
               <w:lang w:eastAsia="hu-HU"/>
             </w:rPr>
-            <w:lastRenderedPageBreak/>
             <w:t>4.3.3</w:t>
           </w:r>
           <w:r>
@@ -5152,7 +5096,7 @@
             <w:rPr>
               <w:noProof/>
             </w:rPr>
-            <w:instrText xml:space="preserve"> PAGEREF _Toc227745261 \h </w:instrText>
+            <w:instrText xml:space="preserve"> PAGEREF _Toc227748736 \h </w:instrText>
           </w:r>
           <w:r>
             <w:rPr>
@@ -5197,6 +5141,7 @@
               <w:noProof/>
               <w:lang w:eastAsia="hu-HU"/>
             </w:rPr>
+            <w:lastRenderedPageBreak/>
             <w:t>4.3.3.1</w:t>
           </w:r>
           <w:r>
@@ -5231,7 +5176,7 @@
             <w:rPr>
               <w:noProof/>
             </w:rPr>
-            <w:instrText xml:space="preserve"> PAGEREF _Toc227745262 \h </w:instrText>
+            <w:instrText xml:space="preserve"> PAGEREF _Toc227748737 \h </w:instrText>
           </w:r>
           <w:r>
             <w:rPr>
@@ -5310,7 +5255,7 @@
             <w:rPr>
               <w:noProof/>
             </w:rPr>
-            <w:instrText xml:space="preserve"> PAGEREF _Toc227745263 \h </w:instrText>
+            <w:instrText xml:space="preserve"> PAGEREF _Toc227748738 \h </w:instrText>
           </w:r>
           <w:r>
             <w:rPr>
@@ -5327,7 +5272,7 @@
             <w:rPr>
               <w:noProof/>
             </w:rPr>
-            <w:t>24</w:t>
+            <w:t>25</w:t>
           </w:r>
           <w:r>
             <w:rPr>
@@ -5389,7 +5334,7 @@
             <w:rPr>
               <w:noProof/>
             </w:rPr>
-            <w:instrText xml:space="preserve"> PAGEREF _Toc227745264 \h </w:instrText>
+            <w:instrText xml:space="preserve"> PAGEREF _Toc227748739 \h </w:instrText>
           </w:r>
           <w:r>
             <w:rPr>
@@ -5406,7 +5351,7 @@
             <w:rPr>
               <w:noProof/>
             </w:rPr>
-            <w:t>24</w:t>
+            <w:t>25</w:t>
           </w:r>
           <w:r>
             <w:rPr>
@@ -5468,7 +5413,7 @@
             <w:rPr>
               <w:noProof/>
             </w:rPr>
-            <w:instrText xml:space="preserve"> PAGEREF _Toc227745265 \h </w:instrText>
+            <w:instrText xml:space="preserve"> PAGEREF _Toc227748740 \h </w:instrText>
           </w:r>
           <w:r>
             <w:rPr>
@@ -5485,7 +5430,7 @@
             <w:rPr>
               <w:noProof/>
             </w:rPr>
-            <w:t>24</w:t>
+            <w:t>26</w:t>
           </w:r>
           <w:r>
             <w:rPr>
@@ -5547,7 +5492,7 @@
             <w:rPr>
               <w:noProof/>
             </w:rPr>
-            <w:instrText xml:space="preserve"> PAGEREF _Toc227745266 \h </w:instrText>
+            <w:instrText xml:space="preserve"> PAGEREF _Toc227748741 \h </w:instrText>
           </w:r>
           <w:r>
             <w:rPr>
@@ -5564,7 +5509,7 @@
             <w:rPr>
               <w:noProof/>
             </w:rPr>
-            <w:t>25</w:t>
+            <w:t>26</w:t>
           </w:r>
           <w:r>
             <w:rPr>
@@ -5626,7 +5571,7 @@
             <w:rPr>
               <w:noProof/>
             </w:rPr>
-            <w:instrText xml:space="preserve"> PAGEREF _Toc227745267 \h </w:instrText>
+            <w:instrText xml:space="preserve"> PAGEREF _Toc227748742 \h </w:instrText>
           </w:r>
           <w:r>
             <w:rPr>
@@ -5643,7 +5588,7 @@
             <w:rPr>
               <w:noProof/>
             </w:rPr>
-            <w:t>25</w:t>
+            <w:t>26</w:t>
           </w:r>
           <w:r>
             <w:rPr>
@@ -5705,7 +5650,7 @@
             <w:rPr>
               <w:noProof/>
             </w:rPr>
-            <w:instrText xml:space="preserve"> PAGEREF _Toc227745268 \h </w:instrText>
+            <w:instrText xml:space="preserve"> PAGEREF _Toc227748743 \h </w:instrText>
           </w:r>
           <w:r>
             <w:rPr>
@@ -5722,7 +5667,7 @@
             <w:rPr>
               <w:noProof/>
             </w:rPr>
-            <w:t>25</w:t>
+            <w:t>26</w:t>
           </w:r>
           <w:r>
             <w:rPr>
@@ -5782,7 +5727,7 @@
             <w:rPr>
               <w:noProof/>
             </w:rPr>
-            <w:instrText xml:space="preserve"> PAGEREF _Toc227745269 \h </w:instrText>
+            <w:instrText xml:space="preserve"> PAGEREF _Toc227748744 \h </w:instrText>
           </w:r>
           <w:r>
             <w:rPr>
@@ -5799,7 +5744,7 @@
             <w:rPr>
               <w:noProof/>
             </w:rPr>
-            <w:t>26</w:t>
+            <w:t>27</w:t>
           </w:r>
           <w:r>
             <w:rPr>
@@ -5861,7 +5806,7 @@
             <w:rPr>
               <w:noProof/>
             </w:rPr>
-            <w:instrText xml:space="preserve"> PAGEREF _Toc227745270 \h </w:instrText>
+            <w:instrText xml:space="preserve"> PAGEREF _Toc227748745 \h </w:instrText>
           </w:r>
           <w:r>
             <w:rPr>
@@ -5878,7 +5823,7 @@
             <w:rPr>
               <w:noProof/>
             </w:rPr>
-            <w:t>26</w:t>
+            <w:t>27</w:t>
           </w:r>
           <w:r>
             <w:rPr>
@@ -5940,7 +5885,7 @@
             <w:rPr>
               <w:noProof/>
             </w:rPr>
-            <w:instrText xml:space="preserve"> PAGEREF _Toc227745271 \h </w:instrText>
+            <w:instrText xml:space="preserve"> PAGEREF _Toc227748746 \h </w:instrText>
           </w:r>
           <w:r>
             <w:rPr>
@@ -5957,7 +5902,7 @@
             <w:rPr>
               <w:noProof/>
             </w:rPr>
-            <w:t>27</w:t>
+            <w:t>28</w:t>
           </w:r>
           <w:r>
             <w:rPr>
@@ -6017,7 +5962,7 @@
             <w:rPr>
               <w:noProof/>
             </w:rPr>
-            <w:instrText xml:space="preserve"> PAGEREF _Toc227745272 \h </w:instrText>
+            <w:instrText xml:space="preserve"> PAGEREF _Toc227748747 \h </w:instrText>
           </w:r>
           <w:r>
             <w:rPr>
@@ -6034,7 +5979,7 @@
             <w:rPr>
               <w:noProof/>
             </w:rPr>
-            <w:t>28</w:t>
+            <w:t>29</w:t>
           </w:r>
           <w:r>
             <w:rPr>
@@ -6094,7 +6039,7 @@
             <w:rPr>
               <w:noProof/>
             </w:rPr>
-            <w:instrText xml:space="preserve"> PAGEREF _Toc227745273 \h </w:instrText>
+            <w:instrText xml:space="preserve"> PAGEREF _Toc227748748 \h </w:instrText>
           </w:r>
           <w:r>
             <w:rPr>
@@ -6111,7 +6056,7 @@
             <w:rPr>
               <w:noProof/>
             </w:rPr>
-            <w:t>28</w:t>
+            <w:t>29</w:t>
           </w:r>
           <w:r>
             <w:rPr>
@@ -6171,7 +6116,7 @@
             <w:rPr>
               <w:noProof/>
             </w:rPr>
-            <w:instrText xml:space="preserve"> PAGEREF _Toc227745274 \h </w:instrText>
+            <w:instrText xml:space="preserve"> PAGEREF _Toc227748749 \h </w:instrText>
           </w:r>
           <w:r>
             <w:rPr>
@@ -6188,7 +6133,7 @@
             <w:rPr>
               <w:noProof/>
             </w:rPr>
-            <w:t>28</w:t>
+            <w:t>29</w:t>
           </w:r>
           <w:r>
             <w:rPr>
@@ -6248,7 +6193,7 @@
             <w:rPr>
               <w:noProof/>
             </w:rPr>
-            <w:instrText xml:space="preserve"> PAGEREF _Toc227745275 \h </w:instrText>
+            <w:instrText xml:space="preserve"> PAGEREF _Toc227748750 \h </w:instrText>
           </w:r>
           <w:r>
             <w:rPr>
@@ -6265,7 +6210,7 @@
             <w:rPr>
               <w:noProof/>
             </w:rPr>
-            <w:t>29</w:t>
+            <w:t>30</w:t>
           </w:r>
           <w:r>
             <w:rPr>
@@ -6325,7 +6270,7 @@
             <w:rPr>
               <w:noProof/>
             </w:rPr>
-            <w:instrText xml:space="preserve"> PAGEREF _Toc227745276 \h </w:instrText>
+            <w:instrText xml:space="preserve"> PAGEREF _Toc227748751 \h </w:instrText>
           </w:r>
           <w:r>
             <w:rPr>
@@ -6342,7 +6287,7 @@
             <w:rPr>
               <w:noProof/>
             </w:rPr>
-            <w:t>30</w:t>
+            <w:t>31</w:t>
           </w:r>
           <w:r>
             <w:rPr>
@@ -6362,7 +6307,7 @@
       <w:pPr>
         <w:pStyle w:val="Cmsor1"/>
       </w:pPr>
-      <w:bookmarkStart w:id="3" w:name="_Toc227745197"/>
+      <w:bookmarkStart w:id="3" w:name="_Toc227748673"/>
       <w:r>
         <w:lastRenderedPageBreak/>
         <w:t>Bevezetés</w:t>
@@ -6377,7 +6322,7 @@
       </w:pPr>
       <w:bookmarkStart w:id="4" w:name="_Toc208994357"/>
       <w:bookmarkStart w:id="5" w:name="_Toc208994420"/>
-      <w:bookmarkStart w:id="6" w:name="_Toc227745198"/>
+      <w:bookmarkStart w:id="6" w:name="_Toc227748674"/>
       <w:r>
         <w:t>Cím</w:t>
       </w:r>
@@ -6403,7 +6348,7 @@
       </w:pPr>
       <w:bookmarkStart w:id="7" w:name="_Toc208994358"/>
       <w:bookmarkStart w:id="8" w:name="_Toc208994421"/>
-      <w:bookmarkStart w:id="9" w:name="_Toc227745199"/>
+      <w:bookmarkStart w:id="9" w:name="_Toc227748675"/>
       <w:r>
         <w:t>Rövid ismertető</w:t>
       </w:r>
@@ -6816,7 +6761,7 @@
       </w:pPr>
       <w:bookmarkStart w:id="10" w:name="_Toc208994367"/>
       <w:bookmarkStart w:id="11" w:name="_Toc208994430"/>
-      <w:bookmarkStart w:id="12" w:name="_Toc227745200"/>
+      <w:bookmarkStart w:id="12" w:name="_Toc227748676"/>
       <w:r>
         <w:lastRenderedPageBreak/>
         <w:t>Fejlesztői dokumentáció</w:t>
@@ -6827,7 +6772,7 @@
       <w:pPr>
         <w:pStyle w:val="Cmsor2"/>
       </w:pPr>
-      <w:bookmarkStart w:id="13" w:name="_Toc227745201"/>
+      <w:bookmarkStart w:id="13" w:name="_Toc227748677"/>
       <w:r>
         <w:t>A program r</w:t>
       </w:r>
@@ -6853,7 +6798,7 @@
       <w:bookmarkStart w:id="15" w:name="_Toc208994429"/>
       <w:bookmarkStart w:id="16" w:name="_Toc210651565"/>
       <w:bookmarkStart w:id="17" w:name="_Toc210651561"/>
-      <w:bookmarkStart w:id="18" w:name="_Toc227745202"/>
+      <w:bookmarkStart w:id="18" w:name="_Toc227748678"/>
       <w:r>
         <w:t>Funkciók</w:t>
       </w:r>
@@ -6931,7 +6876,7 @@
       <w:pPr>
         <w:pStyle w:val="Cmsor2"/>
       </w:pPr>
-      <w:bookmarkStart w:id="19" w:name="_Toc227745203"/>
+      <w:bookmarkStart w:id="19" w:name="_Toc227748679"/>
       <w:bookmarkEnd w:id="17"/>
       <w:r>
         <w:t>Szerepkörök</w:t>
@@ -6942,7 +6887,7 @@
       <w:pPr>
         <w:pStyle w:val="Cmsor3"/>
       </w:pPr>
-      <w:bookmarkStart w:id="20" w:name="_Toc227745204"/>
+      <w:bookmarkStart w:id="20" w:name="_Toc227748680"/>
       <w:r>
         <w:t>Általános felhasználó</w:t>
       </w:r>
@@ -7001,7 +6946,7 @@
         <w:pStyle w:val="Cmsor3"/>
       </w:pPr>
       <w:bookmarkStart w:id="21" w:name="_Toc210651562"/>
-      <w:bookmarkStart w:id="22" w:name="_Toc227745205"/>
+      <w:bookmarkStart w:id="22" w:name="_Toc227748681"/>
       <w:r>
         <w:t>Iskolai a</w:t>
       </w:r>
@@ -7034,7 +6979,7 @@
         <w:pStyle w:val="Cmsor3"/>
       </w:pPr>
       <w:bookmarkStart w:id="23" w:name="_Toc210651563"/>
-      <w:bookmarkStart w:id="24" w:name="_Toc227745206"/>
+      <w:bookmarkStart w:id="24" w:name="_Toc227748682"/>
       <w:r>
         <w:t>Étkeztető</w:t>
       </w:r>
@@ -7080,7 +7025,7 @@
       <w:bookmarkStart w:id="25" w:name="_Toc208994365"/>
       <w:bookmarkStart w:id="26" w:name="_Toc208994428"/>
       <w:bookmarkStart w:id="27" w:name="_Toc210651564"/>
-      <w:bookmarkStart w:id="28" w:name="_Toc227745207"/>
+      <w:bookmarkStart w:id="28" w:name="_Toc227748683"/>
       <w:r>
         <w:t>Megjelenés</w:t>
       </w:r>
@@ -7143,7 +7088,7 @@
       <w:pPr>
         <w:pStyle w:val="Cmsor2"/>
       </w:pPr>
-      <w:bookmarkStart w:id="29" w:name="_Toc227745208"/>
+      <w:bookmarkStart w:id="29" w:name="_Toc227748684"/>
       <w:r>
         <w:t>Operációs rendszer</w:t>
       </w:r>
@@ -7167,7 +7112,7 @@
       <w:pPr>
         <w:pStyle w:val="Cmsor2"/>
       </w:pPr>
-      <w:bookmarkStart w:id="30" w:name="_Toc227745209"/>
+      <w:bookmarkStart w:id="30" w:name="_Toc227748685"/>
       <w:r>
         <w:t>Fejlesztői környezet</w:t>
       </w:r>
@@ -7234,7 +7179,7 @@
       <w:pPr>
         <w:pStyle w:val="Cmsor2"/>
       </w:pPr>
-      <w:bookmarkStart w:id="31" w:name="_Toc227745210"/>
+      <w:bookmarkStart w:id="31" w:name="_Toc227748686"/>
       <w:r>
         <w:t>Fejlesztői eszközök</w:t>
       </w:r>
@@ -7283,7 +7228,7 @@
       <w:pPr>
         <w:pStyle w:val="Cmsor2"/>
       </w:pPr>
-      <w:bookmarkStart w:id="32" w:name="_Toc227745211"/>
+      <w:bookmarkStart w:id="32" w:name="_Toc227748687"/>
       <w:r>
         <w:t>Backend fejlesztés</w:t>
       </w:r>
@@ -7298,7 +7243,7 @@
       <w:pPr>
         <w:pStyle w:val="Cmsor2"/>
       </w:pPr>
-      <w:bookmarkStart w:id="33" w:name="_Toc227745212"/>
+      <w:bookmarkStart w:id="33" w:name="_Toc227748688"/>
       <w:r>
         <w:t>Frontend fejlesztés</w:t>
       </w:r>
@@ -7328,41 +7273,29 @@
         <w:t xml:space="preserve"> </w:t>
       </w:r>
       <w:bookmarkStart w:id="34" w:name="_Toc227309724"/>
-      <w:bookmarkStart w:id="35" w:name="_Toc227745213"/>
+      <w:bookmarkStart w:id="35" w:name="_Toc227748689"/>
       <w:r>
         <w:t>Adatbázis</w:t>
       </w:r>
       <w:bookmarkEnd w:id="34"/>
-      <w:bookmarkEnd w:id="35"/>
-    </w:p>
-    <w:p>
-      <w:pPr>
-        <w:pStyle w:val="Cmsor2"/>
-        <w:numPr>
-          <w:ilvl w:val="0"/>
-          <w:numId w:val="0"/>
-        </w:numPr>
-        <w:ind w:left="691"/>
-      </w:pPr>
-      <w:bookmarkStart w:id="36" w:name="_Toc227745214"/>
       <w:r>
         <w:rPr>
           <w:noProof/>
           <w:lang w:eastAsia="hu-HU"/>
         </w:rPr>
         <w:drawing>
-          <wp:anchor distT="0" distB="0" distL="114300" distR="114300" simplePos="0" relativeHeight="251679744" behindDoc="0" locked="0" layoutInCell="1" allowOverlap="1" wp14:anchorId="4CA99229" wp14:editId="2058FACD">
+          <wp:anchor distT="0" distB="0" distL="114300" distR="114300" simplePos="0" relativeHeight="251691008" behindDoc="0" locked="0" layoutInCell="1" allowOverlap="1" wp14:anchorId="0B9B4A27" wp14:editId="6346831D">
             <wp:simplePos x="0" y="0"/>
             <wp:positionH relativeFrom="margin">
-              <wp:align>center</wp:align>
+              <wp:align>right</wp:align>
             </wp:positionH>
             <wp:positionV relativeFrom="paragraph">
-              <wp:posOffset>246878</wp:posOffset>
+              <wp:posOffset>608965</wp:posOffset>
             </wp:positionV>
-            <wp:extent cx="5760000" cy="6184800"/>
-            <wp:effectExtent l="0" t="0" r="0" b="6985"/>
-            <wp:wrapSquare wrapText="bothSides"/>
-            <wp:docPr id="37" name="Kép 37"/>
+            <wp:extent cx="5758180" cy="6233795"/>
+            <wp:effectExtent l="0" t="0" r="0" b="0"/>
+            <wp:wrapTopAndBottom/>
+            <wp:docPr id="19" name="Kép 19"/>
             <wp:cNvGraphicFramePr>
               <a:graphicFrameLocks xmlns:a="http://schemas.openxmlformats.org/drawingml/2006/main" noChangeAspect="1"/>
             </wp:cNvGraphicFramePr>
@@ -7370,7 +7303,7 @@
               <a:graphicData uri="http://schemas.openxmlformats.org/drawingml/2006/picture">
                 <pic:pic xmlns:pic="http://schemas.openxmlformats.org/drawingml/2006/picture">
                   <pic:nvPicPr>
-                    <pic:cNvPr id="37" name="Adatmodell (2).png"/>
+                    <pic:cNvPr id="19" name="Kép 19"/>
                     <pic:cNvPicPr/>
                   </pic:nvPicPr>
                   <pic:blipFill>
@@ -7388,7 +7321,7 @@
                   <pic:spPr>
                     <a:xfrm>
                       <a:off x="0" y="0"/>
-                      <a:ext cx="5760000" cy="6184800"/>
+                      <a:ext cx="5758180" cy="6233795"/>
                     </a:xfrm>
                     <a:prstGeom prst="rect">
                       <a:avLst/>
@@ -7406,7 +7339,7 @@
           </wp:anchor>
         </w:drawing>
       </w:r>
-      <w:bookmarkEnd w:id="36"/>
+      <w:bookmarkEnd w:id="35"/>
     </w:p>
     <w:p>
       <w:pPr>
@@ -7420,7 +7353,7 @@
           <w:szCs w:val="24"/>
         </w:rPr>
       </w:pPr>
-      <w:bookmarkStart w:id="37" w:name="_Toc213329355"/>
+      <w:bookmarkStart w:id="36" w:name="_Toc213329355"/>
       <w:r>
         <w:br w:type="page"/>
       </w:r>
@@ -7429,38 +7362,51 @@
       <w:pPr>
         <w:pStyle w:val="Cmsor3"/>
       </w:pPr>
-      <w:bookmarkStart w:id="38" w:name="_Toc227745215"/>
+      <w:bookmarkStart w:id="37" w:name="_Toc227748690"/>
       <w:r>
         <w:lastRenderedPageBreak/>
         <w:t>Fő táblák részletes ismertetése</w:t>
       </w:r>
+      <w:bookmarkEnd w:id="36"/>
       <w:bookmarkEnd w:id="37"/>
+    </w:p>
+    <w:p>
+      <w:pPr>
+        <w:pStyle w:val="Cmsor4"/>
+      </w:pPr>
+      <w:bookmarkStart w:id="38" w:name="_Toc213329356"/>
+      <w:bookmarkStart w:id="39" w:name="_Toc227748691"/>
+      <w:r>
+        <w:t>User</w:t>
+      </w:r>
+      <w:r>
+        <w:t>s</w:t>
+      </w:r>
+      <w:r>
+        <w:t xml:space="preserve"> tábla (Felhasználók)</w:t>
+      </w:r>
       <w:bookmarkEnd w:id="38"/>
-    </w:p>
-    <w:p>
-      <w:pPr>
-        <w:pStyle w:val="Cmsor4"/>
-      </w:pPr>
-      <w:bookmarkStart w:id="39" w:name="_Toc213329356"/>
-      <w:bookmarkStart w:id="40" w:name="_Toc227745216"/>
+      <w:bookmarkEnd w:id="39"/>
+    </w:p>
+    <w:p>
       <w:r>
         <w:rPr>
           <w:noProof/>
           <w:lang w:eastAsia="hu-HU"/>
         </w:rPr>
         <w:drawing>
-          <wp:anchor distT="0" distB="0" distL="114300" distR="114300" simplePos="0" relativeHeight="251663360" behindDoc="0" locked="0" layoutInCell="1" allowOverlap="1" wp14:anchorId="109A3E07" wp14:editId="084A44D3">
+          <wp:anchor distT="0" distB="0" distL="114300" distR="114300" simplePos="0" relativeHeight="251692032" behindDoc="0" locked="0" layoutInCell="1" allowOverlap="1" wp14:anchorId="425FE08C" wp14:editId="7B256A68">
             <wp:simplePos x="0" y="0"/>
             <wp:positionH relativeFrom="margin">
               <wp:align>right</wp:align>
             </wp:positionH>
             <wp:positionV relativeFrom="paragraph">
-              <wp:posOffset>198546</wp:posOffset>
+              <wp:posOffset>6985</wp:posOffset>
             </wp:positionV>
-            <wp:extent cx="2306955" cy="4648200"/>
+            <wp:extent cx="2572109" cy="5410955"/>
             <wp:effectExtent l="0" t="0" r="0" b="0"/>
             <wp:wrapSquare wrapText="bothSides"/>
-            <wp:docPr id="14" name="Kép 14"/>
+            <wp:docPr id="22" name="Kép 22"/>
             <wp:cNvGraphicFramePr>
               <a:graphicFrameLocks xmlns:a="http://schemas.openxmlformats.org/drawingml/2006/main" noChangeAspect="1"/>
             </wp:cNvGraphicFramePr>
@@ -7468,7 +7414,7 @@
               <a:graphicData uri="http://schemas.openxmlformats.org/drawingml/2006/picture">
                 <pic:pic xmlns:pic="http://schemas.openxmlformats.org/drawingml/2006/picture">
                   <pic:nvPicPr>
-                    <pic:cNvPr id="14" name="Kép 14"/>
+                    <pic:cNvPr id="22" name="Kép 22"/>
                     <pic:cNvPicPr/>
                   </pic:nvPicPr>
                   <pic:blipFill>
@@ -7486,7 +7432,356 @@
                   <pic:spPr>
                     <a:xfrm>
                       <a:off x="0" y="0"/>
-                      <a:ext cx="2306955" cy="4648200"/>
+                      <a:ext cx="2572109" cy="5410955"/>
+                    </a:xfrm>
+                    <a:prstGeom prst="rect">
+                      <a:avLst/>
+                    </a:prstGeom>
+                  </pic:spPr>
+                </pic:pic>
+              </a:graphicData>
+            </a:graphic>
+          </wp:anchor>
+        </w:drawing>
+      </w:r>
+      <w:r>
+        <w:t>A rendszer összes felhasználójának alapvető adatainak tárolása és kezelése</w:t>
+      </w:r>
+      <w:r>
+        <w:t xml:space="preserve"> a célja</w:t>
+      </w:r>
+      <w:r>
+        <w:t xml:space="preserve">. Ez a tábla szolgál a hitelesítés, autorizáció és </w:t>
+      </w:r>
+      <w:r>
+        <w:t xml:space="preserve">a </w:t>
+      </w:r>
+      <w:r>
+        <w:t>személyes adatok nyilvántartására.</w:t>
+      </w:r>
+    </w:p>
+    <w:p>
+      <w:r>
+        <w:t>Regisztrálás kizárólag az iskolai email címmel lehetséges. Kötelezően meg kell adnia a felhasználónak vezetéknevét, keresztnevét, harmadik nevét – ha van –   (</w:t>
+      </w:r>
+      <w:r>
+        <w:rPr>
+          <w:b/>
+          <w:bCs/>
+        </w:rPr>
+        <w:t>first</w:t>
+      </w:r>
+      <w:r>
+        <w:rPr>
+          <w:b/>
+          <w:bCs/>
+        </w:rPr>
+        <w:t>N</w:t>
+      </w:r>
+      <w:r>
+        <w:rPr>
+          <w:b/>
+          <w:bCs/>
+        </w:rPr>
+        <w:t>ame, last</w:t>
+      </w:r>
+      <w:r>
+        <w:rPr>
+          <w:b/>
+          <w:bCs/>
+        </w:rPr>
+        <w:t>N</w:t>
+      </w:r>
+      <w:r>
+        <w:rPr>
+          <w:b/>
+          <w:bCs/>
+        </w:rPr>
+        <w:t>ame, third</w:t>
+      </w:r>
+      <w:r>
+        <w:rPr>
+          <w:b/>
+          <w:bCs/>
+        </w:rPr>
+        <w:t>N</w:t>
+      </w:r>
+      <w:r>
+        <w:rPr>
+          <w:b/>
+          <w:bCs/>
+        </w:rPr>
+        <w:t>ame</w:t>
+      </w:r>
+      <w:r>
+        <w:t>), és lakcím adatait: vármegye (</w:t>
+      </w:r>
+      <w:r>
+        <w:rPr>
+          <w:b/>
+          <w:bCs/>
+        </w:rPr>
+        <w:t>county_id</w:t>
+      </w:r>
+      <w:r>
+        <w:t>), város (</w:t>
+      </w:r>
+      <w:r>
+        <w:rPr>
+          <w:b/>
+          <w:bCs/>
+        </w:rPr>
+        <w:t>city_id</w:t>
+      </w:r>
+      <w:r>
+        <w:t>), cím (</w:t>
+      </w:r>
+      <w:r>
+        <w:rPr>
+          <w:b/>
+          <w:bCs/>
+        </w:rPr>
+        <w:t>address</w:t>
+      </w:r>
+      <w:r>
+        <w:t>).</w:t>
+      </w:r>
+    </w:p>
+    <w:p>
+      <w:r>
+        <w:t xml:space="preserve">A </w:t>
+      </w:r>
+      <w:r>
+        <w:rPr>
+          <w:b/>
+          <w:bCs/>
+        </w:rPr>
+        <w:t>user</w:t>
+      </w:r>
+      <w:r>
+        <w:rPr>
+          <w:b/>
+          <w:bCs/>
+        </w:rPr>
+        <w:t>T</w:t>
+      </w:r>
+      <w:r>
+        <w:rPr>
+          <w:b/>
+          <w:bCs/>
+        </w:rPr>
+        <w:t>ype</w:t>
+      </w:r>
+      <w:r>
+        <w:t xml:space="preserve"> megmutatja, hogy mi a szerepköre az adott felhasználónak. Lehet tanuló, tanár vagy dolgozó, ők azok, akik rendelhetnek étkezést. Ezen kívül még két típus van, az admin aki kezeli az iskolai adminisztrációt, és a konyha, aki az étkeztető fél. </w:t>
+      </w:r>
+    </w:p>
+    <w:p>
+      <w:r>
+        <w:t xml:space="preserve">Az </w:t>
+      </w:r>
+      <w:r>
+        <w:rPr>
+          <w:b/>
+        </w:rPr>
+        <w:t>rfidCard_id</w:t>
+      </w:r>
+      <w:r>
+        <w:t xml:space="preserve"> használatával tudjuk kideríteni, hogy melyik felhasználó melyik kártyát kapta meg.</w:t>
+      </w:r>
+    </w:p>
+    <w:p>
+      <w:r>
+        <w:t>Alapból egy regisztrált fiók állapota (</w:t>
+      </w:r>
+      <w:r>
+        <w:rPr>
+          <w:b/>
+          <w:bCs/>
+        </w:rPr>
+        <w:t>userS</w:t>
+      </w:r>
+      <w:r>
+        <w:rPr>
+          <w:b/>
+          <w:bCs/>
+        </w:rPr>
+        <w:t>tatus</w:t>
+      </w:r>
+      <w:r>
+        <w:t>) inaktív. Akkor lesz aktív, ha az admin elfogadja a regisztrációs kérelmet az oldalon belül. Ezeken kívül az állapot lehet még felfüggesztett (suspended), ami akkor használatos, amikor egy felhasználó elhagyja az iskolát (elballag, iskolát vált), és már nem innen fog rendelni, de az adatait nem szabad egyszerűen kitörölni..</w:t>
+      </w:r>
+    </w:p>
+    <w:p>
+      <w:r>
+        <w:t xml:space="preserve">Fontos lekezelni azt, hogy ha a felhasználó kedvezményesen étkezik. Ezt az admin tudja beállítani a </w:t>
+      </w:r>
+      <w:r>
+        <w:rPr>
+          <w:b/>
+          <w:bCs/>
+        </w:rPr>
+        <w:t>has</w:t>
+      </w:r>
+      <w:r>
+        <w:rPr>
+          <w:b/>
+          <w:bCs/>
+        </w:rPr>
+        <w:t>D</w:t>
+      </w:r>
+      <w:r>
+        <w:rPr>
+          <w:b/>
+          <w:bCs/>
+        </w:rPr>
+        <w:t>iscount</w:t>
+      </w:r>
+      <w:r>
+        <w:t xml:space="preserve"> résznél, ha a felhasználó vagy feltölti, vagy pedig benyújtja a megfelelő dokumentumokat személyesen.</w:t>
+      </w:r>
+    </w:p>
+    <w:p>
+      <w:r>
+        <w:t xml:space="preserve">Az </w:t>
+      </w:r>
+      <w:r>
+        <w:t>előzőhez</w:t>
+      </w:r>
+      <w:r>
+        <w:t xml:space="preserve"> hasonlóan</w:t>
+      </w:r>
+      <w:r>
+        <w:t xml:space="preserve"> történik a cukorbetegség leigazolása, ami  </w:t>
+      </w:r>
+      <w:r>
+        <w:rPr>
+          <w:b/>
+          <w:bCs/>
+        </w:rPr>
+        <w:t>hasDiabetes</w:t>
+      </w:r>
+      <w:r>
+        <w:t xml:space="preserve">  néven van eltárolva.</w:t>
+      </w:r>
+    </w:p>
+    <w:p>
+      <w:r>
+        <w:lastRenderedPageBreak/>
+        <w:t xml:space="preserve">A létrehozás időpontja a </w:t>
+      </w:r>
+      <w:r>
+        <w:rPr>
+          <w:b/>
+          <w:bCs/>
+        </w:rPr>
+        <w:t>created</w:t>
+      </w:r>
+      <w:r>
+        <w:rPr>
+          <w:b/>
+          <w:bCs/>
+        </w:rPr>
+        <w:t>A</w:t>
+      </w:r>
+      <w:r>
+        <w:rPr>
+          <w:b/>
+          <w:bCs/>
+        </w:rPr>
+        <w:t>t</w:t>
+      </w:r>
+      <w:r>
+        <w:t xml:space="preserve">, a legutolsó módosításé pedig a </w:t>
+      </w:r>
+      <w:r>
+        <w:rPr>
+          <w:b/>
+          <w:bCs/>
+        </w:rPr>
+        <w:t>updated</w:t>
+      </w:r>
+      <w:r>
+        <w:rPr>
+          <w:b/>
+          <w:bCs/>
+        </w:rPr>
+        <w:t>A</w:t>
+      </w:r>
+      <w:r>
+        <w:rPr>
+          <w:b/>
+          <w:bCs/>
+        </w:rPr>
+        <w:t>t</w:t>
+      </w:r>
+      <w:r>
+        <w:t xml:space="preserve">. </w:t>
+      </w:r>
+    </w:p>
+    <w:p>
+      <w:pPr>
+        <w:pStyle w:val="Cmsor4"/>
+      </w:pPr>
+      <w:bookmarkStart w:id="40" w:name="_Toc213329357"/>
+      <w:bookmarkStart w:id="41" w:name="_Toc227748692"/>
+      <w:r>
+        <w:t>Order</w:t>
+      </w:r>
+      <w:r>
+        <w:t>s</w:t>
+      </w:r>
+      <w:r>
+        <w:t xml:space="preserve"> tábla (Rendelések)</w:t>
+      </w:r>
+      <w:bookmarkEnd w:id="40"/>
+      <w:bookmarkEnd w:id="41"/>
+    </w:p>
+    <w:p>
+      <w:r>
+        <w:rPr>
+          <w:noProof/>
+          <w:lang w:eastAsia="hu-HU"/>
+        </w:rPr>
+        <w:drawing>
+          <wp:anchor distT="0" distB="0" distL="114300" distR="114300" simplePos="0" relativeHeight="251693056" behindDoc="0" locked="0" layoutInCell="1" allowOverlap="1" wp14:anchorId="21911F1A" wp14:editId="21F2E4AE">
+            <wp:simplePos x="0" y="0"/>
+            <wp:positionH relativeFrom="margin">
+              <wp:align>right</wp:align>
+            </wp:positionH>
+            <wp:positionV relativeFrom="paragraph">
+              <wp:posOffset>10795</wp:posOffset>
+            </wp:positionV>
+            <wp:extent cx="2637790" cy="3780790"/>
+            <wp:effectExtent l="0" t="0" r="0" b="0"/>
+            <wp:wrapSquare wrapText="bothSides"/>
+            <wp:docPr id="23" name="Kép 23"/>
+            <wp:cNvGraphicFramePr>
+              <a:graphicFrameLocks xmlns:a="http://schemas.openxmlformats.org/drawingml/2006/main" noChangeAspect="1"/>
+            </wp:cNvGraphicFramePr>
+            <a:graphic xmlns:a="http://schemas.openxmlformats.org/drawingml/2006/main">
+              <a:graphicData uri="http://schemas.openxmlformats.org/drawingml/2006/picture">
+                <pic:pic xmlns:pic="http://schemas.openxmlformats.org/drawingml/2006/picture">
+                  <pic:nvPicPr>
+                    <pic:cNvPr id="23" name="Kép 23"/>
+                    <pic:cNvPicPr/>
+                  </pic:nvPicPr>
+                  <pic:blipFill>
+                    <a:blip r:embed="rId12">
+                      <a:extLst>
+                        <a:ext uri="{28A0092B-C50C-407E-A947-70E740481C1C}">
+                          <a14:useLocalDpi xmlns:a14="http://schemas.microsoft.com/office/drawing/2010/main" val="0"/>
+                        </a:ext>
+                      </a:extLst>
+                    </a:blip>
+                    <a:stretch>
+                      <a:fillRect/>
+                    </a:stretch>
+                  </pic:blipFill>
+                  <pic:spPr>
+                    <a:xfrm>
+                      <a:off x="0" y="0"/>
+                      <a:ext cx="2637790" cy="3780790"/>
                     </a:xfrm>
                     <a:prstGeom prst="rect">
                       <a:avLst/>
@@ -7505,317 +7800,175 @@
         </w:drawing>
       </w:r>
       <w:r>
-        <w:t>User</w:t>
-      </w:r>
-      <w:r>
-        <w:t>s</w:t>
-      </w:r>
-      <w:r>
-        <w:t xml:space="preserve"> tábla (Felhasználók)</w:t>
-      </w:r>
-      <w:bookmarkEnd w:id="39"/>
-      <w:bookmarkEnd w:id="40"/>
-    </w:p>
-    <w:p>
-      <w:r>
-        <w:t>A rendszer összes felhasználójának alapvető adatainak tárolása és kezelése</w:t>
-      </w:r>
-      <w:r>
-        <w:t xml:space="preserve"> a célja</w:t>
-      </w:r>
-      <w:r>
-        <w:t xml:space="preserve">. Ez a tábla szolgál a hitelesítés, autorizáció és </w:t>
-      </w:r>
-      <w:r>
-        <w:t xml:space="preserve">a </w:t>
-      </w:r>
-      <w:r>
-        <w:t>személyes adatok nyilvántartására.</w:t>
-      </w:r>
-    </w:p>
-    <w:p>
-      <w:r>
-        <w:t>Regisztrálás kizárólag az iskolai email címmel lehetséges. Kötelezően meg kell adnia a felhasználónak vezetéknevét, keresztnevét, harmadik nevét – ha van –   (</w:t>
+        <w:t xml:space="preserve">A </w:t>
+      </w:r>
+      <w:r>
+        <w:t>felhasználók által leadott étkezési rendelések teljes életciklusának nyomon követés</w:t>
+      </w:r>
+      <w:r>
+        <w:t>ére szolgál</w:t>
+      </w:r>
+      <w:r>
+        <w:t xml:space="preserve">. </w:t>
+      </w:r>
+    </w:p>
+    <w:p>
+      <w:r>
+        <w:t xml:space="preserve">A rendelésekhez kell a </w:t>
       </w:r>
       <w:r>
         <w:rPr>
           <w:b/>
           <w:bCs/>
         </w:rPr>
-        <w:t>first</w:t>
+        <w:t>user_id</w:t>
+      </w:r>
+      <w:r>
+        <w:t xml:space="preserve"> és a </w:t>
       </w:r>
       <w:r>
         <w:rPr>
           <w:b/>
           <w:bCs/>
         </w:rPr>
-        <w:t>N</w:t>
+        <w:t>menuItems_id</w:t>
+      </w:r>
+      <w:r>
+        <w:t xml:space="preserve"> annak érdekében, hogy tudjuk melyik felhasználó melyik napra/napokra rendelt ebédet. </w:t>
+      </w:r>
+    </w:p>
+    <w:p>
+      <w:r>
+        <w:t>Eltárolja a rendelés dátumát (</w:t>
       </w:r>
       <w:r>
         <w:rPr>
           <w:b/>
           <w:bCs/>
         </w:rPr>
-        <w:t>ame, last</w:t>
+        <w:t>orderDate</w:t>
+      </w:r>
+      <w:r>
+        <w:t xml:space="preserve">) és a felhasználó által választott opciót. A </w:t>
       </w:r>
       <w:r>
         <w:rPr>
           <w:b/>
           <w:bCs/>
         </w:rPr>
-        <w:t>N</w:t>
+        <w:t xml:space="preserve">selectedOption </w:t>
+      </w:r>
+      <w:r>
+        <w:t>résznél van letárolva, hogy „A” vagy „B” főételből kér a felhasználó.</w:t>
+      </w:r>
+    </w:p>
+    <w:p>
+      <w:r>
+        <w:t>A rendelésnek is van egy státusza (</w:t>
       </w:r>
       <w:r>
         <w:rPr>
           <w:b/>
           <w:bCs/>
         </w:rPr>
-        <w:t>ame, third</w:t>
+        <w:t>orderS</w:t>
       </w:r>
       <w:r>
         <w:rPr>
           <w:b/>
           <w:bCs/>
         </w:rPr>
-        <w:t>N</w:t>
+        <w:t>tat</w:t>
       </w:r>
       <w:r>
         <w:rPr>
           <w:b/>
           <w:bCs/>
         </w:rPr>
-        <w:t>ame</w:t>
-      </w:r>
-      <w:r>
-        <w:t>), és lakcím adatait: vármegye (</w:t>
+        <w:t>us</w:t>
+      </w:r>
+      <w:r>
+        <w:t xml:space="preserve">), mely megmutatja, hogy az állapota rendelt, lemondott vagy fizetett. Ha le lett mondva, akkor a pontos ideje a </w:t>
+      </w:r>
+      <w:r>
+        <w:rPr>
+          <w:b/>
+        </w:rPr>
+        <w:t>cancelledAt</w:t>
+      </w:r>
+      <w:r>
+        <w:rPr>
+          <w:b/>
+        </w:rPr>
+        <w:t xml:space="preserve"> </w:t>
+      </w:r>
+      <w:r>
+        <w:t>lesz letárolva</w:t>
+      </w:r>
+    </w:p>
+    <w:p>
+      <w:r>
+        <w:t xml:space="preserve">Az </w:t>
       </w:r>
       <w:r>
         <w:rPr>
           <w:b/>
           <w:bCs/>
         </w:rPr>
-        <w:t>county_id</w:t>
-      </w:r>
-      <w:r>
-        <w:t>), város (</w:t>
+        <w:t>invoice_id</w:t>
+      </w:r>
+      <w:r>
+        <w:t xml:space="preserve"> rámutat, melyik számlához tartozik a rendelés. A megfelelő végösszeg számításához ki kell választani az árazást a </w:t>
       </w:r>
       <w:r>
         <w:rPr>
           <w:b/>
           <w:bCs/>
         </w:rPr>
-        <w:t>city_id</w:t>
-      </w:r>
-      <w:r>
-        <w:t>), cím (</w:t>
+        <w:t>prices</w:t>
       </w:r>
       <w:r>
         <w:rPr>
           <w:b/>
           <w:bCs/>
         </w:rPr>
-        <w:t>address</w:t>
-      </w:r>
-      <w:r>
-        <w:t>).</w:t>
-      </w:r>
-    </w:p>
-    <w:p>
-      <w:r>
-        <w:t xml:space="preserve">A </w:t>
+        <w:t>_i</w:t>
       </w:r>
       <w:r>
         <w:rPr>
           <w:b/>
           <w:bCs/>
         </w:rPr>
-        <w:t>user</w:t>
-      </w:r>
-      <w:r>
-        <w:rPr>
-          <w:b/>
-          <w:bCs/>
-        </w:rPr>
-        <w:t>T</w:t>
-      </w:r>
-      <w:r>
-        <w:rPr>
-          <w:b/>
-          <w:bCs/>
-        </w:rPr>
-        <w:t>ype</w:t>
-      </w:r>
-      <w:r>
-        <w:t xml:space="preserve"> megmutatja, hogy mi a szerepköre az adott felhasználónak. Lehet tanuló, tanár vagy dolgozó, ők azok, akik rendelhetnek étkezést. Ezen kívül még két típus van, az admin aki kezeli az iskolai adminisztrációt, és a konyha, aki az étkeztető fél. </w:t>
-      </w:r>
-    </w:p>
-    <w:p>
-      <w:r>
-        <w:t xml:space="preserve">Az </w:t>
-      </w:r>
-      <w:r>
-        <w:rPr>
-          <w:b/>
-        </w:rPr>
-        <w:t>rfidCard_id</w:t>
-      </w:r>
-      <w:r>
-        <w:t xml:space="preserve"> használatával tudjuk kideríteni, hogy melyik felhasználó melyik kártyát kapta meg.</w:t>
-      </w:r>
-    </w:p>
-    <w:p>
-      <w:r>
-        <w:t>Alapból egy regisztrált fiók állapota (</w:t>
-      </w:r>
-      <w:r>
-        <w:rPr>
-          <w:b/>
-          <w:bCs/>
-        </w:rPr>
-        <w:t>userS</w:t>
-      </w:r>
-      <w:r>
-        <w:rPr>
-          <w:b/>
-          <w:bCs/>
-        </w:rPr>
-        <w:t>tatus</w:t>
-      </w:r>
-      <w:r>
-        <w:t>) inaktív. Akkor lesz aktív, ha az admin elfogadja a regisztrációs kérelmet az oldalon belül. Ezeken kívül az állapot lehet még felfüggesztett (suspended), ami akkor használatos, amikor egy felhasználó elhagyja az iskolát (elballag, iskolát vált), és már nem innen fog rendelni, de az adatait nem szabad egyszerűen kitörölni..</w:t>
-      </w:r>
-    </w:p>
-    <w:p>
-      <w:r>
-        <w:t xml:space="preserve">Fontos lekezelni azt, hogy ha a felhasználó kedvezményesen étkezik. Ezt az admin tudja beállítani a </w:t>
-      </w:r>
-      <w:r>
-        <w:rPr>
-          <w:b/>
-          <w:bCs/>
-        </w:rPr>
-        <w:t>has</w:t>
-      </w:r>
-      <w:r>
-        <w:rPr>
-          <w:b/>
-          <w:bCs/>
-        </w:rPr>
-        <w:t>D</w:t>
-      </w:r>
-      <w:r>
-        <w:rPr>
-          <w:b/>
-          <w:bCs/>
-        </w:rPr>
-        <w:t>iscount</w:t>
-      </w:r>
-      <w:r>
-        <w:t xml:space="preserve"> résznél, ha a felhasználó vagy feltölti, vagy pedig benyújtja a megfelelő dokumentumokat személyesen.</w:t>
-      </w:r>
-    </w:p>
-    <w:p>
-      <w:r>
-        <w:t xml:space="preserve">Az </w:t>
-      </w:r>
-      <w:r>
-        <w:t>előzőhez</w:t>
-      </w:r>
-      <w:r>
-        <w:t xml:space="preserve"> hasonlóan</w:t>
-      </w:r>
-      <w:r>
-        <w:t xml:space="preserve"> történik a cukorbetegség leigazolása, ami  </w:t>
-      </w:r>
-      <w:r>
-        <w:rPr>
-          <w:b/>
-          <w:bCs/>
-        </w:rPr>
-        <w:t>hasDiabetes</w:t>
-      </w:r>
-      <w:r>
-        <w:t xml:space="preserve">  néven van eltárolva.</w:t>
-      </w:r>
-    </w:p>
-    <w:p>
-      <w:r>
-        <w:t xml:space="preserve">A létrehozás időpontja a </w:t>
-      </w:r>
-      <w:r>
-        <w:rPr>
-          <w:b/>
-          <w:bCs/>
-        </w:rPr>
-        <w:t>created</w:t>
-      </w:r>
-      <w:r>
-        <w:rPr>
-          <w:b/>
-          <w:bCs/>
-        </w:rPr>
-        <w:t>A</w:t>
-      </w:r>
-      <w:r>
-        <w:rPr>
-          <w:b/>
-          <w:bCs/>
-        </w:rPr>
-        <w:t>t</w:t>
-      </w:r>
-      <w:r>
-        <w:t xml:space="preserve">, a legutolsó módosításé pedig a </w:t>
-      </w:r>
-      <w:r>
-        <w:rPr>
-          <w:b/>
-          <w:bCs/>
-        </w:rPr>
-        <w:t>updated</w:t>
-      </w:r>
-      <w:r>
-        <w:rPr>
-          <w:b/>
-          <w:bCs/>
-        </w:rPr>
-        <w:t>A</w:t>
-      </w:r>
-      <w:r>
-        <w:rPr>
-          <w:b/>
-          <w:bCs/>
-        </w:rPr>
-        <w:t>t</w:t>
-      </w:r>
-      <w:r>
-        <w:t xml:space="preserve">. </w:t>
+        <w:t>d</w:t>
+      </w:r>
+      <w:r>
+        <w:t>-val.</w:t>
       </w:r>
     </w:p>
     <w:p>
       <w:pPr>
         <w:pStyle w:val="Cmsor4"/>
       </w:pPr>
-      <w:bookmarkStart w:id="41" w:name="_Toc213329357"/>
-      <w:bookmarkStart w:id="42" w:name="_Toc227745217"/>
+      <w:bookmarkStart w:id="42" w:name="_Toc213329358"/>
+      <w:bookmarkStart w:id="43" w:name="_Toc227748693"/>
       <w:r>
         <w:rPr>
           <w:noProof/>
           <w:lang w:eastAsia="hu-HU"/>
         </w:rPr>
-        <w:lastRenderedPageBreak/>
         <w:drawing>
-          <wp:anchor distT="0" distB="0" distL="180340" distR="180340" simplePos="0" relativeHeight="251664384" behindDoc="0" locked="0" layoutInCell="1" allowOverlap="1" wp14:anchorId="243F018F" wp14:editId="202B998D">
+          <wp:anchor distT="0" distB="0" distL="114300" distR="114300" simplePos="0" relativeHeight="251694080" behindDoc="0" locked="0" layoutInCell="1" allowOverlap="1" wp14:anchorId="221CE2CA" wp14:editId="578E2C7B">
             <wp:simplePos x="0" y="0"/>
             <wp:positionH relativeFrom="margin">
               <wp:align>right</wp:align>
             </wp:positionH>
             <wp:positionV relativeFrom="paragraph">
-              <wp:posOffset>83563</wp:posOffset>
+              <wp:posOffset>10160</wp:posOffset>
             </wp:positionV>
-            <wp:extent cx="2318385" cy="2861945"/>
-            <wp:effectExtent l="0" t="0" r="5715" b="0"/>
+            <wp:extent cx="1914525" cy="2460625"/>
+            <wp:effectExtent l="0" t="0" r="9525" b="0"/>
             <wp:wrapSquare wrapText="bothSides"/>
-            <wp:docPr id="15" name="Kép 15"/>
+            <wp:docPr id="25" name="Kép 25"/>
             <wp:cNvGraphicFramePr>
               <a:graphicFrameLocks xmlns:a="http://schemas.openxmlformats.org/drawingml/2006/main" noChangeAspect="1"/>
             </wp:cNvGraphicFramePr>
@@ -7823,240 +7976,7 @@
               <a:graphicData uri="http://schemas.openxmlformats.org/drawingml/2006/picture">
                 <pic:pic xmlns:pic="http://schemas.openxmlformats.org/drawingml/2006/picture">
                   <pic:nvPicPr>
-                    <pic:cNvPr id="15" name="Kép 15"/>
-                    <pic:cNvPicPr/>
-                  </pic:nvPicPr>
-                  <pic:blipFill rotWithShape="1">
-                    <a:blip r:embed="rId12">
-                      <a:extLst>
-                        <a:ext uri="{28A0092B-C50C-407E-A947-70E740481C1C}">
-                          <a14:useLocalDpi xmlns:a14="http://schemas.microsoft.com/office/drawing/2010/main" val="0"/>
-                        </a:ext>
-                      </a:extLst>
-                    </a:blip>
-                    <a:srcRect l="1851" t="6835"/>
-                    <a:stretch/>
-                  </pic:blipFill>
-                  <pic:spPr bwMode="auto">
-                    <a:xfrm>
-                      <a:off x="0" y="0"/>
-                      <a:ext cx="2318385" cy="2861945"/>
-                    </a:xfrm>
-                    <a:prstGeom prst="rect">
-                      <a:avLst/>
-                    </a:prstGeom>
-                    <a:ln>
-                      <a:noFill/>
-                    </a:ln>
-                    <a:extLst>
-                      <a:ext uri="{53640926-AAD7-44D8-BBD7-CCE9431645EC}">
-                        <a14:shadowObscured xmlns:a14="http://schemas.microsoft.com/office/drawing/2010/main"/>
-                      </a:ext>
-                    </a:extLst>
-                  </pic:spPr>
-                </pic:pic>
-              </a:graphicData>
-            </a:graphic>
-            <wp14:sizeRelH relativeFrom="margin">
-              <wp14:pctWidth>0</wp14:pctWidth>
-            </wp14:sizeRelH>
-            <wp14:sizeRelV relativeFrom="margin">
-              <wp14:pctHeight>0</wp14:pctHeight>
-            </wp14:sizeRelV>
-          </wp:anchor>
-        </w:drawing>
-      </w:r>
-      <w:r>
-        <w:t>Order</w:t>
-      </w:r>
-      <w:r>
-        <w:t>s</w:t>
-      </w:r>
-      <w:r>
-        <w:t xml:space="preserve"> tábla (Rendelések)</w:t>
-      </w:r>
-      <w:bookmarkEnd w:id="41"/>
-      <w:bookmarkEnd w:id="42"/>
-    </w:p>
-    <w:p>
-      <w:r>
-        <w:t xml:space="preserve">A </w:t>
-      </w:r>
-      <w:r>
-        <w:t>felhasználók által leadott étkezési rendelések teljes életciklusának nyomon követés</w:t>
-      </w:r>
-      <w:r>
-        <w:t>ére szolgál</w:t>
-      </w:r>
-      <w:r>
-        <w:t xml:space="preserve">. </w:t>
-      </w:r>
-    </w:p>
-    <w:p>
-      <w:r>
-        <w:t xml:space="preserve">A rendelésekhez kell a </w:t>
-      </w:r>
-      <w:r>
-        <w:rPr>
-          <w:b/>
-          <w:bCs/>
-        </w:rPr>
-        <w:t>user_id</w:t>
-      </w:r>
-      <w:r>
-        <w:t xml:space="preserve"> és a </w:t>
-      </w:r>
-      <w:r>
-        <w:rPr>
-          <w:b/>
-          <w:bCs/>
-        </w:rPr>
-        <w:t>menuItems_id</w:t>
-      </w:r>
-      <w:r>
-        <w:t xml:space="preserve"> annak érdekében, hogy tudjuk melyik felhasználó melyik napra/napokra rendelt ebédet. </w:t>
-      </w:r>
-    </w:p>
-    <w:p>
-      <w:r>
-        <w:t>Eltárolja a rendelés dátumát (</w:t>
-      </w:r>
-      <w:r>
-        <w:rPr>
-          <w:b/>
-          <w:bCs/>
-        </w:rPr>
-        <w:t>orderDate</w:t>
-      </w:r>
-      <w:r>
-        <w:t xml:space="preserve">) és a felhasználó által választott opciót. A </w:t>
-      </w:r>
-      <w:r>
-        <w:rPr>
-          <w:b/>
-          <w:bCs/>
-        </w:rPr>
-        <w:t xml:space="preserve">selectedOption </w:t>
-      </w:r>
-      <w:r>
-        <w:t>résznél van letárolva, hogy „A” vagy „B” főételből kér a felhasználó.</w:t>
-      </w:r>
-    </w:p>
-    <w:p>
-      <w:r>
-        <w:t>A rendelésnek is van egy státusza (</w:t>
-      </w:r>
-      <w:r>
-        <w:rPr>
-          <w:b/>
-          <w:bCs/>
-        </w:rPr>
-        <w:t>orderS</w:t>
-      </w:r>
-      <w:r>
-        <w:rPr>
-          <w:b/>
-          <w:bCs/>
-        </w:rPr>
-        <w:t>tat</w:t>
-      </w:r>
-      <w:r>
-        <w:rPr>
-          <w:b/>
-          <w:bCs/>
-        </w:rPr>
-        <w:t>us</w:t>
-      </w:r>
-      <w:r>
-        <w:t xml:space="preserve">), mely megmutatja, hogy az állapota rendelt, lemondott vagy fizetett. Ha le lett mondva, akkor a pontos ideje a </w:t>
-      </w:r>
-      <w:r>
-        <w:rPr>
-          <w:b/>
-        </w:rPr>
-        <w:t>cancelledAt</w:t>
-      </w:r>
-      <w:r>
-        <w:rPr>
-          <w:b/>
-        </w:rPr>
-        <w:t xml:space="preserve"> </w:t>
-      </w:r>
-      <w:r>
-        <w:t>lesz letárolva</w:t>
-      </w:r>
-    </w:p>
-    <w:p>
-      <w:r>
-        <w:t xml:space="preserve">Az </w:t>
-      </w:r>
-      <w:r>
-        <w:rPr>
-          <w:b/>
-          <w:bCs/>
-        </w:rPr>
-        <w:t>invoice_id</w:t>
-      </w:r>
-      <w:r>
-        <w:t xml:space="preserve"> rámutat, melyik számlához tartozik a rendelés. A megfelelő végösszeg számításához ki kell választani az árazást a </w:t>
-      </w:r>
-      <w:r>
-        <w:rPr>
-          <w:b/>
-          <w:bCs/>
-        </w:rPr>
-        <w:t>prices</w:t>
-      </w:r>
-      <w:r>
-        <w:rPr>
-          <w:b/>
-          <w:bCs/>
-        </w:rPr>
-        <w:t>_i</w:t>
-      </w:r>
-      <w:r>
-        <w:rPr>
-          <w:b/>
-          <w:bCs/>
-        </w:rPr>
-        <w:t>d</w:t>
-      </w:r>
-      <w:r>
-        <w:t>-val.</w:t>
-      </w:r>
-    </w:p>
-    <w:p>
-      <w:pPr>
-        <w:pStyle w:val="Cmsor4"/>
-      </w:pPr>
-      <w:bookmarkStart w:id="43" w:name="_Toc213329358"/>
-      <w:bookmarkStart w:id="44" w:name="_Toc227745218"/>
-      <w:r>
-        <w:rPr>
-          <w:noProof/>
-          <w:lang w:eastAsia="hu-HU"/>
-        </w:rPr>
-        <w:drawing>
-          <wp:anchor distT="0" distB="0" distL="180340" distR="180340" simplePos="0" relativeHeight="251665408" behindDoc="0" locked="0" layoutInCell="1" allowOverlap="1" wp14:anchorId="43AE7E74" wp14:editId="183605E1">
-            <wp:simplePos x="0" y="0"/>
-            <wp:positionH relativeFrom="margin">
-              <wp:align>right</wp:align>
-            </wp:positionH>
-            <wp:positionV relativeFrom="paragraph">
-              <wp:posOffset>131075</wp:posOffset>
-            </wp:positionV>
-            <wp:extent cx="2134870" cy="2182495"/>
-            <wp:effectExtent l="0" t="0" r="0" b="8255"/>
-            <wp:wrapSquare wrapText="bothSides"/>
-            <wp:docPr id="16" name="Kép 16"/>
-            <wp:cNvGraphicFramePr>
-              <a:graphicFrameLocks xmlns:a="http://schemas.openxmlformats.org/drawingml/2006/main" noChangeAspect="1"/>
-            </wp:cNvGraphicFramePr>
-            <a:graphic xmlns:a="http://schemas.openxmlformats.org/drawingml/2006/main">
-              <a:graphicData uri="http://schemas.openxmlformats.org/drawingml/2006/picture">
-                <pic:pic xmlns:pic="http://schemas.openxmlformats.org/drawingml/2006/picture">
-                  <pic:nvPicPr>
-                    <pic:cNvPr id="16" name="Kép 16"/>
+                    <pic:cNvPr id="25" name="Kép 25"/>
                     <pic:cNvPicPr/>
                   </pic:nvPicPr>
                   <pic:blipFill>
@@ -8074,7 +7994,7 @@
                   <pic:spPr>
                     <a:xfrm>
                       <a:off x="0" y="0"/>
-                      <a:ext cx="2134870" cy="2182495"/>
+                      <a:ext cx="1914525" cy="2460625"/>
                     </a:xfrm>
                     <a:prstGeom prst="rect">
                       <a:avLst/>
@@ -8083,14 +8003,20 @@
                 </pic:pic>
               </a:graphicData>
             </a:graphic>
+            <wp14:sizeRelH relativeFrom="margin">
+              <wp14:pctWidth>0</wp14:pctWidth>
+            </wp14:sizeRelH>
+            <wp14:sizeRelV relativeFrom="margin">
+              <wp14:pctHeight>0</wp14:pctHeight>
+            </wp14:sizeRelV>
           </wp:anchor>
         </w:drawing>
       </w:r>
       <w:r>
         <w:t>MenuItems tábla (Napi menük)</w:t>
       </w:r>
+      <w:bookmarkEnd w:id="42"/>
       <w:bookmarkEnd w:id="43"/>
-      <w:bookmarkEnd w:id="44"/>
     </w:p>
     <w:p>
       <w:r>
@@ -8145,41 +8071,39 @@
     </w:p>
     <w:p>
       <w:pPr>
+        <w:spacing w:line="259" w:lineRule="auto"/>
+        <w:ind w:left="0"/>
+        <w:jc w:val="left"/>
+      </w:pPr>
+      <w:r>
+        <w:br w:type="page"/>
+      </w:r>
+    </w:p>
+    <w:p/>
+    <w:p>
+      <w:pPr>
         <w:pStyle w:val="Cmsor4"/>
       </w:pPr>
-      <w:bookmarkStart w:id="45" w:name="_Toc213329359"/>
-      <w:bookmarkStart w:id="46" w:name="_Toc227745219"/>
-      <w:r>
-        <w:t>Meal</w:t>
-      </w:r>
-      <w:r>
-        <w:t>s</w:t>
-      </w:r>
-      <w:r>
-        <w:t xml:space="preserve"> tábla (Ételek)</w:t>
-      </w:r>
-      <w:bookmarkEnd w:id="45"/>
-      <w:bookmarkEnd w:id="46"/>
-    </w:p>
-    <w:p>
+      <w:bookmarkStart w:id="44" w:name="_Toc213329359"/>
+      <w:bookmarkStart w:id="45" w:name="_Toc227748694"/>
       <w:r>
         <w:rPr>
           <w:noProof/>
           <w:lang w:eastAsia="hu-HU"/>
         </w:rPr>
         <w:drawing>
-          <wp:anchor distT="0" distB="0" distL="180340" distR="180340" simplePos="0" relativeHeight="251678720" behindDoc="0" locked="0" layoutInCell="1" allowOverlap="1" wp14:anchorId="6B8C4521" wp14:editId="7F44EC42">
+          <wp:anchor distT="0" distB="0" distL="114300" distR="114300" simplePos="0" relativeHeight="251695104" behindDoc="0" locked="0" layoutInCell="1" allowOverlap="1" wp14:anchorId="1BB5DEE7" wp14:editId="3A277E8F">
             <wp:simplePos x="0" y="0"/>
             <wp:positionH relativeFrom="margin">
               <wp:align>right</wp:align>
             </wp:positionH>
             <wp:positionV relativeFrom="paragraph">
-              <wp:posOffset>12764</wp:posOffset>
+              <wp:posOffset>108585</wp:posOffset>
             </wp:positionV>
-            <wp:extent cx="2180590" cy="1677670"/>
+            <wp:extent cx="2209800" cy="1969770"/>
             <wp:effectExtent l="0" t="0" r="0" b="0"/>
             <wp:wrapSquare wrapText="bothSides"/>
-            <wp:docPr id="36" name="Kép 36"/>
+            <wp:docPr id="26" name="Kép 26"/>
             <wp:cNvGraphicFramePr>
               <a:graphicFrameLocks xmlns:a="http://schemas.openxmlformats.org/drawingml/2006/main" noChangeAspect="1"/>
             </wp:cNvGraphicFramePr>
@@ -8187,7 +8111,7 @@
               <a:graphicData uri="http://schemas.openxmlformats.org/drawingml/2006/picture">
                 <pic:pic xmlns:pic="http://schemas.openxmlformats.org/drawingml/2006/picture">
                   <pic:nvPicPr>
-                    <pic:cNvPr id="36" name="meals.png"/>
+                    <pic:cNvPr id="26" name="Kép 26"/>
                     <pic:cNvPicPr/>
                   </pic:nvPicPr>
                   <pic:blipFill>
@@ -8205,7 +8129,7 @@
                   <pic:spPr>
                     <a:xfrm>
                       <a:off x="0" y="0"/>
-                      <a:ext cx="2180590" cy="1677670"/>
+                      <a:ext cx="2209800" cy="1969770"/>
                     </a:xfrm>
                     <a:prstGeom prst="rect">
                       <a:avLst/>
@@ -8224,6 +8148,19 @@
         </w:drawing>
       </w:r>
       <w:r>
+        <w:t>Meal</w:t>
+      </w:r>
+      <w:r>
+        <w:t>s</w:t>
+      </w:r>
+      <w:r>
+        <w:t xml:space="preserve"> tábla (Ételek)</w:t>
+      </w:r>
+      <w:bookmarkEnd w:id="44"/>
+      <w:bookmarkEnd w:id="45"/>
+    </w:p>
+    <w:p>
+      <w:r>
         <w:t>Ez a tábla tartalmazza az összes ismert étel nevé</w:t>
       </w:r>
       <w:r>
@@ -8305,7 +8242,7 @@
         <w:t>description</w:t>
       </w:r>
       <w:r>
-        <w:t>-nél lehet részletesebben leírni, hogy pontosan miből is áll az étel..</w:t>
+        <w:t>-nél lehet részletesebben leírni, hogy pontosan miből is áll az étel.</w:t>
       </w:r>
     </w:p>
     <w:p/>
@@ -8315,42 +8252,54 @@
       <w:pPr>
         <w:pStyle w:val="Cmsor3"/>
       </w:pPr>
-      <w:bookmarkStart w:id="47" w:name="_Toc213329360"/>
-      <w:r>
-        <w:lastRenderedPageBreak/>
+      <w:bookmarkStart w:id="46" w:name="_Toc213329360"/>
+      <w:r>
         <w:t xml:space="preserve"> </w:t>
       </w:r>
-      <w:bookmarkStart w:id="48" w:name="_Toc227745220"/>
+      <w:bookmarkStart w:id="47" w:name="_Toc227748695"/>
       <w:r>
         <w:t>Allergén és táplálkozási információk</w:t>
       </w:r>
+      <w:bookmarkEnd w:id="46"/>
       <w:bookmarkEnd w:id="47"/>
+    </w:p>
+    <w:p>
+      <w:pPr>
+        <w:pStyle w:val="Cmsor4"/>
+      </w:pPr>
+      <w:bookmarkStart w:id="48" w:name="_Toc213329361"/>
+      <w:bookmarkStart w:id="49" w:name="_Toc227748696"/>
+      <w:r>
+        <w:t>Ingredient</w:t>
+      </w:r>
+      <w:r>
+        <w:t>s</w:t>
+      </w:r>
+      <w:r>
+        <w:t xml:space="preserve"> tábla (Hozzávalók)</w:t>
+      </w:r>
       <w:bookmarkEnd w:id="48"/>
-    </w:p>
-    <w:p>
-      <w:pPr>
-        <w:pStyle w:val="Cmsor4"/>
-      </w:pPr>
-      <w:bookmarkStart w:id="49" w:name="_Toc213329361"/>
-      <w:bookmarkStart w:id="50" w:name="_Toc227745221"/>
+      <w:bookmarkEnd w:id="49"/>
+    </w:p>
+    <w:p>
       <w:r>
         <w:rPr>
           <w:noProof/>
           <w:lang w:eastAsia="hu-HU"/>
         </w:rPr>
         <w:drawing>
-          <wp:anchor distT="71755" distB="71755" distL="252095" distR="252095" simplePos="0" relativeHeight="251666432" behindDoc="0" locked="0" layoutInCell="1" allowOverlap="1" wp14:anchorId="1228A820" wp14:editId="3CC688C0">
+          <wp:anchor distT="0" distB="0" distL="114300" distR="114300" simplePos="0" relativeHeight="251696128" behindDoc="0" locked="0" layoutInCell="1" allowOverlap="1" wp14:anchorId="434FF08C" wp14:editId="7E6B2184">
             <wp:simplePos x="0" y="0"/>
             <wp:positionH relativeFrom="margin">
               <wp:align>right</wp:align>
             </wp:positionH>
             <wp:positionV relativeFrom="paragraph">
-              <wp:posOffset>328158</wp:posOffset>
+              <wp:posOffset>15875</wp:posOffset>
             </wp:positionV>
-            <wp:extent cx="2211070" cy="3993515"/>
-            <wp:effectExtent l="0" t="0" r="0" b="6985"/>
+            <wp:extent cx="2560320" cy="3305175"/>
+            <wp:effectExtent l="0" t="0" r="0" b="9525"/>
             <wp:wrapSquare wrapText="bothSides"/>
-            <wp:docPr id="3" name="Kép 3"/>
+            <wp:docPr id="27" name="Kép 27"/>
             <wp:cNvGraphicFramePr>
               <a:graphicFrameLocks xmlns:a="http://schemas.openxmlformats.org/drawingml/2006/main" noChangeAspect="1"/>
             </wp:cNvGraphicFramePr>
@@ -8358,7 +8307,7 @@
               <a:graphicData uri="http://schemas.openxmlformats.org/drawingml/2006/picture">
                 <pic:pic xmlns:pic="http://schemas.openxmlformats.org/drawingml/2006/picture">
                   <pic:nvPicPr>
-                    <pic:cNvPr id="3" name="ingridients.png"/>
+                    <pic:cNvPr id="27" name="Kép 27"/>
                     <pic:cNvPicPr/>
                   </pic:nvPicPr>
                   <pic:blipFill>
@@ -8376,7 +8325,7 @@
                   <pic:spPr>
                     <a:xfrm>
                       <a:off x="0" y="0"/>
-                      <a:ext cx="2211070" cy="3993515"/>
+                      <a:ext cx="2560320" cy="3305175"/>
                     </a:xfrm>
                     <a:prstGeom prst="rect">
                       <a:avLst/>
@@ -8385,23 +8334,16 @@
                 </pic:pic>
               </a:graphicData>
             </a:graphic>
+            <wp14:sizeRelH relativeFrom="margin">
+              <wp14:pctWidth>0</wp14:pctWidth>
+            </wp14:sizeRelH>
+            <wp14:sizeRelV relativeFrom="margin">
+              <wp14:pctHeight>0</wp14:pctHeight>
+            </wp14:sizeRelV>
           </wp:anchor>
         </w:drawing>
       </w:r>
       <w:r>
-        <w:t>Ingredient</w:t>
-      </w:r>
-      <w:r>
-        <w:t>s</w:t>
-      </w:r>
-      <w:r>
-        <w:t xml:space="preserve"> tábla (Hozzávalók)</w:t>
-      </w:r>
-      <w:bookmarkEnd w:id="49"/>
-      <w:bookmarkEnd w:id="50"/>
-    </w:p>
-    <w:p>
-      <w:r>
         <w:t>A különböző ételek számos hozzávalóból készülnek el, így ezeket hasznos letárolni. Egy hozzávalónak van neve (</w:t>
       </w:r>
       <w:r>
@@ -8609,10 +8551,21 @@
     </w:p>
     <w:p>
       <w:pPr>
+        <w:spacing w:line="259" w:lineRule="auto"/>
+        <w:ind w:left="0"/>
+        <w:jc w:val="left"/>
+      </w:pPr>
+      <w:r>
+        <w:br w:type="page"/>
+      </w:r>
+    </w:p>
+    <w:p/>
+    <w:p>
+      <w:pPr>
         <w:pStyle w:val="Cmsor4"/>
       </w:pPr>
-      <w:bookmarkStart w:id="51" w:name="_Toc213329362"/>
-      <w:bookmarkStart w:id="52" w:name="_Toc227745222"/>
+      <w:bookmarkStart w:id="50" w:name="_Toc213329362"/>
+      <w:bookmarkStart w:id="51" w:name="_Toc227748697"/>
       <w:r>
         <w:t>Allergen</w:t>
       </w:r>
@@ -8622,8 +8575,8 @@
       <w:r>
         <w:t xml:space="preserve"> tábla (Allergének)</w:t>
       </w:r>
+      <w:bookmarkEnd w:id="50"/>
       <w:bookmarkEnd w:id="51"/>
-      <w:bookmarkEnd w:id="52"/>
     </w:p>
     <w:p>
       <w:r>
@@ -8632,13 +8585,75 @@
           <w:lang w:eastAsia="hu-HU"/>
         </w:rPr>
         <w:drawing>
-          <wp:anchor distT="0" distB="0" distL="114300" distR="114300" simplePos="0" relativeHeight="251682816" behindDoc="0" locked="0" layoutInCell="1" allowOverlap="1" wp14:anchorId="42682633" wp14:editId="274F86EB">
+          <wp:anchor distT="0" distB="0" distL="114300" distR="114300" simplePos="0" relativeHeight="251700224" behindDoc="0" locked="0" layoutInCell="1" allowOverlap="1" wp14:anchorId="6850AE6B" wp14:editId="048A84C5">
             <wp:simplePos x="0" y="0"/>
             <wp:positionH relativeFrom="margin">
-              <wp:align>center</wp:align>
+              <wp:align>right</wp:align>
             </wp:positionH>
             <wp:positionV relativeFrom="paragraph">
-              <wp:posOffset>1487598</wp:posOffset>
+              <wp:posOffset>15240</wp:posOffset>
+            </wp:positionV>
+            <wp:extent cx="2362200" cy="1171575"/>
+            <wp:effectExtent l="0" t="0" r="0" b="9525"/>
+            <wp:wrapSquare wrapText="bothSides"/>
+            <wp:docPr id="31" name="Kép 31"/>
+            <wp:cNvGraphicFramePr>
+              <a:graphicFrameLocks xmlns:a="http://schemas.openxmlformats.org/drawingml/2006/main" noChangeAspect="1"/>
+            </wp:cNvGraphicFramePr>
+            <a:graphic xmlns:a="http://schemas.openxmlformats.org/drawingml/2006/main">
+              <a:graphicData uri="http://schemas.openxmlformats.org/drawingml/2006/picture">
+                <pic:pic xmlns:pic="http://schemas.openxmlformats.org/drawingml/2006/picture">
+                  <pic:nvPicPr>
+                    <pic:cNvPr id="0" name="Picture 4"/>
+                    <pic:cNvPicPr>
+                      <a:picLocks noChangeAspect="1" noChangeArrowheads="1"/>
+                    </pic:cNvPicPr>
+                  </pic:nvPicPr>
+                  <pic:blipFill>
+                    <a:blip r:embed="rId16">
+                      <a:extLst>
+                        <a:ext uri="{28A0092B-C50C-407E-A947-70E740481C1C}">
+                          <a14:useLocalDpi xmlns:a14="http://schemas.microsoft.com/office/drawing/2010/main" val="0"/>
+                        </a:ext>
+                      </a:extLst>
+                    </a:blip>
+                    <a:srcRect/>
+                    <a:stretch>
+                      <a:fillRect/>
+                    </a:stretch>
+                  </pic:blipFill>
+                  <pic:spPr bwMode="auto">
+                    <a:xfrm>
+                      <a:off x="0" y="0"/>
+                      <a:ext cx="2362200" cy="1171575"/>
+                    </a:xfrm>
+                    <a:prstGeom prst="rect">
+                      <a:avLst/>
+                    </a:prstGeom>
+                    <a:noFill/>
+                    <a:ln>
+                      <a:noFill/>
+                    </a:ln>
+                  </pic:spPr>
+                </pic:pic>
+              </a:graphicData>
+            </a:graphic>
+          </wp:anchor>
+        </w:drawing>
+      </w:r>
+      <w:r>
+        <w:rPr>
+          <w:noProof/>
+          <w:lang w:eastAsia="hu-HU"/>
+        </w:rPr>
+        <w:drawing>
+          <wp:anchor distT="0" distB="0" distL="114300" distR="114300" simplePos="0" relativeHeight="251682816" behindDoc="0" locked="0" layoutInCell="1" allowOverlap="1" wp14:anchorId="42682633" wp14:editId="485D0814">
+            <wp:simplePos x="0" y="0"/>
+            <wp:positionH relativeFrom="margin">
+              <wp:posOffset>1449070</wp:posOffset>
+            </wp:positionH>
+            <wp:positionV relativeFrom="paragraph">
+              <wp:posOffset>1468120</wp:posOffset>
             </wp:positionV>
             <wp:extent cx="3415056" cy="1360968"/>
             <wp:effectExtent l="0" t="0" r="0" b="0"/>
@@ -8657,7 +8672,7 @@
                     </pic:cNvPicPr>
                   </pic:nvPicPr>
                   <pic:blipFill>
-                    <a:blip r:embed="rId16">
+                    <a:blip r:embed="rId17">
                       <a:extLst>
                         <a:ext uri="{28A0092B-C50C-407E-A947-70E740481C1C}">
                           <a14:useLocalDpi xmlns:a14="http://schemas.microsoft.com/office/drawing/2010/main" val="0"/>
@@ -8695,23 +8710,76 @@
         </w:drawing>
       </w:r>
       <w:r>
+        <w:t>Egy étkezéssel foglalkozó szolgáltatásnak kötelessége az allergénekre felhívni a figyelmet. Ennek következtében el kell tárolnunk az előforduló allergének neveit (</w:t>
+      </w:r>
+      <w:r>
+        <w:rPr>
+          <w:b/>
+          <w:bCs/>
+        </w:rPr>
+        <w:t>name</w:t>
+      </w:r>
+      <w:r>
+        <w:t>) és ikonjait (</w:t>
+      </w:r>
+      <w:r>
+        <w:rPr>
+          <w:b/>
+          <w:bCs/>
+        </w:rPr>
+        <w:t>icon</w:t>
+      </w:r>
+      <w:r>
+        <w:t xml:space="preserve">). Emellett az allergének egyszerű azonosításához használt </w:t>
+      </w:r>
+      <w:r>
+        <w:rPr>
+          <w:b/>
+          <w:bCs/>
+        </w:rPr>
+        <w:t>id</w:t>
+      </w:r>
+      <w:r>
+        <w:t>-t.</w:t>
+      </w:r>
+    </w:p>
+    <w:p/>
+    <w:p>
+      <w:pPr>
+        <w:pStyle w:val="Cmsor3"/>
+      </w:pPr>
+      <w:bookmarkStart w:id="52" w:name="_Toc213329363"/>
+      <w:bookmarkStart w:id="53" w:name="_Toc227748698"/>
+      <w:r>
+        <w:t>Kapcsolótáblák</w:t>
+      </w:r>
+      <w:bookmarkEnd w:id="52"/>
+      <w:bookmarkEnd w:id="53"/>
+    </w:p>
+    <w:p>
+      <w:pPr>
+        <w:pStyle w:val="Cmsor4"/>
+      </w:pPr>
+      <w:bookmarkStart w:id="54" w:name="_Toc213329364"/>
+      <w:bookmarkStart w:id="55" w:name="_Toc227748699"/>
+      <w:r>
         <w:rPr>
           <w:noProof/>
           <w:lang w:eastAsia="hu-HU"/>
         </w:rPr>
         <w:drawing>
-          <wp:anchor distT="71755" distB="71755" distL="252095" distR="252095" simplePos="0" relativeHeight="251667456" behindDoc="0" locked="0" layoutInCell="1" allowOverlap="1" wp14:anchorId="2778FF46" wp14:editId="39AB0060">
+          <wp:anchor distT="0" distB="0" distL="114300" distR="114300" simplePos="0" relativeHeight="251699200" behindDoc="0" locked="0" layoutInCell="1" allowOverlap="1" wp14:anchorId="5858C8FC" wp14:editId="133CAA65">
             <wp:simplePos x="0" y="0"/>
             <wp:positionH relativeFrom="margin">
               <wp:align>right</wp:align>
             </wp:positionH>
             <wp:positionV relativeFrom="paragraph">
-              <wp:posOffset>12464</wp:posOffset>
+              <wp:posOffset>34290</wp:posOffset>
             </wp:positionV>
-            <wp:extent cx="2058035" cy="1219200"/>
-            <wp:effectExtent l="0" t="0" r="0" b="0"/>
+            <wp:extent cx="2059200" cy="1407530"/>
+            <wp:effectExtent l="0" t="0" r="0" b="2540"/>
             <wp:wrapSquare wrapText="bothSides"/>
-            <wp:docPr id="20" name="Kép 20"/>
+            <wp:docPr id="30" name="Kép 30"/>
             <wp:cNvGraphicFramePr>
               <a:graphicFrameLocks xmlns:a="http://schemas.openxmlformats.org/drawingml/2006/main" noChangeAspect="1"/>
             </wp:cNvGraphicFramePr>
@@ -8719,96 +8787,129 @@
               <a:graphicData uri="http://schemas.openxmlformats.org/drawingml/2006/picture">
                 <pic:pic xmlns:pic="http://schemas.openxmlformats.org/drawingml/2006/picture">
                   <pic:nvPicPr>
-                    <pic:cNvPr id="4" name="allergens.png"/>
-                    <pic:cNvPicPr/>
+                    <pic:cNvPr id="0" name="Picture 3"/>
+                    <pic:cNvPicPr>
+                      <a:picLocks noChangeAspect="1" noChangeArrowheads="1"/>
+                    </pic:cNvPicPr>
                   </pic:nvPicPr>
                   <pic:blipFill>
-                    <a:blip r:embed="rId17">
+                    <a:blip r:embed="rId18">
                       <a:extLst>
                         <a:ext uri="{28A0092B-C50C-407E-A947-70E740481C1C}">
                           <a14:useLocalDpi xmlns:a14="http://schemas.microsoft.com/office/drawing/2010/main" val="0"/>
                         </a:ext>
                       </a:extLst>
                     </a:blip>
+                    <a:srcRect/>
                     <a:stretch>
                       <a:fillRect/>
                     </a:stretch>
                   </pic:blipFill>
-                  <pic:spPr>
+                  <pic:spPr bwMode="auto">
                     <a:xfrm>
                       <a:off x="0" y="0"/>
-                      <a:ext cx="2058035" cy="1219200"/>
+                      <a:ext cx="2059200" cy="1407530"/>
                     </a:xfrm>
                     <a:prstGeom prst="rect">
                       <a:avLst/>
                     </a:prstGeom>
+                    <a:noFill/>
+                    <a:ln>
+                      <a:noFill/>
+                    </a:ln>
                   </pic:spPr>
                 </pic:pic>
               </a:graphicData>
             </a:graphic>
+            <wp14:sizeRelH relativeFrom="margin">
+              <wp14:pctWidth>0</wp14:pctWidth>
+            </wp14:sizeRelH>
+            <wp14:sizeRelV relativeFrom="margin">
+              <wp14:pctHeight>0</wp14:pctHeight>
+            </wp14:sizeRelV>
           </wp:anchor>
         </w:drawing>
       </w:r>
       <w:r>
-        <w:t>Egy étkezéssel foglalkozó szolgáltatásnak kötelessége az allergénekre felhívni a figyelmet. Ennek következtében el kell tárolnunk az előforduló allergének neveit (</w:t>
+        <w:t>Meal</w:t>
+      </w:r>
+      <w:r>
+        <w:t>_</w:t>
+      </w:r>
+      <w:r>
+        <w:t>i</w:t>
+      </w:r>
+      <w:r>
+        <w:t>ngredient</w:t>
+      </w:r>
+      <w:r>
+        <w:t>s</w:t>
+      </w:r>
+      <w:r>
+        <w:t xml:space="preserve"> tábla</w:t>
+      </w:r>
+      <w:bookmarkEnd w:id="54"/>
+      <w:bookmarkEnd w:id="55"/>
+    </w:p>
+    <w:p>
+      <w:r>
+        <w:t>A mealIngrident kapcsolótábla köti össze, hogy melyik ételhez milyen összetevők kellenek és pontos mennyiség (</w:t>
       </w:r>
       <w:r>
         <w:rPr>
           <w:b/>
           <w:bCs/>
         </w:rPr>
-        <w:t>name</w:t>
-      </w:r>
-      <w:r>
-        <w:t>) és ikonjait (</w:t>
-      </w:r>
-      <w:r>
-        <w:rPr>
-          <w:b/>
-          <w:bCs/>
-        </w:rPr>
-        <w:t>icon</w:t>
-      </w:r>
-      <w:r>
-        <w:t xml:space="preserve">). Emellett az allergének egyszerű azonosításához használt </w:t>
-      </w:r>
-      <w:r>
-        <w:rPr>
-          <w:b/>
-          <w:bCs/>
-        </w:rPr>
-        <w:t>id</w:t>
-      </w:r>
-      <w:r>
-        <w:t>-t.</w:t>
+        <w:t>amount, unit</w:t>
+      </w:r>
+      <w:r>
+        <w:t>).</w:t>
       </w:r>
     </w:p>
     <w:p/>
     <w:p>
       <w:pPr>
-        <w:pStyle w:val="Cmsor3"/>
-      </w:pPr>
-      <w:bookmarkStart w:id="53" w:name="_Toc213329363"/>
-      <w:bookmarkStart w:id="54" w:name="_Toc227745223"/>
+        <w:pStyle w:val="Cmsor4"/>
+      </w:pPr>
+      <w:bookmarkStart w:id="56" w:name="_Toc213329365"/>
+      <w:bookmarkStart w:id="57" w:name="_Toc227748700"/>
+      <w:r>
+        <w:t>Ingredient</w:t>
+      </w:r>
+      <w:r>
+        <w:t>_a</w:t>
+      </w:r>
+      <w:r>
+        <w:t>llergen</w:t>
+      </w:r>
+      <w:r>
+        <w:t>s</w:t>
+      </w:r>
+      <w:r>
+        <w:t xml:space="preserve"> tábla</w:t>
+      </w:r>
+      <w:bookmarkEnd w:id="56"/>
+      <w:bookmarkEnd w:id="57"/>
+    </w:p>
+    <w:p>
       <w:r>
         <w:rPr>
           <w:noProof/>
           <w:lang w:eastAsia="hu-HU"/>
         </w:rPr>
-        <w:lastRenderedPageBreak/>
         <w:drawing>
-          <wp:anchor distT="71755" distB="71755" distL="215900" distR="215900" simplePos="0" relativeHeight="251668480" behindDoc="0" locked="0" layoutInCell="1" allowOverlap="1" wp14:anchorId="7A971391" wp14:editId="10D6930C">
+          <wp:anchor distT="0" distB="0" distL="114300" distR="114300" simplePos="0" relativeHeight="251698176" behindDoc="0" locked="0" layoutInCell="1" allowOverlap="1" wp14:anchorId="211E0603" wp14:editId="3668A164">
             <wp:simplePos x="0" y="0"/>
             <wp:positionH relativeFrom="margin">
               <wp:align>right</wp:align>
             </wp:positionH>
             <wp:positionV relativeFrom="paragraph">
-              <wp:posOffset>179771</wp:posOffset>
+              <wp:posOffset>6985</wp:posOffset>
             </wp:positionV>
-            <wp:extent cx="2077085" cy="1555750"/>
-            <wp:effectExtent l="0" t="0" r="0" b="6350"/>
+            <wp:extent cx="2057400" cy="885825"/>
+            <wp:effectExtent l="0" t="0" r="0" b="9525"/>
             <wp:wrapSquare wrapText="bothSides"/>
-            <wp:docPr id="8" name="Kép 8"/>
+            <wp:docPr id="29" name="Kép 29"/>
             <wp:cNvGraphicFramePr>
               <a:graphicFrameLocks xmlns:a="http://schemas.openxmlformats.org/drawingml/2006/main" noChangeAspect="1"/>
             </wp:cNvGraphicFramePr>
@@ -8816,125 +8917,10 @@
               <a:graphicData uri="http://schemas.openxmlformats.org/drawingml/2006/picture">
                 <pic:pic xmlns:pic="http://schemas.openxmlformats.org/drawingml/2006/picture">
                   <pic:nvPicPr>
-                    <pic:cNvPr id="8" name="meal_ing.png"/>
-                    <pic:cNvPicPr/>
-                  </pic:nvPicPr>
-                  <pic:blipFill rotWithShape="1">
-                    <a:blip r:embed="rId18">
-                      <a:extLst>
-                        <a:ext uri="{28A0092B-C50C-407E-A947-70E740481C1C}">
-                          <a14:useLocalDpi xmlns:a14="http://schemas.microsoft.com/office/drawing/2010/main" val="0"/>
-                        </a:ext>
-                      </a:extLst>
-                    </a:blip>
-                    <a:srcRect t="14930"/>
-                    <a:stretch/>
-                  </pic:blipFill>
-                  <pic:spPr bwMode="auto">
-                    <a:xfrm>
-                      <a:off x="0" y="0"/>
-                      <a:ext cx="2077085" cy="1555750"/>
-                    </a:xfrm>
-                    <a:prstGeom prst="rect">
-                      <a:avLst/>
-                    </a:prstGeom>
-                    <a:ln>
-                      <a:noFill/>
-                    </a:ln>
-                    <a:extLst>
-                      <a:ext uri="{53640926-AAD7-44D8-BBD7-CCE9431645EC}">
-                        <a14:shadowObscured xmlns:a14="http://schemas.microsoft.com/office/drawing/2010/main"/>
-                      </a:ext>
-                    </a:extLst>
-                  </pic:spPr>
-                </pic:pic>
-              </a:graphicData>
-            </a:graphic>
-          </wp:anchor>
-        </w:drawing>
-      </w:r>
-      <w:r>
-        <w:t>Kapcsolótáblák</w:t>
-      </w:r>
-      <w:bookmarkEnd w:id="53"/>
-      <w:bookmarkEnd w:id="54"/>
-    </w:p>
-    <w:p>
-      <w:pPr>
-        <w:pStyle w:val="Cmsor4"/>
-      </w:pPr>
-      <w:bookmarkStart w:id="55" w:name="_Toc213329364"/>
-      <w:bookmarkStart w:id="56" w:name="_Toc227745224"/>
-      <w:r>
-        <w:t>Meal</w:t>
-      </w:r>
-      <w:r>
-        <w:t>_</w:t>
-      </w:r>
-      <w:r>
-        <w:t>i</w:t>
-      </w:r>
-      <w:r>
-        <w:t>ngredient</w:t>
-      </w:r>
-      <w:r>
-        <w:t>s</w:t>
-      </w:r>
-      <w:r>
-        <w:t xml:space="preserve"> tábla</w:t>
-      </w:r>
-      <w:bookmarkEnd w:id="55"/>
-      <w:bookmarkEnd w:id="56"/>
-    </w:p>
-    <w:p>
-      <w:r>
-        <w:t>A mealIngrident kapcsolótábla köti össze, hogy melyik ételhez milyen összetevők kellenek és pontos mennyiség (</w:t>
-      </w:r>
-      <w:r>
-        <w:rPr>
-          <w:b/>
-          <w:bCs/>
-        </w:rPr>
-        <w:t>amount, unit</w:t>
-      </w:r>
-      <w:r>
-        <w:t>).</w:t>
-      </w:r>
-    </w:p>
-    <w:p/>
-    <w:p>
-      <w:pPr>
-        <w:pStyle w:val="Cmsor4"/>
-      </w:pPr>
-      <w:bookmarkStart w:id="57" w:name="_Toc213329365"/>
-      <w:bookmarkStart w:id="58" w:name="_Toc227745225"/>
-      <w:r>
-        <w:rPr>
-          <w:noProof/>
-          <w:lang w:eastAsia="hu-HU"/>
-        </w:rPr>
-        <w:drawing>
-          <wp:anchor distT="71755" distB="71755" distL="215900" distR="215900" simplePos="0" relativeHeight="251669504" behindDoc="0" locked="0" layoutInCell="1" allowOverlap="1" wp14:anchorId="12D3E018" wp14:editId="6548BD0D">
-            <wp:simplePos x="0" y="0"/>
-            <wp:positionH relativeFrom="margin">
-              <wp:align>right</wp:align>
-            </wp:positionH>
-            <wp:positionV relativeFrom="paragraph">
-              <wp:posOffset>380742</wp:posOffset>
-            </wp:positionV>
-            <wp:extent cx="2077085" cy="923925"/>
-            <wp:effectExtent l="0" t="0" r="0" b="9525"/>
-            <wp:wrapSquare wrapText="bothSides"/>
-            <wp:docPr id="7" name="Kép 7"/>
-            <wp:cNvGraphicFramePr>
-              <a:graphicFrameLocks xmlns:a="http://schemas.openxmlformats.org/drawingml/2006/main" noChangeAspect="1"/>
-            </wp:cNvGraphicFramePr>
-            <a:graphic xmlns:a="http://schemas.openxmlformats.org/drawingml/2006/main">
-              <a:graphicData uri="http://schemas.openxmlformats.org/drawingml/2006/picture">
-                <pic:pic xmlns:pic="http://schemas.openxmlformats.org/drawingml/2006/picture">
-                  <pic:nvPicPr>
-                    <pic:cNvPr id="7" name="ing_allergens.png"/>
-                    <pic:cNvPicPr/>
+                    <pic:cNvPr id="0" name="Picture 2"/>
+                    <pic:cNvPicPr>
+                      <a:picLocks noChangeAspect="1" noChangeArrowheads="1"/>
+                    </pic:cNvPicPr>
                   </pic:nvPicPr>
                   <pic:blipFill>
                     <a:blip r:embed="rId19">
@@ -8944,18 +8930,23 @@
                         </a:ext>
                       </a:extLst>
                     </a:blip>
+                    <a:srcRect/>
                     <a:stretch>
                       <a:fillRect/>
                     </a:stretch>
                   </pic:blipFill>
-                  <pic:spPr>
+                  <pic:spPr bwMode="auto">
                     <a:xfrm>
                       <a:off x="0" y="0"/>
-                      <a:ext cx="2077085" cy="923925"/>
+                      <a:ext cx="2057400" cy="885825"/>
                     </a:xfrm>
                     <a:prstGeom prst="rect">
                       <a:avLst/>
                     </a:prstGeom>
+                    <a:noFill/>
+                    <a:ln>
+                      <a:noFill/>
+                    </a:ln>
                   </pic:spPr>
                 </pic:pic>
               </a:graphicData>
@@ -8964,102 +8955,92 @@
         </w:drawing>
       </w:r>
       <w:r>
-        <w:t>Ingredient</w:t>
-      </w:r>
-      <w:r>
-        <w:t>_a</w:t>
-      </w:r>
-      <w:r>
-        <w:t>llergen</w:t>
+        <w:t xml:space="preserve">A </w:t>
+      </w:r>
+      <w:r>
+        <w:t>hozzávalók és allergének kapcsolatának nyilvántartása, hogy automatikusan lehessen észlelni az allergén veszélyeket.</w:t>
+      </w:r>
+    </w:p>
+    <w:p/>
+    <w:p>
+      <w:pPr>
+        <w:pStyle w:val="Cmsor4"/>
+        <w:jc w:val="left"/>
+      </w:pPr>
+      <w:bookmarkStart w:id="58" w:name="_Toc213329366"/>
+      <w:bookmarkStart w:id="59" w:name="_Toc227748701"/>
+      <w:r>
+        <w:t>UserHealthRestriction</w:t>
       </w:r>
       <w:r>
         <w:t>s</w:t>
       </w:r>
       <w:r>
-        <w:t xml:space="preserve"> tábla</w:t>
-      </w:r>
-      <w:bookmarkEnd w:id="57"/>
+        <w:t xml:space="preserve"> </w:t>
+      </w:r>
+      <w:r>
+        <w:t>t</w:t>
+      </w:r>
+      <w:r>
+        <w:t>ábla</w:t>
+      </w:r>
+      <w:r>
+        <w:t xml:space="preserve"> </w:t>
+      </w:r>
+      <w:r>
+        <w:br/>
+      </w:r>
+      <w:r>
+        <w:t>(Felhasználó</w:t>
+      </w:r>
+      <w:r>
+        <w:t>k</w:t>
+      </w:r>
+      <w:r>
+        <w:t xml:space="preserve"> </w:t>
+      </w:r>
+      <w:r>
+        <w:t>étkezési</w:t>
+      </w:r>
+      <w:r>
+        <w:t xml:space="preserve"> </w:t>
+      </w:r>
+      <w:r>
+        <w:t>korlátozásai</w:t>
+      </w:r>
+      <w:r>
+        <w:t>)</w:t>
+      </w:r>
       <w:bookmarkEnd w:id="58"/>
-    </w:p>
-    <w:p>
-      <w:r>
-        <w:t xml:space="preserve">A </w:t>
-      </w:r>
-      <w:r>
-        <w:t>hozzávalók és allergének kapcsolatának nyilvántartása, hogy automatikusan lehessen észlelni az allergén veszélyeket.</w:t>
-      </w:r>
-    </w:p>
-    <w:p/>
-    <w:p>
-      <w:pPr>
-        <w:pStyle w:val="Cmsor4"/>
-      </w:pPr>
-      <w:bookmarkStart w:id="59" w:name="_Toc213329366"/>
-      <w:bookmarkStart w:id="60" w:name="_Toc227745226"/>
-      <w:r>
-        <w:t>UserHealthRestriction</w:t>
-      </w:r>
-      <w:r>
-        <w:t>s</w:t>
-      </w:r>
-      <w:r>
-        <w:t xml:space="preserve"> </w:t>
-      </w:r>
-      <w:r>
-        <w:t>t</w:t>
-      </w:r>
-      <w:r>
-        <w:t>ábla</w:t>
-      </w:r>
-      <w:r>
-        <w:t xml:space="preserve"> </w:t>
-      </w:r>
-      <w:r>
-        <w:br/>
-      </w:r>
-      <w:r>
-        <w:t>(Felhasználó</w:t>
-      </w:r>
-      <w:r>
-        <w:t>k</w:t>
-      </w:r>
-      <w:r>
-        <w:t xml:space="preserve"> </w:t>
-      </w:r>
-      <w:r>
-        <w:t>étkezési</w:t>
-      </w:r>
-      <w:r>
-        <w:t xml:space="preserve"> </w:t>
-      </w:r>
-      <w:r>
-        <w:t>korlátozásai</w:t>
-      </w:r>
-      <w:r>
-        <w:t>)</w:t>
-      </w:r>
       <w:bookmarkEnd w:id="59"/>
-      <w:bookmarkEnd w:id="60"/>
-    </w:p>
-    <w:p>
-      <w:r>
+    </w:p>
+    <w:p>
+      <w:pPr>
         <w:rPr>
           <w:noProof/>
           <w:lang w:eastAsia="hu-HU"/>
         </w:rPr>
+      </w:pPr>
+    </w:p>
+    <w:p>
+      <w:r>
+        <w:rPr>
+          <w:noProof/>
+          <w:lang w:eastAsia="hu-HU"/>
+        </w:rPr>
         <w:drawing>
-          <wp:anchor distT="71755" distB="71755" distL="215900" distR="215900" simplePos="0" relativeHeight="251680768" behindDoc="0" locked="0" layoutInCell="1" allowOverlap="1" wp14:anchorId="32898EBD" wp14:editId="6235BB87">
+          <wp:anchor distT="0" distB="0" distL="114300" distR="114300" simplePos="0" relativeHeight="251697152" behindDoc="0" locked="0" layoutInCell="1" allowOverlap="1" wp14:anchorId="6BEA567E" wp14:editId="3C800A73">
             <wp:simplePos x="0" y="0"/>
             <wp:positionH relativeFrom="margin">
-              <wp:posOffset>3677920</wp:posOffset>
+              <wp:posOffset>3719830</wp:posOffset>
             </wp:positionH>
             <wp:positionV relativeFrom="paragraph">
-              <wp:posOffset>90170</wp:posOffset>
+              <wp:posOffset>8890</wp:posOffset>
             </wp:positionV>
-            <wp:extent cx="2101850" cy="1199515"/>
-            <wp:effectExtent l="0" t="0" r="0" b="635"/>
+            <wp:extent cx="1952625" cy="904875"/>
+            <wp:effectExtent l="0" t="0" r="9525" b="9525"/>
             <wp:wrapSquare wrapText="bothSides"/>
-            <wp:docPr id="5" name="Kép 5"/>
+            <wp:docPr id="28" name="Kép 28"/>
             <wp:cNvGraphicFramePr>
               <a:graphicFrameLocks xmlns:a="http://schemas.openxmlformats.org/drawingml/2006/main" noChangeAspect="1"/>
             </wp:cNvGraphicFramePr>
@@ -9067,8 +9048,10 @@
               <a:graphicData uri="http://schemas.openxmlformats.org/drawingml/2006/picture">
                 <pic:pic xmlns:pic="http://schemas.openxmlformats.org/drawingml/2006/picture">
                   <pic:nvPicPr>
-                    <pic:cNvPr id="5" name="user_health_restrictions.png"/>
-                    <pic:cNvPicPr/>
+                    <pic:cNvPr id="0" name="Picture 1"/>
+                    <pic:cNvPicPr>
+                      <a:picLocks noChangeAspect="1" noChangeArrowheads="1"/>
+                    </pic:cNvPicPr>
                   </pic:nvPicPr>
                   <pic:blipFill rotWithShape="1">
                     <a:blip r:embed="rId20">
@@ -9078,17 +9061,18 @@
                         </a:ext>
                       </a:extLst>
                     </a:blip>
-                    <a:srcRect t="20001"/>
+                    <a:srcRect l="3196" t="1053" r="3196" b="-1053"/>
                     <a:stretch/>
                   </pic:blipFill>
                   <pic:spPr bwMode="auto">
                     <a:xfrm>
                       <a:off x="0" y="0"/>
-                      <a:ext cx="2101850" cy="1199515"/>
+                      <a:ext cx="1952625" cy="904875"/>
                     </a:xfrm>
                     <a:prstGeom prst="rect">
                       <a:avLst/>
                     </a:prstGeom>
+                    <a:noFill/>
                     <a:ln>
                       <a:noFill/>
                     </a:ln>
@@ -9104,14 +9088,11 @@
             <wp14:sizeRelH relativeFrom="margin">
               <wp14:pctWidth>0</wp14:pctWidth>
             </wp14:sizeRelH>
-            <wp14:sizeRelV relativeFrom="margin">
-              <wp14:pctHeight>0</wp14:pctHeight>
-            </wp14:sizeRelV>
           </wp:anchor>
         </w:drawing>
       </w:r>
       <w:r>
-        <w:t xml:space="preserve">A felhasználók </w:t>
+        <w:t xml:space="preserve"> felhasználók </w:t>
       </w:r>
       <w:r>
         <w:t>étkezési</w:t>
@@ -9149,57 +9130,44 @@
       <w:r>
         <w:t>-val lehet a felhasználóhoz kötni, hogy pontosan mire allergiás.</w:t>
       </w:r>
-    </w:p>
-    <w:p>
-      <w:bookmarkStart w:id="61" w:name="_Toc213329367"/>
+      <w:bookmarkStart w:id="60" w:name="_Toc213329367"/>
     </w:p>
     <w:p/>
-    <w:p/>
-    <w:p/>
-    <w:p/>
-    <w:p/>
-    <w:p/>
-    <w:p/>
-    <w:p/>
-    <w:p/>
-    <w:p/>
-    <w:p/>
     <w:p>
       <w:pPr>
         <w:pStyle w:val="Cmsor3"/>
       </w:pPr>
-      <w:bookmarkStart w:id="62" w:name="_Toc227745227"/>
-      <w:r>
-        <w:lastRenderedPageBreak/>
+      <w:bookmarkStart w:id="61" w:name="_Toc227748702"/>
+      <w:r>
         <w:t>Pénzügyi táblák</w:t>
       </w:r>
+      <w:bookmarkEnd w:id="60"/>
       <w:bookmarkEnd w:id="61"/>
-      <w:bookmarkEnd w:id="62"/>
     </w:p>
     <w:p>
       <w:pPr>
         <w:pStyle w:val="Cmsor4"/>
       </w:pPr>
-      <w:bookmarkStart w:id="63" w:name="_Toc213329368"/>
-      <w:bookmarkStart w:id="64" w:name="_Toc227745228"/>
+      <w:bookmarkStart w:id="62" w:name="_Toc213329368"/>
+      <w:bookmarkStart w:id="63" w:name="_Toc227748703"/>
       <w:r>
         <w:rPr>
           <w:noProof/>
           <w:lang w:eastAsia="hu-HU"/>
         </w:rPr>
         <w:drawing>
-          <wp:anchor distT="0" distB="0" distL="180340" distR="180340" simplePos="0" relativeHeight="251670528" behindDoc="0" locked="0" layoutInCell="1" allowOverlap="1" wp14:anchorId="5DF4E53E" wp14:editId="170B5BE2">
+          <wp:anchor distT="0" distB="0" distL="114300" distR="114300" simplePos="0" relativeHeight="251701248" behindDoc="0" locked="0" layoutInCell="1" allowOverlap="1" wp14:anchorId="35B78896" wp14:editId="3E0EB414">
             <wp:simplePos x="0" y="0"/>
             <wp:positionH relativeFrom="margin">
-              <wp:posOffset>3324860</wp:posOffset>
+              <wp:posOffset>3348355</wp:posOffset>
             </wp:positionH>
             <wp:positionV relativeFrom="paragraph">
-              <wp:posOffset>200660</wp:posOffset>
+              <wp:posOffset>32385</wp:posOffset>
             </wp:positionV>
-            <wp:extent cx="2433955" cy="3471545"/>
-            <wp:effectExtent l="0" t="0" r="4445" b="0"/>
+            <wp:extent cx="2400300" cy="3886200"/>
+            <wp:effectExtent l="0" t="0" r="0" b="0"/>
             <wp:wrapSquare wrapText="bothSides"/>
-            <wp:docPr id="9" name="Kép 9"/>
+            <wp:docPr id="32" name="Kép 32"/>
             <wp:cNvGraphicFramePr>
               <a:graphicFrameLocks xmlns:a="http://schemas.openxmlformats.org/drawingml/2006/main" noChangeAspect="1"/>
             </wp:cNvGraphicFramePr>
@@ -9207,8 +9175,10 @@
               <a:graphicData uri="http://schemas.openxmlformats.org/drawingml/2006/picture">
                 <pic:pic xmlns:pic="http://schemas.openxmlformats.org/drawingml/2006/picture">
                   <pic:nvPicPr>
-                    <pic:cNvPr id="9" name="invoices.png"/>
-                    <pic:cNvPicPr/>
+                    <pic:cNvPr id="0" name="Picture 5"/>
+                    <pic:cNvPicPr>
+                      <a:picLocks noChangeAspect="1" noChangeArrowheads="1"/>
+                    </pic:cNvPicPr>
                   </pic:nvPicPr>
                   <pic:blipFill rotWithShape="1">
                     <a:blip r:embed="rId21">
@@ -9218,17 +9188,18 @@
                         </a:ext>
                       </a:extLst>
                     </a:blip>
-                    <a:srcRect t="5854"/>
+                    <a:srcRect l="1945"/>
                     <a:stretch/>
                   </pic:blipFill>
                   <pic:spPr bwMode="auto">
                     <a:xfrm>
                       <a:off x="0" y="0"/>
-                      <a:ext cx="2433955" cy="3471545"/>
+                      <a:ext cx="2400300" cy="3886200"/>
                     </a:xfrm>
                     <a:prstGeom prst="rect">
                       <a:avLst/>
                     </a:prstGeom>
+                    <a:noFill/>
                     <a:ln>
                       <a:noFill/>
                     </a:ln>
@@ -9244,9 +9215,6 @@
             <wp14:sizeRelH relativeFrom="margin">
               <wp14:pctWidth>0</wp14:pctWidth>
             </wp14:sizeRelH>
-            <wp14:sizeRelV relativeFrom="margin">
-              <wp14:pctHeight>0</wp14:pctHeight>
-            </wp14:sizeRelV>
           </wp:anchor>
         </w:drawing>
       </w:r>
@@ -9259,8 +9227,8 @@
       <w:r>
         <w:t xml:space="preserve"> tábla (Számlák)</w:t>
       </w:r>
+      <w:bookmarkEnd w:id="62"/>
       <w:bookmarkEnd w:id="63"/>
-      <w:bookmarkEnd w:id="64"/>
     </w:p>
     <w:p>
       <w:r>
@@ -9470,33 +9438,46 @@
           <w:ilvl w:val="0"/>
           <w:numId w:val="0"/>
         </w:numPr>
-        <w:ind w:left="1208"/>
+        <w:ind w:left="1416"/>
       </w:pPr>
     </w:p>
     <w:p>
       <w:pPr>
         <w:pStyle w:val="Cmsor4"/>
       </w:pPr>
-      <w:bookmarkStart w:id="65" w:name="_Toc213329369"/>
-      <w:bookmarkStart w:id="66" w:name="_Toc227745229"/>
+      <w:bookmarkStart w:id="64" w:name="_Toc213329369"/>
+      <w:bookmarkStart w:id="65" w:name="_Toc227748704"/>
+      <w:r>
+        <w:t>Price</w:t>
+      </w:r>
+      <w:r>
+        <w:t>s</w:t>
+      </w:r>
+      <w:r>
+        <w:t xml:space="preserve"> tábla (Árak)</w:t>
+      </w:r>
+      <w:bookmarkEnd w:id="64"/>
+      <w:bookmarkEnd w:id="65"/>
+    </w:p>
+    <w:p>
       <w:r>
         <w:rPr>
           <w:noProof/>
           <w:lang w:eastAsia="hu-HU"/>
         </w:rPr>
         <w:drawing>
-          <wp:anchor distT="0" distB="0" distL="180340" distR="180340" simplePos="0" relativeHeight="251671552" behindDoc="0" locked="0" layoutInCell="1" allowOverlap="1" wp14:anchorId="29D0B735" wp14:editId="47113862">
+          <wp:anchor distT="0" distB="0" distL="114300" distR="114300" simplePos="0" relativeHeight="251702272" behindDoc="0" locked="0" layoutInCell="1" allowOverlap="1" wp14:anchorId="46B84279" wp14:editId="0543335D">
             <wp:simplePos x="0" y="0"/>
             <wp:positionH relativeFrom="margin">
               <wp:align>right</wp:align>
             </wp:positionH>
             <wp:positionV relativeFrom="paragraph">
-              <wp:posOffset>8255</wp:posOffset>
+              <wp:posOffset>7620</wp:posOffset>
             </wp:positionV>
-            <wp:extent cx="2371090" cy="2154555"/>
+            <wp:extent cx="2139950" cy="1698625"/>
             <wp:effectExtent l="0" t="0" r="0" b="0"/>
             <wp:wrapSquare wrapText="bothSides"/>
-            <wp:docPr id="10" name="Kép 10"/>
+            <wp:docPr id="33" name="Kép 33"/>
             <wp:cNvGraphicFramePr>
               <a:graphicFrameLocks xmlns:a="http://schemas.openxmlformats.org/drawingml/2006/main" noChangeAspect="1"/>
             </wp:cNvGraphicFramePr>
@@ -9504,8 +9485,10 @@
               <a:graphicData uri="http://schemas.openxmlformats.org/drawingml/2006/picture">
                 <pic:pic xmlns:pic="http://schemas.openxmlformats.org/drawingml/2006/picture">
                   <pic:nvPicPr>
-                    <pic:cNvPr id="10" name="prices.png"/>
-                    <pic:cNvPicPr/>
+                    <pic:cNvPr id="0" name="Picture 6"/>
+                    <pic:cNvPicPr>
+                      <a:picLocks noChangeAspect="1" noChangeArrowheads="1"/>
+                    </pic:cNvPicPr>
                   </pic:nvPicPr>
                   <pic:blipFill>
                     <a:blip r:embed="rId22">
@@ -9515,18 +9498,23 @@
                         </a:ext>
                       </a:extLst>
                     </a:blip>
+                    <a:srcRect/>
                     <a:stretch>
                       <a:fillRect/>
                     </a:stretch>
                   </pic:blipFill>
-                  <pic:spPr>
+                  <pic:spPr bwMode="auto">
                     <a:xfrm>
                       <a:off x="0" y="0"/>
-                      <a:ext cx="2371090" cy="2154555"/>
+                      <a:ext cx="2139950" cy="1698625"/>
                     </a:xfrm>
                     <a:prstGeom prst="rect">
                       <a:avLst/>
                     </a:prstGeom>
+                    <a:noFill/>
+                    <a:ln>
+                      <a:noFill/>
+                    </a:ln>
                   </pic:spPr>
                 </pic:pic>
               </a:graphicData>
@@ -9541,19 +9529,6 @@
         </w:drawing>
       </w:r>
       <w:r>
-        <w:t>Price</w:t>
-      </w:r>
-      <w:r>
-        <w:t>s</w:t>
-      </w:r>
-      <w:r>
-        <w:t xml:space="preserve"> tábla (Árak)</w:t>
-      </w:r>
-      <w:bookmarkEnd w:id="65"/>
-      <w:bookmarkEnd w:id="66"/>
-    </w:p>
-    <w:p>
-      <w:r>
         <w:t>A különböző felhasználói csoportok és kedvezményes kategóriák árainak időbeli nyomon követé</w:t>
       </w:r>
       <w:r>
@@ -9678,29 +9653,70 @@
     </w:p>
     <w:p>
       <w:pPr>
+        <w:spacing w:line="259" w:lineRule="auto"/>
+        <w:ind w:left="0"/>
+        <w:jc w:val="left"/>
+      </w:pPr>
+      <w:r>
+        <w:br w:type="page"/>
+      </w:r>
+    </w:p>
+    <w:p/>
+    <w:p>
+      <w:pPr>
         <w:pStyle w:val="Cmsor3"/>
       </w:pPr>
-      <w:bookmarkStart w:id="67" w:name="_Toc213329370"/>
-      <w:bookmarkStart w:id="68" w:name="_Toc227745230"/>
+      <w:bookmarkStart w:id="66" w:name="_Toc213329370"/>
+      <w:r>
+        <w:t xml:space="preserve"> </w:t>
+      </w:r>
+      <w:bookmarkStart w:id="67" w:name="_Toc227748705"/>
+      <w:r>
+        <w:t>Egyéb táblák</w:t>
+      </w:r>
+      <w:bookmarkEnd w:id="66"/>
+      <w:bookmarkEnd w:id="67"/>
+    </w:p>
+    <w:p>
+      <w:pPr>
+        <w:pStyle w:val="Cmsor4"/>
+      </w:pPr>
+      <w:bookmarkStart w:id="68" w:name="_Toc213329371"/>
+      <w:bookmarkStart w:id="69" w:name="_Toc227748706"/>
+      <w:r>
+        <w:t>Documents</w:t>
+      </w:r>
+      <w:r>
+        <w:t xml:space="preserve"> tábla (</w:t>
+      </w:r>
+      <w:r>
+        <w:t>Dokumentumok</w:t>
+      </w:r>
+      <w:r>
+        <w:t>)</w:t>
+      </w:r>
+      <w:bookmarkEnd w:id="68"/>
+      <w:bookmarkEnd w:id="69"/>
+    </w:p>
+    <w:p>
       <w:r>
         <w:rPr>
           <w:noProof/>
           <w:lang w:eastAsia="hu-HU"/>
         </w:rPr>
-        <w:lastRenderedPageBreak/>
         <w:drawing>
-          <wp:anchor distT="71755" distB="71755" distL="252095" distR="252095" simplePos="0" relativeHeight="251674624" behindDoc="0" locked="0" layoutInCell="1" allowOverlap="1" wp14:anchorId="7AACD00E" wp14:editId="5A2ED78E">
+          <wp:anchor distT="0" distB="0" distL="114300" distR="114300" simplePos="0" relativeHeight="251703296" behindDoc="0" locked="0" layoutInCell="1" allowOverlap="1" wp14:anchorId="3F5E7E05" wp14:editId="7B58207E">
             <wp:simplePos x="0" y="0"/>
             <wp:positionH relativeFrom="margin">
-              <wp:posOffset>3784895</wp:posOffset>
+              <wp:align>right</wp:align>
             </wp:positionH>
             <wp:positionV relativeFrom="paragraph">
-              <wp:posOffset>423072</wp:posOffset>
+              <wp:posOffset>618490</wp:posOffset>
             </wp:positionV>
-            <wp:extent cx="2039620" cy="929640"/>
-            <wp:effectExtent l="0" t="0" r="0" b="3810"/>
-            <wp:wrapSquare wrapText="bothSides"/>
-            <wp:docPr id="13" name="Kép 13"/>
+            <wp:extent cx="1733550" cy="2547620"/>
+            <wp:effectExtent l="0" t="0" r="0" b="5080"/>
+            <wp:wrapTopAndBottom/>
+            <wp:docPr id="34" name="Kép 34"/>
             <wp:cNvGraphicFramePr>
               <a:graphicFrameLocks xmlns:a="http://schemas.openxmlformats.org/drawingml/2006/main" noChangeAspect="1"/>
             </wp:cNvGraphicFramePr>
@@ -9708,10 +9724,12 @@
               <a:graphicData uri="http://schemas.openxmlformats.org/drawingml/2006/picture">
                 <pic:pic xmlns:pic="http://schemas.openxmlformats.org/drawingml/2006/picture">
                   <pic:nvPicPr>
-                    <pic:cNvPr id="13" name="classes.png"/>
-                    <pic:cNvPicPr/>
+                    <pic:cNvPr id="0" name="Picture 7"/>
+                    <pic:cNvPicPr>
+                      <a:picLocks noChangeAspect="1" noChangeArrowheads="1"/>
+                    </pic:cNvPicPr>
                   </pic:nvPicPr>
-                  <pic:blipFill rotWithShape="1">
+                  <pic:blipFill>
                     <a:blip r:embed="rId23">
                       <a:extLst>
                         <a:ext uri="{28A0092B-C50C-407E-A947-70E740481C1C}">
@@ -9719,25 +9737,23 @@
                         </a:ext>
                       </a:extLst>
                     </a:blip>
-                    <a:srcRect l="4451" t="21932"/>
-                    <a:stretch/>
+                    <a:srcRect/>
+                    <a:stretch>
+                      <a:fillRect/>
+                    </a:stretch>
                   </pic:blipFill>
                   <pic:spPr bwMode="auto">
                     <a:xfrm>
                       <a:off x="0" y="0"/>
-                      <a:ext cx="2039620" cy="929640"/>
+                      <a:ext cx="1733550" cy="2547620"/>
                     </a:xfrm>
                     <a:prstGeom prst="rect">
                       <a:avLst/>
                     </a:prstGeom>
+                    <a:noFill/>
                     <a:ln>
                       <a:noFill/>
                     </a:ln>
-                    <a:extLst>
-                      <a:ext uri="{53640926-AAD7-44D8-BBD7-CCE9431645EC}">
-                        <a14:shadowObscured xmlns:a14="http://schemas.microsoft.com/office/drawing/2010/main"/>
-                      </a:ext>
-                    </a:extLst>
                   </pic:spPr>
                 </pic:pic>
               </a:graphicData>
@@ -9746,84 +9762,53 @@
         </w:drawing>
       </w:r>
       <w:r>
+        <w:t>Itt tároljuk azokat a dokumentumokat, amelyek igazolják egyes felhasználók</w:t>
+      </w:r>
+      <w:r>
+        <w:t xml:space="preserve"> jogosultságát</w:t>
+      </w:r>
+      <w:r>
+        <w:t xml:space="preserve"> kedvezményes étkezés</w:t>
+      </w:r>
+      <w:r>
+        <w:t>re</w:t>
+      </w:r>
+      <w:r>
+        <w:t xml:space="preserve"> vagy cukormentes</w:t>
+      </w:r>
+      <w:r>
+        <w:t xml:space="preserve"> étkezésre</w:t>
+      </w:r>
+      <w:r>
+        <w:t>.</w:t>
+      </w:r>
+    </w:p>
+    <w:p>
+      <w:pPr>
+        <w:pStyle w:val="Cmsor4"/>
+      </w:pPr>
+      <w:bookmarkStart w:id="70" w:name="_Toc213329374"/>
+      <w:r>
         <w:t xml:space="preserve"> </w:t>
       </w:r>
-      <w:r>
-        <w:t>Egyéb táblák</w:t>
-      </w:r>
-      <w:bookmarkEnd w:id="67"/>
-      <w:bookmarkEnd w:id="68"/>
-    </w:p>
-    <w:p>
-      <w:pPr>
-        <w:pStyle w:val="Cmsor4"/>
-      </w:pPr>
-      <w:bookmarkStart w:id="69" w:name="_Toc213329371"/>
-      <w:bookmarkStart w:id="70" w:name="_Toc227745231"/>
-      <w:r>
-        <w:t>Documents</w:t>
-      </w:r>
-      <w:r>
-        <w:t xml:space="preserve"> tábla (</w:t>
-      </w:r>
-      <w:r>
-        <w:t>Dokumentumok</w:t>
-      </w:r>
-      <w:r>
-        <w:t>)</w:t>
-      </w:r>
-      <w:bookmarkEnd w:id="69"/>
+      <w:bookmarkStart w:id="71" w:name="_Toc227748707"/>
+      <w:r>
+        <w:t>Count</w:t>
+      </w:r>
+      <w:r>
+        <w:t>ies</w:t>
+      </w:r>
+      <w:r>
+        <w:t xml:space="preserve"> és Cit</w:t>
+      </w:r>
+      <w:r>
+        <w:t>ies</w:t>
+      </w:r>
+      <w:r>
+        <w:t xml:space="preserve"> táblák (Vármegyék és városok)</w:t>
+      </w:r>
       <w:bookmarkEnd w:id="70"/>
-    </w:p>
-    <w:p>
-      <w:r>
-        <w:t>Itt tároljuk azokat a dokumentumokat, amelyek igazolják egyes felhasználók</w:t>
-      </w:r>
-      <w:r>
-        <w:t xml:space="preserve"> jogosultságát</w:t>
-      </w:r>
-      <w:r>
-        <w:t xml:space="preserve"> kedvezményes étkezés</w:t>
-      </w:r>
-      <w:r>
-        <w:t>re</w:t>
-      </w:r>
-      <w:r>
-        <w:t xml:space="preserve"> vagy cukormentes</w:t>
-      </w:r>
-      <w:r>
-        <w:t xml:space="preserve"> étkezésre</w:t>
-      </w:r>
-      <w:r>
-        <w:t>.</w:t>
-      </w:r>
-    </w:p>
-    <w:p>
-      <w:pPr>
-        <w:pStyle w:val="Cmsor4"/>
-      </w:pPr>
-      <w:bookmarkStart w:id="71" w:name="_Toc213329374"/>
-      <w:r>
-        <w:t xml:space="preserve"> </w:t>
-      </w:r>
-      <w:bookmarkStart w:id="72" w:name="_Toc227745232"/>
-      <w:r>
-        <w:t>Count</w:t>
-      </w:r>
-      <w:r>
-        <w:t>ies</w:t>
-      </w:r>
-      <w:r>
-        <w:t xml:space="preserve"> és Cit</w:t>
-      </w:r>
-      <w:r>
-        <w:t>ies</w:t>
-      </w:r>
-      <w:r>
-        <w:t xml:space="preserve"> táblák (Vármegyék és városok)</w:t>
-      </w:r>
       <w:bookmarkEnd w:id="71"/>
-      <w:bookmarkEnd w:id="72"/>
     </w:p>
     <w:p>
       <w:r>
@@ -9832,18 +9817,18 @@
           <w:lang w:eastAsia="hu-HU"/>
         </w:rPr>
         <w:drawing>
-          <wp:anchor distT="71755" distB="71755" distL="252095" distR="252095" simplePos="0" relativeHeight="251672576" behindDoc="0" locked="0" layoutInCell="1" allowOverlap="1" wp14:anchorId="643E23B4" wp14:editId="3FD2A203">
+          <wp:anchor distT="0" distB="0" distL="114300" distR="114300" simplePos="0" relativeHeight="251705344" behindDoc="0" locked="0" layoutInCell="1" allowOverlap="1" wp14:anchorId="4399A1DE" wp14:editId="047664F6">
             <wp:simplePos x="0" y="0"/>
             <wp:positionH relativeFrom="margin">
-              <wp:posOffset>4070586</wp:posOffset>
+              <wp:align>right</wp:align>
             </wp:positionH>
             <wp:positionV relativeFrom="paragraph">
-              <wp:posOffset>1120465</wp:posOffset>
+              <wp:posOffset>859155</wp:posOffset>
             </wp:positionV>
-            <wp:extent cx="1753235" cy="1543685"/>
-            <wp:effectExtent l="0" t="0" r="0" b="0"/>
+            <wp:extent cx="1862455" cy="1447800"/>
+            <wp:effectExtent l="0" t="0" r="4445" b="0"/>
             <wp:wrapSquare wrapText="bothSides"/>
-            <wp:docPr id="11" name="Kép 11"/>
+            <wp:docPr id="38" name="Kép 38"/>
             <wp:cNvGraphicFramePr>
               <a:graphicFrameLocks xmlns:a="http://schemas.openxmlformats.org/drawingml/2006/main" noChangeAspect="1"/>
             </wp:cNvGraphicFramePr>
@@ -9851,8 +9836,10 @@
               <a:graphicData uri="http://schemas.openxmlformats.org/drawingml/2006/picture">
                 <pic:pic xmlns:pic="http://schemas.openxmlformats.org/drawingml/2006/picture">
                   <pic:nvPicPr>
-                    <pic:cNvPr id="11" name="cities.png"/>
-                    <pic:cNvPicPr/>
+                    <pic:cNvPr id="0" name="Picture 9"/>
+                    <pic:cNvPicPr>
+                      <a:picLocks noChangeAspect="1" noChangeArrowheads="1"/>
+                    </pic:cNvPicPr>
                   </pic:nvPicPr>
                   <pic:blipFill>
                     <a:blip r:embed="rId24">
@@ -9862,238 +9849,23 @@
                         </a:ext>
                       </a:extLst>
                     </a:blip>
+                    <a:srcRect/>
                     <a:stretch>
                       <a:fillRect/>
                     </a:stretch>
                   </pic:blipFill>
-                  <pic:spPr>
+                  <pic:spPr bwMode="auto">
                     <a:xfrm>
                       <a:off x="0" y="0"/>
-                      <a:ext cx="1753235" cy="1543685"/>
+                      <a:ext cx="1862455" cy="1447800"/>
                     </a:xfrm>
                     <a:prstGeom prst="rect">
                       <a:avLst/>
                     </a:prstGeom>
-                  </pic:spPr>
-                </pic:pic>
-              </a:graphicData>
-            </a:graphic>
-          </wp:anchor>
-        </w:drawing>
-      </w:r>
-      <w:r>
-        <w:rPr>
-          <w:noProof/>
-          <w:lang w:eastAsia="hu-HU"/>
-        </w:rPr>
-        <w:drawing>
-          <wp:anchor distT="71755" distB="71755" distL="252095" distR="252095" simplePos="0" relativeHeight="251675648" behindDoc="0" locked="0" layoutInCell="1" allowOverlap="1" wp14:anchorId="4C09672F" wp14:editId="1FC85A55">
-            <wp:simplePos x="0" y="0"/>
-            <wp:positionH relativeFrom="margin">
-              <wp:align>right</wp:align>
-            </wp:positionH>
-            <wp:positionV relativeFrom="paragraph">
-              <wp:posOffset>3199</wp:posOffset>
-            </wp:positionV>
-            <wp:extent cx="1772285" cy="914400"/>
-            <wp:effectExtent l="0" t="0" r="0" b="0"/>
-            <wp:wrapSquare wrapText="bothSides"/>
-            <wp:docPr id="17" name="Kép 17"/>
-            <wp:cNvGraphicFramePr>
-              <a:graphicFrameLocks xmlns:a="http://schemas.openxmlformats.org/drawingml/2006/main" noChangeAspect="1"/>
-            </wp:cNvGraphicFramePr>
-            <a:graphic xmlns:a="http://schemas.openxmlformats.org/drawingml/2006/main">
-              <a:graphicData uri="http://schemas.openxmlformats.org/drawingml/2006/picture">
-                <pic:pic xmlns:pic="http://schemas.openxmlformats.org/drawingml/2006/picture">
-                  <pic:nvPicPr>
-                    <pic:cNvPr id="17" name="county.png"/>
-                    <pic:cNvPicPr/>
-                  </pic:nvPicPr>
-                  <pic:blipFill>
-                    <a:blip r:embed="rId25">
-                      <a:extLst>
-                        <a:ext uri="{28A0092B-C50C-407E-A947-70E740481C1C}">
-                          <a14:useLocalDpi xmlns:a14="http://schemas.microsoft.com/office/drawing/2010/main" val="0"/>
-                        </a:ext>
-                      </a:extLst>
-                    </a:blip>
-                    <a:stretch>
-                      <a:fillRect/>
-                    </a:stretch>
-                  </pic:blipFill>
-                  <pic:spPr>
-                    <a:xfrm>
-                      <a:off x="0" y="0"/>
-                      <a:ext cx="1772285" cy="914400"/>
-                    </a:xfrm>
-                    <a:prstGeom prst="rect">
-                      <a:avLst/>
-                    </a:prstGeom>
-                  </pic:spPr>
-                </pic:pic>
-              </a:graphicData>
-            </a:graphic>
-          </wp:anchor>
-        </w:drawing>
-      </w:r>
-      <w:r>
-        <w:t>Címkezelés készítése</w:t>
-      </w:r>
-      <w:r>
-        <w:t xml:space="preserve"> a feladatuk</w:t>
-      </w:r>
-      <w:r>
-        <w:t>.</w:t>
-      </w:r>
-      <w:r>
-        <w:t xml:space="preserve"> </w:t>
-      </w:r>
-      <w:r>
-        <w:t>Az lakcím megadásához biztosítunk egy város táblát benne Magyarország összes város nevével (</w:t>
-      </w:r>
-      <w:r>
-        <w:rPr>
-          <w:b/>
-          <w:bCs/>
-        </w:rPr>
-        <w:t>cityN</w:t>
-      </w:r>
-      <w:r>
-        <w:rPr>
-          <w:b/>
-          <w:bCs/>
-        </w:rPr>
-        <w:t>ame</w:t>
-      </w:r>
-      <w:r>
-        <w:t>) és irányítószámával (</w:t>
-      </w:r>
-      <w:r>
-        <w:rPr>
-          <w:b/>
-          <w:bCs/>
-        </w:rPr>
-        <w:t>zipCode</w:t>
-      </w:r>
-      <w:r>
-        <w:t>)</w:t>
-      </w:r>
-      <w:r>
-        <w:t>.</w:t>
-      </w:r>
-      <w:r>
-        <w:t xml:space="preserve">. Ezek a városok a különböző vármegyékhez </w:t>
-      </w:r>
-      <w:r>
-        <w:t xml:space="preserve">van </w:t>
-      </w:r>
-      <w:r>
-        <w:t>hozzákapcsolva</w:t>
-      </w:r>
-      <w:r>
-        <w:t xml:space="preserve"> (</w:t>
-      </w:r>
-      <w:r>
-        <w:rPr>
-          <w:b/>
-          <w:bCs/>
-        </w:rPr>
-        <w:t>county_id</w:t>
-      </w:r>
-      <w:r>
-        <w:t>)</w:t>
-      </w:r>
-      <w:r>
-        <w:t xml:space="preserve">, így lecsökkentve az esetleges elírásokat a felhasználó részéről. </w:t>
-      </w:r>
-      <w:r>
-        <w:t>Külföldi lakcím nem adható meg</w:t>
-      </w:r>
-    </w:p>
-    <w:p>
-      <w:pPr>
-        <w:pStyle w:val="Cmsor4"/>
-      </w:pPr>
-      <w:bookmarkStart w:id="73" w:name="_Toc213329375"/>
-      <w:bookmarkStart w:id="74" w:name="_Toc227745233"/>
-      <w:r>
-        <w:t>RfidCard</w:t>
-      </w:r>
-      <w:r>
-        <w:t>s</w:t>
-      </w:r>
-      <w:r>
-        <w:t xml:space="preserve"> </w:t>
-      </w:r>
-      <w:r>
-        <w:t>t</w:t>
-      </w:r>
-      <w:r>
-        <w:t>ábla</w:t>
-      </w:r>
-      <w:r>
-        <w:t xml:space="preserve"> </w:t>
-      </w:r>
-      <w:r>
-        <w:t>(RFID Kártyák)</w:t>
-      </w:r>
-      <w:bookmarkEnd w:id="73"/>
-      <w:bookmarkEnd w:id="74"/>
-    </w:p>
-    <w:p>
-      <w:r>
-        <w:t>A fizikai RFID kártyák nyilvántartása és használati statisztikáinak gyűjtése.</w:t>
-      </w:r>
-    </w:p>
-    <w:p>
-      <w:r>
-        <w:rPr>
-          <w:noProof/>
-          <w:lang w:eastAsia="hu-HU"/>
-        </w:rPr>
-        <w:drawing>
-          <wp:anchor distT="71755" distB="71755" distL="252095" distR="252095" simplePos="0" relativeHeight="251681792" behindDoc="0" locked="0" layoutInCell="1" allowOverlap="1" wp14:anchorId="13D3275C" wp14:editId="246031FD">
-            <wp:simplePos x="0" y="0"/>
-            <wp:positionH relativeFrom="margin">
-              <wp:posOffset>4095263</wp:posOffset>
-            </wp:positionH>
-            <wp:positionV relativeFrom="paragraph">
-              <wp:posOffset>491608</wp:posOffset>
-            </wp:positionV>
-            <wp:extent cx="1701105" cy="1307939"/>
-            <wp:effectExtent l="0" t="0" r="0" b="6985"/>
-            <wp:wrapSquare wrapText="bothSides"/>
-            <wp:docPr id="43" name="Kép 43"/>
-            <wp:cNvGraphicFramePr>
-              <a:graphicFrameLocks xmlns:a="http://schemas.openxmlformats.org/drawingml/2006/main" noChangeAspect="1"/>
-            </wp:cNvGraphicFramePr>
-            <a:graphic xmlns:a="http://schemas.openxmlformats.org/drawingml/2006/main">
-              <a:graphicData uri="http://schemas.openxmlformats.org/drawingml/2006/picture">
-                <pic:pic xmlns:pic="http://schemas.openxmlformats.org/drawingml/2006/picture">
-                  <pic:nvPicPr>
-                    <pic:cNvPr id="43" name="rfid.png"/>
-                    <pic:cNvPicPr/>
-                  </pic:nvPicPr>
-                  <pic:blipFill>
-                    <a:blip r:embed="rId26">
-                      <a:extLst>
-                        <a:ext uri="{28A0092B-C50C-407E-A947-70E740481C1C}">
-                          <a14:useLocalDpi xmlns:a14="http://schemas.microsoft.com/office/drawing/2010/main" val="0"/>
-                        </a:ext>
-                      </a:extLst>
-                    </a:blip>
-                    <a:stretch>
-                      <a:fillRect/>
-                    </a:stretch>
-                  </pic:blipFill>
-                  <pic:spPr>
-                    <a:xfrm>
-                      <a:off x="0" y="0"/>
-                      <a:ext cx="1701105" cy="1307939"/>
-                    </a:xfrm>
-                    <a:prstGeom prst="rect">
-                      <a:avLst/>
-                    </a:prstGeom>
+                    <a:noFill/>
+                    <a:ln>
+                      <a:noFill/>
+                    </a:ln>
                   </pic:spPr>
                 </pic:pic>
               </a:graphicData>
@@ -10108,6 +9880,252 @@
         </w:drawing>
       </w:r>
       <w:r>
+        <w:rPr>
+          <w:noProof/>
+          <w:lang w:eastAsia="hu-HU"/>
+        </w:rPr>
+        <w:drawing>
+          <wp:anchor distT="0" distB="0" distL="114300" distR="114300" simplePos="0" relativeHeight="251704320" behindDoc="0" locked="0" layoutInCell="1" allowOverlap="1" wp14:anchorId="19F87E5B" wp14:editId="53F9ABF3">
+            <wp:simplePos x="0" y="0"/>
+            <wp:positionH relativeFrom="margin">
+              <wp:align>right</wp:align>
+            </wp:positionH>
+            <wp:positionV relativeFrom="paragraph">
+              <wp:posOffset>11430</wp:posOffset>
+            </wp:positionV>
+            <wp:extent cx="1861185" cy="790575"/>
+            <wp:effectExtent l="0" t="0" r="5715" b="9525"/>
+            <wp:wrapSquare wrapText="bothSides"/>
+            <wp:docPr id="35" name="Kép 35"/>
+            <wp:cNvGraphicFramePr>
+              <a:graphicFrameLocks xmlns:a="http://schemas.openxmlformats.org/drawingml/2006/main" noChangeAspect="1"/>
+            </wp:cNvGraphicFramePr>
+            <a:graphic xmlns:a="http://schemas.openxmlformats.org/drawingml/2006/main">
+              <a:graphicData uri="http://schemas.openxmlformats.org/drawingml/2006/picture">
+                <pic:pic xmlns:pic="http://schemas.openxmlformats.org/drawingml/2006/picture">
+                  <pic:nvPicPr>
+                    <pic:cNvPr id="0" name="Picture 8"/>
+                    <pic:cNvPicPr>
+                      <a:picLocks noChangeAspect="1" noChangeArrowheads="1"/>
+                    </pic:cNvPicPr>
+                  </pic:nvPicPr>
+                  <pic:blipFill>
+                    <a:blip r:embed="rId25">
+                      <a:extLst>
+                        <a:ext uri="{28A0092B-C50C-407E-A947-70E740481C1C}">
+                          <a14:useLocalDpi xmlns:a14="http://schemas.microsoft.com/office/drawing/2010/main" val="0"/>
+                        </a:ext>
+                      </a:extLst>
+                    </a:blip>
+                    <a:srcRect/>
+                    <a:stretch>
+                      <a:fillRect/>
+                    </a:stretch>
+                  </pic:blipFill>
+                  <pic:spPr bwMode="auto">
+                    <a:xfrm>
+                      <a:off x="0" y="0"/>
+                      <a:ext cx="1861185" cy="790575"/>
+                    </a:xfrm>
+                    <a:prstGeom prst="rect">
+                      <a:avLst/>
+                    </a:prstGeom>
+                    <a:noFill/>
+                    <a:ln>
+                      <a:noFill/>
+                    </a:ln>
+                  </pic:spPr>
+                </pic:pic>
+              </a:graphicData>
+            </a:graphic>
+            <wp14:sizeRelH relativeFrom="margin">
+              <wp14:pctWidth>0</wp14:pctWidth>
+            </wp14:sizeRelH>
+            <wp14:sizeRelV relativeFrom="margin">
+              <wp14:pctHeight>0</wp14:pctHeight>
+            </wp14:sizeRelV>
+          </wp:anchor>
+        </w:drawing>
+      </w:r>
+      <w:r>
+        <w:t>Címkezelés készítése</w:t>
+      </w:r>
+      <w:r>
+        <w:t xml:space="preserve"> a feladatuk</w:t>
+      </w:r>
+      <w:r>
+        <w:t>.</w:t>
+      </w:r>
+      <w:r>
+        <w:t xml:space="preserve"> </w:t>
+      </w:r>
+      <w:r>
+        <w:t>Az lakcím megadásához biztosítunk egy város táblát benne Magyarország összes város nevével (</w:t>
+      </w:r>
+      <w:r>
+        <w:rPr>
+          <w:b/>
+          <w:bCs/>
+        </w:rPr>
+        <w:t>cityN</w:t>
+      </w:r>
+      <w:r>
+        <w:rPr>
+          <w:b/>
+          <w:bCs/>
+        </w:rPr>
+        <w:t>ame</w:t>
+      </w:r>
+      <w:r>
+        <w:t>) és irányítószámával (</w:t>
+      </w:r>
+      <w:r>
+        <w:rPr>
+          <w:b/>
+          <w:bCs/>
+        </w:rPr>
+        <w:t>zipCode</w:t>
+      </w:r>
+      <w:r>
+        <w:t>)</w:t>
+      </w:r>
+      <w:r>
+        <w:t>.</w:t>
+      </w:r>
+      <w:r>
+        <w:t xml:space="preserve">. Ezek a városok a különböző vármegyékhez </w:t>
+      </w:r>
+      <w:r>
+        <w:t xml:space="preserve">van </w:t>
+      </w:r>
+      <w:r>
+        <w:t>hozzákapcsolva</w:t>
+      </w:r>
+      <w:r>
+        <w:t xml:space="preserve"> (</w:t>
+      </w:r>
+      <w:r>
+        <w:rPr>
+          <w:b/>
+          <w:bCs/>
+        </w:rPr>
+        <w:t>county_id</w:t>
+      </w:r>
+      <w:r>
+        <w:t>)</w:t>
+      </w:r>
+      <w:r>
+        <w:t xml:space="preserve">, így lecsökkentve az esetleges elírásokat a felhasználó részéről. </w:t>
+      </w:r>
+      <w:r>
+        <w:t>Külföldi lakcím nem adható meg</w:t>
+      </w:r>
+    </w:p>
+    <w:p>
+      <w:pPr>
+        <w:pStyle w:val="Cmsor4"/>
+      </w:pPr>
+      <w:bookmarkStart w:id="72" w:name="_Toc213329375"/>
+      <w:bookmarkStart w:id="73" w:name="_Toc227748708"/>
+      <w:r>
+        <w:t>RfidCard</w:t>
+      </w:r>
+      <w:r>
+        <w:t>s</w:t>
+      </w:r>
+      <w:r>
+        <w:t xml:space="preserve"> </w:t>
+      </w:r>
+      <w:r>
+        <w:t>t</w:t>
+      </w:r>
+      <w:r>
+        <w:t>ábla</w:t>
+      </w:r>
+      <w:r>
+        <w:t xml:space="preserve"> </w:t>
+      </w:r>
+      <w:r>
+        <w:t>(RFID Kártyák)</w:t>
+      </w:r>
+      <w:bookmarkEnd w:id="72"/>
+      <w:bookmarkEnd w:id="73"/>
+    </w:p>
+    <w:p>
+      <w:r>
+        <w:t>A fizikai RFID kártyák nyilvántartása és használati statisztikáinak gyűjtése.</w:t>
+      </w:r>
+    </w:p>
+    <w:p>
+      <w:r>
+        <w:rPr>
+          <w:noProof/>
+          <w:lang w:eastAsia="hu-HU"/>
+        </w:rPr>
+        <w:drawing>
+          <wp:anchor distT="0" distB="0" distL="114300" distR="114300" simplePos="0" relativeHeight="251706368" behindDoc="0" locked="0" layoutInCell="1" allowOverlap="1" wp14:anchorId="0460C087" wp14:editId="274D0ADF">
+            <wp:simplePos x="0" y="0"/>
+            <wp:positionH relativeFrom="margin">
+              <wp:posOffset>3910330</wp:posOffset>
+            </wp:positionH>
+            <wp:positionV relativeFrom="paragraph">
+              <wp:posOffset>13970</wp:posOffset>
+            </wp:positionV>
+            <wp:extent cx="1849120" cy="1828800"/>
+            <wp:effectExtent l="0" t="0" r="0" b="0"/>
+            <wp:wrapSquare wrapText="bothSides"/>
+            <wp:docPr id="39" name="Kép 39"/>
+            <wp:cNvGraphicFramePr>
+              <a:graphicFrameLocks xmlns:a="http://schemas.openxmlformats.org/drawingml/2006/main" noChangeAspect="1"/>
+            </wp:cNvGraphicFramePr>
+            <a:graphic xmlns:a="http://schemas.openxmlformats.org/drawingml/2006/main">
+              <a:graphicData uri="http://schemas.openxmlformats.org/drawingml/2006/picture">
+                <pic:pic xmlns:pic="http://schemas.openxmlformats.org/drawingml/2006/picture">
+                  <pic:nvPicPr>
+                    <pic:cNvPr id="0" name="Picture 10"/>
+                    <pic:cNvPicPr>
+                      <a:picLocks noChangeAspect="1" noChangeArrowheads="1"/>
+                    </pic:cNvPicPr>
+                  </pic:nvPicPr>
+                  <pic:blipFill>
+                    <a:blip r:embed="rId26">
+                      <a:extLst>
+                        <a:ext uri="{28A0092B-C50C-407E-A947-70E740481C1C}">
+                          <a14:useLocalDpi xmlns:a14="http://schemas.microsoft.com/office/drawing/2010/main" val="0"/>
+                        </a:ext>
+                      </a:extLst>
+                    </a:blip>
+                    <a:srcRect/>
+                    <a:stretch>
+                      <a:fillRect/>
+                    </a:stretch>
+                  </pic:blipFill>
+                  <pic:spPr bwMode="auto">
+                    <a:xfrm>
+                      <a:off x="0" y="0"/>
+                      <a:ext cx="1849120" cy="1828800"/>
+                    </a:xfrm>
+                    <a:prstGeom prst="rect">
+                      <a:avLst/>
+                    </a:prstGeom>
+                    <a:noFill/>
+                    <a:ln>
+                      <a:noFill/>
+                    </a:ln>
+                  </pic:spPr>
+                </pic:pic>
+              </a:graphicData>
+            </a:graphic>
+            <wp14:sizeRelH relativeFrom="margin">
+              <wp14:pctWidth>0</wp14:pctWidth>
+            </wp14:sizeRelH>
+            <wp14:sizeRelV relativeFrom="margin">
+              <wp14:pctHeight>0</wp14:pctHeight>
+            </wp14:sizeRelV>
+          </wp:anchor>
+        </w:drawing>
+      </w:r>
+      <w:r>
         <w:t xml:space="preserve">A </w:t>
       </w:r>
       <w:r>
@@ -10148,23 +10166,22 @@
         <w:t>).</w:t>
       </w:r>
     </w:p>
-    <w:p/>
     <w:p>
       <w:pPr>
         <w:pStyle w:val="Cmsor2"/>
       </w:pPr>
-      <w:bookmarkStart w:id="75" w:name="_Toc227745234"/>
+      <w:bookmarkStart w:id="74" w:name="_Toc227748709"/>
       <w:r>
         <w:lastRenderedPageBreak/>
         <w:t>Algoritmusok</w:t>
       </w:r>
-      <w:bookmarkEnd w:id="75"/>
+      <w:bookmarkEnd w:id="74"/>
     </w:p>
     <w:p>
       <w:pPr>
         <w:pStyle w:val="Cmsor3"/>
       </w:pPr>
-      <w:bookmarkStart w:id="76" w:name="_Toc227745235"/>
+      <w:bookmarkStart w:id="75" w:name="_Toc227748710"/>
       <w:r>
         <w:rPr>
           <w:noProof/>
@@ -10235,15 +10252,18 @@
       <w:r>
         <w:t>Regisztráció</w:t>
       </w:r>
-      <w:bookmarkEnd w:id="76"/>
+      <w:bookmarkEnd w:id="75"/>
     </w:p>
     <w:p/>
     <w:p>
       <w:pPr>
         <w:pStyle w:val="Cmsor3"/>
       </w:pPr>
-      <w:bookmarkStart w:id="77" w:name="_Toc227745236"/>
-      <w:r>
+      <w:bookmarkStart w:id="76" w:name="_Toc227748711"/>
+      <w:r>
+        <w:rPr>
+          <w:noProof/>
+        </w:rPr>
         <w:drawing>
           <wp:anchor distT="0" distB="0" distL="114300" distR="114300" simplePos="0" relativeHeight="251689984" behindDoc="0" locked="0" layoutInCell="1" allowOverlap="1" wp14:anchorId="7F5512C8" wp14:editId="31DCFFCE">
             <wp:simplePos x="0" y="0"/>
@@ -10303,18 +10323,18 @@
       <w:r>
         <w:t>Bejelentkezés</w:t>
       </w:r>
-      <w:bookmarkEnd w:id="77"/>
+      <w:bookmarkEnd w:id="76"/>
     </w:p>
     <w:p>
       <w:pPr>
         <w:pStyle w:val="Cmsor3"/>
       </w:pPr>
-      <w:bookmarkStart w:id="78" w:name="_Toc227745237"/>
+      <w:bookmarkStart w:id="77" w:name="_Toc227748712"/>
       <w:r>
         <w:lastRenderedPageBreak/>
         <w:t>Rendelés lezárása (határidő)</w:t>
       </w:r>
-      <w:bookmarkEnd w:id="78"/>
+      <w:bookmarkEnd w:id="77"/>
     </w:p>
     <w:p>
       <w:r>
@@ -10382,7 +10402,7 @@
       <w:pPr>
         <w:pStyle w:val="Cmsor3"/>
       </w:pPr>
-      <w:bookmarkStart w:id="79" w:name="_Toc227745238"/>
+      <w:bookmarkStart w:id="78" w:name="_Toc227748713"/>
       <w:r>
         <w:rPr>
           <w:noProof/>
@@ -10454,26 +10474,26 @@
       <w:r>
         <w:t>Számlázás</w:t>
       </w:r>
-      <w:bookmarkEnd w:id="79"/>
+      <w:bookmarkEnd w:id="78"/>
     </w:p>
     <w:p>
       <w:pPr>
         <w:pStyle w:val="Cmsor2"/>
       </w:pPr>
-      <w:bookmarkStart w:id="80" w:name="_Toc210651566"/>
+      <w:bookmarkStart w:id="79" w:name="_Toc210651566"/>
       <w:r>
         <w:lastRenderedPageBreak/>
         <w:t xml:space="preserve"> </w:t>
       </w:r>
-      <w:bookmarkStart w:id="81" w:name="_Toc227745239"/>
+      <w:bookmarkStart w:id="80" w:name="_Toc227748714"/>
       <w:r>
         <w:t xml:space="preserve">Jövőbeli fejlesztési </w:t>
       </w:r>
       <w:r>
         <w:t>lehetőségek</w:t>
       </w:r>
+      <w:bookmarkEnd w:id="79"/>
       <w:bookmarkEnd w:id="80"/>
-      <w:bookmarkEnd w:id="81"/>
     </w:p>
     <w:p>
       <w:r>
@@ -10541,274 +10561,274 @@
       <w:pPr>
         <w:pStyle w:val="Cmsor1"/>
       </w:pPr>
-      <w:bookmarkStart w:id="82" w:name="_Toc227745240"/>
+      <w:bookmarkStart w:id="81" w:name="_Toc227748715"/>
       <w:r>
         <w:lastRenderedPageBreak/>
         <w:t>Tesztelési dokumentáció</w:t>
       </w:r>
+      <w:bookmarkEnd w:id="81"/>
+    </w:p>
+    <w:p>
+      <w:r>
+        <w:t>fekete doboz, fehér doboz módszer említése</w:t>
+      </w:r>
+    </w:p>
+    <w:p/>
+    <w:p>
+      <w:r>
+        <w:t xml:space="preserve">Az oldalt </w:t>
+      </w:r>
+      <w:r>
+        <w:t>gyakran</w:t>
+      </w:r>
+      <w:r>
+        <w:t xml:space="preserve"> használt böngészőkben teszteltük, </w:t>
+      </w:r>
+      <w:r>
+        <w:t>köztük</w:t>
+      </w:r>
+      <w:r>
+        <w:t xml:space="preserve"> a Google Chrome</w:t>
+      </w:r>
+      <w:r>
+        <w:t xml:space="preserve"> és a</w:t>
+      </w:r>
+      <w:r>
+        <w:t xml:space="preserve"> Microsoft Edge. </w:t>
+      </w:r>
+      <w:r>
+        <w:t xml:space="preserve">A </w:t>
+      </w:r>
+      <w:r>
+        <w:t>funkció</w:t>
+      </w:r>
+      <w:r>
+        <w:t>k</w:t>
+      </w:r>
+      <w:r>
+        <w:t xml:space="preserve"> zavartalanul működ</w:t>
+      </w:r>
+      <w:r>
+        <w:t>tek</w:t>
+      </w:r>
+      <w:r>
+        <w:t xml:space="preserve"> ezekben a böngészőkben. </w:t>
+      </w:r>
+    </w:p>
+    <w:p>
+      <w:pPr>
+        <w:pStyle w:val="Cmsor2"/>
+      </w:pPr>
+      <w:bookmarkStart w:id="82" w:name="_Toc227748716"/>
+      <w:r>
+        <w:t>Frontend</w:t>
+      </w:r>
+      <w:r>
+        <w:t xml:space="preserve"> tesztelés</w:t>
+      </w:r>
       <w:bookmarkEnd w:id="82"/>
     </w:p>
     <w:p>
       <w:r>
-        <w:t>fekete doboz, fehér doboz módszer említése</w:t>
+        <w:t>Többféle kijelzőméreten ellenőriztük az oldal megjelenését (mobiltelefon, tablet és asztali nézet). A dizájn megfelelően alkalmazkodott a képernyőmérethez, azonban a táblázatok kényelmes megtekintéséhez a telefon vízszintes elfordítása javasolt.</w:t>
       </w:r>
     </w:p>
     <w:p/>
     <w:p>
       <w:r>
-        <w:t xml:space="preserve">Az oldalt </w:t>
-      </w:r>
-      <w:r>
-        <w:t>gyakran</w:t>
-      </w:r>
-      <w:r>
-        <w:t xml:space="preserve"> használt böngészőkben teszteltük, </w:t>
-      </w:r>
-      <w:r>
-        <w:t>köztük</w:t>
-      </w:r>
-      <w:r>
-        <w:t xml:space="preserve"> a Google Chrome</w:t>
-      </w:r>
-      <w:r>
-        <w:t xml:space="preserve"> és a</w:t>
-      </w:r>
-      <w:r>
-        <w:t xml:space="preserve"> Microsoft Edge. </w:t>
-      </w:r>
-      <w:r>
-        <w:t xml:space="preserve">A </w:t>
-      </w:r>
-      <w:r>
-        <w:t>funkció</w:t>
-      </w:r>
-      <w:r>
-        <w:t>k</w:t>
-      </w:r>
-      <w:r>
-        <w:t xml:space="preserve"> zavartalanul működ</w:t>
-      </w:r>
-      <w:r>
-        <w:t>tek</w:t>
-      </w:r>
-      <w:r>
-        <w:t xml:space="preserve"> ezekben a böngészőkben. </w:t>
+        <w:t>Robot Framework – Selenium</w:t>
+      </w:r>
+    </w:p>
+    <w:p>
+      <w:pPr>
+        <w:pStyle w:val="Cmsor3"/>
+      </w:pPr>
+      <w:bookmarkStart w:id="83" w:name="_Toc227748717"/>
+      <w:r>
+        <w:t>Bejelentkezés</w:t>
+      </w:r>
+      <w:bookmarkEnd w:id="83"/>
+    </w:p>
+    <w:p>
+      <w:r>
+        <w:t>Normál használat</w:t>
+      </w:r>
+    </w:p>
+    <w:p>
+      <w:r>
+        <w:t>Extrém eset (hibás)</w:t>
       </w:r>
     </w:p>
     <w:p>
       <w:pPr>
         <w:pStyle w:val="Cmsor2"/>
       </w:pPr>
-      <w:bookmarkStart w:id="83" w:name="_Toc227745241"/>
-      <w:r>
-        <w:t>Frontend</w:t>
-      </w:r>
-      <w:bookmarkEnd w:id="83"/>
+      <w:bookmarkStart w:id="84" w:name="_Toc227748718"/>
+      <w:r>
+        <w:t>Backend</w:t>
+      </w:r>
       <w:r>
         <w:t xml:space="preserve"> tesztelés</w:t>
       </w:r>
-    </w:p>
-    <w:p>
-      <w:r>
-        <w:t>Többféle kijelzőméreten ellenőriztük az oldal megjelenését (mobiltelefon, tablet és asztali nézet). A dizájn megfelelően alkalmazkodott a képernyőmérethez, azonban a táblázatok kényelmes megtekintéséhez a telefon vízszintes elfordítása javasolt.</w:t>
-      </w:r>
-    </w:p>
-    <w:p/>
-    <w:p>
-      <w:r>
-        <w:t>Robot Framework – Selenium</w:t>
+      <w:bookmarkEnd w:id="84"/>
+    </w:p>
+    <w:p>
+      <w:r>
+        <w:t>Postman</w:t>
       </w:r>
     </w:p>
     <w:p>
       <w:pPr>
         <w:pStyle w:val="Cmsor3"/>
       </w:pPr>
-      <w:bookmarkStart w:id="84" w:name="_Toc227745242"/>
+      <w:bookmarkStart w:id="85" w:name="_Toc227748719"/>
       <w:r>
         <w:t>Bejelentkezés</w:t>
       </w:r>
-      <w:bookmarkEnd w:id="84"/>
-    </w:p>
-    <w:p>
-      <w:r>
-        <w:t>Normál használat</w:t>
-      </w:r>
-    </w:p>
-    <w:p>
-      <w:r>
-        <w:t>Extrém eset (hibás)</w:t>
-      </w:r>
-    </w:p>
-    <w:p>
-      <w:pPr>
-        <w:pStyle w:val="Cmsor2"/>
-      </w:pPr>
-      <w:bookmarkStart w:id="85" w:name="_Toc227745243"/>
-      <w:r>
-        <w:t>Backend</w:t>
-      </w:r>
       <w:bookmarkEnd w:id="85"/>
-      <w:r>
-        <w:t xml:space="preserve"> tesztelés</w:t>
-      </w:r>
-    </w:p>
-    <w:p>
-      <w:r>
-        <w:t>Postman</w:t>
-      </w:r>
-    </w:p>
-    <w:p>
-      <w:pPr>
-        <w:pStyle w:val="Cmsor3"/>
-      </w:pPr>
-      <w:bookmarkStart w:id="86" w:name="_Toc227745244"/>
-      <w:r>
-        <w:t>Bejelentkezés</w:t>
-      </w:r>
-      <w:bookmarkEnd w:id="86"/>
     </w:p>
     <w:p>
       <w:pPr>
         <w:pStyle w:val="Cmsor1"/>
       </w:pPr>
-      <w:bookmarkStart w:id="87" w:name="_Toc227745245"/>
+      <w:bookmarkStart w:id="86" w:name="_Toc227748720"/>
       <w:r>
         <w:lastRenderedPageBreak/>
         <w:t>Felhasználói dokumentáció</w:t>
       </w:r>
+      <w:bookmarkEnd w:id="86"/>
+    </w:p>
+    <w:p>
+      <w:pPr>
+        <w:pStyle w:val="Cmsor2"/>
+      </w:pPr>
+      <w:bookmarkStart w:id="87" w:name="_Toc227748721"/>
+      <w:r>
+        <w:t>A program általános specifikációja</w:t>
+      </w:r>
       <w:bookmarkEnd w:id="87"/>
     </w:p>
     <w:p>
       <w:pPr>
+        <w:rPr>
+          <w:lang w:eastAsia="hu-HU"/>
+        </w:rPr>
+      </w:pPr>
+      <w:r>
+        <w:rPr>
+          <w:lang w:eastAsia="hu-HU"/>
+        </w:rPr>
+        <w:t xml:space="preserve">A felhasználók lehetnek tanárok és tanulók, iskolai dolgozók. Először regisztrálnia kell a felhasználónak az iskolai email címével, hogy használni tudja a felületet. Ez a kérelem jóváhagyásra kerül az admin által, így nincs szükség két lépcsős regisztrációra. Bejelentkezés után előre meg tudja rendelni vagy le tudja mondani a következő időszakra az étkezéseit. Van lehetősége megtekinteni a heti és napi menüket a tájékozottság érdekében. </w:t>
+      </w:r>
+    </w:p>
+    <w:p>
+      <w:pPr>
+        <w:rPr>
+          <w:lang w:eastAsia="hu-HU"/>
+        </w:rPr>
+      </w:pPr>
+      <w:r>
+        <w:rPr>
+          <w:lang w:eastAsia="hu-HU"/>
+        </w:rPr>
+        <w:t xml:space="preserve">Az étkeztető fél készíti és szerkeszti a menüket, ételeket, összetevőket. A rendszer automatikusan összeszámolja az adott napra megrendelt ételek számát. </w:t>
+      </w:r>
+    </w:p>
+    <w:p>
+      <w:pPr>
+        <w:rPr>
+          <w:lang w:eastAsia="hu-HU"/>
+        </w:rPr>
+      </w:pPr>
+      <w:r>
+        <w:rPr>
+          <w:lang w:eastAsia="hu-HU"/>
+        </w:rPr>
+        <w:t>A weboldalon az adminisztrátor számára szerkeszthető a felhasználók adatai, jóvá tudják hagyni a felhasználó kérelmeit, ha feltöltik a megfelelő dokumentumokat: kedvezményre feljogosító vagy cukorbetegséget igazoló dokumentum.</w:t>
+      </w:r>
+    </w:p>
+    <w:p>
+      <w:pPr>
         <w:pStyle w:val="Cmsor2"/>
       </w:pPr>
-      <w:bookmarkStart w:id="88" w:name="_Toc227745246"/>
-      <w:r>
-        <w:t>A program általános specifikációja</w:t>
+      <w:bookmarkStart w:id="88" w:name="_Toc227748722"/>
+      <w:r>
+        <w:t>Rendszerkövetelmények</w:t>
       </w:r>
       <w:bookmarkEnd w:id="88"/>
     </w:p>
     <w:p>
       <w:pPr>
-        <w:rPr>
-          <w:lang w:eastAsia="hu-HU"/>
-        </w:rPr>
-      </w:pPr>
-      <w:r>
-        <w:rPr>
-          <w:lang w:eastAsia="hu-HU"/>
-        </w:rPr>
-        <w:t xml:space="preserve">A felhasználók lehetnek tanárok és tanulók, iskolai dolgozók. Először regisztrálnia kell a felhasználónak az iskolai email címével, hogy használni tudja a felületet. Ez a kérelem jóváhagyásra kerül az admin által, így nincs szükség két lépcsős regisztrációra. Bejelentkezés után előre meg tudja rendelni vagy le tudja mondani a következő időszakra az étkezéseit. Van lehetősége megtekinteni a heti és napi menüket a tájékozottság érdekében. </w:t>
-      </w:r>
-    </w:p>
-    <w:p>
-      <w:pPr>
-        <w:rPr>
-          <w:lang w:eastAsia="hu-HU"/>
-        </w:rPr>
-      </w:pPr>
-      <w:r>
-        <w:rPr>
-          <w:lang w:eastAsia="hu-HU"/>
-        </w:rPr>
-        <w:t xml:space="preserve">Az étkeztető fél készíti és szerkeszti a menüket, ételeket, összetevőket. A rendszer automatikusan összeszámolja az adott napra megrendelt ételek számát. </w:t>
-      </w:r>
-    </w:p>
-    <w:p>
-      <w:pPr>
-        <w:rPr>
-          <w:lang w:eastAsia="hu-HU"/>
-        </w:rPr>
-      </w:pPr>
-      <w:r>
-        <w:rPr>
-          <w:lang w:eastAsia="hu-HU"/>
-        </w:rPr>
-        <w:t>A weboldalon az adminisztrátor számára szerkeszthető a felhasználók adatai, jóvá tudják hagyni a felhasználó kérelmeit, ha feltöltik a megfelelő dokumentumokat: kedvezményre feljogosító vagy cukorbetegséget igazoló dokumentum.</w:t>
+        <w:pStyle w:val="Cmsor3"/>
+      </w:pPr>
+      <w:bookmarkStart w:id="89" w:name="_Toc227748723"/>
+      <w:r>
+        <w:t>Hardver</w:t>
+      </w:r>
+      <w:bookmarkEnd w:id="89"/>
+      <w:r>
+        <w:t xml:space="preserve"> </w:t>
+      </w:r>
+    </w:p>
+    <w:p>
+      <w:pPr>
+        <w:pStyle w:val="Nincstrkz"/>
+      </w:pPr>
+      <w:r>
+        <w:t>Internet elérésre alkalmas mobileszköz, táblagép, tablet, laptop vagy PC</w:t>
+      </w:r>
+    </w:p>
+    <w:p>
+      <w:pPr>
+        <w:pStyle w:val="Nincstrkz"/>
+      </w:pPr>
+      <w:r>
+        <w:t>RFID kártya</w:t>
+      </w:r>
+    </w:p>
+    <w:p>
+      <w:pPr>
+        <w:pStyle w:val="Nincstrkz"/>
+      </w:pPr>
+      <w:r>
+        <w:t>RFID kártya olvasására alkalmas kártyaolvasó</w:t>
+      </w:r>
+    </w:p>
+    <w:p>
+      <w:pPr>
+        <w:pStyle w:val="Cmsor3"/>
+      </w:pPr>
+      <w:bookmarkStart w:id="90" w:name="_Toc227748724"/>
+      <w:r>
+        <w:t>Szoftverkövetelmények</w:t>
+      </w:r>
+      <w:bookmarkEnd w:id="90"/>
+    </w:p>
+    <w:p>
+      <w:pPr>
+        <w:pStyle w:val="Nincstrkz"/>
+      </w:pPr>
+      <w:r>
+        <w:t>Operációs rendszer: Windows 11 vagy Android</w:t>
+      </w:r>
+    </w:p>
+    <w:p>
+      <w:pPr>
+        <w:pStyle w:val="Nincstrkz"/>
+      </w:pPr>
+      <w:r>
+        <w:t>Internetkapcsolat: szükséges</w:t>
       </w:r>
     </w:p>
     <w:p>
       <w:pPr>
         <w:pStyle w:val="Cmsor2"/>
       </w:pPr>
-      <w:bookmarkStart w:id="89" w:name="_Toc227745247"/>
-      <w:r>
-        <w:t>Rendszerkövetelmények</w:t>
-      </w:r>
-      <w:bookmarkEnd w:id="89"/>
-    </w:p>
-    <w:p>
-      <w:pPr>
-        <w:pStyle w:val="Cmsor3"/>
-      </w:pPr>
-      <w:bookmarkStart w:id="90" w:name="_Toc227745248"/>
-      <w:r>
-        <w:t>Hardver</w:t>
-      </w:r>
-      <w:bookmarkEnd w:id="90"/>
-      <w:r>
-        <w:t xml:space="preserve"> </w:t>
-      </w:r>
-    </w:p>
-    <w:p>
-      <w:pPr>
-        <w:pStyle w:val="Nincstrkz"/>
-      </w:pPr>
-      <w:r>
-        <w:t>Internet elérésre alkalmas mobileszköz, táblagép, tablet, laptop vagy PC</w:t>
-      </w:r>
-    </w:p>
-    <w:p>
-      <w:pPr>
-        <w:pStyle w:val="Nincstrkz"/>
-      </w:pPr>
-      <w:r>
-        <w:t>RFID kártya</w:t>
-      </w:r>
-    </w:p>
-    <w:p>
-      <w:pPr>
-        <w:pStyle w:val="Nincstrkz"/>
-      </w:pPr>
-      <w:r>
-        <w:t>RFID kártya olvasására alkalmas kártyaolvasó</w:t>
-      </w:r>
-    </w:p>
-    <w:p>
-      <w:pPr>
-        <w:pStyle w:val="Cmsor3"/>
-      </w:pPr>
-      <w:bookmarkStart w:id="91" w:name="_Toc227745249"/>
-      <w:r>
-        <w:t>Szoftverkövetelmények</w:t>
+      <w:bookmarkStart w:id="91" w:name="_Toc227748725"/>
+      <w:r>
+        <w:t>A program használatának részletes leírása</w:t>
       </w:r>
       <w:bookmarkEnd w:id="91"/>
-    </w:p>
-    <w:p>
-      <w:pPr>
-        <w:pStyle w:val="Nincstrkz"/>
-      </w:pPr>
-      <w:r>
-        <w:t>Operációs rendszer: Windows 11 vagy Android</w:t>
-      </w:r>
-    </w:p>
-    <w:p>
-      <w:pPr>
-        <w:pStyle w:val="Nincstrkz"/>
-      </w:pPr>
-      <w:r>
-        <w:t>Internetkapcsolat: szükséges</w:t>
-      </w:r>
-    </w:p>
-    <w:p>
-      <w:pPr>
-        <w:pStyle w:val="Cmsor2"/>
-      </w:pPr>
-      <w:bookmarkStart w:id="92" w:name="_Toc227745250"/>
-      <w:r>
-        <w:t>A program használatának részletes leírása</w:t>
-      </w:r>
-      <w:bookmarkEnd w:id="92"/>
     </w:p>
     <w:p>
       <w:pPr>
@@ -11023,672 +11043,878 @@
       <w:pPr>
         <w:pStyle w:val="Cmsor3"/>
       </w:pPr>
-      <w:bookmarkStart w:id="93" w:name="_Toc227745251"/>
+      <w:bookmarkStart w:id="92" w:name="_Toc227748726"/>
       <w:r>
         <w:t>Általános felhasználás</w:t>
       </w:r>
+      <w:bookmarkEnd w:id="92"/>
+    </w:p>
+    <w:p>
+      <w:pPr>
+        <w:pStyle w:val="Cmsor4"/>
+      </w:pPr>
+      <w:bookmarkStart w:id="93" w:name="_Toc227748727"/>
+      <w:r>
+        <w:t>Regisztráció</w:t>
+      </w:r>
       <w:bookmarkEnd w:id="93"/>
     </w:p>
     <w:p>
+      <w:r>
+        <w:rPr>
+          <w:noProof/>
+        </w:rPr>
+        <w:drawing>
+          <wp:anchor distT="0" distB="0" distL="114300" distR="114300" simplePos="0" relativeHeight="251707392" behindDoc="0" locked="0" layoutInCell="1" allowOverlap="1" wp14:anchorId="2845882F" wp14:editId="42D16AC6">
+            <wp:simplePos x="0" y="0"/>
+            <wp:positionH relativeFrom="margin">
+              <wp:align>right</wp:align>
+            </wp:positionH>
+            <wp:positionV relativeFrom="paragraph">
+              <wp:posOffset>2277110</wp:posOffset>
+            </wp:positionV>
+            <wp:extent cx="5310000" cy="2562925"/>
+            <wp:effectExtent l="0" t="0" r="5080" b="8890"/>
+            <wp:wrapTopAndBottom/>
+            <wp:docPr id="40" name="Kép 40"/>
+            <wp:cNvGraphicFramePr>
+              <a:graphicFrameLocks xmlns:a="http://schemas.openxmlformats.org/drawingml/2006/main" noChangeAspect="1"/>
+            </wp:cNvGraphicFramePr>
+            <a:graphic xmlns:a="http://schemas.openxmlformats.org/drawingml/2006/main">
+              <a:graphicData uri="http://schemas.openxmlformats.org/drawingml/2006/picture">
+                <pic:pic xmlns:pic="http://schemas.openxmlformats.org/drawingml/2006/picture">
+                  <pic:nvPicPr>
+                    <pic:cNvPr id="0" name="Picture 11"/>
+                    <pic:cNvPicPr>
+                      <a:picLocks noChangeAspect="1" noChangeArrowheads="1"/>
+                    </pic:cNvPicPr>
+                  </pic:nvPicPr>
+                  <pic:blipFill>
+                    <a:blip r:embed="rId31" cstate="print">
+                      <a:extLst>
+                        <a:ext uri="{28A0092B-C50C-407E-A947-70E740481C1C}">
+                          <a14:useLocalDpi xmlns:a14="http://schemas.microsoft.com/office/drawing/2010/main" val="0"/>
+                        </a:ext>
+                      </a:extLst>
+                    </a:blip>
+                    <a:srcRect/>
+                    <a:stretch>
+                      <a:fillRect/>
+                    </a:stretch>
+                  </pic:blipFill>
+                  <pic:spPr bwMode="auto">
+                    <a:xfrm>
+                      <a:off x="0" y="0"/>
+                      <a:ext cx="5310000" cy="2562925"/>
+                    </a:xfrm>
+                    <a:prstGeom prst="rect">
+                      <a:avLst/>
+                    </a:prstGeom>
+                    <a:noFill/>
+                    <a:ln>
+                      <a:noFill/>
+                    </a:ln>
+                  </pic:spPr>
+                </pic:pic>
+              </a:graphicData>
+            </a:graphic>
+            <wp14:sizeRelH relativeFrom="margin">
+              <wp14:pctWidth>0</wp14:pctWidth>
+            </wp14:sizeRelH>
+            <wp14:sizeRelV relativeFrom="margin">
+              <wp14:pctHeight>0</wp14:pctHeight>
+            </wp14:sizeRelV>
+          </wp:anchor>
+        </w:drawing>
+      </w:r>
+      <w:r>
+        <w:t>A felhasználó csak regisztráció után tud hozzáférni az oldalhoz és annak funkcióihoz. A regisztrációs felületen a felhasználó saját adataival kell kitöltenie a mezőket(fentről lefelé, balról jobbra haladva). Minden mezőt ki kell tölteni, különben a regisztráció nem fog végbemenni, és az admin felületén nem fog megjelenni a regisztrált profil. Regisztráció csak az iskola email címmel (</w:t>
+      </w:r>
+      <w:r>
+        <w:t>vezeteknev.keresztnev@iskola.hu</w:t>
+      </w:r>
+      <w:r>
+        <w:t>) lehetséges, más email címet a rendszer nem fogad el. A jelszónak legalább 8 karakterből kell állnia, ami tartalmazhat ékezetes betűket, számokat vagy speciális karaktereket. Sikeres regisztráció után az admin hagyja jóvá a regisztrációt, az oldalt csak ezután tudja használatba venni.</w:t>
+      </w:r>
+    </w:p>
+    <w:p>
+      <w:pPr>
+        <w:spacing w:line="259" w:lineRule="auto"/>
+        <w:ind w:left="0"/>
+        <w:jc w:val="left"/>
+      </w:pPr>
+      <w:r>
+        <w:br w:type="page"/>
+      </w:r>
+    </w:p>
+    <w:p>
       <w:pPr>
         <w:pStyle w:val="Cmsor4"/>
       </w:pPr>
-      <w:bookmarkStart w:id="94" w:name="_Toc227745252"/>
-      <w:r>
-        <w:t>Regisztráció</w:t>
+      <w:bookmarkStart w:id="94" w:name="_Toc227748728"/>
+      <w:r>
+        <w:lastRenderedPageBreak/>
+        <w:t>Bejelentkezés</w:t>
       </w:r>
       <w:bookmarkEnd w:id="94"/>
     </w:p>
     <w:p>
       <w:r>
-        <w:t>A felhasználó csak regisztráció után tud hozzáférni az oldalhoz és annak funkcióihoz. A regisztrációs felületen a felhasználó saját adataival kell kitöltenie a mezőket(fentről lefelé, balról jobbra haladva). Minden mezőt ki kell tölteni, különben a regisztráció nem fog végbemenni, és az admin felületén nem fog megjelenni a regisztrált profil. Regisztráció csak az iskola email címmel (</w:t>
+        <w:rPr>
+          <w:noProof/>
+        </w:rPr>
+        <w:drawing>
+          <wp:anchor distT="0" distB="0" distL="114300" distR="114300" simplePos="0" relativeHeight="251708416" behindDoc="0" locked="0" layoutInCell="1" allowOverlap="1" wp14:anchorId="6982A248" wp14:editId="2A77D655">
+            <wp:simplePos x="0" y="0"/>
+            <wp:positionH relativeFrom="margin">
+              <wp:align>right</wp:align>
+            </wp:positionH>
+            <wp:positionV relativeFrom="paragraph">
+              <wp:posOffset>1169035</wp:posOffset>
+            </wp:positionV>
+            <wp:extent cx="5310000" cy="2536512"/>
+            <wp:effectExtent l="0" t="0" r="5080" b="0"/>
+            <wp:wrapTopAndBottom/>
+            <wp:docPr id="41" name="Kép 41"/>
+            <wp:cNvGraphicFramePr>
+              <a:graphicFrameLocks xmlns:a="http://schemas.openxmlformats.org/drawingml/2006/main" noChangeAspect="1"/>
+            </wp:cNvGraphicFramePr>
+            <a:graphic xmlns:a="http://schemas.openxmlformats.org/drawingml/2006/main">
+              <a:graphicData uri="http://schemas.openxmlformats.org/drawingml/2006/picture">
+                <pic:pic xmlns:pic="http://schemas.openxmlformats.org/drawingml/2006/picture">
+                  <pic:nvPicPr>
+                    <pic:cNvPr id="0" name="Picture 12"/>
+                    <pic:cNvPicPr>
+                      <a:picLocks noChangeAspect="1" noChangeArrowheads="1"/>
+                    </pic:cNvPicPr>
+                  </pic:nvPicPr>
+                  <pic:blipFill>
+                    <a:blip r:embed="rId32" cstate="print">
+                      <a:extLst>
+                        <a:ext uri="{28A0092B-C50C-407E-A947-70E740481C1C}">
+                          <a14:useLocalDpi xmlns:a14="http://schemas.microsoft.com/office/drawing/2010/main" val="0"/>
+                        </a:ext>
+                      </a:extLst>
+                    </a:blip>
+                    <a:srcRect/>
+                    <a:stretch>
+                      <a:fillRect/>
+                    </a:stretch>
+                  </pic:blipFill>
+                  <pic:spPr bwMode="auto">
+                    <a:xfrm>
+                      <a:off x="0" y="0"/>
+                      <a:ext cx="5310000" cy="2536512"/>
+                    </a:xfrm>
+                    <a:prstGeom prst="rect">
+                      <a:avLst/>
+                    </a:prstGeom>
+                    <a:noFill/>
+                    <a:ln>
+                      <a:noFill/>
+                    </a:ln>
+                  </pic:spPr>
+                </pic:pic>
+              </a:graphicData>
+            </a:graphic>
+            <wp14:sizeRelH relativeFrom="margin">
+              <wp14:pctWidth>0</wp14:pctWidth>
+            </wp14:sizeRelH>
+            <wp14:sizeRelV relativeFrom="margin">
+              <wp14:pctHeight>0</wp14:pctHeight>
+            </wp14:sizeRelV>
+          </wp:anchor>
+        </w:drawing>
+      </w:r>
+      <w:r>
+        <w:t>A felhasználó sikeres regisztráció és az admin jóváhagyása után tud bejelentkezni az oldalra. Itt mindössze az iskolai email címét (</w:t>
       </w:r>
       <w:r>
         <w:t>vezeteknev.keresztnev@iskola.hu</w:t>
       </w:r>
       <w:r>
-        <w:t>) lehetséges, más email címet a rendszer nem fogad el. A jelszónak legalább 8 karakterből kell állnia, ami tartalmazhat ékezetes betűket, számokat vagy speciális karaktereket. Sikeres regisztráció után az admin hagyja jóvá a regisztrációt, az oldalt csak ezután tudja használatba venni.</w:t>
+        <w:t>) és az általa megadott jelszót kell megadnia. Sikeres belépést követően hozzáfér a felhasználó az oldalhoz és annak funkcióihoz.</w:t>
       </w:r>
     </w:p>
     <w:p>
       <w:pPr>
         <w:pStyle w:val="Cmsor4"/>
       </w:pPr>
-      <w:bookmarkStart w:id="95" w:name="_Toc227745253"/>
-      <w:r>
-        <w:t>Bejelentkezés</w:t>
+      <w:bookmarkStart w:id="95" w:name="_Toc227748729"/>
+      <w:r>
+        <w:t>Elfelejtett jelszó</w:t>
       </w:r>
       <w:bookmarkEnd w:id="95"/>
     </w:p>
     <w:p>
       <w:r>
-        <w:t>A felhasználó sikeres regisztráció és az admin jóváhagyása után tud bejelentkezni az oldalra. Itt mindössze az iskolai email címét (</w:t>
-      </w:r>
-      <w:r>
-        <w:t>vezeteknev.keresztnev@iskola.hu</w:t>
-      </w:r>
-      <w:r>
-        <w:t>) és az általa megadott jelszót kell megadnia. Sikeres belépést követően hozzáfér a felhasználó az oldalhoz és annak funkcióihoz.</w:t>
-      </w:r>
+        <w:t>Ha a felhasználó elfejeltette a jelszavát, újra be tudja állítani azt. Az elfelejtett jelszó hivatkozásra kattintva a mezőbe beírja az iskolai email címét, ahová a jelszó helyreállításával kapcsolatos email jönni fog. Ebben az emailben találja a felhasználó azt a linket, aminek segítségével vissza tudja állítani a saját jelszavát. Ezután az új jelszóval a felhasználó be tud jelentkezni az oldalra.</w:t>
+      </w:r>
+    </w:p>
+    <w:p>
+      <w:pPr>
+        <w:pStyle w:val="Cmsor3"/>
+      </w:pPr>
+      <w:bookmarkStart w:id="96" w:name="_Toc227748730"/>
+      <w:r>
+        <w:t>Felhasználói fiók</w:t>
+      </w:r>
+      <w:bookmarkEnd w:id="96"/>
     </w:p>
     <w:p>
       <w:pPr>
         <w:pStyle w:val="Cmsor4"/>
       </w:pPr>
-      <w:bookmarkStart w:id="96" w:name="_Toc227745254"/>
-      <w:r>
-        <w:t>Elfelejtett jelszó</w:t>
-      </w:r>
-      <w:bookmarkEnd w:id="96"/>
-    </w:p>
-    <w:p>
-      <w:r>
-        <w:t>Ha a felhasználó elfejeltette a jelszavát, újra be tudja állítani azt. Az elfelejtett jelszó hivatkozásra kattintva a mezőbe beírja az iskolai email címét, ahová a jelszó helyreállításával kapcsolatos email jönni fog. Ebben az emailben találja a felhasználó azt a linket, aminek segítségével vissza tudja állítani a saját jelszavát. Ezután az új jelszóval a felhasználó be tud jelentkezni az oldalra.</w:t>
+      <w:bookmarkStart w:id="97" w:name="_Toc227748731"/>
+      <w:r>
+        <w:t>Menük megtekintése</w:t>
+      </w:r>
+      <w:bookmarkEnd w:id="97"/>
+    </w:p>
+    <w:p>
+      <w:r>
+        <w:t xml:space="preserve">A felhasználónak van lehetősége napi és heti bontásban is megtekinteni a menüket. </w:t>
+      </w:r>
+    </w:p>
+    <w:p>
+      <w:pPr>
+        <w:pStyle w:val="Cmsor4"/>
+      </w:pPr>
+      <w:bookmarkStart w:id="98" w:name="_Toc227748732"/>
+      <w:r>
+        <w:t>Ételek listája</w:t>
+      </w:r>
+      <w:bookmarkEnd w:id="98"/>
+    </w:p>
+    <w:p>
+      <w:r>
+        <w:t xml:space="preserve">A megfelelő tájékozottság érdekében a felhasználó megtekintheti az ételek listáját, akár kategóriákra bontva: főétel, leves, egyéb. Minden ételnél megtalálhatóak a tápérték információk, az allergén információk és az összetevők hozzávetőlegesen egy adagra lebontva. </w:t>
+      </w:r>
+    </w:p>
+    <w:p>
+      <w:pPr>
+        <w:pStyle w:val="Cmsor4"/>
+      </w:pPr>
+      <w:bookmarkStart w:id="99" w:name="_Toc227748733"/>
+      <w:r>
+        <w:t>S</w:t>
+      </w:r>
+      <w:r>
+        <w:t>zemélyes</w:t>
+      </w:r>
+      <w:r>
+        <w:t xml:space="preserve"> rendelések</w:t>
+      </w:r>
+      <w:bookmarkEnd w:id="99"/>
+    </w:p>
+    <w:p>
+      <w:r>
+        <w:t xml:space="preserve">A rendelés fülre kattintva a navigációs sávban, az oldalon megjelenik egy táblázat amiben a következők szerepelnek: </w:t>
+      </w:r>
+    </w:p>
+    <w:p>
+      <w:pPr>
+        <w:pStyle w:val="Nincstrkz"/>
+      </w:pPr>
+      <w:r>
+        <w:t>A rendelés napja (</w:t>
+      </w:r>
+      <w:r>
+        <w:t>hónap, nap</w:t>
+      </w:r>
+      <w:r>
+        <w:t>)</w:t>
+      </w:r>
+    </w:p>
+    <w:p>
+      <w:pPr>
+        <w:pStyle w:val="Nincstrkz"/>
+      </w:pPr>
+      <w:r>
+        <w:t>Leves</w:t>
+      </w:r>
+    </w:p>
+    <w:p>
+      <w:pPr>
+        <w:pStyle w:val="Nincstrkz"/>
+      </w:pPr>
+      <w:r>
+        <w:lastRenderedPageBreak/>
+        <w:t xml:space="preserve">A opció </w:t>
+      </w:r>
+    </w:p>
+    <w:p>
+      <w:pPr>
+        <w:pStyle w:val="Nincstrkz"/>
+      </w:pPr>
+      <w:r>
+        <w:t xml:space="preserve">B opció </w:t>
+      </w:r>
+    </w:p>
+    <w:p>
+      <w:pPr>
+        <w:pStyle w:val="Nincstrkz"/>
+      </w:pPr>
+      <w:r>
+        <w:t>A felhasználó által kiválasztott opció (A/B gombok)</w:t>
+      </w:r>
+    </w:p>
+    <w:p>
+      <w:pPr>
+        <w:pStyle w:val="Nincstrkz"/>
+      </w:pPr>
+      <w:r>
+        <w:t xml:space="preserve">Státusz – </w:t>
+      </w:r>
+      <w:r>
+        <w:t>r</w:t>
+      </w:r>
+      <w:r>
+        <w:t xml:space="preserve">endelve, </w:t>
+      </w:r>
+      <w:r>
+        <w:t>r</w:t>
+      </w:r>
+      <w:r>
+        <w:t xml:space="preserve">endelhető, </w:t>
+      </w:r>
+      <w:r>
+        <w:t>l</w:t>
+      </w:r>
+      <w:r>
+        <w:t>ejárt</w:t>
+      </w:r>
+    </w:p>
+    <w:p>
+      <w:pPr>
+        <w:pStyle w:val="Nincstrkz"/>
+      </w:pPr>
+      <w:r>
+        <w:t xml:space="preserve">Művelet – </w:t>
+      </w:r>
+      <w:r>
+        <w:t>r</w:t>
+      </w:r>
+      <w:r>
+        <w:t xml:space="preserve">endelés, </w:t>
+      </w:r>
+      <w:r>
+        <w:t>m</w:t>
+      </w:r>
+      <w:r>
+        <w:t>ódosítás,</w:t>
+      </w:r>
+      <w:r>
+        <w:t xml:space="preserve"> l</w:t>
+      </w:r>
+      <w:r>
+        <w:t>emondás</w:t>
+      </w:r>
+    </w:p>
+    <w:p>
+      <w:r>
+        <w:t>Rendelni csak akkor tud a felhasználó, ha előtte kiválasztja az egyik opciót. Rendelés után van lehet</w:t>
+      </w:r>
+      <w:r>
+        <w:t>ősége ezt módosítani, akár lemondani. Ezek a műveletek csak akkor végezhetők el, ha a határidő még nem járt le. A határidő egy adott napra az előtte való munkanap 10 órakor jár le. Tehát ha egy hétfői napról van szó, akkor péntek délelőtt 10 óráig lehet leadni, módosítani, lemondani a rendelést.</w:t>
+      </w:r>
+    </w:p>
+    <w:p>
+      <w:r>
+        <w:t>Ha az adott felhasználó profilján</w:t>
+      </w:r>
+      <w:r>
+        <w:t xml:space="preserve"> </w:t>
+      </w:r>
+      <w:r>
+        <w:t xml:space="preserve">be van állítva, hogy cukorbeteg, akkor csak az A opciót tudja megrendelni, hiszen a konyha úgy készítik és tervezik az ételeket, hogy az A opcióból fogják elkészíteni a cukormentes változatot. </w:t>
+      </w:r>
+    </w:p>
+    <w:p>
+      <w:r>
+        <w:t>Több napra egyszerre nem lehet rendelni</w:t>
+      </w:r>
+      <w:r>
+        <w:t>, mert minden napra külön ki kell választani hogy az illető melyik opciót szeretné később elfogyasztani.</w:t>
+      </w:r>
+    </w:p>
+    <w:p>
+      <w:pPr>
+        <w:ind w:left="720"/>
+      </w:pPr>
+      <w:r>
+        <w:rPr>
+          <w:noProof/>
+        </w:rPr>
+        <w:drawing>
+          <wp:anchor distT="0" distB="0" distL="114300" distR="114300" simplePos="0" relativeHeight="251709440" behindDoc="0" locked="0" layoutInCell="1" allowOverlap="1" wp14:anchorId="2A8993E0" wp14:editId="440D0095">
+            <wp:simplePos x="0" y="0"/>
+            <wp:positionH relativeFrom="margin">
+              <wp:align>right</wp:align>
+            </wp:positionH>
+            <wp:positionV relativeFrom="paragraph">
+              <wp:posOffset>808990</wp:posOffset>
+            </wp:positionV>
+            <wp:extent cx="5310000" cy="2554066"/>
+            <wp:effectExtent l="0" t="0" r="5080" b="0"/>
+            <wp:wrapTopAndBottom/>
+            <wp:docPr id="42" name="Kép 42"/>
+            <wp:cNvGraphicFramePr>
+              <a:graphicFrameLocks xmlns:a="http://schemas.openxmlformats.org/drawingml/2006/main" noChangeAspect="1"/>
+            </wp:cNvGraphicFramePr>
+            <a:graphic xmlns:a="http://schemas.openxmlformats.org/drawingml/2006/main">
+              <a:graphicData uri="http://schemas.openxmlformats.org/drawingml/2006/picture">
+                <pic:pic xmlns:pic="http://schemas.openxmlformats.org/drawingml/2006/picture">
+                  <pic:nvPicPr>
+                    <pic:cNvPr id="0" name="Picture 13"/>
+                    <pic:cNvPicPr>
+                      <a:picLocks noChangeAspect="1" noChangeArrowheads="1"/>
+                    </pic:cNvPicPr>
+                  </pic:nvPicPr>
+                  <pic:blipFill>
+                    <a:blip r:embed="rId33" cstate="print">
+                      <a:extLst>
+                        <a:ext uri="{28A0092B-C50C-407E-A947-70E740481C1C}">
+                          <a14:useLocalDpi xmlns:a14="http://schemas.microsoft.com/office/drawing/2010/main" val="0"/>
+                        </a:ext>
+                      </a:extLst>
+                    </a:blip>
+                    <a:srcRect/>
+                    <a:stretch>
+                      <a:fillRect/>
+                    </a:stretch>
+                  </pic:blipFill>
+                  <pic:spPr bwMode="auto">
+                    <a:xfrm>
+                      <a:off x="0" y="0"/>
+                      <a:ext cx="5310000" cy="2554066"/>
+                    </a:xfrm>
+                    <a:prstGeom prst="rect">
+                      <a:avLst/>
+                    </a:prstGeom>
+                    <a:noFill/>
+                    <a:ln>
+                      <a:noFill/>
+                    </a:ln>
+                  </pic:spPr>
+                </pic:pic>
+              </a:graphicData>
+            </a:graphic>
+            <wp14:sizeRelH relativeFrom="margin">
+              <wp14:pctWidth>0</wp14:pctWidth>
+            </wp14:sizeRelH>
+            <wp14:sizeRelV relativeFrom="margin">
+              <wp14:pctHeight>0</wp14:pctHeight>
+            </wp14:sizeRelV>
+          </wp:anchor>
+        </w:drawing>
+      </w:r>
+      <w:r>
+        <w:t>Ha a felhasználó</w:t>
+      </w:r>
+      <w:r>
+        <w:t>nak</w:t>
+      </w:r>
+      <w:r>
+        <w:t xml:space="preserve"> valamely allergén érzékeny</w:t>
+      </w:r>
+      <w:r>
+        <w:t>ség be van állítva</w:t>
+      </w:r>
+      <w:r>
+        <w:t xml:space="preserve">, és az adott étel tartalmazza azt, az étel neve mellett egy </w:t>
+      </w:r>
+      <w:r>
+        <w:rPr>
+          <w:rFonts w:ascii="Segoe UI Emoji" w:hAnsi="Segoe UI Emoji" w:cs="Segoe UI Emoji"/>
+        </w:rPr>
+        <w:t>⚠</w:t>
+      </w:r>
+      <w:r>
+        <w:t>️ ikon jelenik meg</w:t>
+      </w:r>
+      <w:r>
+        <w:t xml:space="preserve">. </w:t>
+      </w:r>
+      <w:r>
+        <w:t>Az ikon fölé húzva az egérmutatót, megjelenik: "Allergén figyelmeztetés!"</w:t>
+      </w:r>
+    </w:p>
+    <w:p>
+      <w:pPr>
+        <w:pStyle w:val="Cmsor4"/>
+      </w:pPr>
+      <w:bookmarkStart w:id="100" w:name="_Toc227748734"/>
+      <w:r>
+        <w:t>S</w:t>
+      </w:r>
+      <w:r>
+        <w:t>zemélyes</w:t>
+      </w:r>
+      <w:r>
+        <w:t xml:space="preserve"> számlák</w:t>
+      </w:r>
+      <w:bookmarkEnd w:id="100"/>
+    </w:p>
+    <w:p>
+      <w:r>
+        <w:t xml:space="preserve">A számlák csak akkor jelennek meg egy adott hónapban, ha az adminisztrátor legenerálja azokat. Generálás után a felhasználók automatikusan </w:t>
+      </w:r>
+      <w:r>
+        <w:t>megkapják a rájuk szabott számlát melyben szerepel</w:t>
+      </w:r>
+      <w:r>
+        <w:t>nek a következők:</w:t>
+      </w:r>
+    </w:p>
+    <w:p>
+      <w:pPr>
+        <w:pStyle w:val="Nincstrkz"/>
+      </w:pPr>
+      <w:r>
+        <w:t xml:space="preserve">Számlaszám – </w:t>
+      </w:r>
+      <w:r>
+        <w:t>e</w:t>
+      </w:r>
+      <w:r>
+        <w:t>gyedi, automatikusan generált számlaszám</w:t>
+      </w:r>
+    </w:p>
+    <w:p>
+      <w:pPr>
+        <w:pStyle w:val="Nincstrkz"/>
+      </w:pPr>
+      <w:r>
+        <w:lastRenderedPageBreak/>
+        <w:t>A számla kiállításának dátuma</w:t>
+      </w:r>
+    </w:p>
+    <w:p>
+      <w:pPr>
+        <w:pStyle w:val="Nincstrkz"/>
+      </w:pPr>
+      <w:r>
+        <w:t>A befizetés határideje</w:t>
+      </w:r>
+    </w:p>
+    <w:p>
+      <w:pPr>
+        <w:pStyle w:val="Nincstrkz"/>
+      </w:pPr>
+      <w:r>
+        <w:t xml:space="preserve">A fizetendő bruttó összeg </w:t>
+      </w:r>
+    </w:p>
+    <w:p>
+      <w:pPr>
+        <w:pStyle w:val="Nincstrkz"/>
+      </w:pPr>
+      <w:r>
+        <w:t xml:space="preserve">Státusz – </w:t>
+      </w:r>
+      <w:r>
+        <w:t>g</w:t>
+      </w:r>
+      <w:r>
+        <w:t xml:space="preserve">enerálva, </w:t>
+      </w:r>
+      <w:r>
+        <w:t>f</w:t>
+      </w:r>
+      <w:r>
+        <w:t>izetve</w:t>
+      </w:r>
+    </w:p>
+    <w:p>
+      <w:pPr>
+        <w:pStyle w:val="Nincstrkz"/>
+      </w:pPr>
+      <w:r>
+        <w:t xml:space="preserve">Műveletek – </w:t>
+      </w:r>
+      <w:r>
+        <w:t>r</w:t>
+      </w:r>
+      <w:r>
+        <w:t>észletek, PDF letöltés</w:t>
+      </w:r>
+    </w:p>
+    <w:p>
+      <w:pPr>
+        <w:ind w:left="1560"/>
+      </w:pPr>
+      <w:r>
+        <w:t>Az oldalon is meg lehet tekinteni</w:t>
+      </w:r>
+      <w:r>
+        <w:t xml:space="preserve"> a számlát</w:t>
+      </w:r>
+      <w:r>
+        <w:t>, de akár PDF formátumban is letölthető.</w:t>
+      </w:r>
+    </w:p>
+    <w:p>
+      <w:r>
+        <w:t>Ha az admin fizetettre állítja a számla státuszát, akkor a felhasználó is látja ezt, így követni tudja mely számlákat fizette be, melyek várnak a be</w:t>
+      </w:r>
+      <w:r>
+        <w:t>f</w:t>
+      </w:r>
+      <w:r>
+        <w:t xml:space="preserve">izetésre. </w:t>
+      </w:r>
+    </w:p>
+    <w:p>
+      <w:pPr>
+        <w:pStyle w:val="Cmsor4"/>
+      </w:pPr>
+      <w:bookmarkStart w:id="101" w:name="_Toc227748735"/>
+      <w:r>
+        <w:t>Profil megtekintése</w:t>
+      </w:r>
+      <w:bookmarkEnd w:id="101"/>
+    </w:p>
+    <w:p>
+      <w:r>
+        <w:t>Személyes adatok (csak megtekinthető, nem szerkeszthető):</w:t>
+      </w:r>
+    </w:p>
+    <w:p>
+      <w:pPr>
+        <w:pStyle w:val="Nincstrkz"/>
+      </w:pPr>
+      <w:r>
+        <w:t>Vezetéknév</w:t>
+      </w:r>
+    </w:p>
+    <w:p>
+      <w:pPr>
+        <w:pStyle w:val="Nincstrkz"/>
+      </w:pPr>
+      <w:r>
+        <w:t>Keresztnév</w:t>
+      </w:r>
+    </w:p>
+    <w:p>
+      <w:pPr>
+        <w:pStyle w:val="Nincstrkz"/>
+      </w:pPr>
+      <w:r>
+        <w:t>Középső név</w:t>
+      </w:r>
+    </w:p>
+    <w:p>
+      <w:pPr>
+        <w:pStyle w:val="Nincstrkz"/>
+      </w:pPr>
+      <w:r>
+        <w:t>Email cím</w:t>
+      </w:r>
+    </w:p>
+    <w:p>
+      <w:r>
+        <w:t>Cím szerkesztése:</w:t>
+      </w:r>
+    </w:p>
+    <w:p>
+      <w:pPr>
+        <w:pStyle w:val="Nincstrkz"/>
+      </w:pPr>
+      <w:r>
+        <w:t>Megye (legördülő lista)</w:t>
+      </w:r>
+    </w:p>
+    <w:p>
+      <w:pPr>
+        <w:pStyle w:val="Nincstrkz"/>
+      </w:pPr>
+      <w:r>
+        <w:t>Város (a kiválasztott megyéhez tartozó városok)</w:t>
+      </w:r>
+    </w:p>
+    <w:p>
+      <w:pPr>
+        <w:pStyle w:val="Nincstrkz"/>
+      </w:pPr>
+      <w:r>
+        <w:t>Lakcím (utca, házszám)</w:t>
+      </w:r>
+    </w:p>
+    <w:p>
+      <w:pPr>
+        <w:rPr>
+          <w:lang w:eastAsia="hu-HU"/>
+        </w:rPr>
+      </w:pPr>
+      <w:r>
+        <w:rPr>
+          <w:lang w:eastAsia="hu-HU"/>
+        </w:rPr>
+        <w:t>Az egészségügyi szempontokat figyelembe véve, a felhasználónak van lehetősége, hogy bejelölje saját magának, hogy milyen étel allergiái vannak. Ez azért lényeges, mert a rendszer figyelmezteti a felhasználót rendelés közben, hogy mely ételekben találhatóak meg a választott allergének.</w:t>
+      </w:r>
+      <w:r>
+        <w:rPr>
+          <w:lang w:eastAsia="hu-HU"/>
+        </w:rPr>
+        <w:t xml:space="preserve"> </w:t>
+      </w:r>
+      <w:r>
+        <w:rPr>
+          <w:lang w:eastAsia="hu-HU"/>
+        </w:rPr>
+        <w:t xml:space="preserve">Efelett van egy </w:t>
+      </w:r>
+      <w:r>
+        <w:rPr>
+          <w:lang w:eastAsia="hu-HU"/>
+        </w:rPr>
+        <w:t>"Cukorbeteg vagyok" checkbox</w:t>
+      </w:r>
+      <w:r>
+        <w:rPr>
+          <w:lang w:eastAsia="hu-HU"/>
+        </w:rPr>
+        <w:t xml:space="preserve">, ami </w:t>
+      </w:r>
+      <w:r>
+        <w:rPr>
+          <w:lang w:eastAsia="hu-HU"/>
+        </w:rPr>
+        <w:t>csak megtekinthető</w:t>
+      </w:r>
+      <w:r>
+        <w:rPr>
+          <w:lang w:eastAsia="hu-HU"/>
+        </w:rPr>
+        <w:t xml:space="preserve"> és csak </w:t>
+      </w:r>
+      <w:r>
+        <w:rPr>
+          <w:lang w:eastAsia="hu-HU"/>
+        </w:rPr>
+        <w:t>az admin állít</w:t>
+      </w:r>
+      <w:r>
+        <w:rPr>
+          <w:lang w:eastAsia="hu-HU"/>
+        </w:rPr>
+        <w:t>hatja</w:t>
+      </w:r>
+      <w:r>
+        <w:rPr>
+          <w:lang w:eastAsia="hu-HU"/>
+        </w:rPr>
+        <w:t xml:space="preserve"> be </w:t>
+      </w:r>
+      <w:r>
+        <w:rPr>
+          <w:lang w:eastAsia="hu-HU"/>
+        </w:rPr>
+        <w:t>a megfelelő dokumentum benyújtása után.</w:t>
+      </w:r>
+    </w:p>
+    <w:p>
+      <w:pPr>
+        <w:rPr>
+          <w:lang w:eastAsia="hu-HU"/>
+        </w:rPr>
+      </w:pPr>
+      <w:r>
+        <w:rPr>
+          <w:lang w:eastAsia="hu-HU"/>
+        </w:rPr>
+        <w:t>Van egy dokumentum feltöltő rész, ahol a felhasználó elbírálásra küldheti a cukormentes érkezésre és a kedvezményes érkezésre feljogosító dokumentumait az adminnak.</w:t>
       </w:r>
     </w:p>
     <w:p>
       <w:pPr>
         <w:pStyle w:val="Cmsor3"/>
-      </w:pPr>
-      <w:bookmarkStart w:id="97" w:name="_Toc227745255"/>
-      <w:r>
-        <w:t>Felhasználói fiók</w:t>
-      </w:r>
-      <w:bookmarkEnd w:id="97"/>
+        <w:rPr>
+          <w:lang w:eastAsia="hu-HU"/>
+        </w:rPr>
+      </w:pPr>
+      <w:bookmarkStart w:id="102" w:name="_Toc227748736"/>
+      <w:r>
+        <w:rPr>
+          <w:lang w:eastAsia="hu-HU"/>
+        </w:rPr>
+        <w:t>Konyhai fiók</w:t>
+      </w:r>
+      <w:bookmarkEnd w:id="102"/>
     </w:p>
     <w:p>
       <w:pPr>
         <w:pStyle w:val="Cmsor4"/>
-      </w:pPr>
-      <w:bookmarkStart w:id="98" w:name="_Toc227745256"/>
-      <w:r>
-        <w:t>Menük megtekintése</w:t>
-      </w:r>
-      <w:bookmarkEnd w:id="98"/>
-    </w:p>
-    <w:p>
+        <w:rPr>
+          <w:lang w:eastAsia="hu-HU"/>
+        </w:rPr>
+      </w:pPr>
+      <w:bookmarkStart w:id="103" w:name="_Toc227748737"/>
+      <w:r>
+        <w:rPr>
+          <w:lang w:eastAsia="hu-HU"/>
+        </w:rPr>
+        <w:t>Ételek kezelése</w:t>
+      </w:r>
+      <w:bookmarkEnd w:id="103"/>
+    </w:p>
+    <w:p>
+      <w:pPr>
+        <w:rPr>
+          <w:lang w:eastAsia="hu-HU"/>
+        </w:rPr>
+      </w:pPr>
+      <w:r>
+        <w:rPr>
+          <w:lang w:eastAsia="hu-HU"/>
+        </w:rPr>
+        <w:t>Itt tudja az ételeket szerkeszteni, törölni és új ételeket hozzáadni az étkeztető fél. Az új éte</w:t>
+      </w:r>
+      <w:r>
+        <w:rPr>
+          <w:lang w:eastAsia="hu-HU"/>
+        </w:rPr>
+        <w:t>l</w:t>
+      </w:r>
+      <w:r>
+        <w:rPr>
+          <w:lang w:eastAsia="hu-HU"/>
+        </w:rPr>
+        <w:t xml:space="preserve"> beviteli mezői tartalmazzák a következőket:</w:t>
+      </w:r>
+    </w:p>
+    <w:p>
+      <w:pPr>
+        <w:pStyle w:val="Nincstrkz"/>
+      </w:pPr>
+      <w:r>
+        <w:t>É</w:t>
+      </w:r>
+      <w:r>
+        <w:t>tel neve</w:t>
+      </w:r>
+    </w:p>
+    <w:p>
+      <w:pPr>
+        <w:pStyle w:val="Nincstrkz"/>
+      </w:pPr>
+      <w:r>
+        <w:t>K</w:t>
+      </w:r>
+      <w:r>
+        <w:t>ategória</w:t>
+      </w:r>
+      <w:r>
+        <w:t xml:space="preserve"> – leves, főétel, egyéb</w:t>
+      </w:r>
+    </w:p>
+    <w:p>
+      <w:pPr>
+        <w:pStyle w:val="Nincstrkz"/>
+      </w:pPr>
       <w:r>
         <w:lastRenderedPageBreak/>
-        <w:t xml:space="preserve">A felhasználónak van lehetősége napi és heti bontásban is megtekinteni a menüket. </w:t>
-      </w:r>
-    </w:p>
-    <w:p>
-      <w:pPr>
-        <w:pStyle w:val="Cmsor4"/>
-      </w:pPr>
-      <w:bookmarkStart w:id="99" w:name="_Toc227745257"/>
-      <w:r>
-        <w:t>Ételek listája</w:t>
-      </w:r>
-      <w:bookmarkEnd w:id="99"/>
-    </w:p>
-    <w:p>
-      <w:r>
-        <w:t xml:space="preserve">A megfelelő tájékozottság érdekében a felhasználó megtekintheti az ételek listáját, akár kategóriákra bontva: főétel, leves, egyéb. Minden ételnél megtalálhatóak a tápérték információk, az allergén információk és az összetevők hozzávetőlegesen egy adagra lebontva. </w:t>
-      </w:r>
-    </w:p>
-    <w:p>
-      <w:pPr>
-        <w:pStyle w:val="Cmsor4"/>
-      </w:pPr>
-      <w:bookmarkStart w:id="100" w:name="_Toc227745258"/>
-      <w:r>
-        <w:t>S</w:t>
-      </w:r>
-      <w:r>
-        <w:t>zemélyes</w:t>
-      </w:r>
-      <w:r>
-        <w:t xml:space="preserve"> rendelések</w:t>
-      </w:r>
-      <w:bookmarkEnd w:id="100"/>
-    </w:p>
-    <w:p>
-      <w:r>
-        <w:t xml:space="preserve">A rendelés fülre kattintva a navigációs sávban, az oldalon megjelenik egy táblázat amiben a következők szerepelnek: </w:t>
-      </w:r>
-    </w:p>
-    <w:p>
-      <w:pPr>
-        <w:pStyle w:val="Nincstrkz"/>
-      </w:pPr>
-      <w:r>
-        <w:t>A rendelés napja (</w:t>
-      </w:r>
-      <w:r>
-        <w:t>hónap, nap</w:t>
-      </w:r>
-      <w:r>
-        <w:t>)</w:t>
-      </w:r>
-    </w:p>
-    <w:p>
-      <w:pPr>
-        <w:pStyle w:val="Nincstrkz"/>
-      </w:pPr>
-      <w:r>
-        <w:t>Leves</w:t>
-      </w:r>
-    </w:p>
-    <w:p>
-      <w:pPr>
-        <w:pStyle w:val="Nincstrkz"/>
-      </w:pPr>
-      <w:r>
-        <w:t xml:space="preserve">A opció </w:t>
-      </w:r>
-    </w:p>
-    <w:p>
-      <w:pPr>
-        <w:pStyle w:val="Nincstrkz"/>
-      </w:pPr>
-      <w:r>
-        <w:t xml:space="preserve">B opció </w:t>
-      </w:r>
-    </w:p>
-    <w:p>
-      <w:pPr>
-        <w:pStyle w:val="Nincstrkz"/>
-      </w:pPr>
-      <w:r>
-        <w:t>A felhasználó által kiválasztott opció (A/B gombok)</w:t>
-      </w:r>
-    </w:p>
-    <w:p>
-      <w:pPr>
-        <w:pStyle w:val="Nincstrkz"/>
-      </w:pPr>
-      <w:r>
-        <w:t xml:space="preserve">Státusz – </w:t>
-      </w:r>
-      <w:r>
-        <w:t>r</w:t>
-      </w:r>
-      <w:r>
-        <w:t xml:space="preserve">endelve, </w:t>
-      </w:r>
-      <w:r>
-        <w:t>r</w:t>
-      </w:r>
-      <w:r>
-        <w:t xml:space="preserve">endelhető, </w:t>
-      </w:r>
-      <w:r>
-        <w:t>l</w:t>
-      </w:r>
-      <w:r>
-        <w:t>ejárt</w:t>
-      </w:r>
-    </w:p>
-    <w:p>
-      <w:pPr>
-        <w:pStyle w:val="Nincstrkz"/>
-      </w:pPr>
-      <w:r>
-        <w:t xml:space="preserve">Művelet – </w:t>
-      </w:r>
-      <w:r>
-        <w:t>r</w:t>
-      </w:r>
-      <w:r>
-        <w:t xml:space="preserve">endelés, </w:t>
-      </w:r>
-      <w:r>
-        <w:t>m</w:t>
-      </w:r>
-      <w:r>
-        <w:t>ódosítás,</w:t>
-      </w:r>
-      <w:r>
-        <w:t xml:space="preserve"> l</w:t>
-      </w:r>
-      <w:r>
-        <w:t>emondás</w:t>
-      </w:r>
-    </w:p>
-    <w:p>
-      <w:r>
-        <w:t>Rendelni csak akkor tud a felhasználó, ha előtte kiválasztja az egyik opciót. Rendelés után van lehet</w:t>
-      </w:r>
-      <w:r>
-        <w:t>ősége ezt módosítani, akár lemondani. Ezek a műveletek csak akkor végezhetők el, ha a határidő még nem járt le. A határidő egy adott napra az előtte való munkanap 10 órakor jár le. Tehát ha egy hétfői napról van szó, akkor péntek délelőtt 10 óráig lehet leadni, módosítani, lemondani a rendelést.</w:t>
-      </w:r>
-    </w:p>
-    <w:p>
-      <w:r>
-        <w:t>Ha az adott felhasználó profilján</w:t>
-      </w:r>
-      <w:r>
-        <w:t xml:space="preserve"> </w:t>
-      </w:r>
-      <w:r>
-        <w:t>be van állítva</w:t>
-      </w:r>
-      <w:r>
-        <w:t>, hogy</w:t>
-      </w:r>
-      <w:r>
-        <w:t xml:space="preserve"> cukorbeteg</w:t>
-      </w:r>
-      <w:r>
-        <w:t xml:space="preserve">, akkor csak az A opciót tudja megrendelni, hiszen a konyha úgy készítik és tervezik az ételeket, hogy az A opcióból fogják elkészíteni a cukormentes változatot. </w:t>
-      </w:r>
-    </w:p>
-    <w:p>
-      <w:r>
-        <w:t>Több napra egyszerre nem lehet rendelni</w:t>
-      </w:r>
-      <w:r>
-        <w:t>, mert minden napra külön ki kell választani hogy az illető melyik opciót szeretné később elfogyasztani.</w:t>
-      </w:r>
-    </w:p>
-    <w:p>
-      <w:pPr>
-        <w:ind w:left="720"/>
-      </w:pPr>
-      <w:r>
-        <w:t>Ha a felhasználó</w:t>
-      </w:r>
-      <w:r>
-        <w:t>nak</w:t>
-      </w:r>
-      <w:r>
-        <w:t xml:space="preserve"> valamely allergén érzékeny</w:t>
-      </w:r>
-      <w:r>
-        <w:t>ség be van állítva</w:t>
-      </w:r>
-      <w:r>
-        <w:t xml:space="preserve">, és az adott étel tartalmazza azt, az étel neve mellett egy </w:t>
-      </w:r>
-      <w:r>
-        <w:rPr>
-          <w:rFonts w:ascii="Segoe UI Emoji" w:hAnsi="Segoe UI Emoji" w:cs="Segoe UI Emoji"/>
-        </w:rPr>
-        <w:t>⚠</w:t>
-      </w:r>
-      <w:r>
-        <w:t>️ ikon jelenik megAz ikon fölé húzva az egérmutatót, megjelenik: "Allergén figyelmeztetés!"</w:t>
-      </w:r>
-    </w:p>
-    <w:p>
-      <w:pPr>
-        <w:pStyle w:val="Cmsor4"/>
-      </w:pPr>
-      <w:bookmarkStart w:id="101" w:name="_Toc227745259"/>
-      <w:r>
-        <w:t>S</w:t>
-      </w:r>
-      <w:r>
-        <w:t>zemélyes</w:t>
-      </w:r>
-      <w:r>
-        <w:t xml:space="preserve"> számlák</w:t>
-      </w:r>
-      <w:bookmarkEnd w:id="101"/>
-    </w:p>
-    <w:p>
-      <w:r>
-        <w:t xml:space="preserve">A számlák csak akkor jelennek meg egy adott hónapban, ha az adminisztrátor legenerálja azokat. Generálás után a felhasználók automatikusan </w:t>
-      </w:r>
-      <w:r>
-        <w:t>megkapják a rájuk szabott számlát melyben szerepel</w:t>
-      </w:r>
-      <w:r>
-        <w:t>nek a következők:</w:t>
-      </w:r>
-    </w:p>
-    <w:p>
-      <w:pPr>
-        <w:pStyle w:val="Nincstrkz"/>
-      </w:pPr>
-      <w:r>
-        <w:lastRenderedPageBreak/>
-        <w:t xml:space="preserve">Számlaszám – </w:t>
-      </w:r>
-      <w:r>
-        <w:t>e</w:t>
-      </w:r>
-      <w:r>
-        <w:t>gyedi, automatikusan generált számlaszám</w:t>
-      </w:r>
-    </w:p>
-    <w:p>
-      <w:pPr>
-        <w:pStyle w:val="Nincstrkz"/>
-      </w:pPr>
-      <w:r>
-        <w:t>A számla kiállításának dátuma</w:t>
-      </w:r>
-    </w:p>
-    <w:p>
-      <w:pPr>
-        <w:pStyle w:val="Nincstrkz"/>
-      </w:pPr>
-      <w:r>
-        <w:t>A befizetés határideje</w:t>
-      </w:r>
-    </w:p>
-    <w:p>
-      <w:pPr>
-        <w:pStyle w:val="Nincstrkz"/>
-      </w:pPr>
-      <w:r>
-        <w:t xml:space="preserve">A fizetendő bruttó összeg </w:t>
-      </w:r>
-    </w:p>
-    <w:p>
-      <w:pPr>
-        <w:pStyle w:val="Nincstrkz"/>
-      </w:pPr>
-      <w:r>
-        <w:t xml:space="preserve">Státusz – </w:t>
-      </w:r>
-      <w:r>
-        <w:t>g</w:t>
-      </w:r>
-      <w:r>
-        <w:t xml:space="preserve">enerálva, </w:t>
-      </w:r>
-      <w:r>
-        <w:t>f</w:t>
-      </w:r>
-      <w:r>
-        <w:t>izetve</w:t>
-      </w:r>
-    </w:p>
-    <w:p>
-      <w:pPr>
-        <w:pStyle w:val="Nincstrkz"/>
-      </w:pPr>
-      <w:r>
-        <w:t xml:space="preserve">Műveletek – </w:t>
-      </w:r>
-      <w:r>
-        <w:t>r</w:t>
-      </w:r>
-      <w:r>
-        <w:t>észletek, PDF letöltés</w:t>
-      </w:r>
-    </w:p>
-    <w:p>
-      <w:pPr>
-        <w:ind w:left="1560"/>
-      </w:pPr>
-      <w:r>
-        <w:t>Az oldalon is meg lehet tekinteni</w:t>
-      </w:r>
-      <w:r>
-        <w:t xml:space="preserve"> a számlát</w:t>
-      </w:r>
-      <w:r>
-        <w:t>, de akár PDF formátumban is letölthető.</w:t>
-      </w:r>
-    </w:p>
-    <w:p>
-      <w:r>
-        <w:t>Ha az admin fizetettre állítja a számla státuszát, akkor a felhasználó is látja ezt, így követni tudja mely számlákat fizette be, melyek várnak a be</w:t>
-      </w:r>
-      <w:r>
-        <w:t>f</w:t>
-      </w:r>
-      <w:r>
-        <w:t xml:space="preserve">izetésre. </w:t>
-      </w:r>
-    </w:p>
-    <w:p>
-      <w:pPr>
-        <w:pStyle w:val="Cmsor4"/>
-      </w:pPr>
-      <w:bookmarkStart w:id="102" w:name="_Toc227745260"/>
-      <w:r>
-        <w:t>Profil megtekintése</w:t>
-      </w:r>
-      <w:bookmarkEnd w:id="102"/>
-    </w:p>
-    <w:p>
-      <w:r>
-        <w:t>Személyes adatok (csak megtekinthető, nem szerkeszthető):</w:t>
-      </w:r>
-    </w:p>
-    <w:p>
-      <w:pPr>
-        <w:pStyle w:val="Nincstrkz"/>
-      </w:pPr>
-      <w:r>
-        <w:t>Vezetéknév</w:t>
-      </w:r>
-    </w:p>
-    <w:p>
-      <w:pPr>
-        <w:pStyle w:val="Nincstrkz"/>
-      </w:pPr>
-      <w:r>
-        <w:t>Keresztnév</w:t>
-      </w:r>
-    </w:p>
-    <w:p>
-      <w:pPr>
-        <w:pStyle w:val="Nincstrkz"/>
-      </w:pPr>
-      <w:r>
-        <w:t>Középső név</w:t>
-      </w:r>
-    </w:p>
-    <w:p>
-      <w:pPr>
-        <w:pStyle w:val="Nincstrkz"/>
-      </w:pPr>
-      <w:r>
-        <w:t>Email cím</w:t>
-      </w:r>
-    </w:p>
-    <w:p>
-      <w:r>
-        <w:t>Cím szerkesztése</w:t>
-      </w:r>
-      <w:r>
-        <w:t>:</w:t>
-      </w:r>
-    </w:p>
-    <w:p>
-      <w:pPr>
-        <w:pStyle w:val="Nincstrkz"/>
-      </w:pPr>
-      <w:r>
-        <w:t>Megye (legördülő lista)</w:t>
-      </w:r>
-    </w:p>
-    <w:p>
-      <w:pPr>
-        <w:pStyle w:val="Nincstrkz"/>
-      </w:pPr>
-      <w:r>
-        <w:t>Város (a kiválasztott megyéhez tartozó városok)</w:t>
-      </w:r>
-    </w:p>
-    <w:p>
-      <w:pPr>
-        <w:pStyle w:val="Nincstrkz"/>
-      </w:pPr>
-      <w:r>
-        <w:t>Lakcím (utca, házszám)</w:t>
-      </w:r>
-    </w:p>
-    <w:p>
-      <w:pPr>
-        <w:rPr>
-          <w:lang w:eastAsia="hu-HU"/>
-        </w:rPr>
-      </w:pPr>
-      <w:r>
-        <w:rPr>
-          <w:lang w:eastAsia="hu-HU"/>
-        </w:rPr>
-        <w:t>Az egészségügyi szempontokat figyelembe véve, a felhasználónak van lehetősége, hogy bejelölje saját magának, hogy milyen étel allergiái vannak. Ez azért lényeges, mert a rendszer figyelmezteti a felhasználót rendelés közben, hogy mely ételekben találhatóak meg a választott allergének.</w:t>
-      </w:r>
-      <w:r>
-        <w:rPr>
-          <w:lang w:eastAsia="hu-HU"/>
-        </w:rPr>
-        <w:t xml:space="preserve"> </w:t>
-      </w:r>
-      <w:r>
-        <w:rPr>
-          <w:lang w:eastAsia="hu-HU"/>
-        </w:rPr>
-        <w:t xml:space="preserve">Efelett van egy </w:t>
-      </w:r>
-      <w:r>
-        <w:rPr>
-          <w:lang w:eastAsia="hu-HU"/>
-        </w:rPr>
-        <w:t>"Cukorbeteg vagyok" checkbox</w:t>
-      </w:r>
-      <w:r>
-        <w:rPr>
-          <w:lang w:eastAsia="hu-HU"/>
-        </w:rPr>
-        <w:t xml:space="preserve">, ami </w:t>
-      </w:r>
-      <w:r>
-        <w:rPr>
-          <w:lang w:eastAsia="hu-HU"/>
-        </w:rPr>
-        <w:t>csak megtekinthető</w:t>
-      </w:r>
-      <w:r>
-        <w:rPr>
-          <w:lang w:eastAsia="hu-HU"/>
-        </w:rPr>
-        <w:t xml:space="preserve"> és csak </w:t>
-      </w:r>
-      <w:r>
-        <w:rPr>
-          <w:lang w:eastAsia="hu-HU"/>
-        </w:rPr>
-        <w:t>az admin állít</w:t>
-      </w:r>
-      <w:r>
-        <w:rPr>
-          <w:lang w:eastAsia="hu-HU"/>
-        </w:rPr>
-        <w:t>hatja</w:t>
-      </w:r>
-      <w:r>
-        <w:rPr>
-          <w:lang w:eastAsia="hu-HU"/>
-        </w:rPr>
-        <w:t xml:space="preserve"> be </w:t>
-      </w:r>
-      <w:r>
-        <w:rPr>
-          <w:lang w:eastAsia="hu-HU"/>
-        </w:rPr>
-        <w:t>a megfelelő dokumentum benyújtása után.</w:t>
-      </w:r>
-    </w:p>
-    <w:p>
-      <w:pPr>
-        <w:rPr>
-          <w:lang w:eastAsia="hu-HU"/>
-        </w:rPr>
-      </w:pPr>
-      <w:r>
-        <w:rPr>
-          <w:lang w:eastAsia="hu-HU"/>
-        </w:rPr>
-        <w:t>Van egy dokumentum feltöltő rész, ahol a felhasználó elbírálásra küldheti a cukormentes érkezésre és a kedvezményes érkezésre feljogosító dokumentumait az adminnak.</w:t>
-      </w:r>
-    </w:p>
-    <w:p>
-      <w:pPr>
-        <w:pStyle w:val="Cmsor3"/>
-        <w:rPr>
-          <w:lang w:eastAsia="hu-HU"/>
-        </w:rPr>
-      </w:pPr>
-      <w:bookmarkStart w:id="103" w:name="_Toc227745261"/>
-      <w:r>
-        <w:rPr>
-          <w:lang w:eastAsia="hu-HU"/>
-        </w:rPr>
-        <w:t>Konyhai fiók</w:t>
-      </w:r>
-      <w:bookmarkEnd w:id="103"/>
-    </w:p>
-    <w:p>
-      <w:pPr>
-        <w:pStyle w:val="Cmsor4"/>
-        <w:rPr>
-          <w:lang w:eastAsia="hu-HU"/>
-        </w:rPr>
-      </w:pPr>
-      <w:bookmarkStart w:id="104" w:name="_Toc227745262"/>
-      <w:r>
-        <w:rPr>
-          <w:lang w:eastAsia="hu-HU"/>
-        </w:rPr>
-        <w:t>Ételek kezelése</w:t>
-      </w:r>
-      <w:bookmarkEnd w:id="104"/>
-    </w:p>
-    <w:p>
-      <w:pPr>
-        <w:rPr>
-          <w:lang w:eastAsia="hu-HU"/>
-        </w:rPr>
-      </w:pPr>
-      <w:r>
-        <w:rPr>
-          <w:lang w:eastAsia="hu-HU"/>
-        </w:rPr>
-        <w:t>Itt tudja az ételeket szerkeszteni, törölni és új ételeket hozzáadni az étkeztető fél. Az új éte</w:t>
-      </w:r>
-      <w:r>
-        <w:rPr>
-          <w:lang w:eastAsia="hu-HU"/>
-        </w:rPr>
-        <w:t>l</w:t>
-      </w:r>
-      <w:r>
-        <w:rPr>
-          <w:lang w:eastAsia="hu-HU"/>
-        </w:rPr>
-        <w:t xml:space="preserve"> beviteli mezői tartalmazzák a következőket:</w:t>
-      </w:r>
-    </w:p>
-    <w:p>
-      <w:pPr>
-        <w:pStyle w:val="Nincstrkz"/>
-      </w:pPr>
-      <w:r>
-        <w:t>É</w:t>
-      </w:r>
-      <w:r>
-        <w:t>tel neve</w:t>
-      </w:r>
-    </w:p>
-    <w:p>
-      <w:pPr>
-        <w:pStyle w:val="Nincstrkz"/>
-      </w:pPr>
-      <w:r>
-        <w:lastRenderedPageBreak/>
-        <w:t>K</w:t>
-      </w:r>
-      <w:r>
-        <w:t>ategória</w:t>
-      </w:r>
-      <w:r>
-        <w:t xml:space="preserve"> – leves, főétel, egyéb</w:t>
-      </w:r>
-    </w:p>
-    <w:p>
-      <w:pPr>
-        <w:pStyle w:val="Nincstrkz"/>
-      </w:pPr>
-      <w:r>
         <w:t>L</w:t>
       </w:r>
       <w:r>
@@ -11818,14 +12044,14 @@
           <w:lang w:eastAsia="hu-HU"/>
         </w:rPr>
       </w:pPr>
-      <w:bookmarkStart w:id="105" w:name="_Toc227745263"/>
+      <w:bookmarkStart w:id="104" w:name="_Toc227748738"/>
       <w:r>
         <w:rPr>
           <w:lang w:eastAsia="hu-HU"/>
         </w:rPr>
         <w:t>Összetevők kezelése</w:t>
       </w:r>
-      <w:bookmarkEnd w:id="105"/>
+      <w:bookmarkEnd w:id="104"/>
     </w:p>
     <w:p>
       <w:pPr>
@@ -11990,7 +12216,7 @@
           <w:lang w:eastAsia="hu-HU"/>
         </w:rPr>
       </w:pPr>
-      <w:bookmarkStart w:id="106" w:name="_Toc227745264"/>
+      <w:bookmarkStart w:id="105" w:name="_Toc227748739"/>
       <w:r>
         <w:rPr>
           <w:lang w:eastAsia="hu-HU"/>
@@ -12003,6 +12229,170 @@
         </w:rPr>
         <w:t>k kezelése</w:t>
       </w:r>
+      <w:bookmarkEnd w:id="105"/>
+    </w:p>
+    <w:p>
+      <w:pPr>
+        <w:rPr>
+          <w:lang w:eastAsia="hu-HU"/>
+        </w:rPr>
+      </w:pPr>
+      <w:r>
+        <w:rPr>
+          <w:lang w:eastAsia="hu-HU"/>
+        </w:rPr>
+        <w:t>A konyha állítja össze a menüket, melyek tartalmazzák</w:t>
+      </w:r>
+      <w:r>
+        <w:rPr>
+          <w:lang w:eastAsia="hu-HU"/>
+        </w:rPr>
+        <w:t xml:space="preserve"> a levest és</w:t>
+      </w:r>
+      <w:r>
+        <w:rPr>
+          <w:lang w:eastAsia="hu-HU"/>
+        </w:rPr>
+        <w:t xml:space="preserve"> a választható opciókat</w:t>
+      </w:r>
+      <w:r>
+        <w:rPr>
+          <w:lang w:eastAsia="hu-HU"/>
+        </w:rPr>
+        <w:t xml:space="preserve"> (</w:t>
+      </w:r>
+      <w:r>
+        <w:rPr>
+          <w:lang w:eastAsia="hu-HU"/>
+        </w:rPr>
+        <w:t>„A”</w:t>
+      </w:r>
+      <w:r>
+        <w:rPr>
+          <w:lang w:eastAsia="hu-HU"/>
+        </w:rPr>
+        <w:t xml:space="preserve"> vagy</w:t>
+      </w:r>
+      <w:r>
+        <w:rPr>
+          <w:lang w:eastAsia="hu-HU"/>
+        </w:rPr>
+        <w:t xml:space="preserve"> „B</w:t>
+      </w:r>
+      <w:r>
+        <w:rPr>
+          <w:lang w:eastAsia="hu-HU"/>
+        </w:rPr>
+        <w:t xml:space="preserve">”). A már elkészített és feltöltött menüket szabadon lehet szerkeszteni mindaddig, amíg nem érkezik rá </w:t>
+      </w:r>
+      <w:r>
+        <w:rPr>
+          <w:lang w:eastAsia="hu-HU"/>
+        </w:rPr>
+        <w:lastRenderedPageBreak/>
+        <w:t>megrendelés. Így a felhasználó nem érzi magát véletlenül sem becsapva, hogy miután megrendelte megváltozik a menü, mert ez nem történhet meg.</w:t>
+      </w:r>
+    </w:p>
+    <w:p>
+      <w:pPr>
+        <w:rPr>
+          <w:lang w:eastAsia="hu-HU"/>
+        </w:rPr>
+      </w:pPr>
+      <w:r>
+        <w:rPr>
+          <w:lang w:eastAsia="hu-HU"/>
+        </w:rPr>
+        <w:t>A kiválasztott hónap menüi táblázatos formában jelennek meg:</w:t>
+      </w:r>
+    </w:p>
+    <w:p>
+      <w:pPr>
+        <w:pStyle w:val="Nincstrkz"/>
+      </w:pPr>
+      <w:r>
+        <w:t xml:space="preserve">A menü napja </w:t>
+      </w:r>
+    </w:p>
+    <w:p>
+      <w:pPr>
+        <w:pStyle w:val="Nincstrkz"/>
+      </w:pPr>
+      <w:r>
+        <w:t>Leves </w:t>
+      </w:r>
+    </w:p>
+    <w:p>
+      <w:pPr>
+        <w:pStyle w:val="Nincstrkz"/>
+      </w:pPr>
+      <w:r>
+        <w:t>A opció </w:t>
+      </w:r>
+    </w:p>
+    <w:p>
+      <w:pPr>
+        <w:pStyle w:val="Nincstrkz"/>
+      </w:pPr>
+      <w:r>
+        <w:t>B opció </w:t>
+      </w:r>
+    </w:p>
+    <w:p>
+      <w:pPr>
+        <w:pStyle w:val="Nincstrkz"/>
+      </w:pPr>
+      <w:r>
+        <w:t xml:space="preserve">Egyéb – </w:t>
+      </w:r>
+      <w:r>
+        <w:t xml:space="preserve">kiegészítő étel, általában gyümölcs/savanyúság </w:t>
+      </w:r>
+      <w:r>
+        <w:t>(opcionális)</w:t>
+      </w:r>
+    </w:p>
+    <w:p>
+      <w:pPr>
+        <w:pStyle w:val="Nincstrkz"/>
+      </w:pPr>
+      <w:r>
+        <w:t xml:space="preserve">Műveletek – </w:t>
+      </w:r>
+      <w:r>
+        <w:t>s</w:t>
+      </w:r>
+      <w:r>
+        <w:t xml:space="preserve">zerkesztés, </w:t>
+      </w:r>
+      <w:r>
+        <w:t>t</w:t>
+      </w:r>
+      <w:r>
+        <w:t>örlés</w:t>
+      </w:r>
+    </w:p>
+    <w:p>
+      <w:pPr>
+        <w:rPr>
+          <w:lang w:eastAsia="hu-HU"/>
+        </w:rPr>
+      </w:pPr>
+    </w:p>
+    <w:p>
+      <w:pPr>
+        <w:pStyle w:val="Cmsor4"/>
+        <w:rPr>
+          <w:lang w:eastAsia="hu-HU"/>
+        </w:rPr>
+      </w:pPr>
+      <w:bookmarkStart w:id="106" w:name="_Toc227748740"/>
+      <w:r>
+        <w:rPr>
+          <w:lang w:eastAsia="hu-HU"/>
+        </w:rPr>
+        <w:t>Rendelések kezelése</w:t>
+      </w:r>
       <w:bookmarkEnd w:id="106"/>
     </w:p>
     <w:p>
@@ -12015,456 +12405,241 @@
         <w:rPr>
           <w:lang w:eastAsia="hu-HU"/>
         </w:rPr>
-        <w:t>A konyha állítja össze a menüket, melyek tartalmazzák</w:t>
+        <w:t>Alapértelmezetten az aktuális nap rendeléseit mutatja a rendszer. A dátumválasztóval más nap is kiválasztható</w:t>
       </w:r>
       <w:r>
         <w:rPr>
           <w:lang w:eastAsia="hu-HU"/>
         </w:rPr>
-        <w:t xml:space="preserve"> a levest és</w:t>
+        <w:t xml:space="preserve">. Számon van tartva, hogy </w:t>
       </w:r>
       <w:r>
         <w:rPr>
           <w:lang w:eastAsia="hu-HU"/>
         </w:rPr>
-        <w:t xml:space="preserve"> a választható opciókat</w:t>
+        <w:t xml:space="preserve">hány főre kell főzniük az adott ételből. A cukormentes </w:t>
       </w:r>
       <w:r>
         <w:rPr>
           <w:lang w:eastAsia="hu-HU"/>
         </w:rPr>
-        <w:t xml:space="preserve"> (</w:t>
+        <w:t xml:space="preserve"> verzió az „</w:t>
       </w:r>
       <w:r>
         <w:rPr>
           <w:lang w:eastAsia="hu-HU"/>
         </w:rPr>
-        <w:t>„A”</w:t>
+        <w:t>A</w:t>
       </w:r>
       <w:r>
         <w:rPr>
           <w:lang w:eastAsia="hu-HU"/>
         </w:rPr>
-        <w:t xml:space="preserve"> vagy</w:t>
+        <w:t>”</w:t>
       </w:r>
       <w:r>
         <w:rPr>
           <w:lang w:eastAsia="hu-HU"/>
         </w:rPr>
-        <w:t xml:space="preserve"> „B</w:t>
+        <w:t xml:space="preserve"> opció</w:t>
       </w:r>
       <w:r>
         <w:rPr>
           <w:lang w:eastAsia="hu-HU"/>
         </w:rPr>
-        <w:t xml:space="preserve">”). A már elkészített és feltöltött </w:t>
+        <w:t>ból</w:t>
       </w:r>
       <w:r>
         <w:rPr>
           <w:lang w:eastAsia="hu-HU"/>
         </w:rPr>
+        <w:t xml:space="preserve"> külön van számítva</w:t>
+      </w:r>
+      <w:r>
+        <w:rPr>
+          <w:lang w:eastAsia="hu-HU"/>
+        </w:rPr>
+        <w:t xml:space="preserve"> az egyszerűség kedvéért.</w:t>
+      </w:r>
+    </w:p>
+    <w:p>
+      <w:pPr>
+        <w:pStyle w:val="Cmsor4"/>
+        <w:rPr>
+          <w:lang w:eastAsia="hu-HU"/>
+        </w:rPr>
+      </w:pPr>
+      <w:bookmarkStart w:id="107" w:name="_Toc227748741"/>
+      <w:r>
+        <w:rPr>
+          <w:lang w:eastAsia="hu-HU"/>
+        </w:rPr>
+        <w:t>Ebédeltetés</w:t>
+      </w:r>
+      <w:bookmarkEnd w:id="107"/>
+    </w:p>
+    <w:p>
+      <w:pPr>
+        <w:rPr>
+          <w:lang w:eastAsia="hu-HU"/>
+        </w:rPr>
+      </w:pPr>
+      <w:r>
+        <w:rPr>
+          <w:lang w:eastAsia="hu-HU"/>
+        </w:rPr>
+        <w:t>A kártya leolvasáshoz készült ez a rész. Itt lehet ellenőrizni, hogy aki a leolvasóhoz érinti a kártyáját az kaphat-e ebédet, és ha igen, akkor pontosan melyik opciót veheti el.</w:t>
+      </w:r>
+    </w:p>
+    <w:p>
+      <w:pPr>
+        <w:rPr>
+          <w:lang w:eastAsia="hu-HU"/>
+        </w:rPr>
+      </w:pPr>
+      <w:r>
+        <w:rPr>
+          <w:lang w:eastAsia="hu-HU"/>
+        </w:rPr>
+        <w:t>Ha valaki egy nap másodszor is akarja használni a kártyáját, akkor a rendszer ezt érzékeli, és elutasítja az üzenettel: Már evett.</w:t>
+      </w:r>
+    </w:p>
+    <w:p>
+      <w:pPr>
+        <w:pStyle w:val="Cmsor3"/>
+        <w:rPr>
+          <w:lang w:eastAsia="hu-HU"/>
+        </w:rPr>
+      </w:pPr>
+      <w:bookmarkStart w:id="108" w:name="_Toc227748742"/>
+      <w:r>
+        <w:rPr>
+          <w:lang w:eastAsia="hu-HU"/>
+        </w:rPr>
+        <w:t>Adminisztrátori fiók</w:t>
+      </w:r>
+      <w:bookmarkEnd w:id="108"/>
+    </w:p>
+    <w:p>
+      <w:pPr>
+        <w:pStyle w:val="Cmsor4"/>
+        <w:rPr>
+          <w:lang w:eastAsia="hu-HU"/>
+        </w:rPr>
+      </w:pPr>
+      <w:bookmarkStart w:id="109" w:name="_Toc227748743"/>
+      <w:r>
+        <w:rPr>
+          <w:lang w:eastAsia="hu-HU"/>
+        </w:rPr>
+        <w:t>Felhasználók kezelése</w:t>
+      </w:r>
+      <w:bookmarkEnd w:id="109"/>
+    </w:p>
+    <w:p>
+      <w:pPr>
+        <w:rPr>
+          <w:lang w:eastAsia="hu-HU"/>
+        </w:rPr>
+      </w:pPr>
+      <w:r>
+        <w:rPr>
+          <w:lang w:eastAsia="hu-HU"/>
+        </w:rPr>
+        <w:t>A felhasználókezelő felület az adminisztrátor számára biztosít átfogó eszközöket a rendszerben regisztrált felhasználók nyilvántartására, módosítására és státuszuk kezelésére.</w:t>
+      </w:r>
+    </w:p>
+    <w:p>
+      <w:pPr>
+        <w:rPr>
+          <w:lang w:eastAsia="hu-HU"/>
+        </w:rPr>
+      </w:pPr>
+      <w:r>
+        <w:rPr>
+          <w:lang w:eastAsia="hu-HU"/>
+        </w:rPr>
+        <w:t>A felhasználók megjelenítése egy áttekinthető táblázatban történik, amely a következő oszlopokat tartalmazza:</w:t>
+      </w:r>
+    </w:p>
+    <w:p>
+      <w:pPr>
+        <w:pStyle w:val="Nincstrkz"/>
+      </w:pPr>
+      <w:r>
+        <w:t xml:space="preserve">Jelölőnégyzet – </w:t>
+      </w:r>
+      <w:r>
+        <w:t>t</w:t>
+      </w:r>
+      <w:r>
+        <w:t>ömeges műveletek végrehajtásához (pl. több felhasználó egyidejű aktiválása/deaktiválása)</w:t>
+      </w:r>
+    </w:p>
+    <w:p>
+      <w:pPr>
+        <w:pStyle w:val="Nincstrkz"/>
+      </w:pPr>
+      <w:r>
+        <w:t>Teljes n</w:t>
+      </w:r>
+      <w:r>
+        <w:t xml:space="preserve">év </w:t>
+      </w:r>
+    </w:p>
+    <w:p>
+      <w:pPr>
+        <w:pStyle w:val="Nincstrkz"/>
+      </w:pPr>
+      <w:r>
+        <w:t xml:space="preserve">Email cím – </w:t>
+      </w:r>
+      <w:r>
+        <w:t>a</w:t>
+      </w:r>
+      <w:r>
+        <w:t xml:space="preserve"> felhasználó iskolai email címe</w:t>
+      </w:r>
+    </w:p>
+    <w:p>
+      <w:pPr>
+        <w:pStyle w:val="Nincstrkz"/>
+      </w:pPr>
+      <w:r>
+        <w:t>Szerepkör (tanuló, tanár, admin, konyha, dolgozó)</w:t>
+      </w:r>
+    </w:p>
+    <w:p>
+      <w:pPr>
+        <w:pStyle w:val="Nincstrkz"/>
+      </w:pPr>
+      <w:r>
+        <w:t>Státusz – a fiók aktuális állapota (Aktív, Inaktív, Felfüggesztett)</w:t>
+      </w:r>
+    </w:p>
+    <w:p>
+      <w:pPr>
+        <w:pStyle w:val="Nincstrkz"/>
+      </w:pPr>
+      <w:r>
+        <w:t>Regisztráció dátuma</w:t>
+      </w:r>
+    </w:p>
+    <w:p>
+      <w:pPr>
+        <w:pStyle w:val="Nincstrkz"/>
+      </w:pPr>
+      <w:r>
+        <w:t>Műveletek – szerkesztés, aktiválás/deaktiválás gombok</w:t>
+      </w:r>
+    </w:p>
+    <w:p>
+      <w:pPr>
+        <w:pStyle w:val="Nincstrkz"/>
+      </w:pPr>
+      <w:r>
         <w:lastRenderedPageBreak/>
-        <w:t>menüket szabadon lehet szerkeszteni mindaddig, amíg nem érkezik rá megrendelés. Így a felhasználó nem érzi magát véletlenül sem becsapva, hogy miután megrendelte megváltozik a menü, mert ez nem történhet meg.</w:t>
-      </w:r>
-    </w:p>
-    <w:p>
-      <w:pPr>
-        <w:rPr>
-          <w:lang w:eastAsia="hu-HU"/>
-        </w:rPr>
-      </w:pPr>
-      <w:r>
-        <w:rPr>
-          <w:lang w:eastAsia="hu-HU"/>
-        </w:rPr>
-        <w:t>A kiválasztott hónap menüi táblázatos formában jelennek meg:</w:t>
-      </w:r>
-    </w:p>
-    <w:p>
-      <w:pPr>
-        <w:pStyle w:val="Nincstrkz"/>
-      </w:pPr>
-      <w:r>
-        <w:t xml:space="preserve">A menü napja </w:t>
-      </w:r>
-    </w:p>
-    <w:p>
-      <w:pPr>
-        <w:pStyle w:val="Nincstrkz"/>
-      </w:pPr>
-      <w:r>
-        <w:t>Leves </w:t>
-      </w:r>
-    </w:p>
-    <w:p>
-      <w:pPr>
-        <w:pStyle w:val="Nincstrkz"/>
-      </w:pPr>
-      <w:r>
-        <w:t>A opció </w:t>
-      </w:r>
-    </w:p>
-    <w:p>
-      <w:pPr>
-        <w:pStyle w:val="Nincstrkz"/>
-      </w:pPr>
-      <w:r>
-        <w:t>B opció </w:t>
-      </w:r>
-    </w:p>
-    <w:p>
-      <w:pPr>
-        <w:pStyle w:val="Nincstrkz"/>
-      </w:pPr>
-      <w:r>
-        <w:t xml:space="preserve">Egyéb – </w:t>
-      </w:r>
-      <w:r>
-        <w:t xml:space="preserve">kiegészítő étel, általában gyümölcs/savanyúság </w:t>
-      </w:r>
-      <w:r>
-        <w:t>(opcionális)</w:t>
-      </w:r>
-    </w:p>
-    <w:p>
-      <w:pPr>
-        <w:pStyle w:val="Nincstrkz"/>
-      </w:pPr>
-      <w:r>
-        <w:t xml:space="preserve">Műveletek – </w:t>
-      </w:r>
-      <w:r>
-        <w:t>s</w:t>
-      </w:r>
-      <w:r>
-        <w:t xml:space="preserve">zerkesztés, </w:t>
-      </w:r>
-      <w:r>
-        <w:t>t</w:t>
-      </w:r>
-      <w:r>
-        <w:t>örlés</w:t>
-      </w:r>
-    </w:p>
-    <w:p>
-      <w:pPr>
-        <w:rPr>
-          <w:lang w:eastAsia="hu-HU"/>
-        </w:rPr>
-      </w:pPr>
-    </w:p>
-    <w:p>
-      <w:pPr>
-        <w:pStyle w:val="Cmsor4"/>
-        <w:rPr>
-          <w:lang w:eastAsia="hu-HU"/>
-        </w:rPr>
-      </w:pPr>
-      <w:bookmarkStart w:id="107" w:name="_Toc227745265"/>
-      <w:r>
-        <w:rPr>
-          <w:lang w:eastAsia="hu-HU"/>
-        </w:rPr>
-        <w:t>Rendelések kezelése</w:t>
-      </w:r>
-      <w:bookmarkEnd w:id="107"/>
-    </w:p>
-    <w:p>
-      <w:pPr>
-        <w:rPr>
-          <w:lang w:eastAsia="hu-HU"/>
-        </w:rPr>
-      </w:pPr>
-      <w:r>
-        <w:rPr>
-          <w:lang w:eastAsia="hu-HU"/>
-        </w:rPr>
-        <w:t>Alapértelmezetten az aktuális nap rendeléseit mutatja a rendszer. A dátumválasztóval más nap is kiválasztható</w:t>
-      </w:r>
-      <w:r>
-        <w:rPr>
-          <w:lang w:eastAsia="hu-HU"/>
-        </w:rPr>
-        <w:t xml:space="preserve">. Számon van tartva, hogy </w:t>
-      </w:r>
-      <w:r>
-        <w:rPr>
-          <w:lang w:eastAsia="hu-HU"/>
-        </w:rPr>
-        <w:t xml:space="preserve">hány főre kell főzniük az adott ételből. A cukormentes </w:t>
-      </w:r>
-      <w:r>
-        <w:rPr>
-          <w:lang w:eastAsia="hu-HU"/>
-        </w:rPr>
-        <w:t xml:space="preserve"> verzió az „</w:t>
-      </w:r>
-      <w:r>
-        <w:rPr>
-          <w:lang w:eastAsia="hu-HU"/>
-        </w:rPr>
-        <w:t>A</w:t>
-      </w:r>
-      <w:r>
-        <w:rPr>
-          <w:lang w:eastAsia="hu-HU"/>
-        </w:rPr>
-        <w:t>”</w:t>
-      </w:r>
-      <w:r>
-        <w:rPr>
-          <w:lang w:eastAsia="hu-HU"/>
-        </w:rPr>
-        <w:t xml:space="preserve"> opció</w:t>
-      </w:r>
-      <w:r>
-        <w:rPr>
-          <w:lang w:eastAsia="hu-HU"/>
-        </w:rPr>
-        <w:t>ból</w:t>
-      </w:r>
-      <w:r>
-        <w:rPr>
-          <w:lang w:eastAsia="hu-HU"/>
-        </w:rPr>
-        <w:t xml:space="preserve"> külön van számítva</w:t>
-      </w:r>
-      <w:r>
-        <w:rPr>
-          <w:lang w:eastAsia="hu-HU"/>
-        </w:rPr>
-        <w:t xml:space="preserve"> az egyszerűség kedvéért.</w:t>
-      </w:r>
-    </w:p>
-    <w:p>
-      <w:pPr>
-        <w:pStyle w:val="Cmsor4"/>
-        <w:rPr>
-          <w:lang w:eastAsia="hu-HU"/>
-        </w:rPr>
-      </w:pPr>
-      <w:bookmarkStart w:id="108" w:name="_Toc227745266"/>
-      <w:r>
-        <w:rPr>
-          <w:lang w:eastAsia="hu-HU"/>
-        </w:rPr>
-        <w:t>Ebédeltetés</w:t>
-      </w:r>
-      <w:bookmarkEnd w:id="108"/>
-    </w:p>
-    <w:p>
-      <w:pPr>
-        <w:rPr>
-          <w:lang w:eastAsia="hu-HU"/>
-        </w:rPr>
-      </w:pPr>
-      <w:r>
-        <w:rPr>
-          <w:lang w:eastAsia="hu-HU"/>
-        </w:rPr>
-        <w:t>A kártya leolvasáshoz készült ez a rész. Itt lehet ellenőrizni, hogy aki a leolvasóhoz érinti a kártyáját az kaphat-e ebédet, és ha igen, akkor pontosan melyik opciót veheti el.</w:t>
-      </w:r>
-    </w:p>
-    <w:p>
-      <w:pPr>
-        <w:rPr>
-          <w:lang w:eastAsia="hu-HU"/>
-        </w:rPr>
-      </w:pPr>
-      <w:r>
-        <w:rPr>
-          <w:lang w:eastAsia="hu-HU"/>
-        </w:rPr>
-        <w:t>Ha valaki egy nap másodszor is akarja használni a kártyáját, akkor a rendszer ezt érzékeli, és elutasítja az üzenettel: Már evett.</w:t>
-      </w:r>
-    </w:p>
-    <w:p>
-      <w:pPr>
-        <w:pStyle w:val="Cmsor3"/>
-        <w:rPr>
-          <w:lang w:eastAsia="hu-HU"/>
-        </w:rPr>
-      </w:pPr>
-      <w:bookmarkStart w:id="109" w:name="_Toc227745267"/>
-      <w:r>
-        <w:rPr>
-          <w:lang w:eastAsia="hu-HU"/>
-        </w:rPr>
-        <w:t>Adminisztrátori fiók</w:t>
-      </w:r>
-      <w:bookmarkEnd w:id="109"/>
-    </w:p>
-    <w:p>
-      <w:pPr>
-        <w:pStyle w:val="Cmsor4"/>
-        <w:rPr>
-          <w:lang w:eastAsia="hu-HU"/>
-        </w:rPr>
-      </w:pPr>
-      <w:bookmarkStart w:id="110" w:name="_Toc227745268"/>
-      <w:r>
-        <w:rPr>
-          <w:lang w:eastAsia="hu-HU"/>
-        </w:rPr>
-        <w:t>Felhasználók kezelése</w:t>
-      </w:r>
-      <w:bookmarkEnd w:id="110"/>
-    </w:p>
-    <w:p>
-      <w:pPr>
-        <w:rPr>
-          <w:lang w:eastAsia="hu-HU"/>
-        </w:rPr>
-      </w:pPr>
-      <w:r>
-        <w:rPr>
-          <w:lang w:eastAsia="hu-HU"/>
-        </w:rPr>
-        <w:t>A felhasználókezelő felület az adminisztrátor számára biztosít átfogó eszközöket a rendszerben regisztrált felhasználók nyilvántartására, módosítására és státuszuk kezelésére.</w:t>
-      </w:r>
-    </w:p>
-    <w:p>
-      <w:pPr>
-        <w:rPr>
-          <w:lang w:eastAsia="hu-HU"/>
-        </w:rPr>
-      </w:pPr>
-      <w:r>
-        <w:rPr>
-          <w:lang w:eastAsia="hu-HU"/>
-        </w:rPr>
-        <w:t>A felhasználók megjelenítése egy áttekinthető táblázatban történik, amely a következő oszlopokat tartalmazza:</w:t>
-      </w:r>
-    </w:p>
-    <w:p>
-      <w:pPr>
-        <w:pStyle w:val="Nincstrkz"/>
-      </w:pPr>
-      <w:r>
-        <w:t xml:space="preserve">Jelölőnégyzet – </w:t>
-      </w:r>
-      <w:r>
-        <w:t>t</w:t>
-      </w:r>
-      <w:r>
-        <w:t>ömeges műveletek végrehajtásához (pl. több felhasználó egyidejű aktiválása/deaktiválása)</w:t>
-      </w:r>
-    </w:p>
-    <w:p>
-      <w:pPr>
-        <w:pStyle w:val="Nincstrkz"/>
-      </w:pPr>
-      <w:r>
-        <w:t>Teljes n</w:t>
-      </w:r>
-      <w:r>
-        <w:t xml:space="preserve">év </w:t>
-      </w:r>
-    </w:p>
-    <w:p>
-      <w:pPr>
-        <w:pStyle w:val="Nincstrkz"/>
-      </w:pPr>
-      <w:r>
-        <w:t xml:space="preserve">Email cím – </w:t>
-      </w:r>
-      <w:r>
-        <w:t>a</w:t>
-      </w:r>
-      <w:r>
-        <w:t xml:space="preserve"> felhasználó iskolai email címe</w:t>
-      </w:r>
-    </w:p>
-    <w:p>
-      <w:pPr>
-        <w:pStyle w:val="Nincstrkz"/>
-      </w:pPr>
-      <w:r>
-        <w:t>Szerepkör</w:t>
-      </w:r>
-      <w:r>
-        <w:t xml:space="preserve"> </w:t>
-      </w:r>
-      <w:r>
-        <w:t>(</w:t>
-      </w:r>
-      <w:r>
-        <w:t>t</w:t>
-      </w:r>
-      <w:r>
-        <w:t xml:space="preserve">anuló, </w:t>
-      </w:r>
-      <w:r>
-        <w:t>t</w:t>
-      </w:r>
-      <w:r>
-        <w:t xml:space="preserve">anár, </w:t>
-      </w:r>
-      <w:r>
-        <w:t>a</w:t>
-      </w:r>
-      <w:r>
-        <w:t xml:space="preserve">dmin, </w:t>
-      </w:r>
-      <w:r>
-        <w:t>k</w:t>
-      </w:r>
-      <w:r>
-        <w:t xml:space="preserve">onyha, </w:t>
-      </w:r>
-      <w:r>
-        <w:t>d</w:t>
-      </w:r>
-      <w:r>
-        <w:t>olgozó)</w:t>
-      </w:r>
-    </w:p>
-    <w:p>
-      <w:pPr>
-        <w:pStyle w:val="Nincstrkz"/>
-      </w:pPr>
-      <w:r>
-        <w:t xml:space="preserve">Státusz – </w:t>
-      </w:r>
-      <w:r>
-        <w:t>a</w:t>
-      </w:r>
-      <w:r>
-        <w:t xml:space="preserve"> fiók aktuális állapota (Aktív, Inaktív, Felfüggesztett)</w:t>
-      </w:r>
-    </w:p>
-    <w:p>
-      <w:pPr>
-        <w:pStyle w:val="Nincstrkz"/>
-      </w:pPr>
-      <w:r>
-        <w:t>Regisztráció dátuma</w:t>
-      </w:r>
-    </w:p>
-    <w:p>
-      <w:pPr>
-        <w:pStyle w:val="Nincstrkz"/>
-      </w:pPr>
-      <w:r>
-        <w:lastRenderedPageBreak/>
-        <w:t xml:space="preserve">Műveletek – </w:t>
-      </w:r>
-      <w:r>
-        <w:t>s</w:t>
-      </w:r>
-      <w:r>
-        <w:t>zerkesztés, aktiválás/deaktiválás gombok</w:t>
-      </w:r>
-    </w:p>
-    <w:p>
-      <w:pPr>
-        <w:pStyle w:val="Nincstrkz"/>
-      </w:pPr>
-      <w:r>
-        <w:t>Gyors</w:t>
-      </w:r>
-      <w:r>
-        <w:t xml:space="preserve"> felfüggesztés gomb</w:t>
+        <w:t>Gyors felfüggesztés gomb</w:t>
       </w:r>
     </w:p>
     <w:p>
@@ -12479,10 +12654,7 @@
     </w:p>
     <w:p>
       <w:r>
-        <w:t>A "Szerkesztés" gombra kattintva egy modális ablak nyílik meg, ahol az adminisztrátor módosíthatja a felhasználó adatait</w:t>
-      </w:r>
-      <w:r>
-        <w:t xml:space="preserve"> az előbbieken túl:</w:t>
+        <w:t>A "Szerkesztés" gombra kattintva egy modális ablak nyílik meg, ahol az adminisztrátor módosíthatja a felhasználó adatait az előbbieken túl:</w:t>
       </w:r>
     </w:p>
     <w:p>
@@ -12506,10 +12678,7 @@
         <w:pStyle w:val="Nincstrkz"/>
       </w:pPr>
       <w:r>
-        <w:t>Lakcím</w:t>
-      </w:r>
-      <w:r>
-        <w:t xml:space="preserve"> (utca, házszám)</w:t>
+        <w:t>Lakcím (utca, házszám)</w:t>
       </w:r>
     </w:p>
     <w:p>
@@ -12517,13 +12686,7 @@
         <w:pStyle w:val="Nincstrkz"/>
       </w:pPr>
       <w:r>
-        <w:t>Kedvezményes</w:t>
-      </w:r>
-      <w:r>
-        <w:t xml:space="preserve"> étkezés</w:t>
-      </w:r>
-      <w:r>
-        <w:t xml:space="preserve"> (checkbox)</w:t>
+        <w:t>Kedvezményes étkezés (checkbox)</w:t>
       </w:r>
     </w:p>
     <w:p>
@@ -12531,13 +12694,7 @@
         <w:pStyle w:val="Nincstrkz"/>
       </w:pPr>
       <w:r>
-        <w:t>Cukor</w:t>
-      </w:r>
-      <w:r>
-        <w:t xml:space="preserve">mentes étkezés </w:t>
-      </w:r>
-      <w:r>
-        <w:t>(checkbox)</w:t>
+        <w:t>Cukormentes étkezés (checkbox)</w:t>
       </w:r>
     </w:p>
     <w:p>
@@ -12545,13 +12702,7 @@
         <w:pStyle w:val="Nincstrkz"/>
       </w:pPr>
       <w:r>
-        <w:t>RFID k</w:t>
-      </w:r>
-      <w:r>
-        <w:t>ártya hozzáadása</w:t>
-      </w:r>
-      <w:r>
-        <w:t>/törlése</w:t>
+        <w:t>RFID kártya hozzáadása/törlése</w:t>
       </w:r>
     </w:p>
     <w:p>
@@ -12568,49 +12719,393 @@
       <w:pPr>
         <w:pStyle w:val="Cmsor4"/>
       </w:pPr>
-      <w:bookmarkStart w:id="111" w:name="_Toc227745269"/>
+      <w:bookmarkStart w:id="110" w:name="_Toc227748744"/>
       <w:r>
         <w:t>RFID kártya hozzárendelés felhasználóhoz</w:t>
       </w:r>
+      <w:bookmarkEnd w:id="110"/>
+    </w:p>
+    <w:p>
+      <w:r>
+        <w:t>Az adminisztrátor megnyitja a "Kártya hozzáadása" gombot a felhasználó szerkesztő ablakában. Amikor egy kártya érintés történik, a rendszer lekéri a kártya UID-ját.</w:t>
+      </w:r>
+    </w:p>
+    <w:p>
+      <w:pPr>
+        <w:pStyle w:val="Nincstrkz"/>
+      </w:pPr>
+      <w:r>
+        <w:t>Sikeres hozzárendelés esetén:</w:t>
+      </w:r>
+    </w:p>
+    <w:p>
+      <w:pPr>
+        <w:ind w:left="1418"/>
+      </w:pPr>
+      <w:r>
+        <w:t>Zöld sikerüzenet jelenik meg a kártya számával és a felhasználóhoz hozzárendelődik a kártya.</w:t>
+      </w:r>
+    </w:p>
+    <w:p>
+      <w:pPr>
+        <w:pStyle w:val="Nincstrkz"/>
+      </w:pPr>
+      <w:r>
+        <w:t>Hiba esetén:</w:t>
+      </w:r>
+    </w:p>
+    <w:p>
+      <w:pPr>
+        <w:ind w:left="1418"/>
+      </w:pPr>
+      <w:r>
+        <w:t>„A kártya foglalt" üzenet jelenik meg, ha a kártya már más felhasználóhoz van rendelve</w:t>
+      </w:r>
+    </w:p>
+    <w:p>
+      <w:pPr>
+        <w:ind w:left="1418"/>
+      </w:pPr>
+      <w:r>
+        <w:t>Hibaüzenet, ha a rendszer nem tudta lekérni vagy hozzárendelni a kártyát</w:t>
+      </w:r>
+    </w:p>
+    <w:p>
+      <w:pPr>
+        <w:pStyle w:val="Cmsor4"/>
+        <w:rPr>
+          <w:lang w:eastAsia="hu-HU"/>
+        </w:rPr>
+      </w:pPr>
+      <w:bookmarkStart w:id="111" w:name="_Toc227748745"/>
+      <w:r>
+        <w:rPr>
+          <w:lang w:eastAsia="hu-HU"/>
+        </w:rPr>
+        <w:t>Számlák kezelése</w:t>
+      </w:r>
       <w:bookmarkEnd w:id="111"/>
     </w:p>
     <w:p>
-      <w:r>
-        <w:t>Az adminisztrátor megnyitja a "Kártya hozzáadása" gombot a felhasználó szerkesztő ablakában</w:t>
-      </w:r>
-      <w:r>
-        <w:t xml:space="preserve">. </w:t>
-      </w:r>
-      <w:r>
-        <w:t>Amikor egy kártya érintés történik, a rendszer lekéri a kártya UID-ját</w:t>
-      </w:r>
-      <w:r>
+      <w:pPr>
+        <w:rPr>
+          <w:lang w:eastAsia="hu-HU"/>
+        </w:rPr>
+      </w:pPr>
+      <w:r>
+        <w:rPr>
+          <w:lang w:eastAsia="hu-HU"/>
+        </w:rPr>
+        <w:t> </w:t>
+      </w:r>
+      <w:r>
+        <w:rPr>
+          <w:lang w:eastAsia="hu-HU"/>
+        </w:rPr>
+        <w:t xml:space="preserve">A </w:t>
+      </w:r>
+      <w:r>
+        <w:rPr>
+          <w:lang w:eastAsia="hu-HU"/>
+        </w:rPr>
+        <w:t>számlakezelő felület az adminisztrátor számára biztosít eszközöket a havi számlák generálásához, a fizetési állapotok kezeléséhez és a számlák nyomon követéséhez.</w:t>
+      </w:r>
+    </w:p>
+    <w:p>
+      <w:pPr>
+        <w:rPr>
+          <w:lang w:eastAsia="hu-HU"/>
+        </w:rPr>
+      </w:pPr>
+      <w:r>
+        <w:rPr>
+          <w:lang w:eastAsia="hu-HU"/>
+        </w:rPr>
+        <w:t>Egy</w:t>
+      </w:r>
+      <w:r>
+        <w:rPr>
+          <w:lang w:eastAsia="hu-HU"/>
+        </w:rPr>
+        <w:t xml:space="preserve"> táblázatban jelen</w:t>
+      </w:r>
+      <w:r>
+        <w:rPr>
+          <w:lang w:eastAsia="hu-HU"/>
+        </w:rPr>
+        <w:t>ik</w:t>
+      </w:r>
+      <w:r>
+        <w:rPr>
+          <w:lang w:eastAsia="hu-HU"/>
+        </w:rPr>
+        <w:t xml:space="preserve"> meg a számlákat</w:t>
+      </w:r>
+      <w:r>
+        <w:rPr>
+          <w:lang w:eastAsia="hu-HU"/>
+        </w:rPr>
+        <w:t xml:space="preserve"> tartalmazó lista</w:t>
+      </w:r>
+      <w:r>
+        <w:rPr>
+          <w:lang w:eastAsia="hu-HU"/>
+        </w:rPr>
+        <w:t xml:space="preserve"> az alábbi oszlopokkal:</w:t>
+      </w:r>
+    </w:p>
+    <w:p>
+      <w:pPr>
+        <w:pStyle w:val="Nincstrkz"/>
+      </w:pPr>
+      <w:r>
+        <w:t>Felhasználó</w:t>
+      </w:r>
+      <w:r>
+        <w:t xml:space="preserve"> neve és</w:t>
+      </w:r>
+      <w:r>
+        <w:t xml:space="preserve"> email címe</w:t>
+      </w:r>
+    </w:p>
+    <w:p>
+      <w:pPr>
+        <w:pStyle w:val="Nincstrkz"/>
+      </w:pPr>
+      <w:r>
+        <w:t>Számlaszám – egyedi, automatikusan generált számlaszám</w:t>
+      </w:r>
+    </w:p>
+    <w:p>
+      <w:pPr>
+        <w:pStyle w:val="Nincstrkz"/>
+      </w:pPr>
+      <w:r>
+        <w:t>Hónap</w:t>
+      </w:r>
+    </w:p>
+    <w:p>
+      <w:pPr>
+        <w:pStyle w:val="Nincstrkz"/>
+      </w:pPr>
+      <w:r>
+        <w:t xml:space="preserve">Összeg – </w:t>
+      </w:r>
+      <w:r>
+        <w:t>a</w:t>
+      </w:r>
+      <w:r>
+        <w:t xml:space="preserve"> fizetendő bruttó összeg </w:t>
+      </w:r>
+    </w:p>
+    <w:p>
+      <w:pPr>
+        <w:pStyle w:val="Nincstrkz"/>
+      </w:pPr>
+      <w:r>
+        <w:t xml:space="preserve">Státusz – </w:t>
+      </w:r>
+      <w:r>
+        <w:t>a</w:t>
+      </w:r>
+      <w:r>
+        <w:t xml:space="preserve"> számla állapota (</w:t>
+      </w:r>
+      <w:r>
+        <w:t>g</w:t>
+      </w:r>
+      <w:r>
+        <w:t xml:space="preserve">enerálva, </w:t>
+      </w:r>
+      <w:r>
+        <w:t>fi</w:t>
+      </w:r>
+      <w:r>
+        <w:t>zetve)</w:t>
+      </w:r>
+    </w:p>
+    <w:p>
+      <w:pPr>
+        <w:pStyle w:val="Nincstrkz"/>
+      </w:pPr>
+      <w:r>
+        <w:t>Határidő </w:t>
+      </w:r>
+      <w:r>
+        <w:t>a befizetésre</w:t>
+      </w:r>
+    </w:p>
+    <w:p>
+      <w:pPr>
+        <w:pStyle w:val="Nincstrkz"/>
+      </w:pPr>
+      <w:r>
+        <w:lastRenderedPageBreak/>
+        <w:t xml:space="preserve">Műveletek – </w:t>
+      </w:r>
+      <w:r>
+        <w:t>m</w:t>
+      </w:r>
+      <w:r>
+        <w:t xml:space="preserve">egtekintés, PDF letöltés, </w:t>
+      </w:r>
+      <w:r>
+        <w:t>f</w:t>
+      </w:r>
+      <w:r>
+        <w:t>izetettre állítás/</w:t>
+      </w:r>
+      <w:r>
+        <w:t>v</w:t>
+      </w:r>
+      <w:r>
+        <w:t>isszavonás</w:t>
+      </w:r>
+    </w:p>
+    <w:p>
+      <w:r>
+        <w:t>Van s</w:t>
+      </w:r>
+      <w:r>
+        <w:t>zűrési lehetőség</w:t>
+      </w:r>
+      <w:r>
+        <w:t>: csak a függőben lévő számlák megjelenítése vagy csak a fizetett számlák megjelenítése.</w:t>
+      </w:r>
+    </w:p>
+    <w:p>
+      <w:pPr>
+        <w:rPr>
+          <w:lang w:eastAsia="hu-HU"/>
+        </w:rPr>
+      </w:pPr>
+      <w:r>
+        <w:rPr>
+          <w:lang w:eastAsia="hu-HU"/>
+        </w:rPr>
+        <w:t>Az adminisztrátor havi rendszerességgel generálhat számlákat</w:t>
+      </w:r>
+      <w:r>
+        <w:rPr>
+          <w:lang w:eastAsia="hu-HU"/>
+        </w:rPr>
+        <w:t>, melyeket fizetettre tudja állítani, ha a a számlához tartozó felhasználó befizette a számlát a lehetséges fizetési móduk közül az egyikkel:</w:t>
+      </w:r>
+    </w:p>
+    <w:p>
+      <w:pPr>
+        <w:pStyle w:val="Nincstrkz"/>
+      </w:pPr>
+      <w:r>
+        <w:t>Készpénz</w:t>
+      </w:r>
+    </w:p>
+    <w:p>
+      <w:pPr>
+        <w:pStyle w:val="Nincstrkz"/>
+      </w:pPr>
+      <w:r>
+        <w:t>Bankkártya</w:t>
+      </w:r>
+    </w:p>
+    <w:p>
+      <w:pPr>
+        <w:pStyle w:val="Nincstrkz"/>
+      </w:pPr>
+      <w:r>
+        <w:t>Banki utalás</w:t>
+      </w:r>
+    </w:p>
+    <w:p>
+      <w:pPr>
+        <w:rPr>
+          <w:lang w:eastAsia="hu-HU"/>
+        </w:rPr>
+      </w:pPr>
+      <w:r>
+        <w:rPr>
+          <w:lang w:eastAsia="hu-HU"/>
+        </w:rPr>
+        <w:t>A</w:t>
+      </w:r>
+      <w:r>
+        <w:rPr>
+          <w:lang w:eastAsia="hu-HU"/>
+        </w:rPr>
+        <w:t>z előbbi műveletet vissza is tudja vonni, ami</w:t>
+      </w:r>
+      <w:r>
+        <w:rPr>
+          <w:lang w:eastAsia="hu-HU"/>
+        </w:rPr>
+        <w:t xml:space="preserve"> hasznos lehet téves fizetés jelölés vagy visszatérítés esetén</w:t>
+      </w:r>
+      <w:r>
+        <w:rPr>
+          <w:lang w:eastAsia="hu-HU"/>
+        </w:rPr>
         <w:t>.</w:t>
       </w:r>
     </w:p>
     <w:p>
       <w:pPr>
+        <w:pStyle w:val="Cmsor4"/>
+        <w:rPr>
+          <w:lang w:eastAsia="hu-HU"/>
+        </w:rPr>
+      </w:pPr>
+      <w:bookmarkStart w:id="112" w:name="_Toc227748746"/>
+      <w:r>
+        <w:rPr>
+          <w:lang w:eastAsia="hu-HU"/>
+        </w:rPr>
+        <w:t>Dokumentumok kezelése</w:t>
+      </w:r>
+      <w:bookmarkEnd w:id="112"/>
+    </w:p>
+    <w:p>
+      <w:r>
+        <w:t>A dokumentumkezelő felület az adminisztrátor számára teszi lehetővé a felhasználók által feltöltött igazolások áttekintését, elfogadását vagy elutasítását.</w:t>
+      </w:r>
+      <w:r>
+        <w:t xml:space="preserve"> Kétféle dokumentum típus kerülhet </w:t>
+      </w:r>
+      <w:r>
+        <w:t xml:space="preserve">feltöltésre: kedvezményre </w:t>
+      </w:r>
+      <w:r>
+        <w:t>jogosító igazolás vagy cukorbetegséget igazoló orvosi igazolás.</w:t>
+      </w:r>
+    </w:p>
+    <w:p>
+      <w:r>
+        <w:t xml:space="preserve">A </w:t>
+      </w:r>
+      <w:r>
+        <w:t xml:space="preserve">megjelenő </w:t>
+      </w:r>
+      <w:r>
+        <w:t>tábláz</w:t>
+      </w:r>
+      <w:r>
+        <w:t>at</w:t>
+      </w:r>
+      <w:r>
+        <w:t xml:space="preserve"> a következő oszlopokat tartalmazza:</w:t>
+      </w:r>
+    </w:p>
+    <w:p>
+      <w:pPr>
         <w:pStyle w:val="Nincstrkz"/>
       </w:pPr>
       <w:r>
-        <w:t>Sikeres hozzárendelés esetén:</w:t>
-      </w:r>
-    </w:p>
-    <w:p>
-      <w:pPr>
-        <w:ind w:left="1418"/>
-      </w:pPr>
-      <w:r>
-        <w:t>Zöld sikerüzenet jelenik meg a kártya számával</w:t>
-      </w:r>
-      <w:r>
-        <w:t xml:space="preserve"> és a</w:t>
-      </w:r>
-      <w:r>
-        <w:t xml:space="preserve"> felhasználóhoz hozzárendelődik a kártya</w:t>
-      </w:r>
-      <w:r>
-        <w:t>.</w:t>
+        <w:t>Felhasználó</w:t>
+      </w:r>
+      <w:r>
+        <w:t xml:space="preserve"> neve</w:t>
+      </w:r>
+      <w:r>
+        <w:t xml:space="preserve"> és email címe</w:t>
       </w:r>
     </w:p>
     <w:p>
@@ -12618,116 +13113,7 @@
         <w:pStyle w:val="Nincstrkz"/>
       </w:pPr>
       <w:r>
-        <w:t>Hiba esetén:</w:t>
-      </w:r>
-    </w:p>
-    <w:p>
-      <w:pPr>
-        <w:ind w:left="1418"/>
-      </w:pPr>
-      <w:r>
-        <w:t>„</w:t>
-      </w:r>
-      <w:r>
-        <w:t>A kártya foglalt" üzenet</w:t>
-      </w:r>
-      <w:r>
-        <w:t xml:space="preserve"> jelenik meg</w:t>
-      </w:r>
-      <w:r>
-        <w:t>, ha a kártya már más felhasználóhoz van rendelve</w:t>
-      </w:r>
-    </w:p>
-    <w:p>
-      <w:pPr>
-        <w:ind w:left="1418"/>
-      </w:pPr>
-      <w:r>
-        <w:t>Hibaüzenet, ha a rendszer nem tudta lekérni vagy hozzárendelni a kártyát</w:t>
-      </w:r>
-    </w:p>
-    <w:p>
-      <w:pPr>
-        <w:pStyle w:val="Cmsor4"/>
-        <w:rPr>
-          <w:lang w:eastAsia="hu-HU"/>
-        </w:rPr>
-      </w:pPr>
-      <w:bookmarkStart w:id="112" w:name="_Toc227745270"/>
-      <w:r>
-        <w:rPr>
-          <w:lang w:eastAsia="hu-HU"/>
-        </w:rPr>
-        <w:t>Számlák kezelése</w:t>
-      </w:r>
-      <w:bookmarkEnd w:id="112"/>
-    </w:p>
-    <w:p>
-      <w:pPr>
-        <w:rPr>
-          <w:lang w:eastAsia="hu-HU"/>
-        </w:rPr>
-      </w:pPr>
-      <w:r>
-        <w:rPr>
-          <w:lang w:eastAsia="hu-HU"/>
-        </w:rPr>
-        <w:t> </w:t>
-      </w:r>
-      <w:r>
-        <w:rPr>
-          <w:lang w:eastAsia="hu-HU"/>
-        </w:rPr>
-        <w:t xml:space="preserve">A </w:t>
-      </w:r>
-      <w:r>
-        <w:rPr>
-          <w:lang w:eastAsia="hu-HU"/>
-        </w:rPr>
-        <w:t>számlakezelő felület az adminisztrátor számára biztosít eszközöket a havi számlák generálásához, a fizetési állapotok kezeléséhez és a számlák nyomon követéséhez.</w:t>
-      </w:r>
-    </w:p>
-    <w:p>
-      <w:pPr>
-        <w:rPr>
-          <w:lang w:eastAsia="hu-HU"/>
-        </w:rPr>
-      </w:pPr>
-      <w:r>
-        <w:rPr>
-          <w:lang w:eastAsia="hu-HU"/>
-        </w:rPr>
-        <w:t>Egy</w:t>
-      </w:r>
-      <w:r>
-        <w:rPr>
-          <w:lang w:eastAsia="hu-HU"/>
-        </w:rPr>
-        <w:t xml:space="preserve"> táblázatban jelen</w:t>
-      </w:r>
-      <w:r>
-        <w:rPr>
-          <w:lang w:eastAsia="hu-HU"/>
-        </w:rPr>
-        <w:t>ik</w:t>
-      </w:r>
-      <w:r>
-        <w:rPr>
-          <w:lang w:eastAsia="hu-HU"/>
-        </w:rPr>
-        <w:t xml:space="preserve"> meg a számlákat</w:t>
-      </w:r>
-      <w:r>
-        <w:rPr>
-          <w:lang w:eastAsia="hu-HU"/>
-        </w:rPr>
-        <w:t xml:space="preserve"> tartalmazó lista</w:t>
-      </w:r>
-      <w:r>
-        <w:rPr>
-          <w:lang w:eastAsia="hu-HU"/>
-        </w:rPr>
-        <w:t xml:space="preserve"> az alábbi oszlopokkal:</w:t>
+        <w:t>Típus</w:t>
       </w:r>
     </w:p>
     <w:p>
@@ -12735,13 +13121,10 @@
         <w:pStyle w:val="Nincstrkz"/>
       </w:pPr>
       <w:r>
-        <w:t>Felhasználó</w:t>
-      </w:r>
-      <w:r>
-        <w:t xml:space="preserve"> neve és</w:t>
-      </w:r>
-      <w:r>
-        <w:t xml:space="preserve"> email címe</w:t>
+        <w:t>Dokumentum neve</w:t>
+      </w:r>
+      <w:r>
+        <w:t xml:space="preserve"> </w:t>
       </w:r>
     </w:p>
     <w:p>
@@ -12749,7 +13132,10 @@
         <w:pStyle w:val="Nincstrkz"/>
       </w:pPr>
       <w:r>
-        <w:t>Számlaszám – egyedi, automatikusan generált számlaszám</w:t>
+        <w:t>Feltöltés</w:t>
+      </w:r>
+      <w:r>
+        <w:t xml:space="preserve"> dátuma</w:t>
       </w:r>
     </w:p>
     <w:p>
@@ -12757,7 +13143,10 @@
         <w:pStyle w:val="Nincstrkz"/>
       </w:pPr>
       <w:r>
-        <w:t>Hónap</w:t>
+        <w:t xml:space="preserve">Státusz – </w:t>
+      </w:r>
+      <w:r>
+        <w:t>függőben, elfogadva</w:t>
       </w:r>
     </w:p>
     <w:p>
@@ -12765,77 +13154,31 @@
         <w:pStyle w:val="Nincstrkz"/>
       </w:pPr>
       <w:r>
-        <w:t xml:space="preserve">Összeg – </w:t>
-      </w:r>
-      <w:r>
-        <w:t>a</w:t>
-      </w:r>
-      <w:r>
-        <w:t xml:space="preserve"> fizetendő bruttó összeg </w:t>
-      </w:r>
-    </w:p>
-    <w:p>
-      <w:pPr>
-        <w:pStyle w:val="Nincstrkz"/>
-      </w:pPr>
-      <w:r>
-        <w:t xml:space="preserve">Státusz – </w:t>
-      </w:r>
-      <w:r>
-        <w:t>a</w:t>
-      </w:r>
-      <w:r>
-        <w:t xml:space="preserve"> számla állapota (</w:t>
-      </w:r>
-      <w:r>
-        <w:t>g</w:t>
-      </w:r>
-      <w:r>
-        <w:t xml:space="preserve">enerálva, </w:t>
-      </w:r>
-      <w:r>
-        <w:t>fi</w:t>
-      </w:r>
-      <w:r>
-        <w:t>zetve)</w:t>
-      </w:r>
-    </w:p>
-    <w:p>
-      <w:pPr>
-        <w:pStyle w:val="Nincstrkz"/>
-      </w:pPr>
-      <w:r>
-        <w:lastRenderedPageBreak/>
-        <w:t>Határidő </w:t>
-      </w:r>
-      <w:r>
-        <w:t>a befizetésre</w:t>
-      </w:r>
-    </w:p>
-    <w:p>
-      <w:pPr>
-        <w:pStyle w:val="Nincstrkz"/>
-      </w:pPr>
-      <w:r>
         <w:t xml:space="preserve">Műveletek – </w:t>
       </w:r>
       <w:r>
-        <w:t>m</w:t>
-      </w:r>
-      <w:r>
-        <w:t xml:space="preserve">egtekintés, PDF letöltés, </w:t>
-      </w:r>
-      <w:r>
-        <w:t>f</w:t>
-      </w:r>
-      <w:r>
-        <w:t>izetettre állítás/</w:t>
-      </w:r>
-      <w:r>
-        <w:t>v</w:t>
-      </w:r>
-      <w:r>
-        <w:t>isszavonás</w:t>
+        <w:t>l</w:t>
+      </w:r>
+      <w:r>
+        <w:t xml:space="preserve">etöltés, </w:t>
+      </w:r>
+      <w:r>
+        <w:t>e</w:t>
+      </w:r>
+      <w:r>
+        <w:t xml:space="preserve">lfogadás, </w:t>
+      </w:r>
+      <w:r>
+        <w:t>e</w:t>
+      </w:r>
+      <w:r>
+        <w:t>lutasítás/</w:t>
+      </w:r>
+      <w:r>
+        <w:t>t</w:t>
+      </w:r>
+      <w:r>
+        <w:t>örlés</w:t>
       </w:r>
     </w:p>
     <w:p>
@@ -12846,225 +13189,6 @@
         <w:t>zűrési lehetőség</w:t>
       </w:r>
       <w:r>
-        <w:t>: csak a függőben lévő számlák megjelenítése vagy csak a fizetett számlák megjelenítése.</w:t>
-      </w:r>
-    </w:p>
-    <w:p>
-      <w:pPr>
-        <w:rPr>
-          <w:lang w:eastAsia="hu-HU"/>
-        </w:rPr>
-      </w:pPr>
-      <w:r>
-        <w:rPr>
-          <w:lang w:eastAsia="hu-HU"/>
-        </w:rPr>
-        <w:t>Az adminisztrátor havi rendszerességgel generálhat számlákat</w:t>
-      </w:r>
-      <w:r>
-        <w:rPr>
-          <w:lang w:eastAsia="hu-HU"/>
-        </w:rPr>
-        <w:t>, melyeket fizetettre tudja állítani, ha a a számlához tartozó felhasználó befizette a számlát a lehetséges fizetési móduk közül az egyikkel:</w:t>
-      </w:r>
-    </w:p>
-    <w:p>
-      <w:pPr>
-        <w:pStyle w:val="Nincstrkz"/>
-      </w:pPr>
-      <w:r>
-        <w:t>Készpénz</w:t>
-      </w:r>
-    </w:p>
-    <w:p>
-      <w:pPr>
-        <w:pStyle w:val="Nincstrkz"/>
-      </w:pPr>
-      <w:r>
-        <w:t>Bankkártya</w:t>
-      </w:r>
-    </w:p>
-    <w:p>
-      <w:pPr>
-        <w:pStyle w:val="Nincstrkz"/>
-      </w:pPr>
-      <w:r>
-        <w:t>Banki utalás</w:t>
-      </w:r>
-    </w:p>
-    <w:p>
-      <w:pPr>
-        <w:rPr>
-          <w:lang w:eastAsia="hu-HU"/>
-        </w:rPr>
-      </w:pPr>
-      <w:r>
-        <w:rPr>
-          <w:lang w:eastAsia="hu-HU"/>
-        </w:rPr>
-        <w:t>A</w:t>
-      </w:r>
-      <w:r>
-        <w:rPr>
-          <w:lang w:eastAsia="hu-HU"/>
-        </w:rPr>
-        <w:t>z előbbi műveletet vissza is tudja vonni, ami</w:t>
-      </w:r>
-      <w:r>
-        <w:rPr>
-          <w:lang w:eastAsia="hu-HU"/>
-        </w:rPr>
-        <w:t xml:space="preserve"> hasznos lehet téves fizetés jelölés vagy visszatérítés esetén</w:t>
-      </w:r>
-      <w:r>
-        <w:rPr>
-          <w:lang w:eastAsia="hu-HU"/>
-        </w:rPr>
-        <w:t>.</w:t>
-      </w:r>
-    </w:p>
-    <w:p>
-      <w:pPr>
-        <w:pStyle w:val="Cmsor4"/>
-        <w:rPr>
-          <w:lang w:eastAsia="hu-HU"/>
-        </w:rPr>
-      </w:pPr>
-      <w:bookmarkStart w:id="113" w:name="_Toc227745271"/>
-      <w:r>
-        <w:rPr>
-          <w:lang w:eastAsia="hu-HU"/>
-        </w:rPr>
-        <w:t>Dokumentumok kezelése</w:t>
-      </w:r>
-      <w:bookmarkEnd w:id="113"/>
-    </w:p>
-    <w:p>
-      <w:r>
-        <w:t>A dokumentumkezelő felület az adminisztrátor számára teszi lehetővé a felhasználók által feltöltött igazolások áttekintését, elfogadását vagy elutasítását.</w:t>
-      </w:r>
-      <w:r>
-        <w:t xml:space="preserve"> Kétféle dokumentum típus kerülhet </w:t>
-      </w:r>
-      <w:r>
-        <w:t xml:space="preserve">feltöltésre: kedvezményre </w:t>
-      </w:r>
-      <w:r>
-        <w:t>jogosító igazolás vagy cukorbetegséget igazoló orvosi igazolás.</w:t>
-      </w:r>
-    </w:p>
-    <w:p>
-      <w:r>
-        <w:t xml:space="preserve">A </w:t>
-      </w:r>
-      <w:r>
-        <w:t xml:space="preserve">megjelenő </w:t>
-      </w:r>
-      <w:r>
-        <w:t>tábláz</w:t>
-      </w:r>
-      <w:r>
-        <w:t>at</w:t>
-      </w:r>
-      <w:r>
-        <w:t xml:space="preserve"> a következő oszlopokat tartalmazza:</w:t>
-      </w:r>
-    </w:p>
-    <w:p>
-      <w:pPr>
-        <w:pStyle w:val="Nincstrkz"/>
-      </w:pPr>
-      <w:r>
-        <w:t>Felhasználó</w:t>
-      </w:r>
-      <w:r>
-        <w:t xml:space="preserve"> neve</w:t>
-      </w:r>
-      <w:r>
-        <w:t xml:space="preserve"> és email címe</w:t>
-      </w:r>
-    </w:p>
-    <w:p>
-      <w:pPr>
-        <w:pStyle w:val="Nincstrkz"/>
-      </w:pPr>
-      <w:r>
-        <w:t>Típus</w:t>
-      </w:r>
-    </w:p>
-    <w:p>
-      <w:pPr>
-        <w:pStyle w:val="Nincstrkz"/>
-      </w:pPr>
-      <w:r>
-        <w:t>Dokumentum neve</w:t>
-      </w:r>
-      <w:r>
-        <w:t xml:space="preserve"> </w:t>
-      </w:r>
-    </w:p>
-    <w:p>
-      <w:pPr>
-        <w:pStyle w:val="Nincstrkz"/>
-      </w:pPr>
-      <w:r>
-        <w:t>Feltöltés</w:t>
-      </w:r>
-      <w:r>
-        <w:t xml:space="preserve"> dátuma</w:t>
-      </w:r>
-    </w:p>
-    <w:p>
-      <w:pPr>
-        <w:pStyle w:val="Nincstrkz"/>
-      </w:pPr>
-      <w:r>
-        <w:t xml:space="preserve">Státusz – </w:t>
-      </w:r>
-      <w:r>
-        <w:t>függőben, elfogadva</w:t>
-      </w:r>
-    </w:p>
-    <w:p>
-      <w:pPr>
-        <w:pStyle w:val="Nincstrkz"/>
-      </w:pPr>
-      <w:r>
-        <w:t xml:space="preserve">Műveletek – </w:t>
-      </w:r>
-      <w:r>
-        <w:t>l</w:t>
-      </w:r>
-      <w:r>
-        <w:t xml:space="preserve">etöltés, </w:t>
-      </w:r>
-      <w:r>
-        <w:t>e</w:t>
-      </w:r>
-      <w:r>
-        <w:t xml:space="preserve">lfogadás, </w:t>
-      </w:r>
-      <w:r>
-        <w:t>e</w:t>
-      </w:r>
-      <w:r>
-        <w:t>lutasítás/</w:t>
-      </w:r>
-      <w:r>
-        <w:t>t</w:t>
-      </w:r>
-      <w:r>
-        <w:t>örlés</w:t>
-      </w:r>
-    </w:p>
-    <w:p>
-      <w:r>
-        <w:t>Van s</w:t>
-      </w:r>
-      <w:r>
-        <w:t>zűrési lehetőség</w:t>
-      </w:r>
-      <w:r>
         <w:t>: csak a függőben lévő dokumentumok megjelenítése vagy csak az elfogadott dokumentumok megjelenítése.</w:t>
       </w:r>
     </w:p>
@@ -13078,45 +13202,45 @@
       <w:pPr>
         <w:pStyle w:val="Cmsor1"/>
       </w:pPr>
-      <w:bookmarkStart w:id="114" w:name="_Toc227745272"/>
+      <w:bookmarkStart w:id="113" w:name="_Toc227748747"/>
       <w:r>
         <w:lastRenderedPageBreak/>
         <w:t>Összefoglalás</w:t>
       </w:r>
+      <w:bookmarkEnd w:id="113"/>
+    </w:p>
+    <w:p>
+      <w:pPr>
+        <w:pStyle w:val="Cmsor2"/>
+      </w:pPr>
+      <w:bookmarkStart w:id="114" w:name="_Toc227748748"/>
+      <w:r>
+        <w:t>Csapatmunka</w:t>
+      </w:r>
       <w:bookmarkEnd w:id="114"/>
     </w:p>
     <w:p>
       <w:pPr>
         <w:pStyle w:val="Cmsor2"/>
       </w:pPr>
-      <w:bookmarkStart w:id="115" w:name="_Toc227745273"/>
-      <w:r>
-        <w:t>Csapatmunka</w:t>
+      <w:bookmarkStart w:id="115" w:name="_Toc227748749"/>
+      <w:r>
+        <w:t>Önértékelés</w:t>
       </w:r>
       <w:bookmarkEnd w:id="115"/>
     </w:p>
     <w:p>
       <w:pPr>
-        <w:pStyle w:val="Cmsor2"/>
-      </w:pPr>
-      <w:bookmarkStart w:id="116" w:name="_Toc227745274"/>
-      <w:r>
-        <w:t>Önértékelés</w:t>
-      </w:r>
-      <w:bookmarkEnd w:id="116"/>
-    </w:p>
-    <w:p>
-      <w:pPr>
         <w:pStyle w:val="Cmsor1"/>
       </w:pPr>
-      <w:bookmarkStart w:id="117" w:name="_Toc227745275"/>
+      <w:bookmarkStart w:id="116" w:name="_Toc227748750"/>
       <w:bookmarkEnd w:id="10"/>
       <w:bookmarkEnd w:id="11"/>
       <w:r>
         <w:lastRenderedPageBreak/>
         <w:t>Források</w:t>
       </w:r>
-      <w:bookmarkEnd w:id="117"/>
+      <w:bookmarkEnd w:id="116"/>
     </w:p>
     <w:p>
       <w:r>
@@ -13147,12 +13271,12 @@
       <w:pPr>
         <w:pStyle w:val="Cmsor1"/>
       </w:pPr>
-      <w:bookmarkStart w:id="118" w:name="_Toc227745276"/>
+      <w:bookmarkStart w:id="117" w:name="_Toc227748751"/>
       <w:r>
         <w:lastRenderedPageBreak/>
         <w:t>Projekt adatlap</w:t>
       </w:r>
-      <w:bookmarkEnd w:id="118"/>
+      <w:bookmarkEnd w:id="117"/>
     </w:p>
     <w:p>
       <w:r>
@@ -13254,8 +13378,8 @@
       </w:r>
     </w:p>
     <w:sectPr>
-      <w:headerReference w:type="default" r:id="rId31"/>
-      <w:footerReference w:type="default" r:id="rId32"/>
+      <w:headerReference w:type="default" r:id="rId34"/>
+      <w:footerReference w:type="default" r:id="rId35"/>
       <w:type w:val="continuous"/>
       <w:pgSz w:w="11906" w:h="16838"/>
       <w:pgMar w:top="1417" w:right="1417" w:bottom="1417" w:left="1417" w:header="708" w:footer="708" w:gutter="0"/>
@@ -18120,6 +18244,7 @@
   <w:style w:type="character" w:default="1" w:styleId="Bekezdsalapbettpusa">
     <w:name w:val="Default Paragraph Font"/>
     <w:uiPriority w:val="1"/>
+    <w:semiHidden/>
     <w:unhideWhenUsed/>
   </w:style>
   <w:style w:type="table" w:default="1" w:styleId="Normltblzat">

--- a/Dokumentációhoz/Dokumentumok/Dokumentáció.docx
+++ b/Dokumentációhoz/Dokumentumok/Dokumentáció.docx
@@ -144,8 +144,8 @@
     </w:p>
     <w:bookmarkStart w:id="0" w:name="_Toc208994418" w:displacedByCustomXml="next"/>
     <w:bookmarkEnd w:id="0" w:displacedByCustomXml="next"/>
-    <w:bookmarkStart w:id="1" w:name="_Toc208994419" w:displacedByCustomXml="next"/>
-    <w:bookmarkStart w:id="2" w:name="_Toc208994356" w:displacedByCustomXml="next"/>
+    <w:bookmarkStart w:id="1" w:name="_Toc208994356" w:displacedByCustomXml="next"/>
+    <w:bookmarkStart w:id="2" w:name="_Toc208994419" w:displacedByCustomXml="next"/>
     <w:sdt>
       <w:sdtPr>
         <w:rPr>
@@ -6331,6 +6331,7 @@
       <w:bookmarkEnd w:id="6"/>
     </w:p>
     <w:p>
+      <w:proofErr w:type="spellStart"/>
       <w:r>
         <w:rPr>
           <w:b/>
@@ -6338,6 +6339,7 @@
         </w:rPr>
         <w:t>eMenza</w:t>
       </w:r>
+      <w:proofErr w:type="spellEnd"/>
       <w:r>
         <w:t xml:space="preserve"> – Iskolai étkezéskezelő rendszer</w:t>
       </w:r>
@@ -6759,14 +6761,14 @@
       <w:pPr>
         <w:pStyle w:val="Cmsor1"/>
       </w:pPr>
-      <w:bookmarkStart w:id="10" w:name="_Toc208994367"/>
-      <w:bookmarkStart w:id="11" w:name="_Toc208994430"/>
-      <w:bookmarkStart w:id="12" w:name="_Toc227748676"/>
+      <w:bookmarkStart w:id="10" w:name="_Toc227748676"/>
+      <w:bookmarkStart w:id="11" w:name="_Toc208994367"/>
+      <w:bookmarkStart w:id="12" w:name="_Toc208994430"/>
       <w:r>
         <w:lastRenderedPageBreak/>
         <w:t>Fejlesztői dokumentáció</w:t>
       </w:r>
-      <w:bookmarkEnd w:id="12"/>
+      <w:bookmarkEnd w:id="10"/>
     </w:p>
     <w:p>
       <w:pPr>
@@ -6789,6 +6791,140 @@
         <w:t>ja</w:t>
       </w:r>
       <w:bookmarkEnd w:id="13"/>
+    </w:p>
+    <w:p>
+      <w:r>
+        <w:t xml:space="preserve">A felhasználói felület a felhasználók, azaz a </w:t>
+      </w:r>
+      <w:r>
+        <w:rPr>
+          <w:b/>
+          <w:bCs/>
+        </w:rPr>
+        <w:t>tanulók</w:t>
+      </w:r>
+      <w:r>
+        <w:t xml:space="preserve"> és a </w:t>
+      </w:r>
+      <w:r>
+        <w:rPr>
+          <w:b/>
+          <w:bCs/>
+        </w:rPr>
+        <w:t>tanárok</w:t>
+      </w:r>
+      <w:r>
+        <w:rPr>
+          <w:b/>
+          <w:bCs/>
+        </w:rPr>
+        <w:t>/iskolai dolgozók</w:t>
+      </w:r>
+      <w:r>
+        <w:t xml:space="preserve"> számára lesz elérhető, egyszeri regisztráció, majd pedig bejelentkezés után. A felhasználó látja az étlapot, egészen addig, amíg azt az étkeztető fél feltöltötte. Le tudja adni vagy mondani a rendelést előre, egészen </w:t>
+      </w:r>
+      <w:r>
+        <w:rPr>
+          <w:b/>
+          <w:bCs/>
+        </w:rPr>
+        <w:t>10 óráig</w:t>
+      </w:r>
+      <w:r>
+        <w:t xml:space="preserve">, amikor a konyha lekéri a rendelések számát a </w:t>
+      </w:r>
+      <w:r>
+        <w:rPr>
+          <w:b/>
+          <w:bCs/>
+        </w:rPr>
+        <w:t>következő napra</w:t>
+      </w:r>
+      <w:r>
+        <w:t>. A felületen a felhasználó látja az adott menühöz tartozó allergének információit, illetve egy adag átlagos tápérték tartalmát (kcal, szénhidrátok, fehérjék stb.). Az adott hónapban kiállított számlát meg tudja tekinteni, le tudja tölteni. A cukorbetegek számára a megoldás az, hogy az A menüt kapják cukormentes változatban</w:t>
+      </w:r>
+    </w:p>
+    <w:p>
+      <w:r>
+        <w:t xml:space="preserve">Az adminisztrátor felelős az oldallal kapcsolatos </w:t>
+      </w:r>
+      <w:r>
+        <w:rPr>
+          <w:b/>
+          <w:bCs/>
+        </w:rPr>
+        <w:t>minden adminisztratív feladat ellátásáért</w:t>
+      </w:r>
+      <w:r>
+        <w:t>. Adminisztrátori hozzáféréssel rendelkező személy alkalmas arra, hogy jóváhagyja a felhasználói regisztrációkat, illetve elfogadja vagy elutasítja a diákok által érkezett dokumentumokat. Van jogosultsága szerkeszteni a felhasználók adatait változás esetén. A számlák legenerálása is az Ő hatásköre, amiket automatikusan kiküld a rendszer a felhasználók számára az oldalon belül.</w:t>
+      </w:r>
+    </w:p>
+    <w:p>
+      <w:r>
+        <w:t>Az étkeztető fél, vagyis a „konyha” k</w:t>
+      </w:r>
+      <w:r>
+        <w:t xml:space="preserve">ezeli az ételeket és az összetevőket. Ennek következtében fel is tudja tölteni az étlapot, amit szerkeszteni is tud. Minden nap </w:t>
+      </w:r>
+      <w:r>
+        <w:t>meg tudja tekinteni</w:t>
+      </w:r>
+      <w:r>
+        <w:t xml:space="preserve"> az addig leadott rendelés</w:t>
+      </w:r>
+      <w:r>
+        <w:t>ek</w:t>
+      </w:r>
+      <w:r>
+        <w:t xml:space="preserve"> számát (10:00), hogy tudja, miből mennyit kell készítenie. Számításba van véve, hogy a cukorbetegek számára cukormentes étkezést kell biztosítani, ezért minden alkalommal az A menüből </w:t>
+      </w:r>
+      <w:r>
+        <w:t>kész</w:t>
+      </w:r>
+      <w:r>
+        <w:t>ül</w:t>
+      </w:r>
+      <w:r>
+        <w:t xml:space="preserve"> cukormentes verzió.</w:t>
+      </w:r>
+    </w:p>
+    <w:p>
+      <w:pPr>
+        <w:rPr>
+          <w:color w:val="000000" w:themeColor="text1"/>
+          <w:lang w:eastAsia="hu-HU"/>
+        </w:rPr>
+      </w:pPr>
+      <w:r>
+        <w:rPr>
+          <w:lang w:eastAsia="hu-HU"/>
+        </w:rPr>
+        <w:t>A fejlesztés során be kell</w:t>
+      </w:r>
+      <w:r>
+        <w:rPr>
+          <w:lang w:eastAsia="hu-HU"/>
+        </w:rPr>
+        <w:t>ett</w:t>
+      </w:r>
+      <w:r>
+        <w:rPr>
+          <w:lang w:eastAsia="hu-HU"/>
+        </w:rPr>
+        <w:t xml:space="preserve"> tartani a modern webes fejlesztési elveket, a reszponzív design elvét és a biztonsági irányelveket. A kódnak könnyen olvashatónak és karbantarthatónak kell lennie, ennek következtében be kell</w:t>
+      </w:r>
+      <w:r>
+        <w:rPr>
+          <w:lang w:eastAsia="hu-HU"/>
+        </w:rPr>
+        <w:t>ett</w:t>
+      </w:r>
+      <w:r>
+        <w:rPr>
+          <w:lang w:eastAsia="hu-HU"/>
+        </w:rPr>
+        <w:t xml:space="preserve"> tartani a tiszta kód elvét.</w:t>
+      </w:r>
     </w:p>
     <w:p>
       <w:pPr>
@@ -6797,87 +6933,88 @@
       <w:bookmarkStart w:id="14" w:name="_Toc208994366"/>
       <w:bookmarkStart w:id="15" w:name="_Toc208994429"/>
       <w:bookmarkStart w:id="16" w:name="_Toc210651565"/>
-      <w:bookmarkStart w:id="17" w:name="_Toc210651561"/>
-      <w:bookmarkStart w:id="18" w:name="_Toc227748678"/>
+      <w:bookmarkStart w:id="17" w:name="_Toc227748678"/>
+      <w:bookmarkStart w:id="18" w:name="_Toc210651561"/>
       <w:r>
         <w:t>Funkciók</w:t>
       </w:r>
       <w:bookmarkEnd w:id="14"/>
       <w:bookmarkEnd w:id="15"/>
       <w:bookmarkEnd w:id="16"/>
+      <w:bookmarkEnd w:id="17"/>
+    </w:p>
+    <w:p>
+      <w:pPr>
+        <w:pStyle w:val="Nincstrkz"/>
+      </w:pPr>
+      <w:r>
+        <w:t>Regisztráció és bejelentkezés több szerepkörrel (adminisztrátor, konyha, felhasználók)</w:t>
+      </w:r>
+    </w:p>
+    <w:p>
+      <w:pPr>
+        <w:pStyle w:val="Nincstrkz"/>
+      </w:pPr>
+      <w:r>
+        <w:t>Heti menü megtekintése napokra bontva</w:t>
+      </w:r>
+    </w:p>
+    <w:p>
+      <w:pPr>
+        <w:pStyle w:val="Nincstrkz"/>
+      </w:pPr>
+      <w:r>
+        <w:t>Ebédátvétel előzetesen választott menü szerint</w:t>
+      </w:r>
+    </w:p>
+    <w:p>
+      <w:pPr>
+        <w:pStyle w:val="Nincstrkz"/>
+      </w:pPr>
+      <w:r>
+        <w:t>Rendelés</w:t>
+      </w:r>
+      <w:r>
+        <w:t xml:space="preserve"> és lemondás </w:t>
+      </w:r>
+      <w:r>
+        <w:t>határidőn belül</w:t>
+      </w:r>
+    </w:p>
+    <w:p>
+      <w:pPr>
+        <w:pStyle w:val="Nincstrkz"/>
+      </w:pPr>
+      <w:r>
+        <w:t xml:space="preserve">Allergén és diétás információk </w:t>
+      </w:r>
+      <w:r>
+        <w:t>megjelenítése</w:t>
+      </w:r>
+    </w:p>
+    <w:p>
+      <w:pPr>
+        <w:pStyle w:val="Nincstrkz"/>
+      </w:pPr>
+      <w:r>
+        <w:lastRenderedPageBreak/>
+        <w:t>Kódleolvasás ebédátvételkor hardver használatával (RFID-olvasó)</w:t>
+      </w:r>
+    </w:p>
+    <w:p>
+      <w:pPr>
+        <w:pStyle w:val="Nincstrkz"/>
+      </w:pPr>
+      <w:r>
+        <w:t>Fizetendő számla kiállítása</w:t>
+      </w:r>
+    </w:p>
+    <w:p>
+      <w:pPr>
+        <w:pStyle w:val="Cmsor2"/>
+      </w:pPr>
+      <w:bookmarkStart w:id="19" w:name="_Toc227748679"/>
       <w:bookmarkEnd w:id="18"/>
-    </w:p>
-    <w:p>
-      <w:pPr>
-        <w:pStyle w:val="Nincstrkz"/>
-      </w:pPr>
-      <w:r>
-        <w:t>Regisztráció és bejelentkezés több szerepkörrel (adminisztrátor, konyha, felhasználók)</w:t>
-      </w:r>
-    </w:p>
-    <w:p>
-      <w:pPr>
-        <w:pStyle w:val="Nincstrkz"/>
-      </w:pPr>
-      <w:r>
-        <w:t>Heti menü megtekintése napokra bontva</w:t>
-      </w:r>
-    </w:p>
-    <w:p>
-      <w:pPr>
-        <w:pStyle w:val="Nincstrkz"/>
-      </w:pPr>
-      <w:r>
-        <w:t>Ebédátvétel előzetesen választott menü szerint</w:t>
-      </w:r>
-    </w:p>
-    <w:p>
-      <w:pPr>
-        <w:pStyle w:val="Nincstrkz"/>
-      </w:pPr>
-      <w:r>
-        <w:t>Rendelés</w:t>
-      </w:r>
-      <w:r>
-        <w:t xml:space="preserve"> és lemondás </w:t>
-      </w:r>
-      <w:r>
-        <w:t>határidőn belül</w:t>
-      </w:r>
-    </w:p>
-    <w:p>
-      <w:pPr>
-        <w:pStyle w:val="Nincstrkz"/>
-      </w:pPr>
-      <w:r>
-        <w:t xml:space="preserve">Allergén és diétás információk </w:t>
-      </w:r>
-      <w:r>
-        <w:t>megjelenítése</w:t>
-      </w:r>
-    </w:p>
-    <w:p>
-      <w:pPr>
-        <w:pStyle w:val="Nincstrkz"/>
-      </w:pPr>
-      <w:r>
-        <w:t>Kódleolvasás ebédátvételkor hardver használatával (RFID-olvasó)</w:t>
-      </w:r>
-    </w:p>
-    <w:p>
-      <w:pPr>
-        <w:pStyle w:val="Nincstrkz"/>
-      </w:pPr>
-      <w:r>
-        <w:t>Fizetendő számla kiállítása</w:t>
-      </w:r>
-    </w:p>
-    <w:p>
-      <w:pPr>
-        <w:pStyle w:val="Cmsor2"/>
-      </w:pPr>
-      <w:bookmarkStart w:id="19" w:name="_Toc227748679"/>
-      <w:bookmarkEnd w:id="17"/>
       <w:r>
         <w:t>Szerepkörök</w:t>
       </w:r>
@@ -6928,7 +7065,13 @@
         <w:t>10 óráig</w:t>
       </w:r>
       <w:r>
-        <w:t xml:space="preserve">, amikor a konyha lekéri a rendelések számát a </w:t>
+        <w:t xml:space="preserve">, amikor a konyha </w:t>
+      </w:r>
+      <w:r>
+        <w:t xml:space="preserve">megnézi </w:t>
+      </w:r>
+      <w:r>
+        <w:t xml:space="preserve">a rendelések számát a </w:t>
       </w:r>
       <w:r>
         <w:rPr>
@@ -6938,7 +7081,7 @@
         <w:t>következő napra</w:t>
       </w:r>
       <w:r>
-        <w:t>. A felületen a felhasználó látja az adott menühöz tartozó allergének információit, illetve egy adag átlagos tápérték tartalmát (kcal, szénhidrátok, fehérjék stb.). Az adott hónapban kiállított számlát meg tudja tekinteni, le tudja tölteni. A cukorbetegek számára a megoldás az, hogy az A menüt kapják cukormentes változatban</w:t>
+        <w:t xml:space="preserve">. A felületen a felhasználó látja az adott menühöz tartozó allergének információit, illetve egy adag átlagos tápérték tartalmát (kcal, szénhidrátok, fehérjék stb.). Az adott hónapban kiállított számlát meg tudja tekinteni, le tudja tölteni. </w:t>
       </w:r>
     </w:p>
     <w:p>
@@ -6991,33 +7134,9 @@
     </w:p>
     <w:p>
       <w:r>
-        <w:t xml:space="preserve">Kezeli az ételeket és az összetevőket. Ennek következtében fel is tudja tölteni az étlapot, amit szerkeszteni is tud. Minden nap le tudja kérni az addig leadott rendelés számát (10:00), hogy tudja, miből mennyit kell </w:t>
-      </w:r>
-      <w:r>
-        <w:lastRenderedPageBreak/>
-        <w:t>készítenie. Számításba van véve, hogy a cukorbetegek számára cukormentes étkezést kell biztosítani, ezért minden alkalommal az A menüből lesz készítve cukormentes verzió.</w:t>
-      </w:r>
-    </w:p>
-    <w:p>
-      <w:pPr>
-        <w:rPr>
-          <w:color w:val="FF0000"/>
-        </w:rPr>
-      </w:pPr>
-      <w:r>
-        <w:rPr>
-          <w:color w:val="FF0000"/>
-        </w:rPr>
-        <w:t>PÁLCIKA EMBER DIAGRAM</w:t>
-      </w:r>
-      <w:r>
-        <w:rPr>
-          <w:color w:val="FF0000"/>
-        </w:rPr>
-        <w:t>?????</w:t>
-      </w:r>
-    </w:p>
-    <w:p/>
+        <w:t>Kezeli az ételeket és az összetevőket. Ennek következtében fel is tudja tölteni az étlapot, amit szerkeszteni is tud. Minden nap le tudja kérni az addig leadott rendelés számát (10:00), hogy tudja, miből mennyit kell készítenie. Számításba van véve, hogy a cukorbetegek számára cukormentes étkezést kell biztosítani, ezért minden alkalommal az A menüből lesz készítve cukormentes verzió.</w:t>
+      </w:r>
+    </w:p>
     <w:p>
       <w:pPr>
         <w:pStyle w:val="Cmsor2"/>
@@ -7036,7 +7155,15 @@
     </w:p>
     <w:p>
       <w:r>
-        <w:t>A weboldal felhasználói felületének megtervezéséhez a Canva nevű eszközt alkalmaztuk. Ennek köszönhetően átgondolt vizuális tervekkel tudtunk dolgozni.</w:t>
+        <w:t xml:space="preserve">A weboldal felhasználói felületének megtervezéséhez a </w:t>
+      </w:r>
+      <w:proofErr w:type="spellStart"/>
+      <w:r>
+        <w:t>Canva</w:t>
+      </w:r>
+      <w:proofErr w:type="spellEnd"/>
+      <w:r>
+        <w:t xml:space="preserve"> nevű eszközt alkalmaztuk. Ennek köszönhetően átgondolt vizuális tervekkel tudtunk dolgozni.</w:t>
       </w:r>
     </w:p>
     <w:p>
@@ -7049,7 +7176,13 @@
         <w:ind w:left="714"/>
       </w:pPr>
       <w:r>
-        <w:t>A cél, hogy egy olyan weboldalt hozzunk létre, ami könnyen kezelhető és átlátható mind a felhasználóknak, az adminisztrátornak és az étkeztetést kezelő félnek.</w:t>
+        <w:t>A cél</w:t>
+      </w:r>
+      <w:r>
+        <w:t xml:space="preserve"> az volt</w:t>
+      </w:r>
+      <w:r>
+        <w:t>, hogy egy olyan weboldalt hozzunk létre, ami könnyen kezelhető és átlátható mind a felhasználóknak, az adminisztrátornak és az étkeztetést kezelő félnek.</w:t>
       </w:r>
     </w:p>
     <w:p>
@@ -7065,6 +7198,7 @@
         <w:pStyle w:val="Nincstrkz"/>
       </w:pPr>
       <w:r>
+        <w:lastRenderedPageBreak/>
         <w:t>Bejelentkezés és regisztrációs felület</w:t>
       </w:r>
     </w:p>
@@ -7099,7 +7233,16 @@
         <w:pStyle w:val="Nincstrkz"/>
       </w:pPr>
       <w:r>
-        <w:t xml:space="preserve">Webes környezet (Chrome, </w:t>
+        <w:t>Webes környezet (</w:t>
+      </w:r>
+      <w:r>
+        <w:t xml:space="preserve">Google </w:t>
+      </w:r>
+      <w:r>
+        <w:t>,</w:t>
+      </w:r>
+      <w:r>
+        <w:t xml:space="preserve">Chrome, </w:t>
       </w:r>
       <w:r>
         <w:t xml:space="preserve">Microsoft </w:t>
@@ -7145,16 +7288,18 @@
         <w:t>CSS</w:t>
       </w:r>
       <w:r>
-        <w:t>3 (Bootstrap keretrendszerrel)</w:t>
+        <w:t>3</w:t>
       </w:r>
     </w:p>
     <w:p>
       <w:pPr>
         <w:pStyle w:val="Nincstrkz"/>
       </w:pPr>
+      <w:proofErr w:type="spellStart"/>
       <w:r>
         <w:t>Laravel</w:t>
       </w:r>
+      <w:proofErr w:type="spellEnd"/>
     </w:p>
     <w:p>
       <w:pPr>
@@ -7163,16 +7308,29 @@
       <w:r>
         <w:t>Vue.js</w:t>
       </w:r>
-      <w:r>
-        <w:t xml:space="preserve"> v3</w:t>
-      </w:r>
     </w:p>
     <w:p>
       <w:pPr>
         <w:pStyle w:val="Nincstrkz"/>
       </w:pPr>
       <w:r>
-        <w:t>Relációs adatbázis – MySQL</w:t>
+        <w:t xml:space="preserve">Relációs adatbázis – </w:t>
+      </w:r>
+      <w:proofErr w:type="spellStart"/>
+      <w:r>
+        <w:t>MySQL</w:t>
+      </w:r>
+      <w:proofErr w:type="spellEnd"/>
+      <w:r>
+        <w:t xml:space="preserve"> (</w:t>
+      </w:r>
+      <w:proofErr w:type="spellStart"/>
+      <w:r>
+        <w:t>Ampps</w:t>
+      </w:r>
+      <w:proofErr w:type="spellEnd"/>
+      <w:r>
+        <w:t>)</w:t>
       </w:r>
     </w:p>
     <w:p>
@@ -7181,7 +7339,13 @@
       </w:pPr>
       <w:bookmarkStart w:id="31" w:name="_Toc227748686"/>
       <w:r>
-        <w:t>Fejlesztői eszközök</w:t>
+        <w:t>H</w:t>
+      </w:r>
+      <w:r>
+        <w:t>asznált</w:t>
+      </w:r>
+      <w:r>
+        <w:t xml:space="preserve"> eszközök</w:t>
       </w:r>
       <w:bookmarkEnd w:id="31"/>
       <w:r>
@@ -7196,53 +7360,220 @@
         <w:t>V</w:t>
       </w:r>
       <w:r>
-        <w:t>isual Studio Code: a frontend és backend programok elkészítéséhez</w:t>
+        <w:t xml:space="preserve">isual </w:t>
+      </w:r>
+      <w:proofErr w:type="spellStart"/>
+      <w:r>
+        <w:t>Studio</w:t>
+      </w:r>
+      <w:proofErr w:type="spellEnd"/>
+      <w:r>
+        <w:t xml:space="preserve"> </w:t>
+      </w:r>
+      <w:proofErr w:type="spellStart"/>
+      <w:r>
+        <w:t>Code</w:t>
+      </w:r>
+      <w:proofErr w:type="spellEnd"/>
+      <w:r>
+        <w:t xml:space="preserve">: </w:t>
+      </w:r>
+      <w:r>
+        <w:t>f</w:t>
+      </w:r>
+      <w:r>
+        <w:t>rontend és backend programok elkészítéséhez</w:t>
       </w:r>
     </w:p>
     <w:p>
       <w:pPr>
         <w:pStyle w:val="Nincstrkz"/>
       </w:pPr>
-      <w:r>
-        <w:t>MySQL</w:t>
+      <w:proofErr w:type="spellStart"/>
+      <w:r>
+        <w:t>Github</w:t>
+      </w:r>
+      <w:proofErr w:type="spellEnd"/>
+      <w:r>
+        <w:t>: verziókezelés</w:t>
       </w:r>
     </w:p>
     <w:p>
       <w:pPr>
         <w:pStyle w:val="Nincstrkz"/>
       </w:pPr>
-      <w:r>
-        <w:t>Github: verziókezelés</w:t>
-      </w:r>
-    </w:p>
-    <w:p>
-      <w:pPr>
-        <w:pStyle w:val="Nincstrkz"/>
-      </w:pPr>
+      <w:proofErr w:type="spellStart"/>
+      <w:r>
+        <w:t>Canva</w:t>
+      </w:r>
+      <w:proofErr w:type="spellEnd"/>
+      <w:r>
+        <w:t>: megjelenés tervezés</w:t>
+      </w:r>
+    </w:p>
+    <w:p>
+      <w:pPr>
+        <w:pStyle w:val="Cmsor2"/>
+      </w:pPr>
+      <w:bookmarkStart w:id="32" w:name="_Toc227748687"/>
+      <w:r>
+        <w:t>Backend fejlesztés</w:t>
+      </w:r>
+      <w:bookmarkEnd w:id="32"/>
+    </w:p>
+    <w:p>
+      <w:r>
+        <w:t>A rendszer backend ré</w:t>
+      </w:r>
+      <w:r>
+        <w:t>sze</w:t>
+      </w:r>
+      <w:r>
+        <w:t xml:space="preserve"> L</w:t>
+      </w:r>
+      <w:proofErr w:type="spellStart"/>
+      <w:r>
+        <w:t>aravel</w:t>
+      </w:r>
+      <w:proofErr w:type="spellEnd"/>
+      <w:r>
+        <w:t xml:space="preserve"> keretrendszer segítségével készült, amely biztonságos alapot biztosít a REST API szolgáltatásokhoz.</w:t>
+      </w:r>
+    </w:p>
+    <w:p>
+      <w:pPr>
+        <w:pStyle w:val="Cmsor3"/>
+      </w:pPr>
+      <w:r>
+        <w:t>Migrációk</w:t>
+      </w:r>
+    </w:p>
+    <w:p>
+      <w:r>
+        <w:t xml:space="preserve">Az adatbázis struktúra kialakítása </w:t>
+      </w:r>
+      <w:proofErr w:type="spellStart"/>
+      <w:r>
+        <w:t>Laravel</w:t>
+      </w:r>
+      <w:proofErr w:type="spellEnd"/>
+      <w:r>
+        <w:t xml:space="preserve"> migrációk segítségével történt. A migrációs fájlok tartalmazzák az összes tábla létrehozásához szükséges utasításokat</w:t>
+      </w:r>
+      <w:r>
+        <w:t xml:space="preserve">. </w:t>
+      </w:r>
+      <w:r>
+        <w:t xml:space="preserve">A migrációk lehetővé teszik az adatbázis egyszerű </w:t>
+      </w:r>
+      <w:proofErr w:type="spellStart"/>
+      <w:r>
+        <w:t>újratelepítését</w:t>
+      </w:r>
+      <w:proofErr w:type="spellEnd"/>
+      <w:r>
+        <w:t xml:space="preserve"> és frissítését.</w:t>
+      </w:r>
+    </w:p>
+    <w:p>
+      <w:pPr>
+        <w:pStyle w:val="Cmsor3"/>
+      </w:pPr>
+      <w:r>
+        <w:t>Modellek</w:t>
+      </w:r>
+    </w:p>
+    <w:p>
+      <w:r>
+        <w:t xml:space="preserve">Az adatbázis tábláit </w:t>
+      </w:r>
+      <w:proofErr w:type="spellStart"/>
+      <w:r>
+        <w:t>Laravel</w:t>
+      </w:r>
+      <w:proofErr w:type="spellEnd"/>
+      <w:r>
+        <w:t xml:space="preserve"> modellek reprezentálják. A modellek definiálják a táblákhoz tartozó kapcsolatokat (</w:t>
+      </w:r>
+      <w:proofErr w:type="spellStart"/>
+      <w:r>
+        <w:t>belongsTo</w:t>
+      </w:r>
+      <w:proofErr w:type="spellEnd"/>
+      <w:r>
+        <w:t xml:space="preserve">, </w:t>
+      </w:r>
+      <w:proofErr w:type="spellStart"/>
+      <w:r>
+        <w:t>hasMany</w:t>
+      </w:r>
+      <w:proofErr w:type="spellEnd"/>
+      <w:r>
+        <w:t xml:space="preserve">, </w:t>
+      </w:r>
+      <w:proofErr w:type="spellStart"/>
+      <w:r>
+        <w:t>belongsToMany</w:t>
+      </w:r>
+      <w:proofErr w:type="spellEnd"/>
+      <w:r>
+        <w:t xml:space="preserve">), valamint az adatbázis műveletekhez szükséges logikát. </w:t>
+      </w:r>
+    </w:p>
+    <w:p>
+      <w:pPr>
+        <w:pStyle w:val="Cmsor3"/>
+      </w:pPr>
+      <w:r>
+        <w:t>Kontrollerek és API végpontok</w:t>
+      </w:r>
+    </w:p>
+    <w:p>
       <w:r>
         <w:lastRenderedPageBreak/>
-        <w:t>Canva?</w:t>
+        <w:t xml:space="preserve">A backend REST API végpontjait </w:t>
+      </w:r>
+      <w:proofErr w:type="spellStart"/>
+      <w:r>
+        <w:t>Laravel</w:t>
+      </w:r>
+      <w:proofErr w:type="spellEnd"/>
+      <w:r>
+        <w:t xml:space="preserve"> kontrollerek implementálják. A kontrollerekben található metódusok felelősek a beérkező kérések fogadásáért, az adatok </w:t>
+      </w:r>
+      <w:proofErr w:type="spellStart"/>
+      <w:r>
+        <w:t>validálásáért</w:t>
+      </w:r>
+      <w:proofErr w:type="spellEnd"/>
+      <w:r>
+        <w:t xml:space="preserve"> és</w:t>
+      </w:r>
+      <w:r>
+        <w:t xml:space="preserve"> a</w:t>
+      </w:r>
+      <w:r>
+        <w:t xml:space="preserve">z adott </w:t>
+      </w:r>
+      <w:r>
+        <w:t>logika végrehajtásáért. Az útvonalak az </w:t>
+      </w:r>
+      <w:proofErr w:type="spellStart"/>
+      <w:r>
+        <w:t>api.php</w:t>
+      </w:r>
+      <w:proofErr w:type="spellEnd"/>
+      <w:r>
+        <w:t> fájlban vannak csoportosítva szerepkörönként</w:t>
+      </w:r>
+      <w:r>
+        <w:t>.</w:t>
       </w:r>
     </w:p>
     <w:p>
       <w:pPr>
         <w:pStyle w:val="Cmsor2"/>
       </w:pPr>
-      <w:bookmarkStart w:id="32" w:name="_Toc227748687"/>
-      <w:r>
-        <w:t>Backend fejlesztés</w:t>
-      </w:r>
-      <w:bookmarkEnd w:id="32"/>
-    </w:p>
-    <w:p>
-      <w:r>
-        <w:t>REST API végpontok</w:t>
-      </w:r>
-    </w:p>
-    <w:p>
-      <w:pPr>
-        <w:pStyle w:val="Cmsor2"/>
-      </w:pPr>
       <w:bookmarkStart w:id="33" w:name="_Toc227748688"/>
       <w:r>
         <w:t>Frontend fejlesztés</w:t>
@@ -7251,18 +7582,89 @@
     </w:p>
     <w:p>
       <w:r>
+        <w:t>A frontend alkalmazás Vue.js 3 keretrendszerrel készült, amely lehetővé teszi a komponens alapú, reaktív felhasználói felület fejlesztését.</w:t>
+      </w:r>
+    </w:p>
+    <w:p>
+      <w:pPr>
+        <w:pStyle w:val="Cmsor3"/>
+      </w:pPr>
+      <w:r>
+        <w:t>Komponens struktúra</w:t>
+      </w:r>
+    </w:p>
+    <w:p>
+      <w:r>
+        <w:t xml:space="preserve">Az alkalmazás </w:t>
+      </w:r>
+      <w:proofErr w:type="spellStart"/>
+      <w:r>
+        <w:t>Vue</w:t>
+      </w:r>
+      <w:proofErr w:type="spellEnd"/>
+      <w:r>
+        <w:t xml:space="preserve"> komponensekre bontva épül fel. </w:t>
+      </w:r>
+      <w:r>
+        <w:t>Számos</w:t>
+      </w:r>
+      <w:r>
+        <w:t xml:space="preserve"> funkcionális egység (pl. </w:t>
+      </w:r>
+      <w:r>
+        <w:t xml:space="preserve">jelszó kezelés, </w:t>
+      </w:r>
+      <w:proofErr w:type="spellStart"/>
+      <w:r>
+        <w:t>pagináció</w:t>
+      </w:r>
+      <w:proofErr w:type="spellEnd"/>
+      <w:r>
+        <w:t xml:space="preserve">, </w:t>
+      </w:r>
+      <w:r>
+        <w:t>megerősítő ablakok</w:t>
+      </w:r>
+      <w:r>
+        <w:t>) saját komponenssel rendelkezik.</w:t>
+      </w:r>
+    </w:p>
+    <w:p>
+      <w:pPr>
+        <w:pStyle w:val="Cmsor3"/>
+      </w:pPr>
+      <w:r>
         <w:t>Reszponzív design</w:t>
       </w:r>
     </w:p>
     <w:p>
-      <w:pPr>
-        <w:pStyle w:val="Nincstrkz"/>
-        <w:numPr>
-          <w:ilvl w:val="0"/>
-          <w:numId w:val="0"/>
-        </w:numPr>
-        <w:ind w:left="1208"/>
-      </w:pPr>
+      <w:r>
+        <w:t xml:space="preserve">A felhasználói felület reszponzív kialakítása CSS segítségével történt, </w:t>
+      </w:r>
+      <w:proofErr w:type="spellStart"/>
+      <w:r>
+        <w:t>médialekérdezések</w:t>
+      </w:r>
+      <w:proofErr w:type="spellEnd"/>
+      <w:r>
+        <w:t xml:space="preserve"> alkalmazásával. Az oldal asztali, táblagép és mobil nézetben is megfelelően jelenik meg. A táblázatok kisebb képernyőn vízszintesen görgethetőek, a gombok és űrlapelemek egymás alá rendeződnek. A </w:t>
+      </w:r>
+      <w:proofErr w:type="spellStart"/>
+      <w:r>
+        <w:t>flexbox</w:t>
+      </w:r>
+      <w:proofErr w:type="spellEnd"/>
+      <w:r>
+        <w:t xml:space="preserve"> és </w:t>
+      </w:r>
+      <w:proofErr w:type="spellStart"/>
+      <w:r>
+        <w:t>grid</w:t>
+      </w:r>
+      <w:proofErr w:type="spellEnd"/>
+      <w:r>
+        <w:t xml:space="preserve"> elrendezések biztosítják a rugalmas, adaptálódó struktúrát. A vizuális stílus egységes, a színek, betűtípusok és gombok konzisztens megjelenést nyújtanak az egész alkalmazásban.</w:t>
+      </w:r>
     </w:p>
     <w:p>
       <w:pPr>
@@ -7376,12 +7778,14 @@
       </w:pPr>
       <w:bookmarkStart w:id="38" w:name="_Toc213329356"/>
       <w:bookmarkStart w:id="39" w:name="_Toc227748691"/>
+      <w:proofErr w:type="spellStart"/>
       <w:r>
         <w:t>User</w:t>
       </w:r>
       <w:r>
         <w:t>s</w:t>
       </w:r>
+      <w:proofErr w:type="spellEnd"/>
       <w:r>
         <w:t xml:space="preserve"> tábla (Felhasználók)</w:t>
       </w:r>
@@ -7451,7 +7855,15 @@
         <w:t xml:space="preserve"> a célja</w:t>
       </w:r>
       <w:r>
-        <w:t xml:space="preserve">. Ez a tábla szolgál a hitelesítés, autorizáció és </w:t>
+        <w:t xml:space="preserve">. Ez a tábla szolgál a hitelesítés, </w:t>
+      </w:r>
+      <w:proofErr w:type="spellStart"/>
+      <w:r>
+        <w:t>autorizáció</w:t>
+      </w:r>
+      <w:proofErr w:type="spellEnd"/>
+      <w:r>
+        <w:t xml:space="preserve"> és </w:t>
       </w:r>
       <w:r>
         <w:t xml:space="preserve">a </w:t>
@@ -7464,6 +7876,7 @@
       <w:r>
         <w:t>Regisztrálás kizárólag az iskolai email címmel lehetséges. Kötelezően meg kell adnia a felhasználónak vezetéknevét, keresztnevét, harmadik nevét – ha van –   (</w:t>
       </w:r>
+      <w:proofErr w:type="spellStart"/>
       <w:r>
         <w:rPr>
           <w:b/>
@@ -7483,21 +7896,23 @@
           <w:b/>
           <w:bCs/>
         </w:rPr>
-        <w:t>ame, last</w:t>
-      </w:r>
+        <w:t>ame</w:t>
+      </w:r>
+      <w:proofErr w:type="spellEnd"/>
       <w:r>
         <w:rPr>
           <w:b/>
           <w:bCs/>
         </w:rPr>
-        <w:t>N</w:t>
-      </w:r>
+        <w:t xml:space="preserve">, </w:t>
+      </w:r>
+      <w:proofErr w:type="spellStart"/>
       <w:r>
         <w:rPr>
           <w:b/>
           <w:bCs/>
         </w:rPr>
-        <w:t>ame, third</w:t>
+        <w:t>last</w:t>
       </w:r>
       <w:r>
         <w:rPr>
@@ -7513,154 +7928,233 @@
         </w:rPr>
         <w:t>ame</w:t>
       </w:r>
-      <w:r>
-        <w:t>), és lakcím adatait: vármegye (</w:t>
-      </w:r>
+      <w:proofErr w:type="spellEnd"/>
       <w:r>
         <w:rPr>
           <w:b/>
           <w:bCs/>
         </w:rPr>
-        <w:t>county_id</w:t>
-      </w:r>
-      <w:r>
-        <w:t>), város (</w:t>
-      </w:r>
+        <w:t xml:space="preserve">, </w:t>
+      </w:r>
+      <w:proofErr w:type="spellStart"/>
       <w:r>
         <w:rPr>
           <w:b/>
           <w:bCs/>
         </w:rPr>
-        <w:t>city_id</w:t>
-      </w:r>
-      <w:r>
-        <w:t>), cím (</w:t>
+        <w:t>third</w:t>
       </w:r>
       <w:r>
         <w:rPr>
           <w:b/>
           <w:bCs/>
         </w:rPr>
-        <w:t>address</w:t>
-      </w:r>
-      <w:r>
-        <w:t>).</w:t>
-      </w:r>
-    </w:p>
-    <w:p>
-      <w:r>
-        <w:t xml:space="preserve">A </w:t>
+        <w:t>N</w:t>
       </w:r>
       <w:r>
         <w:rPr>
           <w:b/>
           <w:bCs/>
         </w:rPr>
-        <w:t>user</w:t>
-      </w:r>
+        <w:t>ame</w:t>
+      </w:r>
+      <w:proofErr w:type="spellEnd"/>
+      <w:r>
+        <w:t>), és lakcím adatait: vármegye (</w:t>
+      </w:r>
+      <w:proofErr w:type="spellStart"/>
       <w:r>
         <w:rPr>
           <w:b/>
           <w:bCs/>
         </w:rPr>
-        <w:t>T</w:t>
-      </w:r>
+        <w:t>county_id</w:t>
+      </w:r>
+      <w:proofErr w:type="spellEnd"/>
+      <w:r>
+        <w:t>), város (</w:t>
+      </w:r>
+      <w:proofErr w:type="spellStart"/>
       <w:r>
         <w:rPr>
           <w:b/>
           <w:bCs/>
         </w:rPr>
-        <w:t>ype</w:t>
-      </w:r>
-      <w:r>
-        <w:t xml:space="preserve"> megmutatja, hogy mi a szerepköre az adott felhasználónak. Lehet tanuló, tanár vagy dolgozó, ők azok, akik rendelhetnek étkezést. Ezen kívül még két típus van, az admin aki kezeli az iskolai adminisztrációt, és a konyha, aki az étkeztető fél. </w:t>
-      </w:r>
-    </w:p>
-    <w:p>
-      <w:r>
-        <w:t xml:space="preserve">Az </w:t>
-      </w:r>
-      <w:r>
-        <w:rPr>
-          <w:b/>
-        </w:rPr>
-        <w:t>rfidCard_id</w:t>
-      </w:r>
-      <w:r>
-        <w:t xml:space="preserve"> használatával tudjuk kideríteni, hogy melyik felhasználó melyik kártyát kapta meg.</w:t>
-      </w:r>
-    </w:p>
-    <w:p>
-      <w:r>
-        <w:t>Alapból egy regisztrált fiók állapota (</w:t>
-      </w:r>
+        <w:t>city_id</w:t>
+      </w:r>
+      <w:proofErr w:type="spellEnd"/>
+      <w:r>
+        <w:t>), cím (</w:t>
+      </w:r>
+      <w:proofErr w:type="spellStart"/>
       <w:r>
         <w:rPr>
           <w:b/>
           <w:bCs/>
         </w:rPr>
-        <w:t>userS</w:t>
-      </w:r>
+        <w:t>address</w:t>
+      </w:r>
+      <w:proofErr w:type="spellEnd"/>
+      <w:r>
+        <w:t>).</w:t>
+      </w:r>
+    </w:p>
+    <w:p>
+      <w:r>
+        <w:t xml:space="preserve">A </w:t>
+      </w:r>
+      <w:proofErr w:type="spellStart"/>
       <w:r>
         <w:rPr>
           <w:b/>
           <w:bCs/>
         </w:rPr>
-        <w:t>tatus</w:t>
-      </w:r>
-      <w:r>
-        <w:t>) inaktív. Akkor lesz aktív, ha az admin elfogadja a regisztrációs kérelmet az oldalon belül. Ezeken kívül az állapot lehet még felfüggesztett (suspended), ami akkor használatos, amikor egy felhasználó elhagyja az iskolát (elballag, iskolát vált), és már nem innen fog rendelni, de az adatait nem szabad egyszerűen kitörölni..</w:t>
-      </w:r>
-    </w:p>
-    <w:p>
-      <w:r>
-        <w:t xml:space="preserve">Fontos lekezelni azt, hogy ha a felhasználó kedvezményesen étkezik. Ezt az admin tudja beállítani a </w:t>
+        <w:t>user</w:t>
       </w:r>
       <w:r>
         <w:rPr>
           <w:b/>
           <w:bCs/>
         </w:rPr>
-        <w:t>has</w:t>
+        <w:t>T</w:t>
       </w:r>
       <w:r>
         <w:rPr>
           <w:b/>
           <w:bCs/>
         </w:rPr>
-        <w:t>D</w:t>
-      </w:r>
+        <w:t>ype</w:t>
+      </w:r>
+      <w:proofErr w:type="spellEnd"/>
+      <w:r>
+        <w:t xml:space="preserve"> megmutatja, hogy mi a szerepköre az adott felhasználónak. Lehet tanuló, tanár vagy dolgozó, ők azok, akik rendelhetnek étkezést. Ezen kívül még két típus van, az </w:t>
+      </w:r>
+      <w:proofErr w:type="spellStart"/>
+      <w:r>
+        <w:t>admin</w:t>
+      </w:r>
+      <w:proofErr w:type="spellEnd"/>
+      <w:r>
+        <w:t xml:space="preserve"> aki kezeli az iskolai adminisztrációt, és a konyha, aki az étkeztető fél. </w:t>
+      </w:r>
+    </w:p>
+    <w:p>
+      <w:r>
+        <w:t xml:space="preserve">Az </w:t>
+      </w:r>
+      <w:proofErr w:type="spellStart"/>
+      <w:r>
+        <w:rPr>
+          <w:b/>
+        </w:rPr>
+        <w:t>rfidCard_id</w:t>
+      </w:r>
+      <w:proofErr w:type="spellEnd"/>
+      <w:r>
+        <w:t xml:space="preserve"> használatával tudjuk kideríteni, hogy melyik felhasználó melyik kártyát kapta meg.</w:t>
+      </w:r>
+    </w:p>
+    <w:p>
+      <w:r>
+        <w:t>Alapból egy regisztrált fiók állapota (</w:t>
+      </w:r>
+      <w:proofErr w:type="spellStart"/>
       <w:r>
         <w:rPr>
           <w:b/>
           <w:bCs/>
         </w:rPr>
-        <w:t>iscount</w:t>
-      </w:r>
-      <w:r>
-        <w:t xml:space="preserve"> résznél, ha a felhasználó vagy feltölti, vagy pedig benyújtja a megfelelő dokumentumokat személyesen.</w:t>
-      </w:r>
-    </w:p>
-    <w:p>
-      <w:r>
-        <w:t xml:space="preserve">Az </w:t>
-      </w:r>
-      <w:r>
-        <w:t>előzőhez</w:t>
-      </w:r>
-      <w:r>
-        <w:t xml:space="preserve"> hasonlóan</w:t>
-      </w:r>
-      <w:r>
-        <w:t xml:space="preserve"> történik a cukorbetegség leigazolása, ami  </w:t>
+        <w:t>userS</w:t>
       </w:r>
       <w:r>
         <w:rPr>
           <w:b/>
           <w:bCs/>
         </w:rPr>
+        <w:t>tatus</w:t>
+      </w:r>
+      <w:proofErr w:type="spellEnd"/>
+      <w:r>
+        <w:t xml:space="preserve">) inaktív. Akkor lesz aktív, ha az </w:t>
+      </w:r>
+      <w:proofErr w:type="spellStart"/>
+      <w:r>
+        <w:t>admin</w:t>
+      </w:r>
+      <w:proofErr w:type="spellEnd"/>
+      <w:r>
+        <w:t xml:space="preserve"> elfogadja a regisztrációs kérelmet az oldalon belül. Ezeken kívül az állapot lehet még felfüggesztett (</w:t>
+      </w:r>
+      <w:proofErr w:type="spellStart"/>
+      <w:r>
+        <w:t>suspended</w:t>
+      </w:r>
+      <w:proofErr w:type="spellEnd"/>
+      <w:r>
+        <w:t>), ami akkor használatos, amikor egy felhasználó elhagyja az iskolát (elballag, iskolát vált), és már nem innen fog rendelni, de az adatait nem szabad egyszerűen kitörölni..</w:t>
+      </w:r>
+    </w:p>
+    <w:p>
+      <w:r>
+        <w:t xml:space="preserve">Fontos lekezelni azt, hogy ha a felhasználó kedvezményesen étkezik. Ezt az </w:t>
+      </w:r>
+      <w:proofErr w:type="spellStart"/>
+      <w:r>
+        <w:t>admin</w:t>
+      </w:r>
+      <w:proofErr w:type="spellEnd"/>
+      <w:r>
+        <w:t xml:space="preserve"> tudja beállítani a </w:t>
+      </w:r>
+      <w:proofErr w:type="spellStart"/>
+      <w:r>
+        <w:rPr>
+          <w:b/>
+          <w:bCs/>
+        </w:rPr>
+        <w:t>has</w:t>
+      </w:r>
+      <w:r>
+        <w:rPr>
+          <w:b/>
+          <w:bCs/>
+        </w:rPr>
+        <w:t>D</w:t>
+      </w:r>
+      <w:r>
+        <w:rPr>
+          <w:b/>
+          <w:bCs/>
+        </w:rPr>
+        <w:t>iscount</w:t>
+      </w:r>
+      <w:proofErr w:type="spellEnd"/>
+      <w:r>
+        <w:t xml:space="preserve"> résznél, ha a felhasználó vagy feltölti, vagy pedig benyújtja a megfelelő dokumentumokat személyesen.</w:t>
+      </w:r>
+    </w:p>
+    <w:p>
+      <w:r>
+        <w:t xml:space="preserve">Az </w:t>
+      </w:r>
+      <w:r>
+        <w:t>előzőhez</w:t>
+      </w:r>
+      <w:r>
+        <w:t xml:space="preserve"> hasonlóan</w:t>
+      </w:r>
+      <w:r>
+        <w:t xml:space="preserve"> történik a cukorbetegség leigazolása, ami  </w:t>
+      </w:r>
+      <w:proofErr w:type="spellStart"/>
+      <w:r>
+        <w:rPr>
+          <w:b/>
+          <w:bCs/>
+        </w:rPr>
         <w:t>hasDiabetes</w:t>
       </w:r>
+      <w:proofErr w:type="spellEnd"/>
       <w:r>
         <w:t xml:space="preserve">  néven van eltárolva.</w:t>
       </w:r>
@@ -7670,6 +8164,7 @@
         <w:lastRenderedPageBreak/>
         <w:t xml:space="preserve">A létrehozás időpontja a </w:t>
       </w:r>
+      <w:proofErr w:type="spellStart"/>
       <w:r>
         <w:rPr>
           <w:b/>
@@ -7691,9 +8186,11 @@
         </w:rPr>
         <w:t>t</w:t>
       </w:r>
+      <w:proofErr w:type="spellEnd"/>
       <w:r>
         <w:t xml:space="preserve">, a legutolsó módosításé pedig a </w:t>
       </w:r>
+      <w:proofErr w:type="spellStart"/>
       <w:r>
         <w:rPr>
           <w:b/>
@@ -7715,6 +8212,7 @@
         </w:rPr>
         <w:t>t</w:t>
       </w:r>
+      <w:proofErr w:type="spellEnd"/>
       <w:r>
         <w:t xml:space="preserve">. </w:t>
       </w:r>
@@ -7725,12 +8223,14 @@
       </w:pPr>
       <w:bookmarkStart w:id="40" w:name="_Toc213329357"/>
       <w:bookmarkStart w:id="41" w:name="_Toc227748692"/>
+      <w:proofErr w:type="spellStart"/>
       <w:r>
         <w:t>Order</w:t>
       </w:r>
       <w:r>
         <w:t>s</w:t>
       </w:r>
+      <w:proofErr w:type="spellEnd"/>
       <w:r>
         <w:t xml:space="preserve"> tábla (Rendelések)</w:t>
       </w:r>
@@ -7816,6 +8316,7 @@
       <w:r>
         <w:t xml:space="preserve">A rendelésekhez kell a </w:t>
       </w:r>
+      <w:proofErr w:type="spellStart"/>
       <w:r>
         <w:rPr>
           <w:b/>
@@ -7823,9 +8324,11 @@
         </w:rPr>
         <w:t>user_id</w:t>
       </w:r>
+      <w:proofErr w:type="spellEnd"/>
       <w:r>
         <w:t xml:space="preserve"> és a </w:t>
       </w:r>
+      <w:proofErr w:type="spellStart"/>
       <w:r>
         <w:rPr>
           <w:b/>
@@ -7833,6 +8336,7 @@
         </w:rPr>
         <w:t>menuItems_id</w:t>
       </w:r>
+      <w:proofErr w:type="spellEnd"/>
       <w:r>
         <w:t xml:space="preserve"> annak érdekében, hogy tudjuk melyik felhasználó melyik napra/napokra rendelt ebédet. </w:t>
       </w:r>
@@ -7841,6 +8345,7 @@
       <w:r>
         <w:t>Eltárolja a rendelés dátumát (</w:t>
       </w:r>
+      <w:proofErr w:type="spellStart"/>
       <w:r>
         <w:rPr>
           <w:b/>
@@ -7848,101 +8353,122 @@
         </w:rPr>
         <w:t>orderDate</w:t>
       </w:r>
+      <w:proofErr w:type="spellEnd"/>
       <w:r>
         <w:t xml:space="preserve">) és a felhasználó által választott opciót. A </w:t>
       </w:r>
+      <w:proofErr w:type="spellStart"/>
       <w:r>
         <w:rPr>
           <w:b/>
           <w:bCs/>
         </w:rPr>
-        <w:t xml:space="preserve">selectedOption </w:t>
-      </w:r>
-      <w:r>
-        <w:t>résznél van letárolva, hogy „A” vagy „B” főételből kér a felhasználó.</w:t>
-      </w:r>
-    </w:p>
-    <w:p>
-      <w:r>
-        <w:t>A rendelésnek is van egy státusza (</w:t>
-      </w:r>
+        <w:t>selectedOption</w:t>
+      </w:r>
+      <w:proofErr w:type="spellEnd"/>
       <w:r>
         <w:rPr>
           <w:b/>
           <w:bCs/>
         </w:rPr>
-        <w:t>orderS</w:t>
-      </w:r>
+        <w:t xml:space="preserve"> </w:t>
+      </w:r>
+      <w:r>
+        <w:t>résznél van letárolva, hogy „A” vagy „B” főételből kér a felhasználó.</w:t>
+      </w:r>
+    </w:p>
+    <w:p>
+      <w:r>
+        <w:t>A rendelésnek is van egy státusza (</w:t>
+      </w:r>
+      <w:proofErr w:type="spellStart"/>
       <w:r>
         <w:rPr>
           <w:b/>
           <w:bCs/>
         </w:rPr>
-        <w:t>tat</w:t>
+        <w:t>orderS</w:t>
       </w:r>
       <w:r>
         <w:rPr>
           <w:b/>
           <w:bCs/>
         </w:rPr>
-        <w:t>us</w:t>
-      </w:r>
-      <w:r>
-        <w:t xml:space="preserve">), mely megmutatja, hogy az állapota rendelt, lemondott vagy fizetett. Ha le lett mondva, akkor a pontos ideje a </w:t>
-      </w:r>
-      <w:r>
-        <w:rPr>
-          <w:b/>
-        </w:rPr>
-        <w:t>cancelledAt</w:t>
-      </w:r>
-      <w:r>
-        <w:rPr>
-          <w:b/>
-        </w:rPr>
-        <w:t xml:space="preserve"> </w:t>
-      </w:r>
-      <w:r>
-        <w:t>lesz letárolva</w:t>
-      </w:r>
-    </w:p>
-    <w:p>
-      <w:r>
-        <w:t xml:space="preserve">Az </w:t>
+        <w:t>tat</w:t>
       </w:r>
       <w:r>
         <w:rPr>
           <w:b/>
           <w:bCs/>
         </w:rPr>
-        <w:t>invoice_id</w:t>
-      </w:r>
-      <w:r>
-        <w:t xml:space="preserve"> rámutat, melyik számlához tartozik a rendelés. A megfelelő végösszeg számításához ki kell választani az árazást a </w:t>
-      </w:r>
+        <w:t>us</w:t>
+      </w:r>
+      <w:proofErr w:type="spellEnd"/>
+      <w:r>
+        <w:t xml:space="preserve">), mely megmutatja, hogy az állapota rendelt, lemondott vagy fizetett. Ha le lett mondva, akkor a pontos ideje a </w:t>
+      </w:r>
+      <w:proofErr w:type="spellStart"/>
+      <w:r>
+        <w:rPr>
+          <w:b/>
+        </w:rPr>
+        <w:t>cancelledAt</w:t>
+      </w:r>
+      <w:proofErr w:type="spellEnd"/>
+      <w:r>
+        <w:rPr>
+          <w:b/>
+        </w:rPr>
+        <w:t xml:space="preserve"> </w:t>
+      </w:r>
+      <w:r>
+        <w:t>lesz letárolva</w:t>
+      </w:r>
+    </w:p>
+    <w:p>
+      <w:r>
+        <w:t xml:space="preserve">Az </w:t>
+      </w:r>
+      <w:proofErr w:type="spellStart"/>
       <w:r>
         <w:rPr>
           <w:b/>
           <w:bCs/>
         </w:rPr>
-        <w:t>prices</w:t>
-      </w:r>
+        <w:t>invoice_id</w:t>
+      </w:r>
+      <w:proofErr w:type="spellEnd"/>
+      <w:r>
+        <w:t xml:space="preserve"> rámutat, melyik számlához tartozik a rendelés. A megfelelő végösszeg számításához ki kell választani az árazást a </w:t>
+      </w:r>
+      <w:proofErr w:type="spellStart"/>
       <w:r>
         <w:rPr>
           <w:b/>
           <w:bCs/>
         </w:rPr>
-        <w:t>_i</w:t>
+        <w:t>prices</w:t>
       </w:r>
       <w:r>
         <w:rPr>
           <w:b/>
           <w:bCs/>
         </w:rPr>
+        <w:t>_i</w:t>
+      </w:r>
+      <w:r>
+        <w:rPr>
+          <w:b/>
+          <w:bCs/>
+        </w:rPr>
         <w:t>d</w:t>
       </w:r>
       <w:r>
-        <w:t>-val.</w:t>
+        <w:t>-val</w:t>
+      </w:r>
+      <w:proofErr w:type="spellEnd"/>
+      <w:r>
+        <w:t>.</w:t>
       </w:r>
     </w:p>
     <w:p>
@@ -8012,8 +8538,13 @@
           </wp:anchor>
         </w:drawing>
       </w:r>
-      <w:r>
-        <w:t>MenuItems tábla (Napi menük)</w:t>
+      <w:proofErr w:type="spellStart"/>
+      <w:r>
+        <w:t>MenuItems</w:t>
+      </w:r>
+      <w:proofErr w:type="spellEnd"/>
+      <w:r>
+        <w:t xml:space="preserve"> tábla (Napi menük)</w:t>
       </w:r>
       <w:bookmarkEnd w:id="42"/>
       <w:bookmarkEnd w:id="43"/>
@@ -8022,6 +8553,7 @@
       <w:r>
         <w:t>Minden nap más-más ebédet készít a szolgáltató, így le kell tárolni előre, hogy az elkövetkezendő napokban (</w:t>
       </w:r>
+      <w:proofErr w:type="spellStart"/>
       <w:r>
         <w:rPr>
           <w:b/>
@@ -8029,9 +8561,11 @@
         </w:rPr>
         <w:t>day</w:t>
       </w:r>
+      <w:proofErr w:type="spellEnd"/>
       <w:r>
         <w:t>) mik várhatóak. Mind a leves (</w:t>
       </w:r>
+      <w:proofErr w:type="spellStart"/>
       <w:r>
         <w:rPr>
           <w:b/>
@@ -8039,34 +8573,63 @@
         </w:rPr>
         <w:t>soup</w:t>
       </w:r>
+      <w:proofErr w:type="spellEnd"/>
       <w:r>
         <w:t>) és a két főétel opció (</w:t>
       </w:r>
+      <w:proofErr w:type="spellStart"/>
       <w:r>
         <w:rPr>
           <w:b/>
           <w:bCs/>
         </w:rPr>
-        <w:t>optionA, optionB</w:t>
-      </w:r>
-      <w:r>
-        <w:t>)</w:t>
-      </w:r>
-      <w:r>
-        <w:t>, plusz ha van valami egyéb (</w:t>
-      </w:r>
+        <w:t>optionA</w:t>
+      </w:r>
+      <w:proofErr w:type="spellEnd"/>
       <w:r>
         <w:rPr>
           <w:b/>
           <w:bCs/>
         </w:rPr>
+        <w:t xml:space="preserve">, </w:t>
+      </w:r>
+      <w:proofErr w:type="spellStart"/>
+      <w:r>
+        <w:rPr>
+          <w:b/>
+          <w:bCs/>
+        </w:rPr>
+        <w:t>optionB</w:t>
+      </w:r>
+      <w:proofErr w:type="spellEnd"/>
+      <w:r>
+        <w:t>)</w:t>
+      </w:r>
+      <w:r>
+        <w:t>, plusz ha van valami egyéb (</w:t>
+      </w:r>
+      <w:proofErr w:type="spellStart"/>
+      <w:r>
+        <w:rPr>
+          <w:b/>
+          <w:bCs/>
+        </w:rPr>
         <w:t>other</w:t>
       </w:r>
+      <w:proofErr w:type="spellEnd"/>
       <w:r>
         <w:t>), akkor az</w:t>
       </w:r>
       <w:r>
-        <w:t xml:space="preserve"> is rámutat a meal tábla egy rekordjára, így kiválasztva a menü opciókat. </w:t>
+        <w:t xml:space="preserve"> is rámutat a </w:t>
+      </w:r>
+      <w:proofErr w:type="spellStart"/>
+      <w:r>
+        <w:t>meal</w:t>
+      </w:r>
+      <w:proofErr w:type="spellEnd"/>
+      <w:r>
+        <w:t xml:space="preserve"> tábla egy rekordjára, így kiválasztva a menü opciókat. </w:t>
       </w:r>
     </w:p>
     <w:p>
@@ -8147,12 +8710,14 @@
           </wp:anchor>
         </w:drawing>
       </w:r>
+      <w:proofErr w:type="spellStart"/>
       <w:r>
         <w:t>Meal</w:t>
       </w:r>
       <w:r>
         <w:t>s</w:t>
       </w:r>
+      <w:proofErr w:type="spellEnd"/>
       <w:r>
         <w:t xml:space="preserve"> tábla (Ételek)</w:t>
       </w:r>
@@ -8166,6 +8731,7 @@
       <w:r>
         <w:t>t (</w:t>
       </w:r>
+      <w:proofErr w:type="spellStart"/>
       <w:r>
         <w:rPr>
           <w:b/>
@@ -8187,6 +8753,7 @@
         </w:rPr>
         <w:t>ame</w:t>
       </w:r>
+      <w:proofErr w:type="spellEnd"/>
       <w:r>
         <w:t xml:space="preserve">) </w:t>
       </w:r>
@@ -8196,6 +8763,7 @@
       <w:r>
         <w:t xml:space="preserve"> (</w:t>
       </w:r>
+      <w:proofErr w:type="spellStart"/>
       <w:r>
         <w:rPr>
           <w:b/>
@@ -8217,6 +8785,7 @@
         </w:rPr>
         <w:t>ype</w:t>
       </w:r>
+      <w:proofErr w:type="spellEnd"/>
       <w:r>
         <w:t>), ami leves vagy főétel.</w:t>
       </w:r>
@@ -8234,6 +8803,7 @@
       <w:r>
         <w:t xml:space="preserve">A megfelelő tájékozódás érdekében a </w:t>
       </w:r>
+      <w:proofErr w:type="spellStart"/>
       <w:r>
         <w:rPr>
           <w:b/>
@@ -8241,13 +8811,17 @@
         </w:rPr>
         <w:t>description</w:t>
       </w:r>
+      <w:proofErr w:type="spellEnd"/>
       <w:r>
         <w:t>-nél lehet részletesebben leírni, hogy pontosan miből is áll az étel.</w:t>
       </w:r>
     </w:p>
     <w:p/>
-    <w:p/>
-    <w:p/>
+    <w:p>
+      <w:pPr>
+        <w:ind w:left="0"/>
+      </w:pPr>
+    </w:p>
     <w:p>
       <w:pPr>
         <w:pStyle w:val="Cmsor3"/>
@@ -8269,12 +8843,14 @@
       </w:pPr>
       <w:bookmarkStart w:id="48" w:name="_Toc213329361"/>
       <w:bookmarkStart w:id="49" w:name="_Toc227748696"/>
+      <w:proofErr w:type="spellStart"/>
       <w:r>
         <w:t>Ingredient</w:t>
       </w:r>
       <w:r>
         <w:t>s</w:t>
       </w:r>
+      <w:proofErr w:type="spellEnd"/>
       <w:r>
         <w:t xml:space="preserve"> tábla (Hozzávalók)</w:t>
       </w:r>
@@ -8346,6 +8922,7 @@
       <w:r>
         <w:t>A különböző ételek számos hozzávalóból készülnek el, így ezeket hasznos letárolni. Egy hozzávalónak van neve (</w:t>
       </w:r>
+      <w:proofErr w:type="spellStart"/>
       <w:r>
         <w:rPr>
           <w:b/>
@@ -8367,9 +8944,11 @@
         </w:rPr>
         <w:t>me</w:t>
       </w:r>
+      <w:proofErr w:type="spellEnd"/>
       <w:r>
         <w:t>), és egy típusa (</w:t>
       </w:r>
+      <w:proofErr w:type="spellStart"/>
       <w:r>
         <w:rPr>
           <w:b/>
@@ -8384,6 +8963,7 @@
         </w:rPr>
         <w:t>ype</w:t>
       </w:r>
+      <w:proofErr w:type="spellEnd"/>
       <w:r>
         <w:t xml:space="preserve">), ami megmutatja hogy hús, tejtermék, gabona, stb. </w:t>
       </w:r>
@@ -8400,6 +8980,7 @@
       <w:r>
         <w:t>energia kilokalóriában megadva (</w:t>
       </w:r>
+      <w:proofErr w:type="spellStart"/>
       <w:r>
         <w:rPr>
           <w:b/>
@@ -8407,6 +8988,7 @@
         </w:rPr>
         <w:t>energy</w:t>
       </w:r>
+      <w:proofErr w:type="spellEnd"/>
       <w:r>
         <w:t>),</w:t>
       </w:r>
@@ -8436,6 +9018,7 @@
       <w:r>
         <w:t>szénhidrát (</w:t>
       </w:r>
+      <w:proofErr w:type="spellStart"/>
       <w:r>
         <w:rPr>
           <w:b/>
@@ -8443,6 +9026,7 @@
         </w:rPr>
         <w:t>carbohydrate</w:t>
       </w:r>
+      <w:proofErr w:type="spellEnd"/>
       <w:r>
         <w:t>),</w:t>
       </w:r>
@@ -8454,6 +9038,7 @@
       <w:r>
         <w:t>zsír (</w:t>
       </w:r>
+      <w:proofErr w:type="spellStart"/>
       <w:r>
         <w:rPr>
           <w:b/>
@@ -8461,6 +9046,7 @@
         </w:rPr>
         <w:t>fat</w:t>
       </w:r>
+      <w:proofErr w:type="spellEnd"/>
       <w:r>
         <w:t>),</w:t>
       </w:r>
@@ -8472,6 +9058,7 @@
       <w:r>
         <w:t>sótartalom (</w:t>
       </w:r>
+      <w:proofErr w:type="spellStart"/>
       <w:r>
         <w:rPr>
           <w:b/>
@@ -8479,6 +9066,7 @@
         </w:rPr>
         <w:t>sodium</w:t>
       </w:r>
+      <w:proofErr w:type="spellEnd"/>
       <w:r>
         <w:t>),</w:t>
       </w:r>
@@ -8490,6 +9078,7 @@
       <w:r>
         <w:t>cukor (</w:t>
       </w:r>
+      <w:proofErr w:type="spellStart"/>
       <w:r>
         <w:rPr>
           <w:b/>
@@ -8497,6 +9086,7 @@
         </w:rPr>
         <w:t>sugar</w:t>
       </w:r>
+      <w:proofErr w:type="spellEnd"/>
       <w:r>
         <w:t>),</w:t>
       </w:r>
@@ -8509,6 +9099,7 @@
       <w:r>
         <w:t>rost (</w:t>
       </w:r>
+      <w:proofErr w:type="spellStart"/>
       <w:r>
         <w:rPr>
           <w:b/>
@@ -8516,6 +9107,7 @@
         </w:rPr>
         <w:t>fiber</w:t>
       </w:r>
+      <w:proofErr w:type="spellEnd"/>
       <w:r>
         <w:t>)</w:t>
       </w:r>
@@ -8524,6 +9116,7 @@
       <w:r>
         <w:t xml:space="preserve">Előfordulhat, hogy egy hozzávaló nem elérhető. Ez az </w:t>
       </w:r>
+      <w:proofErr w:type="spellStart"/>
       <w:r>
         <w:rPr>
           <w:b/>
@@ -8545,6 +9138,7 @@
         </w:rPr>
         <w:t>vailable</w:t>
       </w:r>
+      <w:proofErr w:type="spellEnd"/>
       <w:r>
         <w:t xml:space="preserve"> mezőnél kap helyet.</w:t>
       </w:r>
@@ -8559,19 +9153,21 @@
         <w:br w:type="page"/>
       </w:r>
     </w:p>
-    <w:p/>
     <w:p>
       <w:pPr>
         <w:pStyle w:val="Cmsor4"/>
       </w:pPr>
       <w:bookmarkStart w:id="50" w:name="_Toc213329362"/>
       <w:bookmarkStart w:id="51" w:name="_Toc227748697"/>
-      <w:r>
+      <w:proofErr w:type="spellStart"/>
+      <w:r>
+        <w:lastRenderedPageBreak/>
         <w:t>Allergen</w:t>
       </w:r>
       <w:r>
         <w:t>s</w:t>
       </w:r>
+      <w:proofErr w:type="spellEnd"/>
       <w:r>
         <w:t xml:space="preserve"> tábla (Allergének)</w:t>
       </w:r>
@@ -8712,6 +9308,7 @@
       <w:r>
         <w:t>Egy étkezéssel foglalkozó szolgáltatásnak kötelessége az allergénekre felhívni a figyelmet. Ennek következtében el kell tárolnunk az előforduló allergének neveit (</w:t>
       </w:r>
+      <w:proofErr w:type="spellStart"/>
       <w:r>
         <w:rPr>
           <w:b/>
@@ -8719,9 +9316,11 @@
         </w:rPr>
         <w:t>name</w:t>
       </w:r>
+      <w:proofErr w:type="spellEnd"/>
       <w:r>
         <w:t>) és ikonjait (</w:t>
       </w:r>
+      <w:proofErr w:type="spellStart"/>
       <w:r>
         <w:rPr>
           <w:b/>
@@ -8729,9 +9328,11 @@
         </w:rPr>
         <w:t>icon</w:t>
       </w:r>
+      <w:proofErr w:type="spellEnd"/>
       <w:r>
         <w:t xml:space="preserve">). Emellett az allergének egyszerű azonosításához használt </w:t>
       </w:r>
+      <w:proofErr w:type="spellStart"/>
       <w:r>
         <w:rPr>
           <w:b/>
@@ -8739,11 +9340,11 @@
         </w:rPr>
         <w:t>id</w:t>
       </w:r>
+      <w:proofErr w:type="spellEnd"/>
       <w:r>
         <w:t>-t.</w:t>
       </w:r>
     </w:p>
-    <w:p/>
     <w:p>
       <w:pPr>
         <w:pStyle w:val="Cmsor3"/>
@@ -8830,6 +9431,7 @@
           </wp:anchor>
         </w:drawing>
       </w:r>
+      <w:proofErr w:type="spellStart"/>
       <w:r>
         <w:t>Meal</w:t>
       </w:r>
@@ -8845,6 +9447,7 @@
       <w:r>
         <w:t>s</w:t>
       </w:r>
+      <w:proofErr w:type="spellEnd"/>
       <w:r>
         <w:t xml:space="preserve"> tábla</w:t>
       </w:r>
@@ -8853,26 +9456,43 @@
     </w:p>
     <w:p>
       <w:r>
-        <w:t>A mealIngrident kapcsolótábla köti össze, hogy melyik ételhez milyen összetevők kellenek és pontos mennyiség (</w:t>
-      </w:r>
+        <w:t xml:space="preserve">A </w:t>
+      </w:r>
+      <w:proofErr w:type="spellStart"/>
+      <w:r>
+        <w:t>mealIngrident</w:t>
+      </w:r>
+      <w:proofErr w:type="spellEnd"/>
+      <w:r>
+        <w:t xml:space="preserve"> kapcsolótábla köti össze, hogy melyik ételhez milyen összetevők kellenek és pontos mennyiség (</w:t>
+      </w:r>
+      <w:proofErr w:type="spellStart"/>
       <w:r>
         <w:rPr>
           <w:b/>
           <w:bCs/>
         </w:rPr>
-        <w:t>amount, unit</w:t>
+        <w:t>amount</w:t>
+      </w:r>
+      <w:proofErr w:type="spellEnd"/>
+      <w:r>
+        <w:rPr>
+          <w:b/>
+          <w:bCs/>
+        </w:rPr>
+        <w:t>, unit</w:t>
       </w:r>
       <w:r>
         <w:t>).</w:t>
       </w:r>
     </w:p>
-    <w:p/>
     <w:p>
       <w:pPr>
         <w:pStyle w:val="Cmsor4"/>
       </w:pPr>
       <w:bookmarkStart w:id="56" w:name="_Toc213329365"/>
       <w:bookmarkStart w:id="57" w:name="_Toc227748700"/>
+      <w:proofErr w:type="spellStart"/>
       <w:r>
         <w:t>Ingredient</w:t>
       </w:r>
@@ -8885,6 +9505,7 @@
       <w:r>
         <w:t>s</w:t>
       </w:r>
+      <w:proofErr w:type="spellEnd"/>
       <w:r>
         <w:t xml:space="preserve"> tábla</w:t>
       </w:r>
@@ -8961,7 +9582,6 @@
         <w:t>hozzávalók és allergének kapcsolatának nyilvántartása, hogy automatikusan lehessen észlelni az allergén veszélyeket.</w:t>
       </w:r>
     </w:p>
-    <w:p/>
     <w:p>
       <w:pPr>
         <w:pStyle w:val="Cmsor4"/>
@@ -8969,12 +9589,14 @@
       </w:pPr>
       <w:bookmarkStart w:id="58" w:name="_Toc213329366"/>
       <w:bookmarkStart w:id="59" w:name="_Toc227748701"/>
+      <w:proofErr w:type="spellStart"/>
       <w:r>
         <w:t>UserHealthRestriction</w:t>
       </w:r>
       <w:r>
         <w:t>s</w:t>
       </w:r>
+      <w:proofErr w:type="spellEnd"/>
       <w:r>
         <w:t xml:space="preserve"> </w:t>
       </w:r>
@@ -9013,14 +9635,6 @@
       </w:r>
       <w:bookmarkEnd w:id="58"/>
       <w:bookmarkEnd w:id="59"/>
-    </w:p>
-    <w:p>
-      <w:pPr>
-        <w:rPr>
-          <w:noProof/>
-          <w:lang w:eastAsia="hu-HU"/>
-        </w:rPr>
-      </w:pPr>
     </w:p>
     <w:p>
       <w:r>
@@ -9105,6 +9719,7 @@
       <w:r>
         <w:t xml:space="preserve">Az </w:t>
       </w:r>
+      <w:proofErr w:type="spellStart"/>
       <w:r>
         <w:rPr>
           <w:b/>
@@ -9112,6 +9727,7 @@
         </w:rPr>
         <w:t>user_id</w:t>
       </w:r>
+      <w:proofErr w:type="spellEnd"/>
       <w:r>
         <w:t xml:space="preserve"> mutat rá, hogy melyik felhasználónak milyen étkezési korlátozásai vannak.</w:t>
       </w:r>
@@ -9120,6 +9736,7 @@
       <w:r>
         <w:t xml:space="preserve">Az </w:t>
       </w:r>
+      <w:proofErr w:type="spellStart"/>
       <w:r>
         <w:rPr>
           <w:b/>
@@ -9128,11 +9745,14 @@
         <w:t>allergen_id</w:t>
       </w:r>
       <w:r>
-        <w:t>-val lehet a felhasználóhoz kötni, hogy pontosan mire allergiás.</w:t>
+        <w:t>-val</w:t>
+      </w:r>
+      <w:proofErr w:type="spellEnd"/>
+      <w:r>
+        <w:t xml:space="preserve"> lehet a felhasználóhoz kötni, hogy pontosan mire allergiás.</w:t>
       </w:r>
       <w:bookmarkStart w:id="60" w:name="_Toc213329367"/>
     </w:p>
-    <w:p/>
     <w:p>
       <w:pPr>
         <w:pStyle w:val="Cmsor3"/>
@@ -9155,6 +9775,7 @@
           <w:noProof/>
           <w:lang w:eastAsia="hu-HU"/>
         </w:rPr>
+        <w:lastRenderedPageBreak/>
         <w:drawing>
           <wp:anchor distT="0" distB="0" distL="114300" distR="114300" simplePos="0" relativeHeight="251701248" behindDoc="0" locked="0" layoutInCell="1" allowOverlap="1" wp14:anchorId="35B78896" wp14:editId="3E0EB414">
             <wp:simplePos x="0" y="0"/>
@@ -9218,12 +9839,14 @@
           </wp:anchor>
         </w:drawing>
       </w:r>
+      <w:proofErr w:type="spellStart"/>
       <w:r>
         <w:t>Invoice</w:t>
       </w:r>
       <w:r>
         <w:t>s</w:t>
       </w:r>
+      <w:proofErr w:type="spellEnd"/>
       <w:r>
         <w:t xml:space="preserve"> tábla (Számlák)</w:t>
       </w:r>
@@ -9242,6 +9865,7 @@
       <w:r>
         <w:t>A rendszer a számláknak a számát (</w:t>
       </w:r>
+      <w:proofErr w:type="spellStart"/>
       <w:r>
         <w:rPr>
           <w:b/>
@@ -9263,8 +9887,17 @@
         </w:rPr>
         <w:t>umber</w:t>
       </w:r>
-      <w:r>
-        <w:t>) automatikusan generálja. Emellett fontos tudni,hogy:</w:t>
+      <w:proofErr w:type="spellEnd"/>
+      <w:r>
+        <w:t xml:space="preserve">) automatikusan generálja. Emellett fontos </w:t>
+      </w:r>
+      <w:proofErr w:type="spellStart"/>
+      <w:r>
+        <w:t>tudni,hogy</w:t>
+      </w:r>
+      <w:proofErr w:type="spellEnd"/>
+      <w:r>
+        <w:t>:</w:t>
       </w:r>
     </w:p>
     <w:p>
@@ -9274,6 +9907,7 @@
       <w:r>
         <w:t xml:space="preserve"> kihez tartozik a számla (</w:t>
       </w:r>
+      <w:proofErr w:type="spellStart"/>
       <w:r>
         <w:rPr>
           <w:b/>
@@ -9281,6 +9915,7 @@
         </w:rPr>
         <w:t>user_id</w:t>
       </w:r>
+      <w:proofErr w:type="spellEnd"/>
       <w:r>
         <w:t>),</w:t>
       </w:r>
@@ -9292,6 +9927,7 @@
       <w:r>
         <w:t>melyik hónapra szól (</w:t>
       </w:r>
+      <w:proofErr w:type="spellStart"/>
       <w:r>
         <w:rPr>
           <w:b/>
@@ -9299,6 +9935,7 @@
         </w:rPr>
         <w:t>billingMonth</w:t>
       </w:r>
+      <w:proofErr w:type="spellEnd"/>
       <w:r>
         <w:t>),</w:t>
       </w:r>
@@ -9310,6 +9947,7 @@
       <w:r>
         <w:t>mikor adták ki (</w:t>
       </w:r>
+      <w:proofErr w:type="spellStart"/>
       <w:r>
         <w:rPr>
           <w:b/>
@@ -9317,6 +9955,7 @@
         </w:rPr>
         <w:t>createdAt</w:t>
       </w:r>
+      <w:proofErr w:type="spellEnd"/>
       <w:r>
         <w:t>),</w:t>
       </w:r>
@@ -9328,6 +9967,7 @@
       <w:r>
         <w:t>kiadás dátuma (</w:t>
       </w:r>
+      <w:proofErr w:type="spellStart"/>
       <w:r>
         <w:rPr>
           <w:b/>
@@ -9335,6 +9975,7 @@
         </w:rPr>
         <w:t>issueDate</w:t>
       </w:r>
+      <w:proofErr w:type="spellEnd"/>
       <w:r>
         <w:t>)</w:t>
       </w:r>
@@ -9346,6 +9987,7 @@
       <w:r>
         <w:t>befizetési határidő (</w:t>
       </w:r>
+      <w:proofErr w:type="spellStart"/>
       <w:r>
         <w:rPr>
           <w:b/>
@@ -9353,6 +9995,7 @@
         </w:rPr>
         <w:t>dueDate</w:t>
       </w:r>
+      <w:proofErr w:type="spellEnd"/>
       <w:r>
         <w:t>),</w:t>
       </w:r>
@@ -9364,6 +10007,7 @@
       <w:r>
         <w:t>befizetendő összeg (</w:t>
       </w:r>
+      <w:proofErr w:type="spellStart"/>
       <w:r>
         <w:rPr>
           <w:b/>
@@ -9371,6 +10015,7 @@
         </w:rPr>
         <w:t>totalAmount</w:t>
       </w:r>
+      <w:proofErr w:type="spellEnd"/>
       <w:r>
         <w:t>)</w:t>
       </w:r>
@@ -9385,6 +10030,7 @@
       <w:r>
         <w:t>státusza (</w:t>
       </w:r>
+      <w:proofErr w:type="spellStart"/>
       <w:r>
         <w:rPr>
           <w:b/>
@@ -9406,6 +10052,7 @@
         </w:rPr>
         <w:t>atus</w:t>
       </w:r>
+      <w:proofErr w:type="spellEnd"/>
       <w:r>
         <w:t xml:space="preserve">), ami lehet: </w:t>
       </w:r>
@@ -9420,6 +10067,7 @@
       <w:r>
         <w:t>mikor lett kifizetve (</w:t>
       </w:r>
+      <w:proofErr w:type="spellStart"/>
       <w:r>
         <w:rPr>
           <w:b/>
@@ -9427,19 +10075,10 @@
         </w:rPr>
         <w:t>paidAt</w:t>
       </w:r>
+      <w:proofErr w:type="spellEnd"/>
       <w:r>
         <w:t>)</w:t>
       </w:r>
-    </w:p>
-    <w:p>
-      <w:pPr>
-        <w:pStyle w:val="Nincstrkz"/>
-        <w:numPr>
-          <w:ilvl w:val="0"/>
-          <w:numId w:val="0"/>
-        </w:numPr>
-        <w:ind w:left="1416"/>
-      </w:pPr>
     </w:p>
     <w:p>
       <w:pPr>
@@ -9447,12 +10086,14 @@
       </w:pPr>
       <w:bookmarkStart w:id="64" w:name="_Toc213329369"/>
       <w:bookmarkStart w:id="65" w:name="_Toc227748704"/>
+      <w:proofErr w:type="spellStart"/>
       <w:r>
         <w:t>Price</w:t>
       </w:r>
       <w:r>
         <w:t>s</w:t>
       </w:r>
+      <w:proofErr w:type="spellEnd"/>
       <w:r>
         <w:t xml:space="preserve"> tábla (Árak)</w:t>
       </w:r>
@@ -9539,6 +10180,7 @@
       <w:r>
         <w:t xml:space="preserve">Figyelembe kell venni, hogy a diákok és a felnőttek két külön árkategóriában rendelhetnek. Ez a </w:t>
       </w:r>
+      <w:proofErr w:type="spellStart"/>
       <w:r>
         <w:rPr>
           <w:b/>
@@ -9560,9 +10202,11 @@
         </w:rPr>
         <w:t>ype</w:t>
       </w:r>
+      <w:proofErr w:type="spellEnd"/>
       <w:r>
         <w:t xml:space="preserve"> mezőből derül ki. Emellett ezeknek az áraknak megvan a kedvezményes verziójuk is (</w:t>
       </w:r>
+      <w:proofErr w:type="spellStart"/>
       <w:r>
         <w:rPr>
           <w:b/>
@@ -9584,9 +10228,11 @@
         </w:rPr>
         <w:t>ategory</w:t>
       </w:r>
+      <w:proofErr w:type="spellEnd"/>
       <w:r>
         <w:t>). Ennek következtében legalább 4 különböző ár van kiszabva az étkezés összegére (</w:t>
       </w:r>
+      <w:proofErr w:type="spellStart"/>
       <w:r>
         <w:rPr>
           <w:b/>
@@ -9594,6 +10240,7 @@
         </w:rPr>
         <w:t>amount</w:t>
       </w:r>
+      <w:proofErr w:type="spellEnd"/>
       <w:r>
         <w:t>).</w:t>
       </w:r>
@@ -9602,6 +10249,7 @@
       <w:r>
         <w:t>Nem szabad elfelejteni azt sem, hogy ezek az árak mettől (</w:t>
       </w:r>
+      <w:proofErr w:type="spellStart"/>
       <w:r>
         <w:rPr>
           <w:b/>
@@ -9623,9 +10271,11 @@
         </w:rPr>
         <w:t>rom</w:t>
       </w:r>
+      <w:proofErr w:type="spellEnd"/>
       <w:r>
         <w:t>) meddig (</w:t>
       </w:r>
+      <w:proofErr w:type="spellStart"/>
       <w:r>
         <w:rPr>
           <w:b/>
@@ -9647,6 +10297,7 @@
         </w:rPr>
         <w:t>o</w:t>
       </w:r>
+      <w:proofErr w:type="spellEnd"/>
       <w:r>
         <w:t>) érvényesek. Az utóbbi lehet definiálatlan érték, hisz nem minden esetben lehet előre tudni.</w:t>
       </w:r>
@@ -9661,13 +10312,13 @@
         <w:br w:type="page"/>
       </w:r>
     </w:p>
-    <w:p/>
     <w:p>
       <w:pPr>
         <w:pStyle w:val="Cmsor3"/>
       </w:pPr>
       <w:bookmarkStart w:id="66" w:name="_Toc213329370"/>
       <w:r>
+        <w:lastRenderedPageBreak/>
         <w:t xml:space="preserve"> </w:t>
       </w:r>
       <w:bookmarkStart w:id="67" w:name="_Toc227748705"/>
@@ -9683,9 +10334,11 @@
       </w:pPr>
       <w:bookmarkStart w:id="68" w:name="_Toc213329371"/>
       <w:bookmarkStart w:id="69" w:name="_Toc227748706"/>
+      <w:proofErr w:type="spellStart"/>
       <w:r>
         <w:t>Documents</w:t>
       </w:r>
+      <w:proofErr w:type="spellEnd"/>
       <w:r>
         <w:t xml:space="preserve"> tábla (</w:t>
       </w:r>
@@ -9792,18 +10445,25 @@
         <w:t xml:space="preserve"> </w:t>
       </w:r>
       <w:bookmarkStart w:id="71" w:name="_Toc227748707"/>
+      <w:proofErr w:type="spellStart"/>
       <w:r>
         <w:t>Count</w:t>
       </w:r>
       <w:r>
         <w:t>ies</w:t>
       </w:r>
-      <w:r>
-        <w:t xml:space="preserve"> és Cit</w:t>
+      <w:proofErr w:type="spellEnd"/>
+      <w:r>
+        <w:t xml:space="preserve"> és </w:t>
+      </w:r>
+      <w:proofErr w:type="spellStart"/>
+      <w:r>
+        <w:t>Cit</w:t>
       </w:r>
       <w:r>
         <w:t>ies</w:t>
       </w:r>
+      <w:proofErr w:type="spellEnd"/>
       <w:r>
         <w:t xml:space="preserve"> táblák (Vármegyék és városok)</w:t>
       </w:r>
@@ -9962,6 +10622,7 @@
       <w:r>
         <w:t>Az lakcím megadásához biztosítunk egy város táblát benne Magyarország összes város nevével (</w:t>
       </w:r>
+      <w:proofErr w:type="spellStart"/>
       <w:r>
         <w:rPr>
           <w:b/>
@@ -9976,9 +10637,11 @@
         </w:rPr>
         <w:t>ame</w:t>
       </w:r>
+      <w:proofErr w:type="spellEnd"/>
       <w:r>
         <w:t>) és irányítószámával (</w:t>
       </w:r>
+      <w:proofErr w:type="spellStart"/>
       <w:r>
         <w:rPr>
           <w:b/>
@@ -9986,6 +10649,7 @@
         </w:rPr>
         <w:t>zipCode</w:t>
       </w:r>
+      <w:proofErr w:type="spellEnd"/>
       <w:r>
         <w:t>)</w:t>
       </w:r>
@@ -10004,6 +10668,7 @@
       <w:r>
         <w:t xml:space="preserve"> (</w:t>
       </w:r>
+      <w:proofErr w:type="spellStart"/>
       <w:r>
         <w:rPr>
           <w:b/>
@@ -10011,6 +10676,7 @@
         </w:rPr>
         <w:t>county_id</w:t>
       </w:r>
+      <w:proofErr w:type="spellEnd"/>
       <w:r>
         <w:t>)</w:t>
       </w:r>
@@ -10027,12 +10693,14 @@
       </w:pPr>
       <w:bookmarkStart w:id="72" w:name="_Toc213329375"/>
       <w:bookmarkStart w:id="73" w:name="_Toc227748708"/>
+      <w:proofErr w:type="spellStart"/>
       <w:r>
         <w:t>RfidCard</w:t>
       </w:r>
       <w:r>
         <w:t>s</w:t>
       </w:r>
+      <w:proofErr w:type="spellEnd"/>
       <w:r>
         <w:t xml:space="preserve"> </w:t>
       </w:r>
@@ -10128,12 +10796,14 @@
       <w:r>
         <w:t xml:space="preserve">A </w:t>
       </w:r>
+      <w:proofErr w:type="spellStart"/>
       <w:r>
         <w:rPr>
           <w:b/>
         </w:rPr>
         <w:t>cardNumber</w:t>
       </w:r>
+      <w:proofErr w:type="spellEnd"/>
       <w:r>
         <w:t xml:space="preserve"> mutatja meg a kártyának a pontos azonosító számát.</w:t>
       </w:r>
@@ -10142,26 +10812,38 @@
       <w:r>
         <w:t xml:space="preserve">Ahhoz, hogy követni lehessen, hogy melyik felhasználó étkezett aznap, fontos letárolni mikor használták utoljára. Ezt a </w:t>
       </w:r>
+      <w:proofErr w:type="spellStart"/>
       <w:r>
         <w:rPr>
           <w:b/>
         </w:rPr>
         <w:t>lastUsedAt</w:t>
       </w:r>
+      <w:proofErr w:type="spellEnd"/>
       <w:r>
         <w:t xml:space="preserve"> rész teszi lehetővé.</w:t>
       </w:r>
     </w:p>
     <w:p>
       <w:r>
-        <w:t>A kártya használatához aktívnak kell lennie, amit az admin be tud állítani, vagy inaktívvá kapcsolni (</w:t>
-      </w:r>
+        <w:t xml:space="preserve">A kártya használatához aktívnak kell lennie, amit az </w:t>
+      </w:r>
+      <w:proofErr w:type="spellStart"/>
+      <w:r>
+        <w:t>admin</w:t>
+      </w:r>
+      <w:proofErr w:type="spellEnd"/>
+      <w:r>
+        <w:t xml:space="preserve"> be tud állítani, vagy inaktívvá kapcsolni (</w:t>
+      </w:r>
+      <w:proofErr w:type="spellStart"/>
       <w:r>
         <w:rPr>
           <w:b/>
         </w:rPr>
         <w:t>isActive</w:t>
       </w:r>
+      <w:proofErr w:type="spellEnd"/>
       <w:r>
         <w:t>).</w:t>
       </w:r>
@@ -10630,14 +11312,27 @@
     </w:p>
     <w:p>
       <w:r>
-        <w:t>Többféle kijelzőméreten ellenőriztük az oldal megjelenését (mobiltelefon, tablet és asztali nézet). A dizájn megfelelően alkalmazkodott a képernyőmérethez, azonban a táblázatok kényelmes megtekintéséhez a telefon vízszintes elfordítása javasolt.</w:t>
+        <w:t xml:space="preserve">Többféle </w:t>
+      </w:r>
+      <w:proofErr w:type="spellStart"/>
+      <w:r>
+        <w:t>kijelzőméreten</w:t>
+      </w:r>
+      <w:proofErr w:type="spellEnd"/>
+      <w:r>
+        <w:t xml:space="preserve"> ellenőriztük az oldal megjelenését (mobiltelefon, tablet és asztali nézet). A dizájn megfelelően alkalmazkodott a képernyőmérethez, azonban a táblázatok kényelmes megtekintéséhez a telefon vízszintes elfordítása javasolt.</w:t>
       </w:r>
     </w:p>
     <w:p/>
     <w:p>
       <w:r>
-        <w:t>Robot Framework – Selenium</w:t>
-      </w:r>
+        <w:t xml:space="preserve">Robot Framework – </w:t>
+      </w:r>
+      <w:proofErr w:type="spellStart"/>
+      <w:r>
+        <w:t>Selenium</w:t>
+      </w:r>
+      <w:proofErr w:type="spellEnd"/>
     </w:p>
     <w:p>
       <w:pPr>
@@ -10714,23 +11409,38 @@
           <w:lang w:eastAsia="hu-HU"/>
         </w:rPr>
       </w:pPr>
+      <w:bookmarkStart w:id="88" w:name="_Hlk227760229"/>
       <w:r>
         <w:rPr>
           <w:lang w:eastAsia="hu-HU"/>
         </w:rPr>
-        <w:t xml:space="preserve">A felhasználók lehetnek tanárok és tanulók, iskolai dolgozók. Először regisztrálnia kell a felhasználónak az iskolai email címével, hogy használni tudja a felületet. Ez a kérelem jóváhagyásra kerül az admin által, így nincs szükség két lépcsős regisztrációra. Bejelentkezés után előre meg tudja rendelni vagy le tudja mondani a következő időszakra az étkezéseit. Van lehetősége megtekinteni a heti és napi menüket a tájékozottság érdekében. </w:t>
-      </w:r>
-    </w:p>
-    <w:p>
-      <w:pPr>
+        <w:t xml:space="preserve">A felhasználók lehetnek tanárok és tanulók, iskolai dolgozók. Először regisztrálnia kell a felhasználónak az iskolai email címével, hogy használni tudja a felületet. Ez a kérelem jóváhagyásra kerül az </w:t>
+      </w:r>
+      <w:proofErr w:type="spellStart"/>
+      <w:r>
         <w:rPr>
           <w:lang w:eastAsia="hu-HU"/>
         </w:rPr>
-      </w:pPr>
+        <w:t>admin</w:t>
+      </w:r>
+      <w:proofErr w:type="spellEnd"/>
       <w:r>
         <w:rPr>
           <w:lang w:eastAsia="hu-HU"/>
         </w:rPr>
+        <w:t xml:space="preserve"> által, így nincs szükség két lépcsős regisztrációra. Bejelentkezés után előre meg tudja rendelni vagy le tudja mondani a következő időszakra az étkezéseit. Van lehetősége megtekinteni a heti és napi menüket a tájékozottság érdekében. </w:t>
+      </w:r>
+    </w:p>
+    <w:p>
+      <w:pPr>
+        <w:rPr>
+          <w:lang w:eastAsia="hu-HU"/>
+        </w:rPr>
+      </w:pPr>
+      <w:r>
+        <w:rPr>
+          <w:lang w:eastAsia="hu-HU"/>
+        </w:rPr>
         <w:t xml:space="preserve">Az étkeztető fél készíti és szerkeszti a menüket, ételeket, összetevőket. A rendszer automatikusan összeszámolja az adott napra megrendelt ételek számát. </w:t>
       </w:r>
     </w:p>
@@ -10751,21 +11461,22 @@
       <w:pPr>
         <w:pStyle w:val="Cmsor2"/>
       </w:pPr>
-      <w:bookmarkStart w:id="88" w:name="_Toc227748722"/>
+      <w:bookmarkStart w:id="89" w:name="_Toc227748722"/>
+      <w:bookmarkEnd w:id="88"/>
       <w:r>
         <w:t>Rendszerkövetelmények</w:t>
       </w:r>
-      <w:bookmarkEnd w:id="88"/>
+      <w:bookmarkEnd w:id="89"/>
     </w:p>
     <w:p>
       <w:pPr>
         <w:pStyle w:val="Cmsor3"/>
       </w:pPr>
-      <w:bookmarkStart w:id="89" w:name="_Toc227748723"/>
+      <w:bookmarkStart w:id="90" w:name="_Toc227748723"/>
       <w:r>
         <w:t>Hardver</w:t>
       </w:r>
-      <w:bookmarkEnd w:id="89"/>
+      <w:bookmarkEnd w:id="90"/>
       <w:r>
         <w:t xml:space="preserve"> </w:t>
       </w:r>
@@ -10798,11 +11509,11 @@
       <w:pPr>
         <w:pStyle w:val="Cmsor3"/>
       </w:pPr>
-      <w:bookmarkStart w:id="90" w:name="_Toc227748724"/>
+      <w:bookmarkStart w:id="91" w:name="_Toc227748724"/>
       <w:r>
         <w:t>Szoftverkövetelmények</w:t>
       </w:r>
-      <w:bookmarkEnd w:id="90"/>
+      <w:bookmarkEnd w:id="91"/>
     </w:p>
     <w:p>
       <w:pPr>
@@ -10822,20 +11533,382 @@
     </w:p>
     <w:p>
       <w:pPr>
+        <w:pStyle w:val="Nincstrkz"/>
+      </w:pPr>
+      <w:r>
+        <w:t>Böngésző: Google Chrome, Microsoft Edge</w:t>
+      </w:r>
+    </w:p>
+    <w:p>
+      <w:pPr>
+        <w:pStyle w:val="Nincstrkz"/>
+        <w:numPr>
+          <w:ilvl w:val="0"/>
+          <w:numId w:val="0"/>
+        </w:numPr>
+        <w:ind w:left="1208"/>
+      </w:pPr>
+    </w:p>
+    <w:p>
+      <w:pPr>
+        <w:pStyle w:val="Nincstrkz"/>
+        <w:numPr>
+          <w:ilvl w:val="0"/>
+          <w:numId w:val="0"/>
+        </w:numPr>
+        <w:ind w:left="1208"/>
+      </w:pPr>
+    </w:p>
+    <w:p>
+      <w:pPr>
+        <w:pStyle w:val="Nincstrkz"/>
+        <w:numPr>
+          <w:ilvl w:val="0"/>
+          <w:numId w:val="0"/>
+        </w:numPr>
+        <w:ind w:left="1208"/>
+      </w:pPr>
+    </w:p>
+    <w:p>
+      <w:pPr>
+        <w:pStyle w:val="Nincstrkz"/>
+        <w:numPr>
+          <w:ilvl w:val="0"/>
+          <w:numId w:val="0"/>
+        </w:numPr>
+        <w:ind w:left="1208"/>
+      </w:pPr>
+    </w:p>
+    <w:p>
+      <w:pPr>
+        <w:pStyle w:val="Nincstrkz"/>
+        <w:numPr>
+          <w:ilvl w:val="0"/>
+          <w:numId w:val="0"/>
+        </w:numPr>
+        <w:ind w:left="1208"/>
+      </w:pPr>
+    </w:p>
+    <w:p>
+      <w:pPr>
+        <w:pStyle w:val="Nincstrkz"/>
+        <w:numPr>
+          <w:ilvl w:val="0"/>
+          <w:numId w:val="0"/>
+        </w:numPr>
+        <w:ind w:left="1208"/>
+      </w:pPr>
+    </w:p>
+    <w:p>
+      <w:pPr>
         <w:pStyle w:val="Cmsor2"/>
       </w:pPr>
-      <w:bookmarkStart w:id="91" w:name="_Toc227748725"/>
-      <w:r>
-        <w:t>A program használatának részletes leírása</w:t>
-      </w:r>
-      <w:bookmarkEnd w:id="91"/>
-    </w:p>
-    <w:p>
-      <w:pPr>
-        <w:ind w:left="0"/>
-      </w:pPr>
-    </w:p>
-    <w:p>
+      <w:r>
+        <w:lastRenderedPageBreak/>
+        <w:t>Oldal jogosultságok</w:t>
+      </w:r>
+    </w:p>
+    <w:tbl>
+      <w:tblPr>
+        <w:tblStyle w:val="Rcsostblzat"/>
+        <w:tblW w:w="0" w:type="auto"/>
+        <w:tblInd w:w="714" w:type="dxa"/>
+        <w:tblLook w:val="04A0" w:firstRow="1" w:lastRow="0" w:firstColumn="1" w:lastColumn="0" w:noHBand="0" w:noVBand="1"/>
+      </w:tblPr>
+      <w:tblGrid>
+        <w:gridCol w:w="2769"/>
+        <w:gridCol w:w="2828"/>
+        <w:gridCol w:w="2751"/>
+      </w:tblGrid>
+      <w:tr>
+        <w:tc>
+          <w:tcPr>
+            <w:tcW w:w="2769" w:type="dxa"/>
+            <w:shd w:val="clear" w:color="auto" w:fill="E97777"/>
+          </w:tcPr>
+          <w:p>
+            <w:pPr>
+              <w:ind w:left="0"/>
+              <w:jc w:val="center"/>
+              <w:rPr>
+                <w:b/>
+                <w:bCs/>
+              </w:rPr>
+            </w:pPr>
+            <w:r>
+              <w:rPr>
+                <w:b/>
+                <w:bCs/>
+              </w:rPr>
+              <w:t>Általános felhasználó</w:t>
+            </w:r>
+          </w:p>
+        </w:tc>
+        <w:tc>
+          <w:tcPr>
+            <w:tcW w:w="2828" w:type="dxa"/>
+            <w:shd w:val="clear" w:color="auto" w:fill="D9D9D9" w:themeFill="background1" w:themeFillShade="D9"/>
+          </w:tcPr>
+          <w:p>
+            <w:pPr>
+              <w:ind w:left="0"/>
+              <w:jc w:val="center"/>
+              <w:rPr>
+                <w:b/>
+                <w:bCs/>
+              </w:rPr>
+            </w:pPr>
+            <w:r>
+              <w:rPr>
+                <w:b/>
+                <w:bCs/>
+              </w:rPr>
+              <w:t>Iskolai adminisztrátor</w:t>
+            </w:r>
+          </w:p>
+        </w:tc>
+        <w:tc>
+          <w:tcPr>
+            <w:tcW w:w="2751" w:type="dxa"/>
+            <w:shd w:val="clear" w:color="auto" w:fill="92D050"/>
+          </w:tcPr>
+          <w:p>
+            <w:pPr>
+              <w:ind w:left="0"/>
+              <w:jc w:val="center"/>
+              <w:rPr>
+                <w:b/>
+                <w:bCs/>
+              </w:rPr>
+            </w:pPr>
+            <w:r>
+              <w:rPr>
+                <w:b/>
+                <w:bCs/>
+              </w:rPr>
+              <w:t>Étkeztető fél</w:t>
+            </w:r>
+          </w:p>
+        </w:tc>
+      </w:tr>
+      <w:tr>
+        <w:tc>
+          <w:tcPr>
+            <w:tcW w:w="2769" w:type="dxa"/>
+            <w:shd w:val="clear" w:color="auto" w:fill="E97777"/>
+          </w:tcPr>
+          <w:p>
+            <w:pPr>
+              <w:ind w:left="0"/>
+              <w:jc w:val="center"/>
+            </w:pPr>
+            <w:r>
+              <w:t>Ebéd rendelés, lemondás</w:t>
+            </w:r>
+          </w:p>
+        </w:tc>
+        <w:tc>
+          <w:tcPr>
+            <w:tcW w:w="2828" w:type="dxa"/>
+            <w:shd w:val="clear" w:color="auto" w:fill="D9D9D9" w:themeFill="background1" w:themeFillShade="D9"/>
+          </w:tcPr>
+          <w:p>
+            <w:pPr>
+              <w:ind w:left="0"/>
+              <w:jc w:val="center"/>
+            </w:pPr>
+            <w:r>
+              <w:t>Felhasználók kezelése</w:t>
+            </w:r>
+          </w:p>
+        </w:tc>
+        <w:tc>
+          <w:tcPr>
+            <w:tcW w:w="2751" w:type="dxa"/>
+            <w:shd w:val="clear" w:color="auto" w:fill="92D050"/>
+          </w:tcPr>
+          <w:p>
+            <w:pPr>
+              <w:ind w:left="0"/>
+              <w:jc w:val="center"/>
+            </w:pPr>
+            <w:r>
+              <w:t>Rendelések összegzése</w:t>
+            </w:r>
+          </w:p>
+        </w:tc>
+      </w:tr>
+      <w:tr>
+        <w:tc>
+          <w:tcPr>
+            <w:tcW w:w="2769" w:type="dxa"/>
+            <w:shd w:val="clear" w:color="auto" w:fill="E97777"/>
+          </w:tcPr>
+          <w:p>
+            <w:pPr>
+              <w:ind w:left="0"/>
+              <w:jc w:val="center"/>
+            </w:pPr>
+            <w:r>
+              <w:t>Személyes számla megtekintése</w:t>
+            </w:r>
+          </w:p>
+        </w:tc>
+        <w:tc>
+          <w:tcPr>
+            <w:tcW w:w="2828" w:type="dxa"/>
+            <w:shd w:val="clear" w:color="auto" w:fill="D9D9D9" w:themeFill="background1" w:themeFillShade="D9"/>
+          </w:tcPr>
+          <w:p>
+            <w:pPr>
+              <w:ind w:left="0"/>
+              <w:jc w:val="center"/>
+            </w:pPr>
+            <w:r>
+              <w:t>Számlák generálása, kezelése</w:t>
+            </w:r>
+          </w:p>
+        </w:tc>
+        <w:tc>
+          <w:tcPr>
+            <w:tcW w:w="2751" w:type="dxa"/>
+            <w:shd w:val="clear" w:color="auto" w:fill="92D050"/>
+          </w:tcPr>
+          <w:p>
+            <w:pPr>
+              <w:ind w:left="0"/>
+              <w:jc w:val="center"/>
+            </w:pPr>
+            <w:r>
+              <w:t>Ebédeltetés (kártyaleolvasás)</w:t>
+            </w:r>
+          </w:p>
+        </w:tc>
+      </w:tr>
+      <w:tr>
+        <w:tc>
+          <w:tcPr>
+            <w:tcW w:w="2769" w:type="dxa"/>
+            <w:shd w:val="clear" w:color="auto" w:fill="E97777"/>
+          </w:tcPr>
+          <w:p>
+            <w:pPr>
+              <w:ind w:left="0"/>
+              <w:jc w:val="center"/>
+            </w:pPr>
+            <w:r>
+              <w:t>Profil megtekintése</w:t>
+            </w:r>
+          </w:p>
+        </w:tc>
+        <w:tc>
+          <w:tcPr>
+            <w:tcW w:w="2828" w:type="dxa"/>
+            <w:shd w:val="clear" w:color="auto" w:fill="D9D9D9" w:themeFill="background1" w:themeFillShade="D9"/>
+          </w:tcPr>
+          <w:p>
+            <w:pPr>
+              <w:ind w:left="0"/>
+              <w:jc w:val="center"/>
+            </w:pPr>
+            <w:r>
+              <w:t>Dokumentumok kezelése, elbírálása</w:t>
+            </w:r>
+          </w:p>
+        </w:tc>
+        <w:tc>
+          <w:tcPr>
+            <w:tcW w:w="2751" w:type="dxa"/>
+            <w:shd w:val="clear" w:color="auto" w:fill="92D050"/>
+          </w:tcPr>
+          <w:p>
+            <w:pPr>
+              <w:ind w:left="0"/>
+              <w:jc w:val="center"/>
+            </w:pPr>
+            <w:r>
+              <w:t>Hozzávalók szerkesztése</w:t>
+            </w:r>
+          </w:p>
+        </w:tc>
+      </w:tr>
+      <w:tr>
+        <w:tc>
+          <w:tcPr>
+            <w:tcW w:w="5597" w:type="dxa"/>
+            <w:gridSpan w:val="2"/>
+            <w:shd w:val="clear" w:color="auto" w:fill="FFFFFF" w:themeFill="background1"/>
+          </w:tcPr>
+          <w:p>
+            <w:pPr>
+              <w:ind w:left="0"/>
+              <w:jc w:val="center"/>
+            </w:pPr>
+            <w:r>
+              <w:t xml:space="preserve">Ételek megtekintése </w:t>
+            </w:r>
+          </w:p>
+        </w:tc>
+        <w:tc>
+          <w:tcPr>
+            <w:tcW w:w="2751" w:type="dxa"/>
+            <w:shd w:val="clear" w:color="auto" w:fill="92D050"/>
+          </w:tcPr>
+          <w:p>
+            <w:pPr>
+              <w:ind w:left="0"/>
+              <w:jc w:val="center"/>
+            </w:pPr>
+            <w:r>
+              <w:t>Ételek szerkesztése</w:t>
+            </w:r>
+          </w:p>
+        </w:tc>
+      </w:tr>
+      <w:tr>
+        <w:tc>
+          <w:tcPr>
+            <w:tcW w:w="5597" w:type="dxa"/>
+            <w:gridSpan w:val="2"/>
+            <w:shd w:val="clear" w:color="auto" w:fill="FFFFFF" w:themeFill="background1"/>
+          </w:tcPr>
+          <w:p>
+            <w:pPr>
+              <w:ind w:left="0"/>
+              <w:jc w:val="center"/>
+            </w:pPr>
+            <w:r>
+              <w:t>Menü megtekintése napi/heti bontásban</w:t>
+            </w:r>
+          </w:p>
+        </w:tc>
+        <w:tc>
+          <w:tcPr>
+            <w:tcW w:w="2751" w:type="dxa"/>
+            <w:shd w:val="clear" w:color="auto" w:fill="92D050"/>
+          </w:tcPr>
+          <w:p>
+            <w:pPr>
+              <w:ind w:left="0"/>
+              <w:jc w:val="center"/>
+            </w:pPr>
+            <w:r>
+              <w:t>Menük kezelése</w:t>
+            </w:r>
+          </w:p>
+        </w:tc>
+      </w:tr>
+    </w:tbl>
+    <w:p/>
+    <w:p>
+      <w:r>
+        <w:t>Az weboldal különböző felületein megtalálhatók az alábbi tulajdonságok:</w:t>
+      </w:r>
+    </w:p>
+    <w:p>
+      <w:pPr>
+        <w:pStyle w:val="Nincstrkz"/>
+      </w:pPr>
       <w:r>
         <w:t>Keresőmező</w:t>
       </w:r>
@@ -10849,27 +11922,41 @@
     <w:p>
       <w:pPr>
         <w:pStyle w:val="Nincstrkz"/>
+        <w:numPr>
+          <w:ilvl w:val="0"/>
+          <w:numId w:val="0"/>
+        </w:numPr>
+        <w:ind w:left="1416"/>
       </w:pPr>
       <w:r>
         <w:t>Lehetőség van név vagy email cím alapján keresni</w:t>
       </w:r>
+      <w:r>
+        <w:t xml:space="preserve">. </w:t>
+      </w:r>
+      <w:r>
+        <w:t>A keresés az aktuális oldalon belül szűkíti a találatokat</w:t>
+      </w:r>
+      <w:r>
+        <w:t>.</w:t>
+      </w:r>
     </w:p>
     <w:p>
       <w:pPr>
         <w:pStyle w:val="Nincstrkz"/>
       </w:pPr>
       <w:r>
-        <w:t>A keresés az aktuális oldalon belül szűkíti a találatokat</w:t>
-      </w:r>
-    </w:p>
-    <w:p>
-      <w:r>
         <w:t>Szűrőlegördülők:</w:t>
       </w:r>
     </w:p>
     <w:p>
       <w:pPr>
         <w:pStyle w:val="Nincstrkz"/>
+        <w:numPr>
+          <w:ilvl w:val="0"/>
+          <w:numId w:val="0"/>
+        </w:numPr>
+        <w:ind w:left="1416"/>
       </w:pPr>
       <w:r>
         <w:t xml:space="preserve">Szerepkör szerinti: </w:t>
@@ -10886,11 +11973,16 @@
       <w:r>
         <w:t xml:space="preserve">anár, </w:t>
       </w:r>
+      <w:proofErr w:type="spellStart"/>
       <w:r>
         <w:t>a</w:t>
       </w:r>
       <w:r>
-        <w:t xml:space="preserve">dmin, </w:t>
+        <w:t>dmin</w:t>
+      </w:r>
+      <w:proofErr w:type="spellEnd"/>
+      <w:r>
+        <w:t xml:space="preserve">, </w:t>
       </w:r>
       <w:r>
         <w:t>k</w:t>
@@ -10908,6 +12000,11 @@
     <w:p>
       <w:pPr>
         <w:pStyle w:val="Nincstrkz"/>
+        <w:numPr>
+          <w:ilvl w:val="0"/>
+          <w:numId w:val="0"/>
+        </w:numPr>
+        <w:ind w:left="1416"/>
       </w:pPr>
       <w:r>
         <w:t>Felhasználó s</w:t>
@@ -10937,133 +12034,178 @@
     <w:p>
       <w:pPr>
         <w:pStyle w:val="Nincstrkz"/>
-      </w:pPr>
-      <w:r>
+        <w:numPr>
+          <w:ilvl w:val="0"/>
+          <w:numId w:val="0"/>
+        </w:numPr>
+        <w:ind w:left="1416"/>
+      </w:pPr>
+      <w:r>
+        <w:t>Étel k</w:t>
+      </w:r>
+      <w:r>
+        <w:t>ategória szerinti</w:t>
+      </w:r>
+      <w:r>
+        <w:t>: főétel, leves, egyéb</w:t>
+      </w:r>
+    </w:p>
+    <w:p>
+      <w:pPr>
+        <w:pStyle w:val="Nincstrkz"/>
+        <w:numPr>
+          <w:ilvl w:val="0"/>
+          <w:numId w:val="0"/>
+        </w:numPr>
+        <w:ind w:left="1416"/>
+      </w:pPr>
+      <w:r>
+        <w:t>Dokumentum t</w:t>
+      </w:r>
+      <w:r>
+        <w:t>ípus szerint: kedvezmény, cukorbeteg</w:t>
+      </w:r>
+    </w:p>
+    <w:p>
+      <w:pPr>
+        <w:pStyle w:val="Nincstrkz"/>
+      </w:pPr>
+      <w:r>
+        <w:t>Tömeges műveletek</w:t>
+      </w:r>
+    </w:p>
+    <w:p>
+      <w:pPr>
+        <w:pStyle w:val="Nincstrkz"/>
+      </w:pPr>
+      <w:r>
+        <w:t>Oldalszámozás</w:t>
+      </w:r>
+    </w:p>
+    <w:p>
+      <w:pPr>
+        <w:pStyle w:val="Nincstrkz"/>
+        <w:numPr>
+          <w:ilvl w:val="0"/>
+          <w:numId w:val="0"/>
+        </w:numPr>
+        <w:ind w:left="1208" w:firstLine="208"/>
+      </w:pPr>
+      <w:r>
+        <w:t>L</w:t>
+      </w:r>
+      <w:r>
+        <w:t>apozás</w:t>
+      </w:r>
+      <w:r>
+        <w:t xml:space="preserve"> az</w:t>
+      </w:r>
+      <w:r>
+        <w:t xml:space="preserve"> oldalak között</w:t>
+      </w:r>
+      <w:r>
+        <w:t xml:space="preserve">, </w:t>
+      </w:r>
+      <w:proofErr w:type="spellStart"/>
+      <w:r>
+        <w:t>o</w:t>
+      </w:r>
+      <w:r>
+        <w:t>ldalankénti</w:t>
+      </w:r>
+      <w:proofErr w:type="spellEnd"/>
+      <w:r>
+        <w:t xml:space="preserve"> </w:t>
+      </w:r>
+      <w:r>
+        <w:t>találatszám</w:t>
+      </w:r>
+      <w:r>
+        <w:t xml:space="preserve"> választás</w:t>
+      </w:r>
+    </w:p>
+    <w:p>
+      <w:pPr>
+        <w:pStyle w:val="Nincstrkz"/>
+      </w:pPr>
+      <w:r>
+        <w:t>Visszajelzések</w:t>
+      </w:r>
+    </w:p>
+    <w:p>
+      <w:pPr>
+        <w:pStyle w:val="Nincstrkz"/>
+        <w:numPr>
+          <w:ilvl w:val="0"/>
+          <w:numId w:val="0"/>
+        </w:numPr>
+        <w:ind w:left="1208" w:firstLine="208"/>
+      </w:pPr>
+      <w:r>
+        <w:t xml:space="preserve">Zöld értesítés – </w:t>
+      </w:r>
+      <w:r>
+        <w:t>s</w:t>
+      </w:r>
+      <w:r>
+        <w:t>ikeres elfogadás, törlés, letöltés</w:t>
+      </w:r>
+    </w:p>
+    <w:p>
+      <w:pPr>
+        <w:pStyle w:val="Nincstrkz"/>
+        <w:numPr>
+          <w:ilvl w:val="0"/>
+          <w:numId w:val="0"/>
+        </w:numPr>
+        <w:ind w:left="1208" w:firstLine="208"/>
+      </w:pPr>
+      <w:r>
+        <w:t xml:space="preserve">Piros értesítés – </w:t>
+      </w:r>
+      <w:r>
+        <w:t>h</w:t>
+      </w:r>
+      <w:r>
+        <w:t>iba esetén</w:t>
+      </w:r>
+    </w:p>
+    <w:p>
+      <w:pPr>
+        <w:pStyle w:val="Nincstrkz"/>
+        <w:numPr>
+          <w:ilvl w:val="0"/>
+          <w:numId w:val="0"/>
+        </w:numPr>
+        <w:ind w:left="1208" w:firstLine="208"/>
+      </w:pPr>
+    </w:p>
+    <w:p>
+      <w:pPr>
+        <w:pStyle w:val="Cmsor3"/>
+      </w:pPr>
+      <w:bookmarkStart w:id="92" w:name="_Toc227748726"/>
+      <w:r>
+        <w:t>Általános felhasználás</w:t>
+      </w:r>
+      <w:bookmarkEnd w:id="92"/>
+    </w:p>
+    <w:p>
+      <w:pPr>
+        <w:pStyle w:val="Cmsor4"/>
+      </w:pPr>
+      <w:bookmarkStart w:id="93" w:name="_Toc227748727"/>
+      <w:r>
+        <w:t>Regisztráció</w:t>
+      </w:r>
+      <w:bookmarkEnd w:id="93"/>
+    </w:p>
+    <w:p>
+      <w:r>
+        <w:rPr>
+          <w:noProof/>
+        </w:rPr>
         <w:lastRenderedPageBreak/>
-        <w:t>Étel k</w:t>
-      </w:r>
-      <w:r>
-        <w:t>ategória szerinti szűrés</w:t>
-      </w:r>
-      <w:r>
-        <w:t>: főétel, leves, egyéb</w:t>
-      </w:r>
-    </w:p>
-    <w:p>
-      <w:pPr>
-        <w:pStyle w:val="Nincstrkz"/>
-      </w:pPr>
-      <w:r>
-        <w:t>Dokumentum t</w:t>
-      </w:r>
-      <w:r>
-        <w:t>ípus szerint: kedvezmény, cukorbeteg</w:t>
-      </w:r>
-    </w:p>
-    <w:p>
-      <w:r>
-        <w:t>Tömeges műveletek</w:t>
-      </w:r>
-    </w:p>
-    <w:p>
-      <w:r>
-        <w:t>Oldalszámozás</w:t>
-      </w:r>
-    </w:p>
-    <w:p>
-      <w:pPr>
-        <w:pStyle w:val="Nincstrkz"/>
-      </w:pPr>
-      <w:r>
-        <w:t>L</w:t>
-      </w:r>
-      <w:r>
-        <w:t>apozás oldalak között</w:t>
-      </w:r>
-    </w:p>
-    <w:p>
-      <w:pPr>
-        <w:pStyle w:val="Nincstrkz"/>
-      </w:pPr>
-      <w:r>
-        <w:t xml:space="preserve">Oldalankénti </w:t>
-      </w:r>
-      <w:r>
-        <w:t>találatszám</w:t>
-      </w:r>
-      <w:r>
-        <w:t xml:space="preserve"> választás (10, 25, 50, 100)</w:t>
-      </w:r>
-    </w:p>
-    <w:p>
-      <w:pPr>
-        <w:pStyle w:val="Nincstrkz"/>
-      </w:pPr>
-      <w:r>
-        <w:t>Az oldalszámozó</w:t>
-      </w:r>
-      <w:r>
-        <w:t>k</w:t>
-      </w:r>
-      <w:r>
-        <w:t xml:space="preserve"> a táblázat</w:t>
-      </w:r>
-      <w:r>
-        <w:t>ok</w:t>
-      </w:r>
-      <w:r>
-        <w:t xml:space="preserve"> alatt található</w:t>
-      </w:r>
-      <w:r>
-        <w:t>ak</w:t>
-      </w:r>
-    </w:p>
-    <w:p>
-      <w:r>
-        <w:t>Visszajelzések</w:t>
-      </w:r>
-    </w:p>
-    <w:p>
-      <w:pPr>
-        <w:pStyle w:val="Nincstrkz"/>
-      </w:pPr>
-      <w:r>
-        <w:t>Zöld értesítés – Sikeres elfogadás, törlés, letöltés</w:t>
-      </w:r>
-    </w:p>
-    <w:p>
-      <w:pPr>
-        <w:pStyle w:val="Nincstrkz"/>
-      </w:pPr>
-      <w:r>
-        <w:t>Piros értesítés – Hiba esetén</w:t>
-      </w:r>
-    </w:p>
-    <w:p>
-      <w:pPr>
-        <w:pStyle w:val="Cmsor3"/>
-      </w:pPr>
-      <w:bookmarkStart w:id="92" w:name="_Toc227748726"/>
-      <w:r>
-        <w:t>Általános felhasználás</w:t>
-      </w:r>
-      <w:bookmarkEnd w:id="92"/>
-    </w:p>
-    <w:p>
-      <w:pPr>
-        <w:pStyle w:val="Cmsor4"/>
-      </w:pPr>
-      <w:bookmarkStart w:id="93" w:name="_Toc227748727"/>
-      <w:r>
-        <w:t>Regisztráció</w:t>
-      </w:r>
-      <w:bookmarkEnd w:id="93"/>
-    </w:p>
-    <w:p>
-      <w:r>
-        <w:rPr>
-          <w:noProof/>
-        </w:rPr>
         <w:drawing>
           <wp:anchor distT="0" distB="0" distL="114300" distR="114300" simplePos="0" relativeHeight="251707392" behindDoc="0" locked="0" layoutInCell="1" allowOverlap="1" wp14:anchorId="2845882F" wp14:editId="42D16AC6">
             <wp:simplePos x="0" y="0"/>
@@ -11128,13 +12270,37 @@
         </w:drawing>
       </w:r>
       <w:r>
-        <w:t>A felhasználó csak regisztráció után tud hozzáférni az oldalhoz és annak funkcióihoz. A regisztrációs felületen a felhasználó saját adataival kell kitöltenie a mezőket(fentről lefelé, balról jobbra haladva). Minden mezőt ki kell tölteni, különben a regisztráció nem fog végbemenni, és az admin felületén nem fog megjelenni a regisztrált profil. Regisztráció csak az iskola email címmel (</w:t>
+        <w:t xml:space="preserve">A felhasználó csak regisztráció után tud hozzáférni az oldalhoz és annak funkcióihoz. A regisztrációs felületen a felhasználó saját adataival kell kitöltenie a mezőket(fentről lefelé, balról jobbra haladva). Minden mezőt ki kell tölteni, különben a regisztráció nem fog </w:t>
+      </w:r>
+      <w:proofErr w:type="spellStart"/>
+      <w:r>
+        <w:t>végbemenni</w:t>
+      </w:r>
+      <w:proofErr w:type="spellEnd"/>
+      <w:r>
+        <w:t xml:space="preserve">, és az </w:t>
+      </w:r>
+      <w:proofErr w:type="spellStart"/>
+      <w:r>
+        <w:t>admin</w:t>
+      </w:r>
+      <w:proofErr w:type="spellEnd"/>
+      <w:r>
+        <w:t xml:space="preserve"> felületén nem fog megjelenni a regisztrált profil. Regisztráció csak az iskola email címmel (</w:t>
       </w:r>
       <w:r>
         <w:t>vezeteknev.keresztnev@iskola.hu</w:t>
       </w:r>
       <w:r>
-        <w:t>) lehetséges, más email címet a rendszer nem fogad el. A jelszónak legalább 8 karakterből kell állnia, ami tartalmazhat ékezetes betűket, számokat vagy speciális karaktereket. Sikeres regisztráció után az admin hagyja jóvá a regisztrációt, az oldalt csak ezután tudja használatba venni.</w:t>
+        <w:t xml:space="preserve">) lehetséges, más email címet a rendszer nem fogad el. A jelszónak legalább 8 karakterből kell állnia, ami tartalmazhat ékezetes betűket, számokat vagy speciális karaktereket. Sikeres regisztráció után az </w:t>
+      </w:r>
+      <w:proofErr w:type="spellStart"/>
+      <w:r>
+        <w:t>admin</w:t>
+      </w:r>
+      <w:proofErr w:type="spellEnd"/>
+      <w:r>
+        <w:t xml:space="preserve"> hagyja jóvá a regisztrációt, az oldalt csak ezután tudja használatba venni.</w:t>
       </w:r>
     </w:p>
     <w:p>
@@ -11227,7 +12393,15 @@
         </w:drawing>
       </w:r>
       <w:r>
-        <w:t>A felhasználó sikeres regisztráció és az admin jóváhagyása után tud bejelentkezni az oldalra. Itt mindössze az iskolai email címét (</w:t>
+        <w:t xml:space="preserve">A felhasználó sikeres regisztráció és az </w:t>
+      </w:r>
+      <w:proofErr w:type="spellStart"/>
+      <w:r>
+        <w:t>admin</w:t>
+      </w:r>
+      <w:proofErr w:type="spellEnd"/>
+      <w:r>
+        <w:t xml:space="preserve"> jóváhagyása után tud bejelentkezni az oldalra. Itt mindössze az iskolai email címét (</w:t>
       </w:r>
       <w:r>
         <w:t>vezeteknev.keresztnev@iskola.hu</w:t>
@@ -11656,7 +12830,15 @@
     </w:p>
     <w:p>
       <w:r>
-        <w:t>Ha az admin fizetettre állítja a számla státuszát, akkor a felhasználó is látja ezt, így követni tudja mely számlákat fizette be, melyek várnak a be</w:t>
+        <w:t xml:space="preserve">Ha az </w:t>
+      </w:r>
+      <w:proofErr w:type="spellStart"/>
+      <w:r>
+        <w:t>admin</w:t>
+      </w:r>
+      <w:proofErr w:type="spellEnd"/>
+      <w:r>
+        <w:t xml:space="preserve"> fizetettre állítja a számla státuszát, akkor a felhasználó is látja ezt, így követni tudja mely számlákat fizette be, melyek várnak a be</w:t>
       </w:r>
       <w:r>
         <w:t>f</w:t>
@@ -11769,12 +12951,20 @@
         <w:rPr>
           <w:lang w:eastAsia="hu-HU"/>
         </w:rPr>
-        <w:t>"Cukorbeteg vagyok" checkbox</w:t>
-      </w:r>
+        <w:t xml:space="preserve">"Cukorbeteg vagyok" </w:t>
+      </w:r>
+      <w:proofErr w:type="spellStart"/>
       <w:r>
         <w:rPr>
           <w:lang w:eastAsia="hu-HU"/>
         </w:rPr>
+        <w:t>checkbox</w:t>
+      </w:r>
+      <w:proofErr w:type="spellEnd"/>
+      <w:r>
+        <w:rPr>
+          <w:lang w:eastAsia="hu-HU"/>
+        </w:rPr>
         <w:t xml:space="preserve">, ami </w:t>
       </w:r>
       <w:r>
@@ -11793,12 +12983,26 @@
         <w:rPr>
           <w:lang w:eastAsia="hu-HU"/>
         </w:rPr>
-        <w:t>az admin állít</w:t>
-      </w:r>
+        <w:t xml:space="preserve">az </w:t>
+      </w:r>
+      <w:proofErr w:type="spellStart"/>
       <w:r>
         <w:rPr>
           <w:lang w:eastAsia="hu-HU"/>
         </w:rPr>
+        <w:t>admin</w:t>
+      </w:r>
+      <w:proofErr w:type="spellEnd"/>
+      <w:r>
+        <w:rPr>
+          <w:lang w:eastAsia="hu-HU"/>
+        </w:rPr>
+        <w:t xml:space="preserve"> állít</w:t>
+      </w:r>
+      <w:r>
+        <w:rPr>
+          <w:lang w:eastAsia="hu-HU"/>
+        </w:rPr>
         <w:t>hatja</w:t>
       </w:r>
       <w:r>
@@ -11824,7 +13028,21 @@
         <w:rPr>
           <w:lang w:eastAsia="hu-HU"/>
         </w:rPr>
-        <w:t>Van egy dokumentum feltöltő rész, ahol a felhasználó elbírálásra küldheti a cukormentes érkezésre és a kedvezményes érkezésre feljogosító dokumentumait az adminnak.</w:t>
+        <w:t xml:space="preserve">Van egy dokumentum feltöltő rész, ahol a felhasználó elbírálásra küldheti a cukormentes érkezésre és a kedvezményes érkezésre feljogosító dokumentumait az </w:t>
+      </w:r>
+      <w:proofErr w:type="spellStart"/>
+      <w:r>
+        <w:rPr>
+          <w:lang w:eastAsia="hu-HU"/>
+        </w:rPr>
+        <w:t>adminnak</w:t>
+      </w:r>
+      <w:proofErr w:type="spellEnd"/>
+      <w:r>
+        <w:rPr>
+          <w:lang w:eastAsia="hu-HU"/>
+        </w:rPr>
+        <w:t>.</w:t>
       </w:r>
     </w:p>
     <w:p>
@@ -11958,7 +13176,15 @@
     </w:p>
     <w:p>
       <w:r>
-        <w:t>A "Tápérték információk" gombra kattintva egy részletes modal ablak nyílik, amely tartalmazza:</w:t>
+        <w:t xml:space="preserve">A "Tápérték információk" gombra kattintva egy részletes </w:t>
+      </w:r>
+      <w:proofErr w:type="spellStart"/>
+      <w:r>
+        <w:t>modal</w:t>
+      </w:r>
+      <w:proofErr w:type="spellEnd"/>
+      <w:r>
+        <w:t xml:space="preserve"> ablak nyílik, amely tartalmazza:</w:t>
       </w:r>
     </w:p>
     <w:p>
@@ -11979,11 +13205,16 @@
       <w:pPr>
         <w:pStyle w:val="Nincstrkz"/>
       </w:pPr>
+      <w:proofErr w:type="spellStart"/>
       <w:r>
         <w:t>Ő</w:t>
       </w:r>
       <w:r>
-        <w:t>sszetevők részletes táblázata:</w:t>
+        <w:t>sszetevők</w:t>
+      </w:r>
+      <w:proofErr w:type="spellEnd"/>
+      <w:r>
+        <w:t xml:space="preserve"> részletes táblázata:</w:t>
       </w:r>
     </w:p>
     <w:p>
@@ -12194,7 +13425,21 @@
         <w:rPr>
           <w:lang w:eastAsia="hu-HU"/>
         </w:rPr>
-        <w:t xml:space="preserve"> egy-egy hozávaló, így be tudják állíta</w:t>
+        <w:t xml:space="preserve"> egy-egy </w:t>
+      </w:r>
+      <w:proofErr w:type="spellStart"/>
+      <w:r>
+        <w:rPr>
+          <w:lang w:eastAsia="hu-HU"/>
+        </w:rPr>
+        <w:t>hozávaló</w:t>
+      </w:r>
+      <w:proofErr w:type="spellEnd"/>
+      <w:r>
+        <w:rPr>
+          <w:lang w:eastAsia="hu-HU"/>
+        </w:rPr>
+        <w:t>, így be tudják állíta</w:t>
       </w:r>
       <w:r>
         <w:rPr>
@@ -12606,7 +13851,15 @@
         <w:pStyle w:val="Nincstrkz"/>
       </w:pPr>
       <w:r>
-        <w:t>Szerepkör (tanuló, tanár, admin, konyha, dolgozó)</w:t>
+        <w:t xml:space="preserve">Szerepkör (tanuló, tanár, </w:t>
+      </w:r>
+      <w:proofErr w:type="spellStart"/>
+      <w:r>
+        <w:t>admin</w:t>
+      </w:r>
+      <w:proofErr w:type="spellEnd"/>
+      <w:r>
+        <w:t>, konyha, dolgozó)</w:t>
       </w:r>
     </w:p>
     <w:p>
@@ -12686,7 +13939,15 @@
         <w:pStyle w:val="Nincstrkz"/>
       </w:pPr>
       <w:r>
-        <w:t>Kedvezményes étkezés (checkbox)</w:t>
+        <w:t>Kedvezményes étkezés (</w:t>
+      </w:r>
+      <w:proofErr w:type="spellStart"/>
+      <w:r>
+        <w:t>checkbox</w:t>
+      </w:r>
+      <w:proofErr w:type="spellEnd"/>
+      <w:r>
+        <w:t>)</w:t>
       </w:r>
     </w:p>
     <w:p>
@@ -12694,7 +13955,15 @@
         <w:pStyle w:val="Nincstrkz"/>
       </w:pPr>
       <w:r>
-        <w:t>Cukormentes étkezés (checkbox)</w:t>
+        <w:t>Cukormentes étkezés (</w:t>
+      </w:r>
+      <w:proofErr w:type="spellStart"/>
+      <w:r>
+        <w:t>checkbox</w:t>
+      </w:r>
+      <w:proofErr w:type="spellEnd"/>
+      <w:r>
+        <w:t>)</w:t>
       </w:r>
     </w:p>
     <w:p>
@@ -12743,7 +14012,15 @@
         <w:ind w:left="1418"/>
       </w:pPr>
       <w:r>
-        <w:t>Zöld sikerüzenet jelenik meg a kártya számával és a felhasználóhoz hozzárendelődik a kártya.</w:t>
+        <w:t xml:space="preserve">Zöld sikerüzenet jelenik meg a kártya számával és a felhasználóhoz </w:t>
+      </w:r>
+      <w:proofErr w:type="spellStart"/>
+      <w:r>
+        <w:t>hozzárendelődik</w:t>
+      </w:r>
+      <w:proofErr w:type="spellEnd"/>
+      <w:r>
+        <w:t xml:space="preserve"> a kártya.</w:t>
       </w:r>
     </w:p>
     <w:p>
@@ -12989,7 +14266,35 @@
         <w:rPr>
           <w:lang w:eastAsia="hu-HU"/>
         </w:rPr>
-        <w:t>, melyeket fizetettre tudja állítani, ha a a számlához tartozó felhasználó befizette a számlát a lehetséges fizetési móduk közül az egyikkel:</w:t>
+        <w:t xml:space="preserve">, melyeket fizetettre tudja állítani, ha a </w:t>
+      </w:r>
+      <w:proofErr w:type="spellStart"/>
+      <w:r>
+        <w:rPr>
+          <w:lang w:eastAsia="hu-HU"/>
+        </w:rPr>
+        <w:t>a</w:t>
+      </w:r>
+      <w:proofErr w:type="spellEnd"/>
+      <w:r>
+        <w:rPr>
+          <w:lang w:eastAsia="hu-HU"/>
+        </w:rPr>
+        <w:t xml:space="preserve"> számlához tartozó felhasználó befizette a számlát a lehetséges fizetési </w:t>
+      </w:r>
+      <w:proofErr w:type="spellStart"/>
+      <w:r>
+        <w:rPr>
+          <w:lang w:eastAsia="hu-HU"/>
+        </w:rPr>
+        <w:t>móduk</w:t>
+      </w:r>
+      <w:proofErr w:type="spellEnd"/>
+      <w:r>
+        <w:rPr>
+          <w:lang w:eastAsia="hu-HU"/>
+        </w:rPr>
+        <w:t xml:space="preserve"> közül az egyikkel:</w:t>
       </w:r>
     </w:p>
     <w:p>
@@ -13194,7 +14499,15 @@
     </w:p>
     <w:p>
       <w:r>
-        <w:t>Elfogadás után az adminnak manuálisan kell beállítani a felhasználók kezelésénél az adott felhasználónál a kedvezményes vagy a cukormentes étkezést.</w:t>
+        <w:t xml:space="preserve">Elfogadás után az </w:t>
+      </w:r>
+      <w:proofErr w:type="spellStart"/>
+      <w:r>
+        <w:t>adminnak</w:t>
+      </w:r>
+      <w:proofErr w:type="spellEnd"/>
+      <w:r>
+        <w:t xml:space="preserve"> manuálisan kell beállítani a felhasználók kezelésénél az adott felhasználónál a kedvezményes vagy a cukormentes étkezést.</w:t>
       </w:r>
     </w:p>
     <w:p/>
@@ -13234,8 +14547,8 @@
         <w:pStyle w:val="Cmsor1"/>
       </w:pPr>
       <w:bookmarkStart w:id="116" w:name="_Toc227748750"/>
-      <w:bookmarkEnd w:id="10"/>
       <w:bookmarkEnd w:id="11"/>
+      <w:bookmarkEnd w:id="12"/>
       <w:r>
         <w:lastRenderedPageBreak/>
         <w:t>Források</w:t>
@@ -13243,14 +14556,29 @@
       <w:bookmarkEnd w:id="116"/>
     </w:p>
     <w:p>
-      <w:r>
-        <w:t>laravel dokumentáció</w:t>
-      </w:r>
-    </w:p>
-    <w:p>
-      <w:r>
-        <w:t>vue dokumentáciü</w:t>
-      </w:r>
+      <w:proofErr w:type="spellStart"/>
+      <w:r>
+        <w:t>laravel</w:t>
+      </w:r>
+      <w:proofErr w:type="spellEnd"/>
+      <w:r>
+        <w:t xml:space="preserve"> dokumentáció</w:t>
+      </w:r>
+    </w:p>
+    <w:p>
+      <w:proofErr w:type="spellStart"/>
+      <w:r>
+        <w:t>vue</w:t>
+      </w:r>
+      <w:proofErr w:type="spellEnd"/>
+      <w:r>
+        <w:t xml:space="preserve"> </w:t>
+      </w:r>
+      <w:proofErr w:type="spellStart"/>
+      <w:r>
+        <w:t>dokumentáciü</w:t>
+      </w:r>
+      <w:proofErr w:type="spellEnd"/>
     </w:p>
     <w:p>
       <w:r>
@@ -13263,9 +14591,11 @@
       </w:r>
     </w:p>
     <w:p>
+      <w:proofErr w:type="spellStart"/>
       <w:r>
         <w:t>DeepSeek</w:t>
       </w:r>
+      <w:proofErr w:type="spellEnd"/>
     </w:p>
     <w:p>
       <w:pPr>
@@ -13287,7 +14617,15 @@
         <w:t>Projekt neve:</w:t>
       </w:r>
       <w:r>
-        <w:t xml:space="preserve"> eMenza - Iskolai étkezéskeszelő rendszer</w:t>
+        <w:t xml:space="preserve"> </w:t>
+      </w:r>
+      <w:proofErr w:type="spellStart"/>
+      <w:r>
+        <w:t>eMenza</w:t>
+      </w:r>
+      <w:proofErr w:type="spellEnd"/>
+      <w:r>
+        <w:t xml:space="preserve"> - Iskolai étkezéskeszelő rendszer</w:t>
       </w:r>
     </w:p>
     <w:p>
@@ -13335,9 +14673,11 @@
       <w:pPr>
         <w:pStyle w:val="Nincstrkz"/>
       </w:pPr>
+      <w:proofErr w:type="spellStart"/>
       <w:r>
         <w:t>Laravel</w:t>
       </w:r>
+      <w:proofErr w:type="spellEnd"/>
     </w:p>
     <w:p>
       <w:pPr>
@@ -13351,9 +14691,11 @@
       <w:pPr>
         <w:pStyle w:val="Nincstrkz"/>
       </w:pPr>
+      <w:proofErr w:type="spellStart"/>
       <w:r>
         <w:t>MySQL</w:t>
       </w:r>
+      <w:proofErr w:type="spellEnd"/>
     </w:p>
     <w:p>
       <w:pPr>
@@ -18244,7 +19586,6 @@
   <w:style w:type="character" w:default="1" w:styleId="Bekezdsalapbettpusa">
     <w:name w:val="Default Paragraph Font"/>
     <w:uiPriority w:val="1"/>
-    <w:semiHidden/>
     <w:unhideWhenUsed/>
   </w:style>
   <w:style w:type="table" w:default="1" w:styleId="Normltblzat">
@@ -18721,6 +20062,38 @@
       <w:bCs/>
     </w:rPr>
   </w:style>
+  <w:style w:type="table" w:styleId="Rcsostblzat">
+    <w:name w:val="Table Grid"/>
+    <w:basedOn w:val="Normltblzat"/>
+    <w:uiPriority w:val="39"/>
+    <w:rsid w:val="002344B3"/>
+    <w:pPr>
+      <w:spacing w:after="0" w:line="240" w:lineRule="auto"/>
+    </w:pPr>
+    <w:tblPr>
+      <w:tblBorders>
+        <w:top w:val="single" w:sz="4" w:space="0" w:color="auto"/>
+        <w:left w:val="single" w:sz="4" w:space="0" w:color="auto"/>
+        <w:bottom w:val="single" w:sz="4" w:space="0" w:color="auto"/>
+        <w:right w:val="single" w:sz="4" w:space="0" w:color="auto"/>
+        <w:insideH w:val="single" w:sz="4" w:space="0" w:color="auto"/>
+        <w:insideV w:val="single" w:sz="4" w:space="0" w:color="auto"/>
+      </w:tblBorders>
+    </w:tblPr>
+  </w:style>
+  <w:style w:type="character" w:styleId="HTML-kd">
+    <w:name w:val="HTML Code"/>
+    <w:basedOn w:val="Bekezdsalapbettpusa"/>
+    <w:uiPriority w:val="99"/>
+    <w:semiHidden/>
+    <w:unhideWhenUsed/>
+    <w:rsid w:val="00C6707E"/>
+    <w:rPr>
+      <w:rFonts w:ascii="Courier New" w:eastAsia="Times New Roman" w:hAnsi="Courier New" w:cs="Courier New"/>
+      <w:sz w:val="20"/>
+      <w:szCs w:val="20"/>
+    </w:rPr>
+  </w:style>
 </w:styles>
 </file>
 

--- a/Dokumentációhoz/Dokumentumok/Dokumentáció.docx
+++ b/Dokumentációhoz/Dokumentumok/Dokumentáció.docx
@@ -1,6 +1,6 @@
 
 <file path=word/document.xml><?xml version="1.0" encoding="utf-8"?>
-<w:document xmlns:wpc="http://schemas.microsoft.com/office/word/2010/wordprocessingCanvas" xmlns:cx="http://schemas.microsoft.com/office/drawing/2014/chartex" xmlns:cx1="http://schemas.microsoft.com/office/drawing/2015/9/8/chartex" xmlns:cx2="http://schemas.microsoft.com/office/drawing/2015/10/21/chartex" xmlns:cx3="http://schemas.microsoft.com/office/drawing/2016/5/9/chartex" xmlns:cx4="http://schemas.microsoft.com/office/drawing/2016/5/10/chartex" xmlns:cx5="http://schemas.microsoft.com/office/drawing/2016/5/11/chartex" xmlns:cx6="http://schemas.microsoft.com/office/drawing/2016/5/12/chartex" xmlns:cx7="http://schemas.microsoft.com/office/drawing/2016/5/13/chartex" xmlns:cx8="http://schemas.microsoft.com/office/drawing/2016/5/14/chartex" xmlns:mc="http://schemas.openxmlformats.org/markup-compatibility/2006" xmlns:aink="http://schemas.microsoft.com/office/drawing/2016/ink" xmlns:am3d="http://schemas.microsoft.com/office/drawing/2017/model3d" xmlns:o="urn:schemas-microsoft-com:office:office" xmlns:r="http://schemas.openxmlformats.org/officeDocument/2006/relationships" xmlns:m="http://schemas.openxmlformats.org/officeDocument/2006/math" xmlns:v="urn:schemas-microsoft-com:vml" xmlns:wp14="http://schemas.microsoft.com/office/word/2010/wordprocessingDrawing" xmlns:wp="http://schemas.openxmlformats.org/drawingml/2006/wordprocessingDrawing" xmlns:w10="urn:schemas-microsoft-com:office:word" xmlns:w="http://schemas.openxmlformats.org/wordprocessingml/2006/main" xmlns:w14="http://schemas.microsoft.com/office/word/2010/wordml" xmlns:w15="http://schemas.microsoft.com/office/word/2012/wordml" xmlns:w16cex="http://schemas.microsoft.com/office/word/2018/wordml/cex" xmlns:w16cid="http://schemas.microsoft.com/office/word/2016/wordml/cid" xmlns:w16="http://schemas.microsoft.com/office/word/2018/wordml" xmlns:w16sdtdh="http://schemas.microsoft.com/office/word/2020/wordml/sdtdatahash" xmlns:w16se="http://schemas.microsoft.com/office/word/2015/wordml/symex" xmlns:wpg="http://schemas.microsoft.com/office/word/2010/wordprocessingGroup" xmlns:wpi="http://schemas.microsoft.com/office/word/2010/wordprocessingInk" xmlns:wne="http://schemas.microsoft.com/office/word/2006/wordml" xmlns:wps="http://schemas.microsoft.com/office/word/2010/wordprocessingShape" mc:Ignorable="w14 w15 w16se w16cid w16 w16cex w16sdtdh wp14">
+<w:document xmlns:wpc="http://schemas.microsoft.com/office/word/2010/wordprocessingCanvas" xmlns:cx="http://schemas.microsoft.com/office/drawing/2014/chartex" xmlns:mc="http://schemas.openxmlformats.org/markup-compatibility/2006" xmlns:o="urn:schemas-microsoft-com:office:office" xmlns:r="http://schemas.openxmlformats.org/officeDocument/2006/relationships" xmlns:m="http://schemas.openxmlformats.org/officeDocument/2006/math" xmlns:v="urn:schemas-microsoft-com:vml" xmlns:wp14="http://schemas.microsoft.com/office/word/2010/wordprocessingDrawing" xmlns:wp="http://schemas.openxmlformats.org/drawingml/2006/wordprocessingDrawing" xmlns:w10="urn:schemas-microsoft-com:office:word" xmlns:w="http://schemas.openxmlformats.org/wordprocessingml/2006/main" xmlns:w14="http://schemas.microsoft.com/office/word/2010/wordml" xmlns:w15="http://schemas.microsoft.com/office/word/2012/wordml" xmlns:w16se="http://schemas.microsoft.com/office/word/2015/wordml/symex" xmlns:wpg="http://schemas.microsoft.com/office/word/2010/wordprocessingGroup" xmlns:wpi="http://schemas.microsoft.com/office/word/2010/wordprocessingInk" xmlns:wne="http://schemas.microsoft.com/office/word/2006/wordml" xmlns:wps="http://schemas.microsoft.com/office/word/2010/wordprocessingShape" mc:Ignorable="w14 w15 w16se wp14">
   <w:body>
     <w:p>
       <w:pPr>
@@ -144,8 +144,8 @@
     </w:p>
     <w:bookmarkStart w:id="0" w:name="_Toc208994418" w:displacedByCustomXml="next"/>
     <w:bookmarkEnd w:id="0" w:displacedByCustomXml="next"/>
-    <w:bookmarkStart w:id="1" w:name="_Toc208994356" w:displacedByCustomXml="next"/>
-    <w:bookmarkStart w:id="2" w:name="_Toc208994419" w:displacedByCustomXml="next"/>
+    <w:bookmarkStart w:id="1" w:name="_Toc208994419" w:displacedByCustomXml="next"/>
+    <w:bookmarkStart w:id="2" w:name="_Toc208994356" w:displacedByCustomXml="next"/>
     <w:sdt>
       <w:sdtPr>
         <w:rPr>
@@ -6459,7 +6459,25 @@
           <w:szCs w:val="28"/>
           <w:lang w:eastAsia="hu-HU"/>
         </w:rPr>
-        <w:t xml:space="preserve"> vagy manuálisan számítógépen</w:t>
+        <w:t xml:space="preserve"> vagy </w:t>
+      </w:r>
+      <w:proofErr w:type="gramStart"/>
+      <w:r>
+        <w:rPr>
+          <w:rFonts w:eastAsia="Times New Roman" w:cs="Times New Roman"/>
+          <w:szCs w:val="28"/>
+          <w:lang w:eastAsia="hu-HU"/>
+        </w:rPr>
+        <w:t>manuálisan</w:t>
+      </w:r>
+      <w:proofErr w:type="gramEnd"/>
+      <w:r>
+        <w:rPr>
+          <w:rFonts w:eastAsia="Times New Roman" w:cs="Times New Roman"/>
+          <w:szCs w:val="28"/>
+          <w:lang w:eastAsia="hu-HU"/>
+        </w:rPr>
+        <w:t xml:space="preserve"> számítógépen</w:t>
       </w:r>
       <w:r>
         <w:rPr>
@@ -6645,7 +6663,27 @@
           <w:szCs w:val="28"/>
           <w:lang w:eastAsia="hu-HU"/>
         </w:rPr>
-        <w:t>z adminisztrátorok a rendelések</w:t>
+        <w:t xml:space="preserve">z </w:t>
+      </w:r>
+      <w:proofErr w:type="gramStart"/>
+      <w:r>
+        <w:rPr>
+          <w:rFonts w:eastAsia="Times New Roman" w:cs="Times New Roman"/>
+          <w:color w:val="000000" w:themeColor="text1"/>
+          <w:szCs w:val="28"/>
+          <w:lang w:eastAsia="hu-HU"/>
+        </w:rPr>
+        <w:t>adminisztrátorok</w:t>
+      </w:r>
+      <w:proofErr w:type="gramEnd"/>
+      <w:r>
+        <w:rPr>
+          <w:rFonts w:eastAsia="Times New Roman" w:cs="Times New Roman"/>
+          <w:color w:val="000000" w:themeColor="text1"/>
+          <w:szCs w:val="28"/>
+          <w:lang w:eastAsia="hu-HU"/>
+        </w:rPr>
+        <w:t xml:space="preserve"> a rendelések</w:t>
       </w:r>
       <w:r>
         <w:rPr>
@@ -6781,6 +6819,7 @@
       <w:r>
         <w:t xml:space="preserve">észletes </w:t>
       </w:r>
+      <w:proofErr w:type="gramStart"/>
       <w:r>
         <w:t>s</w:t>
       </w:r>
@@ -6791,6 +6830,7 @@
         <w:t>ja</w:t>
       </w:r>
       <w:bookmarkEnd w:id="13"/>
+      <w:proofErr w:type="gramEnd"/>
     </w:p>
     <w:p>
       <w:r>
@@ -6841,12 +6881,36 @@
         <w:t>következő napra</w:t>
       </w:r>
       <w:r>
-        <w:t>. A felületen a felhasználó látja az adott menühöz tartozó allergének információit, illetve egy adag átlagos tápérték tartalmát (kcal, szénhidrátok, fehérjék stb.). Az adott hónapban kiállított számlát meg tudja tekinteni, le tudja tölteni. A cukorbetegek számára a megoldás az, hogy az A menüt kapják cukormentes változatban</w:t>
-      </w:r>
-    </w:p>
-    <w:p>
-      <w:r>
-        <w:t xml:space="preserve">Az adminisztrátor felelős az oldallal kapcsolatos </w:t>
+        <w:t xml:space="preserve">. A felületen a felhasználó látja az adott menühöz tartozó allergének </w:t>
+      </w:r>
+      <w:proofErr w:type="gramStart"/>
+      <w:r>
+        <w:t>információit</w:t>
+      </w:r>
+      <w:proofErr w:type="gramEnd"/>
+      <w:r>
+        <w:t xml:space="preserve">, illetve egy adag átlagos tápérték tartalmát (kcal, szénhidrátok, fehérjék stb.). Az adott hónapban kiállított számlát meg tudja tekinteni, le tudja tölteni. A cukorbetegek számára a megoldás az, hogy az </w:t>
+      </w:r>
+      <w:proofErr w:type="gramStart"/>
+      <w:r>
+        <w:t>A</w:t>
+      </w:r>
+      <w:proofErr w:type="gramEnd"/>
+      <w:r>
+        <w:t xml:space="preserve"> menüt kapják cukormentes változatban</w:t>
+      </w:r>
+    </w:p>
+    <w:p>
+      <w:r>
+        <w:t xml:space="preserve">Az </w:t>
+      </w:r>
+      <w:proofErr w:type="gramStart"/>
+      <w:r>
+        <w:t>adminisztrátor felelős</w:t>
+      </w:r>
+      <w:proofErr w:type="gramEnd"/>
+      <w:r>
+        <w:t xml:space="preserve"> az oldallal kapcsolatos </w:t>
       </w:r>
       <w:r>
         <w:rPr>
@@ -6856,30 +6920,36 @@
         <w:t>minden adminisztratív feladat ellátásáért</w:t>
       </w:r>
       <w:r>
-        <w:t>. Adminisztrátori hozzáféréssel rendelkező személy alkalmas arra, hogy jóváhagyja a felhasználói regisztrációkat, illetve elfogadja vagy elutasítja a diákok által érkezett dokumentumokat. Van jogosultsága szerkeszteni a felhasználók adatait változás esetén. A számlák legenerálása is az Ő hatásköre, amiket automatikusan kiküld a rendszer a felhasználók számára az oldalon belül.</w:t>
-      </w:r>
-    </w:p>
-    <w:p>
-      <w:r>
-        <w:t>Az étkeztető fél, vagyis a „konyha” k</w:t>
-      </w:r>
-      <w:r>
-        <w:t xml:space="preserve">ezeli az ételeket és az összetevőket. Ennek következtében fel is tudja tölteni az étlapot, amit szerkeszteni is tud. Minden nap </w:t>
-      </w:r>
-      <w:r>
-        <w:t>meg tudja tekinteni</w:t>
-      </w:r>
-      <w:r>
-        <w:t xml:space="preserve"> az addig leadott rendelés</w:t>
-      </w:r>
-      <w:r>
-        <w:t>ek</w:t>
-      </w:r>
-      <w:r>
-        <w:t xml:space="preserve"> számát (10:00), hogy tudja, miből mennyit kell készítenie. Számításba van véve, hogy a cukorbetegek számára cukormentes étkezést kell biztosítani, ezért minden alkalommal az A menüből </w:t>
-      </w:r>
-      <w:r>
-        <w:t>kész</w:t>
+        <w:t xml:space="preserve">. </w:t>
+      </w:r>
+      <w:proofErr w:type="gramStart"/>
+      <w:r>
+        <w:t>Adminisztrátori</w:t>
+      </w:r>
+      <w:proofErr w:type="gramEnd"/>
+      <w:r>
+        <w:t xml:space="preserve"> hozzáféréssel rendelkező személy alkalmas arra, hogy jóváhagyja a felhasználói regisztrációkat, illetve elfogadja vagy elutasítja a diákok által érkezett dokumentumokat. Van jogosultsága szerkeszteni a felhasználók adatait változás esetén. A számlák legenerálása is az Ő hatásköre, amiket </w:t>
+      </w:r>
+      <w:proofErr w:type="gramStart"/>
+      <w:r>
+        <w:t>automatikusan</w:t>
+      </w:r>
+      <w:proofErr w:type="gramEnd"/>
+      <w:r>
+        <w:t xml:space="preserve"> kiküld a rendszer a felhasználók számára az oldalon belül.</w:t>
+      </w:r>
+    </w:p>
+    <w:p>
+      <w:r>
+        <w:t xml:space="preserve">Az étkeztető fél, vagyis a „konyha” kezeli az ételeket és az összetevőket. Ennek következtében fel is tudja tölteni az étlapot, amit szerkeszteni is tud. Minden nap meg tudja tekinteni az addig leadott rendelések számát (10:00), hogy tudja, miből mennyit kell készítenie. Számításba van véve, hogy a cukorbetegek számára cukormentes étkezést kell biztosítani, ezért minden alkalommal az </w:t>
+      </w:r>
+      <w:proofErr w:type="gramStart"/>
+      <w:r>
+        <w:t>A</w:t>
+      </w:r>
+      <w:proofErr w:type="gramEnd"/>
+      <w:r>
+        <w:t xml:space="preserve"> menüből kész</w:t>
       </w:r>
       <w:r>
         <w:t>ül</w:t>
@@ -6899,31 +6969,7 @@
         <w:rPr>
           <w:lang w:eastAsia="hu-HU"/>
         </w:rPr>
-        <w:t>A fejlesztés során be kell</w:t>
-      </w:r>
-      <w:r>
-        <w:rPr>
-          <w:lang w:eastAsia="hu-HU"/>
-        </w:rPr>
-        <w:t>ett</w:t>
-      </w:r>
-      <w:r>
-        <w:rPr>
-          <w:lang w:eastAsia="hu-HU"/>
-        </w:rPr>
-        <w:t xml:space="preserve"> tartani a modern webes fejlesztési elveket, a reszponzív design elvét és a biztonsági irányelveket. A kódnak könnyen olvashatónak és karbantarthatónak kell lennie, ennek következtében be kell</w:t>
-      </w:r>
-      <w:r>
-        <w:rPr>
-          <w:lang w:eastAsia="hu-HU"/>
-        </w:rPr>
-        <w:t>ett</w:t>
-      </w:r>
-      <w:r>
-        <w:rPr>
-          <w:lang w:eastAsia="hu-HU"/>
-        </w:rPr>
-        <w:t xml:space="preserve"> tartani a tiszta kód elvét.</w:t>
+        <w:t>A fejlesztés során be kellett tartani a modern webes fejlesztési elveket, a reszponzív design elvét és a biztonsági irányelveket. A kódnak könnyen olvashatónak és karbantarthatónak kell lennie, ennek következtében be kellett tartani a tiszta kód elvét.</w:t>
       </w:r>
     </w:p>
     <w:p>
@@ -6935,6 +6981,7 @@
       <w:bookmarkStart w:id="16" w:name="_Toc210651565"/>
       <w:bookmarkStart w:id="17" w:name="_Toc227748678"/>
       <w:bookmarkStart w:id="18" w:name="_Toc210651561"/>
+      <w:proofErr w:type="gramStart"/>
       <w:r>
         <w:t>Funkciók</w:t>
       </w:r>
@@ -6942,13 +6989,22 @@
       <w:bookmarkEnd w:id="15"/>
       <w:bookmarkEnd w:id="16"/>
       <w:bookmarkEnd w:id="17"/>
+      <w:proofErr w:type="gramEnd"/>
     </w:p>
     <w:p>
       <w:pPr>
         <w:pStyle w:val="Nincstrkz"/>
       </w:pPr>
       <w:r>
-        <w:t>Regisztráció és bejelentkezés több szerepkörrel (adminisztrátor, konyha, felhasználók)</w:t>
+        <w:t>Regisztráció és bejelentkezés több szerepkörrel (</w:t>
+      </w:r>
+      <w:proofErr w:type="gramStart"/>
+      <w:r>
+        <w:t>adminisztrátor</w:t>
+      </w:r>
+      <w:proofErr w:type="gramEnd"/>
+      <w:r>
+        <w:t>, konyha, felhasználók)</w:t>
       </w:r>
     </w:p>
     <w:p>
@@ -6986,7 +7042,15 @@
         <w:pStyle w:val="Nincstrkz"/>
       </w:pPr>
       <w:r>
-        <w:t xml:space="preserve">Allergén és diétás információk </w:t>
+        <w:t xml:space="preserve">Allergén és diétás </w:t>
+      </w:r>
+      <w:proofErr w:type="gramStart"/>
+      <w:r>
+        <w:t>információk</w:t>
+      </w:r>
+      <w:proofErr w:type="gramEnd"/>
+      <w:r>
+        <w:t xml:space="preserve"> </w:t>
       </w:r>
       <w:r>
         <w:t>megjelenítése</w:t>
@@ -7081,7 +7145,15 @@
         <w:t>következő napra</w:t>
       </w:r>
       <w:r>
-        <w:t xml:space="preserve">. A felületen a felhasználó látja az adott menühöz tartozó allergének információit, illetve egy adag átlagos tápérték tartalmát (kcal, szénhidrátok, fehérjék stb.). Az adott hónapban kiállított számlát meg tudja tekinteni, le tudja tölteni. </w:t>
+        <w:t xml:space="preserve">. A felületen a felhasználó látja az adott menühöz tartozó allergének </w:t>
+      </w:r>
+      <w:proofErr w:type="gramStart"/>
+      <w:r>
+        <w:t>információit</w:t>
+      </w:r>
+      <w:proofErr w:type="gramEnd"/>
+      <w:r>
+        <w:t xml:space="preserve">, illetve egy adag átlagos tápérték tartalmát (kcal, szénhidrátok, fehérjék stb.). Az adott hónapban kiállított számlát meg tudja tekinteni, le tudja tölteni. </w:t>
       </w:r>
     </w:p>
     <w:p>
@@ -7091,7 +7163,11 @@
       <w:bookmarkStart w:id="21" w:name="_Toc210651562"/>
       <w:bookmarkStart w:id="22" w:name="_Toc227748681"/>
       <w:r>
-        <w:t>Iskolai a</w:t>
+        <w:t xml:space="preserve">Iskolai </w:t>
+      </w:r>
+      <w:proofErr w:type="gramStart"/>
+      <w:r>
+        <w:t>a</w:t>
       </w:r>
       <w:r>
         <w:t>dminisztrá</w:t>
@@ -7101,10 +7177,19 @@
         <w:t>tor</w:t>
       </w:r>
       <w:bookmarkEnd w:id="22"/>
-    </w:p>
-    <w:p>
-      <w:r>
-        <w:t xml:space="preserve">Az adminisztrátor felelős az oldallal kapcsolatos </w:t>
+      <w:proofErr w:type="gramEnd"/>
+    </w:p>
+    <w:p>
+      <w:r>
+        <w:t xml:space="preserve">Az </w:t>
+      </w:r>
+      <w:proofErr w:type="gramStart"/>
+      <w:r>
+        <w:t>adminisztrátor felelős</w:t>
+      </w:r>
+      <w:proofErr w:type="gramEnd"/>
+      <w:r>
+        <w:t xml:space="preserve"> az oldallal kapcsolatos </w:t>
       </w:r>
       <w:r>
         <w:rPr>
@@ -7114,7 +7199,23 @@
         <w:t>minden adminisztratív feladat ellátásáért</w:t>
       </w:r>
       <w:r>
-        <w:t>. Adminisztrátori hozzáféréssel rendelkező személy alkalmas arra, hogy jóváhagyja a felhasználói regisztrációkat, illetve elfogadja vagy elutasítja a diákok által érkezett dokumentumokat. Van jogosultsága szerkeszteni a felhasználók adatait változás esetén. A számlák legenerálása is az Ő hatásköre, amiket automatikusan kiküld a rendszer a felhasználók számára az oldalon belül.</w:t>
+        <w:t xml:space="preserve">. </w:t>
+      </w:r>
+      <w:proofErr w:type="gramStart"/>
+      <w:r>
+        <w:t>Adminisztrátori</w:t>
+      </w:r>
+      <w:proofErr w:type="gramEnd"/>
+      <w:r>
+        <w:t xml:space="preserve"> hozzáféréssel rendelkező személy alkalmas arra, hogy jóváhagyja a felhasználói regisztrációkat, illetve elfogadja vagy elutasítja a diákok által érkezett dokumentumokat. Van jogosultsága szerkeszteni a felhasználók adatait változás esetén. A számlák legenerálása is az Ő hatásköre, amiket </w:t>
+      </w:r>
+      <w:proofErr w:type="gramStart"/>
+      <w:r>
+        <w:t>automatikusan</w:t>
+      </w:r>
+      <w:proofErr w:type="gramEnd"/>
+      <w:r>
+        <w:t xml:space="preserve"> kiküld a rendszer a felhasználók számára az oldalon belül.</w:t>
       </w:r>
     </w:p>
     <w:p>
@@ -7134,7 +7235,15 @@
     </w:p>
     <w:p>
       <w:r>
-        <w:t>Kezeli az ételeket és az összetevőket. Ennek következtében fel is tudja tölteni az étlapot, amit szerkeszteni is tud. Minden nap le tudja kérni az addig leadott rendelés számát (10:00), hogy tudja, miből mennyit kell készítenie. Számításba van véve, hogy a cukorbetegek számára cukormentes étkezést kell biztosítani, ezért minden alkalommal az A menüből lesz készítve cukormentes verzió.</w:t>
+        <w:t xml:space="preserve">Kezeli az ételeket és az összetevőket. Ennek következtében fel is tudja tölteni az étlapot, amit szerkeszteni is tud. Minden nap le tudja kérni az addig leadott rendelés számát (10:00), hogy tudja, miből mennyit kell készítenie. Számításba van véve, hogy a cukorbetegek számára cukormentes étkezést kell biztosítani, ezért minden alkalommal az </w:t>
+      </w:r>
+      <w:proofErr w:type="gramStart"/>
+      <w:r>
+        <w:t>A</w:t>
+      </w:r>
+      <w:proofErr w:type="gramEnd"/>
+      <w:r>
+        <w:t xml:space="preserve"> menüből lesz készítve cukormentes verzió.</w:t>
       </w:r>
     </w:p>
     <w:p>
@@ -7182,7 +7291,15 @@
         <w:t xml:space="preserve"> az volt</w:t>
       </w:r>
       <w:r>
-        <w:t>, hogy egy olyan weboldalt hozzunk létre, ami könnyen kezelhető és átlátható mind a felhasználóknak, az adminisztrátornak és az étkeztetést kezelő félnek.</w:t>
+        <w:t xml:space="preserve">, hogy egy olyan weboldalt hozzunk létre, ami könnyen kezelhető és átlátható mind a felhasználóknak, az </w:t>
+      </w:r>
+      <w:proofErr w:type="gramStart"/>
+      <w:r>
+        <w:t>adminisztrátornak</w:t>
+      </w:r>
+      <w:proofErr w:type="gramEnd"/>
+      <w:r>
+        <w:t xml:space="preserve"> és az étkeztetést kezelő félnek.</w:t>
       </w:r>
     </w:p>
     <w:p>
@@ -7190,7 +7307,15 @@
         <w:pStyle w:val="Nincstrkz"/>
       </w:pPr>
       <w:r>
-        <w:t>Könnyen navigálható menürendszer minden oldalon</w:t>
+        <w:t xml:space="preserve">Könnyen </w:t>
+      </w:r>
+      <w:proofErr w:type="gramStart"/>
+      <w:r>
+        <w:t>navigálható</w:t>
+      </w:r>
+      <w:proofErr w:type="gramEnd"/>
+      <w:r>
+        <w:t xml:space="preserve"> menürendszer minden oldalon</w:t>
       </w:r>
     </w:p>
     <w:p>
@@ -7214,8 +7339,13 @@
       <w:pPr>
         <w:pStyle w:val="Nincstrkz"/>
       </w:pPr>
-      <w:r>
-        <w:t>Adminisztrátor számára letisztult felhasználó kezelés: keresés szűrővel, adatok módosítása</w:t>
+      <w:proofErr w:type="gramStart"/>
+      <w:r>
+        <w:t>Adminisztrátor</w:t>
+      </w:r>
+      <w:proofErr w:type="gramEnd"/>
+      <w:r>
+        <w:t xml:space="preserve"> számára letisztult felhasználó kezelés: keresés szűrővel, adatok módosítása</w:t>
       </w:r>
     </w:p>
     <w:p>
@@ -7233,23 +7363,18 @@
         <w:pStyle w:val="Nincstrkz"/>
       </w:pPr>
       <w:r>
-        <w:t>Webes környezet (</w:t>
-      </w:r>
-      <w:r>
-        <w:t xml:space="preserve">Google </w:t>
-      </w:r>
-      <w:r>
-        <w:t>,</w:t>
-      </w:r>
-      <w:r>
-        <w:t xml:space="preserve">Chrome, </w:t>
-      </w:r>
-      <w:r>
-        <w:t xml:space="preserve">Microsoft </w:t>
-      </w:r>
-      <w:r>
-        <w:t>Edge)</w:t>
-      </w:r>
+        <w:t>Windows 10/11</w:t>
+      </w:r>
+    </w:p>
+    <w:p>
+      <w:pPr>
+        <w:pStyle w:val="Nincstrkz"/>
+      </w:pPr>
+      <w:proofErr w:type="spellStart"/>
+      <w:r>
+        <w:t>Android</w:t>
+      </w:r>
+      <w:proofErr w:type="spellEnd"/>
     </w:p>
     <w:p>
       <w:pPr>
@@ -7257,413 +7382,2284 @@
       </w:pPr>
       <w:bookmarkStart w:id="30" w:name="_Toc227748685"/>
       <w:r>
+        <w:t xml:space="preserve">Fejlesztői </w:t>
+      </w:r>
+      <w:bookmarkEnd w:id="30"/>
+      <w:r>
+        <w:t>eszközök</w:t>
+      </w:r>
+    </w:p>
+    <w:p>
+      <w:pPr>
+        <w:pStyle w:val="Cmsor3"/>
+      </w:pPr>
+      <w:r>
+        <w:t xml:space="preserve">Technológiai </w:t>
+      </w:r>
+      <w:proofErr w:type="spellStart"/>
+      <w:r>
+        <w:t>stack</w:t>
+      </w:r>
+      <w:proofErr w:type="spellEnd"/>
+    </w:p>
+    <w:p>
+      <w:pPr>
+        <w:pStyle w:val="Nincstrkz"/>
+      </w:pPr>
+      <w:proofErr w:type="spellStart"/>
+      <w:r>
+        <w:t>Laravel</w:t>
+      </w:r>
+      <w:proofErr w:type="spellEnd"/>
+      <w:r>
+        <w:t xml:space="preserve"> – Biztonságos REST API alapot biztosít, jól dokumentált</w:t>
+      </w:r>
+    </w:p>
+    <w:p>
+      <w:pPr>
+        <w:pStyle w:val="Nincstrkz"/>
+      </w:pPr>
+      <w:r>
+        <w:t>Vue.js 3</w:t>
+      </w:r>
+      <w:r>
+        <w:t xml:space="preserve"> – Komponens alapú, reaktív frontend fejlesztés</w:t>
+      </w:r>
+    </w:p>
+    <w:p>
+      <w:pPr>
+        <w:pStyle w:val="Nincstrkz"/>
+      </w:pPr>
+      <w:proofErr w:type="spellStart"/>
+      <w:r>
+        <w:t>Mysql</w:t>
+      </w:r>
+      <w:proofErr w:type="spellEnd"/>
+      <w:r>
+        <w:t xml:space="preserve"> </w:t>
+      </w:r>
+      <w:r>
+        <w:t>– Relációs adatbázis, AMPPS-szel helyben futtatható</w:t>
+      </w:r>
+    </w:p>
+    <w:p>
+      <w:pPr>
+        <w:pStyle w:val="Nincstrkz"/>
+      </w:pPr>
+      <w:r>
+        <w:t>Java</w:t>
+      </w:r>
+      <w:r>
+        <w:t>S</w:t>
+      </w:r>
+      <w:r>
+        <w:t>cript, HTML5, CSS3 – Frontend megjelenése</w:t>
+      </w:r>
+    </w:p>
+    <w:p/>
+    <w:p>
+      <w:pPr>
+        <w:pStyle w:val="Cmsor3"/>
+      </w:pPr>
+      <w:r>
+        <w:t>S</w:t>
+      </w:r>
+      <w:r>
+        <w:t>zükséges szoftverek és telepítés</w:t>
+      </w:r>
+    </w:p>
+    <w:p>
+      <w:r>
+        <w:t xml:space="preserve">A projekt böngészőből érhető el, ezért külön telepítés a felhasználók részéről nem szükséges. Fejlesztői környezetben az AMPPS </w:t>
+      </w:r>
+      <w:proofErr w:type="gramStart"/>
+      <w:r>
+        <w:t>lokális</w:t>
+      </w:r>
+      <w:proofErr w:type="gramEnd"/>
+      <w:r>
+        <w:t xml:space="preserve"> szervert biztosít</w:t>
+      </w:r>
+      <w:r>
+        <w:t xml:space="preserve">. </w:t>
+      </w:r>
+    </w:p>
+    <w:p>
+      <w:r>
+        <w:t>A projekt futtatásához és fejlesztéséhez az alábbi eszközök telepítése szükséges.</w:t>
+      </w:r>
+    </w:p>
+    <w:p>
+      <w:pPr>
+        <w:pStyle w:val="Cmsor4"/>
+      </w:pPr>
+      <w:r>
+        <w:t>Frontend – Node.js</w:t>
+      </w:r>
+    </w:p>
+    <w:tbl>
+      <w:tblPr>
+        <w:tblW w:w="9000" w:type="dxa"/>
+        <w:tblBorders>
+          <w:top w:val="single" w:sz="1" w:space="0" w:color="DDDDDD"/>
+          <w:left w:val="single" w:sz="6" w:space="0" w:color="1F6AA5"/>
+          <w:bottom w:val="single" w:sz="1" w:space="0" w:color="DDDDDD"/>
+          <w:right w:val="single" w:sz="1" w:space="0" w:color="DDDDDD"/>
+          <w:insideH w:val="single" w:sz="4" w:space="0" w:color="auto"/>
+          <w:insideV w:val="single" w:sz="4" w:space="0" w:color="auto"/>
+        </w:tblBorders>
+        <w:tblCellMar>
+          <w:left w:w="10" w:type="dxa"/>
+          <w:right w:w="10" w:type="dxa"/>
+        </w:tblCellMar>
+        <w:tblLook w:val="04A0" w:firstRow="1" w:lastRow="0" w:firstColumn="1" w:lastColumn="0" w:noHBand="0" w:noVBand="1"/>
+      </w:tblPr>
+      <w:tblGrid>
+        <w:gridCol w:w="9000"/>
+      </w:tblGrid>
+      <w:tr>
+        <w:tblPrEx>
+          <w:tblCellMar>
+            <w:top w:w="0" w:type="dxa"/>
+            <w:bottom w:w="0" w:type="dxa"/>
+          </w:tblCellMar>
+        </w:tblPrEx>
+        <w:tc>
+          <w:tcPr>
+            <w:tcW w:w="9000" w:type="dxa"/>
+            <w:tcBorders>
+              <w:top w:val="single" w:sz="1" w:space="0" w:color="FFFFFF"/>
+              <w:left w:val="single" w:sz="1" w:space="0" w:color="FFFFFF"/>
+              <w:bottom w:val="single" w:sz="1" w:space="0" w:color="FFFFFF"/>
+              <w:right w:val="single" w:sz="1" w:space="0" w:color="FFFFFF"/>
+            </w:tcBorders>
+            <w:shd w:val="clear" w:color="auto" w:fill="F4F4F4"/>
+            <w:tcMar>
+              <w:top w:w="40" w:type="dxa"/>
+              <w:left w:w="200" w:type="dxa"/>
+              <w:bottom w:w="0" w:type="dxa"/>
+              <w:right w:w="200" w:type="dxa"/>
+            </w:tcMar>
+          </w:tcPr>
+          <w:p>
+            <w:pPr>
+              <w:spacing w:before="20" w:after="20"/>
+            </w:pPr>
+            <w:r>
+              <w:rPr>
+                <w:rFonts w:ascii="Courier New" w:eastAsia="Courier New" w:hAnsi="Courier New" w:cs="Courier New"/>
+                <w:color w:val="1A1A1A"/>
+                <w:sz w:val="18"/>
+                <w:szCs w:val="18"/>
+              </w:rPr>
+              <w:t xml:space="preserve"># </w:t>
+            </w:r>
+            <w:proofErr w:type="spellStart"/>
+            <w:r>
+              <w:rPr>
+                <w:rFonts w:ascii="Courier New" w:eastAsia="Courier New" w:hAnsi="Courier New" w:cs="Courier New"/>
+                <w:color w:val="1A1A1A"/>
+                <w:sz w:val="18"/>
+                <w:szCs w:val="18"/>
+              </w:rPr>
+              <w:t>Bootstrap</w:t>
+            </w:r>
+            <w:proofErr w:type="spellEnd"/>
+            <w:r>
+              <w:rPr>
+                <w:rFonts w:ascii="Courier New" w:eastAsia="Courier New" w:hAnsi="Courier New" w:cs="Courier New"/>
+                <w:color w:val="1A1A1A"/>
+                <w:sz w:val="18"/>
+                <w:szCs w:val="18"/>
+              </w:rPr>
+              <w:t xml:space="preserve"> és </w:t>
+            </w:r>
+            <w:proofErr w:type="spellStart"/>
+            <w:r>
+              <w:rPr>
+                <w:rFonts w:ascii="Courier New" w:eastAsia="Courier New" w:hAnsi="Courier New" w:cs="Courier New"/>
+                <w:color w:val="1A1A1A"/>
+                <w:sz w:val="18"/>
+                <w:szCs w:val="18"/>
+              </w:rPr>
+              <w:t>Bootstrap</w:t>
+            </w:r>
+            <w:proofErr w:type="spellEnd"/>
+            <w:r>
+              <w:rPr>
+                <w:rFonts w:ascii="Courier New" w:eastAsia="Courier New" w:hAnsi="Courier New" w:cs="Courier New"/>
+                <w:color w:val="1A1A1A"/>
+                <w:sz w:val="18"/>
+                <w:szCs w:val="18"/>
+              </w:rPr>
+              <w:t xml:space="preserve"> </w:t>
+            </w:r>
+            <w:proofErr w:type="spellStart"/>
+            <w:r>
+              <w:rPr>
+                <w:rFonts w:ascii="Courier New" w:eastAsia="Courier New" w:hAnsi="Courier New" w:cs="Courier New"/>
+                <w:color w:val="1A1A1A"/>
+                <w:sz w:val="18"/>
+                <w:szCs w:val="18"/>
+              </w:rPr>
+              <w:t>Vue</w:t>
+            </w:r>
+            <w:proofErr w:type="spellEnd"/>
+            <w:r>
+              <w:rPr>
+                <w:rFonts w:ascii="Courier New" w:eastAsia="Courier New" w:hAnsi="Courier New" w:cs="Courier New"/>
+                <w:color w:val="1A1A1A"/>
+                <w:sz w:val="18"/>
+                <w:szCs w:val="18"/>
+              </w:rPr>
+              <w:t xml:space="preserve"> telepítése</w:t>
+            </w:r>
+          </w:p>
+        </w:tc>
+      </w:tr>
+      <w:tr>
+        <w:tblPrEx>
+          <w:tblCellMar>
+            <w:top w:w="0" w:type="dxa"/>
+            <w:bottom w:w="0" w:type="dxa"/>
+          </w:tblCellMar>
+        </w:tblPrEx>
+        <w:tc>
+          <w:tcPr>
+            <w:tcW w:w="9000" w:type="dxa"/>
+            <w:tcBorders>
+              <w:top w:val="single" w:sz="1" w:space="0" w:color="FFFFFF"/>
+              <w:left w:val="single" w:sz="1" w:space="0" w:color="FFFFFF"/>
+              <w:bottom w:val="single" w:sz="1" w:space="0" w:color="FFFFFF"/>
+              <w:right w:val="single" w:sz="1" w:space="0" w:color="FFFFFF"/>
+            </w:tcBorders>
+            <w:shd w:val="clear" w:color="auto" w:fill="F4F4F4"/>
+            <w:tcMar>
+              <w:top w:w="40" w:type="dxa"/>
+              <w:left w:w="200" w:type="dxa"/>
+              <w:bottom w:w="0" w:type="dxa"/>
+              <w:right w:w="200" w:type="dxa"/>
+            </w:tcMar>
+          </w:tcPr>
+          <w:p>
+            <w:pPr>
+              <w:spacing w:before="20" w:after="20"/>
+            </w:pPr>
+            <w:proofErr w:type="spellStart"/>
+            <w:r>
+              <w:rPr>
+                <w:rFonts w:ascii="Courier New" w:eastAsia="Courier New" w:hAnsi="Courier New" w:cs="Courier New"/>
+                <w:color w:val="1A1A1A"/>
+                <w:sz w:val="18"/>
+                <w:szCs w:val="18"/>
+              </w:rPr>
+              <w:t>npm</w:t>
+            </w:r>
+            <w:proofErr w:type="spellEnd"/>
+            <w:r>
+              <w:rPr>
+                <w:rFonts w:ascii="Courier New" w:eastAsia="Courier New" w:hAnsi="Courier New" w:cs="Courier New"/>
+                <w:color w:val="1A1A1A"/>
+                <w:sz w:val="18"/>
+                <w:szCs w:val="18"/>
+              </w:rPr>
+              <w:t xml:space="preserve"> </w:t>
+            </w:r>
+            <w:proofErr w:type="spellStart"/>
+            <w:r>
+              <w:rPr>
+                <w:rFonts w:ascii="Courier New" w:eastAsia="Courier New" w:hAnsi="Courier New" w:cs="Courier New"/>
+                <w:color w:val="1A1A1A"/>
+                <w:sz w:val="18"/>
+                <w:szCs w:val="18"/>
+              </w:rPr>
+              <w:t>install</w:t>
+            </w:r>
+            <w:proofErr w:type="spellEnd"/>
+            <w:r>
+              <w:rPr>
+                <w:rFonts w:ascii="Courier New" w:eastAsia="Courier New" w:hAnsi="Courier New" w:cs="Courier New"/>
+                <w:color w:val="1A1A1A"/>
+                <w:sz w:val="18"/>
+                <w:szCs w:val="18"/>
+              </w:rPr>
+              <w:t xml:space="preserve"> </w:t>
+            </w:r>
+            <w:proofErr w:type="spellStart"/>
+            <w:r>
+              <w:rPr>
+                <w:rFonts w:ascii="Courier New" w:eastAsia="Courier New" w:hAnsi="Courier New" w:cs="Courier New"/>
+                <w:color w:val="1A1A1A"/>
+                <w:sz w:val="18"/>
+                <w:szCs w:val="18"/>
+              </w:rPr>
+              <w:t>bootstrap</w:t>
+            </w:r>
+            <w:proofErr w:type="spellEnd"/>
+            <w:r>
+              <w:rPr>
+                <w:rFonts w:ascii="Courier New" w:eastAsia="Courier New" w:hAnsi="Courier New" w:cs="Courier New"/>
+                <w:color w:val="1A1A1A"/>
+                <w:sz w:val="18"/>
+                <w:szCs w:val="18"/>
+              </w:rPr>
+              <w:t xml:space="preserve"> bootstrap-vue-3</w:t>
+            </w:r>
+          </w:p>
+        </w:tc>
+      </w:tr>
+      <w:tr>
+        <w:tblPrEx>
+          <w:tblCellMar>
+            <w:top w:w="0" w:type="dxa"/>
+            <w:bottom w:w="0" w:type="dxa"/>
+          </w:tblCellMar>
+        </w:tblPrEx>
+        <w:tc>
+          <w:tcPr>
+            <w:tcW w:w="9000" w:type="dxa"/>
+            <w:tcBorders>
+              <w:top w:val="single" w:sz="1" w:space="0" w:color="FFFFFF"/>
+              <w:left w:val="single" w:sz="1" w:space="0" w:color="FFFFFF"/>
+              <w:bottom w:val="single" w:sz="1" w:space="0" w:color="FFFFFF"/>
+              <w:right w:val="single" w:sz="1" w:space="0" w:color="FFFFFF"/>
+            </w:tcBorders>
+            <w:shd w:val="clear" w:color="auto" w:fill="F4F4F4"/>
+            <w:tcMar>
+              <w:top w:w="40" w:type="dxa"/>
+              <w:left w:w="200" w:type="dxa"/>
+              <w:bottom w:w="0" w:type="dxa"/>
+              <w:right w:w="200" w:type="dxa"/>
+            </w:tcMar>
+          </w:tcPr>
+          <w:p>
+            <w:pPr>
+              <w:spacing w:before="20" w:after="20"/>
+            </w:pPr>
+            <w:r>
+              <w:rPr>
+                <w:rFonts w:ascii="Courier New" w:eastAsia="Courier New" w:hAnsi="Courier New" w:cs="Courier New"/>
+                <w:color w:val="1A1A1A"/>
+                <w:sz w:val="18"/>
+                <w:szCs w:val="18"/>
+              </w:rPr>
+              <w:t xml:space="preserve"> </w:t>
+            </w:r>
+          </w:p>
+        </w:tc>
+      </w:tr>
+      <w:tr>
+        <w:tblPrEx>
+          <w:tblCellMar>
+            <w:top w:w="0" w:type="dxa"/>
+            <w:bottom w:w="0" w:type="dxa"/>
+          </w:tblCellMar>
+        </w:tblPrEx>
+        <w:tc>
+          <w:tcPr>
+            <w:tcW w:w="9000" w:type="dxa"/>
+            <w:tcBorders>
+              <w:top w:val="single" w:sz="1" w:space="0" w:color="FFFFFF"/>
+              <w:left w:val="single" w:sz="1" w:space="0" w:color="FFFFFF"/>
+              <w:bottom w:val="single" w:sz="1" w:space="0" w:color="FFFFFF"/>
+              <w:right w:val="single" w:sz="1" w:space="0" w:color="FFFFFF"/>
+            </w:tcBorders>
+            <w:shd w:val="clear" w:color="auto" w:fill="F4F4F4"/>
+            <w:tcMar>
+              <w:top w:w="40" w:type="dxa"/>
+              <w:left w:w="200" w:type="dxa"/>
+              <w:bottom w:w="0" w:type="dxa"/>
+              <w:right w:w="200" w:type="dxa"/>
+            </w:tcMar>
+          </w:tcPr>
+          <w:p>
+            <w:pPr>
+              <w:spacing w:before="20" w:after="20"/>
+            </w:pPr>
+            <w:r>
+              <w:rPr>
+                <w:rFonts w:ascii="Courier New" w:eastAsia="Courier New" w:hAnsi="Courier New" w:cs="Courier New"/>
+                <w:color w:val="1A1A1A"/>
+                <w:sz w:val="18"/>
+                <w:szCs w:val="18"/>
+              </w:rPr>
+              <w:t xml:space="preserve"># </w:t>
+            </w:r>
+            <w:proofErr w:type="spellStart"/>
+            <w:r>
+              <w:rPr>
+                <w:rFonts w:ascii="Courier New" w:eastAsia="Courier New" w:hAnsi="Courier New" w:cs="Courier New"/>
+                <w:color w:val="1A1A1A"/>
+                <w:sz w:val="18"/>
+                <w:szCs w:val="18"/>
+              </w:rPr>
+              <w:t>Vue</w:t>
+            </w:r>
+            <w:proofErr w:type="spellEnd"/>
+            <w:r>
+              <w:rPr>
+                <w:rFonts w:ascii="Courier New" w:eastAsia="Courier New" w:hAnsi="Courier New" w:cs="Courier New"/>
+                <w:color w:val="1A1A1A"/>
+                <w:sz w:val="18"/>
+                <w:szCs w:val="18"/>
+              </w:rPr>
+              <w:t xml:space="preserve"> </w:t>
+            </w:r>
+            <w:proofErr w:type="spellStart"/>
+            <w:r>
+              <w:rPr>
+                <w:rFonts w:ascii="Courier New" w:eastAsia="Courier New" w:hAnsi="Courier New" w:cs="Courier New"/>
+                <w:color w:val="1A1A1A"/>
+                <w:sz w:val="18"/>
+                <w:szCs w:val="18"/>
+              </w:rPr>
+              <w:t>Router</w:t>
+            </w:r>
+            <w:proofErr w:type="spellEnd"/>
+            <w:r>
+              <w:rPr>
+                <w:rFonts w:ascii="Courier New" w:eastAsia="Courier New" w:hAnsi="Courier New" w:cs="Courier New"/>
+                <w:color w:val="1A1A1A"/>
+                <w:sz w:val="18"/>
+                <w:szCs w:val="18"/>
+              </w:rPr>
+              <w:t xml:space="preserve"> és </w:t>
+            </w:r>
+            <w:proofErr w:type="spellStart"/>
+            <w:r>
+              <w:rPr>
+                <w:rFonts w:ascii="Courier New" w:eastAsia="Courier New" w:hAnsi="Courier New" w:cs="Courier New"/>
+                <w:color w:val="1A1A1A"/>
+                <w:sz w:val="18"/>
+                <w:szCs w:val="18"/>
+              </w:rPr>
+              <w:t>Axios</w:t>
+            </w:r>
+            <w:proofErr w:type="spellEnd"/>
+            <w:r>
+              <w:rPr>
+                <w:rFonts w:ascii="Courier New" w:eastAsia="Courier New" w:hAnsi="Courier New" w:cs="Courier New"/>
+                <w:color w:val="1A1A1A"/>
+                <w:sz w:val="18"/>
+                <w:szCs w:val="18"/>
+              </w:rPr>
+              <w:t xml:space="preserve"> telepítése</w:t>
+            </w:r>
+          </w:p>
+        </w:tc>
+      </w:tr>
+      <w:tr>
+        <w:tblPrEx>
+          <w:tblCellMar>
+            <w:top w:w="0" w:type="dxa"/>
+            <w:bottom w:w="0" w:type="dxa"/>
+          </w:tblCellMar>
+        </w:tblPrEx>
+        <w:trPr>
+          <w:trHeight w:val="38"/>
+        </w:trPr>
+        <w:tc>
+          <w:tcPr>
+            <w:tcW w:w="9000" w:type="dxa"/>
+            <w:tcBorders>
+              <w:top w:val="single" w:sz="1" w:space="0" w:color="FFFFFF"/>
+              <w:left w:val="single" w:sz="1" w:space="0" w:color="FFFFFF"/>
+              <w:bottom w:val="single" w:sz="1" w:space="0" w:color="FFFFFF"/>
+              <w:right w:val="single" w:sz="1" w:space="0" w:color="FFFFFF"/>
+            </w:tcBorders>
+            <w:shd w:val="clear" w:color="auto" w:fill="F4F4F4"/>
+            <w:tcMar>
+              <w:top w:w="40" w:type="dxa"/>
+              <w:left w:w="200" w:type="dxa"/>
+              <w:bottom w:w="0" w:type="dxa"/>
+              <w:right w:w="200" w:type="dxa"/>
+            </w:tcMar>
+          </w:tcPr>
+          <w:p>
+            <w:pPr>
+              <w:spacing w:before="20" w:after="20"/>
+            </w:pPr>
+            <w:proofErr w:type="spellStart"/>
+            <w:r>
+              <w:rPr>
+                <w:rFonts w:ascii="Courier New" w:eastAsia="Courier New" w:hAnsi="Courier New" w:cs="Courier New"/>
+                <w:color w:val="1A1A1A"/>
+                <w:sz w:val="18"/>
+                <w:szCs w:val="18"/>
+              </w:rPr>
+              <w:t>npm</w:t>
+            </w:r>
+            <w:proofErr w:type="spellEnd"/>
+            <w:r>
+              <w:rPr>
+                <w:rFonts w:ascii="Courier New" w:eastAsia="Courier New" w:hAnsi="Courier New" w:cs="Courier New"/>
+                <w:color w:val="1A1A1A"/>
+                <w:sz w:val="18"/>
+                <w:szCs w:val="18"/>
+              </w:rPr>
+              <w:t xml:space="preserve"> </w:t>
+            </w:r>
+            <w:proofErr w:type="spellStart"/>
+            <w:r>
+              <w:rPr>
+                <w:rFonts w:ascii="Courier New" w:eastAsia="Courier New" w:hAnsi="Courier New" w:cs="Courier New"/>
+                <w:color w:val="1A1A1A"/>
+                <w:sz w:val="18"/>
+                <w:szCs w:val="18"/>
+              </w:rPr>
+              <w:t>install</w:t>
+            </w:r>
+            <w:proofErr w:type="spellEnd"/>
+            <w:r>
+              <w:rPr>
+                <w:rFonts w:ascii="Courier New" w:eastAsia="Courier New" w:hAnsi="Courier New" w:cs="Courier New"/>
+                <w:color w:val="1A1A1A"/>
+                <w:sz w:val="18"/>
+                <w:szCs w:val="18"/>
+              </w:rPr>
+              <w:t xml:space="preserve"> </w:t>
+            </w:r>
+            <w:proofErr w:type="spellStart"/>
+            <w:r>
+              <w:rPr>
+                <w:rFonts w:ascii="Courier New" w:eastAsia="Courier New" w:hAnsi="Courier New" w:cs="Courier New"/>
+                <w:color w:val="1A1A1A"/>
+                <w:sz w:val="18"/>
+                <w:szCs w:val="18"/>
+              </w:rPr>
+              <w:t>vue-router</w:t>
+            </w:r>
+            <w:proofErr w:type="spellEnd"/>
+            <w:r>
+              <w:rPr>
+                <w:rFonts w:ascii="Courier New" w:eastAsia="Courier New" w:hAnsi="Courier New" w:cs="Courier New"/>
+                <w:color w:val="1A1A1A"/>
+                <w:sz w:val="18"/>
+                <w:szCs w:val="18"/>
+              </w:rPr>
+              <w:t xml:space="preserve"> </w:t>
+            </w:r>
+            <w:proofErr w:type="spellStart"/>
+            <w:r>
+              <w:rPr>
+                <w:rFonts w:ascii="Courier New" w:eastAsia="Courier New" w:hAnsi="Courier New" w:cs="Courier New"/>
+                <w:color w:val="1A1A1A"/>
+                <w:sz w:val="18"/>
+                <w:szCs w:val="18"/>
+              </w:rPr>
+              <w:t>vue-axios</w:t>
+            </w:r>
+            <w:proofErr w:type="spellEnd"/>
+            <w:r>
+              <w:rPr>
+                <w:rFonts w:ascii="Courier New" w:eastAsia="Courier New" w:hAnsi="Courier New" w:cs="Courier New"/>
+                <w:color w:val="1A1A1A"/>
+                <w:sz w:val="18"/>
+                <w:szCs w:val="18"/>
+              </w:rPr>
+              <w:t xml:space="preserve"> </w:t>
+            </w:r>
+            <w:proofErr w:type="spellStart"/>
+            <w:r>
+              <w:rPr>
+                <w:rFonts w:ascii="Courier New" w:eastAsia="Courier New" w:hAnsi="Courier New" w:cs="Courier New"/>
+                <w:color w:val="1A1A1A"/>
+                <w:sz w:val="18"/>
+                <w:szCs w:val="18"/>
+              </w:rPr>
+              <w:t>axios</w:t>
+            </w:r>
+            <w:proofErr w:type="spellEnd"/>
+          </w:p>
+        </w:tc>
+      </w:tr>
+    </w:tbl>
+    <w:p>
+      <w:pPr>
+        <w:pStyle w:val="Cmsor4"/>
+      </w:pPr>
+      <w:r>
+        <w:t xml:space="preserve">Backend – </w:t>
+      </w:r>
+      <w:proofErr w:type="spellStart"/>
+      <w:r>
+        <w:t>Composer</w:t>
+      </w:r>
+      <w:proofErr w:type="spellEnd"/>
+    </w:p>
+    <w:tbl>
+      <w:tblPr>
+        <w:tblW w:w="9000" w:type="dxa"/>
+        <w:tblBorders>
+          <w:top w:val="single" w:sz="1" w:space="0" w:color="DDDDDD"/>
+          <w:left w:val="single" w:sz="6" w:space="0" w:color="1F6AA5"/>
+          <w:bottom w:val="single" w:sz="1" w:space="0" w:color="DDDDDD"/>
+          <w:right w:val="single" w:sz="1" w:space="0" w:color="DDDDDD"/>
+          <w:insideH w:val="single" w:sz="4" w:space="0" w:color="auto"/>
+          <w:insideV w:val="single" w:sz="4" w:space="0" w:color="auto"/>
+        </w:tblBorders>
+        <w:tblCellMar>
+          <w:left w:w="10" w:type="dxa"/>
+          <w:right w:w="10" w:type="dxa"/>
+        </w:tblCellMar>
+        <w:tblLook w:val="04A0" w:firstRow="1" w:lastRow="0" w:firstColumn="1" w:lastColumn="0" w:noHBand="0" w:noVBand="1"/>
+      </w:tblPr>
+      <w:tblGrid>
+        <w:gridCol w:w="9000"/>
+      </w:tblGrid>
+      <w:tr>
+        <w:tblPrEx>
+          <w:tblCellMar>
+            <w:top w:w="0" w:type="dxa"/>
+            <w:bottom w:w="0" w:type="dxa"/>
+          </w:tblCellMar>
+        </w:tblPrEx>
+        <w:tc>
+          <w:tcPr>
+            <w:tcW w:w="9000" w:type="dxa"/>
+            <w:tcBorders>
+              <w:top w:val="single" w:sz="1" w:space="0" w:color="FFFFFF"/>
+              <w:left w:val="single" w:sz="1" w:space="0" w:color="FFFFFF"/>
+              <w:bottom w:val="single" w:sz="1" w:space="0" w:color="FFFFFF"/>
+              <w:right w:val="single" w:sz="1" w:space="0" w:color="FFFFFF"/>
+            </w:tcBorders>
+            <w:shd w:val="clear" w:color="auto" w:fill="F4F4F4"/>
+            <w:tcMar>
+              <w:top w:w="40" w:type="dxa"/>
+              <w:left w:w="200" w:type="dxa"/>
+              <w:bottom w:w="0" w:type="dxa"/>
+              <w:right w:w="200" w:type="dxa"/>
+            </w:tcMar>
+          </w:tcPr>
+          <w:p>
+            <w:pPr>
+              <w:spacing w:before="20" w:after="20"/>
+            </w:pPr>
+            <w:r>
+              <w:rPr>
+                <w:rFonts w:ascii="Courier New" w:eastAsia="Courier New" w:hAnsi="Courier New" w:cs="Courier New"/>
+                <w:color w:val="1A1A1A"/>
+                <w:sz w:val="18"/>
+                <w:szCs w:val="18"/>
+              </w:rPr>
+              <w:t xml:space="preserve"># </w:t>
+            </w:r>
+            <w:proofErr w:type="spellStart"/>
+            <w:r>
+              <w:rPr>
+                <w:rFonts w:ascii="Courier New" w:eastAsia="Courier New" w:hAnsi="Courier New" w:cs="Courier New"/>
+                <w:color w:val="1A1A1A"/>
+                <w:sz w:val="18"/>
+                <w:szCs w:val="18"/>
+              </w:rPr>
+              <w:t>Vue</w:t>
+            </w:r>
+            <w:proofErr w:type="spellEnd"/>
+            <w:r>
+              <w:rPr>
+                <w:rFonts w:ascii="Courier New" w:eastAsia="Courier New" w:hAnsi="Courier New" w:cs="Courier New"/>
+                <w:color w:val="1A1A1A"/>
+                <w:sz w:val="18"/>
+                <w:szCs w:val="18"/>
+              </w:rPr>
+              <w:t xml:space="preserve"> </w:t>
+            </w:r>
+            <w:proofErr w:type="spellStart"/>
+            <w:r>
+              <w:rPr>
+                <w:rFonts w:ascii="Courier New" w:eastAsia="Courier New" w:hAnsi="Courier New" w:cs="Courier New"/>
+                <w:color w:val="1A1A1A"/>
+                <w:sz w:val="18"/>
+                <w:szCs w:val="18"/>
+              </w:rPr>
+              <w:t>scaffold</w:t>
+            </w:r>
+            <w:proofErr w:type="spellEnd"/>
+            <w:r>
+              <w:rPr>
+                <w:rFonts w:ascii="Courier New" w:eastAsia="Courier New" w:hAnsi="Courier New" w:cs="Courier New"/>
+                <w:color w:val="1A1A1A"/>
+                <w:sz w:val="18"/>
+                <w:szCs w:val="18"/>
+              </w:rPr>
+              <w:t xml:space="preserve"> és </w:t>
+            </w:r>
+            <w:proofErr w:type="spellStart"/>
+            <w:r>
+              <w:rPr>
+                <w:rFonts w:ascii="Courier New" w:eastAsia="Courier New" w:hAnsi="Courier New" w:cs="Courier New"/>
+                <w:color w:val="1A1A1A"/>
+                <w:sz w:val="18"/>
+                <w:szCs w:val="18"/>
+              </w:rPr>
+              <w:t>authentikáció</w:t>
+            </w:r>
+            <w:proofErr w:type="spellEnd"/>
+            <w:r>
+              <w:rPr>
+                <w:rFonts w:ascii="Courier New" w:eastAsia="Courier New" w:hAnsi="Courier New" w:cs="Courier New"/>
+                <w:color w:val="1A1A1A"/>
+                <w:sz w:val="18"/>
+                <w:szCs w:val="18"/>
+              </w:rPr>
+              <w:t xml:space="preserve"> generálása</w:t>
+            </w:r>
+          </w:p>
+        </w:tc>
+      </w:tr>
+      <w:tr>
+        <w:tblPrEx>
+          <w:tblCellMar>
+            <w:top w:w="0" w:type="dxa"/>
+            <w:bottom w:w="0" w:type="dxa"/>
+          </w:tblCellMar>
+        </w:tblPrEx>
+        <w:tc>
+          <w:tcPr>
+            <w:tcW w:w="9000" w:type="dxa"/>
+            <w:tcBorders>
+              <w:top w:val="single" w:sz="1" w:space="0" w:color="FFFFFF"/>
+              <w:left w:val="single" w:sz="1" w:space="0" w:color="FFFFFF"/>
+              <w:bottom w:val="single" w:sz="1" w:space="0" w:color="FFFFFF"/>
+              <w:right w:val="single" w:sz="1" w:space="0" w:color="FFFFFF"/>
+            </w:tcBorders>
+            <w:shd w:val="clear" w:color="auto" w:fill="F4F4F4"/>
+            <w:tcMar>
+              <w:top w:w="40" w:type="dxa"/>
+              <w:left w:w="200" w:type="dxa"/>
+              <w:bottom w:w="0" w:type="dxa"/>
+              <w:right w:w="200" w:type="dxa"/>
+            </w:tcMar>
+          </w:tcPr>
+          <w:p>
+            <w:pPr>
+              <w:spacing w:before="20" w:after="20"/>
+            </w:pPr>
+            <w:proofErr w:type="spellStart"/>
+            <w:r>
+              <w:rPr>
+                <w:rFonts w:ascii="Courier New" w:eastAsia="Courier New" w:hAnsi="Courier New" w:cs="Courier New"/>
+                <w:color w:val="1A1A1A"/>
+                <w:sz w:val="18"/>
+                <w:szCs w:val="18"/>
+              </w:rPr>
+              <w:t>composer</w:t>
+            </w:r>
+            <w:proofErr w:type="spellEnd"/>
+            <w:r>
+              <w:rPr>
+                <w:rFonts w:ascii="Courier New" w:eastAsia="Courier New" w:hAnsi="Courier New" w:cs="Courier New"/>
+                <w:color w:val="1A1A1A"/>
+                <w:sz w:val="18"/>
+                <w:szCs w:val="18"/>
+              </w:rPr>
+              <w:t xml:space="preserve"> </w:t>
+            </w:r>
+            <w:proofErr w:type="spellStart"/>
+            <w:r>
+              <w:rPr>
+                <w:rFonts w:ascii="Courier New" w:eastAsia="Courier New" w:hAnsi="Courier New" w:cs="Courier New"/>
+                <w:color w:val="1A1A1A"/>
+                <w:sz w:val="18"/>
+                <w:szCs w:val="18"/>
+              </w:rPr>
+              <w:t>require</w:t>
+            </w:r>
+            <w:proofErr w:type="spellEnd"/>
+            <w:r>
+              <w:rPr>
+                <w:rFonts w:ascii="Courier New" w:eastAsia="Courier New" w:hAnsi="Courier New" w:cs="Courier New"/>
+                <w:color w:val="1A1A1A"/>
+                <w:sz w:val="18"/>
+                <w:szCs w:val="18"/>
+              </w:rPr>
+              <w:t xml:space="preserve"> </w:t>
+            </w:r>
+            <w:proofErr w:type="spellStart"/>
+            <w:r>
+              <w:rPr>
+                <w:rFonts w:ascii="Courier New" w:eastAsia="Courier New" w:hAnsi="Courier New" w:cs="Courier New"/>
+                <w:color w:val="1A1A1A"/>
+                <w:sz w:val="18"/>
+                <w:szCs w:val="18"/>
+              </w:rPr>
+              <w:t>laravel</w:t>
+            </w:r>
+            <w:proofErr w:type="spellEnd"/>
+            <w:r>
+              <w:rPr>
+                <w:rFonts w:ascii="Courier New" w:eastAsia="Courier New" w:hAnsi="Courier New" w:cs="Courier New"/>
+                <w:color w:val="1A1A1A"/>
+                <w:sz w:val="18"/>
+                <w:szCs w:val="18"/>
+              </w:rPr>
+              <w:t>/</w:t>
+            </w:r>
+            <w:proofErr w:type="spellStart"/>
+            <w:r>
+              <w:rPr>
+                <w:rFonts w:ascii="Courier New" w:eastAsia="Courier New" w:hAnsi="Courier New" w:cs="Courier New"/>
+                <w:color w:val="1A1A1A"/>
+                <w:sz w:val="18"/>
+                <w:szCs w:val="18"/>
+              </w:rPr>
+              <w:t>ui</w:t>
+            </w:r>
+            <w:proofErr w:type="spellEnd"/>
+          </w:p>
+        </w:tc>
+      </w:tr>
+      <w:tr>
+        <w:tblPrEx>
+          <w:tblCellMar>
+            <w:top w:w="0" w:type="dxa"/>
+            <w:bottom w:w="0" w:type="dxa"/>
+          </w:tblCellMar>
+        </w:tblPrEx>
+        <w:tc>
+          <w:tcPr>
+            <w:tcW w:w="9000" w:type="dxa"/>
+            <w:tcBorders>
+              <w:top w:val="single" w:sz="1" w:space="0" w:color="FFFFFF"/>
+              <w:left w:val="single" w:sz="1" w:space="0" w:color="FFFFFF"/>
+              <w:bottom w:val="single" w:sz="1" w:space="0" w:color="FFFFFF"/>
+              <w:right w:val="single" w:sz="1" w:space="0" w:color="FFFFFF"/>
+            </w:tcBorders>
+            <w:shd w:val="clear" w:color="auto" w:fill="F4F4F4"/>
+            <w:tcMar>
+              <w:top w:w="40" w:type="dxa"/>
+              <w:left w:w="200" w:type="dxa"/>
+              <w:bottom w:w="0" w:type="dxa"/>
+              <w:right w:w="200" w:type="dxa"/>
+            </w:tcMar>
+          </w:tcPr>
+          <w:p>
+            <w:pPr>
+              <w:spacing w:before="20" w:after="20"/>
+            </w:pPr>
+            <w:r>
+              <w:rPr>
+                <w:rFonts w:ascii="Courier New" w:eastAsia="Courier New" w:hAnsi="Courier New" w:cs="Courier New"/>
+                <w:color w:val="1A1A1A"/>
+                <w:sz w:val="18"/>
+                <w:szCs w:val="18"/>
+              </w:rPr>
+              <w:t xml:space="preserve">php </w:t>
+            </w:r>
+            <w:proofErr w:type="spellStart"/>
+            <w:r>
+              <w:rPr>
+                <w:rFonts w:ascii="Courier New" w:eastAsia="Courier New" w:hAnsi="Courier New" w:cs="Courier New"/>
+                <w:color w:val="1A1A1A"/>
+                <w:sz w:val="18"/>
+                <w:szCs w:val="18"/>
+              </w:rPr>
+              <w:t>artisan</w:t>
+            </w:r>
+            <w:proofErr w:type="spellEnd"/>
+            <w:r>
+              <w:rPr>
+                <w:rFonts w:ascii="Courier New" w:eastAsia="Courier New" w:hAnsi="Courier New" w:cs="Courier New"/>
+                <w:color w:val="1A1A1A"/>
+                <w:sz w:val="18"/>
+                <w:szCs w:val="18"/>
+              </w:rPr>
+              <w:t xml:space="preserve"> </w:t>
+            </w:r>
+            <w:proofErr w:type="spellStart"/>
+            <w:r>
+              <w:rPr>
+                <w:rFonts w:ascii="Courier New" w:eastAsia="Courier New" w:hAnsi="Courier New" w:cs="Courier New"/>
+                <w:color w:val="1A1A1A"/>
+                <w:sz w:val="18"/>
+                <w:szCs w:val="18"/>
+              </w:rPr>
+              <w:t>ui</w:t>
+            </w:r>
+            <w:proofErr w:type="spellEnd"/>
+            <w:r>
+              <w:rPr>
+                <w:rFonts w:ascii="Courier New" w:eastAsia="Courier New" w:hAnsi="Courier New" w:cs="Courier New"/>
+                <w:color w:val="1A1A1A"/>
+                <w:sz w:val="18"/>
+                <w:szCs w:val="18"/>
+              </w:rPr>
+              <w:t xml:space="preserve"> </w:t>
+            </w:r>
+            <w:proofErr w:type="spellStart"/>
+            <w:r>
+              <w:rPr>
+                <w:rFonts w:ascii="Courier New" w:eastAsia="Courier New" w:hAnsi="Courier New" w:cs="Courier New"/>
+                <w:color w:val="1A1A1A"/>
+                <w:sz w:val="18"/>
+                <w:szCs w:val="18"/>
+              </w:rPr>
+              <w:t>vue</w:t>
+            </w:r>
+            <w:proofErr w:type="spellEnd"/>
+            <w:r>
+              <w:rPr>
+                <w:rFonts w:ascii="Courier New" w:eastAsia="Courier New" w:hAnsi="Courier New" w:cs="Courier New"/>
+                <w:color w:val="1A1A1A"/>
+                <w:sz w:val="18"/>
+                <w:szCs w:val="18"/>
+              </w:rPr>
+              <w:t xml:space="preserve"> --</w:t>
+            </w:r>
+            <w:proofErr w:type="spellStart"/>
+            <w:r>
+              <w:rPr>
+                <w:rFonts w:ascii="Courier New" w:eastAsia="Courier New" w:hAnsi="Courier New" w:cs="Courier New"/>
+                <w:color w:val="1A1A1A"/>
+                <w:sz w:val="18"/>
+                <w:szCs w:val="18"/>
+              </w:rPr>
+              <w:t>auth</w:t>
+            </w:r>
+            <w:proofErr w:type="spellEnd"/>
+          </w:p>
+        </w:tc>
+      </w:tr>
+      <w:tr>
+        <w:tblPrEx>
+          <w:tblCellMar>
+            <w:top w:w="0" w:type="dxa"/>
+            <w:bottom w:w="0" w:type="dxa"/>
+          </w:tblCellMar>
+        </w:tblPrEx>
+        <w:tc>
+          <w:tcPr>
+            <w:tcW w:w="9000" w:type="dxa"/>
+            <w:tcBorders>
+              <w:top w:val="single" w:sz="1" w:space="0" w:color="FFFFFF"/>
+              <w:left w:val="single" w:sz="1" w:space="0" w:color="FFFFFF"/>
+              <w:bottom w:val="single" w:sz="1" w:space="0" w:color="FFFFFF"/>
+              <w:right w:val="single" w:sz="1" w:space="0" w:color="FFFFFF"/>
+            </w:tcBorders>
+            <w:shd w:val="clear" w:color="auto" w:fill="F4F4F4"/>
+            <w:tcMar>
+              <w:top w:w="40" w:type="dxa"/>
+              <w:left w:w="200" w:type="dxa"/>
+              <w:bottom w:w="0" w:type="dxa"/>
+              <w:right w:w="200" w:type="dxa"/>
+            </w:tcMar>
+          </w:tcPr>
+          <w:p>
+            <w:pPr>
+              <w:spacing w:before="20" w:after="20"/>
+            </w:pPr>
+            <w:r>
+              <w:rPr>
+                <w:rFonts w:ascii="Courier New" w:eastAsia="Courier New" w:hAnsi="Courier New" w:cs="Courier New"/>
+                <w:color w:val="1A1A1A"/>
+                <w:sz w:val="18"/>
+                <w:szCs w:val="18"/>
+              </w:rPr>
+              <w:t xml:space="preserve"> </w:t>
+            </w:r>
+          </w:p>
+        </w:tc>
+      </w:tr>
+      <w:tr>
+        <w:tblPrEx>
+          <w:tblCellMar>
+            <w:top w:w="0" w:type="dxa"/>
+            <w:bottom w:w="0" w:type="dxa"/>
+          </w:tblCellMar>
+        </w:tblPrEx>
+        <w:tc>
+          <w:tcPr>
+            <w:tcW w:w="9000" w:type="dxa"/>
+            <w:tcBorders>
+              <w:top w:val="single" w:sz="1" w:space="0" w:color="FFFFFF"/>
+              <w:left w:val="single" w:sz="1" w:space="0" w:color="FFFFFF"/>
+              <w:bottom w:val="single" w:sz="1" w:space="0" w:color="FFFFFF"/>
+              <w:right w:val="single" w:sz="1" w:space="0" w:color="FFFFFF"/>
+            </w:tcBorders>
+            <w:shd w:val="clear" w:color="auto" w:fill="F4F4F4"/>
+            <w:tcMar>
+              <w:top w:w="40" w:type="dxa"/>
+              <w:left w:w="200" w:type="dxa"/>
+              <w:bottom w:w="0" w:type="dxa"/>
+              <w:right w:w="200" w:type="dxa"/>
+            </w:tcMar>
+          </w:tcPr>
+          <w:p>
+            <w:pPr>
+              <w:spacing w:before="20" w:after="20"/>
+            </w:pPr>
+            <w:r>
+              <w:rPr>
+                <w:rFonts w:ascii="Courier New" w:eastAsia="Courier New" w:hAnsi="Courier New" w:cs="Courier New"/>
+                <w:color w:val="1A1A1A"/>
+                <w:sz w:val="18"/>
+                <w:szCs w:val="18"/>
+              </w:rPr>
+              <w:t xml:space="preserve"># </w:t>
+            </w:r>
+            <w:proofErr w:type="spellStart"/>
+            <w:r>
+              <w:rPr>
+                <w:rFonts w:ascii="Courier New" w:eastAsia="Courier New" w:hAnsi="Courier New" w:cs="Courier New"/>
+                <w:color w:val="1A1A1A"/>
+                <w:sz w:val="18"/>
+                <w:szCs w:val="18"/>
+              </w:rPr>
+              <w:t>Laravel</w:t>
+            </w:r>
+            <w:proofErr w:type="spellEnd"/>
+            <w:r>
+              <w:rPr>
+                <w:rFonts w:ascii="Courier New" w:eastAsia="Courier New" w:hAnsi="Courier New" w:cs="Courier New"/>
+                <w:color w:val="1A1A1A"/>
+                <w:sz w:val="18"/>
+                <w:szCs w:val="18"/>
+              </w:rPr>
+              <w:t xml:space="preserve"> </w:t>
+            </w:r>
+            <w:proofErr w:type="spellStart"/>
+            <w:r>
+              <w:rPr>
+                <w:rFonts w:ascii="Courier New" w:eastAsia="Courier New" w:hAnsi="Courier New" w:cs="Courier New"/>
+                <w:color w:val="1A1A1A"/>
+                <w:sz w:val="18"/>
+                <w:szCs w:val="18"/>
+              </w:rPr>
+              <w:t>Sanctum</w:t>
+            </w:r>
+            <w:proofErr w:type="spellEnd"/>
+            <w:r>
+              <w:rPr>
+                <w:rFonts w:ascii="Courier New" w:eastAsia="Courier New" w:hAnsi="Courier New" w:cs="Courier New"/>
+                <w:color w:val="1A1A1A"/>
+                <w:sz w:val="18"/>
+                <w:szCs w:val="18"/>
+              </w:rPr>
+              <w:t xml:space="preserve"> – API </w:t>
+            </w:r>
+            <w:proofErr w:type="spellStart"/>
+            <w:r>
+              <w:rPr>
+                <w:rFonts w:ascii="Courier New" w:eastAsia="Courier New" w:hAnsi="Courier New" w:cs="Courier New"/>
+                <w:color w:val="1A1A1A"/>
+                <w:sz w:val="18"/>
+                <w:szCs w:val="18"/>
+              </w:rPr>
+              <w:t>token</w:t>
+            </w:r>
+            <w:proofErr w:type="spellEnd"/>
+            <w:r>
+              <w:rPr>
+                <w:rFonts w:ascii="Courier New" w:eastAsia="Courier New" w:hAnsi="Courier New" w:cs="Courier New"/>
+                <w:color w:val="1A1A1A"/>
+                <w:sz w:val="18"/>
+                <w:szCs w:val="18"/>
+              </w:rPr>
+              <w:t xml:space="preserve"> </w:t>
+            </w:r>
+            <w:proofErr w:type="spellStart"/>
+            <w:r>
+              <w:rPr>
+                <w:rFonts w:ascii="Courier New" w:eastAsia="Courier New" w:hAnsi="Courier New" w:cs="Courier New"/>
+                <w:color w:val="1A1A1A"/>
+                <w:sz w:val="18"/>
+                <w:szCs w:val="18"/>
+              </w:rPr>
+              <w:t>authentikáció</w:t>
+            </w:r>
+            <w:proofErr w:type="spellEnd"/>
+          </w:p>
+        </w:tc>
+      </w:tr>
+      <w:tr>
+        <w:tblPrEx>
+          <w:tblCellMar>
+            <w:top w:w="0" w:type="dxa"/>
+            <w:bottom w:w="0" w:type="dxa"/>
+          </w:tblCellMar>
+        </w:tblPrEx>
+        <w:tc>
+          <w:tcPr>
+            <w:tcW w:w="9000" w:type="dxa"/>
+            <w:tcBorders>
+              <w:top w:val="single" w:sz="1" w:space="0" w:color="FFFFFF"/>
+              <w:left w:val="single" w:sz="1" w:space="0" w:color="FFFFFF"/>
+              <w:bottom w:val="single" w:sz="1" w:space="0" w:color="FFFFFF"/>
+              <w:right w:val="single" w:sz="1" w:space="0" w:color="FFFFFF"/>
+            </w:tcBorders>
+            <w:shd w:val="clear" w:color="auto" w:fill="F4F4F4"/>
+            <w:tcMar>
+              <w:top w:w="40" w:type="dxa"/>
+              <w:left w:w="200" w:type="dxa"/>
+              <w:bottom w:w="0" w:type="dxa"/>
+              <w:right w:w="200" w:type="dxa"/>
+            </w:tcMar>
+          </w:tcPr>
+          <w:p>
+            <w:pPr>
+              <w:spacing w:before="20" w:after="20"/>
+            </w:pPr>
+            <w:proofErr w:type="spellStart"/>
+            <w:r>
+              <w:rPr>
+                <w:rFonts w:ascii="Courier New" w:eastAsia="Courier New" w:hAnsi="Courier New" w:cs="Courier New"/>
+                <w:color w:val="1A1A1A"/>
+                <w:sz w:val="18"/>
+                <w:szCs w:val="18"/>
+              </w:rPr>
+              <w:t>composer</w:t>
+            </w:r>
+            <w:proofErr w:type="spellEnd"/>
+            <w:r>
+              <w:rPr>
+                <w:rFonts w:ascii="Courier New" w:eastAsia="Courier New" w:hAnsi="Courier New" w:cs="Courier New"/>
+                <w:color w:val="1A1A1A"/>
+                <w:sz w:val="18"/>
+                <w:szCs w:val="18"/>
+              </w:rPr>
+              <w:t xml:space="preserve"> </w:t>
+            </w:r>
+            <w:proofErr w:type="spellStart"/>
+            <w:r>
+              <w:rPr>
+                <w:rFonts w:ascii="Courier New" w:eastAsia="Courier New" w:hAnsi="Courier New" w:cs="Courier New"/>
+                <w:color w:val="1A1A1A"/>
+                <w:sz w:val="18"/>
+                <w:szCs w:val="18"/>
+              </w:rPr>
+              <w:t>require</w:t>
+            </w:r>
+            <w:proofErr w:type="spellEnd"/>
+            <w:r>
+              <w:rPr>
+                <w:rFonts w:ascii="Courier New" w:eastAsia="Courier New" w:hAnsi="Courier New" w:cs="Courier New"/>
+                <w:color w:val="1A1A1A"/>
+                <w:sz w:val="18"/>
+                <w:szCs w:val="18"/>
+              </w:rPr>
+              <w:t xml:space="preserve"> </w:t>
+            </w:r>
+            <w:proofErr w:type="spellStart"/>
+            <w:r>
+              <w:rPr>
+                <w:rFonts w:ascii="Courier New" w:eastAsia="Courier New" w:hAnsi="Courier New" w:cs="Courier New"/>
+                <w:color w:val="1A1A1A"/>
+                <w:sz w:val="18"/>
+                <w:szCs w:val="18"/>
+              </w:rPr>
+              <w:t>laravel</w:t>
+            </w:r>
+            <w:proofErr w:type="spellEnd"/>
+            <w:r>
+              <w:rPr>
+                <w:rFonts w:ascii="Courier New" w:eastAsia="Courier New" w:hAnsi="Courier New" w:cs="Courier New"/>
+                <w:color w:val="1A1A1A"/>
+                <w:sz w:val="18"/>
+                <w:szCs w:val="18"/>
+              </w:rPr>
+              <w:t>/</w:t>
+            </w:r>
+            <w:proofErr w:type="spellStart"/>
+            <w:r>
+              <w:rPr>
+                <w:rFonts w:ascii="Courier New" w:eastAsia="Courier New" w:hAnsi="Courier New" w:cs="Courier New"/>
+                <w:color w:val="1A1A1A"/>
+                <w:sz w:val="18"/>
+                <w:szCs w:val="18"/>
+              </w:rPr>
+              <w:t>sanctum</w:t>
+            </w:r>
+            <w:proofErr w:type="spellEnd"/>
+          </w:p>
+        </w:tc>
+      </w:tr>
+      <w:tr>
+        <w:tblPrEx>
+          <w:tblCellMar>
+            <w:top w:w="0" w:type="dxa"/>
+            <w:bottom w:w="0" w:type="dxa"/>
+          </w:tblCellMar>
+        </w:tblPrEx>
+        <w:tc>
+          <w:tcPr>
+            <w:tcW w:w="9000" w:type="dxa"/>
+            <w:tcBorders>
+              <w:top w:val="single" w:sz="1" w:space="0" w:color="FFFFFF"/>
+              <w:left w:val="single" w:sz="1" w:space="0" w:color="FFFFFF"/>
+              <w:bottom w:val="single" w:sz="1" w:space="0" w:color="FFFFFF"/>
+              <w:right w:val="single" w:sz="1" w:space="0" w:color="FFFFFF"/>
+            </w:tcBorders>
+            <w:shd w:val="clear" w:color="auto" w:fill="F4F4F4"/>
+            <w:tcMar>
+              <w:top w:w="40" w:type="dxa"/>
+              <w:left w:w="200" w:type="dxa"/>
+              <w:bottom w:w="0" w:type="dxa"/>
+              <w:right w:w="200" w:type="dxa"/>
+            </w:tcMar>
+          </w:tcPr>
+          <w:p>
+            <w:pPr>
+              <w:spacing w:before="20" w:after="20"/>
+            </w:pPr>
+            <w:r>
+              <w:rPr>
+                <w:rFonts w:ascii="Courier New" w:eastAsia="Courier New" w:hAnsi="Courier New" w:cs="Courier New"/>
+                <w:color w:val="1A1A1A"/>
+                <w:sz w:val="18"/>
+                <w:szCs w:val="18"/>
+              </w:rPr>
+              <w:t xml:space="preserve"> </w:t>
+            </w:r>
+          </w:p>
+        </w:tc>
+      </w:tr>
+      <w:tr>
+        <w:tblPrEx>
+          <w:tblCellMar>
+            <w:top w:w="0" w:type="dxa"/>
+            <w:bottom w:w="0" w:type="dxa"/>
+          </w:tblCellMar>
+        </w:tblPrEx>
+        <w:tc>
+          <w:tcPr>
+            <w:tcW w:w="9000" w:type="dxa"/>
+            <w:tcBorders>
+              <w:top w:val="single" w:sz="1" w:space="0" w:color="FFFFFF"/>
+              <w:left w:val="single" w:sz="1" w:space="0" w:color="FFFFFF"/>
+              <w:bottom w:val="single" w:sz="1" w:space="0" w:color="FFFFFF"/>
+              <w:right w:val="single" w:sz="1" w:space="0" w:color="FFFFFF"/>
+            </w:tcBorders>
+            <w:shd w:val="clear" w:color="auto" w:fill="F4F4F4"/>
+            <w:tcMar>
+              <w:top w:w="40" w:type="dxa"/>
+              <w:left w:w="200" w:type="dxa"/>
+              <w:bottom w:w="0" w:type="dxa"/>
+              <w:right w:w="200" w:type="dxa"/>
+            </w:tcMar>
+          </w:tcPr>
+          <w:p>
+            <w:pPr>
+              <w:spacing w:before="20" w:after="20"/>
+            </w:pPr>
+            <w:r>
+              <w:rPr>
+                <w:rFonts w:ascii="Courier New" w:eastAsia="Courier New" w:hAnsi="Courier New" w:cs="Courier New"/>
+                <w:color w:val="1A1A1A"/>
+                <w:sz w:val="18"/>
+                <w:szCs w:val="18"/>
+              </w:rPr>
+              <w:t xml:space="preserve"># </w:t>
+            </w:r>
+            <w:proofErr w:type="spellStart"/>
+            <w:r>
+              <w:rPr>
+                <w:rFonts w:ascii="Courier New" w:eastAsia="Courier New" w:hAnsi="Courier New" w:cs="Courier New"/>
+                <w:color w:val="1A1A1A"/>
+                <w:sz w:val="18"/>
+                <w:szCs w:val="18"/>
+              </w:rPr>
+              <w:t>DomPDF</w:t>
+            </w:r>
+            <w:proofErr w:type="spellEnd"/>
+            <w:r>
+              <w:rPr>
+                <w:rFonts w:ascii="Courier New" w:eastAsia="Courier New" w:hAnsi="Courier New" w:cs="Courier New"/>
+                <w:color w:val="1A1A1A"/>
+                <w:sz w:val="18"/>
+                <w:szCs w:val="18"/>
+              </w:rPr>
+              <w:t xml:space="preserve"> – PDF generáláshoz (számlák)</w:t>
+            </w:r>
+          </w:p>
+        </w:tc>
+      </w:tr>
+      <w:tr>
+        <w:tblPrEx>
+          <w:tblCellMar>
+            <w:top w:w="0" w:type="dxa"/>
+            <w:bottom w:w="0" w:type="dxa"/>
+          </w:tblCellMar>
+        </w:tblPrEx>
+        <w:tc>
+          <w:tcPr>
+            <w:tcW w:w="9000" w:type="dxa"/>
+            <w:tcBorders>
+              <w:top w:val="single" w:sz="1" w:space="0" w:color="FFFFFF"/>
+              <w:left w:val="single" w:sz="1" w:space="0" w:color="FFFFFF"/>
+              <w:bottom w:val="single" w:sz="1" w:space="0" w:color="FFFFFF"/>
+              <w:right w:val="single" w:sz="1" w:space="0" w:color="FFFFFF"/>
+            </w:tcBorders>
+            <w:shd w:val="clear" w:color="auto" w:fill="F4F4F4"/>
+            <w:tcMar>
+              <w:top w:w="40" w:type="dxa"/>
+              <w:left w:w="200" w:type="dxa"/>
+              <w:bottom w:w="0" w:type="dxa"/>
+              <w:right w:w="200" w:type="dxa"/>
+            </w:tcMar>
+          </w:tcPr>
+          <w:p>
+            <w:pPr>
+              <w:spacing w:before="20" w:after="20"/>
+            </w:pPr>
+            <w:proofErr w:type="spellStart"/>
+            <w:r>
+              <w:rPr>
+                <w:rFonts w:ascii="Courier New" w:eastAsia="Courier New" w:hAnsi="Courier New" w:cs="Courier New"/>
+                <w:color w:val="1A1A1A"/>
+                <w:sz w:val="18"/>
+                <w:szCs w:val="18"/>
+              </w:rPr>
+              <w:t>composer</w:t>
+            </w:r>
+            <w:proofErr w:type="spellEnd"/>
+            <w:r>
+              <w:rPr>
+                <w:rFonts w:ascii="Courier New" w:eastAsia="Courier New" w:hAnsi="Courier New" w:cs="Courier New"/>
+                <w:color w:val="1A1A1A"/>
+                <w:sz w:val="18"/>
+                <w:szCs w:val="18"/>
+              </w:rPr>
+              <w:t xml:space="preserve"> </w:t>
+            </w:r>
+            <w:proofErr w:type="spellStart"/>
+            <w:r>
+              <w:rPr>
+                <w:rFonts w:ascii="Courier New" w:eastAsia="Courier New" w:hAnsi="Courier New" w:cs="Courier New"/>
+                <w:color w:val="1A1A1A"/>
+                <w:sz w:val="18"/>
+                <w:szCs w:val="18"/>
+              </w:rPr>
+              <w:t>require</w:t>
+            </w:r>
+            <w:proofErr w:type="spellEnd"/>
+            <w:r>
+              <w:rPr>
+                <w:rFonts w:ascii="Courier New" w:eastAsia="Courier New" w:hAnsi="Courier New" w:cs="Courier New"/>
+                <w:color w:val="1A1A1A"/>
+                <w:sz w:val="18"/>
+                <w:szCs w:val="18"/>
+              </w:rPr>
+              <w:t xml:space="preserve"> </w:t>
+            </w:r>
+            <w:proofErr w:type="spellStart"/>
+            <w:r>
+              <w:rPr>
+                <w:rFonts w:ascii="Courier New" w:eastAsia="Courier New" w:hAnsi="Courier New" w:cs="Courier New"/>
+                <w:color w:val="1A1A1A"/>
+                <w:sz w:val="18"/>
+                <w:szCs w:val="18"/>
+              </w:rPr>
+              <w:t>barryvdh</w:t>
+            </w:r>
+            <w:proofErr w:type="spellEnd"/>
+            <w:r>
+              <w:rPr>
+                <w:rFonts w:ascii="Courier New" w:eastAsia="Courier New" w:hAnsi="Courier New" w:cs="Courier New"/>
+                <w:color w:val="1A1A1A"/>
+                <w:sz w:val="18"/>
+                <w:szCs w:val="18"/>
+              </w:rPr>
+              <w:t>/</w:t>
+            </w:r>
+            <w:proofErr w:type="spellStart"/>
+            <w:r>
+              <w:rPr>
+                <w:rFonts w:ascii="Courier New" w:eastAsia="Courier New" w:hAnsi="Courier New" w:cs="Courier New"/>
+                <w:color w:val="1A1A1A"/>
+                <w:sz w:val="18"/>
+                <w:szCs w:val="18"/>
+              </w:rPr>
+              <w:t>laravel-dompdf</w:t>
+            </w:r>
+            <w:proofErr w:type="spellEnd"/>
+          </w:p>
+        </w:tc>
+      </w:tr>
+      <w:tr>
+        <w:tblPrEx>
+          <w:tblCellMar>
+            <w:top w:w="0" w:type="dxa"/>
+            <w:bottom w:w="0" w:type="dxa"/>
+          </w:tblCellMar>
+        </w:tblPrEx>
+        <w:tc>
+          <w:tcPr>
+            <w:tcW w:w="9000" w:type="dxa"/>
+            <w:tcBorders>
+              <w:top w:val="single" w:sz="1" w:space="0" w:color="FFFFFF"/>
+              <w:left w:val="single" w:sz="1" w:space="0" w:color="FFFFFF"/>
+              <w:bottom w:val="single" w:sz="1" w:space="0" w:color="FFFFFF"/>
+              <w:right w:val="single" w:sz="1" w:space="0" w:color="FFFFFF"/>
+            </w:tcBorders>
+            <w:shd w:val="clear" w:color="auto" w:fill="F4F4F4"/>
+            <w:tcMar>
+              <w:top w:w="40" w:type="dxa"/>
+              <w:left w:w="200" w:type="dxa"/>
+              <w:bottom w:w="0" w:type="dxa"/>
+              <w:right w:w="200" w:type="dxa"/>
+            </w:tcMar>
+          </w:tcPr>
+          <w:p>
+            <w:pPr>
+              <w:spacing w:before="20" w:after="20"/>
+            </w:pPr>
+            <w:r>
+              <w:rPr>
+                <w:rFonts w:ascii="Courier New" w:eastAsia="Courier New" w:hAnsi="Courier New" w:cs="Courier New"/>
+                <w:color w:val="1A1A1A"/>
+                <w:sz w:val="18"/>
+                <w:szCs w:val="18"/>
+              </w:rPr>
+              <w:lastRenderedPageBreak/>
+              <w:t xml:space="preserve"> </w:t>
+            </w:r>
+          </w:p>
+        </w:tc>
+      </w:tr>
+      <w:tr>
+        <w:tblPrEx>
+          <w:tblCellMar>
+            <w:top w:w="0" w:type="dxa"/>
+            <w:bottom w:w="0" w:type="dxa"/>
+          </w:tblCellMar>
+        </w:tblPrEx>
+        <w:tc>
+          <w:tcPr>
+            <w:tcW w:w="9000" w:type="dxa"/>
+            <w:tcBorders>
+              <w:top w:val="single" w:sz="1" w:space="0" w:color="FFFFFF"/>
+              <w:left w:val="single" w:sz="1" w:space="0" w:color="FFFFFF"/>
+              <w:bottom w:val="single" w:sz="1" w:space="0" w:color="FFFFFF"/>
+              <w:right w:val="single" w:sz="1" w:space="0" w:color="FFFFFF"/>
+            </w:tcBorders>
+            <w:shd w:val="clear" w:color="auto" w:fill="F4F4F4"/>
+            <w:tcMar>
+              <w:top w:w="40" w:type="dxa"/>
+              <w:left w:w="200" w:type="dxa"/>
+              <w:bottom w:w="0" w:type="dxa"/>
+              <w:right w:w="200" w:type="dxa"/>
+            </w:tcMar>
+          </w:tcPr>
+          <w:p>
+            <w:pPr>
+              <w:spacing w:before="20" w:after="20"/>
+            </w:pPr>
+            <w:r>
+              <w:rPr>
+                <w:rFonts w:ascii="Courier New" w:eastAsia="Courier New" w:hAnsi="Courier New" w:cs="Courier New"/>
+                <w:color w:val="1A1A1A"/>
+                <w:sz w:val="18"/>
+                <w:szCs w:val="18"/>
+              </w:rPr>
+              <w:t xml:space="preserve"># API → Postman </w:t>
+            </w:r>
+            <w:proofErr w:type="gramStart"/>
+            <w:r>
+              <w:rPr>
+                <w:rFonts w:ascii="Courier New" w:eastAsia="Courier New" w:hAnsi="Courier New" w:cs="Courier New"/>
+                <w:color w:val="1A1A1A"/>
+                <w:sz w:val="18"/>
+                <w:szCs w:val="18"/>
+              </w:rPr>
+              <w:t>export</w:t>
+            </w:r>
+            <w:proofErr w:type="gramEnd"/>
+            <w:r>
+              <w:rPr>
+                <w:rFonts w:ascii="Courier New" w:eastAsia="Courier New" w:hAnsi="Courier New" w:cs="Courier New"/>
+                <w:color w:val="1A1A1A"/>
+                <w:sz w:val="18"/>
+                <w:szCs w:val="18"/>
+              </w:rPr>
+              <w:t xml:space="preserve"> (csak fejlesztői környezetben)</w:t>
+            </w:r>
+          </w:p>
+        </w:tc>
+      </w:tr>
+      <w:tr>
+        <w:tblPrEx>
+          <w:tblCellMar>
+            <w:top w:w="0" w:type="dxa"/>
+            <w:bottom w:w="0" w:type="dxa"/>
+          </w:tblCellMar>
+        </w:tblPrEx>
+        <w:tc>
+          <w:tcPr>
+            <w:tcW w:w="9000" w:type="dxa"/>
+            <w:tcBorders>
+              <w:top w:val="single" w:sz="1" w:space="0" w:color="FFFFFF"/>
+              <w:left w:val="single" w:sz="1" w:space="0" w:color="FFFFFF"/>
+              <w:bottom w:val="single" w:sz="1" w:space="0" w:color="FFFFFF"/>
+              <w:right w:val="single" w:sz="1" w:space="0" w:color="FFFFFF"/>
+            </w:tcBorders>
+            <w:shd w:val="clear" w:color="auto" w:fill="F4F4F4"/>
+            <w:tcMar>
+              <w:top w:w="40" w:type="dxa"/>
+              <w:left w:w="200" w:type="dxa"/>
+              <w:bottom w:w="0" w:type="dxa"/>
+              <w:right w:w="200" w:type="dxa"/>
+            </w:tcMar>
+          </w:tcPr>
+          <w:p>
+            <w:pPr>
+              <w:spacing w:before="20" w:after="20"/>
+            </w:pPr>
+            <w:proofErr w:type="spellStart"/>
+            <w:r>
+              <w:rPr>
+                <w:rFonts w:ascii="Courier New" w:eastAsia="Courier New" w:hAnsi="Courier New" w:cs="Courier New"/>
+                <w:color w:val="1A1A1A"/>
+                <w:sz w:val="18"/>
+                <w:szCs w:val="18"/>
+              </w:rPr>
+              <w:t>composer</w:t>
+            </w:r>
+            <w:proofErr w:type="spellEnd"/>
+            <w:r>
+              <w:rPr>
+                <w:rFonts w:ascii="Courier New" w:eastAsia="Courier New" w:hAnsi="Courier New" w:cs="Courier New"/>
+                <w:color w:val="1A1A1A"/>
+                <w:sz w:val="18"/>
+                <w:szCs w:val="18"/>
+              </w:rPr>
+              <w:t xml:space="preserve"> </w:t>
+            </w:r>
+            <w:proofErr w:type="spellStart"/>
+            <w:r>
+              <w:rPr>
+                <w:rFonts w:ascii="Courier New" w:eastAsia="Courier New" w:hAnsi="Courier New" w:cs="Courier New"/>
+                <w:color w:val="1A1A1A"/>
+                <w:sz w:val="18"/>
+                <w:szCs w:val="18"/>
+              </w:rPr>
+              <w:t>require</w:t>
+            </w:r>
+            <w:proofErr w:type="spellEnd"/>
+            <w:r>
+              <w:rPr>
+                <w:rFonts w:ascii="Courier New" w:eastAsia="Courier New" w:hAnsi="Courier New" w:cs="Courier New"/>
+                <w:color w:val="1A1A1A"/>
+                <w:sz w:val="18"/>
+                <w:szCs w:val="18"/>
+              </w:rPr>
+              <w:t xml:space="preserve"> </w:t>
+            </w:r>
+            <w:proofErr w:type="spellStart"/>
+            <w:r>
+              <w:rPr>
+                <w:rFonts w:ascii="Courier New" w:eastAsia="Courier New" w:hAnsi="Courier New" w:cs="Courier New"/>
+                <w:color w:val="1A1A1A"/>
+                <w:sz w:val="18"/>
+                <w:szCs w:val="18"/>
+              </w:rPr>
+              <w:t>andreaselia</w:t>
+            </w:r>
+            <w:proofErr w:type="spellEnd"/>
+            <w:r>
+              <w:rPr>
+                <w:rFonts w:ascii="Courier New" w:eastAsia="Courier New" w:hAnsi="Courier New" w:cs="Courier New"/>
+                <w:color w:val="1A1A1A"/>
+                <w:sz w:val="18"/>
+                <w:szCs w:val="18"/>
+              </w:rPr>
+              <w:t>/</w:t>
+            </w:r>
+            <w:proofErr w:type="spellStart"/>
+            <w:r>
+              <w:rPr>
+                <w:rFonts w:ascii="Courier New" w:eastAsia="Courier New" w:hAnsi="Courier New" w:cs="Courier New"/>
+                <w:color w:val="1A1A1A"/>
+                <w:sz w:val="18"/>
+                <w:szCs w:val="18"/>
+              </w:rPr>
+              <w:t>laravel</w:t>
+            </w:r>
+            <w:proofErr w:type="spellEnd"/>
+            <w:r>
+              <w:rPr>
+                <w:rFonts w:ascii="Courier New" w:eastAsia="Courier New" w:hAnsi="Courier New" w:cs="Courier New"/>
+                <w:color w:val="1A1A1A"/>
+                <w:sz w:val="18"/>
+                <w:szCs w:val="18"/>
+              </w:rPr>
+              <w:t>-</w:t>
+            </w:r>
+            <w:proofErr w:type="spellStart"/>
+            <w:r>
+              <w:rPr>
+                <w:rFonts w:ascii="Courier New" w:eastAsia="Courier New" w:hAnsi="Courier New" w:cs="Courier New"/>
+                <w:color w:val="1A1A1A"/>
+                <w:sz w:val="18"/>
+                <w:szCs w:val="18"/>
+              </w:rPr>
+              <w:t>api</w:t>
+            </w:r>
+            <w:proofErr w:type="spellEnd"/>
+            <w:r>
+              <w:rPr>
+                <w:rFonts w:ascii="Courier New" w:eastAsia="Courier New" w:hAnsi="Courier New" w:cs="Courier New"/>
+                <w:color w:val="1A1A1A"/>
+                <w:sz w:val="18"/>
+                <w:szCs w:val="18"/>
+              </w:rPr>
+              <w:t>-</w:t>
+            </w:r>
+            <w:proofErr w:type="spellStart"/>
+            <w:r>
+              <w:rPr>
+                <w:rFonts w:ascii="Courier New" w:eastAsia="Courier New" w:hAnsi="Courier New" w:cs="Courier New"/>
+                <w:color w:val="1A1A1A"/>
+                <w:sz w:val="18"/>
+                <w:szCs w:val="18"/>
+              </w:rPr>
+              <w:t>to</w:t>
+            </w:r>
+            <w:proofErr w:type="spellEnd"/>
+            <w:r>
+              <w:rPr>
+                <w:rFonts w:ascii="Courier New" w:eastAsia="Courier New" w:hAnsi="Courier New" w:cs="Courier New"/>
+                <w:color w:val="1A1A1A"/>
+                <w:sz w:val="18"/>
+                <w:szCs w:val="18"/>
+              </w:rPr>
+              <w:t>-postman --</w:t>
+            </w:r>
+            <w:proofErr w:type="spellStart"/>
+            <w:r>
+              <w:rPr>
+                <w:rFonts w:ascii="Courier New" w:eastAsia="Courier New" w:hAnsi="Courier New" w:cs="Courier New"/>
+                <w:color w:val="1A1A1A"/>
+                <w:sz w:val="18"/>
+                <w:szCs w:val="18"/>
+              </w:rPr>
+              <w:t>dev</w:t>
+            </w:r>
+            <w:proofErr w:type="spellEnd"/>
+          </w:p>
+        </w:tc>
+      </w:tr>
+    </w:tbl>
+    <w:p/>
+    <w:p>
+      <w:pPr>
+        <w:pStyle w:val="Cmsor4"/>
+      </w:pPr>
+      <w:r>
+        <w:t>Python – RFID kommunikáció</w:t>
+      </w:r>
+    </w:p>
+    <w:p>
+      <w:pPr>
+        <w:spacing w:before="80" w:after="80"/>
+        <w:rPr>
+          <w:rFonts w:cs="Times New Roman"/>
+          <w:color w:val="000000" w:themeColor="text1"/>
+          <w:sz w:val="36"/>
+        </w:rPr>
+      </w:pPr>
+      <w:r>
+        <w:rPr>
+          <w:rFonts w:eastAsia="Arial" w:cs="Times New Roman"/>
+          <w:color w:val="000000" w:themeColor="text1"/>
+        </w:rPr>
+        <w:t xml:space="preserve">Az RFID kártyaolvasó vezérléséhez Python </w:t>
+      </w:r>
+      <w:proofErr w:type="spellStart"/>
+      <w:r>
+        <w:rPr>
+          <w:rFonts w:eastAsia="Arial" w:cs="Times New Roman"/>
+          <w:color w:val="000000" w:themeColor="text1"/>
+        </w:rPr>
+        <w:t>szkript</w:t>
+      </w:r>
+      <w:proofErr w:type="spellEnd"/>
+      <w:r>
+        <w:rPr>
+          <w:rFonts w:eastAsia="Arial" w:cs="Times New Roman"/>
+          <w:color w:val="000000" w:themeColor="text1"/>
+        </w:rPr>
+        <w:t xml:space="preserve"> felelős, amelyhez a </w:t>
+      </w:r>
+      <w:proofErr w:type="spellStart"/>
+      <w:r>
+        <w:rPr>
+          <w:rFonts w:eastAsia="Arial" w:cs="Times New Roman"/>
+          <w:color w:val="000000" w:themeColor="text1"/>
+        </w:rPr>
+        <w:t>pyserial</w:t>
+      </w:r>
+      <w:proofErr w:type="spellEnd"/>
+      <w:r>
+        <w:rPr>
+          <w:rFonts w:eastAsia="Arial" w:cs="Times New Roman"/>
+          <w:color w:val="000000" w:themeColor="text1"/>
+        </w:rPr>
+        <w:t xml:space="preserve"> csomag szükséges:</w:t>
+      </w:r>
+    </w:p>
+    <w:tbl>
+      <w:tblPr>
+        <w:tblW w:w="9000" w:type="dxa"/>
+        <w:tblBorders>
+          <w:top w:val="single" w:sz="1" w:space="0" w:color="DDDDDD"/>
+          <w:left w:val="single" w:sz="6" w:space="0" w:color="1F6AA5"/>
+          <w:bottom w:val="single" w:sz="1" w:space="0" w:color="DDDDDD"/>
+          <w:right w:val="single" w:sz="1" w:space="0" w:color="DDDDDD"/>
+          <w:insideH w:val="single" w:sz="4" w:space="0" w:color="auto"/>
+          <w:insideV w:val="single" w:sz="4" w:space="0" w:color="auto"/>
+        </w:tblBorders>
+        <w:tblCellMar>
+          <w:left w:w="10" w:type="dxa"/>
+          <w:right w:w="10" w:type="dxa"/>
+        </w:tblCellMar>
+        <w:tblLook w:val="04A0" w:firstRow="1" w:lastRow="0" w:firstColumn="1" w:lastColumn="0" w:noHBand="0" w:noVBand="1"/>
+      </w:tblPr>
+      <w:tblGrid>
+        <w:gridCol w:w="9000"/>
+      </w:tblGrid>
+      <w:tr>
+        <w:tblPrEx>
+          <w:tblCellMar>
+            <w:top w:w="0" w:type="dxa"/>
+            <w:bottom w:w="0" w:type="dxa"/>
+          </w:tblCellMar>
+        </w:tblPrEx>
+        <w:tc>
+          <w:tcPr>
+            <w:tcW w:w="9000" w:type="dxa"/>
+            <w:tcBorders>
+              <w:top w:val="single" w:sz="1" w:space="0" w:color="FFFFFF"/>
+              <w:left w:val="single" w:sz="1" w:space="0" w:color="FFFFFF"/>
+              <w:bottom w:val="single" w:sz="1" w:space="0" w:color="FFFFFF"/>
+              <w:right w:val="single" w:sz="1" w:space="0" w:color="FFFFFF"/>
+            </w:tcBorders>
+            <w:shd w:val="clear" w:color="auto" w:fill="F4F4F4"/>
+            <w:tcMar>
+              <w:top w:w="40" w:type="dxa"/>
+              <w:left w:w="200" w:type="dxa"/>
+              <w:bottom w:w="0" w:type="dxa"/>
+              <w:right w:w="200" w:type="dxa"/>
+            </w:tcMar>
+          </w:tcPr>
+          <w:p>
+            <w:pPr>
+              <w:spacing w:before="20" w:after="20"/>
+            </w:pPr>
+            <w:proofErr w:type="spellStart"/>
+            <w:r>
+              <w:rPr>
+                <w:rFonts w:ascii="Courier New" w:eastAsia="Courier New" w:hAnsi="Courier New" w:cs="Courier New"/>
+                <w:color w:val="1A1A1A"/>
+                <w:sz w:val="18"/>
+                <w:szCs w:val="18"/>
+              </w:rPr>
+              <w:t>pip</w:t>
+            </w:r>
+            <w:proofErr w:type="spellEnd"/>
+            <w:r>
+              <w:rPr>
+                <w:rFonts w:ascii="Courier New" w:eastAsia="Courier New" w:hAnsi="Courier New" w:cs="Courier New"/>
+                <w:color w:val="1A1A1A"/>
+                <w:sz w:val="18"/>
+                <w:szCs w:val="18"/>
+              </w:rPr>
+              <w:t xml:space="preserve"> </w:t>
+            </w:r>
+            <w:proofErr w:type="spellStart"/>
+            <w:r>
+              <w:rPr>
+                <w:rFonts w:ascii="Courier New" w:eastAsia="Courier New" w:hAnsi="Courier New" w:cs="Courier New"/>
+                <w:color w:val="1A1A1A"/>
+                <w:sz w:val="18"/>
+                <w:szCs w:val="18"/>
+              </w:rPr>
+              <w:t>install</w:t>
+            </w:r>
+            <w:proofErr w:type="spellEnd"/>
+            <w:r>
+              <w:rPr>
+                <w:rFonts w:ascii="Courier New" w:eastAsia="Courier New" w:hAnsi="Courier New" w:cs="Courier New"/>
+                <w:color w:val="1A1A1A"/>
+                <w:sz w:val="18"/>
+                <w:szCs w:val="18"/>
+              </w:rPr>
+              <w:t xml:space="preserve"> </w:t>
+            </w:r>
+            <w:proofErr w:type="spellStart"/>
+            <w:r>
+              <w:rPr>
+                <w:rFonts w:ascii="Courier New" w:eastAsia="Courier New" w:hAnsi="Courier New" w:cs="Courier New"/>
+                <w:color w:val="1A1A1A"/>
+                <w:sz w:val="18"/>
+                <w:szCs w:val="18"/>
+              </w:rPr>
+              <w:t>pyserial</w:t>
+            </w:r>
+            <w:proofErr w:type="spellEnd"/>
+          </w:p>
+        </w:tc>
+      </w:tr>
+    </w:tbl>
+    <w:p/>
+    <w:p>
+      <w:pPr>
+        <w:pStyle w:val="Cmsor2"/>
+      </w:pPr>
+      <w:r>
         <w:t>Fejlesztői környezet</w:t>
       </w:r>
-      <w:bookmarkEnd w:id="30"/>
+      <w:r>
+        <w:tab/>
+      </w:r>
     </w:p>
     <w:p>
       <w:pPr>
         <w:pStyle w:val="Nincstrkz"/>
       </w:pPr>
       <w:r>
-        <w:t>JavaScript</w:t>
+        <w:t>V</w:t>
+      </w:r>
+      <w:r>
+        <w:t xml:space="preserve">isual </w:t>
+      </w:r>
+      <w:proofErr w:type="spellStart"/>
+      <w:r>
+        <w:t>Studio</w:t>
+      </w:r>
+      <w:proofErr w:type="spellEnd"/>
+      <w:r>
+        <w:t xml:space="preserve"> </w:t>
+      </w:r>
+      <w:proofErr w:type="spellStart"/>
+      <w:r>
+        <w:t>Code</w:t>
+      </w:r>
+      <w:proofErr w:type="spellEnd"/>
+      <w:r>
+        <w:t xml:space="preserve"> –</w:t>
+      </w:r>
+      <w:r>
+        <w:t xml:space="preserve"> </w:t>
+      </w:r>
+      <w:r>
+        <w:t>Kiterjedt bővítmény-támogatással rendelkező kódszerkesztő mely PHP, JavaScript és Vue.js fejlesztéshez egyaránt alkalmas.</w:t>
       </w:r>
     </w:p>
     <w:p>
       <w:pPr>
         <w:pStyle w:val="Nincstrkz"/>
       </w:pPr>
-      <w:r>
-        <w:t>HTML</w:t>
-      </w:r>
-      <w:r>
-        <w:t>5</w:t>
+      <w:proofErr w:type="spellStart"/>
+      <w:r>
+        <w:t>Ampps</w:t>
+      </w:r>
+      <w:proofErr w:type="spellEnd"/>
+      <w:r>
+        <w:t xml:space="preserve"> – Egyben tartalmazza az </w:t>
+      </w:r>
+      <w:proofErr w:type="spellStart"/>
+      <w:r>
+        <w:t>Apache-ot</w:t>
+      </w:r>
+      <w:proofErr w:type="spellEnd"/>
+      <w:r>
+        <w:t xml:space="preserve">, PHP-t és </w:t>
+      </w:r>
+      <w:proofErr w:type="spellStart"/>
+      <w:r>
+        <w:t>MySQL</w:t>
+      </w:r>
+      <w:proofErr w:type="spellEnd"/>
+      <w:r>
+        <w:t>-t. Lehetővé tette, hogy a projektet valós szerver nélkül, helyi gépen fejlesszük és teszteljük.</w:t>
       </w:r>
     </w:p>
     <w:p>
       <w:pPr>
         <w:pStyle w:val="Nincstrkz"/>
       </w:pPr>
-      <w:r>
-        <w:t>CSS</w:t>
-      </w:r>
-      <w:r>
-        <w:t>3</w:t>
-      </w:r>
-    </w:p>
-    <w:p>
-      <w:pPr>
-        <w:pStyle w:val="Nincstrkz"/>
-      </w:pPr>
       <w:proofErr w:type="spellStart"/>
       <w:r>
+        <w:t>Github</w:t>
+      </w:r>
+      <w:proofErr w:type="spellEnd"/>
+      <w:r>
+        <w:t xml:space="preserve"> –</w:t>
+      </w:r>
+      <w:r>
+        <w:t xml:space="preserve"> </w:t>
+      </w:r>
+      <w:r>
+        <w:t>Verziókezelő platform, amely a közös fejlesztés során tette lehetővé a változások nyomon</w:t>
+      </w:r>
+      <w:r>
+        <w:t xml:space="preserve"> követését</w:t>
+      </w:r>
+      <w:r>
+        <w:t xml:space="preserve">. Saját ágon dolgozhatunk, majd a módosítások egy közös </w:t>
+      </w:r>
+      <w:proofErr w:type="spellStart"/>
+      <w:r>
+        <w:t>repository-ban</w:t>
+      </w:r>
+      <w:proofErr w:type="spellEnd"/>
+      <w:r>
+        <w:t xml:space="preserve"> kerültek össze.</w:t>
+      </w:r>
+    </w:p>
+    <w:p>
+      <w:pPr>
+        <w:pStyle w:val="Cmsor2"/>
+      </w:pPr>
+      <w:bookmarkStart w:id="31" w:name="_Toc227748687"/>
+      <w:r>
+        <w:t>Backend fejlesztés</w:t>
+      </w:r>
+      <w:bookmarkEnd w:id="31"/>
+    </w:p>
+    <w:p>
+      <w:r>
+        <w:t>A rendszer backend ré</w:t>
+      </w:r>
+      <w:r>
+        <w:t>sze</w:t>
+      </w:r>
+      <w:r>
+        <w:t xml:space="preserve"> </w:t>
+      </w:r>
+      <w:proofErr w:type="spellStart"/>
+      <w:r>
         <w:t>Laravel</w:t>
       </w:r>
       <w:proofErr w:type="spellEnd"/>
-    </w:p>
-    <w:p>
-      <w:pPr>
-        <w:pStyle w:val="Nincstrkz"/>
-      </w:pPr>
-      <w:r>
-        <w:t>Vue.js</w:t>
-      </w:r>
-    </w:p>
-    <w:p>
-      <w:pPr>
-        <w:pStyle w:val="Nincstrkz"/>
-      </w:pPr>
-      <w:r>
-        <w:t xml:space="preserve">Relációs adatbázis – </w:t>
+      <w:r>
+        <w:t xml:space="preserve"> keretrendszer segítségével készült, amely biztonságos alapot biztosít a REST API szolgáltatásokhoz.</w:t>
+      </w:r>
+    </w:p>
+    <w:p>
+      <w:pPr>
+        <w:pStyle w:val="Cmsor3"/>
+      </w:pPr>
+      <w:proofErr w:type="gramStart"/>
+      <w:r>
+        <w:t>Migrációk</w:t>
+      </w:r>
+      <w:proofErr w:type="gramEnd"/>
+    </w:p>
+    <w:p>
+      <w:r>
+        <w:t xml:space="preserve">Az adatbázis </w:t>
+      </w:r>
+      <w:proofErr w:type="gramStart"/>
+      <w:r>
+        <w:t>struktúra</w:t>
+      </w:r>
+      <w:proofErr w:type="gramEnd"/>
+      <w:r>
+        <w:t xml:space="preserve"> kialakítása </w:t>
       </w:r>
       <w:proofErr w:type="spellStart"/>
       <w:r>
-        <w:t>MySQL</w:t>
+        <w:t>Laravel</w:t>
       </w:r>
       <w:proofErr w:type="spellEnd"/>
       <w:r>
-        <w:t xml:space="preserve"> (</w:t>
+        <w:t xml:space="preserve"> migrációk segítségével történt. A </w:t>
+      </w:r>
+      <w:proofErr w:type="gramStart"/>
+      <w:r>
+        <w:t>migrációs</w:t>
+      </w:r>
+      <w:proofErr w:type="gramEnd"/>
+      <w:r>
+        <w:t xml:space="preserve"> fájlok tartalmazzák az összes tábla létrehozásához szükséges utasításokat</w:t>
+      </w:r>
+      <w:r>
+        <w:t xml:space="preserve">. </w:t>
+      </w:r>
+      <w:r>
+        <w:t xml:space="preserve">A </w:t>
+      </w:r>
+      <w:proofErr w:type="gramStart"/>
+      <w:r>
+        <w:t>migrációk</w:t>
+      </w:r>
+      <w:proofErr w:type="gramEnd"/>
+      <w:r>
+        <w:t xml:space="preserve"> lehetővé teszik az adatbázis egyszerű </w:t>
       </w:r>
       <w:proofErr w:type="spellStart"/>
       <w:r>
-        <w:t>Ampps</w:t>
+        <w:t>újratelepítését</w:t>
       </w:r>
       <w:proofErr w:type="spellEnd"/>
       <w:r>
-        <w:t>)</w:t>
+        <w:t xml:space="preserve"> és frissítését.</w:t>
+      </w:r>
+    </w:p>
+    <w:p>
+      <w:pPr>
+        <w:pStyle w:val="Cmsor3"/>
+      </w:pPr>
+      <w:r>
+        <w:t>Modellek</w:t>
+      </w:r>
+    </w:p>
+    <w:p>
+      <w:r>
+        <w:t xml:space="preserve">Az adatbázis tábláit </w:t>
+      </w:r>
+      <w:proofErr w:type="spellStart"/>
+      <w:r>
+        <w:t>Laravel</w:t>
+      </w:r>
+      <w:proofErr w:type="spellEnd"/>
+      <w:r>
+        <w:t xml:space="preserve"> modellek </w:t>
+      </w:r>
+      <w:proofErr w:type="gramStart"/>
+      <w:r>
+        <w:t>reprezentálják</w:t>
+      </w:r>
+      <w:proofErr w:type="gramEnd"/>
+      <w:r>
+        <w:t xml:space="preserve">. A modellek </w:t>
+      </w:r>
+      <w:proofErr w:type="gramStart"/>
+      <w:r>
+        <w:t>definiálják</w:t>
+      </w:r>
+      <w:proofErr w:type="gramEnd"/>
+      <w:r>
+        <w:t xml:space="preserve"> a táblákhoz tartozó kapcsolatokat (</w:t>
+      </w:r>
+      <w:proofErr w:type="spellStart"/>
+      <w:r>
+        <w:t>belongsTo</w:t>
+      </w:r>
+      <w:proofErr w:type="spellEnd"/>
+      <w:r>
+        <w:t xml:space="preserve">, </w:t>
+      </w:r>
+      <w:proofErr w:type="spellStart"/>
+      <w:r>
+        <w:t>hasMany</w:t>
+      </w:r>
+      <w:proofErr w:type="spellEnd"/>
+      <w:r>
+        <w:t xml:space="preserve">, </w:t>
+      </w:r>
+      <w:proofErr w:type="spellStart"/>
+      <w:r>
+        <w:t>belongsToMany</w:t>
+      </w:r>
+      <w:proofErr w:type="spellEnd"/>
+      <w:r>
+        <w:t xml:space="preserve">), valamint az adatbázis műveletekhez szükséges logikát. </w:t>
+      </w:r>
+    </w:p>
+    <w:p>
+      <w:pPr>
+        <w:pStyle w:val="Cmsor3"/>
+      </w:pPr>
+      <w:r>
+        <w:t>Kontrollerek és API végpontok</w:t>
+      </w:r>
+    </w:p>
+    <w:p>
+      <w:r>
+        <w:t xml:space="preserve">A backend REST API végpontjait </w:t>
+      </w:r>
+      <w:proofErr w:type="spellStart"/>
+      <w:r>
+        <w:t>Laravel</w:t>
+      </w:r>
+      <w:proofErr w:type="spellEnd"/>
+      <w:r>
+        <w:t xml:space="preserve"> kontrollerek implementálják. A kontrollerekben található </w:t>
+      </w:r>
+      <w:proofErr w:type="gramStart"/>
+      <w:r>
+        <w:t>metódusok</w:t>
+      </w:r>
+      <w:proofErr w:type="gramEnd"/>
+      <w:r>
+        <w:t xml:space="preserve"> felelősek a beérkező kérések fogadásáért, az adatok </w:t>
+      </w:r>
+      <w:proofErr w:type="spellStart"/>
+      <w:r>
+        <w:t>validálásáért</w:t>
+      </w:r>
+      <w:proofErr w:type="spellEnd"/>
+      <w:r>
+        <w:t xml:space="preserve"> és</w:t>
+      </w:r>
+      <w:r>
+        <w:t xml:space="preserve"> a</w:t>
+      </w:r>
+      <w:r>
+        <w:t xml:space="preserve">z adott </w:t>
+      </w:r>
+      <w:r>
+        <w:t>logika végrehajtásáért. Az útvonalak az </w:t>
+      </w:r>
+      <w:proofErr w:type="spellStart"/>
+      <w:r>
+        <w:t>api.php</w:t>
+      </w:r>
+      <w:proofErr w:type="spellEnd"/>
+      <w:r>
+        <w:t> </w:t>
+      </w:r>
+      <w:proofErr w:type="gramStart"/>
+      <w:r>
+        <w:t>fájlban</w:t>
+      </w:r>
+      <w:proofErr w:type="gramEnd"/>
+      <w:r>
+        <w:t xml:space="preserve"> vannak csoportosítva szerepkörönként</w:t>
+      </w:r>
+      <w:r>
+        <w:t>.</w:t>
       </w:r>
     </w:p>
     <w:p>
       <w:pPr>
         <w:pStyle w:val="Cmsor2"/>
       </w:pPr>
-      <w:bookmarkStart w:id="31" w:name="_Toc227748686"/>
-      <w:r>
-        <w:t>H</w:t>
-      </w:r>
-      <w:r>
-        <w:t>asznált</w:t>
-      </w:r>
-      <w:r>
-        <w:t xml:space="preserve"> eszközök</w:t>
-      </w:r>
-      <w:bookmarkEnd w:id="31"/>
-      <w:r>
-        <w:tab/>
-      </w:r>
-    </w:p>
-    <w:p>
-      <w:pPr>
-        <w:pStyle w:val="Nincstrkz"/>
-      </w:pPr>
-      <w:r>
-        <w:t>V</w:t>
-      </w:r>
-      <w:r>
-        <w:t xml:space="preserve">isual </w:t>
+      <w:bookmarkStart w:id="32" w:name="_Toc227748688"/>
+      <w:r>
+        <w:lastRenderedPageBreak/>
+        <w:t>Frontend fejlesztés</w:t>
+      </w:r>
+      <w:bookmarkEnd w:id="32"/>
+    </w:p>
+    <w:p>
+      <w:r>
+        <w:t xml:space="preserve">A frontend alkalmazás Vue.js 3 keretrendszerrel készült, amely lehetővé teszi a </w:t>
+      </w:r>
+      <w:proofErr w:type="gramStart"/>
+      <w:r>
+        <w:t>komponens</w:t>
+      </w:r>
+      <w:proofErr w:type="gramEnd"/>
+      <w:r>
+        <w:t xml:space="preserve"> alapú, reaktív felhasználói felület fejlesztését.</w:t>
+      </w:r>
+    </w:p>
+    <w:p>
+      <w:pPr>
+        <w:pStyle w:val="Cmsor3"/>
+      </w:pPr>
+      <w:proofErr w:type="gramStart"/>
+      <w:r>
+        <w:t>Komponens</w:t>
+      </w:r>
+      <w:proofErr w:type="gramEnd"/>
+      <w:r>
+        <w:t xml:space="preserve"> struktúra</w:t>
+      </w:r>
+    </w:p>
+    <w:p>
+      <w:r>
+        <w:t xml:space="preserve">Az alkalmazás </w:t>
       </w:r>
       <w:proofErr w:type="spellStart"/>
       <w:r>
-        <w:t>Studio</w:t>
+        <w:t>Vue</w:t>
       </w:r>
       <w:proofErr w:type="spellEnd"/>
       <w:r>
         <w:t xml:space="preserve"> </w:t>
       </w:r>
+      <w:proofErr w:type="gramStart"/>
+      <w:r>
+        <w:t>komponensekre</w:t>
+      </w:r>
+      <w:proofErr w:type="gramEnd"/>
+      <w:r>
+        <w:t xml:space="preserve"> bontva épül fel. </w:t>
+      </w:r>
+      <w:r>
+        <w:t>Számos</w:t>
+      </w:r>
+      <w:r>
+        <w:t xml:space="preserve"> funkcionális egység (pl. </w:t>
+      </w:r>
+      <w:proofErr w:type="gramStart"/>
+      <w:r>
+        <w:t>jelszó kezelés</w:t>
+      </w:r>
+      <w:proofErr w:type="gramEnd"/>
+      <w:r>
+        <w:t xml:space="preserve">, </w:t>
+      </w:r>
       <w:proofErr w:type="spellStart"/>
       <w:r>
-        <w:t>Code</w:t>
+        <w:t>pagináció</w:t>
       </w:r>
       <w:proofErr w:type="spellEnd"/>
       <w:r>
-        <w:t xml:space="preserve">: </w:t>
-      </w:r>
-      <w:r>
-        <w:t>f</w:t>
-      </w:r>
-      <w:r>
-        <w:t>rontend és backend programok elkészítéséhez</w:t>
-      </w:r>
-    </w:p>
-    <w:p>
-      <w:pPr>
-        <w:pStyle w:val="Nincstrkz"/>
-      </w:pPr>
+        <w:t xml:space="preserve">, </w:t>
+      </w:r>
+      <w:r>
+        <w:t>megerősítő ablakok</w:t>
+      </w:r>
+      <w:r>
+        <w:t>) saját komponenssel rendelkezik.</w:t>
+      </w:r>
+    </w:p>
+    <w:p>
+      <w:pPr>
+        <w:pStyle w:val="Cmsor3"/>
+      </w:pPr>
+      <w:r>
+        <w:t>Reszponzív design</w:t>
+      </w:r>
+    </w:p>
+    <w:p>
+      <w:r>
+        <w:t xml:space="preserve">A felhasználói felület reszponzív kialakítása CSS segítségével történt, </w:t>
+      </w:r>
       <w:proofErr w:type="spellStart"/>
       <w:r>
-        <w:t>Github</w:t>
+        <w:t>médialekérdezések</w:t>
       </w:r>
       <w:proofErr w:type="spellEnd"/>
       <w:r>
-        <w:t>: verziókezelés</w:t>
-      </w:r>
-    </w:p>
-    <w:p>
-      <w:pPr>
-        <w:pStyle w:val="Nincstrkz"/>
-      </w:pPr>
+        <w:t xml:space="preserve"> alkalmazásával. Az oldal asztali, táblagép és mobil nézetben is megfelelően jelenik meg. A táblázatok kisebb képernyőn vízszintesen görgethetőek, a gombok és űrlapelemek egymás alá rendeződnek. A </w:t>
+      </w:r>
       <w:proofErr w:type="spellStart"/>
       <w:r>
-        <w:t>Canva</w:t>
+        <w:t>flexbox</w:t>
       </w:r>
       <w:proofErr w:type="spellEnd"/>
       <w:r>
-        <w:t>: megjelenés tervezés</w:t>
-      </w:r>
-    </w:p>
-    <w:p>
-      <w:pPr>
-        <w:pStyle w:val="Cmsor2"/>
-      </w:pPr>
-      <w:bookmarkStart w:id="32" w:name="_Toc227748687"/>
-      <w:r>
-        <w:t>Backend fejlesztés</w:t>
-      </w:r>
-      <w:bookmarkEnd w:id="32"/>
-    </w:p>
-    <w:p>
-      <w:r>
-        <w:t>A rendszer backend ré</w:t>
-      </w:r>
-      <w:r>
-        <w:t>sze</w:t>
-      </w:r>
-      <w:r>
-        <w:t xml:space="preserve"> L</w:t>
+        <w:t xml:space="preserve"> és </w:t>
       </w:r>
       <w:proofErr w:type="spellStart"/>
       <w:r>
-        <w:t>aravel</w:t>
+        <w:t>grid</w:t>
       </w:r>
       <w:proofErr w:type="spellEnd"/>
       <w:r>
-        <w:t xml:space="preserve"> keretrendszer segítségével készült, amely biztonságos alapot biztosít a REST API szolgáltatásokhoz.</w:t>
-      </w:r>
-    </w:p>
-    <w:p>
-      <w:pPr>
-        <w:pStyle w:val="Cmsor3"/>
-      </w:pPr>
-      <w:r>
-        <w:t>Migrációk</w:t>
-      </w:r>
-    </w:p>
-    <w:p>
-      <w:r>
-        <w:t xml:space="preserve">Az adatbázis struktúra kialakítása </w:t>
-      </w:r>
-      <w:proofErr w:type="spellStart"/>
-      <w:r>
-        <w:t>Laravel</w:t>
-      </w:r>
-      <w:proofErr w:type="spellEnd"/>
-      <w:r>
-        <w:t xml:space="preserve"> migrációk segítségével történt. A migrációs fájlok tartalmazzák az összes tábla létrehozásához szükséges utasításokat</w:t>
-      </w:r>
-      <w:r>
-        <w:t xml:space="preserve">. </w:t>
-      </w:r>
-      <w:r>
-        <w:t xml:space="preserve">A migrációk lehetővé teszik az adatbázis egyszerű </w:t>
-      </w:r>
-      <w:proofErr w:type="spellStart"/>
-      <w:r>
-        <w:t>újratelepítését</w:t>
-      </w:r>
-      <w:proofErr w:type="spellEnd"/>
-      <w:r>
-        <w:t xml:space="preserve"> és frissítését.</w:t>
-      </w:r>
-    </w:p>
-    <w:p>
-      <w:pPr>
-        <w:pStyle w:val="Cmsor3"/>
-      </w:pPr>
-      <w:r>
-        <w:t>Modellek</w:t>
-      </w:r>
-    </w:p>
-    <w:p>
-      <w:r>
-        <w:t xml:space="preserve">Az adatbázis tábláit </w:t>
-      </w:r>
-      <w:proofErr w:type="spellStart"/>
-      <w:r>
-        <w:t>Laravel</w:t>
-      </w:r>
-      <w:proofErr w:type="spellEnd"/>
-      <w:r>
-        <w:t xml:space="preserve"> modellek reprezentálják. A modellek definiálják a táblákhoz tartozó kapcsolatokat (</w:t>
-      </w:r>
-      <w:proofErr w:type="spellStart"/>
-      <w:r>
-        <w:t>belongsTo</w:t>
-      </w:r>
-      <w:proofErr w:type="spellEnd"/>
-      <w:r>
-        <w:t xml:space="preserve">, </w:t>
-      </w:r>
-      <w:proofErr w:type="spellStart"/>
-      <w:r>
-        <w:t>hasMany</w:t>
-      </w:r>
-      <w:proofErr w:type="spellEnd"/>
-      <w:r>
-        <w:t xml:space="preserve">, </w:t>
-      </w:r>
-      <w:proofErr w:type="spellStart"/>
-      <w:r>
-        <w:t>belongsToMany</w:t>
-      </w:r>
-      <w:proofErr w:type="spellEnd"/>
-      <w:r>
-        <w:t xml:space="preserve">), valamint az adatbázis műveletekhez szükséges logikát. </w:t>
-      </w:r>
-    </w:p>
-    <w:p>
-      <w:pPr>
-        <w:pStyle w:val="Cmsor3"/>
-      </w:pPr>
-      <w:r>
-        <w:t>Kontrollerek és API végpontok</w:t>
-      </w:r>
-    </w:p>
-    <w:p>
-      <w:r>
-        <w:lastRenderedPageBreak/>
-        <w:t xml:space="preserve">A backend REST API végpontjait </w:t>
-      </w:r>
-      <w:proofErr w:type="spellStart"/>
-      <w:r>
-        <w:t>Laravel</w:t>
-      </w:r>
-      <w:proofErr w:type="spellEnd"/>
-      <w:r>
-        <w:t xml:space="preserve"> kontrollerek implementálják. A kontrollerekben található metódusok felelősek a beérkező kérések fogadásáért, az adatok </w:t>
-      </w:r>
-      <w:proofErr w:type="spellStart"/>
-      <w:r>
-        <w:t>validálásáért</w:t>
-      </w:r>
-      <w:proofErr w:type="spellEnd"/>
-      <w:r>
-        <w:t xml:space="preserve"> és</w:t>
-      </w:r>
-      <w:r>
-        <w:t xml:space="preserve"> a</w:t>
-      </w:r>
-      <w:r>
-        <w:t xml:space="preserve">z adott </w:t>
-      </w:r>
-      <w:r>
-        <w:t>logika végrehajtásáért. Az útvonalak az </w:t>
-      </w:r>
-      <w:proofErr w:type="spellStart"/>
-      <w:r>
-        <w:t>api.php</w:t>
-      </w:r>
-      <w:proofErr w:type="spellEnd"/>
-      <w:r>
-        <w:t> fájlban vannak csoportosítva szerepkörönként</w:t>
-      </w:r>
-      <w:r>
-        <w:t>.</w:t>
-      </w:r>
-    </w:p>
-    <w:p>
-      <w:pPr>
-        <w:pStyle w:val="Cmsor2"/>
-      </w:pPr>
-      <w:bookmarkStart w:id="33" w:name="_Toc227748688"/>
-      <w:r>
-        <w:t>Frontend fejlesztés</w:t>
-      </w:r>
-      <w:bookmarkEnd w:id="33"/>
-    </w:p>
-    <w:p>
-      <w:r>
-        <w:t>A frontend alkalmazás Vue.js 3 keretrendszerrel készült, amely lehetővé teszi a komponens alapú, reaktív felhasználói felület fejlesztését.</w:t>
-      </w:r>
-    </w:p>
-    <w:p>
-      <w:pPr>
-        <w:pStyle w:val="Cmsor3"/>
-      </w:pPr>
-      <w:r>
-        <w:t>Komponens struktúra</w:t>
-      </w:r>
-    </w:p>
-    <w:p>
-      <w:r>
-        <w:t xml:space="preserve">Az alkalmazás </w:t>
-      </w:r>
-      <w:proofErr w:type="spellStart"/>
-      <w:r>
-        <w:t>Vue</w:t>
-      </w:r>
-      <w:proofErr w:type="spellEnd"/>
-      <w:r>
-        <w:t xml:space="preserve"> komponensekre bontva épül fel. </w:t>
-      </w:r>
-      <w:r>
-        <w:t>Számos</w:t>
-      </w:r>
-      <w:r>
-        <w:t xml:space="preserve"> funkcionális egység (pl. </w:t>
-      </w:r>
-      <w:r>
-        <w:t xml:space="preserve">jelszó kezelés, </w:t>
-      </w:r>
-      <w:proofErr w:type="spellStart"/>
-      <w:r>
-        <w:t>pagináció</w:t>
-      </w:r>
-      <w:proofErr w:type="spellEnd"/>
-      <w:r>
-        <w:t xml:space="preserve">, </w:t>
-      </w:r>
-      <w:r>
-        <w:t>megerősítő ablakok</w:t>
-      </w:r>
-      <w:r>
-        <w:t>) saját komponenssel rendelkezik.</w:t>
-      </w:r>
-    </w:p>
-    <w:p>
-      <w:pPr>
-        <w:pStyle w:val="Cmsor3"/>
-      </w:pPr>
-      <w:r>
-        <w:t>Reszponzív design</w:t>
-      </w:r>
-    </w:p>
-    <w:p>
-      <w:r>
-        <w:t xml:space="preserve">A felhasználói felület reszponzív kialakítása CSS segítségével történt, </w:t>
-      </w:r>
-      <w:proofErr w:type="spellStart"/>
-      <w:r>
-        <w:t>médialekérdezések</w:t>
-      </w:r>
-      <w:proofErr w:type="spellEnd"/>
-      <w:r>
-        <w:t xml:space="preserve"> alkalmazásával. Az oldal asztali, táblagép és mobil nézetben is megfelelően jelenik meg. A táblázatok kisebb képernyőn vízszintesen görgethetőek, a gombok és űrlapelemek egymás alá rendeződnek. A </w:t>
-      </w:r>
-      <w:proofErr w:type="spellStart"/>
-      <w:r>
-        <w:t>flexbox</w:t>
-      </w:r>
-      <w:proofErr w:type="spellEnd"/>
-      <w:r>
-        <w:t xml:space="preserve"> és </w:t>
-      </w:r>
-      <w:proofErr w:type="spellStart"/>
-      <w:r>
-        <w:t>grid</w:t>
-      </w:r>
-      <w:proofErr w:type="spellEnd"/>
-      <w:r>
-        <w:t xml:space="preserve"> elrendezések biztosítják a rugalmas, adaptálódó struktúrát. A vizuális stílus egységes, a színek, betűtípusok és gombok konzisztens megjelenést nyújtanak az egész alkalmazásban.</w:t>
+        <w:t xml:space="preserve"> elrendezések biztosítják a rugalmas, </w:t>
+      </w:r>
+      <w:proofErr w:type="gramStart"/>
+      <w:r>
+        <w:t>adaptálódó</w:t>
+      </w:r>
+      <w:proofErr w:type="gramEnd"/>
+      <w:r>
+        <w:t xml:space="preserve"> struktúrát. A vizuális stílus egységes, a színek, betűtípusok és gombok </w:t>
+      </w:r>
+      <w:proofErr w:type="gramStart"/>
+      <w:r>
+        <w:t>konzisztens</w:t>
+      </w:r>
+      <w:proofErr w:type="gramEnd"/>
+      <w:r>
+        <w:t xml:space="preserve"> megjelenést nyújtanak az egész alkalmazásban.</w:t>
       </w:r>
     </w:p>
     <w:p>
@@ -7674,12 +9670,12 @@
         <w:lastRenderedPageBreak/>
         <w:t xml:space="preserve"> </w:t>
       </w:r>
-      <w:bookmarkStart w:id="34" w:name="_Toc227309724"/>
-      <w:bookmarkStart w:id="35" w:name="_Toc227748689"/>
+      <w:bookmarkStart w:id="33" w:name="_Toc227309724"/>
+      <w:bookmarkStart w:id="34" w:name="_Toc227748689"/>
       <w:r>
         <w:t>Adatbázis</w:t>
       </w:r>
-      <w:bookmarkEnd w:id="34"/>
+      <w:bookmarkEnd w:id="33"/>
       <w:r>
         <w:rPr>
           <w:noProof/>
@@ -7741,7 +9737,7 @@
           </wp:anchor>
         </w:drawing>
       </w:r>
-      <w:bookmarkEnd w:id="35"/>
+      <w:bookmarkEnd w:id="34"/>
     </w:p>
     <w:p>
       <w:pPr>
@@ -7755,7 +9751,7 @@
           <w:szCs w:val="24"/>
         </w:rPr>
       </w:pPr>
-      <w:bookmarkStart w:id="36" w:name="_Toc213329355"/>
+      <w:bookmarkStart w:id="35" w:name="_Toc213329355"/>
       <w:r>
         <w:br w:type="page"/>
       </w:r>
@@ -7764,33 +9760,33 @@
       <w:pPr>
         <w:pStyle w:val="Cmsor3"/>
       </w:pPr>
-      <w:bookmarkStart w:id="37" w:name="_Toc227748690"/>
+      <w:bookmarkStart w:id="36" w:name="_Toc227748690"/>
       <w:r>
         <w:lastRenderedPageBreak/>
         <w:t>Fő táblák részletes ismertetése</w:t>
       </w:r>
+      <w:bookmarkEnd w:id="35"/>
       <w:bookmarkEnd w:id="36"/>
+    </w:p>
+    <w:p>
+      <w:pPr>
+        <w:pStyle w:val="Cmsor4"/>
+      </w:pPr>
+      <w:bookmarkStart w:id="37" w:name="_Toc213329356"/>
+      <w:bookmarkStart w:id="38" w:name="_Toc227748691"/>
+      <w:proofErr w:type="spellStart"/>
+      <w:r>
+        <w:t>User</w:t>
+      </w:r>
+      <w:r>
+        <w:t>s</w:t>
+      </w:r>
+      <w:proofErr w:type="spellEnd"/>
+      <w:r>
+        <w:t xml:space="preserve"> tábla (Felhasználók)</w:t>
+      </w:r>
       <w:bookmarkEnd w:id="37"/>
-    </w:p>
-    <w:p>
-      <w:pPr>
-        <w:pStyle w:val="Cmsor4"/>
-      </w:pPr>
-      <w:bookmarkStart w:id="38" w:name="_Toc213329356"/>
-      <w:bookmarkStart w:id="39" w:name="_Toc227748691"/>
-      <w:proofErr w:type="spellStart"/>
-      <w:r>
-        <w:t>User</w:t>
-      </w:r>
-      <w:r>
-        <w:t>s</w:t>
-      </w:r>
-      <w:proofErr w:type="spellEnd"/>
-      <w:r>
-        <w:t xml:space="preserve"> tábla (Felhasználók)</w:t>
-      </w:r>
       <w:bookmarkEnd w:id="38"/>
-      <w:bookmarkEnd w:id="39"/>
     </w:p>
     <w:p>
       <w:r>
@@ -7874,9 +9870,14 @@
     </w:p>
     <w:p>
       <w:r>
-        <w:t>Regisztrálás kizárólag az iskolai email címmel lehetséges. Kötelezően meg kell adnia a felhasználónak vezetéknevét, keresztnevét, harmadik nevét – ha van –   (</w:t>
+        <w:t xml:space="preserve">Regisztrálás kizárólag az iskolai email címmel lehetséges. Kötelezően meg kell adnia a felhasználónak vezetéknevét, keresztnevét, harmadik nevét – ha van </w:t>
+      </w:r>
+      <w:proofErr w:type="gramStart"/>
+      <w:r>
+        <w:t>–   (</w:t>
       </w:r>
       <w:proofErr w:type="spellStart"/>
+      <w:proofErr w:type="gramEnd"/>
       <w:r>
         <w:rPr>
           <w:b/>
@@ -8000,8 +10001,13 @@
       </w:r>
     </w:p>
     <w:p>
-      <w:r>
-        <w:t xml:space="preserve">A </w:t>
+      <w:proofErr w:type="gramStart"/>
+      <w:r>
+        <w:t>A</w:t>
+      </w:r>
+      <w:proofErr w:type="gramEnd"/>
+      <w:r>
+        <w:t xml:space="preserve"> </w:t>
       </w:r>
       <w:proofErr w:type="spellStart"/>
       <w:r>
@@ -8030,10 +10036,12 @@
         <w:t xml:space="preserve"> megmutatja, hogy mi a szerepköre az adott felhasználónak. Lehet tanuló, tanár vagy dolgozó, ők azok, akik rendelhetnek étkezést. Ezen kívül még két típus van, az </w:t>
       </w:r>
       <w:proofErr w:type="spellStart"/>
+      <w:proofErr w:type="gramStart"/>
       <w:r>
         <w:t>admin</w:t>
       </w:r>
       <w:proofErr w:type="spellEnd"/>
+      <w:proofErr w:type="gramEnd"/>
       <w:r>
         <w:t xml:space="preserve"> aki kezeli az iskolai adminisztrációt, és a konyha, aki az étkeztető fél. </w:t>
       </w:r>
@@ -8075,7 +10083,15 @@
       </w:r>
       <w:proofErr w:type="spellEnd"/>
       <w:r>
-        <w:t xml:space="preserve">) inaktív. Akkor lesz aktív, ha az </w:t>
+        <w:t xml:space="preserve">) inaktív. Akkor lesz </w:t>
+      </w:r>
+      <w:proofErr w:type="gramStart"/>
+      <w:r>
+        <w:t>aktív</w:t>
+      </w:r>
+      <w:proofErr w:type="gramEnd"/>
+      <w:r>
+        <w:t xml:space="preserve">, ha az </w:t>
       </w:r>
       <w:proofErr w:type="spellStart"/>
       <w:r>
@@ -8091,7 +10107,10 @@
       </w:r>
       <w:proofErr w:type="spellEnd"/>
       <w:r>
-        <w:t>), ami akkor használatos, amikor egy felhasználó elhagyja az iskolát (elballag, iskolát vált), és már nem innen fog rendelni, de az adatait nem szabad egyszerűen kitörölni..</w:t>
+        <w:t>), ami akkor használatos, amikor egy felhasználó elhagyja az iskolát (elballag, iskolát vált), és már nem innen fog rendelni, de az adatait nem</w:t>
+      </w:r>
+      <w:r>
+        <w:t xml:space="preserve"> szabad egyszerűen kitörölni.</w:t>
       </w:r>
     </w:p>
     <w:p>
@@ -8130,7 +10149,15 @@
       </w:r>
       <w:proofErr w:type="spellEnd"/>
       <w:r>
-        <w:t xml:space="preserve"> résznél, ha a felhasználó vagy feltölti, vagy pedig benyújtja a megfelelő dokumentumokat személyesen.</w:t>
+        <w:t xml:space="preserve"> résznél, ha a felhasználó vagy feltölti, vagy pedig benyújtja a megfelelő </w:t>
+      </w:r>
+      <w:proofErr w:type="gramStart"/>
+      <w:r>
+        <w:t>dokumentumokat</w:t>
+      </w:r>
+      <w:proofErr w:type="gramEnd"/>
+      <w:r>
+        <w:t xml:space="preserve"> személyesen.</w:t>
       </w:r>
     </w:p>
     <w:p>
@@ -8144,7 +10171,11 @@
         <w:t xml:space="preserve"> hasonlóan</w:t>
       </w:r>
       <w:r>
-        <w:t xml:space="preserve"> történik a cukorbetegség leigazolása, ami  </w:t>
+        <w:t xml:space="preserve"> történik a cukorbetegség leigazolása, </w:t>
+      </w:r>
+      <w:proofErr w:type="gramStart"/>
+      <w:r>
+        <w:t xml:space="preserve">ami  </w:t>
       </w:r>
       <w:proofErr w:type="spellStart"/>
       <w:r>
@@ -8155,8 +10186,9 @@
         <w:t>hasDiabetes</w:t>
       </w:r>
       <w:proofErr w:type="spellEnd"/>
-      <w:r>
-        <w:t xml:space="preserve">  néven van eltárolva.</w:t>
+      <w:proofErr w:type="gramEnd"/>
+      <w:r>
+        <w:t xml:space="preserve"> néven van eltárolva.</w:t>
       </w:r>
     </w:p>
     <w:p>
@@ -8188,7 +10220,15 @@
       </w:r>
       <w:proofErr w:type="spellEnd"/>
       <w:r>
-        <w:t xml:space="preserve">, a legutolsó módosításé pedig a </w:t>
+        <w:t xml:space="preserve">, a legutolsó módosításé pedig </w:t>
+      </w:r>
+      <w:proofErr w:type="gramStart"/>
+      <w:r>
+        <w:t>a</w:t>
+      </w:r>
+      <w:proofErr w:type="gramEnd"/>
+      <w:r>
+        <w:t xml:space="preserve"> </w:t>
       </w:r>
       <w:proofErr w:type="spellStart"/>
       <w:r>
@@ -8221,8 +10261,8 @@
       <w:pPr>
         <w:pStyle w:val="Cmsor4"/>
       </w:pPr>
-      <w:bookmarkStart w:id="40" w:name="_Toc213329357"/>
-      <w:bookmarkStart w:id="41" w:name="_Toc227748692"/>
+      <w:bookmarkStart w:id="39" w:name="_Toc213329357"/>
+      <w:bookmarkStart w:id="40" w:name="_Toc227748692"/>
       <w:proofErr w:type="spellStart"/>
       <w:r>
         <w:t>Order</w:t>
@@ -8234,8 +10274,8 @@
       <w:r>
         <w:t xml:space="preserve"> tábla (Rendelések)</w:t>
       </w:r>
+      <w:bookmarkEnd w:id="39"/>
       <w:bookmarkEnd w:id="40"/>
-      <w:bookmarkEnd w:id="41"/>
     </w:p>
     <w:p>
       <w:r>
@@ -8314,7 +10354,15 @@
     </w:p>
     <w:p>
       <w:r>
-        <w:t xml:space="preserve">A rendelésekhez kell a </w:t>
+        <w:t xml:space="preserve">A rendelésekhez kell </w:t>
+      </w:r>
+      <w:proofErr w:type="gramStart"/>
+      <w:r>
+        <w:t>a</w:t>
+      </w:r>
+      <w:proofErr w:type="gramEnd"/>
+      <w:r>
+        <w:t xml:space="preserve"> </w:t>
       </w:r>
       <w:proofErr w:type="spellStart"/>
       <w:r>
@@ -8343,7 +10391,15 @@
     </w:p>
     <w:p>
       <w:r>
-        <w:t>Eltárolja a rendelés dátumát (</w:t>
+        <w:t xml:space="preserve">Eltárolja a rendelés </w:t>
+      </w:r>
+      <w:proofErr w:type="gramStart"/>
+      <w:r>
+        <w:t>dátumát</w:t>
+      </w:r>
+      <w:proofErr w:type="gramEnd"/>
+      <w:r>
+        <w:t xml:space="preserve"> (</w:t>
       </w:r>
       <w:proofErr w:type="spellStart"/>
       <w:r>
@@ -8374,12 +10430,28 @@
         <w:t xml:space="preserve"> </w:t>
       </w:r>
       <w:r>
-        <w:t>résznél van letárolva, hogy „A” vagy „B” főételből kér a felhasználó.</w:t>
-      </w:r>
-    </w:p>
-    <w:p>
-      <w:r>
-        <w:t>A rendelésnek is van egy státusza (</w:t>
+        <w:t>résznél van letárolva, hogy „</w:t>
+      </w:r>
+      <w:proofErr w:type="gramStart"/>
+      <w:r>
+        <w:t>A</w:t>
+      </w:r>
+      <w:proofErr w:type="gramEnd"/>
+      <w:r>
+        <w:t>” vagy „B” főételből kér a felhasználó.</w:t>
+      </w:r>
+    </w:p>
+    <w:p>
+      <w:r>
+        <w:t xml:space="preserve">A rendelésnek is van egy </w:t>
+      </w:r>
+      <w:proofErr w:type="gramStart"/>
+      <w:r>
+        <w:t>státusza</w:t>
+      </w:r>
+      <w:proofErr w:type="gramEnd"/>
+      <w:r>
+        <w:t xml:space="preserve"> (</w:t>
       </w:r>
       <w:proofErr w:type="spellStart"/>
       <w:r>
@@ -8475,8 +10547,8 @@
       <w:pPr>
         <w:pStyle w:val="Cmsor4"/>
       </w:pPr>
-      <w:bookmarkStart w:id="42" w:name="_Toc213329358"/>
-      <w:bookmarkStart w:id="43" w:name="_Toc227748693"/>
+      <w:bookmarkStart w:id="41" w:name="_Toc213329358"/>
+      <w:bookmarkStart w:id="42" w:name="_Toc227748693"/>
       <w:r>
         <w:rPr>
           <w:noProof/>
@@ -8546,8 +10618,8 @@
       <w:r>
         <w:t xml:space="preserve"> tábla (Napi menük)</w:t>
       </w:r>
+      <w:bookmarkEnd w:id="41"/>
       <w:bookmarkEnd w:id="42"/>
-      <w:bookmarkEnd w:id="43"/>
     </w:p>
     <w:p>
       <w:r>
@@ -8575,7 +10647,15 @@
       </w:r>
       <w:proofErr w:type="spellEnd"/>
       <w:r>
-        <w:t>) és a két főétel opció (</w:t>
+        <w:t xml:space="preserve">) és a két </w:t>
+      </w:r>
+      <w:proofErr w:type="spellStart"/>
+      <w:r>
+        <w:t>főétel</w:t>
+      </w:r>
+      <w:proofErr w:type="spellEnd"/>
+      <w:r>
+        <w:t xml:space="preserve"> opció (</w:t>
       </w:r>
       <w:proofErr w:type="spellStart"/>
       <w:r>
@@ -8606,7 +10686,15 @@
         <w:t>)</w:t>
       </w:r>
       <w:r>
-        <w:t>, plusz ha van valami egyéb (</w:t>
+        <w:t xml:space="preserve">, </w:t>
+      </w:r>
+      <w:proofErr w:type="gramStart"/>
+      <w:r>
+        <w:t>plusz</w:t>
+      </w:r>
+      <w:proofErr w:type="gramEnd"/>
+      <w:r>
+        <w:t xml:space="preserve"> ha van valami egyéb (</w:t>
       </w:r>
       <w:proofErr w:type="spellStart"/>
       <w:r>
@@ -8647,8 +10735,8 @@
       <w:pPr>
         <w:pStyle w:val="Cmsor4"/>
       </w:pPr>
-      <w:bookmarkStart w:id="44" w:name="_Toc213329359"/>
-      <w:bookmarkStart w:id="45" w:name="_Toc227748694"/>
+      <w:bookmarkStart w:id="43" w:name="_Toc213329359"/>
+      <w:bookmarkStart w:id="44" w:name="_Toc227748694"/>
       <w:r>
         <w:rPr>
           <w:noProof/>
@@ -8721,8 +10809,8 @@
       <w:r>
         <w:t xml:space="preserve"> tábla (Ételek)</w:t>
       </w:r>
+      <w:bookmarkEnd w:id="43"/>
       <w:bookmarkEnd w:id="44"/>
-      <w:bookmarkEnd w:id="45"/>
     </w:p>
     <w:p>
       <w:r>
@@ -8758,8 +10846,13 @@
         <w:t xml:space="preserve">) </w:t>
       </w:r>
       <w:r>
-        <w:t>és kategóriáját</w:t>
-      </w:r>
+        <w:t xml:space="preserve">és </w:t>
+      </w:r>
+      <w:proofErr w:type="gramStart"/>
+      <w:r>
+        <w:t>kategóriáját</w:t>
+      </w:r>
+      <w:proofErr w:type="gramEnd"/>
       <w:r>
         <w:t xml:space="preserve"> (</w:t>
       </w:r>
@@ -8811,9 +10904,12 @@
         </w:rPr>
         <w:t>description</w:t>
       </w:r>
+      <w:r>
+        <w:t>-nél</w:t>
+      </w:r>
       <w:proofErr w:type="spellEnd"/>
       <w:r>
-        <w:t>-nél lehet részletesebben leírni, hogy pontosan miből is áll az étel.</w:t>
+        <w:t xml:space="preserve"> lehet részletesebben leírni, hogy pontosan miből is áll az étel.</w:t>
       </w:r>
     </w:p>
     <w:p/>
@@ -8826,36 +10922,41 @@
       <w:pPr>
         <w:pStyle w:val="Cmsor3"/>
       </w:pPr>
-      <w:bookmarkStart w:id="46" w:name="_Toc213329360"/>
+      <w:bookmarkStart w:id="45" w:name="_Toc213329360"/>
       <w:r>
         <w:t xml:space="preserve"> </w:t>
       </w:r>
-      <w:bookmarkStart w:id="47" w:name="_Toc227748695"/>
-      <w:r>
-        <w:t>Allergén és táplálkozási információk</w:t>
-      </w:r>
+      <w:bookmarkStart w:id="46" w:name="_Toc227748695"/>
+      <w:r>
+        <w:t xml:space="preserve">Allergén és táplálkozási </w:t>
+      </w:r>
+      <w:proofErr w:type="gramStart"/>
+      <w:r>
+        <w:t>információk</w:t>
+      </w:r>
+      <w:bookmarkEnd w:id="45"/>
       <w:bookmarkEnd w:id="46"/>
+      <w:proofErr w:type="gramEnd"/>
+    </w:p>
+    <w:p>
+      <w:pPr>
+        <w:pStyle w:val="Cmsor4"/>
+      </w:pPr>
+      <w:bookmarkStart w:id="47" w:name="_Toc213329361"/>
+      <w:bookmarkStart w:id="48" w:name="_Toc227748696"/>
+      <w:proofErr w:type="spellStart"/>
+      <w:r>
+        <w:t>Ingredient</w:t>
+      </w:r>
+      <w:r>
+        <w:t>s</w:t>
+      </w:r>
+      <w:proofErr w:type="spellEnd"/>
+      <w:r>
+        <w:t xml:space="preserve"> tábla (Hozzávalók)</w:t>
+      </w:r>
       <w:bookmarkEnd w:id="47"/>
-    </w:p>
-    <w:p>
-      <w:pPr>
-        <w:pStyle w:val="Cmsor4"/>
-      </w:pPr>
-      <w:bookmarkStart w:id="48" w:name="_Toc213329361"/>
-      <w:bookmarkStart w:id="49" w:name="_Toc227748696"/>
-      <w:proofErr w:type="spellStart"/>
-      <w:r>
-        <w:t>Ingredient</w:t>
-      </w:r>
-      <w:r>
-        <w:t>s</w:t>
-      </w:r>
-      <w:proofErr w:type="spellEnd"/>
-      <w:r>
-        <w:t xml:space="preserve"> tábla (Hozzávalók)</w:t>
-      </w:r>
       <w:bookmarkEnd w:id="48"/>
-      <w:bookmarkEnd w:id="49"/>
     </w:p>
     <w:p>
       <w:r>
@@ -8965,7 +11066,15 @@
       </w:r>
       <w:proofErr w:type="spellEnd"/>
       <w:r>
-        <w:t xml:space="preserve">), ami megmutatja hogy hús, tejtermék, gabona, stb. </w:t>
+        <w:t xml:space="preserve">), ami </w:t>
+      </w:r>
+      <w:proofErr w:type="gramStart"/>
+      <w:r>
+        <w:t>megmutatja</w:t>
+      </w:r>
+      <w:proofErr w:type="gramEnd"/>
+      <w:r>
+        <w:t xml:space="preserve"> hogy hús, tejtermék, gabona, stb. </w:t>
       </w:r>
     </w:p>
     <w:p>
@@ -9157,8 +11266,8 @@
       <w:pPr>
         <w:pStyle w:val="Cmsor4"/>
       </w:pPr>
-      <w:bookmarkStart w:id="50" w:name="_Toc213329362"/>
-      <w:bookmarkStart w:id="51" w:name="_Toc227748697"/>
+      <w:bookmarkStart w:id="49" w:name="_Toc213329362"/>
+      <w:bookmarkStart w:id="50" w:name="_Toc227748697"/>
       <w:proofErr w:type="spellStart"/>
       <w:r>
         <w:lastRenderedPageBreak/>
@@ -9171,8 +11280,8 @@
       <w:r>
         <w:t xml:space="preserve"> tábla (Allergének)</w:t>
       </w:r>
+      <w:bookmarkEnd w:id="49"/>
       <w:bookmarkEnd w:id="50"/>
-      <w:bookmarkEnd w:id="51"/>
     </w:p>
     <w:p>
       <w:r>
@@ -9349,20 +11458,20 @@
       <w:pPr>
         <w:pStyle w:val="Cmsor3"/>
       </w:pPr>
-      <w:bookmarkStart w:id="52" w:name="_Toc213329363"/>
-      <w:bookmarkStart w:id="53" w:name="_Toc227748698"/>
+      <w:bookmarkStart w:id="51" w:name="_Toc213329363"/>
+      <w:bookmarkStart w:id="52" w:name="_Toc227748698"/>
       <w:r>
         <w:t>Kapcsolótáblák</w:t>
       </w:r>
+      <w:bookmarkEnd w:id="51"/>
       <w:bookmarkEnd w:id="52"/>
-      <w:bookmarkEnd w:id="53"/>
     </w:p>
     <w:p>
       <w:pPr>
         <w:pStyle w:val="Cmsor4"/>
       </w:pPr>
-      <w:bookmarkStart w:id="54" w:name="_Toc213329364"/>
-      <w:bookmarkStart w:id="55" w:name="_Toc227748699"/>
+      <w:bookmarkStart w:id="53" w:name="_Toc213329364"/>
+      <w:bookmarkStart w:id="54" w:name="_Toc227748699"/>
       <w:r>
         <w:rPr>
           <w:noProof/>
@@ -9451,8 +11560,8 @@
       <w:r>
         <w:t xml:space="preserve"> tábla</w:t>
       </w:r>
+      <w:bookmarkEnd w:id="53"/>
       <w:bookmarkEnd w:id="54"/>
-      <w:bookmarkEnd w:id="55"/>
     </w:p>
     <w:p>
       <w:r>
@@ -9490,8 +11599,8 @@
       <w:pPr>
         <w:pStyle w:val="Cmsor4"/>
       </w:pPr>
-      <w:bookmarkStart w:id="56" w:name="_Toc213329365"/>
-      <w:bookmarkStart w:id="57" w:name="_Toc227748700"/>
+      <w:bookmarkStart w:id="55" w:name="_Toc213329365"/>
+      <w:bookmarkStart w:id="56" w:name="_Toc227748700"/>
       <w:proofErr w:type="spellStart"/>
       <w:r>
         <w:t>Ingredient</w:t>
@@ -9509,8 +11618,8 @@
       <w:r>
         <w:t xml:space="preserve"> tábla</w:t>
       </w:r>
+      <w:bookmarkEnd w:id="55"/>
       <w:bookmarkEnd w:id="56"/>
-      <w:bookmarkEnd w:id="57"/>
     </w:p>
     <w:p>
       <w:r>
@@ -9579,7 +11688,15 @@
         <w:t xml:space="preserve">A </w:t>
       </w:r>
       <w:r>
-        <w:t>hozzávalók és allergének kapcsolatának nyilvántartása, hogy automatikusan lehessen észlelni az allergén veszélyeket.</w:t>
+        <w:t xml:space="preserve">hozzávalók és allergének kapcsolatának nyilvántartása, hogy </w:t>
+      </w:r>
+      <w:proofErr w:type="gramStart"/>
+      <w:r>
+        <w:t>automatikusan</w:t>
+      </w:r>
+      <w:proofErr w:type="gramEnd"/>
+      <w:r>
+        <w:t xml:space="preserve"> lehessen észlelni az allergén veszélyeket.</w:t>
       </w:r>
     </w:p>
     <w:p>
@@ -9587,8 +11704,8 @@
         <w:pStyle w:val="Cmsor4"/>
         <w:jc w:val="left"/>
       </w:pPr>
-      <w:bookmarkStart w:id="58" w:name="_Toc213329366"/>
-      <w:bookmarkStart w:id="59" w:name="_Toc227748701"/>
+      <w:bookmarkStart w:id="57" w:name="_Toc213329366"/>
+      <w:bookmarkStart w:id="58" w:name="_Toc227748701"/>
       <w:proofErr w:type="spellStart"/>
       <w:r>
         <w:t>UserHealthRestriction</w:t>
@@ -9633,8 +11750,8 @@
       <w:r>
         <w:t>)</w:t>
       </w:r>
+      <w:bookmarkEnd w:id="57"/>
       <w:bookmarkEnd w:id="58"/>
-      <w:bookmarkEnd w:id="59"/>
     </w:p>
     <w:p>
       <w:r>
@@ -9706,7 +11823,15 @@
         </w:drawing>
       </w:r>
       <w:r>
-        <w:t xml:space="preserve"> felhasználók </w:t>
+        <w:t xml:space="preserve"> </w:t>
+      </w:r>
+      <w:proofErr w:type="gramStart"/>
+      <w:r>
+        <w:t>felhasználók</w:t>
+      </w:r>
+      <w:proofErr w:type="gramEnd"/>
+      <w:r>
+        <w:t xml:space="preserve"> </w:t>
       </w:r>
       <w:r>
         <w:t>étkezési</w:t>
@@ -9751,25 +11876,25 @@
       <w:r>
         <w:t xml:space="preserve"> lehet a felhasználóhoz kötni, hogy pontosan mire allergiás.</w:t>
       </w:r>
-      <w:bookmarkStart w:id="60" w:name="_Toc213329367"/>
+      <w:bookmarkStart w:id="59" w:name="_Toc213329367"/>
     </w:p>
     <w:p>
       <w:pPr>
         <w:pStyle w:val="Cmsor3"/>
       </w:pPr>
-      <w:bookmarkStart w:id="61" w:name="_Toc227748702"/>
+      <w:bookmarkStart w:id="60" w:name="_Toc227748702"/>
       <w:r>
         <w:t>Pénzügyi táblák</w:t>
       </w:r>
+      <w:bookmarkEnd w:id="59"/>
       <w:bookmarkEnd w:id="60"/>
-      <w:bookmarkEnd w:id="61"/>
     </w:p>
     <w:p>
       <w:pPr>
         <w:pStyle w:val="Cmsor4"/>
       </w:pPr>
-      <w:bookmarkStart w:id="62" w:name="_Toc213329368"/>
-      <w:bookmarkStart w:id="63" w:name="_Toc227748703"/>
+      <w:bookmarkStart w:id="61" w:name="_Toc213329368"/>
+      <w:bookmarkStart w:id="62" w:name="_Toc227748703"/>
       <w:r>
         <w:rPr>
           <w:noProof/>
@@ -9850,8 +11975,8 @@
       <w:r>
         <w:t xml:space="preserve"> tábla (Számlák)</w:t>
       </w:r>
+      <w:bookmarkEnd w:id="61"/>
       <w:bookmarkEnd w:id="62"/>
-      <w:bookmarkEnd w:id="63"/>
     </w:p>
     <w:p>
       <w:r>
@@ -9889,13 +12014,26 @@
       </w:r>
       <w:proofErr w:type="spellEnd"/>
       <w:r>
-        <w:t xml:space="preserve">) automatikusan generálja. Emellett fontos </w:t>
+        <w:t xml:space="preserve">) </w:t>
+      </w:r>
+      <w:proofErr w:type="gramStart"/>
+      <w:r>
+        <w:t>automatikusan</w:t>
+      </w:r>
+      <w:proofErr w:type="gramEnd"/>
+      <w:r>
+        <w:t xml:space="preserve"> generálja. Emellett fontos </w:t>
       </w:r>
       <w:proofErr w:type="spellStart"/>
       <w:r>
-        <w:t>tudni,hogy</w:t>
+        <w:t>tudni</w:t>
+      </w:r>
+      <w:proofErr w:type="gramStart"/>
+      <w:r>
+        <w:t>,hogy</w:t>
       </w:r>
       <w:proofErr w:type="spellEnd"/>
+      <w:proofErr w:type="gramEnd"/>
       <w:r>
         <w:t>:</w:t>
       </w:r>
@@ -9965,7 +12103,15 @@
         <w:pStyle w:val="Nincstrkz"/>
       </w:pPr>
       <w:r>
-        <w:t>kiadás dátuma (</w:t>
+        <w:t xml:space="preserve">kiadás </w:t>
+      </w:r>
+      <w:proofErr w:type="gramStart"/>
+      <w:r>
+        <w:t>dátuma</w:t>
+      </w:r>
+      <w:proofErr w:type="gramEnd"/>
+      <w:r>
+        <w:t xml:space="preserve"> (</w:t>
       </w:r>
       <w:proofErr w:type="spellStart"/>
       <w:r>
@@ -10027,8 +12173,13 @@
       <w:r>
         <w:t xml:space="preserve">számla </w:t>
       </w:r>
-      <w:r>
-        <w:t>státusza (</w:t>
+      <w:proofErr w:type="gramStart"/>
+      <w:r>
+        <w:t>státusza</w:t>
+      </w:r>
+      <w:proofErr w:type="gramEnd"/>
+      <w:r>
+        <w:t xml:space="preserve"> (</w:t>
       </w:r>
       <w:proofErr w:type="spellStart"/>
       <w:r>
@@ -10084,8 +12235,8 @@
       <w:pPr>
         <w:pStyle w:val="Cmsor4"/>
       </w:pPr>
-      <w:bookmarkStart w:id="64" w:name="_Toc213329369"/>
-      <w:bookmarkStart w:id="65" w:name="_Toc227748704"/>
+      <w:bookmarkStart w:id="63" w:name="_Toc213329369"/>
+      <w:bookmarkStart w:id="64" w:name="_Toc227748704"/>
       <w:proofErr w:type="spellStart"/>
       <w:r>
         <w:t>Price</w:t>
@@ -10097,8 +12248,8 @@
       <w:r>
         <w:t xml:space="preserve"> tábla (Árak)</w:t>
       </w:r>
+      <w:bookmarkEnd w:id="63"/>
       <w:bookmarkEnd w:id="64"/>
-      <w:bookmarkEnd w:id="65"/>
     </w:p>
     <w:p>
       <w:r>
@@ -10170,7 +12321,15 @@
         </w:drawing>
       </w:r>
       <w:r>
-        <w:t>A különböző felhasználói csoportok és kedvezményes kategóriák árainak időbeli nyomon követé</w:t>
+        <w:t xml:space="preserve">A különböző felhasználói csoportok és kedvezményes </w:t>
+      </w:r>
+      <w:proofErr w:type="gramStart"/>
+      <w:r>
+        <w:t>kategóriák</w:t>
+      </w:r>
+      <w:proofErr w:type="gramEnd"/>
+      <w:r>
+        <w:t xml:space="preserve"> árainak időbeli nyomon követé</w:t>
       </w:r>
       <w:r>
         <w:t>sére szolgál.</w:t>
@@ -10178,7 +12337,15 @@
     </w:p>
     <w:p>
       <w:r>
-        <w:t xml:space="preserve">Figyelembe kell venni, hogy a diákok és a felnőttek két külön árkategóriában rendelhetnek. Ez a </w:t>
+        <w:t xml:space="preserve">Figyelembe kell venni, hogy a diákok és a felnőttek két külön árkategóriában rendelhetnek. Ez </w:t>
+      </w:r>
+      <w:proofErr w:type="gramStart"/>
+      <w:r>
+        <w:t>a</w:t>
+      </w:r>
+      <w:proofErr w:type="gramEnd"/>
+      <w:r>
+        <w:t xml:space="preserve"> </w:t>
       </w:r>
       <w:proofErr w:type="spellStart"/>
       <w:r>
@@ -10299,7 +12466,15 @@
       </w:r>
       <w:proofErr w:type="spellEnd"/>
       <w:r>
-        <w:t>) érvényesek. Az utóbbi lehet definiálatlan érték, hisz nem minden esetben lehet előre tudni.</w:t>
+        <w:t xml:space="preserve">) érvényesek. Az utóbbi lehet </w:t>
+      </w:r>
+      <w:proofErr w:type="gramStart"/>
+      <w:r>
+        <w:t>definiálatlan</w:t>
+      </w:r>
+      <w:proofErr w:type="gramEnd"/>
+      <w:r>
+        <w:t xml:space="preserve"> érték, hisz nem minden esetben lehet előre tudni.</w:t>
       </w:r>
     </w:p>
     <w:p>
@@ -10316,60 +12491,42 @@
       <w:pPr>
         <w:pStyle w:val="Cmsor3"/>
       </w:pPr>
-      <w:bookmarkStart w:id="66" w:name="_Toc213329370"/>
+      <w:bookmarkStart w:id="65" w:name="_Toc213329370"/>
       <w:r>
         <w:lastRenderedPageBreak/>
         <w:t xml:space="preserve"> </w:t>
       </w:r>
-      <w:bookmarkStart w:id="67" w:name="_Toc227748705"/>
+      <w:bookmarkStart w:id="66" w:name="_Toc227748705"/>
       <w:r>
         <w:t>Egyéb táblák</w:t>
       </w:r>
+      <w:bookmarkEnd w:id="65"/>
       <w:bookmarkEnd w:id="66"/>
-      <w:bookmarkEnd w:id="67"/>
     </w:p>
     <w:p>
       <w:pPr>
         <w:pStyle w:val="Cmsor4"/>
       </w:pPr>
-      <w:bookmarkStart w:id="68" w:name="_Toc213329371"/>
-      <w:bookmarkStart w:id="69" w:name="_Toc227748706"/>
-      <w:proofErr w:type="spellStart"/>
-      <w:r>
-        <w:t>Documents</w:t>
-      </w:r>
-      <w:proofErr w:type="spellEnd"/>
-      <w:r>
-        <w:t xml:space="preserve"> tábla (</w:t>
-      </w:r>
-      <w:r>
-        <w:t>Dokumentumok</w:t>
-      </w:r>
-      <w:r>
-        <w:t>)</w:t>
-      </w:r>
-      <w:bookmarkEnd w:id="68"/>
-      <w:bookmarkEnd w:id="69"/>
-    </w:p>
-    <w:p>
+      <w:bookmarkStart w:id="67" w:name="_Toc213329374"/>
+      <w:bookmarkStart w:id="68" w:name="_Toc227748707"/>
       <w:r>
         <w:rPr>
           <w:noProof/>
           <w:lang w:eastAsia="hu-HU"/>
         </w:rPr>
         <w:drawing>
-          <wp:anchor distT="0" distB="0" distL="114300" distR="114300" simplePos="0" relativeHeight="251703296" behindDoc="0" locked="0" layoutInCell="1" allowOverlap="1" wp14:anchorId="3F5E7E05" wp14:editId="7B58207E">
+          <wp:anchor distT="0" distB="0" distL="114300" distR="114300" simplePos="0" relativeHeight="251704320" behindDoc="0" locked="0" layoutInCell="1" allowOverlap="1" wp14:anchorId="19F87E5B" wp14:editId="7C7F0F13">
             <wp:simplePos x="0" y="0"/>
             <wp:positionH relativeFrom="margin">
               <wp:align>right</wp:align>
             </wp:positionH>
             <wp:positionV relativeFrom="paragraph">
-              <wp:posOffset>618490</wp:posOffset>
+              <wp:posOffset>34925</wp:posOffset>
             </wp:positionV>
-            <wp:extent cx="1733550" cy="2547620"/>
-            <wp:effectExtent l="0" t="0" r="0" b="5080"/>
-            <wp:wrapTopAndBottom/>
-            <wp:docPr id="34" name="Kép 34"/>
+            <wp:extent cx="1861185" cy="790575"/>
+            <wp:effectExtent l="0" t="0" r="5715" b="9525"/>
+            <wp:wrapSquare wrapText="bothSides"/>
+            <wp:docPr id="35" name="Kép 35"/>
             <wp:cNvGraphicFramePr>
               <a:graphicFrameLocks xmlns:a="http://schemas.openxmlformats.org/drawingml/2006/main" noChangeAspect="1"/>
             </wp:cNvGraphicFramePr>
@@ -10377,7 +12534,7 @@
               <a:graphicData uri="http://schemas.openxmlformats.org/drawingml/2006/picture">
                 <pic:pic xmlns:pic="http://schemas.openxmlformats.org/drawingml/2006/picture">
                   <pic:nvPicPr>
-                    <pic:cNvPr id="0" name="Picture 7"/>
+                    <pic:cNvPr id="0" name="Picture 8"/>
                     <pic:cNvPicPr>
                       <a:picLocks noChangeAspect="1" noChangeArrowheads="1"/>
                     </pic:cNvPicPr>
@@ -10398,7 +12555,7 @@
                   <pic:spPr bwMode="auto">
                     <a:xfrm>
                       <a:off x="0" y="0"/>
-                      <a:ext cx="1733550" cy="2547620"/>
+                      <a:ext cx="1861185" cy="790575"/>
                     </a:xfrm>
                     <a:prstGeom prst="rect">
                       <a:avLst/>
@@ -10411,40 +12568,15 @@
                 </pic:pic>
               </a:graphicData>
             </a:graphic>
+            <wp14:sizeRelH relativeFrom="margin">
+              <wp14:pctWidth>0</wp14:pctWidth>
+            </wp14:sizeRelH>
+            <wp14:sizeRelV relativeFrom="margin">
+              <wp14:pctHeight>0</wp14:pctHeight>
+            </wp14:sizeRelV>
           </wp:anchor>
         </w:drawing>
       </w:r>
-      <w:r>
-        <w:t>Itt tároljuk azokat a dokumentumokat, amelyek igazolják egyes felhasználók</w:t>
-      </w:r>
-      <w:r>
-        <w:t xml:space="preserve"> jogosultságát</w:t>
-      </w:r>
-      <w:r>
-        <w:t xml:space="preserve"> kedvezményes étkezés</w:t>
-      </w:r>
-      <w:r>
-        <w:t>re</w:t>
-      </w:r>
-      <w:r>
-        <w:t xml:space="preserve"> vagy cukormentes</w:t>
-      </w:r>
-      <w:r>
-        <w:t xml:space="preserve"> étkezésre</w:t>
-      </w:r>
-      <w:r>
-        <w:t>.</w:t>
-      </w:r>
-    </w:p>
-    <w:p>
-      <w:pPr>
-        <w:pStyle w:val="Cmsor4"/>
-      </w:pPr>
-      <w:bookmarkStart w:id="70" w:name="_Toc213329374"/>
-      <w:r>
-        <w:t xml:space="preserve"> </w:t>
-      </w:r>
-      <w:bookmarkStart w:id="71" w:name="_Toc227748707"/>
       <w:proofErr w:type="spellStart"/>
       <w:r>
         <w:t>Count</w:t>
@@ -10467,8 +12599,8 @@
       <w:r>
         <w:t xml:space="preserve"> táblák (Vármegyék és városok)</w:t>
       </w:r>
-      <w:bookmarkEnd w:id="70"/>
-      <w:bookmarkEnd w:id="71"/>
+      <w:bookmarkEnd w:id="67"/>
+      <w:bookmarkEnd w:id="68"/>
     </w:p>
     <w:p>
       <w:r>
@@ -10477,13 +12609,13 @@
           <w:lang w:eastAsia="hu-HU"/>
         </w:rPr>
         <w:drawing>
-          <wp:anchor distT="0" distB="0" distL="114300" distR="114300" simplePos="0" relativeHeight="251705344" behindDoc="0" locked="0" layoutInCell="1" allowOverlap="1" wp14:anchorId="4399A1DE" wp14:editId="047664F6">
+          <wp:anchor distT="0" distB="0" distL="114300" distR="114300" simplePos="0" relativeHeight="251705344" behindDoc="0" locked="0" layoutInCell="1" allowOverlap="1" wp14:anchorId="4399A1DE" wp14:editId="334DCB61">
             <wp:simplePos x="0" y="0"/>
             <wp:positionH relativeFrom="margin">
               <wp:align>right</wp:align>
             </wp:positionH>
             <wp:positionV relativeFrom="paragraph">
-              <wp:posOffset>859155</wp:posOffset>
+              <wp:posOffset>516255</wp:posOffset>
             </wp:positionV>
             <wp:extent cx="1862455" cy="1447800"/>
             <wp:effectExtent l="0" t="0" r="4445" b="0"/>
@@ -10540,74 +12672,6 @@
         </w:drawing>
       </w:r>
       <w:r>
-        <w:rPr>
-          <w:noProof/>
-          <w:lang w:eastAsia="hu-HU"/>
-        </w:rPr>
-        <w:drawing>
-          <wp:anchor distT="0" distB="0" distL="114300" distR="114300" simplePos="0" relativeHeight="251704320" behindDoc="0" locked="0" layoutInCell="1" allowOverlap="1" wp14:anchorId="19F87E5B" wp14:editId="53F9ABF3">
-            <wp:simplePos x="0" y="0"/>
-            <wp:positionH relativeFrom="margin">
-              <wp:align>right</wp:align>
-            </wp:positionH>
-            <wp:positionV relativeFrom="paragraph">
-              <wp:posOffset>11430</wp:posOffset>
-            </wp:positionV>
-            <wp:extent cx="1861185" cy="790575"/>
-            <wp:effectExtent l="0" t="0" r="5715" b="9525"/>
-            <wp:wrapSquare wrapText="bothSides"/>
-            <wp:docPr id="35" name="Kép 35"/>
-            <wp:cNvGraphicFramePr>
-              <a:graphicFrameLocks xmlns:a="http://schemas.openxmlformats.org/drawingml/2006/main" noChangeAspect="1"/>
-            </wp:cNvGraphicFramePr>
-            <a:graphic xmlns:a="http://schemas.openxmlformats.org/drawingml/2006/main">
-              <a:graphicData uri="http://schemas.openxmlformats.org/drawingml/2006/picture">
-                <pic:pic xmlns:pic="http://schemas.openxmlformats.org/drawingml/2006/picture">
-                  <pic:nvPicPr>
-                    <pic:cNvPr id="0" name="Picture 8"/>
-                    <pic:cNvPicPr>
-                      <a:picLocks noChangeAspect="1" noChangeArrowheads="1"/>
-                    </pic:cNvPicPr>
-                  </pic:nvPicPr>
-                  <pic:blipFill>
-                    <a:blip r:embed="rId25">
-                      <a:extLst>
-                        <a:ext uri="{28A0092B-C50C-407E-A947-70E740481C1C}">
-                          <a14:useLocalDpi xmlns:a14="http://schemas.microsoft.com/office/drawing/2010/main" val="0"/>
-                        </a:ext>
-                      </a:extLst>
-                    </a:blip>
-                    <a:srcRect/>
-                    <a:stretch>
-                      <a:fillRect/>
-                    </a:stretch>
-                  </pic:blipFill>
-                  <pic:spPr bwMode="auto">
-                    <a:xfrm>
-                      <a:off x="0" y="0"/>
-                      <a:ext cx="1861185" cy="790575"/>
-                    </a:xfrm>
-                    <a:prstGeom prst="rect">
-                      <a:avLst/>
-                    </a:prstGeom>
-                    <a:noFill/>
-                    <a:ln>
-                      <a:noFill/>
-                    </a:ln>
-                  </pic:spPr>
-                </pic:pic>
-              </a:graphicData>
-            </a:graphic>
-            <wp14:sizeRelH relativeFrom="margin">
-              <wp14:pctWidth>0</wp14:pctWidth>
-            </wp14:sizeRelH>
-            <wp14:sizeRelV relativeFrom="margin">
-              <wp14:pctHeight>0</wp14:pctHeight>
-            </wp14:sizeRelV>
-          </wp:anchor>
-        </w:drawing>
-      </w:r>
-      <w:r>
         <w:t>Címkezelés készítése</w:t>
       </w:r>
       <w:r>
@@ -10691,8 +12755,8 @@
       <w:pPr>
         <w:pStyle w:val="Cmsor4"/>
       </w:pPr>
-      <w:bookmarkStart w:id="72" w:name="_Toc213329375"/>
-      <w:bookmarkStart w:id="73" w:name="_Toc227748708"/>
+      <w:bookmarkStart w:id="69" w:name="_Toc213329375"/>
+      <w:bookmarkStart w:id="70" w:name="_Toc227748708"/>
       <w:proofErr w:type="spellStart"/>
       <w:r>
         <w:t>RfidCard</w:t>
@@ -10716,8 +12780,8 @@
       <w:r>
         <w:t>(RFID Kártyák)</w:t>
       </w:r>
-      <w:bookmarkEnd w:id="72"/>
-      <w:bookmarkEnd w:id="73"/>
+      <w:bookmarkEnd w:id="69"/>
+      <w:bookmarkEnd w:id="70"/>
     </w:p>
     <w:p>
       <w:r>
@@ -10756,7 +12820,7 @@
                     </pic:cNvPicPr>
                   </pic:nvPicPr>
                   <pic:blipFill>
-                    <a:blip r:embed="rId26">
+                    <a:blip r:embed="rId25">
                       <a:extLst>
                         <a:ext uri="{28A0092B-C50C-407E-A947-70E740481C1C}">
                           <a14:useLocalDpi xmlns:a14="http://schemas.microsoft.com/office/drawing/2010/main" val="0"/>
@@ -10826,7 +12890,15 @@
     </w:p>
     <w:p>
       <w:r>
-        <w:t xml:space="preserve">A kártya használatához aktívnak kell lennie, amit az </w:t>
+        <w:t xml:space="preserve">A kártya használatához </w:t>
+      </w:r>
+      <w:proofErr w:type="gramStart"/>
+      <w:r>
+        <w:t>aktívnak</w:t>
+      </w:r>
+      <w:proofErr w:type="gramEnd"/>
+      <w:r>
+        <w:t xml:space="preserve"> kell lennie, amit az </w:t>
       </w:r>
       <w:proofErr w:type="spellStart"/>
       <w:r>
@@ -10847,26 +12919,123 @@
       <w:r>
         <w:t>).</w:t>
       </w:r>
-    </w:p>
+      <w:bookmarkStart w:id="71" w:name="_Toc213329371"/>
+      <w:bookmarkStart w:id="72" w:name="_Toc227748706"/>
+    </w:p>
+    <w:p>
+      <w:pPr>
+        <w:pStyle w:val="Cmsor4"/>
+      </w:pPr>
+      <w:r>
+        <w:t xml:space="preserve"> </w:t>
+      </w:r>
+      <w:proofErr w:type="spellStart"/>
+      <w:r>
+        <w:t>Documents</w:t>
+      </w:r>
+      <w:proofErr w:type="spellEnd"/>
+      <w:r>
+        <w:t xml:space="preserve"> tábla (Dokumentumok)</w:t>
+      </w:r>
+      <w:bookmarkEnd w:id="71"/>
+      <w:bookmarkEnd w:id="72"/>
+    </w:p>
+    <w:p>
+      <w:r>
+        <w:rPr>
+          <w:noProof/>
+          <w:lang w:eastAsia="hu-HU"/>
+        </w:rPr>
+        <w:drawing>
+          <wp:anchor distT="0" distB="0" distL="114300" distR="114300" simplePos="0" relativeHeight="251711488" behindDoc="0" locked="0" layoutInCell="1" allowOverlap="1" wp14:anchorId="50CEB64B" wp14:editId="761B57BC">
+            <wp:simplePos x="0" y="0"/>
+            <wp:positionH relativeFrom="margin">
+              <wp:align>right</wp:align>
+            </wp:positionH>
+            <wp:positionV relativeFrom="paragraph">
+              <wp:posOffset>8890</wp:posOffset>
+            </wp:positionV>
+            <wp:extent cx="1733550" cy="2547620"/>
+            <wp:effectExtent l="0" t="0" r="0" b="5080"/>
+            <wp:wrapSquare wrapText="bothSides"/>
+            <wp:docPr id="34" name="Kép 34"/>
+            <wp:cNvGraphicFramePr>
+              <a:graphicFrameLocks xmlns:a="http://schemas.openxmlformats.org/drawingml/2006/main" noChangeAspect="1"/>
+            </wp:cNvGraphicFramePr>
+            <a:graphic xmlns:a="http://schemas.openxmlformats.org/drawingml/2006/main">
+              <a:graphicData uri="http://schemas.openxmlformats.org/drawingml/2006/picture">
+                <pic:pic xmlns:pic="http://schemas.openxmlformats.org/drawingml/2006/picture">
+                  <pic:nvPicPr>
+                    <pic:cNvPr id="0" name="Picture 7"/>
+                    <pic:cNvPicPr>
+                      <a:picLocks noChangeAspect="1" noChangeArrowheads="1"/>
+                    </pic:cNvPicPr>
+                  </pic:nvPicPr>
+                  <pic:blipFill>
+                    <a:blip r:embed="rId26">
+                      <a:extLst>
+                        <a:ext uri="{28A0092B-C50C-407E-A947-70E740481C1C}">
+                          <a14:useLocalDpi xmlns:a14="http://schemas.microsoft.com/office/drawing/2010/main" val="0"/>
+                        </a:ext>
+                      </a:extLst>
+                    </a:blip>
+                    <a:srcRect/>
+                    <a:stretch>
+                      <a:fillRect/>
+                    </a:stretch>
+                  </pic:blipFill>
+                  <pic:spPr bwMode="auto">
+                    <a:xfrm>
+                      <a:off x="0" y="0"/>
+                      <a:ext cx="1733550" cy="2547620"/>
+                    </a:xfrm>
+                    <a:prstGeom prst="rect">
+                      <a:avLst/>
+                    </a:prstGeom>
+                    <a:noFill/>
+                    <a:ln>
+                      <a:noFill/>
+                    </a:ln>
+                  </pic:spPr>
+                </pic:pic>
+              </a:graphicData>
+            </a:graphic>
+          </wp:anchor>
+        </w:drawing>
+      </w:r>
+      <w:r>
+        <w:t xml:space="preserve">Itt tároljuk azokat a </w:t>
+      </w:r>
+      <w:proofErr w:type="gramStart"/>
+      <w:r>
+        <w:t>dokumentumokat</w:t>
+      </w:r>
+      <w:proofErr w:type="gramEnd"/>
+      <w:r>
+        <w:t>, amelyek igazolják egyes felhasználók jogosultságát kedvezményes étkezésre vagy cukormentes étkezésre.</w:t>
+      </w:r>
+    </w:p>
+    <w:p/>
     <w:p>
       <w:pPr>
         <w:pStyle w:val="Cmsor2"/>
       </w:pPr>
-      <w:bookmarkStart w:id="74" w:name="_Toc227748709"/>
+      <w:bookmarkStart w:id="73" w:name="_Toc227748709"/>
       <w:r>
         <w:lastRenderedPageBreak/>
         <w:t>Algoritmusok</w:t>
       </w:r>
-      <w:bookmarkEnd w:id="74"/>
+      <w:bookmarkEnd w:id="73"/>
     </w:p>
     <w:p>
       <w:pPr>
         <w:pStyle w:val="Cmsor3"/>
       </w:pPr>
-      <w:bookmarkStart w:id="75" w:name="_Toc227748710"/>
+      <w:bookmarkStart w:id="74" w:name="_Toc227748710"/>
       <w:r>
         <w:rPr>
           <w:noProof/>
+          <w:lang w:eastAsia="hu-HU"/>
         </w:rPr>
         <w:drawing>
           <wp:anchor distT="0" distB="0" distL="114300" distR="114300" simplePos="0" relativeHeight="251683840" behindDoc="0" locked="0" layoutInCell="1" allowOverlap="1" wp14:anchorId="57CAC77D" wp14:editId="46979F48">
@@ -10934,17 +13103,18 @@
       <w:r>
         <w:t>Regisztráció</w:t>
       </w:r>
-      <w:bookmarkEnd w:id="75"/>
+      <w:bookmarkEnd w:id="74"/>
     </w:p>
     <w:p/>
     <w:p>
       <w:pPr>
         <w:pStyle w:val="Cmsor3"/>
       </w:pPr>
-      <w:bookmarkStart w:id="76" w:name="_Toc227748711"/>
+      <w:bookmarkStart w:id="75" w:name="_Toc227748711"/>
       <w:r>
         <w:rPr>
           <w:noProof/>
+          <w:lang w:eastAsia="hu-HU"/>
         </w:rPr>
         <w:drawing>
           <wp:anchor distT="0" distB="0" distL="114300" distR="114300" simplePos="0" relativeHeight="251689984" behindDoc="0" locked="0" layoutInCell="1" allowOverlap="1" wp14:anchorId="7F5512C8" wp14:editId="31DCFFCE">
@@ -11005,34 +13175,145 @@
       <w:r>
         <w:t>Bejelentkezés</w:t>
       </w:r>
+      <w:bookmarkEnd w:id="75"/>
+    </w:p>
+    <w:p>
+      <w:r>
+        <w:rPr>
+          <w:rFonts w:ascii="Arial" w:eastAsia="Arial" w:hAnsi="Arial" w:cs="Arial"/>
+          <w:color w:val="444444"/>
+          <w:sz w:val="22"/>
+        </w:rPr>
+        <w:t xml:space="preserve">A bejelentkezési folyamat a </w:t>
+      </w:r>
+      <w:proofErr w:type="spellStart"/>
+      <w:r>
+        <w:rPr>
+          <w:rFonts w:ascii="Arial" w:eastAsia="Arial" w:hAnsi="Arial" w:cs="Arial"/>
+          <w:color w:val="444444"/>
+          <w:sz w:val="22"/>
+        </w:rPr>
+        <w:t>Laravel</w:t>
+      </w:r>
+      <w:proofErr w:type="spellEnd"/>
+      <w:r>
+        <w:rPr>
+          <w:rFonts w:ascii="Arial" w:eastAsia="Arial" w:hAnsi="Arial" w:cs="Arial"/>
+          <w:color w:val="444444"/>
+          <w:sz w:val="22"/>
+        </w:rPr>
+        <w:t xml:space="preserve"> </w:t>
+      </w:r>
+      <w:proofErr w:type="spellStart"/>
+      <w:r>
+        <w:rPr>
+          <w:rFonts w:ascii="Arial" w:eastAsia="Arial" w:hAnsi="Arial" w:cs="Arial"/>
+          <w:color w:val="444444"/>
+          <w:sz w:val="22"/>
+        </w:rPr>
+        <w:t>Sanctum</w:t>
+      </w:r>
+      <w:proofErr w:type="spellEnd"/>
+      <w:r>
+        <w:rPr>
+          <w:rFonts w:ascii="Arial" w:eastAsia="Arial" w:hAnsi="Arial" w:cs="Arial"/>
+          <w:color w:val="444444"/>
+          <w:sz w:val="22"/>
+        </w:rPr>
+        <w:t xml:space="preserve"> </w:t>
+      </w:r>
+      <w:proofErr w:type="spellStart"/>
+      <w:r>
+        <w:rPr>
+          <w:rFonts w:ascii="Arial" w:eastAsia="Arial" w:hAnsi="Arial" w:cs="Arial"/>
+          <w:color w:val="444444"/>
+          <w:sz w:val="22"/>
+        </w:rPr>
+        <w:t>token</w:t>
+      </w:r>
+      <w:proofErr w:type="spellEnd"/>
+      <w:r>
+        <w:rPr>
+          <w:rFonts w:ascii="Arial" w:eastAsia="Arial" w:hAnsi="Arial" w:cs="Arial"/>
+          <w:color w:val="444444"/>
+          <w:sz w:val="22"/>
+        </w:rPr>
+        <w:t xml:space="preserve">-alapú </w:t>
+      </w:r>
+      <w:proofErr w:type="spellStart"/>
+      <w:r>
+        <w:rPr>
+          <w:rFonts w:ascii="Arial" w:eastAsia="Arial" w:hAnsi="Arial" w:cs="Arial"/>
+          <w:color w:val="444444"/>
+          <w:sz w:val="22"/>
+        </w:rPr>
+        <w:t>authentikációra</w:t>
+      </w:r>
+      <w:proofErr w:type="spellEnd"/>
+      <w:r>
+        <w:rPr>
+          <w:rFonts w:ascii="Arial" w:eastAsia="Arial" w:hAnsi="Arial" w:cs="Arial"/>
+          <w:color w:val="444444"/>
+          <w:sz w:val="22"/>
+        </w:rPr>
+        <w:t xml:space="preserve"> épül.</w:t>
+      </w:r>
+    </w:p>
+    <w:p>
+      <w:pPr>
+        <w:pStyle w:val="Cmsor3"/>
+      </w:pPr>
+      <w:bookmarkStart w:id="76" w:name="_Toc227748712"/>
+      <w:r>
+        <w:t>Rendelés lezárása (határidő)</w:t>
+      </w:r>
       <w:bookmarkEnd w:id="76"/>
     </w:p>
     <w:p>
-      <w:pPr>
-        <w:pStyle w:val="Cmsor3"/>
-      </w:pPr>
-      <w:bookmarkStart w:id="77" w:name="_Toc227748712"/>
-      <w:r>
+      <w:r>
+        <w:rPr>
+          <w:rFonts w:ascii="Arial" w:eastAsia="Arial" w:hAnsi="Arial" w:cs="Arial"/>
+          <w:color w:val="444444"/>
+          <w:sz w:val="22"/>
+        </w:rPr>
         <w:lastRenderedPageBreak/>
-        <w:t>Rendelés lezárása (határidő)</w:t>
-      </w:r>
-      <w:bookmarkEnd w:id="77"/>
+        <w:t xml:space="preserve">A rendelési határidő algoritmusa </w:t>
+      </w:r>
+      <w:proofErr w:type="gramStart"/>
+      <w:r>
+        <w:rPr>
+          <w:rFonts w:ascii="Arial" w:eastAsia="Arial" w:hAnsi="Arial" w:cs="Arial"/>
+          <w:color w:val="444444"/>
+          <w:sz w:val="22"/>
+        </w:rPr>
+        <w:t>automatikusan</w:t>
+      </w:r>
+      <w:proofErr w:type="gramEnd"/>
+      <w:r>
+        <w:rPr>
+          <w:rFonts w:ascii="Arial" w:eastAsia="Arial" w:hAnsi="Arial" w:cs="Arial"/>
+          <w:color w:val="444444"/>
+          <w:sz w:val="22"/>
+        </w:rPr>
+        <w:t xml:space="preserve"> kezeli a munkanapok és hétvégék figyelembevételét:</w:t>
+      </w:r>
     </w:p>
     <w:p>
       <w:r>
         <w:rPr>
           <w:noProof/>
+          <w:lang w:eastAsia="hu-HU"/>
         </w:rPr>
         <w:drawing>
-          <wp:anchor distT="0" distB="0" distL="114300" distR="114300" simplePos="0" relativeHeight="251687936" behindDoc="1" locked="0" layoutInCell="1" allowOverlap="1" wp14:anchorId="3F52B2B2" wp14:editId="6D34AABE">
+          <wp:anchor distT="0" distB="0" distL="114300" distR="114300" simplePos="0" relativeHeight="251687936" behindDoc="1" locked="0" layoutInCell="1" allowOverlap="1" wp14:anchorId="3F52B2B2" wp14:editId="5E6E7F63">
             <wp:simplePos x="0" y="0"/>
             <wp:positionH relativeFrom="margin">
-              <wp:align>center</wp:align>
+              <wp:posOffset>1529080</wp:posOffset>
             </wp:positionH>
             <wp:positionV relativeFrom="paragraph">
-              <wp:posOffset>386080</wp:posOffset>
+              <wp:posOffset>420370</wp:posOffset>
             </wp:positionV>
-            <wp:extent cx="2705100" cy="8275955"/>
+            <wp:extent cx="2555240" cy="7818755"/>
             <wp:effectExtent l="0" t="0" r="0" b="0"/>
             <wp:wrapTopAndBottom/>
             <wp:docPr id="12" name="Kép 12"/>
@@ -11061,7 +13342,7 @@
                   <pic:spPr>
                     <a:xfrm>
                       <a:off x="0" y="0"/>
-                      <a:ext cx="2705100" cy="8275955"/>
+                      <a:ext cx="2555240" cy="7818755"/>
                     </a:xfrm>
                     <a:prstGeom prst="rect">
                       <a:avLst/>
@@ -11084,23 +13365,74 @@
       <w:pPr>
         <w:pStyle w:val="Cmsor3"/>
       </w:pPr>
-      <w:bookmarkStart w:id="78" w:name="_Toc227748713"/>
-      <w:r>
-        <w:rPr>
+      <w:bookmarkStart w:id="77" w:name="_Toc227748713"/>
+      <w:r>
+        <w:t>Számlázás</w:t>
+      </w:r>
+      <w:bookmarkEnd w:id="77"/>
+    </w:p>
+    <w:p>
+      <w:pPr>
+        <w:rPr>
+          <w:rFonts w:cs="Times New Roman"/>
+          <w:szCs w:val="28"/>
+        </w:rPr>
+      </w:pPr>
+      <w:r>
+        <w:rPr>
+          <w:rFonts w:eastAsia="Arial" w:cs="Times New Roman"/>
+          <w:color w:val="000000" w:themeColor="text1"/>
+          <w:szCs w:val="28"/>
+        </w:rPr>
+        <w:lastRenderedPageBreak/>
+        <w:t xml:space="preserve">A számlák generálása </w:t>
+      </w:r>
+      <w:proofErr w:type="gramStart"/>
+      <w:r>
+        <w:rPr>
+          <w:rFonts w:eastAsia="Arial" w:cs="Times New Roman"/>
+          <w:color w:val="000000" w:themeColor="text1"/>
+          <w:szCs w:val="28"/>
+        </w:rPr>
+        <w:t>manuálisan</w:t>
+      </w:r>
+      <w:proofErr w:type="gramEnd"/>
+      <w:r>
+        <w:rPr>
+          <w:rFonts w:eastAsia="Arial" w:cs="Times New Roman"/>
+          <w:color w:val="000000" w:themeColor="text1"/>
+          <w:szCs w:val="28"/>
+        </w:rPr>
+        <w:t>, az adminisztrátor által indított folyamatként zajlik havi rendszerességgel</w:t>
+      </w:r>
+      <w:r>
+        <w:rPr>
+          <w:rFonts w:cs="Times New Roman"/>
           <w:noProof/>
-        </w:rPr>
-        <w:lastRenderedPageBreak/>
+          <w:color w:val="000000" w:themeColor="text1"/>
+          <w:szCs w:val="28"/>
+          <w:lang w:eastAsia="hu-HU"/>
+        </w:rPr>
+        <w:t xml:space="preserve"> </w:t>
+      </w:r>
+      <w:r>
+        <w:rPr>
+          <w:rFonts w:cs="Times New Roman"/>
+          <w:noProof/>
+          <w:szCs w:val="28"/>
+          <w:lang w:eastAsia="hu-HU"/>
+        </w:rPr>
         <w:drawing>
-          <wp:anchor distT="0" distB="0" distL="114300" distR="114300" simplePos="0" relativeHeight="251688960" behindDoc="0" locked="0" layoutInCell="1" allowOverlap="1" wp14:anchorId="6CE29E24" wp14:editId="3819B31F">
+          <wp:anchor distT="0" distB="0" distL="114300" distR="114300" simplePos="0" relativeHeight="251688960" behindDoc="0" locked="0" layoutInCell="1" allowOverlap="1" wp14:anchorId="6CE29E24" wp14:editId="21F9008D">
             <wp:simplePos x="0" y="0"/>
             <wp:positionH relativeFrom="margin">
-              <wp:align>center</wp:align>
+              <wp:posOffset>1348105</wp:posOffset>
             </wp:positionH>
             <wp:positionV relativeFrom="paragraph">
-              <wp:posOffset>309880</wp:posOffset>
+              <wp:posOffset>621665</wp:posOffset>
             </wp:positionV>
-            <wp:extent cx="3067050" cy="8578850"/>
-            <wp:effectExtent l="0" t="0" r="0" b="0"/>
+            <wp:extent cx="2954655" cy="8264525"/>
+            <wp:effectExtent l="0" t="0" r="0" b="3175"/>
             <wp:wrapTopAndBottom/>
             <wp:docPr id="21" name="Kép 21"/>
             <wp:cNvGraphicFramePr>
@@ -11127,7 +13459,7 @@
                   <pic:spPr bwMode="auto">
                     <a:xfrm>
                       <a:off x="0" y="0"/>
-                      <a:ext cx="3067050" cy="8578850"/>
+                      <a:ext cx="2954655" cy="8264525"/>
                     </a:xfrm>
                     <a:prstGeom prst="rect">
                       <a:avLst/>
@@ -11153,29 +13485,25 @@
           </wp:anchor>
         </w:drawing>
       </w:r>
-      <w:r>
-        <w:t>Számlázás</w:t>
-      </w:r>
-      <w:bookmarkEnd w:id="78"/>
     </w:p>
     <w:p>
       <w:pPr>
         <w:pStyle w:val="Cmsor2"/>
       </w:pPr>
-      <w:bookmarkStart w:id="79" w:name="_Toc210651566"/>
+      <w:bookmarkStart w:id="78" w:name="_Toc210651566"/>
       <w:r>
         <w:lastRenderedPageBreak/>
         <w:t xml:space="preserve"> </w:t>
       </w:r>
-      <w:bookmarkStart w:id="80" w:name="_Toc227748714"/>
+      <w:bookmarkStart w:id="79" w:name="_Toc227748714"/>
       <w:r>
         <w:t xml:space="preserve">Jövőbeli fejlesztési </w:t>
       </w:r>
       <w:r>
         <w:t>lehetőségek</w:t>
       </w:r>
+      <w:bookmarkEnd w:id="78"/>
       <w:bookmarkEnd w:id="79"/>
-      <w:bookmarkEnd w:id="80"/>
     </w:p>
     <w:p>
       <w:r>
@@ -11206,6 +13534,14 @@
         <w:pStyle w:val="Nincstrkz"/>
       </w:pPr>
       <w:r>
+        <w:t>Online fizetés</w:t>
+      </w:r>
+    </w:p>
+    <w:p>
+      <w:pPr>
+        <w:pStyle w:val="Nincstrkz"/>
+      </w:pPr>
+      <w:r>
         <w:t>Több iskolára bontható rendszer</w:t>
       </w:r>
     </w:p>
@@ -11224,9 +13560,11 @@
       <w:r>
         <w:t xml:space="preserve">Statisztikák az </w:t>
       </w:r>
+      <w:proofErr w:type="gramStart"/>
       <w:r>
         <w:t>adminisztrátornak</w:t>
       </w:r>
+      <w:proofErr w:type="gramEnd"/>
       <w:r>
         <w:t>, konyhának</w:t>
       </w:r>
@@ -11243,59 +13581,575 @@
       <w:pPr>
         <w:pStyle w:val="Cmsor1"/>
       </w:pPr>
-      <w:bookmarkStart w:id="81" w:name="_Toc227748715"/>
+      <w:bookmarkStart w:id="80" w:name="_Toc227748715"/>
       <w:r>
         <w:lastRenderedPageBreak/>
         <w:t>Tesztelési dokumentáció</w:t>
       </w:r>
-      <w:bookmarkEnd w:id="81"/>
-    </w:p>
-    <w:p>
-      <w:r>
-        <w:t>fekete doboz, fehér doboz módszer említése</w:t>
+      <w:bookmarkEnd w:id="80"/>
+    </w:p>
+    <w:p>
+      <w:r>
+        <w:t>A tesztelés során fekete doboz (</w:t>
+      </w:r>
+      <w:proofErr w:type="spellStart"/>
+      <w:r>
+        <w:t>black-box</w:t>
+      </w:r>
+      <w:proofErr w:type="spellEnd"/>
+      <w:r>
+        <w:t>) és fehér doboz (</w:t>
+      </w:r>
+      <w:proofErr w:type="spellStart"/>
+      <w:r>
+        <w:t>white-box</w:t>
+      </w:r>
+      <w:proofErr w:type="spellEnd"/>
+      <w:r>
+        <w:t>) módszereket egyaránt alkalmaztunk. A fekete doboz módszernél a tesztelő nem ismeri a belső kódstruktúrát, csak a be- és kimeneteket vizsgálja. A fehér doboz módszernél a kód belső logikája alapján készülnek a tesztesetek.</w:t>
+      </w:r>
+    </w:p>
+    <w:p>
+      <w:r>
+        <w:t xml:space="preserve">Az oldalt </w:t>
+      </w:r>
+      <w:r>
+        <w:t>gyakran</w:t>
+      </w:r>
+      <w:r>
+        <w:t xml:space="preserve"> használt böngészőkben teszteltük, </w:t>
+      </w:r>
+      <w:r>
+        <w:t>köztük</w:t>
+      </w:r>
+      <w:r>
+        <w:t xml:space="preserve"> a Google Chrome</w:t>
+      </w:r>
+      <w:r>
+        <w:t xml:space="preserve"> és a</w:t>
+      </w:r>
+      <w:r>
+        <w:t xml:space="preserve"> Microsoft Edge. </w:t>
+      </w:r>
+      <w:r>
+        <w:t xml:space="preserve">A </w:t>
+      </w:r>
+      <w:proofErr w:type="gramStart"/>
+      <w:r>
+        <w:t>funkció</w:t>
+      </w:r>
+      <w:r>
+        <w:t>k</w:t>
+      </w:r>
+      <w:proofErr w:type="gramEnd"/>
+      <w:r>
+        <w:t xml:space="preserve"> zavartalanul működ</w:t>
+      </w:r>
+      <w:r>
+        <w:t>tek</w:t>
+      </w:r>
+      <w:r>
+        <w:t xml:space="preserve"> ezekben a böngészőkben. </w:t>
       </w:r>
     </w:p>
     <w:p/>
-    <w:p>
-      <w:r>
-        <w:t xml:space="preserve">Az oldalt </w:t>
-      </w:r>
-      <w:r>
-        <w:t>gyakran</w:t>
-      </w:r>
-      <w:r>
-        <w:t xml:space="preserve"> használt böngészőkben teszteltük, </w:t>
-      </w:r>
-      <w:r>
-        <w:t>köztük</w:t>
-      </w:r>
-      <w:r>
-        <w:t xml:space="preserve"> a Google Chrome</w:t>
-      </w:r>
-      <w:r>
-        <w:t xml:space="preserve"> és a</w:t>
-      </w:r>
-      <w:r>
-        <w:t xml:space="preserve"> Microsoft Edge. </w:t>
-      </w:r>
-      <w:r>
-        <w:t xml:space="preserve">A </w:t>
-      </w:r>
-      <w:r>
-        <w:t>funkció</w:t>
-      </w:r>
-      <w:r>
-        <w:t>k</w:t>
-      </w:r>
-      <w:r>
-        <w:t xml:space="preserve"> zavartalanul működ</w:t>
-      </w:r>
-      <w:r>
-        <w:t>tek</w:t>
-      </w:r>
-      <w:r>
-        <w:t xml:space="preserve"> ezekben a böngészőkben. </w:t>
-      </w:r>
+    <w:tbl>
+      <w:tblPr>
+        <w:tblW w:w="9000" w:type="dxa"/>
+        <w:tblBorders>
+          <w:top w:val="single" w:sz="4" w:space="0" w:color="auto"/>
+          <w:left w:val="single" w:sz="4" w:space="0" w:color="auto"/>
+          <w:bottom w:val="single" w:sz="4" w:space="0" w:color="auto"/>
+          <w:right w:val="single" w:sz="4" w:space="0" w:color="auto"/>
+          <w:insideH w:val="single" w:sz="4" w:space="0" w:color="auto"/>
+          <w:insideV w:val="single" w:sz="4" w:space="0" w:color="auto"/>
+        </w:tblBorders>
+        <w:tblCellMar>
+          <w:left w:w="10" w:type="dxa"/>
+          <w:right w:w="10" w:type="dxa"/>
+        </w:tblCellMar>
+        <w:tblLook w:val="04A0" w:firstRow="1" w:lastRow="0" w:firstColumn="1" w:lastColumn="0" w:noHBand="0" w:noVBand="1"/>
+      </w:tblPr>
+      <w:tblGrid>
+        <w:gridCol w:w="2750"/>
+        <w:gridCol w:w="3500"/>
+        <w:gridCol w:w="2750"/>
+      </w:tblGrid>
+      <w:tr>
+        <w:tblPrEx>
+          <w:tblCellMar>
+            <w:top w:w="0" w:type="dxa"/>
+            <w:bottom w:w="0" w:type="dxa"/>
+          </w:tblCellMar>
+        </w:tblPrEx>
+        <w:tc>
+          <w:tcPr>
+            <w:tcW w:w="2200" w:type="dxa"/>
+            <w:tcBorders>
+              <w:top w:val="single" w:sz="1" w:space="0" w:color="1F6AA5"/>
+              <w:left w:val="single" w:sz="1" w:space="0" w:color="1F6AA5"/>
+              <w:bottom w:val="single" w:sz="1" w:space="0" w:color="1F6AA5"/>
+              <w:right w:val="single" w:sz="1" w:space="0" w:color="1F6AA5"/>
+            </w:tcBorders>
+            <w:shd w:val="clear" w:color="auto" w:fill="1F6AA5"/>
+            <w:tcMar>
+              <w:top w:w="80" w:type="dxa"/>
+              <w:left w:w="120" w:type="dxa"/>
+              <w:bottom w:w="80" w:type="dxa"/>
+              <w:right w:w="120" w:type="dxa"/>
+            </w:tcMar>
+          </w:tcPr>
+          <w:p>
+            <w:pPr>
+              <w:ind w:left="0"/>
+              <w:jc w:val="center"/>
+            </w:pPr>
+            <w:r>
+              <w:rPr>
+                <w:rFonts w:ascii="Arial" w:eastAsia="Arial" w:hAnsi="Arial" w:cs="Arial"/>
+                <w:b/>
+                <w:bCs/>
+                <w:color w:val="FFFFFF"/>
+                <w:sz w:val="20"/>
+                <w:szCs w:val="20"/>
+              </w:rPr>
+              <w:t>Szerepkör</w:t>
+            </w:r>
+          </w:p>
+        </w:tc>
+        <w:tc>
+          <w:tcPr>
+            <w:tcW w:w="2800" w:type="dxa"/>
+            <w:tcBorders>
+              <w:top w:val="single" w:sz="1" w:space="0" w:color="1F6AA5"/>
+              <w:left w:val="single" w:sz="1" w:space="0" w:color="1F6AA5"/>
+              <w:bottom w:val="single" w:sz="1" w:space="0" w:color="1F6AA5"/>
+              <w:right w:val="single" w:sz="1" w:space="0" w:color="1F6AA5"/>
+            </w:tcBorders>
+            <w:shd w:val="clear" w:color="auto" w:fill="1F6AA5"/>
+            <w:tcMar>
+              <w:top w:w="80" w:type="dxa"/>
+              <w:left w:w="120" w:type="dxa"/>
+              <w:bottom w:w="80" w:type="dxa"/>
+              <w:right w:w="120" w:type="dxa"/>
+            </w:tcMar>
+          </w:tcPr>
+          <w:p>
+            <w:pPr>
+              <w:ind w:left="0"/>
+              <w:jc w:val="center"/>
+            </w:pPr>
+            <w:r>
+              <w:rPr>
+                <w:rFonts w:ascii="Arial" w:eastAsia="Arial" w:hAnsi="Arial" w:cs="Arial"/>
+                <w:b/>
+                <w:bCs/>
+                <w:color w:val="FFFFFF"/>
+                <w:sz w:val="20"/>
+                <w:szCs w:val="20"/>
+              </w:rPr>
+              <w:t>Email</w:t>
+            </w:r>
+          </w:p>
+        </w:tc>
+        <w:tc>
+          <w:tcPr>
+            <w:tcW w:w="2200" w:type="dxa"/>
+            <w:tcBorders>
+              <w:top w:val="single" w:sz="1" w:space="0" w:color="1F6AA5"/>
+              <w:left w:val="single" w:sz="1" w:space="0" w:color="1F6AA5"/>
+              <w:bottom w:val="single" w:sz="1" w:space="0" w:color="1F6AA5"/>
+              <w:right w:val="single" w:sz="1" w:space="0" w:color="1F6AA5"/>
+            </w:tcBorders>
+            <w:shd w:val="clear" w:color="auto" w:fill="1F6AA5"/>
+            <w:tcMar>
+              <w:top w:w="80" w:type="dxa"/>
+              <w:left w:w="120" w:type="dxa"/>
+              <w:bottom w:w="80" w:type="dxa"/>
+              <w:right w:w="120" w:type="dxa"/>
+            </w:tcMar>
+          </w:tcPr>
+          <w:p>
+            <w:pPr>
+              <w:ind w:left="0"/>
+              <w:jc w:val="center"/>
+            </w:pPr>
+            <w:r>
+              <w:rPr>
+                <w:rFonts w:ascii="Arial" w:eastAsia="Arial" w:hAnsi="Arial" w:cs="Arial"/>
+                <w:b/>
+                <w:bCs/>
+                <w:color w:val="FFFFFF"/>
+                <w:sz w:val="20"/>
+                <w:szCs w:val="20"/>
+              </w:rPr>
+              <w:t>Jelszó</w:t>
+            </w:r>
+          </w:p>
+        </w:tc>
+      </w:tr>
+      <w:tr>
+        <w:tblPrEx>
+          <w:tblCellMar>
+            <w:top w:w="0" w:type="dxa"/>
+            <w:bottom w:w="0" w:type="dxa"/>
+          </w:tblCellMar>
+        </w:tblPrEx>
+        <w:tc>
+          <w:tcPr>
+            <w:tcW w:w="2200" w:type="dxa"/>
+            <w:tcBorders>
+              <w:top w:val="single" w:sz="1" w:space="0" w:color="CCCCCC"/>
+              <w:left w:val="single" w:sz="1" w:space="0" w:color="CCCCCC"/>
+              <w:bottom w:val="single" w:sz="1" w:space="0" w:color="CCCCCC"/>
+              <w:right w:val="single" w:sz="1" w:space="0" w:color="CCCCCC"/>
+            </w:tcBorders>
+            <w:shd w:val="clear" w:color="auto" w:fill="FFFFFF"/>
+            <w:tcMar>
+              <w:top w:w="80" w:type="dxa"/>
+              <w:left w:w="120" w:type="dxa"/>
+              <w:bottom w:w="80" w:type="dxa"/>
+              <w:right w:w="120" w:type="dxa"/>
+            </w:tcMar>
+          </w:tcPr>
+          <w:p>
+            <w:pPr>
+              <w:ind w:left="0"/>
+              <w:jc w:val="center"/>
+            </w:pPr>
+            <w:proofErr w:type="spellStart"/>
+            <w:r>
+              <w:rPr>
+                <w:rFonts w:ascii="Arial" w:eastAsia="Arial" w:hAnsi="Arial" w:cs="Arial"/>
+                <w:color w:val="444444"/>
+                <w:sz w:val="20"/>
+                <w:szCs w:val="20"/>
+              </w:rPr>
+              <w:t>Admin</w:t>
+            </w:r>
+            <w:proofErr w:type="spellEnd"/>
+          </w:p>
+        </w:tc>
+        <w:tc>
+          <w:tcPr>
+            <w:tcW w:w="2800" w:type="dxa"/>
+            <w:tcBorders>
+              <w:top w:val="single" w:sz="1" w:space="0" w:color="CCCCCC"/>
+              <w:left w:val="single" w:sz="1" w:space="0" w:color="CCCCCC"/>
+              <w:bottom w:val="single" w:sz="1" w:space="0" w:color="CCCCCC"/>
+              <w:right w:val="single" w:sz="1" w:space="0" w:color="CCCCCC"/>
+            </w:tcBorders>
+            <w:shd w:val="clear" w:color="auto" w:fill="FFFFFF"/>
+            <w:tcMar>
+              <w:top w:w="80" w:type="dxa"/>
+              <w:left w:w="120" w:type="dxa"/>
+              <w:bottom w:w="80" w:type="dxa"/>
+              <w:right w:w="120" w:type="dxa"/>
+            </w:tcMar>
+          </w:tcPr>
+          <w:p>
+            <w:pPr>
+              <w:ind w:left="0"/>
+              <w:jc w:val="center"/>
+            </w:pPr>
+            <w:hyperlink r:id="rId31" w:history="1">
+              <w:r>
+                <w:rPr>
+                  <w:rStyle w:val="Hiperhivatkozs"/>
+                  <w:rFonts w:ascii="Arial" w:eastAsia="Arial" w:hAnsi="Arial" w:cs="Arial"/>
+                  <w:sz w:val="20"/>
+                  <w:szCs w:val="20"/>
+                </w:rPr>
+                <w:t>admin@iskola.hu</w:t>
+              </w:r>
+            </w:hyperlink>
+          </w:p>
+        </w:tc>
+        <w:tc>
+          <w:tcPr>
+            <w:tcW w:w="2200" w:type="dxa"/>
+            <w:tcBorders>
+              <w:top w:val="single" w:sz="1" w:space="0" w:color="CCCCCC"/>
+              <w:left w:val="single" w:sz="1" w:space="0" w:color="CCCCCC"/>
+              <w:bottom w:val="single" w:sz="1" w:space="0" w:color="CCCCCC"/>
+              <w:right w:val="single" w:sz="1" w:space="0" w:color="CCCCCC"/>
+            </w:tcBorders>
+            <w:shd w:val="clear" w:color="auto" w:fill="FFFFFF"/>
+            <w:tcMar>
+              <w:top w:w="80" w:type="dxa"/>
+              <w:left w:w="120" w:type="dxa"/>
+              <w:bottom w:w="80" w:type="dxa"/>
+              <w:right w:w="120" w:type="dxa"/>
+            </w:tcMar>
+          </w:tcPr>
+          <w:p>
+            <w:pPr>
+              <w:ind w:left="0"/>
+              <w:jc w:val="center"/>
+              <w:rPr>
+                <w:rFonts w:ascii="Arial" w:eastAsia="Arial" w:hAnsi="Arial" w:cs="Arial"/>
+                <w:color w:val="444444"/>
+                <w:sz w:val="20"/>
+                <w:szCs w:val="20"/>
+              </w:rPr>
+            </w:pPr>
+            <w:r>
+              <w:rPr>
+                <w:rFonts w:ascii="Arial" w:eastAsia="Arial" w:hAnsi="Arial" w:cs="Arial"/>
+                <w:color w:val="444444"/>
+                <w:sz w:val="20"/>
+                <w:szCs w:val="20"/>
+              </w:rPr>
+              <w:t>admin123</w:t>
+            </w:r>
+          </w:p>
+        </w:tc>
+      </w:tr>
+      <w:tr>
+        <w:tblPrEx>
+          <w:tblCellMar>
+            <w:top w:w="0" w:type="dxa"/>
+            <w:bottom w:w="0" w:type="dxa"/>
+          </w:tblCellMar>
+        </w:tblPrEx>
+        <w:tc>
+          <w:tcPr>
+            <w:tcW w:w="2200" w:type="dxa"/>
+            <w:tcBorders>
+              <w:top w:val="single" w:sz="1" w:space="0" w:color="CCCCCC"/>
+              <w:left w:val="single" w:sz="1" w:space="0" w:color="CCCCCC"/>
+              <w:bottom w:val="single" w:sz="1" w:space="0" w:color="CCCCCC"/>
+              <w:right w:val="single" w:sz="1" w:space="0" w:color="CCCCCC"/>
+            </w:tcBorders>
+            <w:shd w:val="clear" w:color="auto" w:fill="F8FBFD"/>
+            <w:tcMar>
+              <w:top w:w="80" w:type="dxa"/>
+              <w:left w:w="120" w:type="dxa"/>
+              <w:bottom w:w="80" w:type="dxa"/>
+              <w:right w:w="120" w:type="dxa"/>
+            </w:tcMar>
+          </w:tcPr>
+          <w:p>
+            <w:pPr>
+              <w:ind w:left="0"/>
+              <w:jc w:val="center"/>
+            </w:pPr>
+            <w:r>
+              <w:rPr>
+                <w:rFonts w:ascii="Arial" w:eastAsia="Arial" w:hAnsi="Arial" w:cs="Arial"/>
+                <w:color w:val="444444"/>
+                <w:sz w:val="20"/>
+                <w:szCs w:val="20"/>
+              </w:rPr>
+              <w:t>Konyha</w:t>
+            </w:r>
+          </w:p>
+        </w:tc>
+        <w:tc>
+          <w:tcPr>
+            <w:tcW w:w="2800" w:type="dxa"/>
+            <w:tcBorders>
+              <w:top w:val="single" w:sz="1" w:space="0" w:color="CCCCCC"/>
+              <w:left w:val="single" w:sz="1" w:space="0" w:color="CCCCCC"/>
+              <w:bottom w:val="single" w:sz="1" w:space="0" w:color="CCCCCC"/>
+              <w:right w:val="single" w:sz="1" w:space="0" w:color="CCCCCC"/>
+            </w:tcBorders>
+            <w:shd w:val="clear" w:color="auto" w:fill="F8FBFD"/>
+            <w:tcMar>
+              <w:top w:w="80" w:type="dxa"/>
+              <w:left w:w="120" w:type="dxa"/>
+              <w:bottom w:w="80" w:type="dxa"/>
+              <w:right w:w="120" w:type="dxa"/>
+            </w:tcMar>
+          </w:tcPr>
+          <w:p>
+            <w:pPr>
+              <w:ind w:left="0"/>
+              <w:jc w:val="center"/>
+            </w:pPr>
+            <w:r>
+              <w:rPr>
+                <w:rFonts w:ascii="Arial" w:eastAsia="Arial" w:hAnsi="Arial" w:cs="Arial"/>
+                <w:color w:val="444444"/>
+                <w:sz w:val="20"/>
+                <w:szCs w:val="20"/>
+              </w:rPr>
+              <w:t>farkas.ilona@iskola.hu</w:t>
+            </w:r>
+          </w:p>
+        </w:tc>
+        <w:tc>
+          <w:tcPr>
+            <w:tcW w:w="2200" w:type="dxa"/>
+            <w:tcBorders>
+              <w:top w:val="single" w:sz="1" w:space="0" w:color="CCCCCC"/>
+              <w:left w:val="single" w:sz="1" w:space="0" w:color="CCCCCC"/>
+              <w:bottom w:val="single" w:sz="1" w:space="0" w:color="CCCCCC"/>
+              <w:right w:val="single" w:sz="1" w:space="0" w:color="CCCCCC"/>
+            </w:tcBorders>
+            <w:shd w:val="clear" w:color="auto" w:fill="F8FBFD"/>
+            <w:tcMar>
+              <w:top w:w="80" w:type="dxa"/>
+              <w:left w:w="120" w:type="dxa"/>
+              <w:bottom w:w="80" w:type="dxa"/>
+              <w:right w:w="120" w:type="dxa"/>
+            </w:tcMar>
+          </w:tcPr>
+          <w:p>
+            <w:pPr>
+              <w:ind w:left="0"/>
+              <w:jc w:val="center"/>
+            </w:pPr>
+            <w:r>
+              <w:rPr>
+                <w:rFonts w:ascii="Arial" w:eastAsia="Arial" w:hAnsi="Arial" w:cs="Arial"/>
+                <w:color w:val="444444"/>
+                <w:sz w:val="20"/>
+                <w:szCs w:val="20"/>
+              </w:rPr>
+              <w:t>konyha123</w:t>
+            </w:r>
+          </w:p>
+        </w:tc>
+      </w:tr>
+      <w:tr>
+        <w:tblPrEx>
+          <w:tblCellMar>
+            <w:top w:w="0" w:type="dxa"/>
+            <w:bottom w:w="0" w:type="dxa"/>
+          </w:tblCellMar>
+        </w:tblPrEx>
+        <w:tc>
+          <w:tcPr>
+            <w:tcW w:w="2200" w:type="dxa"/>
+            <w:tcBorders>
+              <w:top w:val="single" w:sz="1" w:space="0" w:color="CCCCCC"/>
+              <w:left w:val="single" w:sz="1" w:space="0" w:color="CCCCCC"/>
+              <w:bottom w:val="single" w:sz="1" w:space="0" w:color="CCCCCC"/>
+              <w:right w:val="single" w:sz="1" w:space="0" w:color="CCCCCC"/>
+            </w:tcBorders>
+            <w:shd w:val="clear" w:color="auto" w:fill="FFFFFF"/>
+            <w:tcMar>
+              <w:top w:w="80" w:type="dxa"/>
+              <w:left w:w="120" w:type="dxa"/>
+              <w:bottom w:w="80" w:type="dxa"/>
+              <w:right w:w="120" w:type="dxa"/>
+            </w:tcMar>
+          </w:tcPr>
+          <w:p>
+            <w:pPr>
+              <w:ind w:left="0"/>
+              <w:jc w:val="center"/>
+              <w:rPr>
+                <w:rFonts w:ascii="Arial" w:eastAsia="Arial" w:hAnsi="Arial" w:cs="Arial"/>
+                <w:color w:val="444444"/>
+                <w:sz w:val="20"/>
+                <w:szCs w:val="20"/>
+              </w:rPr>
+            </w:pPr>
+            <w:r>
+              <w:rPr>
+                <w:rFonts w:ascii="Arial" w:eastAsia="Arial" w:hAnsi="Arial" w:cs="Arial"/>
+                <w:color w:val="444444"/>
+                <w:sz w:val="20"/>
+                <w:szCs w:val="20"/>
+              </w:rPr>
+              <w:t>Általános felhasználó</w:t>
+            </w:r>
+            <w:r>
+              <w:rPr>
+                <w:rFonts w:ascii="Arial" w:eastAsia="Arial" w:hAnsi="Arial" w:cs="Arial"/>
+                <w:color w:val="444444"/>
+                <w:sz w:val="20"/>
+                <w:szCs w:val="20"/>
+              </w:rPr>
+              <w:br/>
+            </w:r>
+            <w:bookmarkStart w:id="81" w:name="_GoBack"/>
+            <w:bookmarkEnd w:id="81"/>
+            <w:r>
+              <w:rPr>
+                <w:rFonts w:ascii="Arial" w:eastAsia="Arial" w:hAnsi="Arial" w:cs="Arial"/>
+                <w:color w:val="444444"/>
+                <w:sz w:val="20"/>
+                <w:szCs w:val="20"/>
+              </w:rPr>
+              <w:t>(tanár, tanuló, dolgozó)</w:t>
+            </w:r>
+          </w:p>
+        </w:tc>
+        <w:tc>
+          <w:tcPr>
+            <w:tcW w:w="2800" w:type="dxa"/>
+            <w:tcBorders>
+              <w:top w:val="single" w:sz="1" w:space="0" w:color="CCCCCC"/>
+              <w:left w:val="single" w:sz="1" w:space="0" w:color="CCCCCC"/>
+              <w:bottom w:val="single" w:sz="1" w:space="0" w:color="CCCCCC"/>
+              <w:right w:val="single" w:sz="1" w:space="0" w:color="CCCCCC"/>
+            </w:tcBorders>
+            <w:shd w:val="clear" w:color="auto" w:fill="FFFFFF"/>
+            <w:tcMar>
+              <w:top w:w="80" w:type="dxa"/>
+              <w:left w:w="120" w:type="dxa"/>
+              <w:bottom w:w="80" w:type="dxa"/>
+              <w:right w:w="120" w:type="dxa"/>
+            </w:tcMar>
+          </w:tcPr>
+          <w:p>
+            <w:pPr>
+              <w:ind w:left="0"/>
+              <w:jc w:val="center"/>
+            </w:pPr>
+            <w:r>
+              <w:rPr>
+                <w:rFonts w:ascii="Arial" w:eastAsia="Arial" w:hAnsi="Arial" w:cs="Arial"/>
+                <w:color w:val="444444"/>
+                <w:sz w:val="20"/>
+                <w:szCs w:val="20"/>
+              </w:rPr>
+              <w:t>kovacs.janos@iskola.hu</w:t>
+            </w:r>
+          </w:p>
+        </w:tc>
+        <w:tc>
+          <w:tcPr>
+            <w:tcW w:w="2200" w:type="dxa"/>
+            <w:tcBorders>
+              <w:top w:val="single" w:sz="1" w:space="0" w:color="CCCCCC"/>
+              <w:left w:val="single" w:sz="1" w:space="0" w:color="CCCCCC"/>
+              <w:bottom w:val="single" w:sz="1" w:space="0" w:color="CCCCCC"/>
+              <w:right w:val="single" w:sz="1" w:space="0" w:color="CCCCCC"/>
+            </w:tcBorders>
+            <w:shd w:val="clear" w:color="auto" w:fill="FFFFFF"/>
+            <w:tcMar>
+              <w:top w:w="80" w:type="dxa"/>
+              <w:left w:w="120" w:type="dxa"/>
+              <w:bottom w:w="80" w:type="dxa"/>
+              <w:right w:w="120" w:type="dxa"/>
+            </w:tcMar>
+          </w:tcPr>
+          <w:p>
+            <w:pPr>
+              <w:ind w:left="0"/>
+              <w:jc w:val="center"/>
+            </w:pPr>
+            <w:r>
+              <w:rPr>
+                <w:rFonts w:ascii="Arial" w:eastAsia="Arial" w:hAnsi="Arial" w:cs="Arial"/>
+                <w:color w:val="444444"/>
+                <w:sz w:val="20"/>
+                <w:szCs w:val="20"/>
+              </w:rPr>
+              <w:t>tanar123</w:t>
+            </w:r>
+          </w:p>
+        </w:tc>
+      </w:tr>
+    </w:tbl>
+    <w:p>
+      <w:pPr>
+        <w:ind w:left="0"/>
+      </w:pPr>
     </w:p>
     <w:p>
       <w:pPr>
@@ -11323,18 +14177,37 @@
         <w:t xml:space="preserve"> ellenőriztük az oldal megjelenését (mobiltelefon, tablet és asztali nézet). A dizájn megfelelően alkalmazkodott a képernyőmérethez, azonban a táblázatok kényelmes megtekintéséhez a telefon vízszintes elfordítása javasolt.</w:t>
       </w:r>
     </w:p>
+    <w:p>
+      <w:r>
+        <w:t xml:space="preserve">A felhasználói felület teszteléséhez Robot Framework + </w:t>
+      </w:r>
+      <w:proofErr w:type="spellStart"/>
+      <w:r>
+        <w:t>Selenium</w:t>
+      </w:r>
+      <w:proofErr w:type="spellEnd"/>
+      <w:r>
+        <w:t xml:space="preserve"> </w:t>
+      </w:r>
+      <w:proofErr w:type="spellStart"/>
+      <w:r>
+        <w:t>WebDriver</w:t>
+      </w:r>
+      <w:proofErr w:type="spellEnd"/>
+      <w:r>
+        <w:t xml:space="preserve"> kombinációt alkalmaztunk. A tesztek </w:t>
+      </w:r>
+      <w:proofErr w:type="gramStart"/>
+      <w:r>
+        <w:t>automatikusan</w:t>
+      </w:r>
+      <w:proofErr w:type="gramEnd"/>
+      <w:r>
+        <w:t xml:space="preserve"> futtathatók, és a böngészőt vezérelve szimulálják a felhasználói interakciókat.</w:t>
+      </w:r>
+    </w:p>
     <w:p/>
     <w:p>
-      <w:r>
-        <w:t xml:space="preserve">Robot Framework – </w:t>
-      </w:r>
-      <w:proofErr w:type="spellStart"/>
-      <w:r>
-        <w:t>Selenium</w:t>
-      </w:r>
-      <w:proofErr w:type="spellEnd"/>
-    </w:p>
-    <w:p>
       <w:pPr>
         <w:pStyle w:val="Cmsor3"/>
       </w:pPr>
@@ -11344,16 +14217,744 @@
       </w:r>
       <w:bookmarkEnd w:id="83"/>
     </w:p>
-    <w:p>
-      <w:r>
-        <w:t>Normál használat</w:t>
-      </w:r>
-    </w:p>
-    <w:p>
-      <w:r>
-        <w:t>Extrém eset (hibás)</w:t>
-      </w:r>
-    </w:p>
+    <w:tbl>
+      <w:tblPr>
+        <w:tblW w:w="9000" w:type="dxa"/>
+        <w:tblBorders>
+          <w:top w:val="single" w:sz="4" w:space="0" w:color="auto"/>
+          <w:left w:val="single" w:sz="4" w:space="0" w:color="auto"/>
+          <w:bottom w:val="single" w:sz="4" w:space="0" w:color="auto"/>
+          <w:right w:val="single" w:sz="4" w:space="0" w:color="auto"/>
+          <w:insideH w:val="single" w:sz="4" w:space="0" w:color="auto"/>
+          <w:insideV w:val="single" w:sz="4" w:space="0" w:color="auto"/>
+        </w:tblBorders>
+        <w:tblCellMar>
+          <w:left w:w="10" w:type="dxa"/>
+          <w:right w:w="10" w:type="dxa"/>
+        </w:tblCellMar>
+        <w:tblLook w:val="04A0" w:firstRow="1" w:lastRow="0" w:firstColumn="1" w:lastColumn="0" w:noHBand="0" w:noVBand="1"/>
+      </w:tblPr>
+      <w:tblGrid>
+        <w:gridCol w:w="1984"/>
+        <w:gridCol w:w="3016"/>
+        <w:gridCol w:w="2512"/>
+        <w:gridCol w:w="1488"/>
+      </w:tblGrid>
+      <w:tr>
+        <w:tblPrEx>
+          <w:tblCellMar>
+            <w:top w:w="0" w:type="dxa"/>
+            <w:bottom w:w="0" w:type="dxa"/>
+          </w:tblCellMar>
+        </w:tblPrEx>
+        <w:tc>
+          <w:tcPr>
+            <w:tcW w:w="1984" w:type="dxa"/>
+            <w:tcBorders>
+              <w:top w:val="single" w:sz="1" w:space="0" w:color="1F6AA5"/>
+              <w:left w:val="single" w:sz="1" w:space="0" w:color="1F6AA5"/>
+              <w:bottom w:val="single" w:sz="1" w:space="0" w:color="1F6AA5"/>
+              <w:right w:val="single" w:sz="1" w:space="0" w:color="1F6AA5"/>
+            </w:tcBorders>
+            <w:shd w:val="clear" w:color="auto" w:fill="1F6AA5"/>
+            <w:tcMar>
+              <w:top w:w="80" w:type="dxa"/>
+              <w:left w:w="120" w:type="dxa"/>
+              <w:bottom w:w="80" w:type="dxa"/>
+              <w:right w:w="120" w:type="dxa"/>
+            </w:tcMar>
+          </w:tcPr>
+          <w:p>
+            <w:pPr>
+              <w:ind w:left="0"/>
+              <w:jc w:val="center"/>
+            </w:pPr>
+            <w:r>
+              <w:rPr>
+                <w:rFonts w:ascii="Arial" w:eastAsia="Arial" w:hAnsi="Arial" w:cs="Arial"/>
+                <w:b/>
+                <w:bCs/>
+                <w:color w:val="FFFFFF"/>
+                <w:sz w:val="20"/>
+                <w:szCs w:val="20"/>
+              </w:rPr>
+              <w:t>Teszteset</w:t>
+            </w:r>
+          </w:p>
+        </w:tc>
+        <w:tc>
+          <w:tcPr>
+            <w:tcW w:w="3016" w:type="dxa"/>
+            <w:tcBorders>
+              <w:top w:val="single" w:sz="1" w:space="0" w:color="1F6AA5"/>
+              <w:left w:val="single" w:sz="1" w:space="0" w:color="1F6AA5"/>
+              <w:bottom w:val="single" w:sz="1" w:space="0" w:color="1F6AA5"/>
+              <w:right w:val="single" w:sz="1" w:space="0" w:color="1F6AA5"/>
+            </w:tcBorders>
+            <w:shd w:val="clear" w:color="auto" w:fill="1F6AA5"/>
+            <w:tcMar>
+              <w:top w:w="80" w:type="dxa"/>
+              <w:left w:w="120" w:type="dxa"/>
+              <w:bottom w:w="80" w:type="dxa"/>
+              <w:right w:w="120" w:type="dxa"/>
+            </w:tcMar>
+          </w:tcPr>
+          <w:p>
+            <w:pPr>
+              <w:ind w:left="0"/>
+              <w:jc w:val="center"/>
+            </w:pPr>
+            <w:r>
+              <w:rPr>
+                <w:rFonts w:ascii="Arial" w:eastAsia="Arial" w:hAnsi="Arial" w:cs="Arial"/>
+                <w:b/>
+                <w:bCs/>
+                <w:color w:val="FFFFFF"/>
+                <w:sz w:val="20"/>
+                <w:szCs w:val="20"/>
+              </w:rPr>
+              <w:t>Bemenet</w:t>
+            </w:r>
+          </w:p>
+        </w:tc>
+        <w:tc>
+          <w:tcPr>
+            <w:tcW w:w="2512" w:type="dxa"/>
+            <w:tcBorders>
+              <w:top w:val="single" w:sz="1" w:space="0" w:color="1F6AA5"/>
+              <w:left w:val="single" w:sz="1" w:space="0" w:color="1F6AA5"/>
+              <w:bottom w:val="single" w:sz="1" w:space="0" w:color="1F6AA5"/>
+              <w:right w:val="single" w:sz="1" w:space="0" w:color="1F6AA5"/>
+            </w:tcBorders>
+            <w:shd w:val="clear" w:color="auto" w:fill="1F6AA5"/>
+            <w:tcMar>
+              <w:top w:w="80" w:type="dxa"/>
+              <w:left w:w="120" w:type="dxa"/>
+              <w:bottom w:w="80" w:type="dxa"/>
+              <w:right w:w="120" w:type="dxa"/>
+            </w:tcMar>
+          </w:tcPr>
+          <w:p>
+            <w:pPr>
+              <w:ind w:left="0"/>
+              <w:jc w:val="center"/>
+            </w:pPr>
+            <w:r>
+              <w:rPr>
+                <w:rFonts w:ascii="Arial" w:eastAsia="Arial" w:hAnsi="Arial" w:cs="Arial"/>
+                <w:b/>
+                <w:bCs/>
+                <w:color w:val="FFFFFF"/>
+                <w:sz w:val="20"/>
+                <w:szCs w:val="20"/>
+              </w:rPr>
+              <w:t>Elvárt eredmény</w:t>
+            </w:r>
+          </w:p>
+        </w:tc>
+        <w:tc>
+          <w:tcPr>
+            <w:tcW w:w="1488" w:type="dxa"/>
+            <w:tcBorders>
+              <w:top w:val="single" w:sz="1" w:space="0" w:color="1F6AA5"/>
+              <w:left w:val="single" w:sz="1" w:space="0" w:color="1F6AA5"/>
+              <w:bottom w:val="single" w:sz="1" w:space="0" w:color="1F6AA5"/>
+              <w:right w:val="single" w:sz="1" w:space="0" w:color="1F6AA5"/>
+            </w:tcBorders>
+            <w:shd w:val="clear" w:color="auto" w:fill="1F6AA5"/>
+            <w:tcMar>
+              <w:top w:w="80" w:type="dxa"/>
+              <w:left w:w="120" w:type="dxa"/>
+              <w:bottom w:w="80" w:type="dxa"/>
+              <w:right w:w="120" w:type="dxa"/>
+            </w:tcMar>
+          </w:tcPr>
+          <w:p>
+            <w:pPr>
+              <w:ind w:left="0"/>
+              <w:jc w:val="center"/>
+            </w:pPr>
+            <w:r>
+              <w:rPr>
+                <w:rFonts w:ascii="Arial" w:eastAsia="Arial" w:hAnsi="Arial" w:cs="Arial"/>
+                <w:b/>
+                <w:bCs/>
+                <w:color w:val="FFFFFF"/>
+                <w:sz w:val="20"/>
+                <w:szCs w:val="20"/>
+              </w:rPr>
+              <w:t>Eredmény</w:t>
+            </w:r>
+          </w:p>
+        </w:tc>
+      </w:tr>
+      <w:tr>
+        <w:tblPrEx>
+          <w:tblCellMar>
+            <w:top w:w="0" w:type="dxa"/>
+            <w:bottom w:w="0" w:type="dxa"/>
+          </w:tblCellMar>
+        </w:tblPrEx>
+        <w:tc>
+          <w:tcPr>
+            <w:tcW w:w="1984" w:type="dxa"/>
+            <w:tcBorders>
+              <w:top w:val="single" w:sz="1" w:space="0" w:color="CCCCCC"/>
+              <w:left w:val="single" w:sz="1" w:space="0" w:color="CCCCCC"/>
+              <w:bottom w:val="single" w:sz="1" w:space="0" w:color="CCCCCC"/>
+              <w:right w:val="single" w:sz="1" w:space="0" w:color="CCCCCC"/>
+            </w:tcBorders>
+            <w:shd w:val="clear" w:color="auto" w:fill="FFFFFF"/>
+            <w:tcMar>
+              <w:top w:w="80" w:type="dxa"/>
+              <w:left w:w="120" w:type="dxa"/>
+              <w:bottom w:w="80" w:type="dxa"/>
+              <w:right w:w="120" w:type="dxa"/>
+            </w:tcMar>
+          </w:tcPr>
+          <w:p>
+            <w:pPr>
+              <w:ind w:left="0"/>
+            </w:pPr>
+            <w:r>
+              <w:rPr>
+                <w:rFonts w:ascii="Arial" w:eastAsia="Arial" w:hAnsi="Arial" w:cs="Arial"/>
+                <w:color w:val="444444"/>
+                <w:sz w:val="20"/>
+                <w:szCs w:val="20"/>
+              </w:rPr>
+              <w:t>Normál bejelentkezés</w:t>
+            </w:r>
+          </w:p>
+        </w:tc>
+        <w:tc>
+          <w:tcPr>
+            <w:tcW w:w="3016" w:type="dxa"/>
+            <w:tcBorders>
+              <w:top w:val="single" w:sz="1" w:space="0" w:color="CCCCCC"/>
+              <w:left w:val="single" w:sz="1" w:space="0" w:color="CCCCCC"/>
+              <w:bottom w:val="single" w:sz="1" w:space="0" w:color="CCCCCC"/>
+              <w:right w:val="single" w:sz="1" w:space="0" w:color="CCCCCC"/>
+            </w:tcBorders>
+            <w:shd w:val="clear" w:color="auto" w:fill="FFFFFF"/>
+            <w:tcMar>
+              <w:top w:w="80" w:type="dxa"/>
+              <w:left w:w="120" w:type="dxa"/>
+              <w:bottom w:w="80" w:type="dxa"/>
+              <w:right w:w="120" w:type="dxa"/>
+            </w:tcMar>
+          </w:tcPr>
+          <w:p>
+            <w:pPr>
+              <w:ind w:left="0"/>
+              <w:rPr>
+                <w:rFonts w:ascii="Arial" w:eastAsia="Arial" w:hAnsi="Arial" w:cs="Arial"/>
+                <w:color w:val="444444"/>
+                <w:sz w:val="20"/>
+                <w:szCs w:val="20"/>
+              </w:rPr>
+            </w:pPr>
+            <w:r>
+              <w:rPr>
+                <w:rFonts w:ascii="Arial" w:eastAsia="Arial" w:hAnsi="Arial" w:cs="Arial"/>
+                <w:color w:val="444444"/>
+                <w:sz w:val="20"/>
+                <w:szCs w:val="20"/>
+              </w:rPr>
+              <w:t>email: kovacs.janos@iskola.hu</w:t>
+            </w:r>
+          </w:p>
+          <w:p>
+            <w:pPr>
+              <w:ind w:left="0"/>
+              <w:rPr>
+                <w:rFonts w:ascii="Arial" w:eastAsia="Arial" w:hAnsi="Arial" w:cs="Arial"/>
+                <w:color w:val="444444"/>
+                <w:sz w:val="20"/>
+                <w:szCs w:val="20"/>
+              </w:rPr>
+            </w:pPr>
+            <w:r>
+              <w:rPr>
+                <w:rFonts w:ascii="Arial" w:eastAsia="Arial" w:hAnsi="Arial" w:cs="Arial"/>
+                <w:color w:val="444444"/>
+                <w:sz w:val="20"/>
+                <w:szCs w:val="20"/>
+              </w:rPr>
+              <w:t>jelszó: tanar123</w:t>
+            </w:r>
+          </w:p>
+        </w:tc>
+        <w:tc>
+          <w:tcPr>
+            <w:tcW w:w="2512" w:type="dxa"/>
+            <w:tcBorders>
+              <w:top w:val="single" w:sz="1" w:space="0" w:color="CCCCCC"/>
+              <w:left w:val="single" w:sz="1" w:space="0" w:color="CCCCCC"/>
+              <w:bottom w:val="single" w:sz="1" w:space="0" w:color="CCCCCC"/>
+              <w:right w:val="single" w:sz="1" w:space="0" w:color="CCCCCC"/>
+            </w:tcBorders>
+            <w:shd w:val="clear" w:color="auto" w:fill="FFFFFF"/>
+            <w:tcMar>
+              <w:top w:w="80" w:type="dxa"/>
+              <w:left w:w="120" w:type="dxa"/>
+              <w:bottom w:w="80" w:type="dxa"/>
+              <w:right w:w="120" w:type="dxa"/>
+            </w:tcMar>
+          </w:tcPr>
+          <w:p>
+            <w:pPr>
+              <w:ind w:left="0"/>
+              <w:jc w:val="left"/>
+            </w:pPr>
+            <w:r>
+              <w:rPr>
+                <w:rFonts w:ascii="Arial" w:eastAsia="Arial" w:hAnsi="Arial" w:cs="Arial"/>
+                <w:color w:val="444444"/>
+                <w:sz w:val="20"/>
+                <w:szCs w:val="20"/>
+              </w:rPr>
+              <w:t xml:space="preserve">Sikeres belépés, átirányítás </w:t>
+            </w:r>
+            <w:proofErr w:type="spellStart"/>
+            <w:r>
+              <w:rPr>
+                <w:rFonts w:ascii="Arial" w:eastAsia="Arial" w:hAnsi="Arial" w:cs="Arial"/>
+                <w:color w:val="444444"/>
+                <w:sz w:val="20"/>
+                <w:szCs w:val="20"/>
+              </w:rPr>
+              <w:t>főoldalra</w:t>
+            </w:r>
+            <w:proofErr w:type="spellEnd"/>
+          </w:p>
+        </w:tc>
+        <w:tc>
+          <w:tcPr>
+            <w:tcW w:w="1488" w:type="dxa"/>
+            <w:tcBorders>
+              <w:top w:val="single" w:sz="1" w:space="0" w:color="CCCCCC"/>
+              <w:left w:val="single" w:sz="1" w:space="0" w:color="CCCCCC"/>
+              <w:bottom w:val="single" w:sz="1" w:space="0" w:color="CCCCCC"/>
+              <w:right w:val="single" w:sz="1" w:space="0" w:color="CCCCCC"/>
+            </w:tcBorders>
+            <w:shd w:val="clear" w:color="auto" w:fill="FFFFFF"/>
+            <w:tcMar>
+              <w:top w:w="80" w:type="dxa"/>
+              <w:left w:w="120" w:type="dxa"/>
+              <w:bottom w:w="80" w:type="dxa"/>
+              <w:right w:w="120" w:type="dxa"/>
+            </w:tcMar>
+          </w:tcPr>
+          <w:p>
+            <w:pPr>
+              <w:ind w:left="0"/>
+            </w:pPr>
+            <w:r>
+              <w:rPr>
+                <w:rFonts w:ascii="Arial" w:eastAsia="Arial" w:hAnsi="Arial" w:cs="Arial"/>
+                <w:color w:val="444444"/>
+                <w:sz w:val="20"/>
+                <w:szCs w:val="20"/>
+              </w:rPr>
+              <w:t>✅ OK</w:t>
+            </w:r>
+          </w:p>
+        </w:tc>
+      </w:tr>
+      <w:tr>
+        <w:tblPrEx>
+          <w:tblCellMar>
+            <w:top w:w="0" w:type="dxa"/>
+            <w:bottom w:w="0" w:type="dxa"/>
+          </w:tblCellMar>
+        </w:tblPrEx>
+        <w:tc>
+          <w:tcPr>
+            <w:tcW w:w="1984" w:type="dxa"/>
+            <w:tcBorders>
+              <w:top w:val="single" w:sz="1" w:space="0" w:color="CCCCCC"/>
+              <w:left w:val="single" w:sz="1" w:space="0" w:color="CCCCCC"/>
+              <w:bottom w:val="single" w:sz="1" w:space="0" w:color="CCCCCC"/>
+              <w:right w:val="single" w:sz="1" w:space="0" w:color="CCCCCC"/>
+            </w:tcBorders>
+            <w:shd w:val="clear" w:color="auto" w:fill="F8FBFD"/>
+            <w:tcMar>
+              <w:top w:w="80" w:type="dxa"/>
+              <w:left w:w="120" w:type="dxa"/>
+              <w:bottom w:w="80" w:type="dxa"/>
+              <w:right w:w="120" w:type="dxa"/>
+            </w:tcMar>
+          </w:tcPr>
+          <w:p>
+            <w:pPr>
+              <w:ind w:left="0"/>
+            </w:pPr>
+            <w:r>
+              <w:rPr>
+                <w:rFonts w:ascii="Arial" w:eastAsia="Arial" w:hAnsi="Arial" w:cs="Arial"/>
+                <w:color w:val="444444"/>
+                <w:sz w:val="20"/>
+                <w:szCs w:val="20"/>
+              </w:rPr>
+              <w:t>Hibás jelszó</w:t>
+            </w:r>
+          </w:p>
+        </w:tc>
+        <w:tc>
+          <w:tcPr>
+            <w:tcW w:w="3016" w:type="dxa"/>
+            <w:tcBorders>
+              <w:top w:val="single" w:sz="1" w:space="0" w:color="CCCCCC"/>
+              <w:left w:val="single" w:sz="1" w:space="0" w:color="CCCCCC"/>
+              <w:bottom w:val="single" w:sz="1" w:space="0" w:color="CCCCCC"/>
+              <w:right w:val="single" w:sz="1" w:space="0" w:color="CCCCCC"/>
+            </w:tcBorders>
+            <w:shd w:val="clear" w:color="auto" w:fill="F8FBFD"/>
+            <w:tcMar>
+              <w:top w:w="80" w:type="dxa"/>
+              <w:left w:w="120" w:type="dxa"/>
+              <w:bottom w:w="80" w:type="dxa"/>
+              <w:right w:w="120" w:type="dxa"/>
+            </w:tcMar>
+          </w:tcPr>
+          <w:p>
+            <w:pPr>
+              <w:ind w:left="0"/>
+              <w:rPr>
+                <w:rFonts w:ascii="Arial" w:eastAsia="Arial" w:hAnsi="Arial" w:cs="Arial"/>
+                <w:color w:val="444444"/>
+                <w:sz w:val="20"/>
+                <w:szCs w:val="20"/>
+              </w:rPr>
+            </w:pPr>
+            <w:r>
+              <w:rPr>
+                <w:rFonts w:ascii="Arial" w:eastAsia="Arial" w:hAnsi="Arial" w:cs="Arial"/>
+                <w:color w:val="444444"/>
+                <w:sz w:val="20"/>
+                <w:szCs w:val="20"/>
+              </w:rPr>
+              <w:t xml:space="preserve">email: </w:t>
+            </w:r>
+            <w:hyperlink r:id="rId32" w:history="1">
+              <w:r>
+                <w:rPr>
+                  <w:rStyle w:val="Hiperhivatkozs"/>
+                  <w:rFonts w:ascii="Arial" w:eastAsia="Arial" w:hAnsi="Arial" w:cs="Arial"/>
+                  <w:sz w:val="20"/>
+                  <w:szCs w:val="20"/>
+                </w:rPr>
+                <w:t>kovacs.janos@iskola.hu</w:t>
+              </w:r>
+            </w:hyperlink>
+          </w:p>
+          <w:p>
+            <w:pPr>
+              <w:ind w:left="0"/>
+            </w:pPr>
+            <w:r>
+              <w:rPr>
+                <w:rFonts w:ascii="Arial" w:eastAsia="Arial" w:hAnsi="Arial" w:cs="Arial"/>
+                <w:color w:val="444444"/>
+                <w:sz w:val="20"/>
+                <w:szCs w:val="20"/>
+              </w:rPr>
+              <w:t xml:space="preserve">jelszó: </w:t>
+            </w:r>
+            <w:proofErr w:type="spellStart"/>
+            <w:r>
+              <w:rPr>
+                <w:rFonts w:ascii="Arial" w:eastAsia="Arial" w:hAnsi="Arial" w:cs="Arial"/>
+                <w:color w:val="444444"/>
+                <w:sz w:val="20"/>
+                <w:szCs w:val="20"/>
+              </w:rPr>
+              <w:t>tanar</w:t>
+            </w:r>
+            <w:proofErr w:type="spellEnd"/>
+          </w:p>
+        </w:tc>
+        <w:tc>
+          <w:tcPr>
+            <w:tcW w:w="2512" w:type="dxa"/>
+            <w:tcBorders>
+              <w:top w:val="single" w:sz="1" w:space="0" w:color="CCCCCC"/>
+              <w:left w:val="single" w:sz="1" w:space="0" w:color="CCCCCC"/>
+              <w:bottom w:val="single" w:sz="1" w:space="0" w:color="CCCCCC"/>
+              <w:right w:val="single" w:sz="1" w:space="0" w:color="CCCCCC"/>
+            </w:tcBorders>
+            <w:shd w:val="clear" w:color="auto" w:fill="F8FBFD"/>
+            <w:tcMar>
+              <w:top w:w="80" w:type="dxa"/>
+              <w:left w:w="120" w:type="dxa"/>
+              <w:bottom w:w="80" w:type="dxa"/>
+              <w:right w:w="120" w:type="dxa"/>
+            </w:tcMar>
+          </w:tcPr>
+          <w:p>
+            <w:pPr>
+              <w:ind w:left="0"/>
+              <w:jc w:val="left"/>
+            </w:pPr>
+            <w:r>
+              <w:rPr>
+                <w:rFonts w:ascii="Arial" w:eastAsia="Arial" w:hAnsi="Arial" w:cs="Arial"/>
+                <w:color w:val="444444"/>
+                <w:sz w:val="20"/>
+                <w:szCs w:val="20"/>
+              </w:rPr>
+              <w:t xml:space="preserve">Hibaüzenet: 'Hibás </w:t>
+            </w:r>
+            <w:r>
+              <w:rPr>
+                <w:rFonts w:ascii="Arial" w:eastAsia="Arial" w:hAnsi="Arial" w:cs="Arial"/>
+                <w:color w:val="444444"/>
+                <w:sz w:val="20"/>
+                <w:szCs w:val="20"/>
+              </w:rPr>
+              <w:t>bejelentkezési adatok</w:t>
+            </w:r>
+          </w:p>
+        </w:tc>
+        <w:tc>
+          <w:tcPr>
+            <w:tcW w:w="1488" w:type="dxa"/>
+            <w:tcBorders>
+              <w:top w:val="single" w:sz="1" w:space="0" w:color="CCCCCC"/>
+              <w:left w:val="single" w:sz="1" w:space="0" w:color="CCCCCC"/>
+              <w:bottom w:val="single" w:sz="1" w:space="0" w:color="CCCCCC"/>
+              <w:right w:val="single" w:sz="1" w:space="0" w:color="CCCCCC"/>
+            </w:tcBorders>
+            <w:shd w:val="clear" w:color="auto" w:fill="F8FBFD"/>
+            <w:tcMar>
+              <w:top w:w="80" w:type="dxa"/>
+              <w:left w:w="120" w:type="dxa"/>
+              <w:bottom w:w="80" w:type="dxa"/>
+              <w:right w:w="120" w:type="dxa"/>
+            </w:tcMar>
+          </w:tcPr>
+          <w:p>
+            <w:pPr>
+              <w:ind w:left="0"/>
+            </w:pPr>
+            <w:r>
+              <w:rPr>
+                <w:rFonts w:ascii="Segoe UI Symbol" w:eastAsia="Arial" w:hAnsi="Segoe UI Symbol" w:cs="Segoe UI Symbol"/>
+                <w:color w:val="444444"/>
+                <w:sz w:val="20"/>
+                <w:szCs w:val="20"/>
+              </w:rPr>
+              <w:t>✅</w:t>
+            </w:r>
+            <w:r>
+              <w:rPr>
+                <w:rFonts w:ascii="Arial" w:eastAsia="Arial" w:hAnsi="Arial" w:cs="Arial"/>
+                <w:color w:val="444444"/>
+                <w:sz w:val="20"/>
+                <w:szCs w:val="20"/>
+              </w:rPr>
+              <w:t xml:space="preserve"> OK</w:t>
+            </w:r>
+          </w:p>
+        </w:tc>
+      </w:tr>
+      <w:tr>
+        <w:tblPrEx>
+          <w:tblCellMar>
+            <w:top w:w="0" w:type="dxa"/>
+            <w:bottom w:w="0" w:type="dxa"/>
+          </w:tblCellMar>
+        </w:tblPrEx>
+        <w:tc>
+          <w:tcPr>
+            <w:tcW w:w="1984" w:type="dxa"/>
+            <w:tcBorders>
+              <w:top w:val="single" w:sz="1" w:space="0" w:color="CCCCCC"/>
+              <w:left w:val="single" w:sz="1" w:space="0" w:color="CCCCCC"/>
+              <w:bottom w:val="single" w:sz="1" w:space="0" w:color="CCCCCC"/>
+              <w:right w:val="single" w:sz="1" w:space="0" w:color="CCCCCC"/>
+            </w:tcBorders>
+            <w:shd w:val="clear" w:color="auto" w:fill="FFFFFF"/>
+            <w:tcMar>
+              <w:top w:w="80" w:type="dxa"/>
+              <w:left w:w="120" w:type="dxa"/>
+              <w:bottom w:w="80" w:type="dxa"/>
+              <w:right w:w="120" w:type="dxa"/>
+            </w:tcMar>
+          </w:tcPr>
+          <w:p>
+            <w:pPr>
+              <w:ind w:left="0"/>
+            </w:pPr>
+            <w:r>
+              <w:rPr>
+                <w:rFonts w:ascii="Arial" w:eastAsia="Arial" w:hAnsi="Arial" w:cs="Arial"/>
+                <w:color w:val="444444"/>
+                <w:sz w:val="20"/>
+                <w:szCs w:val="20"/>
+              </w:rPr>
+              <w:lastRenderedPageBreak/>
+              <w:t>Inaktív fiók</w:t>
+            </w:r>
+          </w:p>
+        </w:tc>
+        <w:tc>
+          <w:tcPr>
+            <w:tcW w:w="3016" w:type="dxa"/>
+            <w:tcBorders>
+              <w:top w:val="single" w:sz="1" w:space="0" w:color="CCCCCC"/>
+              <w:left w:val="single" w:sz="1" w:space="0" w:color="CCCCCC"/>
+              <w:bottom w:val="single" w:sz="1" w:space="0" w:color="CCCCCC"/>
+              <w:right w:val="single" w:sz="1" w:space="0" w:color="CCCCCC"/>
+            </w:tcBorders>
+            <w:shd w:val="clear" w:color="auto" w:fill="FFFFFF"/>
+            <w:tcMar>
+              <w:top w:w="80" w:type="dxa"/>
+              <w:left w:w="120" w:type="dxa"/>
+              <w:bottom w:w="80" w:type="dxa"/>
+              <w:right w:w="120" w:type="dxa"/>
+            </w:tcMar>
+          </w:tcPr>
+          <w:p>
+            <w:pPr>
+              <w:ind w:left="0"/>
+            </w:pPr>
+            <w:r>
+              <w:rPr>
+                <w:rFonts w:ascii="Arial" w:eastAsia="Arial" w:hAnsi="Arial" w:cs="Arial"/>
+                <w:color w:val="444444"/>
+                <w:sz w:val="20"/>
+                <w:szCs w:val="20"/>
+              </w:rPr>
+              <w:t>Regisztrált, de nem jóváhagyott fiók</w:t>
+            </w:r>
+          </w:p>
+        </w:tc>
+        <w:tc>
+          <w:tcPr>
+            <w:tcW w:w="2512" w:type="dxa"/>
+            <w:tcBorders>
+              <w:top w:val="single" w:sz="1" w:space="0" w:color="CCCCCC"/>
+              <w:left w:val="single" w:sz="1" w:space="0" w:color="CCCCCC"/>
+              <w:bottom w:val="single" w:sz="1" w:space="0" w:color="CCCCCC"/>
+              <w:right w:val="single" w:sz="1" w:space="0" w:color="CCCCCC"/>
+            </w:tcBorders>
+            <w:shd w:val="clear" w:color="auto" w:fill="FFFFFF"/>
+            <w:tcMar>
+              <w:top w:w="80" w:type="dxa"/>
+              <w:left w:w="120" w:type="dxa"/>
+              <w:bottom w:w="80" w:type="dxa"/>
+              <w:right w:w="120" w:type="dxa"/>
+            </w:tcMar>
+          </w:tcPr>
+          <w:p>
+            <w:pPr>
+              <w:ind w:left="0"/>
+              <w:jc w:val="left"/>
+            </w:pPr>
+            <w:r>
+              <w:rPr>
+                <w:rFonts w:ascii="Arial" w:eastAsia="Arial" w:hAnsi="Arial" w:cs="Arial"/>
+                <w:color w:val="444444"/>
+                <w:sz w:val="20"/>
+                <w:szCs w:val="20"/>
+              </w:rPr>
+              <w:t>Hibaüzenet</w:t>
+            </w:r>
+            <w:r>
+              <w:rPr>
+                <w:rFonts w:ascii="Arial" w:eastAsia="Arial" w:hAnsi="Arial" w:cs="Arial"/>
+                <w:color w:val="444444"/>
+                <w:sz w:val="20"/>
+                <w:szCs w:val="20"/>
+              </w:rPr>
+              <w:t xml:space="preserve">: ’Nem </w:t>
+            </w:r>
+            <w:proofErr w:type="gramStart"/>
+            <w:r>
+              <w:rPr>
+                <w:rFonts w:ascii="Arial" w:eastAsia="Arial" w:hAnsi="Arial" w:cs="Arial"/>
+                <w:color w:val="444444"/>
+                <w:sz w:val="20"/>
+                <w:szCs w:val="20"/>
+              </w:rPr>
+              <w:t>aktív</w:t>
+            </w:r>
+            <w:proofErr w:type="gramEnd"/>
+            <w:r>
+              <w:rPr>
+                <w:rFonts w:ascii="Arial" w:eastAsia="Arial" w:hAnsi="Arial" w:cs="Arial"/>
+                <w:color w:val="444444"/>
+                <w:sz w:val="20"/>
+                <w:szCs w:val="20"/>
+              </w:rPr>
+              <w:t xml:space="preserve"> </w:t>
+            </w:r>
+            <w:r>
+              <w:rPr>
+                <w:rFonts w:ascii="Arial" w:eastAsia="Arial" w:hAnsi="Arial" w:cs="Arial"/>
+                <w:color w:val="444444"/>
+                <w:sz w:val="20"/>
+                <w:szCs w:val="20"/>
+              </w:rPr>
+              <w:t>fiók</w:t>
+            </w:r>
+            <w:r>
+              <w:rPr>
+                <w:rFonts w:ascii="Arial" w:eastAsia="Arial" w:hAnsi="Arial" w:cs="Arial"/>
+                <w:color w:val="444444"/>
+                <w:sz w:val="20"/>
+                <w:szCs w:val="20"/>
+              </w:rPr>
+              <w:t>’</w:t>
+            </w:r>
+          </w:p>
+        </w:tc>
+        <w:tc>
+          <w:tcPr>
+            <w:tcW w:w="1488" w:type="dxa"/>
+            <w:tcBorders>
+              <w:top w:val="single" w:sz="1" w:space="0" w:color="CCCCCC"/>
+              <w:left w:val="single" w:sz="1" w:space="0" w:color="CCCCCC"/>
+              <w:bottom w:val="single" w:sz="1" w:space="0" w:color="CCCCCC"/>
+              <w:right w:val="single" w:sz="1" w:space="0" w:color="CCCCCC"/>
+            </w:tcBorders>
+            <w:shd w:val="clear" w:color="auto" w:fill="FFFFFF"/>
+            <w:tcMar>
+              <w:top w:w="80" w:type="dxa"/>
+              <w:left w:w="120" w:type="dxa"/>
+              <w:bottom w:w="80" w:type="dxa"/>
+              <w:right w:w="120" w:type="dxa"/>
+            </w:tcMar>
+          </w:tcPr>
+          <w:p>
+            <w:pPr>
+              <w:ind w:left="0"/>
+            </w:pPr>
+            <w:r>
+              <w:rPr>
+                <w:rFonts w:ascii="Segoe UI Symbol" w:eastAsia="Arial" w:hAnsi="Segoe UI Symbol" w:cs="Segoe UI Symbol"/>
+                <w:color w:val="444444"/>
+                <w:sz w:val="20"/>
+                <w:szCs w:val="20"/>
+              </w:rPr>
+              <w:t>✅</w:t>
+            </w:r>
+            <w:r>
+              <w:rPr>
+                <w:rFonts w:ascii="Arial" w:eastAsia="Arial" w:hAnsi="Arial" w:cs="Arial"/>
+                <w:color w:val="444444"/>
+                <w:sz w:val="20"/>
+                <w:szCs w:val="20"/>
+              </w:rPr>
+              <w:t xml:space="preserve"> OK</w:t>
+            </w:r>
+          </w:p>
+        </w:tc>
+      </w:tr>
+    </w:tbl>
+    <w:p/>
     <w:p>
       <w:pPr>
         <w:pStyle w:val="Cmsor2"/>
@@ -11368,20 +14969,1517 @@
       <w:bookmarkEnd w:id="84"/>
     </w:p>
     <w:p>
-      <w:r>
-        <w:t>Postman</w:t>
-      </w:r>
-    </w:p>
+      <w:pPr>
+        <w:spacing w:before="80" w:after="80"/>
+        <w:rPr>
+          <w:rFonts w:cs="Times New Roman"/>
+          <w:sz w:val="36"/>
+        </w:rPr>
+      </w:pPr>
+      <w:bookmarkStart w:id="85" w:name="_Toc227748719"/>
+      <w:r>
+        <w:rPr>
+          <w:rFonts w:eastAsia="Arial" w:cs="Times New Roman"/>
+          <w:color w:val="444444"/>
+        </w:rPr>
+        <w:t xml:space="preserve">A backend API végpontjainak tesztelésére Postman-t alkalmaztunk. A tesztgyűjtemény </w:t>
+      </w:r>
+      <w:proofErr w:type="gramStart"/>
+      <w:r>
+        <w:rPr>
+          <w:rFonts w:eastAsia="Arial" w:cs="Times New Roman"/>
+          <w:color w:val="444444"/>
+        </w:rPr>
+        <w:t>exportálható</w:t>
+      </w:r>
+      <w:proofErr w:type="gramEnd"/>
+      <w:r>
+        <w:rPr>
+          <w:rFonts w:eastAsia="Arial" w:cs="Times New Roman"/>
+          <w:color w:val="444444"/>
+        </w:rPr>
+        <w:t xml:space="preserve"> a következő paranccsal, majd importálható a Postman alkalmazásba:</w:t>
+      </w:r>
+    </w:p>
+    <w:p>
+      <w:pPr>
+        <w:spacing w:before="80"/>
+      </w:pPr>
+    </w:p>
+    <w:tbl>
+      <w:tblPr>
+        <w:tblW w:w="9000" w:type="dxa"/>
+        <w:tblBorders>
+          <w:top w:val="single" w:sz="1" w:space="0" w:color="DDDDDD"/>
+          <w:left w:val="single" w:sz="6" w:space="0" w:color="1F6AA5"/>
+          <w:bottom w:val="single" w:sz="1" w:space="0" w:color="DDDDDD"/>
+          <w:right w:val="single" w:sz="1" w:space="0" w:color="DDDDDD"/>
+          <w:insideH w:val="single" w:sz="4" w:space="0" w:color="auto"/>
+          <w:insideV w:val="single" w:sz="4" w:space="0" w:color="auto"/>
+        </w:tblBorders>
+        <w:tblCellMar>
+          <w:left w:w="10" w:type="dxa"/>
+          <w:right w:w="10" w:type="dxa"/>
+        </w:tblCellMar>
+        <w:tblLook w:val="04A0" w:firstRow="1" w:lastRow="0" w:firstColumn="1" w:lastColumn="0" w:noHBand="0" w:noVBand="1"/>
+      </w:tblPr>
+      <w:tblGrid>
+        <w:gridCol w:w="9000"/>
+      </w:tblGrid>
+      <w:tr>
+        <w:tblPrEx>
+          <w:tblCellMar>
+            <w:top w:w="0" w:type="dxa"/>
+            <w:bottom w:w="0" w:type="dxa"/>
+          </w:tblCellMar>
+        </w:tblPrEx>
+        <w:tc>
+          <w:tcPr>
+            <w:tcW w:w="9000" w:type="dxa"/>
+            <w:tcBorders>
+              <w:top w:val="single" w:sz="1" w:space="0" w:color="FFFFFF"/>
+              <w:left w:val="single" w:sz="1" w:space="0" w:color="FFFFFF"/>
+              <w:bottom w:val="single" w:sz="1" w:space="0" w:color="FFFFFF"/>
+              <w:right w:val="single" w:sz="1" w:space="0" w:color="FFFFFF"/>
+            </w:tcBorders>
+            <w:shd w:val="clear" w:color="auto" w:fill="F4F4F4"/>
+            <w:tcMar>
+              <w:top w:w="40" w:type="dxa"/>
+              <w:left w:w="200" w:type="dxa"/>
+              <w:bottom w:w="0" w:type="dxa"/>
+              <w:right w:w="200" w:type="dxa"/>
+            </w:tcMar>
+          </w:tcPr>
+          <w:p>
+            <w:pPr>
+              <w:spacing w:before="20" w:after="20"/>
+            </w:pPr>
+            <w:r>
+              <w:rPr>
+                <w:rFonts w:ascii="Courier New" w:eastAsia="Courier New" w:hAnsi="Courier New" w:cs="Courier New"/>
+                <w:color w:val="1A1A1A"/>
+                <w:sz w:val="18"/>
+                <w:szCs w:val="18"/>
+              </w:rPr>
+              <w:t xml:space="preserve">php </w:t>
+            </w:r>
+            <w:proofErr w:type="spellStart"/>
+            <w:r>
+              <w:rPr>
+                <w:rFonts w:ascii="Courier New" w:eastAsia="Courier New" w:hAnsi="Courier New" w:cs="Courier New"/>
+                <w:color w:val="1A1A1A"/>
+                <w:sz w:val="18"/>
+                <w:szCs w:val="18"/>
+              </w:rPr>
+              <w:t>artisan</w:t>
+            </w:r>
+            <w:proofErr w:type="spellEnd"/>
+            <w:r>
+              <w:rPr>
+                <w:rFonts w:ascii="Courier New" w:eastAsia="Courier New" w:hAnsi="Courier New" w:cs="Courier New"/>
+                <w:color w:val="1A1A1A"/>
+                <w:sz w:val="18"/>
+                <w:szCs w:val="18"/>
+              </w:rPr>
+              <w:t xml:space="preserve"> </w:t>
+            </w:r>
+            <w:proofErr w:type="spellStart"/>
+            <w:proofErr w:type="gramStart"/>
+            <w:r>
+              <w:rPr>
+                <w:rFonts w:ascii="Courier New" w:eastAsia="Courier New" w:hAnsi="Courier New" w:cs="Courier New"/>
+                <w:color w:val="1A1A1A"/>
+                <w:sz w:val="18"/>
+                <w:szCs w:val="18"/>
+              </w:rPr>
+              <w:t>export</w:t>
+            </w:r>
+            <w:proofErr w:type="gramEnd"/>
+            <w:r>
+              <w:rPr>
+                <w:rFonts w:ascii="Courier New" w:eastAsia="Courier New" w:hAnsi="Courier New" w:cs="Courier New"/>
+                <w:color w:val="1A1A1A"/>
+                <w:sz w:val="18"/>
+                <w:szCs w:val="18"/>
+              </w:rPr>
+              <w:t>:postman</w:t>
+            </w:r>
+            <w:proofErr w:type="spellEnd"/>
+          </w:p>
+        </w:tc>
+      </w:tr>
+      <w:tr>
+        <w:tblPrEx>
+          <w:tblCellMar>
+            <w:top w:w="0" w:type="dxa"/>
+            <w:bottom w:w="0" w:type="dxa"/>
+          </w:tblCellMar>
+        </w:tblPrEx>
+        <w:tc>
+          <w:tcPr>
+            <w:tcW w:w="9000" w:type="dxa"/>
+            <w:tcBorders>
+              <w:top w:val="single" w:sz="1" w:space="0" w:color="FFFFFF"/>
+              <w:left w:val="single" w:sz="1" w:space="0" w:color="FFFFFF"/>
+              <w:bottom w:val="single" w:sz="1" w:space="0" w:color="FFFFFF"/>
+              <w:right w:val="single" w:sz="1" w:space="0" w:color="FFFFFF"/>
+            </w:tcBorders>
+            <w:shd w:val="clear" w:color="auto" w:fill="F4F4F4"/>
+            <w:tcMar>
+              <w:top w:w="40" w:type="dxa"/>
+              <w:left w:w="200" w:type="dxa"/>
+              <w:bottom w:w="0" w:type="dxa"/>
+              <w:right w:w="200" w:type="dxa"/>
+            </w:tcMar>
+          </w:tcPr>
+          <w:p>
+            <w:pPr>
+              <w:spacing w:before="20" w:after="20"/>
+              <w:ind w:left="0"/>
+            </w:pPr>
+          </w:p>
+        </w:tc>
+      </w:tr>
+      <w:tr>
+        <w:tblPrEx>
+          <w:tblCellMar>
+            <w:top w:w="0" w:type="dxa"/>
+            <w:bottom w:w="0" w:type="dxa"/>
+          </w:tblCellMar>
+        </w:tblPrEx>
+        <w:tc>
+          <w:tcPr>
+            <w:tcW w:w="9000" w:type="dxa"/>
+            <w:tcBorders>
+              <w:top w:val="single" w:sz="1" w:space="0" w:color="FFFFFF"/>
+              <w:left w:val="single" w:sz="1" w:space="0" w:color="FFFFFF"/>
+              <w:bottom w:val="single" w:sz="1" w:space="0" w:color="FFFFFF"/>
+              <w:right w:val="single" w:sz="1" w:space="0" w:color="FFFFFF"/>
+            </w:tcBorders>
+            <w:shd w:val="clear" w:color="auto" w:fill="F4F4F4"/>
+            <w:tcMar>
+              <w:top w:w="40" w:type="dxa"/>
+              <w:left w:w="200" w:type="dxa"/>
+              <w:bottom w:w="0" w:type="dxa"/>
+              <w:right w:w="200" w:type="dxa"/>
+            </w:tcMar>
+          </w:tcPr>
+          <w:p>
+            <w:pPr>
+              <w:spacing w:before="20" w:after="20"/>
+            </w:pPr>
+            <w:r>
+              <w:rPr>
+                <w:rFonts w:ascii="Courier New" w:eastAsia="Courier New" w:hAnsi="Courier New" w:cs="Courier New"/>
+                <w:color w:val="1A1A1A"/>
+                <w:sz w:val="18"/>
+                <w:szCs w:val="18"/>
+              </w:rPr>
+              <w:t xml:space="preserve"># A generált </w:t>
+            </w:r>
+            <w:proofErr w:type="gramStart"/>
+            <w:r>
+              <w:rPr>
+                <w:rFonts w:ascii="Courier New" w:eastAsia="Courier New" w:hAnsi="Courier New" w:cs="Courier New"/>
+                <w:color w:val="1A1A1A"/>
+                <w:sz w:val="18"/>
+                <w:szCs w:val="18"/>
+              </w:rPr>
+              <w:t>fájl</w:t>
+            </w:r>
+            <w:proofErr w:type="gramEnd"/>
+            <w:r>
+              <w:rPr>
+                <w:rFonts w:ascii="Courier New" w:eastAsia="Courier New" w:hAnsi="Courier New" w:cs="Courier New"/>
+                <w:color w:val="1A1A1A"/>
+                <w:sz w:val="18"/>
+                <w:szCs w:val="18"/>
+              </w:rPr>
+              <w:t xml:space="preserve"> helye: </w:t>
+            </w:r>
+            <w:proofErr w:type="spellStart"/>
+            <w:r>
+              <w:rPr>
+                <w:rFonts w:ascii="Courier New" w:eastAsia="Courier New" w:hAnsi="Courier New" w:cs="Courier New"/>
+                <w:color w:val="1A1A1A"/>
+                <w:sz w:val="18"/>
+                <w:szCs w:val="18"/>
+              </w:rPr>
+              <w:t>storage</w:t>
+            </w:r>
+            <w:proofErr w:type="spellEnd"/>
+            <w:r>
+              <w:rPr>
+                <w:rFonts w:ascii="Courier New" w:eastAsia="Courier New" w:hAnsi="Courier New" w:cs="Courier New"/>
+                <w:color w:val="1A1A1A"/>
+                <w:sz w:val="18"/>
+                <w:szCs w:val="18"/>
+              </w:rPr>
+              <w:t>/</w:t>
+            </w:r>
+            <w:proofErr w:type="spellStart"/>
+            <w:r>
+              <w:rPr>
+                <w:rFonts w:ascii="Courier New" w:eastAsia="Courier New" w:hAnsi="Courier New" w:cs="Courier New"/>
+                <w:color w:val="1A1A1A"/>
+                <w:sz w:val="18"/>
+                <w:szCs w:val="18"/>
+              </w:rPr>
+              <w:t>app</w:t>
+            </w:r>
+            <w:proofErr w:type="spellEnd"/>
+            <w:r>
+              <w:rPr>
+                <w:rFonts w:ascii="Courier New" w:eastAsia="Courier New" w:hAnsi="Courier New" w:cs="Courier New"/>
+                <w:color w:val="1A1A1A"/>
+                <w:sz w:val="18"/>
+                <w:szCs w:val="18"/>
+              </w:rPr>
+              <w:t>/</w:t>
+            </w:r>
+            <w:proofErr w:type="spellStart"/>
+            <w:r>
+              <w:rPr>
+                <w:rFonts w:ascii="Courier New" w:eastAsia="Courier New" w:hAnsi="Courier New" w:cs="Courier New"/>
+                <w:color w:val="1A1A1A"/>
+                <w:sz w:val="18"/>
+                <w:szCs w:val="18"/>
+              </w:rPr>
+              <w:t>postman_collection.json</w:t>
+            </w:r>
+            <w:proofErr w:type="spellEnd"/>
+          </w:p>
+        </w:tc>
+      </w:tr>
+    </w:tbl>
     <w:p>
       <w:pPr>
         <w:pStyle w:val="Cmsor3"/>
       </w:pPr>
-      <w:bookmarkStart w:id="85" w:name="_Toc227748719"/>
       <w:r>
         <w:t>Bejelentkezés</w:t>
       </w:r>
       <w:bookmarkEnd w:id="85"/>
     </w:p>
+    <w:tbl>
+      <w:tblPr>
+        <w:tblW w:w="9000" w:type="dxa"/>
+        <w:tblBorders>
+          <w:top w:val="single" w:sz="4" w:space="0" w:color="auto"/>
+          <w:left w:val="single" w:sz="4" w:space="0" w:color="auto"/>
+          <w:bottom w:val="single" w:sz="4" w:space="0" w:color="auto"/>
+          <w:right w:val="single" w:sz="4" w:space="0" w:color="auto"/>
+          <w:insideH w:val="single" w:sz="4" w:space="0" w:color="auto"/>
+          <w:insideV w:val="single" w:sz="4" w:space="0" w:color="auto"/>
+        </w:tblBorders>
+        <w:tblCellMar>
+          <w:left w:w="10" w:type="dxa"/>
+          <w:right w:w="10" w:type="dxa"/>
+        </w:tblCellMar>
+        <w:tblLook w:val="04A0" w:firstRow="1" w:lastRow="0" w:firstColumn="1" w:lastColumn="0" w:noHBand="0" w:noVBand="1"/>
+      </w:tblPr>
+      <w:tblGrid>
+        <w:gridCol w:w="1689"/>
+        <w:gridCol w:w="1611"/>
+        <w:gridCol w:w="2055"/>
+        <w:gridCol w:w="1985"/>
+        <w:gridCol w:w="1730"/>
+      </w:tblGrid>
+      <w:tr>
+        <w:tblPrEx>
+          <w:tblCellMar>
+            <w:top w:w="0" w:type="dxa"/>
+            <w:bottom w:w="0" w:type="dxa"/>
+          </w:tblCellMar>
+        </w:tblPrEx>
+        <w:tc>
+          <w:tcPr>
+            <w:tcW w:w="2000" w:type="dxa"/>
+            <w:tcBorders>
+              <w:top w:val="single" w:sz="1" w:space="0" w:color="1F6AA5"/>
+              <w:left w:val="single" w:sz="1" w:space="0" w:color="1F6AA5"/>
+              <w:bottom w:val="single" w:sz="1" w:space="0" w:color="1F6AA5"/>
+              <w:right w:val="single" w:sz="1" w:space="0" w:color="1F6AA5"/>
+            </w:tcBorders>
+            <w:shd w:val="clear" w:color="auto" w:fill="1F6AA5"/>
+            <w:tcMar>
+              <w:top w:w="80" w:type="dxa"/>
+              <w:left w:w="120" w:type="dxa"/>
+              <w:bottom w:w="80" w:type="dxa"/>
+              <w:right w:w="120" w:type="dxa"/>
+            </w:tcMar>
+          </w:tcPr>
+          <w:p>
+            <w:pPr>
+              <w:jc w:val="center"/>
+            </w:pPr>
+            <w:r>
+              <w:rPr>
+                <w:rFonts w:ascii="Arial" w:eastAsia="Arial" w:hAnsi="Arial" w:cs="Arial"/>
+                <w:b/>
+                <w:bCs/>
+                <w:color w:val="FFFFFF"/>
+                <w:sz w:val="20"/>
+                <w:szCs w:val="20"/>
+              </w:rPr>
+              <w:t>Végpont</w:t>
+            </w:r>
+          </w:p>
+        </w:tc>
+        <w:tc>
+          <w:tcPr>
+            <w:tcW w:w="2500" w:type="dxa"/>
+            <w:tcBorders>
+              <w:top w:val="single" w:sz="1" w:space="0" w:color="1F6AA5"/>
+              <w:left w:val="single" w:sz="1" w:space="0" w:color="1F6AA5"/>
+              <w:bottom w:val="single" w:sz="1" w:space="0" w:color="1F6AA5"/>
+              <w:right w:val="single" w:sz="1" w:space="0" w:color="1F6AA5"/>
+            </w:tcBorders>
+            <w:shd w:val="clear" w:color="auto" w:fill="1F6AA5"/>
+            <w:tcMar>
+              <w:top w:w="80" w:type="dxa"/>
+              <w:left w:w="120" w:type="dxa"/>
+              <w:bottom w:w="80" w:type="dxa"/>
+              <w:right w:w="120" w:type="dxa"/>
+            </w:tcMar>
+          </w:tcPr>
+          <w:p>
+            <w:pPr>
+              <w:jc w:val="center"/>
+            </w:pPr>
+            <w:r>
+              <w:rPr>
+                <w:rFonts w:ascii="Arial" w:eastAsia="Arial" w:hAnsi="Arial" w:cs="Arial"/>
+                <w:b/>
+                <w:bCs/>
+                <w:color w:val="FFFFFF"/>
+                <w:sz w:val="20"/>
+                <w:szCs w:val="20"/>
+              </w:rPr>
+              <w:t>Kérés</w:t>
+            </w:r>
+          </w:p>
+        </w:tc>
+        <w:tc>
+          <w:tcPr>
+            <w:tcW w:w="2000" w:type="dxa"/>
+            <w:tcBorders>
+              <w:top w:val="single" w:sz="1" w:space="0" w:color="1F6AA5"/>
+              <w:left w:val="single" w:sz="1" w:space="0" w:color="1F6AA5"/>
+              <w:bottom w:val="single" w:sz="1" w:space="0" w:color="1F6AA5"/>
+              <w:right w:val="single" w:sz="1" w:space="0" w:color="1F6AA5"/>
+            </w:tcBorders>
+            <w:shd w:val="clear" w:color="auto" w:fill="1F6AA5"/>
+            <w:tcMar>
+              <w:top w:w="80" w:type="dxa"/>
+              <w:left w:w="120" w:type="dxa"/>
+              <w:bottom w:w="80" w:type="dxa"/>
+              <w:right w:w="120" w:type="dxa"/>
+            </w:tcMar>
+          </w:tcPr>
+          <w:p>
+            <w:pPr>
+              <w:jc w:val="center"/>
+            </w:pPr>
+            <w:r>
+              <w:rPr>
+                <w:rFonts w:ascii="Arial" w:eastAsia="Arial" w:hAnsi="Arial" w:cs="Arial"/>
+                <w:b/>
+                <w:bCs/>
+                <w:color w:val="FFFFFF"/>
+                <w:sz w:val="20"/>
+                <w:szCs w:val="20"/>
+              </w:rPr>
+              <w:t xml:space="preserve">Elvárt </w:t>
+            </w:r>
+            <w:proofErr w:type="gramStart"/>
+            <w:r>
+              <w:rPr>
+                <w:rFonts w:ascii="Arial" w:eastAsia="Arial" w:hAnsi="Arial" w:cs="Arial"/>
+                <w:b/>
+                <w:bCs/>
+                <w:color w:val="FFFFFF"/>
+                <w:sz w:val="20"/>
+                <w:szCs w:val="20"/>
+              </w:rPr>
+              <w:t>státusz</w:t>
+            </w:r>
+            <w:proofErr w:type="gramEnd"/>
+          </w:p>
+        </w:tc>
+        <w:tc>
+          <w:tcPr>
+            <w:tcW w:w="1500" w:type="dxa"/>
+            <w:tcBorders>
+              <w:top w:val="single" w:sz="1" w:space="0" w:color="1F6AA5"/>
+              <w:left w:val="single" w:sz="1" w:space="0" w:color="1F6AA5"/>
+              <w:bottom w:val="single" w:sz="1" w:space="0" w:color="1F6AA5"/>
+              <w:right w:val="single" w:sz="1" w:space="0" w:color="1F6AA5"/>
+            </w:tcBorders>
+            <w:shd w:val="clear" w:color="auto" w:fill="1F6AA5"/>
+            <w:tcMar>
+              <w:top w:w="80" w:type="dxa"/>
+              <w:left w:w="120" w:type="dxa"/>
+              <w:bottom w:w="80" w:type="dxa"/>
+              <w:right w:w="120" w:type="dxa"/>
+            </w:tcMar>
+          </w:tcPr>
+          <w:p>
+            <w:pPr>
+              <w:jc w:val="center"/>
+            </w:pPr>
+            <w:r>
+              <w:rPr>
+                <w:rFonts w:ascii="Arial" w:eastAsia="Arial" w:hAnsi="Arial" w:cs="Arial"/>
+                <w:b/>
+                <w:bCs/>
+                <w:color w:val="FFFFFF"/>
+                <w:sz w:val="20"/>
+                <w:szCs w:val="20"/>
+              </w:rPr>
+              <w:t>Elvárt válasz</w:t>
+            </w:r>
+          </w:p>
+        </w:tc>
+        <w:tc>
+          <w:tcPr>
+            <w:tcW w:w="1000" w:type="dxa"/>
+            <w:tcBorders>
+              <w:top w:val="single" w:sz="1" w:space="0" w:color="1F6AA5"/>
+              <w:left w:val="single" w:sz="1" w:space="0" w:color="1F6AA5"/>
+              <w:bottom w:val="single" w:sz="1" w:space="0" w:color="1F6AA5"/>
+              <w:right w:val="single" w:sz="1" w:space="0" w:color="1F6AA5"/>
+            </w:tcBorders>
+            <w:shd w:val="clear" w:color="auto" w:fill="1F6AA5"/>
+            <w:tcMar>
+              <w:top w:w="80" w:type="dxa"/>
+              <w:left w:w="120" w:type="dxa"/>
+              <w:bottom w:w="80" w:type="dxa"/>
+              <w:right w:w="120" w:type="dxa"/>
+            </w:tcMar>
+          </w:tcPr>
+          <w:p>
+            <w:pPr>
+              <w:jc w:val="center"/>
+            </w:pPr>
+            <w:r>
+              <w:rPr>
+                <w:rFonts w:ascii="Arial" w:eastAsia="Arial" w:hAnsi="Arial" w:cs="Arial"/>
+                <w:b/>
+                <w:bCs/>
+                <w:color w:val="FFFFFF"/>
+                <w:sz w:val="20"/>
+                <w:szCs w:val="20"/>
+              </w:rPr>
+              <w:t>Eredmény</w:t>
+            </w:r>
+          </w:p>
+        </w:tc>
+      </w:tr>
+      <w:tr>
+        <w:tblPrEx>
+          <w:tblCellMar>
+            <w:top w:w="0" w:type="dxa"/>
+            <w:bottom w:w="0" w:type="dxa"/>
+          </w:tblCellMar>
+        </w:tblPrEx>
+        <w:tc>
+          <w:tcPr>
+            <w:tcW w:w="2000" w:type="dxa"/>
+            <w:tcBorders>
+              <w:top w:val="single" w:sz="1" w:space="0" w:color="CCCCCC"/>
+              <w:left w:val="single" w:sz="1" w:space="0" w:color="CCCCCC"/>
+              <w:bottom w:val="single" w:sz="1" w:space="0" w:color="CCCCCC"/>
+              <w:right w:val="single" w:sz="1" w:space="0" w:color="CCCCCC"/>
+            </w:tcBorders>
+            <w:shd w:val="clear" w:color="auto" w:fill="FFFFFF"/>
+            <w:tcMar>
+              <w:top w:w="80" w:type="dxa"/>
+              <w:left w:w="120" w:type="dxa"/>
+              <w:bottom w:w="80" w:type="dxa"/>
+              <w:right w:w="120" w:type="dxa"/>
+            </w:tcMar>
+          </w:tcPr>
+          <w:p>
+            <w:r>
+              <w:rPr>
+                <w:rFonts w:ascii="Arial" w:eastAsia="Arial" w:hAnsi="Arial" w:cs="Arial"/>
+                <w:color w:val="444444"/>
+                <w:sz w:val="20"/>
+                <w:szCs w:val="20"/>
+              </w:rPr>
+              <w:t>POST /</w:t>
+            </w:r>
+            <w:proofErr w:type="spellStart"/>
+            <w:r>
+              <w:rPr>
+                <w:rFonts w:ascii="Arial" w:eastAsia="Arial" w:hAnsi="Arial" w:cs="Arial"/>
+                <w:color w:val="444444"/>
+                <w:sz w:val="20"/>
+                <w:szCs w:val="20"/>
+              </w:rPr>
+              <w:t>api</w:t>
+            </w:r>
+            <w:proofErr w:type="spellEnd"/>
+            <w:r>
+              <w:rPr>
+                <w:rFonts w:ascii="Arial" w:eastAsia="Arial" w:hAnsi="Arial" w:cs="Arial"/>
+                <w:color w:val="444444"/>
+                <w:sz w:val="20"/>
+                <w:szCs w:val="20"/>
+              </w:rPr>
+              <w:t>/login</w:t>
+            </w:r>
+          </w:p>
+        </w:tc>
+        <w:tc>
+          <w:tcPr>
+            <w:tcW w:w="2500" w:type="dxa"/>
+            <w:tcBorders>
+              <w:top w:val="single" w:sz="1" w:space="0" w:color="CCCCCC"/>
+              <w:left w:val="single" w:sz="1" w:space="0" w:color="CCCCCC"/>
+              <w:bottom w:val="single" w:sz="1" w:space="0" w:color="CCCCCC"/>
+              <w:right w:val="single" w:sz="1" w:space="0" w:color="CCCCCC"/>
+            </w:tcBorders>
+            <w:shd w:val="clear" w:color="auto" w:fill="FFFFFF"/>
+            <w:tcMar>
+              <w:top w:w="80" w:type="dxa"/>
+              <w:left w:w="120" w:type="dxa"/>
+              <w:bottom w:w="80" w:type="dxa"/>
+              <w:right w:w="120" w:type="dxa"/>
+            </w:tcMar>
+          </w:tcPr>
+          <w:p>
+            <w:r>
+              <w:rPr>
+                <w:rFonts w:ascii="Arial" w:eastAsia="Arial" w:hAnsi="Arial" w:cs="Arial"/>
+                <w:color w:val="444444"/>
+                <w:sz w:val="20"/>
+                <w:szCs w:val="20"/>
+              </w:rPr>
+              <w:t>Helyes email + jelszó</w:t>
+            </w:r>
+          </w:p>
+        </w:tc>
+        <w:tc>
+          <w:tcPr>
+            <w:tcW w:w="2000" w:type="dxa"/>
+            <w:tcBorders>
+              <w:top w:val="single" w:sz="1" w:space="0" w:color="CCCCCC"/>
+              <w:left w:val="single" w:sz="1" w:space="0" w:color="CCCCCC"/>
+              <w:bottom w:val="single" w:sz="1" w:space="0" w:color="CCCCCC"/>
+              <w:right w:val="single" w:sz="1" w:space="0" w:color="CCCCCC"/>
+            </w:tcBorders>
+            <w:shd w:val="clear" w:color="auto" w:fill="FFFFFF"/>
+            <w:tcMar>
+              <w:top w:w="80" w:type="dxa"/>
+              <w:left w:w="120" w:type="dxa"/>
+              <w:bottom w:w="80" w:type="dxa"/>
+              <w:right w:w="120" w:type="dxa"/>
+            </w:tcMar>
+          </w:tcPr>
+          <w:p>
+            <w:r>
+              <w:rPr>
+                <w:rFonts w:ascii="Arial" w:eastAsia="Arial" w:hAnsi="Arial" w:cs="Arial"/>
+                <w:color w:val="444444"/>
+                <w:sz w:val="20"/>
+                <w:szCs w:val="20"/>
+              </w:rPr>
+              <w:t>200 OK</w:t>
+            </w:r>
+          </w:p>
+        </w:tc>
+        <w:tc>
+          <w:tcPr>
+            <w:tcW w:w="1500" w:type="dxa"/>
+            <w:tcBorders>
+              <w:top w:val="single" w:sz="1" w:space="0" w:color="CCCCCC"/>
+              <w:left w:val="single" w:sz="1" w:space="0" w:color="CCCCCC"/>
+              <w:bottom w:val="single" w:sz="1" w:space="0" w:color="CCCCCC"/>
+              <w:right w:val="single" w:sz="1" w:space="0" w:color="CCCCCC"/>
+            </w:tcBorders>
+            <w:shd w:val="clear" w:color="auto" w:fill="FFFFFF"/>
+            <w:tcMar>
+              <w:top w:w="80" w:type="dxa"/>
+              <w:left w:w="120" w:type="dxa"/>
+              <w:bottom w:w="80" w:type="dxa"/>
+              <w:right w:w="120" w:type="dxa"/>
+            </w:tcMar>
+          </w:tcPr>
+          <w:p>
+            <w:proofErr w:type="spellStart"/>
+            <w:r>
+              <w:rPr>
+                <w:rFonts w:ascii="Arial" w:eastAsia="Arial" w:hAnsi="Arial" w:cs="Arial"/>
+                <w:color w:val="444444"/>
+                <w:sz w:val="20"/>
+                <w:szCs w:val="20"/>
+              </w:rPr>
+              <w:t>token</w:t>
+            </w:r>
+            <w:proofErr w:type="spellEnd"/>
+            <w:r>
+              <w:rPr>
+                <w:rFonts w:ascii="Arial" w:eastAsia="Arial" w:hAnsi="Arial" w:cs="Arial"/>
+                <w:color w:val="444444"/>
+                <w:sz w:val="20"/>
+                <w:szCs w:val="20"/>
+              </w:rPr>
+              <w:t xml:space="preserve">, </w:t>
+            </w:r>
+            <w:proofErr w:type="spellStart"/>
+            <w:r>
+              <w:rPr>
+                <w:rFonts w:ascii="Arial" w:eastAsia="Arial" w:hAnsi="Arial" w:cs="Arial"/>
+                <w:color w:val="444444"/>
+                <w:sz w:val="20"/>
+                <w:szCs w:val="20"/>
+              </w:rPr>
+              <w:t>user</w:t>
+            </w:r>
+            <w:proofErr w:type="spellEnd"/>
+            <w:r>
+              <w:rPr>
+                <w:rFonts w:ascii="Arial" w:eastAsia="Arial" w:hAnsi="Arial" w:cs="Arial"/>
+                <w:color w:val="444444"/>
+                <w:sz w:val="20"/>
+                <w:szCs w:val="20"/>
+              </w:rPr>
+              <w:t xml:space="preserve"> adatok</w:t>
+            </w:r>
+          </w:p>
+        </w:tc>
+        <w:tc>
+          <w:tcPr>
+            <w:tcW w:w="1000" w:type="dxa"/>
+            <w:tcBorders>
+              <w:top w:val="single" w:sz="1" w:space="0" w:color="CCCCCC"/>
+              <w:left w:val="single" w:sz="1" w:space="0" w:color="CCCCCC"/>
+              <w:bottom w:val="single" w:sz="1" w:space="0" w:color="CCCCCC"/>
+              <w:right w:val="single" w:sz="1" w:space="0" w:color="CCCCCC"/>
+            </w:tcBorders>
+            <w:shd w:val="clear" w:color="auto" w:fill="FFFFFF"/>
+            <w:tcMar>
+              <w:top w:w="80" w:type="dxa"/>
+              <w:left w:w="120" w:type="dxa"/>
+              <w:bottom w:w="80" w:type="dxa"/>
+              <w:right w:w="120" w:type="dxa"/>
+            </w:tcMar>
+          </w:tcPr>
+          <w:p>
+            <w:r>
+              <w:rPr>
+                <w:rFonts w:ascii="Arial" w:eastAsia="Arial" w:hAnsi="Arial" w:cs="Arial"/>
+                <w:color w:val="444444"/>
+                <w:sz w:val="20"/>
+                <w:szCs w:val="20"/>
+              </w:rPr>
+              <w:t>✅ OK</w:t>
+            </w:r>
+          </w:p>
+        </w:tc>
+      </w:tr>
+      <w:tr>
+        <w:tblPrEx>
+          <w:tblCellMar>
+            <w:top w:w="0" w:type="dxa"/>
+            <w:bottom w:w="0" w:type="dxa"/>
+          </w:tblCellMar>
+        </w:tblPrEx>
+        <w:tc>
+          <w:tcPr>
+            <w:tcW w:w="2000" w:type="dxa"/>
+            <w:tcBorders>
+              <w:top w:val="single" w:sz="1" w:space="0" w:color="CCCCCC"/>
+              <w:left w:val="single" w:sz="1" w:space="0" w:color="CCCCCC"/>
+              <w:bottom w:val="single" w:sz="1" w:space="0" w:color="CCCCCC"/>
+              <w:right w:val="single" w:sz="1" w:space="0" w:color="CCCCCC"/>
+            </w:tcBorders>
+            <w:shd w:val="clear" w:color="auto" w:fill="F8FBFD"/>
+            <w:tcMar>
+              <w:top w:w="80" w:type="dxa"/>
+              <w:left w:w="120" w:type="dxa"/>
+              <w:bottom w:w="80" w:type="dxa"/>
+              <w:right w:w="120" w:type="dxa"/>
+            </w:tcMar>
+          </w:tcPr>
+          <w:p>
+            <w:r>
+              <w:rPr>
+                <w:rFonts w:ascii="Arial" w:eastAsia="Arial" w:hAnsi="Arial" w:cs="Arial"/>
+                <w:color w:val="444444"/>
+                <w:sz w:val="20"/>
+                <w:szCs w:val="20"/>
+              </w:rPr>
+              <w:t>POST /</w:t>
+            </w:r>
+            <w:proofErr w:type="spellStart"/>
+            <w:r>
+              <w:rPr>
+                <w:rFonts w:ascii="Arial" w:eastAsia="Arial" w:hAnsi="Arial" w:cs="Arial"/>
+                <w:color w:val="444444"/>
+                <w:sz w:val="20"/>
+                <w:szCs w:val="20"/>
+              </w:rPr>
+              <w:t>api</w:t>
+            </w:r>
+            <w:proofErr w:type="spellEnd"/>
+            <w:r>
+              <w:rPr>
+                <w:rFonts w:ascii="Arial" w:eastAsia="Arial" w:hAnsi="Arial" w:cs="Arial"/>
+                <w:color w:val="444444"/>
+                <w:sz w:val="20"/>
+                <w:szCs w:val="20"/>
+              </w:rPr>
+              <w:t>/login</w:t>
+            </w:r>
+          </w:p>
+        </w:tc>
+        <w:tc>
+          <w:tcPr>
+            <w:tcW w:w="2500" w:type="dxa"/>
+            <w:tcBorders>
+              <w:top w:val="single" w:sz="1" w:space="0" w:color="CCCCCC"/>
+              <w:left w:val="single" w:sz="1" w:space="0" w:color="CCCCCC"/>
+              <w:bottom w:val="single" w:sz="1" w:space="0" w:color="CCCCCC"/>
+              <w:right w:val="single" w:sz="1" w:space="0" w:color="CCCCCC"/>
+            </w:tcBorders>
+            <w:shd w:val="clear" w:color="auto" w:fill="F8FBFD"/>
+            <w:tcMar>
+              <w:top w:w="80" w:type="dxa"/>
+              <w:left w:w="120" w:type="dxa"/>
+              <w:bottom w:w="80" w:type="dxa"/>
+              <w:right w:w="120" w:type="dxa"/>
+            </w:tcMar>
+          </w:tcPr>
+          <w:p>
+            <w:r>
+              <w:rPr>
+                <w:rFonts w:ascii="Arial" w:eastAsia="Arial" w:hAnsi="Arial" w:cs="Arial"/>
+                <w:color w:val="444444"/>
+                <w:sz w:val="20"/>
+                <w:szCs w:val="20"/>
+              </w:rPr>
+              <w:t>Hibás jelszó</w:t>
+            </w:r>
+          </w:p>
+        </w:tc>
+        <w:tc>
+          <w:tcPr>
+            <w:tcW w:w="2000" w:type="dxa"/>
+            <w:tcBorders>
+              <w:top w:val="single" w:sz="1" w:space="0" w:color="CCCCCC"/>
+              <w:left w:val="single" w:sz="1" w:space="0" w:color="CCCCCC"/>
+              <w:bottom w:val="single" w:sz="1" w:space="0" w:color="CCCCCC"/>
+              <w:right w:val="single" w:sz="1" w:space="0" w:color="CCCCCC"/>
+            </w:tcBorders>
+            <w:shd w:val="clear" w:color="auto" w:fill="F8FBFD"/>
+            <w:tcMar>
+              <w:top w:w="80" w:type="dxa"/>
+              <w:left w:w="120" w:type="dxa"/>
+              <w:bottom w:w="80" w:type="dxa"/>
+              <w:right w:w="120" w:type="dxa"/>
+            </w:tcMar>
+          </w:tcPr>
+          <w:p>
+            <w:r>
+              <w:rPr>
+                <w:rFonts w:ascii="Arial" w:eastAsia="Arial" w:hAnsi="Arial" w:cs="Arial"/>
+                <w:color w:val="444444"/>
+                <w:sz w:val="20"/>
+                <w:szCs w:val="20"/>
+              </w:rPr>
+              <w:t xml:space="preserve">401 </w:t>
+            </w:r>
+            <w:proofErr w:type="spellStart"/>
+            <w:r>
+              <w:rPr>
+                <w:rFonts w:ascii="Arial" w:eastAsia="Arial" w:hAnsi="Arial" w:cs="Arial"/>
+                <w:color w:val="444444"/>
+                <w:sz w:val="20"/>
+                <w:szCs w:val="20"/>
+              </w:rPr>
+              <w:t>Unauthorized</w:t>
+            </w:r>
+            <w:proofErr w:type="spellEnd"/>
+          </w:p>
+        </w:tc>
+        <w:tc>
+          <w:tcPr>
+            <w:tcW w:w="1500" w:type="dxa"/>
+            <w:tcBorders>
+              <w:top w:val="single" w:sz="1" w:space="0" w:color="CCCCCC"/>
+              <w:left w:val="single" w:sz="1" w:space="0" w:color="CCCCCC"/>
+              <w:bottom w:val="single" w:sz="1" w:space="0" w:color="CCCCCC"/>
+              <w:right w:val="single" w:sz="1" w:space="0" w:color="CCCCCC"/>
+            </w:tcBorders>
+            <w:shd w:val="clear" w:color="auto" w:fill="F8FBFD"/>
+            <w:tcMar>
+              <w:top w:w="80" w:type="dxa"/>
+              <w:left w:w="120" w:type="dxa"/>
+              <w:bottom w:w="80" w:type="dxa"/>
+              <w:right w:w="120" w:type="dxa"/>
+            </w:tcMar>
+          </w:tcPr>
+          <w:p>
+            <w:r>
+              <w:rPr>
+                <w:rFonts w:ascii="Arial" w:eastAsia="Arial" w:hAnsi="Arial" w:cs="Arial"/>
+                <w:color w:val="444444"/>
+                <w:sz w:val="20"/>
+                <w:szCs w:val="20"/>
+              </w:rPr>
+              <w:t>Hibaüzenet</w:t>
+            </w:r>
+          </w:p>
+        </w:tc>
+        <w:tc>
+          <w:tcPr>
+            <w:tcW w:w="1000" w:type="dxa"/>
+            <w:tcBorders>
+              <w:top w:val="single" w:sz="1" w:space="0" w:color="CCCCCC"/>
+              <w:left w:val="single" w:sz="1" w:space="0" w:color="CCCCCC"/>
+              <w:bottom w:val="single" w:sz="1" w:space="0" w:color="CCCCCC"/>
+              <w:right w:val="single" w:sz="1" w:space="0" w:color="CCCCCC"/>
+            </w:tcBorders>
+            <w:shd w:val="clear" w:color="auto" w:fill="F8FBFD"/>
+            <w:tcMar>
+              <w:top w:w="80" w:type="dxa"/>
+              <w:left w:w="120" w:type="dxa"/>
+              <w:bottom w:w="80" w:type="dxa"/>
+              <w:right w:w="120" w:type="dxa"/>
+            </w:tcMar>
+          </w:tcPr>
+          <w:p>
+            <w:r>
+              <w:rPr>
+                <w:rFonts w:ascii="Arial" w:eastAsia="Arial" w:hAnsi="Arial" w:cs="Arial"/>
+                <w:color w:val="444444"/>
+                <w:sz w:val="20"/>
+                <w:szCs w:val="20"/>
+              </w:rPr>
+              <w:t>✅ OK</w:t>
+            </w:r>
+          </w:p>
+        </w:tc>
+      </w:tr>
+      <w:tr>
+        <w:tblPrEx>
+          <w:tblCellMar>
+            <w:top w:w="0" w:type="dxa"/>
+            <w:bottom w:w="0" w:type="dxa"/>
+          </w:tblCellMar>
+        </w:tblPrEx>
+        <w:tc>
+          <w:tcPr>
+            <w:tcW w:w="2000" w:type="dxa"/>
+            <w:tcBorders>
+              <w:top w:val="single" w:sz="1" w:space="0" w:color="CCCCCC"/>
+              <w:left w:val="single" w:sz="1" w:space="0" w:color="CCCCCC"/>
+              <w:bottom w:val="single" w:sz="1" w:space="0" w:color="CCCCCC"/>
+              <w:right w:val="single" w:sz="1" w:space="0" w:color="CCCCCC"/>
+            </w:tcBorders>
+            <w:shd w:val="clear" w:color="auto" w:fill="FFFFFF"/>
+            <w:tcMar>
+              <w:top w:w="80" w:type="dxa"/>
+              <w:left w:w="120" w:type="dxa"/>
+              <w:bottom w:w="80" w:type="dxa"/>
+              <w:right w:w="120" w:type="dxa"/>
+            </w:tcMar>
+          </w:tcPr>
+          <w:p>
+            <w:r>
+              <w:rPr>
+                <w:rFonts w:ascii="Arial" w:eastAsia="Arial" w:hAnsi="Arial" w:cs="Arial"/>
+                <w:color w:val="444444"/>
+                <w:sz w:val="20"/>
+                <w:szCs w:val="20"/>
+              </w:rPr>
+              <w:t>POST /</w:t>
+            </w:r>
+            <w:proofErr w:type="spellStart"/>
+            <w:r>
+              <w:rPr>
+                <w:rFonts w:ascii="Arial" w:eastAsia="Arial" w:hAnsi="Arial" w:cs="Arial"/>
+                <w:color w:val="444444"/>
+                <w:sz w:val="20"/>
+                <w:szCs w:val="20"/>
+              </w:rPr>
+              <w:t>api</w:t>
+            </w:r>
+            <w:proofErr w:type="spellEnd"/>
+            <w:r>
+              <w:rPr>
+                <w:rFonts w:ascii="Arial" w:eastAsia="Arial" w:hAnsi="Arial" w:cs="Arial"/>
+                <w:color w:val="444444"/>
+                <w:sz w:val="20"/>
+                <w:szCs w:val="20"/>
+              </w:rPr>
+              <w:t>/login</w:t>
+            </w:r>
+          </w:p>
+        </w:tc>
+        <w:tc>
+          <w:tcPr>
+            <w:tcW w:w="2500" w:type="dxa"/>
+            <w:tcBorders>
+              <w:top w:val="single" w:sz="1" w:space="0" w:color="CCCCCC"/>
+              <w:left w:val="single" w:sz="1" w:space="0" w:color="CCCCCC"/>
+              <w:bottom w:val="single" w:sz="1" w:space="0" w:color="CCCCCC"/>
+              <w:right w:val="single" w:sz="1" w:space="0" w:color="CCCCCC"/>
+            </w:tcBorders>
+            <w:shd w:val="clear" w:color="auto" w:fill="FFFFFF"/>
+            <w:tcMar>
+              <w:top w:w="80" w:type="dxa"/>
+              <w:left w:w="120" w:type="dxa"/>
+              <w:bottom w:w="80" w:type="dxa"/>
+              <w:right w:w="120" w:type="dxa"/>
+            </w:tcMar>
+          </w:tcPr>
+          <w:p>
+            <w:r>
+              <w:rPr>
+                <w:rFonts w:ascii="Arial" w:eastAsia="Arial" w:hAnsi="Arial" w:cs="Arial"/>
+                <w:color w:val="444444"/>
+                <w:sz w:val="20"/>
+                <w:szCs w:val="20"/>
+              </w:rPr>
+              <w:t>Hiányzó email mező</w:t>
+            </w:r>
+          </w:p>
+        </w:tc>
+        <w:tc>
+          <w:tcPr>
+            <w:tcW w:w="2000" w:type="dxa"/>
+            <w:tcBorders>
+              <w:top w:val="single" w:sz="1" w:space="0" w:color="CCCCCC"/>
+              <w:left w:val="single" w:sz="1" w:space="0" w:color="CCCCCC"/>
+              <w:bottom w:val="single" w:sz="1" w:space="0" w:color="CCCCCC"/>
+              <w:right w:val="single" w:sz="1" w:space="0" w:color="CCCCCC"/>
+            </w:tcBorders>
+            <w:shd w:val="clear" w:color="auto" w:fill="FFFFFF"/>
+            <w:tcMar>
+              <w:top w:w="80" w:type="dxa"/>
+              <w:left w:w="120" w:type="dxa"/>
+              <w:bottom w:w="80" w:type="dxa"/>
+              <w:right w:w="120" w:type="dxa"/>
+            </w:tcMar>
+          </w:tcPr>
+          <w:p>
+            <w:r>
+              <w:rPr>
+                <w:rFonts w:ascii="Arial" w:eastAsia="Arial" w:hAnsi="Arial" w:cs="Arial"/>
+                <w:color w:val="444444"/>
+                <w:sz w:val="20"/>
+                <w:szCs w:val="20"/>
+              </w:rPr>
+              <w:t xml:space="preserve">422 </w:t>
+            </w:r>
+            <w:proofErr w:type="spellStart"/>
+            <w:r>
+              <w:rPr>
+                <w:rFonts w:ascii="Arial" w:eastAsia="Arial" w:hAnsi="Arial" w:cs="Arial"/>
+                <w:color w:val="444444"/>
+                <w:sz w:val="20"/>
+                <w:szCs w:val="20"/>
+              </w:rPr>
+              <w:t>Unprocessable</w:t>
+            </w:r>
+            <w:proofErr w:type="spellEnd"/>
+          </w:p>
+        </w:tc>
+        <w:tc>
+          <w:tcPr>
+            <w:tcW w:w="1500" w:type="dxa"/>
+            <w:tcBorders>
+              <w:top w:val="single" w:sz="1" w:space="0" w:color="CCCCCC"/>
+              <w:left w:val="single" w:sz="1" w:space="0" w:color="CCCCCC"/>
+              <w:bottom w:val="single" w:sz="1" w:space="0" w:color="CCCCCC"/>
+              <w:right w:val="single" w:sz="1" w:space="0" w:color="CCCCCC"/>
+            </w:tcBorders>
+            <w:shd w:val="clear" w:color="auto" w:fill="FFFFFF"/>
+            <w:tcMar>
+              <w:top w:w="80" w:type="dxa"/>
+              <w:left w:w="120" w:type="dxa"/>
+              <w:bottom w:w="80" w:type="dxa"/>
+              <w:right w:w="120" w:type="dxa"/>
+            </w:tcMar>
+          </w:tcPr>
+          <w:p>
+            <w:proofErr w:type="spellStart"/>
+            <w:r>
+              <w:rPr>
+                <w:rFonts w:ascii="Arial" w:eastAsia="Arial" w:hAnsi="Arial" w:cs="Arial"/>
+                <w:color w:val="444444"/>
+                <w:sz w:val="20"/>
+                <w:szCs w:val="20"/>
+              </w:rPr>
+              <w:t>Validációs</w:t>
+            </w:r>
+            <w:proofErr w:type="spellEnd"/>
+            <w:r>
+              <w:rPr>
+                <w:rFonts w:ascii="Arial" w:eastAsia="Arial" w:hAnsi="Arial" w:cs="Arial"/>
+                <w:color w:val="444444"/>
+                <w:sz w:val="20"/>
+                <w:szCs w:val="20"/>
+              </w:rPr>
+              <w:t xml:space="preserve"> hiba</w:t>
+            </w:r>
+          </w:p>
+        </w:tc>
+        <w:tc>
+          <w:tcPr>
+            <w:tcW w:w="1000" w:type="dxa"/>
+            <w:tcBorders>
+              <w:top w:val="single" w:sz="1" w:space="0" w:color="CCCCCC"/>
+              <w:left w:val="single" w:sz="1" w:space="0" w:color="CCCCCC"/>
+              <w:bottom w:val="single" w:sz="1" w:space="0" w:color="CCCCCC"/>
+              <w:right w:val="single" w:sz="1" w:space="0" w:color="CCCCCC"/>
+            </w:tcBorders>
+            <w:shd w:val="clear" w:color="auto" w:fill="FFFFFF"/>
+            <w:tcMar>
+              <w:top w:w="80" w:type="dxa"/>
+              <w:left w:w="120" w:type="dxa"/>
+              <w:bottom w:w="80" w:type="dxa"/>
+              <w:right w:w="120" w:type="dxa"/>
+            </w:tcMar>
+          </w:tcPr>
+          <w:p>
+            <w:r>
+              <w:rPr>
+                <w:rFonts w:ascii="Arial" w:eastAsia="Arial" w:hAnsi="Arial" w:cs="Arial"/>
+                <w:color w:val="444444"/>
+                <w:sz w:val="20"/>
+                <w:szCs w:val="20"/>
+              </w:rPr>
+              <w:t>✅ OK</w:t>
+            </w:r>
+          </w:p>
+        </w:tc>
+      </w:tr>
+      <w:tr>
+        <w:tblPrEx>
+          <w:tblCellMar>
+            <w:top w:w="0" w:type="dxa"/>
+            <w:bottom w:w="0" w:type="dxa"/>
+          </w:tblCellMar>
+        </w:tblPrEx>
+        <w:tc>
+          <w:tcPr>
+            <w:tcW w:w="2000" w:type="dxa"/>
+            <w:tcBorders>
+              <w:top w:val="single" w:sz="1" w:space="0" w:color="CCCCCC"/>
+              <w:left w:val="single" w:sz="1" w:space="0" w:color="CCCCCC"/>
+              <w:bottom w:val="single" w:sz="1" w:space="0" w:color="CCCCCC"/>
+              <w:right w:val="single" w:sz="1" w:space="0" w:color="CCCCCC"/>
+            </w:tcBorders>
+            <w:shd w:val="clear" w:color="auto" w:fill="F8FBFD"/>
+            <w:tcMar>
+              <w:top w:w="80" w:type="dxa"/>
+              <w:left w:w="120" w:type="dxa"/>
+              <w:bottom w:w="80" w:type="dxa"/>
+              <w:right w:w="120" w:type="dxa"/>
+            </w:tcMar>
+          </w:tcPr>
+          <w:p>
+            <w:r>
+              <w:rPr>
+                <w:rFonts w:ascii="Arial" w:eastAsia="Arial" w:hAnsi="Arial" w:cs="Arial"/>
+                <w:color w:val="444444"/>
+                <w:sz w:val="20"/>
+                <w:szCs w:val="20"/>
+              </w:rPr>
+              <w:t>POST /</w:t>
+            </w:r>
+            <w:proofErr w:type="spellStart"/>
+            <w:r>
+              <w:rPr>
+                <w:rFonts w:ascii="Arial" w:eastAsia="Arial" w:hAnsi="Arial" w:cs="Arial"/>
+                <w:color w:val="444444"/>
+                <w:sz w:val="20"/>
+                <w:szCs w:val="20"/>
+              </w:rPr>
+              <w:t>api</w:t>
+            </w:r>
+            <w:proofErr w:type="spellEnd"/>
+            <w:r>
+              <w:rPr>
+                <w:rFonts w:ascii="Arial" w:eastAsia="Arial" w:hAnsi="Arial" w:cs="Arial"/>
+                <w:color w:val="444444"/>
+                <w:sz w:val="20"/>
+                <w:szCs w:val="20"/>
+              </w:rPr>
+              <w:t>/logout</w:t>
+            </w:r>
+          </w:p>
+        </w:tc>
+        <w:tc>
+          <w:tcPr>
+            <w:tcW w:w="2500" w:type="dxa"/>
+            <w:tcBorders>
+              <w:top w:val="single" w:sz="1" w:space="0" w:color="CCCCCC"/>
+              <w:left w:val="single" w:sz="1" w:space="0" w:color="CCCCCC"/>
+              <w:bottom w:val="single" w:sz="1" w:space="0" w:color="CCCCCC"/>
+              <w:right w:val="single" w:sz="1" w:space="0" w:color="CCCCCC"/>
+            </w:tcBorders>
+            <w:shd w:val="clear" w:color="auto" w:fill="F8FBFD"/>
+            <w:tcMar>
+              <w:top w:w="80" w:type="dxa"/>
+              <w:left w:w="120" w:type="dxa"/>
+              <w:bottom w:w="80" w:type="dxa"/>
+              <w:right w:w="120" w:type="dxa"/>
+            </w:tcMar>
+          </w:tcPr>
+          <w:p>
+            <w:r>
+              <w:rPr>
+                <w:rFonts w:ascii="Arial" w:eastAsia="Arial" w:hAnsi="Arial" w:cs="Arial"/>
+                <w:color w:val="444444"/>
+                <w:sz w:val="20"/>
+                <w:szCs w:val="20"/>
+              </w:rPr>
+              <w:t xml:space="preserve">Érvényes </w:t>
+            </w:r>
+            <w:proofErr w:type="spellStart"/>
+            <w:r>
+              <w:rPr>
+                <w:rFonts w:ascii="Arial" w:eastAsia="Arial" w:hAnsi="Arial" w:cs="Arial"/>
+                <w:color w:val="444444"/>
+                <w:sz w:val="20"/>
+                <w:szCs w:val="20"/>
+              </w:rPr>
+              <w:t>token</w:t>
+            </w:r>
+            <w:proofErr w:type="spellEnd"/>
+          </w:p>
+        </w:tc>
+        <w:tc>
+          <w:tcPr>
+            <w:tcW w:w="2000" w:type="dxa"/>
+            <w:tcBorders>
+              <w:top w:val="single" w:sz="1" w:space="0" w:color="CCCCCC"/>
+              <w:left w:val="single" w:sz="1" w:space="0" w:color="CCCCCC"/>
+              <w:bottom w:val="single" w:sz="1" w:space="0" w:color="CCCCCC"/>
+              <w:right w:val="single" w:sz="1" w:space="0" w:color="CCCCCC"/>
+            </w:tcBorders>
+            <w:shd w:val="clear" w:color="auto" w:fill="F8FBFD"/>
+            <w:tcMar>
+              <w:top w:w="80" w:type="dxa"/>
+              <w:left w:w="120" w:type="dxa"/>
+              <w:bottom w:w="80" w:type="dxa"/>
+              <w:right w:w="120" w:type="dxa"/>
+            </w:tcMar>
+          </w:tcPr>
+          <w:p>
+            <w:r>
+              <w:rPr>
+                <w:rFonts w:ascii="Arial" w:eastAsia="Arial" w:hAnsi="Arial" w:cs="Arial"/>
+                <w:color w:val="444444"/>
+                <w:sz w:val="20"/>
+                <w:szCs w:val="20"/>
+              </w:rPr>
+              <w:t>200 OK</w:t>
+            </w:r>
+          </w:p>
+        </w:tc>
+        <w:tc>
+          <w:tcPr>
+            <w:tcW w:w="1500" w:type="dxa"/>
+            <w:tcBorders>
+              <w:top w:val="single" w:sz="1" w:space="0" w:color="CCCCCC"/>
+              <w:left w:val="single" w:sz="1" w:space="0" w:color="CCCCCC"/>
+              <w:bottom w:val="single" w:sz="1" w:space="0" w:color="CCCCCC"/>
+              <w:right w:val="single" w:sz="1" w:space="0" w:color="CCCCCC"/>
+            </w:tcBorders>
+            <w:shd w:val="clear" w:color="auto" w:fill="F8FBFD"/>
+            <w:tcMar>
+              <w:top w:w="80" w:type="dxa"/>
+              <w:left w:w="120" w:type="dxa"/>
+              <w:bottom w:w="80" w:type="dxa"/>
+              <w:right w:w="120" w:type="dxa"/>
+            </w:tcMar>
+          </w:tcPr>
+          <w:p>
+            <w:r>
+              <w:rPr>
+                <w:rFonts w:ascii="Arial" w:eastAsia="Arial" w:hAnsi="Arial" w:cs="Arial"/>
+                <w:color w:val="444444"/>
+                <w:sz w:val="20"/>
+                <w:szCs w:val="20"/>
+              </w:rPr>
+              <w:t>Sikeres kijelentkezés</w:t>
+            </w:r>
+          </w:p>
+        </w:tc>
+        <w:tc>
+          <w:tcPr>
+            <w:tcW w:w="1000" w:type="dxa"/>
+            <w:tcBorders>
+              <w:top w:val="single" w:sz="1" w:space="0" w:color="CCCCCC"/>
+              <w:left w:val="single" w:sz="1" w:space="0" w:color="CCCCCC"/>
+              <w:bottom w:val="single" w:sz="1" w:space="0" w:color="CCCCCC"/>
+              <w:right w:val="single" w:sz="1" w:space="0" w:color="CCCCCC"/>
+            </w:tcBorders>
+            <w:shd w:val="clear" w:color="auto" w:fill="F8FBFD"/>
+            <w:tcMar>
+              <w:top w:w="80" w:type="dxa"/>
+              <w:left w:w="120" w:type="dxa"/>
+              <w:bottom w:w="80" w:type="dxa"/>
+              <w:right w:w="120" w:type="dxa"/>
+            </w:tcMar>
+          </w:tcPr>
+          <w:p>
+            <w:r>
+              <w:rPr>
+                <w:rFonts w:ascii="Arial" w:eastAsia="Arial" w:hAnsi="Arial" w:cs="Arial"/>
+                <w:color w:val="444444"/>
+                <w:sz w:val="20"/>
+                <w:szCs w:val="20"/>
+              </w:rPr>
+              <w:t>✅ OK</w:t>
+            </w:r>
+          </w:p>
+        </w:tc>
+      </w:tr>
+      <w:tr>
+        <w:tblPrEx>
+          <w:tblCellMar>
+            <w:top w:w="0" w:type="dxa"/>
+            <w:bottom w:w="0" w:type="dxa"/>
+          </w:tblCellMar>
+        </w:tblPrEx>
+        <w:tc>
+          <w:tcPr>
+            <w:tcW w:w="2000" w:type="dxa"/>
+            <w:tcBorders>
+              <w:top w:val="single" w:sz="1" w:space="0" w:color="CCCCCC"/>
+              <w:left w:val="single" w:sz="1" w:space="0" w:color="CCCCCC"/>
+              <w:bottom w:val="single" w:sz="1" w:space="0" w:color="CCCCCC"/>
+              <w:right w:val="single" w:sz="1" w:space="0" w:color="CCCCCC"/>
+            </w:tcBorders>
+            <w:shd w:val="clear" w:color="auto" w:fill="FFFFFF"/>
+            <w:tcMar>
+              <w:top w:w="80" w:type="dxa"/>
+              <w:left w:w="120" w:type="dxa"/>
+              <w:bottom w:w="80" w:type="dxa"/>
+              <w:right w:w="120" w:type="dxa"/>
+            </w:tcMar>
+          </w:tcPr>
+          <w:p>
+            <w:r>
+              <w:rPr>
+                <w:rFonts w:ascii="Arial" w:eastAsia="Arial" w:hAnsi="Arial" w:cs="Arial"/>
+                <w:color w:val="444444"/>
+                <w:sz w:val="20"/>
+                <w:szCs w:val="20"/>
+              </w:rPr>
+              <w:t>GET /</w:t>
+            </w:r>
+            <w:proofErr w:type="spellStart"/>
+            <w:r>
+              <w:rPr>
+                <w:rFonts w:ascii="Arial" w:eastAsia="Arial" w:hAnsi="Arial" w:cs="Arial"/>
+                <w:color w:val="444444"/>
+                <w:sz w:val="20"/>
+                <w:szCs w:val="20"/>
+              </w:rPr>
+              <w:t>api</w:t>
+            </w:r>
+            <w:proofErr w:type="spellEnd"/>
+            <w:r>
+              <w:rPr>
+                <w:rFonts w:ascii="Arial" w:eastAsia="Arial" w:hAnsi="Arial" w:cs="Arial"/>
+                <w:color w:val="444444"/>
+                <w:sz w:val="20"/>
+                <w:szCs w:val="20"/>
+              </w:rPr>
+              <w:t>/</w:t>
+            </w:r>
+            <w:proofErr w:type="spellStart"/>
+            <w:r>
+              <w:rPr>
+                <w:rFonts w:ascii="Arial" w:eastAsia="Arial" w:hAnsi="Arial" w:cs="Arial"/>
+                <w:color w:val="444444"/>
+                <w:sz w:val="20"/>
+                <w:szCs w:val="20"/>
+              </w:rPr>
+              <w:t>user</w:t>
+            </w:r>
+            <w:proofErr w:type="spellEnd"/>
+          </w:p>
+        </w:tc>
+        <w:tc>
+          <w:tcPr>
+            <w:tcW w:w="2500" w:type="dxa"/>
+            <w:tcBorders>
+              <w:top w:val="single" w:sz="1" w:space="0" w:color="CCCCCC"/>
+              <w:left w:val="single" w:sz="1" w:space="0" w:color="CCCCCC"/>
+              <w:bottom w:val="single" w:sz="1" w:space="0" w:color="CCCCCC"/>
+              <w:right w:val="single" w:sz="1" w:space="0" w:color="CCCCCC"/>
+            </w:tcBorders>
+            <w:shd w:val="clear" w:color="auto" w:fill="FFFFFF"/>
+            <w:tcMar>
+              <w:top w:w="80" w:type="dxa"/>
+              <w:left w:w="120" w:type="dxa"/>
+              <w:bottom w:w="80" w:type="dxa"/>
+              <w:right w:w="120" w:type="dxa"/>
+            </w:tcMar>
+          </w:tcPr>
+          <w:p>
+            <w:r>
+              <w:rPr>
+                <w:rFonts w:ascii="Arial" w:eastAsia="Arial" w:hAnsi="Arial" w:cs="Arial"/>
+                <w:color w:val="444444"/>
+                <w:sz w:val="20"/>
+                <w:szCs w:val="20"/>
+              </w:rPr>
+              <w:t xml:space="preserve">Érvényes </w:t>
+            </w:r>
+            <w:proofErr w:type="spellStart"/>
+            <w:r>
+              <w:rPr>
+                <w:rFonts w:ascii="Arial" w:eastAsia="Arial" w:hAnsi="Arial" w:cs="Arial"/>
+                <w:color w:val="444444"/>
+                <w:sz w:val="20"/>
+                <w:szCs w:val="20"/>
+              </w:rPr>
+              <w:t>Bearer</w:t>
+            </w:r>
+            <w:proofErr w:type="spellEnd"/>
+            <w:r>
+              <w:rPr>
+                <w:rFonts w:ascii="Arial" w:eastAsia="Arial" w:hAnsi="Arial" w:cs="Arial"/>
+                <w:color w:val="444444"/>
+                <w:sz w:val="20"/>
+                <w:szCs w:val="20"/>
+              </w:rPr>
+              <w:t xml:space="preserve"> </w:t>
+            </w:r>
+            <w:proofErr w:type="spellStart"/>
+            <w:r>
+              <w:rPr>
+                <w:rFonts w:ascii="Arial" w:eastAsia="Arial" w:hAnsi="Arial" w:cs="Arial"/>
+                <w:color w:val="444444"/>
+                <w:sz w:val="20"/>
+                <w:szCs w:val="20"/>
+              </w:rPr>
+              <w:t>token</w:t>
+            </w:r>
+            <w:proofErr w:type="spellEnd"/>
+          </w:p>
+        </w:tc>
+        <w:tc>
+          <w:tcPr>
+            <w:tcW w:w="2000" w:type="dxa"/>
+            <w:tcBorders>
+              <w:top w:val="single" w:sz="1" w:space="0" w:color="CCCCCC"/>
+              <w:left w:val="single" w:sz="1" w:space="0" w:color="CCCCCC"/>
+              <w:bottom w:val="single" w:sz="1" w:space="0" w:color="CCCCCC"/>
+              <w:right w:val="single" w:sz="1" w:space="0" w:color="CCCCCC"/>
+            </w:tcBorders>
+            <w:shd w:val="clear" w:color="auto" w:fill="FFFFFF"/>
+            <w:tcMar>
+              <w:top w:w="80" w:type="dxa"/>
+              <w:left w:w="120" w:type="dxa"/>
+              <w:bottom w:w="80" w:type="dxa"/>
+              <w:right w:w="120" w:type="dxa"/>
+            </w:tcMar>
+          </w:tcPr>
+          <w:p>
+            <w:r>
+              <w:rPr>
+                <w:rFonts w:ascii="Arial" w:eastAsia="Arial" w:hAnsi="Arial" w:cs="Arial"/>
+                <w:color w:val="444444"/>
+                <w:sz w:val="20"/>
+                <w:szCs w:val="20"/>
+              </w:rPr>
+              <w:t>200 OK</w:t>
+            </w:r>
+          </w:p>
+        </w:tc>
+        <w:tc>
+          <w:tcPr>
+            <w:tcW w:w="1500" w:type="dxa"/>
+            <w:tcBorders>
+              <w:top w:val="single" w:sz="1" w:space="0" w:color="CCCCCC"/>
+              <w:left w:val="single" w:sz="1" w:space="0" w:color="CCCCCC"/>
+              <w:bottom w:val="single" w:sz="1" w:space="0" w:color="CCCCCC"/>
+              <w:right w:val="single" w:sz="1" w:space="0" w:color="CCCCCC"/>
+            </w:tcBorders>
+            <w:shd w:val="clear" w:color="auto" w:fill="FFFFFF"/>
+            <w:tcMar>
+              <w:top w:w="80" w:type="dxa"/>
+              <w:left w:w="120" w:type="dxa"/>
+              <w:bottom w:w="80" w:type="dxa"/>
+              <w:right w:w="120" w:type="dxa"/>
+            </w:tcMar>
+          </w:tcPr>
+          <w:p>
+            <w:r>
+              <w:rPr>
+                <w:rFonts w:ascii="Arial" w:eastAsia="Arial" w:hAnsi="Arial" w:cs="Arial"/>
+                <w:color w:val="444444"/>
+                <w:sz w:val="20"/>
+                <w:szCs w:val="20"/>
+              </w:rPr>
+              <w:t xml:space="preserve">Bejelentkezett </w:t>
+            </w:r>
+            <w:proofErr w:type="spellStart"/>
+            <w:r>
+              <w:rPr>
+                <w:rFonts w:ascii="Arial" w:eastAsia="Arial" w:hAnsi="Arial" w:cs="Arial"/>
+                <w:color w:val="444444"/>
+                <w:sz w:val="20"/>
+                <w:szCs w:val="20"/>
+              </w:rPr>
+              <w:t>user</w:t>
+            </w:r>
+            <w:proofErr w:type="spellEnd"/>
+            <w:r>
+              <w:rPr>
+                <w:rFonts w:ascii="Arial" w:eastAsia="Arial" w:hAnsi="Arial" w:cs="Arial"/>
+                <w:color w:val="444444"/>
+                <w:sz w:val="20"/>
+                <w:szCs w:val="20"/>
+              </w:rPr>
+              <w:t xml:space="preserve"> adatai</w:t>
+            </w:r>
+          </w:p>
+        </w:tc>
+        <w:tc>
+          <w:tcPr>
+            <w:tcW w:w="1000" w:type="dxa"/>
+            <w:tcBorders>
+              <w:top w:val="single" w:sz="1" w:space="0" w:color="CCCCCC"/>
+              <w:left w:val="single" w:sz="1" w:space="0" w:color="CCCCCC"/>
+              <w:bottom w:val="single" w:sz="1" w:space="0" w:color="CCCCCC"/>
+              <w:right w:val="single" w:sz="1" w:space="0" w:color="CCCCCC"/>
+            </w:tcBorders>
+            <w:shd w:val="clear" w:color="auto" w:fill="FFFFFF"/>
+            <w:tcMar>
+              <w:top w:w="80" w:type="dxa"/>
+              <w:left w:w="120" w:type="dxa"/>
+              <w:bottom w:w="80" w:type="dxa"/>
+              <w:right w:w="120" w:type="dxa"/>
+            </w:tcMar>
+          </w:tcPr>
+          <w:p>
+            <w:r>
+              <w:rPr>
+                <w:rFonts w:ascii="Arial" w:eastAsia="Arial" w:hAnsi="Arial" w:cs="Arial"/>
+                <w:color w:val="444444"/>
+                <w:sz w:val="20"/>
+                <w:szCs w:val="20"/>
+              </w:rPr>
+              <w:t>✅ OK</w:t>
+            </w:r>
+          </w:p>
+        </w:tc>
+      </w:tr>
+    </w:tbl>
+    <w:p/>
     <w:p>
       <w:pPr>
         <w:pStyle w:val="Cmsor1"/>
@@ -11399,9 +16497,14 @@
       </w:pPr>
       <w:bookmarkStart w:id="87" w:name="_Toc227748721"/>
       <w:r>
-        <w:t>A program általános specifikációja</w:t>
+        <w:t xml:space="preserve">A program általános </w:t>
+      </w:r>
+      <w:proofErr w:type="gramStart"/>
+      <w:r>
+        <w:t>specifikációja</w:t>
       </w:r>
       <w:bookmarkEnd w:id="87"/>
+      <w:proofErr w:type="gramEnd"/>
     </w:p>
     <w:p>
       <w:pPr>
@@ -11428,20 +16531,21 @@
         <w:rPr>
           <w:lang w:eastAsia="hu-HU"/>
         </w:rPr>
-        <w:t xml:space="preserve"> által, így nincs szükség két lépcsős regisztrációra. Bejelentkezés után előre meg tudja rendelni vagy le tudja mondani a következő időszakra az étkezéseit. Van lehetősége megtekinteni a heti és napi menüket a tájékozottság érdekében. </w:t>
-      </w:r>
-    </w:p>
-    <w:p>
-      <w:pPr>
+        <w:t xml:space="preserve"> által, így nincs szükség két lépcsős regisztrációra. Bejelentkezés után előre meg </w:t>
+      </w:r>
+      <w:proofErr w:type="gramStart"/>
+      <w:r>
         <w:rPr>
           <w:lang w:eastAsia="hu-HU"/>
         </w:rPr>
-      </w:pPr>
+        <w:t>tudja</w:t>
+      </w:r>
+      <w:proofErr w:type="gramEnd"/>
       <w:r>
         <w:rPr>
           <w:lang w:eastAsia="hu-HU"/>
         </w:rPr>
-        <w:t xml:space="preserve">Az étkeztető fél készíti és szerkeszti a menüket, ételeket, összetevőket. A rendszer automatikusan összeszámolja az adott napra megrendelt ételek számát. </w:t>
+        <w:t xml:space="preserve"> rendelni vagy le tudja mondani a következő időszakra az étkezéseit. Van lehetősége megtekinteni a heti és napi menüket a tájékozottság érdekében. </w:t>
       </w:r>
     </w:p>
     <w:p>
@@ -11454,7 +16558,48 @@
         <w:rPr>
           <w:lang w:eastAsia="hu-HU"/>
         </w:rPr>
-        <w:t>A weboldalon az adminisztrátor számára szerkeszthető a felhasználók adatai, jóvá tudják hagyni a felhasználó kérelmeit, ha feltöltik a megfelelő dokumentumokat: kedvezményre feljogosító vagy cukorbetegséget igazoló dokumentum.</w:t>
+        <w:t xml:space="preserve">Az étkeztető fél készíti és szerkeszti a menüket, ételeket, összetevőket. A rendszer </w:t>
+      </w:r>
+      <w:proofErr w:type="gramStart"/>
+      <w:r>
+        <w:rPr>
+          <w:lang w:eastAsia="hu-HU"/>
+        </w:rPr>
+        <w:t>automatikusan</w:t>
+      </w:r>
+      <w:proofErr w:type="gramEnd"/>
+      <w:r>
+        <w:rPr>
+          <w:lang w:eastAsia="hu-HU"/>
+        </w:rPr>
+        <w:t xml:space="preserve"> összeszámolja az adott napra megrendelt ételek számát. </w:t>
+      </w:r>
+    </w:p>
+    <w:p>
+      <w:pPr>
+        <w:rPr>
+          <w:lang w:eastAsia="hu-HU"/>
+        </w:rPr>
+      </w:pPr>
+      <w:r>
+        <w:rPr>
+          <w:lang w:eastAsia="hu-HU"/>
+        </w:rPr>
+        <w:t xml:space="preserve">A weboldalon az </w:t>
+      </w:r>
+      <w:proofErr w:type="gramStart"/>
+      <w:r>
+        <w:rPr>
+          <w:lang w:eastAsia="hu-HU"/>
+        </w:rPr>
+        <w:t>adminisztrátor</w:t>
+      </w:r>
+      <w:proofErr w:type="gramEnd"/>
+      <w:r>
+        <w:rPr>
+          <w:lang w:eastAsia="hu-HU"/>
+        </w:rPr>
+        <w:t xml:space="preserve"> számára szerkeszthető a felhasználók adatai, jóvá tudják hagyni a felhasználó kérelmeit, ha feltöltik a megfelelő dokumentumokat: kedvezményre feljogosító vagy cukorbetegséget igazoló dokumentum.</w:t>
       </w:r>
     </w:p>
     <w:p>
@@ -11663,8 +16808,17 @@
                 <w:b/>
                 <w:bCs/>
               </w:rPr>
-              <w:t>Iskolai adminisztrátor</w:t>
+              <w:t xml:space="preserve">Iskolai </w:t>
             </w:r>
+            <w:proofErr w:type="gramStart"/>
+            <w:r>
+              <w:rPr>
+                <w:b/>
+                <w:bCs/>
+              </w:rPr>
+              <w:t>adminisztrátor</w:t>
+            </w:r>
+            <w:proofErr w:type="gramEnd"/>
           </w:p>
         </w:tc>
         <w:tc>
@@ -11702,8 +16856,13 @@
               <w:ind w:left="0"/>
               <w:jc w:val="center"/>
             </w:pPr>
+            <w:proofErr w:type="gramStart"/>
             <w:r>
-              <w:t>Ebéd rendelés, lemondás</w:t>
+              <w:t>Ebéd rendelés</w:t>
+            </w:r>
+            <w:proofErr w:type="gramEnd"/>
+            <w:r>
+              <w:t>, lemondás</w:t>
             </w:r>
           </w:p>
         </w:tc>
@@ -11796,8 +16955,13 @@
               <w:ind w:left="0"/>
               <w:jc w:val="center"/>
             </w:pPr>
+            <w:proofErr w:type="gramStart"/>
             <w:r>
-              <w:t>Profil megtekintése</w:t>
+              <w:t>Profil</w:t>
+            </w:r>
+            <w:proofErr w:type="gramEnd"/>
+            <w:r>
+              <w:t xml:space="preserve"> megtekintése</w:t>
             </w:r>
           </w:p>
         </w:tc>
@@ -11811,8 +16975,13 @@
               <w:ind w:left="0"/>
               <w:jc w:val="center"/>
             </w:pPr>
+            <w:proofErr w:type="gramStart"/>
             <w:r>
-              <w:t>Dokumentumok kezelése, elbírálása</w:t>
+              <w:t>Dokumentumok</w:t>
+            </w:r>
+            <w:proofErr w:type="gramEnd"/>
+            <w:r>
+              <w:t xml:space="preserve"> kezelése, elbírálása</w:t>
             </w:r>
           </w:p>
         </w:tc>
@@ -11935,7 +17104,15 @@
         <w:t xml:space="preserve">. </w:t>
       </w:r>
       <w:r>
-        <w:t>A keresés az aktuális oldalon belül szűkíti a találatokat</w:t>
+        <w:t xml:space="preserve">A keresés az </w:t>
+      </w:r>
+      <w:proofErr w:type="gramStart"/>
+      <w:r>
+        <w:t>aktuális</w:t>
+      </w:r>
+      <w:proofErr w:type="gramEnd"/>
+      <w:r>
+        <w:t xml:space="preserve"> oldalon belül szűkíti a találatokat</w:t>
       </w:r>
       <w:r>
         <w:t>.</w:t>
@@ -12007,10 +17184,18 @@
         <w:ind w:left="1416"/>
       </w:pPr>
       <w:r>
-        <w:t>Felhasználó s</w:t>
-      </w:r>
-      <w:r>
-        <w:t xml:space="preserve">tátusz szerinti: </w:t>
+        <w:t xml:space="preserve">Felhasználó </w:t>
+      </w:r>
+      <w:proofErr w:type="gramStart"/>
+      <w:r>
+        <w:t>s</w:t>
+      </w:r>
+      <w:r>
+        <w:t>tátusz</w:t>
+      </w:r>
+      <w:proofErr w:type="gramEnd"/>
+      <w:r>
+        <w:t xml:space="preserve"> szerinti: </w:t>
       </w:r>
       <w:r>
         <w:t>a</w:t>
@@ -12041,10 +17226,18 @@
         <w:ind w:left="1416"/>
       </w:pPr>
       <w:r>
-        <w:t>Étel k</w:t>
-      </w:r>
-      <w:r>
-        <w:t>ategória szerinti</w:t>
+        <w:t xml:space="preserve">Étel </w:t>
+      </w:r>
+      <w:proofErr w:type="gramStart"/>
+      <w:r>
+        <w:t>k</w:t>
+      </w:r>
+      <w:r>
+        <w:t>ategória</w:t>
+      </w:r>
+      <w:proofErr w:type="gramEnd"/>
+      <w:r>
+        <w:t xml:space="preserve"> szerinti</w:t>
       </w:r>
       <w:r>
         <w:t>: főétel, leves, egyéb</w:t>
@@ -12059,8 +17252,13 @@
         </w:numPr>
         <w:ind w:left="1416"/>
       </w:pPr>
-      <w:r>
-        <w:t>Dokumentum t</w:t>
+      <w:proofErr w:type="gramStart"/>
+      <w:r>
+        <w:t>Dokumentum</w:t>
+      </w:r>
+      <w:proofErr w:type="gramEnd"/>
+      <w:r>
+        <w:t xml:space="preserve"> t</w:t>
       </w:r>
       <w:r>
         <w:t>ípus szerint: kedvezmény, cukorbeteg</w:t>
@@ -12204,6 +17402,7 @@
       <w:r>
         <w:rPr>
           <w:noProof/>
+          <w:lang w:eastAsia="hu-HU"/>
         </w:rPr>
         <w:lastRenderedPageBreak/>
         <w:drawing>
@@ -12232,7 +17431,7 @@
                     </pic:cNvPicPr>
                   </pic:nvPicPr>
                   <pic:blipFill>
-                    <a:blip r:embed="rId31" cstate="print">
+                    <a:blip r:embed="rId33" cstate="print">
                       <a:extLst>
                         <a:ext uri="{28A0092B-C50C-407E-A947-70E740481C1C}">
                           <a14:useLocalDpi xmlns:a14="http://schemas.microsoft.com/office/drawing/2010/main" val="0"/>
@@ -12270,7 +17469,23 @@
         </w:drawing>
       </w:r>
       <w:r>
-        <w:t xml:space="preserve">A felhasználó csak regisztráció után tud hozzáférni az oldalhoz és annak funkcióihoz. A regisztrációs felületen a felhasználó saját adataival kell kitöltenie a mezőket(fentről lefelé, balról jobbra haladva). Minden mezőt ki kell tölteni, különben a regisztráció nem fog </w:t>
+        <w:t xml:space="preserve">A felhasználó csak regisztráció után tud hozzáférni az oldalhoz és annak </w:t>
+      </w:r>
+      <w:proofErr w:type="gramStart"/>
+      <w:r>
+        <w:t>funkcióihoz</w:t>
+      </w:r>
+      <w:proofErr w:type="gramEnd"/>
+      <w:r>
+        <w:t xml:space="preserve">. A regisztrációs felületen a felhasználó saját adataival kell kitöltenie a </w:t>
+      </w:r>
+      <w:proofErr w:type="gramStart"/>
+      <w:r>
+        <w:t>mezőket(</w:t>
+      </w:r>
+      <w:proofErr w:type="gramEnd"/>
+      <w:r>
+        <w:t xml:space="preserve">fentről lefelé, balról jobbra haladva). Minden mezőt ki kell tölteni, különben a regisztráció nem fog </w:t>
       </w:r>
       <w:proofErr w:type="spellStart"/>
       <w:r>
@@ -12286,13 +17501,29 @@
       </w:r>
       <w:proofErr w:type="spellEnd"/>
       <w:r>
-        <w:t xml:space="preserve"> felületén nem fog megjelenni a regisztrált profil. Regisztráció csak az iskola email címmel (</w:t>
+        <w:t xml:space="preserve"> felületén nem fog megjelenni a regisztrált </w:t>
+      </w:r>
+      <w:proofErr w:type="gramStart"/>
+      <w:r>
+        <w:t>profil</w:t>
+      </w:r>
+      <w:proofErr w:type="gramEnd"/>
+      <w:r>
+        <w:t>. Regisztráció csak az iskola email címmel (</w:t>
       </w:r>
       <w:r>
         <w:t>vezeteknev.keresztnev@iskola.hu</w:t>
       </w:r>
       <w:r>
-        <w:t xml:space="preserve">) lehetséges, más email címet a rendszer nem fogad el. A jelszónak legalább 8 karakterből kell állnia, ami tartalmazhat ékezetes betűket, számokat vagy speciális karaktereket. Sikeres regisztráció után az </w:t>
+        <w:t xml:space="preserve">) lehetséges, más email címet a rendszer nem fogad el. A jelszónak legalább 8 </w:t>
+      </w:r>
+      <w:proofErr w:type="gramStart"/>
+      <w:r>
+        <w:t>karakterből</w:t>
+      </w:r>
+      <w:proofErr w:type="gramEnd"/>
+      <w:r>
+        <w:t xml:space="preserve"> kell állnia, ami tartalmazhat ékezetes betűket, számokat vagy speciális karaktereket. Sikeres regisztráció után az </w:t>
       </w:r>
       <w:proofErr w:type="spellStart"/>
       <w:r>
@@ -12328,6 +17559,7 @@
       <w:r>
         <w:rPr>
           <w:noProof/>
+          <w:lang w:eastAsia="hu-HU"/>
         </w:rPr>
         <w:drawing>
           <wp:anchor distT="0" distB="0" distL="114300" distR="114300" simplePos="0" relativeHeight="251708416" behindDoc="0" locked="0" layoutInCell="1" allowOverlap="1" wp14:anchorId="6982A248" wp14:editId="2A77D655">
@@ -12355,7 +17587,7 @@
                     </pic:cNvPicPr>
                   </pic:nvPicPr>
                   <pic:blipFill>
-                    <a:blip r:embed="rId32" cstate="print">
+                    <a:blip r:embed="rId34" cstate="print">
                       <a:extLst>
                         <a:ext uri="{28A0092B-C50C-407E-A947-70E740481C1C}">
                           <a14:useLocalDpi xmlns:a14="http://schemas.microsoft.com/office/drawing/2010/main" val="0"/>
@@ -12407,7 +17639,15 @@
         <w:t>vezeteknev.keresztnev@iskola.hu</w:t>
       </w:r>
       <w:r>
-        <w:t>) és az általa megadott jelszót kell megadnia. Sikeres belépést követően hozzáfér a felhasználó az oldalhoz és annak funkcióihoz.</w:t>
+        <w:t xml:space="preserve">) és az általa megadott jelszót kell megadnia. Sikeres belépést követően hozzáfér a felhasználó az oldalhoz és annak </w:t>
+      </w:r>
+      <w:proofErr w:type="gramStart"/>
+      <w:r>
+        <w:t>funkcióihoz</w:t>
+      </w:r>
+      <w:proofErr w:type="gramEnd"/>
+      <w:r>
+        <w:t>.</w:t>
       </w:r>
     </w:p>
     <w:p>
@@ -12422,7 +17662,23 @@
     </w:p>
     <w:p>
       <w:r>
-        <w:t>Ha a felhasználó elfejeltette a jelszavát, újra be tudja állítani azt. Az elfelejtett jelszó hivatkozásra kattintva a mezőbe beírja az iskolai email címét, ahová a jelszó helyreállításával kapcsolatos email jönni fog. Ebben az emailben találja a felhasználó azt a linket, aminek segítségével vissza tudja állítani a saját jelszavát. Ezután az új jelszóval a felhasználó be tud jelentkezni az oldalra.</w:t>
+        <w:t xml:space="preserve">Ha a felhasználó elfejeltette a jelszavát, újra be tudja állítani azt. Az elfelejtett </w:t>
+      </w:r>
+      <w:proofErr w:type="gramStart"/>
+      <w:r>
+        <w:t>jelszó hivatkozásra</w:t>
+      </w:r>
+      <w:proofErr w:type="gramEnd"/>
+      <w:r>
+        <w:t xml:space="preserve"> kattintva a mezőbe beírja az iskolai email címét, ahová a jelszó helyreállításával kapcsolatos email jönni fog. Ebben az emailben találja a felhasználó azt a </w:t>
+      </w:r>
+      <w:proofErr w:type="gramStart"/>
+      <w:r>
+        <w:t>linket</w:t>
+      </w:r>
+      <w:proofErr w:type="gramEnd"/>
+      <w:r>
+        <w:t>, aminek segítségével vissza tudja állítani a saját jelszavát. Ezután az új jelszóval a felhasználó be tud jelentkezni az oldalra.</w:t>
       </w:r>
     </w:p>
     <w:p>
@@ -12462,7 +17718,23 @@
     </w:p>
     <w:p>
       <w:r>
-        <w:t xml:space="preserve">A megfelelő tájékozottság érdekében a felhasználó megtekintheti az ételek listáját, akár kategóriákra bontva: főétel, leves, egyéb. Minden ételnél megtalálhatóak a tápérték információk, az allergén információk és az összetevők hozzávetőlegesen egy adagra lebontva. </w:t>
+        <w:t xml:space="preserve">A megfelelő tájékozottság érdekében a felhasználó megtekintheti az ételek listáját, akár </w:t>
+      </w:r>
+      <w:proofErr w:type="gramStart"/>
+      <w:r>
+        <w:t>kategóriákra</w:t>
+      </w:r>
+      <w:proofErr w:type="gramEnd"/>
+      <w:r>
+        <w:t xml:space="preserve"> bontva: főétel, leves, egyéb. Minden ételnél megtalálhatóak a tápérték </w:t>
+      </w:r>
+      <w:proofErr w:type="gramStart"/>
+      <w:r>
+        <w:t>információk</w:t>
+      </w:r>
+      <w:proofErr w:type="gramEnd"/>
+      <w:r>
+        <w:t xml:space="preserve">, az allergén információk és az összetevők hozzávetőlegesen egy adagra lebontva. </w:t>
       </w:r>
     </w:p>
     <w:p>
@@ -12483,7 +17755,15 @@
     </w:p>
     <w:p>
       <w:r>
-        <w:t xml:space="preserve">A rendelés fülre kattintva a navigációs sávban, az oldalon megjelenik egy táblázat amiben a következők szerepelnek: </w:t>
+        <w:t xml:space="preserve">A rendelés fülre kattintva a navigációs sávban, az oldalon megjelenik egy </w:t>
+      </w:r>
+      <w:proofErr w:type="gramStart"/>
+      <w:r>
+        <w:t>táblázat</w:t>
+      </w:r>
+      <w:proofErr w:type="gramEnd"/>
+      <w:r>
+        <w:t xml:space="preserve"> amiben a következők szerepelnek: </w:t>
       </w:r>
     </w:p>
     <w:p>
@@ -12512,9 +17792,14 @@
       <w:pPr>
         <w:pStyle w:val="Nincstrkz"/>
       </w:pPr>
+      <w:proofErr w:type="gramStart"/>
       <w:r>
         <w:lastRenderedPageBreak/>
-        <w:t xml:space="preserve">A opció </w:t>
+        <w:t>A</w:t>
+      </w:r>
+      <w:proofErr w:type="gramEnd"/>
+      <w:r>
+        <w:t xml:space="preserve"> opció </w:t>
       </w:r>
     </w:p>
     <w:p>
@@ -12537,8 +17822,13 @@
       <w:pPr>
         <w:pStyle w:val="Nincstrkz"/>
       </w:pPr>
-      <w:r>
-        <w:t xml:space="preserve">Státusz – </w:t>
+      <w:proofErr w:type="gramStart"/>
+      <w:r>
+        <w:t>Státusz</w:t>
+      </w:r>
+      <w:proofErr w:type="gramEnd"/>
+      <w:r>
+        <w:t xml:space="preserve"> – </w:t>
       </w:r>
       <w:r>
         <w:t>r</w:t>
@@ -12595,8 +17885,13 @@
     </w:p>
     <w:p>
       <w:r>
-        <w:t>Ha az adott felhasználó profilján</w:t>
-      </w:r>
+        <w:t xml:space="preserve">Ha az adott felhasználó </w:t>
+      </w:r>
+      <w:proofErr w:type="gramStart"/>
+      <w:r>
+        <w:t>profilján</w:t>
+      </w:r>
+      <w:proofErr w:type="gramEnd"/>
       <w:r>
         <w:t xml:space="preserve"> </w:t>
       </w:r>
@@ -12609,7 +17904,15 @@
         <w:t>Több napra egyszerre nem lehet rendelni</w:t>
       </w:r>
       <w:r>
-        <w:t>, mert minden napra külön ki kell választani hogy az illető melyik opciót szeretné később elfogyasztani.</w:t>
+        <w:t xml:space="preserve">, mert minden napra külön ki kell </w:t>
+      </w:r>
+      <w:proofErr w:type="gramStart"/>
+      <w:r>
+        <w:t>választani</w:t>
+      </w:r>
+      <w:proofErr w:type="gramEnd"/>
+      <w:r>
+        <w:t xml:space="preserve"> hogy az illető melyik opciót szeretné később elfogyasztani.</w:t>
       </w:r>
     </w:p>
     <w:p>
@@ -12619,6 +17922,7 @@
       <w:r>
         <w:rPr>
           <w:noProof/>
+          <w:lang w:eastAsia="hu-HU"/>
         </w:rPr>
         <w:drawing>
           <wp:anchor distT="0" distB="0" distL="114300" distR="114300" simplePos="0" relativeHeight="251709440" behindDoc="0" locked="0" layoutInCell="1" allowOverlap="1" wp14:anchorId="2A8993E0" wp14:editId="440D0095">
@@ -12646,7 +17950,7 @@
                     </pic:cNvPicPr>
                   </pic:nvPicPr>
                   <pic:blipFill>
-                    <a:blip r:embed="rId33" cstate="print">
+                    <a:blip r:embed="rId35" cstate="print">
                       <a:extLst>
                         <a:ext uri="{28A0092B-C50C-407E-A947-70E740481C1C}">
                           <a14:useLocalDpi xmlns:a14="http://schemas.microsoft.com/office/drawing/2010/main" val="0"/>
@@ -12711,7 +18015,15 @@
         <w:t xml:space="preserve">. </w:t>
       </w:r>
       <w:r>
-        <w:t>Az ikon fölé húzva az egérmutatót, megjelenik: "Allergén figyelmeztetés!"</w:t>
+        <w:t>Az ikon fölé húzva az egérmutatót, megjelenik: "</w:t>
+      </w:r>
+      <w:proofErr w:type="gramStart"/>
+      <w:r>
+        <w:t>Allergén figyelmeztetés</w:t>
+      </w:r>
+      <w:proofErr w:type="gramEnd"/>
+      <w:r>
+        <w:t>!"</w:t>
       </w:r>
     </w:p>
     <w:p>
@@ -12732,7 +18044,23 @@
     </w:p>
     <w:p>
       <w:r>
-        <w:t xml:space="preserve">A számlák csak akkor jelennek meg egy adott hónapban, ha az adminisztrátor legenerálja azokat. Generálás után a felhasználók automatikusan </w:t>
+        <w:t xml:space="preserve">A számlák csak akkor jelennek meg egy adott hónapban, ha az </w:t>
+      </w:r>
+      <w:proofErr w:type="gramStart"/>
+      <w:r>
+        <w:t>adminisztrátor</w:t>
+      </w:r>
+      <w:proofErr w:type="gramEnd"/>
+      <w:r>
+        <w:t xml:space="preserve"> legenerálja azokat. Generálás után a felhasználók </w:t>
+      </w:r>
+      <w:proofErr w:type="gramStart"/>
+      <w:r>
+        <w:t>automatikusan</w:t>
+      </w:r>
+      <w:proofErr w:type="gramEnd"/>
+      <w:r>
+        <w:t xml:space="preserve"> </w:t>
       </w:r>
       <w:r>
         <w:t>megkapják a rájuk szabott számlát melyben szerepel</w:t>
@@ -12752,7 +18080,15 @@
         <w:t>e</w:t>
       </w:r>
       <w:r>
-        <w:t>gyedi, automatikusan generált számlaszám</w:t>
+        <w:t xml:space="preserve">gyedi, </w:t>
+      </w:r>
+      <w:proofErr w:type="gramStart"/>
+      <w:r>
+        <w:t>automatikusan</w:t>
+      </w:r>
+      <w:proofErr w:type="gramEnd"/>
+      <w:r>
+        <w:t xml:space="preserve"> generált számlaszám</w:t>
       </w:r>
     </w:p>
     <w:p>
@@ -12761,8 +18097,13 @@
       </w:pPr>
       <w:r>
         <w:lastRenderedPageBreak/>
-        <w:t>A számla kiállításának dátuma</w:t>
-      </w:r>
+        <w:t xml:space="preserve">A számla kiállításának </w:t>
+      </w:r>
+      <w:proofErr w:type="gramStart"/>
+      <w:r>
+        <w:t>dátuma</w:t>
+      </w:r>
+      <w:proofErr w:type="gramEnd"/>
     </w:p>
     <w:p>
       <w:pPr>
@@ -12784,8 +18125,13 @@
       <w:pPr>
         <w:pStyle w:val="Nincstrkz"/>
       </w:pPr>
-      <w:r>
-        <w:t xml:space="preserve">Státusz – </w:t>
+      <w:proofErr w:type="gramStart"/>
+      <w:r>
+        <w:t>Státusz</w:t>
+      </w:r>
+      <w:proofErr w:type="gramEnd"/>
+      <w:r>
+        <w:t xml:space="preserve"> – </w:t>
       </w:r>
       <w:r>
         <w:t>g</w:t>
@@ -12838,7 +18184,15 @@
       </w:r>
       <w:proofErr w:type="spellEnd"/>
       <w:r>
-        <w:t xml:space="preserve"> fizetettre állítja a számla státuszát, akkor a felhasználó is látja ezt, így követni tudja mely számlákat fizette be, melyek várnak a be</w:t>
+        <w:t xml:space="preserve"> fizetettre állítja a számla </w:t>
+      </w:r>
+      <w:proofErr w:type="gramStart"/>
+      <w:r>
+        <w:t>státuszát</w:t>
+      </w:r>
+      <w:proofErr w:type="gramEnd"/>
+      <w:r>
+        <w:t>, akkor a felhasználó is látja ezt, így követni tudja mely számlákat fizette be, melyek várnak a be</w:t>
       </w:r>
       <w:r>
         <w:t>f</w:t>
@@ -12852,8 +18206,13 @@
         <w:pStyle w:val="Cmsor4"/>
       </w:pPr>
       <w:bookmarkStart w:id="101" w:name="_Toc227748735"/>
-      <w:r>
-        <w:t>Profil megtekintése</w:t>
+      <w:proofErr w:type="gramStart"/>
+      <w:r>
+        <w:t>Profil</w:t>
+      </w:r>
+      <w:proofErr w:type="gramEnd"/>
+      <w:r>
+        <w:t xml:space="preserve"> megtekintése</w:t>
       </w:r>
       <w:bookmarkEnd w:id="101"/>
     </w:p>
@@ -13015,20 +18374,48 @@
         <w:rPr>
           <w:lang w:eastAsia="hu-HU"/>
         </w:rPr>
-        <w:t>a megfelelő dokumentum benyújtása után.</w:t>
-      </w:r>
-    </w:p>
-    <w:p>
-      <w:pPr>
+        <w:t xml:space="preserve">a megfelelő </w:t>
+      </w:r>
+      <w:proofErr w:type="gramStart"/>
+      <w:r>
         <w:rPr>
           <w:lang w:eastAsia="hu-HU"/>
         </w:rPr>
-      </w:pPr>
+        <w:t>dokumentum</w:t>
+      </w:r>
+      <w:proofErr w:type="gramEnd"/>
       <w:r>
         <w:rPr>
           <w:lang w:eastAsia="hu-HU"/>
         </w:rPr>
-        <w:t xml:space="preserve">Van egy dokumentum feltöltő rész, ahol a felhasználó elbírálásra küldheti a cukormentes érkezésre és a kedvezményes érkezésre feljogosító dokumentumait az </w:t>
+        <w:t xml:space="preserve"> benyújtása után.</w:t>
+      </w:r>
+    </w:p>
+    <w:p>
+      <w:pPr>
+        <w:rPr>
+          <w:lang w:eastAsia="hu-HU"/>
+        </w:rPr>
+      </w:pPr>
+      <w:r>
+        <w:rPr>
+          <w:lang w:eastAsia="hu-HU"/>
+        </w:rPr>
+        <w:t xml:space="preserve">Van egy </w:t>
+      </w:r>
+      <w:proofErr w:type="gramStart"/>
+      <w:r>
+        <w:rPr>
+          <w:lang w:eastAsia="hu-HU"/>
+        </w:rPr>
+        <w:t>dokumentum</w:t>
+      </w:r>
+      <w:proofErr w:type="gramEnd"/>
+      <w:r>
+        <w:rPr>
+          <w:lang w:eastAsia="hu-HU"/>
+        </w:rPr>
+        <w:t xml:space="preserve"> feltöltő rész, ahol a felhasználó elbírálásra küldheti a cukormentes érkezésre és a kedvezményes érkezésre feljogosító dokumentumait az </w:t>
       </w:r>
       <w:proofErr w:type="spellStart"/>
       <w:r>
@@ -13117,12 +18504,14 @@
       <w:pPr>
         <w:pStyle w:val="Nincstrkz"/>
       </w:pPr>
+      <w:proofErr w:type="gramStart"/>
       <w:r>
         <w:t>K</w:t>
       </w:r>
       <w:r>
         <w:t>ategória</w:t>
       </w:r>
+      <w:proofErr w:type="gramEnd"/>
       <w:r>
         <w:t xml:space="preserve"> – leves, főétel, egyéb</w:t>
       </w:r>
@@ -13176,7 +18565,15 @@
     </w:p>
     <w:p>
       <w:r>
-        <w:t xml:space="preserve">A "Tápérték információk" gombra kattintva egy részletes </w:t>
+        <w:t xml:space="preserve">A "Tápérték </w:t>
+      </w:r>
+      <w:proofErr w:type="gramStart"/>
+      <w:r>
+        <w:t>információk</w:t>
+      </w:r>
+      <w:proofErr w:type="gramEnd"/>
+      <w:r>
+        <w:t xml:space="preserve">" gombra kattintva egy részletes </w:t>
       </w:r>
       <w:proofErr w:type="spellStart"/>
       <w:r>
@@ -13228,26 +18625,41 @@
         <w:t>év, típus, allergén, mennyiség, kalória, f</w:t>
       </w:r>
       <w:r>
-        <w:t>ehérje, szénhidrát, zsír tartalom</w:t>
-      </w:r>
+        <w:t xml:space="preserve">ehérje, szénhidrát, </w:t>
+      </w:r>
+      <w:proofErr w:type="gramStart"/>
+      <w:r>
+        <w:t>zsír tartalom</w:t>
+      </w:r>
+      <w:proofErr w:type="gramEnd"/>
     </w:p>
     <w:p>
       <w:pPr>
         <w:pStyle w:val="Nincstrkz"/>
       </w:pPr>
-      <w:r>
-        <w:t>Tápanyag összegzés:</w:t>
+      <w:proofErr w:type="gramStart"/>
+      <w:r>
+        <w:t>Tápanyag összegzés</w:t>
+      </w:r>
+      <w:proofErr w:type="gramEnd"/>
+      <w:r>
+        <w:t>:</w:t>
       </w:r>
     </w:p>
     <w:p>
       <w:pPr>
         <w:ind w:left="1560"/>
       </w:pPr>
+      <w:proofErr w:type="gramStart"/>
       <w:r>
         <w:t>k</w:t>
       </w:r>
       <w:r>
-        <w:t>alória, fehérje, szénhidrát, zsír értékek vizuális sávdiagramokkal</w:t>
+        <w:t>alória</w:t>
+      </w:r>
+      <w:proofErr w:type="gramEnd"/>
+      <w:r>
+        <w:t>, fehérje, szénhidrát, zsír értékek vizuális sávdiagramokkal</w:t>
       </w:r>
     </w:p>
     <w:p>
@@ -13294,7 +18706,21 @@
         <w:rPr>
           <w:lang w:eastAsia="hu-HU"/>
         </w:rPr>
-        <w:t>Hasonlóan, mint az ételeknél, itt is a konyhának van jogosultsága szerkeszteni, törölni, hozzáadni a listához új összetevőket. Meg lehet adni a tápérték információt 100 grammra:</w:t>
+        <w:t xml:space="preserve">Hasonlóan, mint az ételeknél, itt is a konyhának van jogosultsága szerkeszteni, törölni, hozzáadni a listához új összetevőket. Meg lehet adni a tápérték </w:t>
+      </w:r>
+      <w:proofErr w:type="gramStart"/>
+      <w:r>
+        <w:rPr>
+          <w:lang w:eastAsia="hu-HU"/>
+        </w:rPr>
+        <w:t>információt</w:t>
+      </w:r>
+      <w:proofErr w:type="gramEnd"/>
+      <w:r>
+        <w:rPr>
+          <w:lang w:eastAsia="hu-HU"/>
+        </w:rPr>
+        <w:t xml:space="preserve"> 100 grammra:</w:t>
       </w:r>
     </w:p>
     <w:p>
@@ -13510,7 +18936,21 @@
         <w:rPr>
           <w:lang w:eastAsia="hu-HU"/>
         </w:rPr>
-        <w:t>„A”</w:t>
+        <w:t>„</w:t>
+      </w:r>
+      <w:proofErr w:type="gramStart"/>
+      <w:r>
+        <w:rPr>
+          <w:lang w:eastAsia="hu-HU"/>
+        </w:rPr>
+        <w:t>A</w:t>
+      </w:r>
+      <w:proofErr w:type="gramEnd"/>
+      <w:r>
+        <w:rPr>
+          <w:lang w:eastAsia="hu-HU"/>
+        </w:rPr>
+        <w:t>”</w:t>
       </w:r>
       <w:r>
         <w:rPr>
@@ -13650,12 +19090,26 @@
         <w:rPr>
           <w:lang w:eastAsia="hu-HU"/>
         </w:rPr>
-        <w:t>Alapértelmezetten az aktuális nap rendeléseit mutatja a rendszer. A dátumválasztóval más nap is kiválasztható</w:t>
-      </w:r>
+        <w:t xml:space="preserve">Alapértelmezetten az </w:t>
+      </w:r>
+      <w:proofErr w:type="gramStart"/>
       <w:r>
         <w:rPr>
           <w:lang w:eastAsia="hu-HU"/>
         </w:rPr>
+        <w:t>aktuális</w:t>
+      </w:r>
+      <w:proofErr w:type="gramEnd"/>
+      <w:r>
+        <w:rPr>
+          <w:lang w:eastAsia="hu-HU"/>
+        </w:rPr>
+        <w:t xml:space="preserve"> nap rendeléseit mutatja a rendszer. A dátumválasztóval más nap is kiválasztható</w:t>
+      </w:r>
+      <w:r>
+        <w:rPr>
+          <w:lang w:eastAsia="hu-HU"/>
+        </w:rPr>
         <w:t xml:space="preserve">. Számon van tartva, hogy </w:t>
       </w:r>
       <w:r>
@@ -13670,12 +19124,14 @@
         </w:rPr>
         <w:t xml:space="preserve"> verzió az „</w:t>
       </w:r>
+      <w:proofErr w:type="gramStart"/>
       <w:r>
         <w:rPr>
           <w:lang w:eastAsia="hu-HU"/>
         </w:rPr>
         <w:t>A</w:t>
       </w:r>
+      <w:proofErr w:type="gramEnd"/>
       <w:r>
         <w:rPr>
           <w:lang w:eastAsia="hu-HU"/>
@@ -13757,11 +19213,19 @@
         </w:rPr>
       </w:pPr>
       <w:bookmarkStart w:id="108" w:name="_Toc227748742"/>
+      <w:proofErr w:type="gramStart"/>
       <w:r>
         <w:rPr>
           <w:lang w:eastAsia="hu-HU"/>
         </w:rPr>
-        <w:t>Adminisztrátori fiók</w:t>
+        <w:t>Adminisztrátori</w:t>
+      </w:r>
+      <w:proofErr w:type="gramEnd"/>
+      <w:r>
+        <w:rPr>
+          <w:lang w:eastAsia="hu-HU"/>
+        </w:rPr>
+        <w:t xml:space="preserve"> fiók</w:t>
       </w:r>
       <w:bookmarkEnd w:id="108"/>
     </w:p>
@@ -13791,19 +19255,33 @@
         <w:rPr>
           <w:lang w:eastAsia="hu-HU"/>
         </w:rPr>
-        <w:t>A felhasználókezelő felület az adminisztrátor számára biztosít átfogó eszközöket a rendszerben regisztrált felhasználók nyilvántartására, módosítására és státuszuk kezelésére.</w:t>
-      </w:r>
-    </w:p>
-    <w:p>
-      <w:pPr>
+        <w:t xml:space="preserve">A felhasználókezelő felület az </w:t>
+      </w:r>
+      <w:proofErr w:type="gramStart"/>
+      <w:r>
         <w:rPr>
           <w:lang w:eastAsia="hu-HU"/>
         </w:rPr>
-      </w:pPr>
+        <w:t>adminisztrátor</w:t>
+      </w:r>
+      <w:proofErr w:type="gramEnd"/>
       <w:r>
         <w:rPr>
           <w:lang w:eastAsia="hu-HU"/>
         </w:rPr>
+        <w:t xml:space="preserve"> számára biztosít átfogó eszközöket a rendszerben regisztrált felhasználók nyilvántartására, módosítására és státuszuk kezelésére.</w:t>
+      </w:r>
+    </w:p>
+    <w:p>
+      <w:pPr>
+        <w:rPr>
+          <w:lang w:eastAsia="hu-HU"/>
+        </w:rPr>
+      </w:pPr>
+      <w:r>
+        <w:rPr>
+          <w:lang w:eastAsia="hu-HU"/>
+        </w:rPr>
         <w:t>A felhasználók megjelenítése egy áttekinthető táblázatban történik, amely a következő oszlopokat tartalmazza:</w:t>
       </w:r>
     </w:p>
@@ -13866,8 +19344,13 @@
       <w:pPr>
         <w:pStyle w:val="Nincstrkz"/>
       </w:pPr>
-      <w:r>
-        <w:t>Státusz – a fiók aktuális állapota (Aktív, Inaktív, Felfüggesztett)</w:t>
+      <w:proofErr w:type="gramStart"/>
+      <w:r>
+        <w:t>Státusz</w:t>
+      </w:r>
+      <w:proofErr w:type="gramEnd"/>
+      <w:r>
+        <w:t xml:space="preserve"> – a fiók aktuális állapota (Aktív, Inaktív, Felfüggesztett)</w:t>
       </w:r>
     </w:p>
     <w:p>
@@ -13875,8 +19358,13 @@
         <w:pStyle w:val="Nincstrkz"/>
       </w:pPr>
       <w:r>
-        <w:t>Regisztráció dátuma</w:t>
-      </w:r>
+        <w:t xml:space="preserve">Regisztráció </w:t>
+      </w:r>
+      <w:proofErr w:type="gramStart"/>
+      <w:r>
+        <w:t>dátuma</w:t>
+      </w:r>
+      <w:proofErr w:type="gramEnd"/>
     </w:p>
     <w:p>
       <w:pPr>
@@ -13907,7 +19395,15 @@
     </w:p>
     <w:p>
       <w:r>
-        <w:t>A "Szerkesztés" gombra kattintva egy modális ablak nyílik meg, ahol az adminisztrátor módosíthatja a felhasználó adatait az előbbieken túl:</w:t>
+        <w:t xml:space="preserve">A "Szerkesztés" gombra kattintva egy modális ablak nyílik meg, ahol az </w:t>
+      </w:r>
+      <w:proofErr w:type="gramStart"/>
+      <w:r>
+        <w:t>adminisztrátor</w:t>
+      </w:r>
+      <w:proofErr w:type="gramEnd"/>
+      <w:r>
+        <w:t xml:space="preserve"> módosíthatja a felhasználó adatait az előbbieken túl:</w:t>
       </w:r>
     </w:p>
     <w:p>
@@ -13996,7 +19492,15 @@
     </w:p>
     <w:p>
       <w:r>
-        <w:t>Az adminisztrátor megnyitja a "Kártya hozzáadása" gombot a felhasználó szerkesztő ablakában. Amikor egy kártya érintés történik, a rendszer lekéri a kártya UID-ját.</w:t>
+        <w:t xml:space="preserve">Az </w:t>
+      </w:r>
+      <w:proofErr w:type="gramStart"/>
+      <w:r>
+        <w:t>adminisztrátor</w:t>
+      </w:r>
+      <w:proofErr w:type="gramEnd"/>
+      <w:r>
+        <w:t xml:space="preserve"> megnyitja a "Kártya hozzáadása" gombot a felhasználó szerkesztő ablakában. Amikor egy kártya érintés történik, a rendszer lekéri a kártya UID-ját.</w:t>
       </w:r>
     </w:p>
     <w:p>
@@ -14085,19 +19589,33 @@
         <w:rPr>
           <w:lang w:eastAsia="hu-HU"/>
         </w:rPr>
-        <w:t>számlakezelő felület az adminisztrátor számára biztosít eszközöket a havi számlák generálásához, a fizetési állapotok kezeléséhez és a számlák nyomon követéséhez.</w:t>
-      </w:r>
-    </w:p>
-    <w:p>
-      <w:pPr>
+        <w:t xml:space="preserve">számlakezelő felület az </w:t>
+      </w:r>
+      <w:proofErr w:type="gramStart"/>
+      <w:r>
         <w:rPr>
           <w:lang w:eastAsia="hu-HU"/>
         </w:rPr>
-      </w:pPr>
+        <w:t>adminisztrátor</w:t>
+      </w:r>
+      <w:proofErr w:type="gramEnd"/>
       <w:r>
         <w:rPr>
           <w:lang w:eastAsia="hu-HU"/>
         </w:rPr>
+        <w:t xml:space="preserve"> számára biztosít eszközöket a havi számlák generálásához, a fizetési állapotok kezeléséhez és a számlák nyomon követéséhez.</w:t>
+      </w:r>
+    </w:p>
+    <w:p>
+      <w:pPr>
+        <w:rPr>
+          <w:lang w:eastAsia="hu-HU"/>
+        </w:rPr>
+      </w:pPr>
+      <w:r>
+        <w:rPr>
+          <w:lang w:eastAsia="hu-HU"/>
+        </w:rPr>
         <w:t>Egy</w:t>
       </w:r>
       <w:r>
@@ -14150,7 +19668,15 @@
         <w:pStyle w:val="Nincstrkz"/>
       </w:pPr>
       <w:r>
-        <w:t>Számlaszám – egyedi, automatikusan generált számlaszám</w:t>
+        <w:t xml:space="preserve">Számlaszám – egyedi, </w:t>
+      </w:r>
+      <w:proofErr w:type="gramStart"/>
+      <w:r>
+        <w:t>automatikusan</w:t>
+      </w:r>
+      <w:proofErr w:type="gramEnd"/>
+      <w:r>
+        <w:t xml:space="preserve"> generált számlaszám</w:t>
       </w:r>
     </w:p>
     <w:p>
@@ -14179,8 +19705,13 @@
       <w:pPr>
         <w:pStyle w:val="Nincstrkz"/>
       </w:pPr>
-      <w:r>
-        <w:t xml:space="preserve">Státusz – </w:t>
+      <w:proofErr w:type="gramStart"/>
+      <w:r>
+        <w:t>Státusz</w:t>
+      </w:r>
+      <w:proofErr w:type="gramEnd"/>
+      <w:r>
+        <w:t xml:space="preserve"> – </w:t>
       </w:r>
       <w:r>
         <w:t>a</w:t>
@@ -14266,7 +19797,21 @@
         <w:rPr>
           <w:lang w:eastAsia="hu-HU"/>
         </w:rPr>
-        <w:t xml:space="preserve">, melyeket fizetettre tudja állítani, ha a </w:t>
+        <w:t xml:space="preserve">, melyeket fizetettre tudja állítani, ha </w:t>
+      </w:r>
+      <w:proofErr w:type="gramStart"/>
+      <w:r>
+        <w:rPr>
+          <w:lang w:eastAsia="hu-HU"/>
+        </w:rPr>
+        <w:t>a</w:t>
+      </w:r>
+      <w:proofErr w:type="gramEnd"/>
+      <w:r>
+        <w:rPr>
+          <w:lang w:eastAsia="hu-HU"/>
+        </w:rPr>
+        <w:t xml:space="preserve"> </w:t>
       </w:r>
       <w:proofErr w:type="spellStart"/>
       <w:r>
@@ -14360,20 +19905,44 @@
         </w:rPr>
       </w:pPr>
       <w:bookmarkStart w:id="112" w:name="_Toc227748746"/>
+      <w:proofErr w:type="gramStart"/>
       <w:r>
         <w:rPr>
           <w:lang w:eastAsia="hu-HU"/>
         </w:rPr>
-        <w:t>Dokumentumok kezelése</w:t>
+        <w:t>Dokumentumok</w:t>
+      </w:r>
+      <w:proofErr w:type="gramEnd"/>
+      <w:r>
+        <w:rPr>
+          <w:lang w:eastAsia="hu-HU"/>
+        </w:rPr>
+        <w:t xml:space="preserve"> kezelése</w:t>
       </w:r>
       <w:bookmarkEnd w:id="112"/>
     </w:p>
     <w:p>
       <w:r>
-        <w:t>A dokumentumkezelő felület az adminisztrátor számára teszi lehetővé a felhasználók által feltöltött igazolások áttekintését, elfogadását vagy elutasítását.</w:t>
-      </w:r>
-      <w:r>
-        <w:t xml:space="preserve"> Kétféle dokumentum típus kerülhet </w:t>
+        <w:t xml:space="preserve">A dokumentumkezelő felület az </w:t>
+      </w:r>
+      <w:proofErr w:type="gramStart"/>
+      <w:r>
+        <w:t>adminisztrátor</w:t>
+      </w:r>
+      <w:proofErr w:type="gramEnd"/>
+      <w:r>
+        <w:t xml:space="preserve"> számára teszi lehetővé a felhasználók által feltöltött igazolások áttekintését, elfogadását vagy elutasítását.</w:t>
+      </w:r>
+      <w:r>
+        <w:t xml:space="preserve"> Kétféle </w:t>
+      </w:r>
+      <w:proofErr w:type="gramStart"/>
+      <w:r>
+        <w:t>dokumentum</w:t>
+      </w:r>
+      <w:proofErr w:type="gramEnd"/>
+      <w:r>
+        <w:t xml:space="preserve"> típus kerülhet </w:t>
       </w:r>
       <w:r>
         <w:t xml:space="preserve">feltöltésre: kedvezményre </w:t>
@@ -14425,8 +19994,13 @@
       <w:pPr>
         <w:pStyle w:val="Nincstrkz"/>
       </w:pPr>
-      <w:r>
-        <w:t>Dokumentum neve</w:t>
+      <w:proofErr w:type="gramStart"/>
+      <w:r>
+        <w:t>Dokumentum</w:t>
+      </w:r>
+      <w:proofErr w:type="gramEnd"/>
+      <w:r>
+        <w:t xml:space="preserve"> neve</w:t>
       </w:r>
       <w:r>
         <w:t xml:space="preserve"> </w:t>
@@ -14440,15 +20014,25 @@
         <w:t>Feltöltés</w:t>
       </w:r>
       <w:r>
-        <w:t xml:space="preserve"> dátuma</w:t>
-      </w:r>
+        <w:t xml:space="preserve"> </w:t>
+      </w:r>
+      <w:proofErr w:type="gramStart"/>
+      <w:r>
+        <w:t>dátuma</w:t>
+      </w:r>
+      <w:proofErr w:type="gramEnd"/>
     </w:p>
     <w:p>
       <w:pPr>
         <w:pStyle w:val="Nincstrkz"/>
       </w:pPr>
-      <w:r>
-        <w:t xml:space="preserve">Státusz – </w:t>
+      <w:proofErr w:type="gramStart"/>
+      <w:r>
+        <w:t>Státusz</w:t>
+      </w:r>
+      <w:proofErr w:type="gramEnd"/>
+      <w:r>
+        <w:t xml:space="preserve"> – </w:t>
       </w:r>
       <w:r>
         <w:t>függőben, elfogadva</w:t>
@@ -14494,7 +20078,15 @@
         <w:t>zűrési lehetőség</w:t>
       </w:r>
       <w:r>
-        <w:t>: csak a függőben lévő dokumentumok megjelenítése vagy csak az elfogadott dokumentumok megjelenítése.</w:t>
+        <w:t xml:space="preserve">: csak a függőben lévő </w:t>
+      </w:r>
+      <w:proofErr w:type="gramStart"/>
+      <w:r>
+        <w:t>dokumentumok</w:t>
+      </w:r>
+      <w:proofErr w:type="gramEnd"/>
+      <w:r>
+        <w:t xml:space="preserve"> megjelenítése vagy csak az elfogadott dokumentumok megjelenítése.</w:t>
       </w:r>
     </w:p>
     <w:p>
@@ -14507,10 +20099,23 @@
       </w:r>
       <w:proofErr w:type="spellEnd"/>
       <w:r>
-        <w:t xml:space="preserve"> manuálisan kell beállítani a felhasználók kezelésénél az adott felhasználónál a kedvezményes vagy a cukormentes étkezést.</w:t>
+        <w:t xml:space="preserve"> </w:t>
+      </w:r>
+      <w:proofErr w:type="gramStart"/>
+      <w:r>
+        <w:t>manuálisan</w:t>
+      </w:r>
+      <w:proofErr w:type="gramEnd"/>
+      <w:r>
+        <w:t xml:space="preserve"> kell beállítani a felhasználók kezelésénél az adott felhasználónál a kedvezményes vagy a cukormentes étkezést.</w:t>
       </w:r>
     </w:p>
     <w:p/>
+    <w:p>
+      <w:r>
+        <w:t>KAPCSOLATI EMAIL?</w:t>
+      </w:r>
+    </w:p>
     <w:p>
       <w:pPr>
         <w:pStyle w:val="Cmsor1"/>
@@ -14581,14 +20186,18 @@
       <w:proofErr w:type="spellEnd"/>
     </w:p>
     <w:p>
+      <w:proofErr w:type="gramStart"/>
       <w:r>
         <w:t>mailtrap.io</w:t>
       </w:r>
-    </w:p>
-    <w:p>
+      <w:proofErr w:type="gramEnd"/>
+    </w:p>
+    <w:p>
+      <w:proofErr w:type="gramStart"/>
       <w:r>
         <w:t>dbdiagram.io</w:t>
       </w:r>
+      <w:proofErr w:type="gramEnd"/>
     </w:p>
     <w:p>
       <w:proofErr w:type="spellStart"/>
@@ -14720,8 +20329,8 @@
       </w:r>
     </w:p>
     <w:sectPr>
-      <w:headerReference w:type="default" r:id="rId34"/>
-      <w:footerReference w:type="default" r:id="rId35"/>
+      <w:headerReference w:type="default" r:id="rId36"/>
+      <w:footerReference w:type="default" r:id="rId37"/>
       <w:type w:val="continuous"/>
       <w:pgSz w:w="11906" w:h="16838"/>
       <w:pgMar w:top="1417" w:right="1417" w:bottom="1417" w:left="1417" w:header="708" w:footer="708" w:gutter="0"/>
@@ -14735,7 +20344,7 @@
 </file>
 
 <file path=word/endnotes.xml><?xml version="1.0" encoding="utf-8"?>
-<w:endnotes xmlns:wpc="http://schemas.microsoft.com/office/word/2010/wordprocessingCanvas" xmlns:cx="http://schemas.microsoft.com/office/drawing/2014/chartex" xmlns:cx1="http://schemas.microsoft.com/office/drawing/2015/9/8/chartex" xmlns:cx2="http://schemas.microsoft.com/office/drawing/2015/10/21/chartex" xmlns:cx3="http://schemas.microsoft.com/office/drawing/2016/5/9/chartex" xmlns:cx4="http://schemas.microsoft.com/office/drawing/2016/5/10/chartex" xmlns:cx5="http://schemas.microsoft.com/office/drawing/2016/5/11/chartex" xmlns:cx6="http://schemas.microsoft.com/office/drawing/2016/5/12/chartex" xmlns:cx7="http://schemas.microsoft.com/office/drawing/2016/5/13/chartex" xmlns:cx8="http://schemas.microsoft.com/office/drawing/2016/5/14/chartex" xmlns:mc="http://schemas.openxmlformats.org/markup-compatibility/2006" xmlns:aink="http://schemas.microsoft.com/office/drawing/2016/ink" xmlns:am3d="http://schemas.microsoft.com/office/drawing/2017/model3d" xmlns:o="urn:schemas-microsoft-com:office:office" xmlns:r="http://schemas.openxmlformats.org/officeDocument/2006/relationships" xmlns:m="http://schemas.openxmlformats.org/officeDocument/2006/math" xmlns:v="urn:schemas-microsoft-com:vml" xmlns:wp14="http://schemas.microsoft.com/office/word/2010/wordprocessingDrawing" xmlns:wp="http://schemas.openxmlformats.org/drawingml/2006/wordprocessingDrawing" xmlns:w10="urn:schemas-microsoft-com:office:word" xmlns:w="http://schemas.openxmlformats.org/wordprocessingml/2006/main" xmlns:w14="http://schemas.microsoft.com/office/word/2010/wordml" xmlns:w15="http://schemas.microsoft.com/office/word/2012/wordml" xmlns:w16cex="http://schemas.microsoft.com/office/word/2018/wordml/cex" xmlns:w16cid="http://schemas.microsoft.com/office/word/2016/wordml/cid" xmlns:w16="http://schemas.microsoft.com/office/word/2018/wordml" xmlns:w16sdtdh="http://schemas.microsoft.com/office/word/2020/wordml/sdtdatahash" xmlns:w16se="http://schemas.microsoft.com/office/word/2015/wordml/symex" xmlns:wpg="http://schemas.microsoft.com/office/word/2010/wordprocessingGroup" xmlns:wpi="http://schemas.microsoft.com/office/word/2010/wordprocessingInk" xmlns:wne="http://schemas.microsoft.com/office/word/2006/wordml" xmlns:wps="http://schemas.microsoft.com/office/word/2010/wordprocessingShape" mc:Ignorable="w14 w15 w16se w16cid w16 w16cex w16sdtdh wp14">
+<w:endnotes xmlns:wpc="http://schemas.microsoft.com/office/word/2010/wordprocessingCanvas" xmlns:cx="http://schemas.microsoft.com/office/drawing/2014/chartex" xmlns:mc="http://schemas.openxmlformats.org/markup-compatibility/2006" xmlns:o="urn:schemas-microsoft-com:office:office" xmlns:r="http://schemas.openxmlformats.org/officeDocument/2006/relationships" xmlns:m="http://schemas.openxmlformats.org/officeDocument/2006/math" xmlns:v="urn:schemas-microsoft-com:vml" xmlns:wp14="http://schemas.microsoft.com/office/word/2010/wordprocessingDrawing" xmlns:wp="http://schemas.openxmlformats.org/drawingml/2006/wordprocessingDrawing" xmlns:w10="urn:schemas-microsoft-com:office:word" xmlns:w="http://schemas.openxmlformats.org/wordprocessingml/2006/main" xmlns:w14="http://schemas.microsoft.com/office/word/2010/wordml" xmlns:w15="http://schemas.microsoft.com/office/word/2012/wordml" xmlns:w16se="http://schemas.microsoft.com/office/word/2015/wordml/symex" xmlns:wpg="http://schemas.microsoft.com/office/word/2010/wordprocessingGroup" xmlns:wpi="http://schemas.microsoft.com/office/word/2010/wordprocessingInk" xmlns:wne="http://schemas.microsoft.com/office/word/2006/wordml" xmlns:wps="http://schemas.microsoft.com/office/word/2010/wordprocessingShape" mc:Ignorable="w14 w15 w16se wp14">
   <w:endnote w:type="separator" w:id="-1">
     <w:p>
       <w:pPr>
@@ -14760,7 +20369,7 @@
 </file>
 
 <file path=word/footer1.xml><?xml version="1.0" encoding="utf-8"?>
-<w:ftr xmlns:wpc="http://schemas.microsoft.com/office/word/2010/wordprocessingCanvas" xmlns:cx="http://schemas.microsoft.com/office/drawing/2014/chartex" xmlns:cx1="http://schemas.microsoft.com/office/drawing/2015/9/8/chartex" xmlns:cx2="http://schemas.microsoft.com/office/drawing/2015/10/21/chartex" xmlns:cx3="http://schemas.microsoft.com/office/drawing/2016/5/9/chartex" xmlns:cx4="http://schemas.microsoft.com/office/drawing/2016/5/10/chartex" xmlns:cx5="http://schemas.microsoft.com/office/drawing/2016/5/11/chartex" xmlns:cx6="http://schemas.microsoft.com/office/drawing/2016/5/12/chartex" xmlns:cx7="http://schemas.microsoft.com/office/drawing/2016/5/13/chartex" xmlns:cx8="http://schemas.microsoft.com/office/drawing/2016/5/14/chartex" xmlns:mc="http://schemas.openxmlformats.org/markup-compatibility/2006" xmlns:aink="http://schemas.microsoft.com/office/drawing/2016/ink" xmlns:am3d="http://schemas.microsoft.com/office/drawing/2017/model3d" xmlns:o="urn:schemas-microsoft-com:office:office" xmlns:r="http://schemas.openxmlformats.org/officeDocument/2006/relationships" xmlns:m="http://schemas.openxmlformats.org/officeDocument/2006/math" xmlns:v="urn:schemas-microsoft-com:vml" xmlns:wp14="http://schemas.microsoft.com/office/word/2010/wordprocessingDrawing" xmlns:wp="http://schemas.openxmlformats.org/drawingml/2006/wordprocessingDrawing" xmlns:w10="urn:schemas-microsoft-com:office:word" xmlns:w="http://schemas.openxmlformats.org/wordprocessingml/2006/main" xmlns:w14="http://schemas.microsoft.com/office/word/2010/wordml" xmlns:w15="http://schemas.microsoft.com/office/word/2012/wordml" xmlns:w16cex="http://schemas.microsoft.com/office/word/2018/wordml/cex" xmlns:w16cid="http://schemas.microsoft.com/office/word/2016/wordml/cid" xmlns:w16="http://schemas.microsoft.com/office/word/2018/wordml" xmlns:w16sdtdh="http://schemas.microsoft.com/office/word/2020/wordml/sdtdatahash" xmlns:w16se="http://schemas.microsoft.com/office/word/2015/wordml/symex" xmlns:wpg="http://schemas.microsoft.com/office/word/2010/wordprocessingGroup" xmlns:wpi="http://schemas.microsoft.com/office/word/2010/wordprocessingInk" xmlns:wne="http://schemas.microsoft.com/office/word/2006/wordml" xmlns:wps="http://schemas.microsoft.com/office/word/2010/wordprocessingShape" mc:Ignorable="w14 w15 w16se w16cid w16 w16cex w16sdtdh wp14">
+<w:ftr xmlns:wpc="http://schemas.microsoft.com/office/word/2010/wordprocessingCanvas" xmlns:cx="http://schemas.microsoft.com/office/drawing/2014/chartex" xmlns:mc="http://schemas.openxmlformats.org/markup-compatibility/2006" xmlns:o="urn:schemas-microsoft-com:office:office" xmlns:r="http://schemas.openxmlformats.org/officeDocument/2006/relationships" xmlns:m="http://schemas.openxmlformats.org/officeDocument/2006/math" xmlns:v="urn:schemas-microsoft-com:vml" xmlns:wp14="http://schemas.microsoft.com/office/word/2010/wordprocessingDrawing" xmlns:wp="http://schemas.openxmlformats.org/drawingml/2006/wordprocessingDrawing" xmlns:w10="urn:schemas-microsoft-com:office:word" xmlns:w="http://schemas.openxmlformats.org/wordprocessingml/2006/main" xmlns:w14="http://schemas.microsoft.com/office/word/2010/wordml" xmlns:w15="http://schemas.microsoft.com/office/word/2012/wordml" xmlns:w16se="http://schemas.microsoft.com/office/word/2015/wordml/symex" xmlns:wpg="http://schemas.microsoft.com/office/word/2010/wordprocessingGroup" xmlns:wpi="http://schemas.microsoft.com/office/word/2010/wordprocessingInk" xmlns:wne="http://schemas.microsoft.com/office/word/2006/wordml" xmlns:wps="http://schemas.microsoft.com/office/word/2010/wordprocessingShape" mc:Ignorable="w14 w15 w16se wp14">
   <w:sdt>
     <w:sdtPr>
       <w:id w:val="1030842180"/>
@@ -14769,7 +20378,6 @@
         <w:docPartUnique/>
       </w:docPartObj>
     </w:sdtPr>
-    <w:sdtEndPr/>
     <w:sdtContent>
       <w:p>
         <w:pPr>
@@ -14839,7 +20447,7 @@
                 </wp:inline>
               </w:drawing>
             </mc:Choice>
-            <mc:Fallback>
+            <mc:Fallback xmlns:w16sdtdh="http://schemas.microsoft.com/office/word/2020/wordml/sdtdatahash" xmlns:w16="http://schemas.microsoft.com/office/word/2018/wordml" xmlns:w16cid="http://schemas.microsoft.com/office/word/2016/wordml/cid" xmlns:w16cex="http://schemas.microsoft.com/office/word/2018/wordml/cex" xmlns:am3d="http://schemas.microsoft.com/office/drawing/2017/model3d" xmlns:aink="http://schemas.microsoft.com/office/drawing/2016/ink" xmlns:cx8="http://schemas.microsoft.com/office/drawing/2016/5/14/chartex" xmlns:cx7="http://schemas.microsoft.com/office/drawing/2016/5/13/chartex" xmlns:cx6="http://schemas.microsoft.com/office/drawing/2016/5/12/chartex" xmlns:cx5="http://schemas.microsoft.com/office/drawing/2016/5/11/chartex" xmlns:cx4="http://schemas.microsoft.com/office/drawing/2016/5/10/chartex" xmlns:cx3="http://schemas.microsoft.com/office/drawing/2016/5/9/chartex" xmlns:cx2="http://schemas.microsoft.com/office/drawing/2015/10/21/chartex" xmlns:cx1="http://schemas.microsoft.com/office/drawing/2015/9/8/chartex">
               <w:pict>
                 <v:shapetype w14:anchorId="45C36318" id="_x0000_t110" coordsize="21600,21600" o:spt="110" path="m10800,l,10800,10800,21600,21600,10800xe">
                   <v:stroke joinstyle="miter"/>
@@ -14873,7 +20481,7 @@
           <w:rPr>
             <w:noProof/>
           </w:rPr>
-          <w:t>11</w:t>
+          <w:t>27</w:t>
         </w:r>
         <w:r>
           <w:fldChar w:fldCharType="end"/>
@@ -14885,7 +20493,7 @@
 </file>
 
 <file path=word/footnotes.xml><?xml version="1.0" encoding="utf-8"?>
-<w:footnotes xmlns:wpc="http://schemas.microsoft.com/office/word/2010/wordprocessingCanvas" xmlns:cx="http://schemas.microsoft.com/office/drawing/2014/chartex" xmlns:cx1="http://schemas.microsoft.com/office/drawing/2015/9/8/chartex" xmlns:cx2="http://schemas.microsoft.com/office/drawing/2015/10/21/chartex" xmlns:cx3="http://schemas.microsoft.com/office/drawing/2016/5/9/chartex" xmlns:cx4="http://schemas.microsoft.com/office/drawing/2016/5/10/chartex" xmlns:cx5="http://schemas.microsoft.com/office/drawing/2016/5/11/chartex" xmlns:cx6="http://schemas.microsoft.com/office/drawing/2016/5/12/chartex" xmlns:cx7="http://schemas.microsoft.com/office/drawing/2016/5/13/chartex" xmlns:cx8="http://schemas.microsoft.com/office/drawing/2016/5/14/chartex" xmlns:mc="http://schemas.openxmlformats.org/markup-compatibility/2006" xmlns:aink="http://schemas.microsoft.com/office/drawing/2016/ink" xmlns:am3d="http://schemas.microsoft.com/office/drawing/2017/model3d" xmlns:o="urn:schemas-microsoft-com:office:office" xmlns:r="http://schemas.openxmlformats.org/officeDocument/2006/relationships" xmlns:m="http://schemas.openxmlformats.org/officeDocument/2006/math" xmlns:v="urn:schemas-microsoft-com:vml" xmlns:wp14="http://schemas.microsoft.com/office/word/2010/wordprocessingDrawing" xmlns:wp="http://schemas.openxmlformats.org/drawingml/2006/wordprocessingDrawing" xmlns:w10="urn:schemas-microsoft-com:office:word" xmlns:w="http://schemas.openxmlformats.org/wordprocessingml/2006/main" xmlns:w14="http://schemas.microsoft.com/office/word/2010/wordml" xmlns:w15="http://schemas.microsoft.com/office/word/2012/wordml" xmlns:w16cex="http://schemas.microsoft.com/office/word/2018/wordml/cex" xmlns:w16cid="http://schemas.microsoft.com/office/word/2016/wordml/cid" xmlns:w16="http://schemas.microsoft.com/office/word/2018/wordml" xmlns:w16sdtdh="http://schemas.microsoft.com/office/word/2020/wordml/sdtdatahash" xmlns:w16se="http://schemas.microsoft.com/office/word/2015/wordml/symex" xmlns:wpg="http://schemas.microsoft.com/office/word/2010/wordprocessingGroup" xmlns:wpi="http://schemas.microsoft.com/office/word/2010/wordprocessingInk" xmlns:wne="http://schemas.microsoft.com/office/word/2006/wordml" xmlns:wps="http://schemas.microsoft.com/office/word/2010/wordprocessingShape" mc:Ignorable="w14 w15 w16se w16cid w16 w16cex w16sdtdh wp14">
+<w:footnotes xmlns:wpc="http://schemas.microsoft.com/office/word/2010/wordprocessingCanvas" xmlns:cx="http://schemas.microsoft.com/office/drawing/2014/chartex" xmlns:mc="http://schemas.openxmlformats.org/markup-compatibility/2006" xmlns:o="urn:schemas-microsoft-com:office:office" xmlns:r="http://schemas.openxmlformats.org/officeDocument/2006/relationships" xmlns:m="http://schemas.openxmlformats.org/officeDocument/2006/math" xmlns:v="urn:schemas-microsoft-com:vml" xmlns:wp14="http://schemas.microsoft.com/office/word/2010/wordprocessingDrawing" xmlns:wp="http://schemas.openxmlformats.org/drawingml/2006/wordprocessingDrawing" xmlns:w10="urn:schemas-microsoft-com:office:word" xmlns:w="http://schemas.openxmlformats.org/wordprocessingml/2006/main" xmlns:w14="http://schemas.microsoft.com/office/word/2010/wordml" xmlns:w15="http://schemas.microsoft.com/office/word/2012/wordml" xmlns:w16se="http://schemas.microsoft.com/office/word/2015/wordml/symex" xmlns:wpg="http://schemas.microsoft.com/office/word/2010/wordprocessingGroup" xmlns:wpi="http://schemas.microsoft.com/office/word/2010/wordprocessingInk" xmlns:wne="http://schemas.microsoft.com/office/word/2006/wordml" xmlns:wps="http://schemas.microsoft.com/office/word/2010/wordprocessingShape" mc:Ignorable="w14 w15 w16se wp14">
   <w:footnote w:type="separator" w:id="-1">
     <w:p>
       <w:pPr>
@@ -14910,7 +20518,7 @@
 </file>
 
 <file path=word/header1.xml><?xml version="1.0" encoding="utf-8"?>
-<w:hdr xmlns:wpc="http://schemas.microsoft.com/office/word/2010/wordprocessingCanvas" xmlns:cx="http://schemas.microsoft.com/office/drawing/2014/chartex" xmlns:cx1="http://schemas.microsoft.com/office/drawing/2015/9/8/chartex" xmlns:cx2="http://schemas.microsoft.com/office/drawing/2015/10/21/chartex" xmlns:cx3="http://schemas.microsoft.com/office/drawing/2016/5/9/chartex" xmlns:cx4="http://schemas.microsoft.com/office/drawing/2016/5/10/chartex" xmlns:cx5="http://schemas.microsoft.com/office/drawing/2016/5/11/chartex" xmlns:cx6="http://schemas.microsoft.com/office/drawing/2016/5/12/chartex" xmlns:cx7="http://schemas.microsoft.com/office/drawing/2016/5/13/chartex" xmlns:cx8="http://schemas.microsoft.com/office/drawing/2016/5/14/chartex" xmlns:mc="http://schemas.openxmlformats.org/markup-compatibility/2006" xmlns:aink="http://schemas.microsoft.com/office/drawing/2016/ink" xmlns:am3d="http://schemas.microsoft.com/office/drawing/2017/model3d" xmlns:o="urn:schemas-microsoft-com:office:office" xmlns:r="http://schemas.openxmlformats.org/officeDocument/2006/relationships" xmlns:m="http://schemas.openxmlformats.org/officeDocument/2006/math" xmlns:v="urn:schemas-microsoft-com:vml" xmlns:wp14="http://schemas.microsoft.com/office/word/2010/wordprocessingDrawing" xmlns:wp="http://schemas.openxmlformats.org/drawingml/2006/wordprocessingDrawing" xmlns:w10="urn:schemas-microsoft-com:office:word" xmlns:w="http://schemas.openxmlformats.org/wordprocessingml/2006/main" xmlns:w14="http://schemas.microsoft.com/office/word/2010/wordml" xmlns:w15="http://schemas.microsoft.com/office/word/2012/wordml" xmlns:w16cex="http://schemas.microsoft.com/office/word/2018/wordml/cex" xmlns:w16cid="http://schemas.microsoft.com/office/word/2016/wordml/cid" xmlns:w16="http://schemas.microsoft.com/office/word/2018/wordml" xmlns:w16sdtdh="http://schemas.microsoft.com/office/word/2020/wordml/sdtdatahash" xmlns:w16se="http://schemas.microsoft.com/office/word/2015/wordml/symex" xmlns:wpg="http://schemas.microsoft.com/office/word/2010/wordprocessingGroup" xmlns:wpi="http://schemas.microsoft.com/office/word/2010/wordprocessingInk" xmlns:wne="http://schemas.microsoft.com/office/word/2006/wordml" xmlns:wps="http://schemas.microsoft.com/office/word/2010/wordprocessingShape" mc:Ignorable="w14 w15 w16se w16cid w16 w16cex w16sdtdh wp14">
+<w:hdr xmlns:wpc="http://schemas.microsoft.com/office/word/2010/wordprocessingCanvas" xmlns:cx="http://schemas.microsoft.com/office/drawing/2014/chartex" xmlns:mc="http://schemas.openxmlformats.org/markup-compatibility/2006" xmlns:o="urn:schemas-microsoft-com:office:office" xmlns:r="http://schemas.openxmlformats.org/officeDocument/2006/relationships" xmlns:m="http://schemas.openxmlformats.org/officeDocument/2006/math" xmlns:v="urn:schemas-microsoft-com:vml" xmlns:wp14="http://schemas.microsoft.com/office/word/2010/wordprocessingDrawing" xmlns:wp="http://schemas.openxmlformats.org/drawingml/2006/wordprocessingDrawing" xmlns:w10="urn:schemas-microsoft-com:office:word" xmlns:w="http://schemas.openxmlformats.org/wordprocessingml/2006/main" xmlns:w14="http://schemas.microsoft.com/office/word/2010/wordml" xmlns:w15="http://schemas.microsoft.com/office/word/2012/wordml" xmlns:w16se="http://schemas.microsoft.com/office/word/2015/wordml/symex" xmlns:wpg="http://schemas.microsoft.com/office/word/2010/wordprocessingGroup" xmlns:wpi="http://schemas.microsoft.com/office/word/2010/wordprocessingInk" xmlns:wne="http://schemas.microsoft.com/office/word/2006/wordml" xmlns:wps="http://schemas.microsoft.com/office/word/2010/wordprocessingShape" mc:Ignorable="w14 w15 w16se wp14">
   <w:p>
     <w:pPr>
       <w:pStyle w:val="lfej"/>
@@ -15025,7 +20633,7 @@
 </file>
 
 <file path=word/numbering.xml><?xml version="1.0" encoding="utf-8"?>
-<w:numbering xmlns:wpc="http://schemas.microsoft.com/office/word/2010/wordprocessingCanvas" xmlns:cx="http://schemas.microsoft.com/office/drawing/2014/chartex" xmlns:cx1="http://schemas.microsoft.com/office/drawing/2015/9/8/chartex" xmlns:cx2="http://schemas.microsoft.com/office/drawing/2015/10/21/chartex" xmlns:cx3="http://schemas.microsoft.com/office/drawing/2016/5/9/chartex" xmlns:cx4="http://schemas.microsoft.com/office/drawing/2016/5/10/chartex" xmlns:cx5="http://schemas.microsoft.com/office/drawing/2016/5/11/chartex" xmlns:cx6="http://schemas.microsoft.com/office/drawing/2016/5/12/chartex" xmlns:cx7="http://schemas.microsoft.com/office/drawing/2016/5/13/chartex" xmlns:cx8="http://schemas.microsoft.com/office/drawing/2016/5/14/chartex" xmlns:mc="http://schemas.openxmlformats.org/markup-compatibility/2006" xmlns:aink="http://schemas.microsoft.com/office/drawing/2016/ink" xmlns:am3d="http://schemas.microsoft.com/office/drawing/2017/model3d" xmlns:o="urn:schemas-microsoft-com:office:office" xmlns:r="http://schemas.openxmlformats.org/officeDocument/2006/relationships" xmlns:m="http://schemas.openxmlformats.org/officeDocument/2006/math" xmlns:v="urn:schemas-microsoft-com:vml" xmlns:wp14="http://schemas.microsoft.com/office/word/2010/wordprocessingDrawing" xmlns:wp="http://schemas.openxmlformats.org/drawingml/2006/wordprocessingDrawing" xmlns:w10="urn:schemas-microsoft-com:office:word" xmlns:w="http://schemas.openxmlformats.org/wordprocessingml/2006/main" xmlns:w14="http://schemas.microsoft.com/office/word/2010/wordml" xmlns:w15="http://schemas.microsoft.com/office/word/2012/wordml" xmlns:w16cex="http://schemas.microsoft.com/office/word/2018/wordml/cex" xmlns:w16cid="http://schemas.microsoft.com/office/word/2016/wordml/cid" xmlns:w16="http://schemas.microsoft.com/office/word/2018/wordml" xmlns:w16sdtdh="http://schemas.microsoft.com/office/word/2020/wordml/sdtdatahash" xmlns:w16se="http://schemas.microsoft.com/office/word/2015/wordml/symex" xmlns:wpg="http://schemas.microsoft.com/office/word/2010/wordprocessingGroup" xmlns:wpi="http://schemas.microsoft.com/office/word/2010/wordprocessingInk" xmlns:wne="http://schemas.microsoft.com/office/word/2006/wordml" xmlns:wps="http://schemas.microsoft.com/office/word/2010/wordprocessingShape" mc:Ignorable="w14 w15 w16se w16cid w16 w16cex w16sdtdh wp14">
+<w:numbering xmlns:wpc="http://schemas.microsoft.com/office/word/2010/wordprocessingCanvas" xmlns:cx="http://schemas.microsoft.com/office/drawing/2014/chartex" xmlns:mc="http://schemas.openxmlformats.org/markup-compatibility/2006" xmlns:o="urn:schemas-microsoft-com:office:office" xmlns:r="http://schemas.openxmlformats.org/officeDocument/2006/relationships" xmlns:m="http://schemas.openxmlformats.org/officeDocument/2006/math" xmlns:v="urn:schemas-microsoft-com:vml" xmlns:wp14="http://schemas.microsoft.com/office/word/2010/wordprocessingDrawing" xmlns:wp="http://schemas.openxmlformats.org/drawingml/2006/wordprocessingDrawing" xmlns:w10="urn:schemas-microsoft-com:office:word" xmlns:w="http://schemas.openxmlformats.org/wordprocessingml/2006/main" xmlns:w14="http://schemas.microsoft.com/office/word/2010/wordml" xmlns:w15="http://schemas.microsoft.com/office/word/2012/wordml" xmlns:w16se="http://schemas.microsoft.com/office/word/2015/wordml/symex" xmlns:wpg="http://schemas.microsoft.com/office/word/2010/wordprocessingGroup" xmlns:wpi="http://schemas.microsoft.com/office/word/2010/wordprocessingInk" xmlns:wne="http://schemas.microsoft.com/office/word/2006/wordml" xmlns:wps="http://schemas.microsoft.com/office/word/2010/wordprocessingShape" mc:Ignorable="w14 w15 w16se wp14">
   <w:abstractNum w:abstractNumId="0" w15:restartNumberingAfterBreak="0">
     <w:nsid w:val="00200239"/>
     <w:multiLevelType w:val="multilevel"/>
@@ -18944,7 +24552,7 @@
 </file>
 
 <file path=word/styles.xml><?xml version="1.0" encoding="utf-8"?>
-<w:styles xmlns:mc="http://schemas.openxmlformats.org/markup-compatibility/2006" xmlns:r="http://schemas.openxmlformats.org/officeDocument/2006/relationships" xmlns:w="http://schemas.openxmlformats.org/wordprocessingml/2006/main" xmlns:w14="http://schemas.microsoft.com/office/word/2010/wordml" xmlns:w15="http://schemas.microsoft.com/office/word/2012/wordml" xmlns:w16cex="http://schemas.microsoft.com/office/word/2018/wordml/cex" xmlns:w16cid="http://schemas.microsoft.com/office/word/2016/wordml/cid" xmlns:w16="http://schemas.microsoft.com/office/word/2018/wordml" xmlns:w16sdtdh="http://schemas.microsoft.com/office/word/2020/wordml/sdtdatahash" xmlns:w16se="http://schemas.microsoft.com/office/word/2015/wordml/symex" mc:Ignorable="w14 w15 w16se w16cid w16 w16cex w16sdtdh">
+<w:styles xmlns:mc="http://schemas.openxmlformats.org/markup-compatibility/2006" xmlns:r="http://schemas.openxmlformats.org/officeDocument/2006/relationships" xmlns:w="http://schemas.openxmlformats.org/wordprocessingml/2006/main" xmlns:w14="http://schemas.microsoft.com/office/word/2010/wordml" xmlns:w15="http://schemas.microsoft.com/office/word/2012/wordml" xmlns:w16se="http://schemas.microsoft.com/office/word/2015/wordml/symex" mc:Ignorable="w14 w15 w16se">
   <w:docDefaults>
     <w:rPrDefault>
       <w:rPr>
@@ -18960,7 +24568,7 @@
       </w:pPr>
     </w:pPrDefault>
   </w:docDefaults>
-  <w:latentStyles w:defLockedState="0" w:defUIPriority="99" w:defSemiHidden="0" w:defUnhideWhenUsed="0" w:defQFormat="0" w:count="376">
+  <w:latentStyles w:defLockedState="0" w:defUIPriority="99" w:defSemiHidden="0" w:defUnhideWhenUsed="0" w:defQFormat="0" w:count="371">
     <w:lsdException w:name="Normal" w:uiPriority="0" w:qFormat="1"/>
     <w:lsdException w:name="heading 1" w:uiPriority="9" w:qFormat="1"/>
     <w:lsdException w:name="heading 2" w:semiHidden="1" w:uiPriority="9" w:unhideWhenUsed="1" w:qFormat="1"/>
@@ -19332,11 +24940,6 @@
     <w:lsdException w:name="List Table 5 Dark Accent 6" w:uiPriority="50"/>
     <w:lsdException w:name="List Table 6 Colorful Accent 6" w:uiPriority="51"/>
     <w:lsdException w:name="List Table 7 Colorful Accent 6" w:uiPriority="52"/>
-    <w:lsdException w:name="Mention" w:semiHidden="1" w:unhideWhenUsed="1"/>
-    <w:lsdException w:name="Smart Hyperlink" w:semiHidden="1" w:unhideWhenUsed="1"/>
-    <w:lsdException w:name="Hashtag" w:semiHidden="1" w:unhideWhenUsed="1"/>
-    <w:lsdException w:name="Unresolved Mention" w:semiHidden="1" w:unhideWhenUsed="1"/>
-    <w:lsdException w:name="Smart Link" w:semiHidden="1" w:unhideWhenUsed="1"/>
   </w:latentStyles>
   <w:style w:type="paragraph" w:default="1" w:styleId="Norml">
     <w:name w:val="Normal"/>
@@ -20023,7 +25626,7 @@
       <w:ind w:left="840"/>
     </w:pPr>
   </w:style>
-  <w:style w:type="character" w:styleId="Feloldatlanmegemlts">
+  <w:style w:type="character" w:customStyle="1" w:styleId="UnresolvedMention">
     <w:name w:val="Unresolved Mention"/>
     <w:basedOn w:val="Bekezdsalapbettpusa"/>
     <w:uiPriority w:val="99"/>
@@ -20397,7 +26000,7 @@
 </file>
 
 <file path=customXml/itemProps1.xml><?xml version="1.0" encoding="utf-8"?>
-<ds:datastoreItem xmlns:ds="http://schemas.openxmlformats.org/officeDocument/2006/customXml" ds:itemID="{BEDF844A-698F-4975-BE12-885CBE4989D3}">
+<ds:datastoreItem xmlns:ds="http://schemas.openxmlformats.org/officeDocument/2006/customXml" ds:itemID="{140C6C8E-4B34-44B1-A1DD-A880A49B6663}">
   <ds:schemaRefs>
     <ds:schemaRef ds:uri="http://schemas.openxmlformats.org/officeDocument/2006/bibliography"/>
   </ds:schemaRefs>

--- a/Dokumentációhoz/Dokumentumok/Dokumentáció.docx
+++ b/Dokumentációhoz/Dokumentumok/Dokumentáció.docx
@@ -14065,8 +14065,6 @@
               </w:rPr>
               <w:br/>
             </w:r>
-            <w:bookmarkStart w:id="81" w:name="_GoBack"/>
-            <w:bookmarkEnd w:id="81"/>
             <w:r>
               <w:rPr>
                 <w:rFonts w:ascii="Arial" w:eastAsia="Arial" w:hAnsi="Arial" w:cs="Arial"/>
@@ -14155,67 +14153,67 @@
       <w:pPr>
         <w:pStyle w:val="Cmsor2"/>
       </w:pPr>
-      <w:bookmarkStart w:id="82" w:name="_Toc227748716"/>
+      <w:bookmarkStart w:id="81" w:name="_Toc227748716"/>
       <w:r>
         <w:t>Frontend</w:t>
       </w:r>
       <w:r>
         <w:t xml:space="preserve"> tesztelés</w:t>
       </w:r>
+      <w:bookmarkEnd w:id="81"/>
+    </w:p>
+    <w:p>
+      <w:r>
+        <w:t xml:space="preserve">Többféle </w:t>
+      </w:r>
+      <w:proofErr w:type="spellStart"/>
+      <w:r>
+        <w:t>kijelzőméreten</w:t>
+      </w:r>
+      <w:proofErr w:type="spellEnd"/>
+      <w:r>
+        <w:t xml:space="preserve"> ellenőriztük az oldal megjelenését (mobiltelefon, tablet és asztali nézet). A dizájn megfelelően alkalmazkodott a képernyőmérethez, azonban a táblázatok kényelmes megtekintéséhez a telefon vízszintes elfordítása javasolt.</w:t>
+      </w:r>
+    </w:p>
+    <w:p>
+      <w:r>
+        <w:t xml:space="preserve">A felhasználói felület teszteléséhez Robot Framework + </w:t>
+      </w:r>
+      <w:proofErr w:type="spellStart"/>
+      <w:r>
+        <w:t>Selenium</w:t>
+      </w:r>
+      <w:proofErr w:type="spellEnd"/>
+      <w:r>
+        <w:t xml:space="preserve"> </w:t>
+      </w:r>
+      <w:proofErr w:type="spellStart"/>
+      <w:r>
+        <w:t>WebDriver</w:t>
+      </w:r>
+      <w:proofErr w:type="spellEnd"/>
+      <w:r>
+        <w:t xml:space="preserve"> kombinációt alkalmaztunk. A tesztek </w:t>
+      </w:r>
+      <w:proofErr w:type="gramStart"/>
+      <w:r>
+        <w:t>automatikusan</w:t>
+      </w:r>
+      <w:proofErr w:type="gramEnd"/>
+      <w:r>
+        <w:t xml:space="preserve"> futtathatók, és a böngészőt vezérelve szimulálják a felhasználói interakciókat.</w:t>
+      </w:r>
+    </w:p>
+    <w:p/>
+    <w:p>
+      <w:pPr>
+        <w:pStyle w:val="Cmsor3"/>
+      </w:pPr>
+      <w:bookmarkStart w:id="82" w:name="_Toc227748717"/>
+      <w:r>
+        <w:t>Bejelentkezés</w:t>
+      </w:r>
       <w:bookmarkEnd w:id="82"/>
-    </w:p>
-    <w:p>
-      <w:r>
-        <w:t xml:space="preserve">Többféle </w:t>
-      </w:r>
-      <w:proofErr w:type="spellStart"/>
-      <w:r>
-        <w:t>kijelzőméreten</w:t>
-      </w:r>
-      <w:proofErr w:type="spellEnd"/>
-      <w:r>
-        <w:t xml:space="preserve"> ellenőriztük az oldal megjelenését (mobiltelefon, tablet és asztali nézet). A dizájn megfelelően alkalmazkodott a képernyőmérethez, azonban a táblázatok kényelmes megtekintéséhez a telefon vízszintes elfordítása javasolt.</w:t>
-      </w:r>
-    </w:p>
-    <w:p>
-      <w:r>
-        <w:t xml:space="preserve">A felhasználói felület teszteléséhez Robot Framework + </w:t>
-      </w:r>
-      <w:proofErr w:type="spellStart"/>
-      <w:r>
-        <w:t>Selenium</w:t>
-      </w:r>
-      <w:proofErr w:type="spellEnd"/>
-      <w:r>
-        <w:t xml:space="preserve"> </w:t>
-      </w:r>
-      <w:proofErr w:type="spellStart"/>
-      <w:r>
-        <w:t>WebDriver</w:t>
-      </w:r>
-      <w:proofErr w:type="spellEnd"/>
-      <w:r>
-        <w:t xml:space="preserve"> kombinációt alkalmaztunk. A tesztek </w:t>
-      </w:r>
-      <w:proofErr w:type="gramStart"/>
-      <w:r>
-        <w:t>automatikusan</w:t>
-      </w:r>
-      <w:proofErr w:type="gramEnd"/>
-      <w:r>
-        <w:t xml:space="preserve"> futtathatók, és a böngészőt vezérelve szimulálják a felhasználói interakciókat.</w:t>
-      </w:r>
-    </w:p>
-    <w:p/>
-    <w:p>
-      <w:pPr>
-        <w:pStyle w:val="Cmsor3"/>
-      </w:pPr>
-      <w:bookmarkStart w:id="83" w:name="_Toc227748717"/>
-      <w:r>
-        <w:t>Bejelentkezés</w:t>
-      </w:r>
-      <w:bookmarkEnd w:id="83"/>
     </w:p>
     <w:tbl>
       <w:tblPr>
@@ -14959,14 +14957,14 @@
       <w:pPr>
         <w:pStyle w:val="Cmsor2"/>
       </w:pPr>
-      <w:bookmarkStart w:id="84" w:name="_Toc227748718"/>
+      <w:bookmarkStart w:id="83" w:name="_Toc227748718"/>
       <w:r>
         <w:t>Backend</w:t>
       </w:r>
       <w:r>
         <w:t xml:space="preserve"> tesztelés</w:t>
       </w:r>
-      <w:bookmarkEnd w:id="84"/>
+      <w:bookmarkEnd w:id="83"/>
     </w:p>
     <w:p>
       <w:pPr>
@@ -14976,7 +14974,7 @@
           <w:sz w:val="36"/>
         </w:rPr>
       </w:pPr>
-      <w:bookmarkStart w:id="85" w:name="_Toc227748719"/>
+      <w:bookmarkStart w:id="84" w:name="_Toc227748719"/>
       <w:r>
         <w:rPr>
           <w:rFonts w:eastAsia="Arial" w:cs="Times New Roman"/>
@@ -15259,7 +15257,7 @@
       <w:r>
         <w:t>Bejelentkezés</w:t>
       </w:r>
-      <w:bookmarkEnd w:id="85"/>
+      <w:bookmarkEnd w:id="84"/>
     </w:p>
     <w:tbl>
       <w:tblPr>
@@ -15279,11 +15277,11 @@
         <w:tblLook w:val="04A0" w:firstRow="1" w:lastRow="0" w:firstColumn="1" w:lastColumn="0" w:noHBand="0" w:noVBand="1"/>
       </w:tblPr>
       <w:tblGrid>
-        <w:gridCol w:w="1689"/>
-        <w:gridCol w:w="1611"/>
-        <w:gridCol w:w="2055"/>
-        <w:gridCol w:w="1985"/>
-        <w:gridCol w:w="1730"/>
+        <w:gridCol w:w="1935"/>
+        <w:gridCol w:w="2390"/>
+        <w:gridCol w:w="1967"/>
+        <w:gridCol w:w="1500"/>
+        <w:gridCol w:w="1208"/>
       </w:tblGrid>
       <w:tr>
         <w:tblPrEx>
@@ -15311,7 +15309,7 @@
           </w:tcPr>
           <w:p>
             <w:pPr>
-              <w:jc w:val="center"/>
+              <w:ind w:left="0"/>
             </w:pPr>
             <w:r>
               <w:rPr>
@@ -15345,7 +15343,7 @@
           </w:tcPr>
           <w:p>
             <w:pPr>
-              <w:jc w:val="center"/>
+              <w:ind w:left="0"/>
             </w:pPr>
             <w:r>
               <w:rPr>
@@ -15379,7 +15377,7 @@
           </w:tcPr>
           <w:p>
             <w:pPr>
-              <w:jc w:val="center"/>
+              <w:ind w:left="0"/>
             </w:pPr>
             <w:r>
               <w:rPr>
@@ -15426,7 +15424,7 @@
           </w:tcPr>
           <w:p>
             <w:pPr>
-              <w:jc w:val="center"/>
+              <w:ind w:left="0"/>
             </w:pPr>
             <w:r>
               <w:rPr>
@@ -15460,7 +15458,7 @@
           </w:tcPr>
           <w:p>
             <w:pPr>
-              <w:jc w:val="center"/>
+              <w:ind w:left="0"/>
             </w:pPr>
             <w:r>
               <w:rPr>
@@ -15501,6 +15499,9 @@
             </w:tcMar>
           </w:tcPr>
           <w:p>
+            <w:pPr>
+              <w:ind w:left="0"/>
+            </w:pPr>
             <w:r>
               <w:rPr>
                 <w:rFonts w:ascii="Arial" w:eastAsia="Arial" w:hAnsi="Arial" w:cs="Arial"/>
@@ -15550,6 +15551,9 @@
             </w:tcMar>
           </w:tcPr>
           <w:p>
+            <w:pPr>
+              <w:ind w:left="0"/>
+            </w:pPr>
             <w:r>
               <w:rPr>
                 <w:rFonts w:ascii="Arial" w:eastAsia="Arial" w:hAnsi="Arial" w:cs="Arial"/>
@@ -15579,6 +15583,9 @@
             </w:tcMar>
           </w:tcPr>
           <w:p>
+            <w:pPr>
+              <w:ind w:left="0"/>
+            </w:pPr>
             <w:r>
               <w:rPr>
                 <w:rFonts w:ascii="Arial" w:eastAsia="Arial" w:hAnsi="Arial" w:cs="Arial"/>
@@ -15608,6 +15615,9 @@
             </w:tcMar>
           </w:tcPr>
           <w:p>
+            <w:pPr>
+              <w:ind w:left="0"/>
+            </w:pPr>
             <w:proofErr w:type="spellStart"/>
             <w:r>
               <w:rPr>
@@ -15668,6 +15678,9 @@
             </w:tcMar>
           </w:tcPr>
           <w:p>
+            <w:pPr>
+              <w:ind w:left="0"/>
+            </w:pPr>
             <w:r>
               <w:rPr>
                 <w:rFonts w:ascii="Arial" w:eastAsia="Arial" w:hAnsi="Arial" w:cs="Arial"/>
@@ -15705,6 +15718,9 @@
             </w:tcMar>
           </w:tcPr>
           <w:p>
+            <w:pPr>
+              <w:ind w:left="0"/>
+            </w:pPr>
             <w:r>
               <w:rPr>
                 <w:rFonts w:ascii="Arial" w:eastAsia="Arial" w:hAnsi="Arial" w:cs="Arial"/>
@@ -15754,6 +15770,9 @@
             </w:tcMar>
           </w:tcPr>
           <w:p>
+            <w:pPr>
+              <w:ind w:left="0"/>
+            </w:pPr>
             <w:r>
               <w:rPr>
                 <w:rFonts w:ascii="Arial" w:eastAsia="Arial" w:hAnsi="Arial" w:cs="Arial"/>
@@ -15783,6 +15802,9 @@
             </w:tcMar>
           </w:tcPr>
           <w:p>
+            <w:pPr>
+              <w:ind w:left="0"/>
+            </w:pPr>
             <w:r>
               <w:rPr>
                 <w:rFonts w:ascii="Arial" w:eastAsia="Arial" w:hAnsi="Arial" w:cs="Arial"/>
@@ -15823,6 +15845,9 @@
             </w:tcMar>
           </w:tcPr>
           <w:p>
+            <w:pPr>
+              <w:ind w:left="0"/>
+            </w:pPr>
             <w:r>
               <w:rPr>
                 <w:rFonts w:ascii="Arial" w:eastAsia="Arial" w:hAnsi="Arial" w:cs="Arial"/>
@@ -15852,6 +15877,9 @@
             </w:tcMar>
           </w:tcPr>
           <w:p>
+            <w:pPr>
+              <w:ind w:left="0"/>
+            </w:pPr>
             <w:r>
               <w:rPr>
                 <w:rFonts w:ascii="Arial" w:eastAsia="Arial" w:hAnsi="Arial" w:cs="Arial"/>
@@ -15889,6 +15917,9 @@
             </w:tcMar>
           </w:tcPr>
           <w:p>
+            <w:pPr>
+              <w:ind w:left="0"/>
+            </w:pPr>
             <w:r>
               <w:rPr>
                 <w:rFonts w:ascii="Arial" w:eastAsia="Arial" w:hAnsi="Arial" w:cs="Arial"/>
@@ -15938,6 +15969,9 @@
             </w:tcMar>
           </w:tcPr>
           <w:p>
+            <w:pPr>
+              <w:ind w:left="0"/>
+            </w:pPr>
             <w:r>
               <w:rPr>
                 <w:rFonts w:ascii="Arial" w:eastAsia="Arial" w:hAnsi="Arial" w:cs="Arial"/>
@@ -15967,6 +16001,9 @@
             </w:tcMar>
           </w:tcPr>
           <w:p>
+            <w:pPr>
+              <w:ind w:left="0"/>
+            </w:pPr>
             <w:r>
               <w:rPr>
                 <w:rFonts w:ascii="Arial" w:eastAsia="Arial" w:hAnsi="Arial" w:cs="Arial"/>
@@ -16007,6 +16044,9 @@
             </w:tcMar>
           </w:tcPr>
           <w:p>
+            <w:pPr>
+              <w:ind w:left="0"/>
+            </w:pPr>
             <w:proofErr w:type="spellStart"/>
             <w:r>
               <w:rPr>
@@ -16047,6 +16087,9 @@
             </w:tcMar>
           </w:tcPr>
           <w:p>
+            <w:pPr>
+              <w:ind w:left="0"/>
+            </w:pPr>
             <w:r>
               <w:rPr>
                 <w:rFonts w:ascii="Arial" w:eastAsia="Arial" w:hAnsi="Arial" w:cs="Arial"/>
@@ -16084,6 +16127,9 @@
             </w:tcMar>
           </w:tcPr>
           <w:p>
+            <w:pPr>
+              <w:ind w:left="0"/>
+            </w:pPr>
             <w:r>
               <w:rPr>
                 <w:rFonts w:ascii="Arial" w:eastAsia="Arial" w:hAnsi="Arial" w:cs="Arial"/>
@@ -16133,6 +16179,9 @@
             </w:tcMar>
           </w:tcPr>
           <w:p>
+            <w:pPr>
+              <w:ind w:left="0"/>
+            </w:pPr>
             <w:r>
               <w:rPr>
                 <w:rFonts w:ascii="Arial" w:eastAsia="Arial" w:hAnsi="Arial" w:cs="Arial"/>
@@ -16173,6 +16222,9 @@
             </w:tcMar>
           </w:tcPr>
           <w:p>
+            <w:pPr>
+              <w:ind w:left="0"/>
+            </w:pPr>
             <w:r>
               <w:rPr>
                 <w:rFonts w:ascii="Arial" w:eastAsia="Arial" w:hAnsi="Arial" w:cs="Arial"/>
@@ -16202,6 +16254,9 @@
             </w:tcMar>
           </w:tcPr>
           <w:p>
+            <w:pPr>
+              <w:ind w:left="0"/>
+            </w:pPr>
             <w:r>
               <w:rPr>
                 <w:rFonts w:ascii="Arial" w:eastAsia="Arial" w:hAnsi="Arial" w:cs="Arial"/>
@@ -16231,6 +16286,9 @@
             </w:tcMar>
           </w:tcPr>
           <w:p>
+            <w:pPr>
+              <w:ind w:left="0"/>
+            </w:pPr>
             <w:r>
               <w:rPr>
                 <w:rFonts w:ascii="Arial" w:eastAsia="Arial" w:hAnsi="Arial" w:cs="Arial"/>
@@ -16268,6 +16326,9 @@
             </w:tcMar>
           </w:tcPr>
           <w:p>
+            <w:pPr>
+              <w:ind w:left="0"/>
+            </w:pPr>
             <w:r>
               <w:rPr>
                 <w:rFonts w:ascii="Arial" w:eastAsia="Arial" w:hAnsi="Arial" w:cs="Arial"/>
@@ -16328,6 +16389,9 @@
             </w:tcMar>
           </w:tcPr>
           <w:p>
+            <w:pPr>
+              <w:ind w:left="0"/>
+            </w:pPr>
             <w:r>
               <w:rPr>
                 <w:rFonts w:ascii="Arial" w:eastAsia="Arial" w:hAnsi="Arial" w:cs="Arial"/>
@@ -16388,6 +16452,9 @@
             </w:tcMar>
           </w:tcPr>
           <w:p>
+            <w:pPr>
+              <w:ind w:left="0"/>
+            </w:pPr>
             <w:r>
               <w:rPr>
                 <w:rFonts w:ascii="Arial" w:eastAsia="Arial" w:hAnsi="Arial" w:cs="Arial"/>
@@ -16417,6 +16484,9 @@
             </w:tcMar>
           </w:tcPr>
           <w:p>
+            <w:pPr>
+              <w:ind w:left="0"/>
+            </w:pPr>
             <w:r>
               <w:rPr>
                 <w:rFonts w:ascii="Arial" w:eastAsia="Arial" w:hAnsi="Arial" w:cs="Arial"/>
@@ -16466,6 +16536,11 @@
             </w:tcMar>
           </w:tcPr>
           <w:p>
+            <w:pPr>
+              <w:ind w:left="0"/>
+            </w:pPr>
+            <w:bookmarkStart w:id="85" w:name="_GoBack"/>
+            <w:bookmarkEnd w:id="85"/>
             <w:r>
               <w:rPr>
                 <w:rFonts w:ascii="Arial" w:eastAsia="Arial" w:hAnsi="Arial" w:cs="Arial"/>
@@ -20481,7 +20556,7 @@
           <w:rPr>
             <w:noProof/>
           </w:rPr>
-          <w:t>27</w:t>
+          <w:t>33</w:t>
         </w:r>
         <w:r>
           <w:fldChar w:fldCharType="end"/>
@@ -26000,7 +26075,7 @@
 </file>
 
 <file path=customXml/itemProps1.xml><?xml version="1.0" encoding="utf-8"?>
-<ds:datastoreItem xmlns:ds="http://schemas.openxmlformats.org/officeDocument/2006/customXml" ds:itemID="{140C6C8E-4B34-44B1-A1DD-A880A49B6663}">
+<ds:datastoreItem xmlns:ds="http://schemas.openxmlformats.org/officeDocument/2006/customXml" ds:itemID="{7C984263-13EB-4027-A5A9-25DF358135BF}">
   <ds:schemaRefs>
     <ds:schemaRef ds:uri="http://schemas.openxmlformats.org/officeDocument/2006/bibliography"/>
   </ds:schemaRefs>
